--- a/docs/Tesis - Villagra Turco, Ezequiel.docx
+++ b/docs/Tesis - Villagra Turco, Ezequiel.docx
@@ -1760,7 +1760,23 @@
           <w:rFonts w:cs="Times New Roman"/>
           <w:color w:val="000000" w:themeColor="text1"/>
         </w:rPr>
-        <w:t>La problemática central radica en el aumento de incendios en áreas protegidas, cuya propagación y duración se ven potenciadas por factores ambientales y climatológicos específicos. Si bien existen análisis descriptivos sobre el impacto de estos desastres, persiste una brecha en la aplicación de herramientas cuantitativas para la prevención activa. Cabe destacar que la prevención y combate de incendios ha sido declarada de interés público provincial mediante la Ley N.° 5243 de Río Negro, que subraya la necesidad de proteger el patrimonio ambiental. Dicha ley establece: "</w:t>
+        <w:t xml:space="preserve">La problemática central radica en el aumento de incendios en áreas protegidas, cuya propagación y duración se ven potenciadas por factores ambientales y climatológicos específicos. Si bien existen análisis descriptivos sobre el impacto de estos desastres, persiste una brecha en la aplicación de herramientas cuantitativas para la prevención activa. Cabe destacar que la prevención y combate de incendios ha sido declarada de interés público provincial mediante la Ley </w:t>
+      </w:r>
+      <w:proofErr w:type="spellStart"/>
+      <w:r>
+        <w:rPr>
+          <w:rFonts w:cs="Times New Roman"/>
+          <w:color w:val="000000" w:themeColor="text1"/>
+        </w:rPr>
+        <w:t>N.°</w:t>
+      </w:r>
+      <w:proofErr w:type="spellEnd"/>
+      <w:r>
+        <w:rPr>
+          <w:rFonts w:cs="Times New Roman"/>
+          <w:color w:val="000000" w:themeColor="text1"/>
+        </w:rPr>
+        <w:t xml:space="preserve"> 5243 de Río Negro, que subraya la necesidad de proteger el patrimonio ambiental. Dicha ley establece: "</w:t>
       </w:r>
       <w:r>
         <w:rPr>
@@ -1769,8 +1785,9 @@
           <w:iCs/>
           <w:color w:val="000000" w:themeColor="text1"/>
         </w:rPr>
-        <w:t>Declárase de interés público provincial la prevención, presupresión y combate de los incendios forestales y rurales, como medio tendiente a la protección de la vida y la seguridad de las personas y a la preservación del patrimonio ambiental y económico de la provincia</w:t>
-      </w:r>
+        <w:t xml:space="preserve">Declárase de interés público provincial la prevención, </w:t>
+      </w:r>
+      <w:proofErr w:type="spellStart"/>
       <w:r>
         <w:rPr>
           <w:rFonts w:cs="Times New Roman"/>
@@ -1778,6 +1795,25 @@
           <w:iCs/>
           <w:color w:val="000000" w:themeColor="text1"/>
         </w:rPr>
+        <w:t>presupresión</w:t>
+      </w:r>
+      <w:proofErr w:type="spellEnd"/>
+      <w:r>
+        <w:rPr>
+          <w:rFonts w:cs="Times New Roman"/>
+          <w:i/>
+          <w:iCs/>
+          <w:color w:val="000000" w:themeColor="text1"/>
+        </w:rPr>
+        <w:t xml:space="preserve"> y combate de los incendios forestales y rurales, como medio tendiente a la protección de la vida y la seguridad de las personas y a la preservación del patrimonio ambiental y económico de la provincia</w:t>
+      </w:r>
+      <w:r>
+        <w:rPr>
+          <w:rFonts w:cs="Times New Roman"/>
+          <w:i/>
+          <w:iCs/>
+          <w:color w:val="000000" w:themeColor="text1"/>
+        </w:rPr>
         <w:t>.</w:t>
       </w:r>
       <w:r>
@@ -1875,7 +1911,71 @@
           <w:rFonts w:cs="Times New Roman"/>
           <w:color w:val="000000" w:themeColor="text1"/>
         </w:rPr>
-        <w:t xml:space="preserve">En este trabajo de investigación se aplicará la metodología CRISP-DM (Cross-Industry Standard Process for Data Mining) </w:t>
+        <w:t>En este trabajo de investigación se aplicará la metodología CRISP-DM (Cross-</w:t>
+      </w:r>
+      <w:proofErr w:type="spellStart"/>
+      <w:r>
+        <w:rPr>
+          <w:rFonts w:cs="Times New Roman"/>
+          <w:color w:val="000000" w:themeColor="text1"/>
+        </w:rPr>
+        <w:t>Industry</w:t>
+      </w:r>
+      <w:proofErr w:type="spellEnd"/>
+      <w:r>
+        <w:rPr>
+          <w:rFonts w:cs="Times New Roman"/>
+          <w:color w:val="000000" w:themeColor="text1"/>
+        </w:rPr>
+        <w:t xml:space="preserve"> Standard </w:t>
+      </w:r>
+      <w:proofErr w:type="spellStart"/>
+      <w:r>
+        <w:rPr>
+          <w:rFonts w:cs="Times New Roman"/>
+          <w:color w:val="000000" w:themeColor="text1"/>
+        </w:rPr>
+        <w:t>Process</w:t>
+      </w:r>
+      <w:proofErr w:type="spellEnd"/>
+      <w:r>
+        <w:rPr>
+          <w:rFonts w:cs="Times New Roman"/>
+          <w:color w:val="000000" w:themeColor="text1"/>
+        </w:rPr>
+        <w:t xml:space="preserve"> </w:t>
+      </w:r>
+      <w:proofErr w:type="spellStart"/>
+      <w:r>
+        <w:rPr>
+          <w:rFonts w:cs="Times New Roman"/>
+          <w:color w:val="000000" w:themeColor="text1"/>
+        </w:rPr>
+        <w:t>for</w:t>
+      </w:r>
+      <w:proofErr w:type="spellEnd"/>
+      <w:r>
+        <w:rPr>
+          <w:rFonts w:cs="Times New Roman"/>
+          <w:color w:val="000000" w:themeColor="text1"/>
+        </w:rPr>
+        <w:t xml:space="preserve"> Data </w:t>
+      </w:r>
+      <w:proofErr w:type="spellStart"/>
+      <w:r>
+        <w:rPr>
+          <w:rFonts w:cs="Times New Roman"/>
+          <w:color w:val="000000" w:themeColor="text1"/>
+        </w:rPr>
+        <w:t>Mining</w:t>
+      </w:r>
+      <w:proofErr w:type="spellEnd"/>
+      <w:r>
+        <w:rPr>
+          <w:rFonts w:cs="Times New Roman"/>
+          <w:color w:val="000000" w:themeColor="text1"/>
+        </w:rPr>
+        <w:t xml:space="preserve">) </w:t>
       </w:r>
       <w:r>
         <w:rPr>
@@ -1946,12 +2046,29 @@
         </w:rPr>
         <w:t xml:space="preserve"> para el estudio de incendios, inspirado en el Canadian </w:t>
       </w:r>
-      <w:r>
-        <w:rPr>
-          <w:rFonts w:cs="Times New Roman"/>
-          <w:color w:val="000000" w:themeColor="text1"/>
-        </w:rPr>
-        <w:t>Fire Spread Datase</w:t>
+      <w:proofErr w:type="spellStart"/>
+      <w:r>
+        <w:rPr>
+          <w:rFonts w:cs="Times New Roman"/>
+          <w:color w:val="000000" w:themeColor="text1"/>
+        </w:rPr>
+        <w:t>Fire</w:t>
+      </w:r>
+      <w:proofErr w:type="spellEnd"/>
+      <w:r>
+        <w:rPr>
+          <w:rFonts w:cs="Times New Roman"/>
+          <w:color w:val="000000" w:themeColor="text1"/>
+        </w:rPr>
+        <w:t xml:space="preserve"> Spread </w:t>
+      </w:r>
+      <w:proofErr w:type="spellStart"/>
+      <w:r>
+        <w:rPr>
+          <w:rFonts w:cs="Times New Roman"/>
+          <w:color w:val="000000" w:themeColor="text1"/>
+        </w:rPr>
+        <w:t>Datase</w:t>
       </w:r>
       <w:r>
         <w:rPr>
@@ -1960,6 +2077,7 @@
         </w:rPr>
         <w:t>t</w:t>
       </w:r>
+      <w:proofErr w:type="spellEnd"/>
       <w:r>
         <w:rPr>
           <w:rFonts w:cs="Times New Roman"/>
@@ -2020,7 +2138,23 @@
           <w:rFonts w:cs="Times New Roman"/>
           <w:color w:val="000000" w:themeColor="text1"/>
         </w:rPr>
-        <w:t>. Sobre este recurso, se implementarán y evaluarán modelos predictivos como prueba de concepto, demostrando así el valor del dataset como pilar para el desarrollo de sistemas de alerta temprana.</w:t>
+        <w:t xml:space="preserve">. Sobre este recurso, se implementarán y evaluarán modelos predictivos como prueba de concepto, demostrando así el valor del </w:t>
+      </w:r>
+      <w:proofErr w:type="spellStart"/>
+      <w:r>
+        <w:rPr>
+          <w:rFonts w:cs="Times New Roman"/>
+          <w:color w:val="000000" w:themeColor="text1"/>
+        </w:rPr>
+        <w:t>dataset</w:t>
+      </w:r>
+      <w:proofErr w:type="spellEnd"/>
+      <w:r>
+        <w:rPr>
+          <w:rFonts w:cs="Times New Roman"/>
+          <w:color w:val="000000" w:themeColor="text1"/>
+        </w:rPr>
+        <w:t xml:space="preserve"> como pilar para el desarrollo de sistemas de alerta temprana.</w:t>
       </w:r>
     </w:p>
     <w:p>
@@ -2220,7 +2354,23 @@
           <w:rFonts w:cs="Times New Roman"/>
           <w:color w:val="000000" w:themeColor="text1"/>
         </w:rPr>
-        <w:t xml:space="preserve"> Este enfoque metodológico, que integra fuentes de datos heterogéneas, sirve como un precedente directo para la construcción del dataset propuesto en esta tesis.</w:t>
+        <w:t xml:space="preserve"> Este enfoque metodológico, que integra fuentes de datos heterogéneas, sirve como un precedente directo para la construcción del </w:t>
+      </w:r>
+      <w:proofErr w:type="spellStart"/>
+      <w:r>
+        <w:rPr>
+          <w:rFonts w:cs="Times New Roman"/>
+          <w:color w:val="000000" w:themeColor="text1"/>
+        </w:rPr>
+        <w:t>dataset</w:t>
+      </w:r>
+      <w:proofErr w:type="spellEnd"/>
+      <w:r>
+        <w:rPr>
+          <w:rFonts w:cs="Times New Roman"/>
+          <w:color w:val="000000" w:themeColor="text1"/>
+        </w:rPr>
+        <w:t xml:space="preserve"> propuesto en esta tesis.</w:t>
       </w:r>
     </w:p>
     <w:p>
@@ -2285,14 +2435,126 @@
           <w:rFonts w:cs="Times New Roman"/>
           <w:color w:val="000000" w:themeColor="text1"/>
         </w:rPr>
-        <w:t xml:space="preserve"> utilizó una red neuronal recurrente (RNN) de tipo LSTM (Long Short-Term Memory) para predecir la escala de incendios. Es de particular interés que su modelo se nutrió de registros históricos de focos de incendio y 11 variables meteorológicas, fuentes de información análogas a las que proveen servicios como NASA FIRMS </w:t>
-      </w:r>
-      <w:r>
-        <w:rPr>
-          <w:rFonts w:cs="Times New Roman"/>
-          <w:color w:val="000000" w:themeColor="text1"/>
-        </w:rPr>
-        <w:t>(Fire Information for Resource Management System)</w:t>
+        <w:t xml:space="preserve"> utilizó una red neuronal recurrente (RNN) de tipo LSTM (Long Short-</w:t>
+      </w:r>
+      <w:proofErr w:type="spellStart"/>
+      <w:r>
+        <w:rPr>
+          <w:rFonts w:cs="Times New Roman"/>
+          <w:color w:val="000000" w:themeColor="text1"/>
+        </w:rPr>
+        <w:t>Term</w:t>
+      </w:r>
+      <w:proofErr w:type="spellEnd"/>
+      <w:r>
+        <w:rPr>
+          <w:rFonts w:cs="Times New Roman"/>
+          <w:color w:val="000000" w:themeColor="text1"/>
+        </w:rPr>
+        <w:t xml:space="preserve"> </w:t>
+      </w:r>
+      <w:proofErr w:type="spellStart"/>
+      <w:r>
+        <w:rPr>
+          <w:rFonts w:cs="Times New Roman"/>
+          <w:color w:val="000000" w:themeColor="text1"/>
+        </w:rPr>
+        <w:t>Memory</w:t>
+      </w:r>
+      <w:proofErr w:type="spellEnd"/>
+      <w:r>
+        <w:rPr>
+          <w:rFonts w:cs="Times New Roman"/>
+          <w:color w:val="000000" w:themeColor="text1"/>
+        </w:rPr>
+        <w:t xml:space="preserve">) para predecir la escala de incendios. Es de particular interés que su modelo se nutrió de registros históricos de focos de incendio y 11 variables meteorológicas, fuentes de información análogas a las que proveen servicios como NASA FIRMS </w:t>
+      </w:r>
+      <w:r>
+        <w:rPr>
+          <w:rFonts w:cs="Times New Roman"/>
+          <w:color w:val="000000" w:themeColor="text1"/>
+        </w:rPr>
+        <w:t>(</w:t>
+      </w:r>
+      <w:proofErr w:type="spellStart"/>
+      <w:r>
+        <w:rPr>
+          <w:rFonts w:cs="Times New Roman"/>
+          <w:color w:val="000000" w:themeColor="text1"/>
+        </w:rPr>
+        <w:t>Fire</w:t>
+      </w:r>
+      <w:proofErr w:type="spellEnd"/>
+      <w:r>
+        <w:rPr>
+          <w:rFonts w:cs="Times New Roman"/>
+          <w:color w:val="000000" w:themeColor="text1"/>
+        </w:rPr>
+        <w:t xml:space="preserve"> </w:t>
+      </w:r>
+      <w:proofErr w:type="spellStart"/>
+      <w:r>
+        <w:rPr>
+          <w:rFonts w:cs="Times New Roman"/>
+          <w:color w:val="000000" w:themeColor="text1"/>
+        </w:rPr>
+        <w:t>Information</w:t>
+      </w:r>
+      <w:proofErr w:type="spellEnd"/>
+      <w:r>
+        <w:rPr>
+          <w:rFonts w:cs="Times New Roman"/>
+          <w:color w:val="000000" w:themeColor="text1"/>
+        </w:rPr>
+        <w:t xml:space="preserve"> </w:t>
+      </w:r>
+      <w:proofErr w:type="spellStart"/>
+      <w:r>
+        <w:rPr>
+          <w:rFonts w:cs="Times New Roman"/>
+          <w:color w:val="000000" w:themeColor="text1"/>
+        </w:rPr>
+        <w:t>for</w:t>
+      </w:r>
+      <w:proofErr w:type="spellEnd"/>
+      <w:r>
+        <w:rPr>
+          <w:rFonts w:cs="Times New Roman"/>
+          <w:color w:val="000000" w:themeColor="text1"/>
+        </w:rPr>
+        <w:t xml:space="preserve"> </w:t>
+      </w:r>
+      <w:proofErr w:type="spellStart"/>
+      <w:r>
+        <w:rPr>
+          <w:rFonts w:cs="Times New Roman"/>
+          <w:color w:val="000000" w:themeColor="text1"/>
+        </w:rPr>
+        <w:t>Resource</w:t>
+      </w:r>
+      <w:proofErr w:type="spellEnd"/>
+      <w:r>
+        <w:rPr>
+          <w:rFonts w:cs="Times New Roman"/>
+          <w:color w:val="000000" w:themeColor="text1"/>
+        </w:rPr>
+        <w:t xml:space="preserve"> Management </w:t>
+      </w:r>
+      <w:proofErr w:type="spellStart"/>
+      <w:r>
+        <w:rPr>
+          <w:rFonts w:cs="Times New Roman"/>
+          <w:color w:val="000000" w:themeColor="text1"/>
+        </w:rPr>
+        <w:t>System</w:t>
+      </w:r>
+      <w:proofErr w:type="spellEnd"/>
+      <w:r>
+        <w:rPr>
+          <w:rFonts w:cs="Times New Roman"/>
+          <w:color w:val="000000" w:themeColor="text1"/>
+        </w:rPr>
+        <w:t>)</w:t>
       </w:r>
       <w:r>
         <w:rPr>
@@ -2536,7 +2798,39 @@
           <w:rFonts w:cs="Times New Roman"/>
           <w:color w:val="000000" w:themeColor="text1"/>
         </w:rPr>
-        <w:t>realiza un análisis comparativo de diferentes modelos de Machine Learning y sus aplicaciones en la gestión de incendios. El segundo, por su parte, se adentra en los avances recientes en modelos de Machine Learning explicables (XAI), un área de creciente importancia para generar confianza y transparencia en los sistemas de alerta temprana. Ambos trabajos proveen el marco teórico sobre el cual se seleccionarán y evaluarán los modelos en este proyecto.</w:t>
+        <w:t xml:space="preserve">realiza un análisis comparativo de diferentes modelos de Machine </w:t>
+      </w:r>
+      <w:proofErr w:type="spellStart"/>
+      <w:r>
+        <w:rPr>
+          <w:rFonts w:cs="Times New Roman"/>
+          <w:color w:val="000000" w:themeColor="text1"/>
+        </w:rPr>
+        <w:t>Learning</w:t>
+      </w:r>
+      <w:proofErr w:type="spellEnd"/>
+      <w:r>
+        <w:rPr>
+          <w:rFonts w:cs="Times New Roman"/>
+          <w:color w:val="000000" w:themeColor="text1"/>
+        </w:rPr>
+        <w:t xml:space="preserve"> y sus aplicaciones en la gestión de incendios. El segundo, por su parte, se adentra en los avances recientes en modelos de Machine </w:t>
+      </w:r>
+      <w:proofErr w:type="spellStart"/>
+      <w:r>
+        <w:rPr>
+          <w:rFonts w:cs="Times New Roman"/>
+          <w:color w:val="000000" w:themeColor="text1"/>
+        </w:rPr>
+        <w:t>Learning</w:t>
+      </w:r>
+      <w:proofErr w:type="spellEnd"/>
+      <w:r>
+        <w:rPr>
+          <w:rFonts w:cs="Times New Roman"/>
+          <w:color w:val="000000" w:themeColor="text1"/>
+        </w:rPr>
+        <w:t xml:space="preserve"> explicables (XAI), un área de creciente importancia para generar confianza y transparencia en los sistemas de alerta temprana. Ambos trabajos proveen el marco teórico sobre el cual se seleccionarán y evaluarán los modelos en este proyecto.</w:t>
       </w:r>
     </w:p>
     <w:p>
@@ -2693,7 +2987,23 @@
           <w:rFonts w:cs="Times New Roman"/>
           <w:color w:val="000000" w:themeColor="text1"/>
         </w:rPr>
-        <w:t>El dataset desarrollado en este trabajo se construyó a partir de dos fuentes de datos principales. Ambas proveen información obtenida mediante teledetección satelital, complementada con técnicas de modelado y asimilación que mejoran la precisión de las observaciones.</w:t>
+        <w:t xml:space="preserve">El </w:t>
+      </w:r>
+      <w:proofErr w:type="spellStart"/>
+      <w:r>
+        <w:rPr>
+          <w:rFonts w:cs="Times New Roman"/>
+          <w:color w:val="000000" w:themeColor="text1"/>
+        </w:rPr>
+        <w:t>dataset</w:t>
+      </w:r>
+      <w:proofErr w:type="spellEnd"/>
+      <w:r>
+        <w:rPr>
+          <w:rFonts w:cs="Times New Roman"/>
+          <w:color w:val="000000" w:themeColor="text1"/>
+        </w:rPr>
+        <w:t xml:space="preserve"> desarrollado en este trabajo se construyó a partir de dos fuentes de datos principales. Ambas proveen información obtenida mediante teledetección satelital, complementada con técnicas de modelado y asimilación que mejoran la precisión de las observaciones.</w:t>
       </w:r>
     </w:p>
     <w:p>
@@ -2752,7 +3062,53 @@
           <w:rFonts w:cs="Times New Roman"/>
           <w:color w:val="000000" w:themeColor="text1"/>
         </w:rPr>
-        <w:t>provisto por el servicio de almacén de datos climáticos del proyecto Copernicus de la Unión Europea</w:t>
+        <w:t>provisto por el servicio de almacén de datos climáticos</w:t>
+      </w:r>
+      <w:r>
+        <w:rPr>
+          <w:rFonts w:cs="Times New Roman"/>
+          <w:color w:val="000000" w:themeColor="text1"/>
+        </w:rPr>
+        <w:t xml:space="preserve"> (</w:t>
+      </w:r>
+      <w:proofErr w:type="spellStart"/>
+      <w:r>
+        <w:rPr>
+          <w:rFonts w:cs="Times New Roman"/>
+          <w:color w:val="000000" w:themeColor="text1"/>
+        </w:rPr>
+        <w:t>Climate</w:t>
+      </w:r>
+      <w:proofErr w:type="spellEnd"/>
+      <w:r>
+        <w:rPr>
+          <w:rFonts w:cs="Times New Roman"/>
+          <w:color w:val="000000" w:themeColor="text1"/>
+        </w:rPr>
+        <w:t xml:space="preserve"> Data Store, CDS)</w:t>
+      </w:r>
+      <w:r>
+        <w:rPr>
+          <w:rFonts w:cs="Times New Roman"/>
+          <w:color w:val="000000" w:themeColor="text1"/>
+        </w:rPr>
+        <w:t xml:space="preserve"> del proyecto </w:t>
+      </w:r>
+      <w:proofErr w:type="spellStart"/>
+      <w:r>
+        <w:rPr>
+          <w:rFonts w:cs="Times New Roman"/>
+          <w:color w:val="000000" w:themeColor="text1"/>
+        </w:rPr>
+        <w:t>Copernicus</w:t>
+      </w:r>
+      <w:proofErr w:type="spellEnd"/>
+      <w:r>
+        <w:rPr>
+          <w:rFonts w:cs="Times New Roman"/>
+          <w:color w:val="000000" w:themeColor="text1"/>
+        </w:rPr>
+        <w:t xml:space="preserve"> de la Unión Europea</w:t>
       </w:r>
       <w:r>
         <w:rPr>
@@ -2843,27 +3199,9 @@
       <w:r>
         <w:rPr>
           <w:rFonts w:cs="Times New Roman"/>
-          <w:b/>
-          <w:bCs/>
-          <w:color w:val="000000" w:themeColor="text1"/>
-        </w:rPr>
-        <w:t>conjunto de datos de</w:t>
-      </w:r>
-      <w:r>
-        <w:rPr>
-          <w:rFonts w:cs="Times New Roman"/>
-          <w:color w:val="000000" w:themeColor="text1"/>
-        </w:rPr>
-        <w:t xml:space="preserve"> </w:t>
-      </w:r>
-      <w:r>
-        <w:rPr>
-          <w:rFonts w:cs="Times New Roman"/>
-          <w:b/>
-          <w:bCs/>
-          <w:color w:val="000000" w:themeColor="text1"/>
-        </w:rPr>
-        <w:t>reanálisis</w:t>
+          <w:color w:val="000000" w:themeColor="text1"/>
+        </w:rPr>
+        <w:t>conjunto de datos de reanálisis</w:t>
       </w:r>
       <w:r>
         <w:rPr>
@@ -2872,12 +3210,21 @@
         </w:rPr>
         <w:t xml:space="preserve"> global, producido por el Centro Europeo de Pronósticos Meteorológicos a Medio Plazo (ECMWF), que proporciona una descripción consistente y detallada de las variables de la superficie terrestre desde 1950 hasta casi en tiempo real. Se genera mediante la ejecución retroactiva del modelo numérico de la tierra del ECMWF (HTESSEL, por sus siglas en inglés) utilizando como entrada las observaciones meteorológicas asimiladas </w:t>
       </w:r>
-      <w:r>
-        <w:rPr>
-          <w:rFonts w:cs="Times New Roman"/>
-          <w:color w:val="000000" w:themeColor="text1"/>
-        </w:rPr>
-        <w:t xml:space="preserve">del reanálisis de </w:t>
+      <w:proofErr w:type="gramStart"/>
+      <w:r>
+        <w:rPr>
+          <w:rFonts w:cs="Times New Roman"/>
+          <w:color w:val="000000" w:themeColor="text1"/>
+        </w:rPr>
+        <w:t>del reanálisis</w:t>
+      </w:r>
+      <w:proofErr w:type="gramEnd"/>
+      <w:r>
+        <w:rPr>
+          <w:rFonts w:cs="Times New Roman"/>
+          <w:color w:val="000000" w:themeColor="text1"/>
+        </w:rPr>
+        <w:t xml:space="preserve"> de </w:t>
       </w:r>
       <w:r>
         <w:rPr>
@@ -3283,7 +3630,33 @@
                 <w:lang w:eastAsia="es-AR"/>
                 <w14:ligatures w14:val="none"/>
               </w:rPr>
-              <w:t>Servicio de Cambio Climático de Copernicus (C3S)</w:t>
+              <w:t xml:space="preserve">Servicio de Cambio Climático de </w:t>
+            </w:r>
+            <w:proofErr w:type="spellStart"/>
+            <w:r>
+              <w:rPr>
+                <w:rFonts w:ascii="Aptos Narrow" w:eastAsia="Times New Roman" w:hAnsi="Aptos Narrow" w:cs="Times New Roman"/>
+                <w:color w:val="000000"/>
+                <w:kern w:val="0"/>
+                <w:sz w:val="16"/>
+                <w:szCs w:val="16"/>
+                <w:lang w:eastAsia="es-AR"/>
+                <w14:ligatures w14:val="none"/>
+              </w:rPr>
+              <w:t>Copernicus</w:t>
+            </w:r>
+            <w:proofErr w:type="spellEnd"/>
+            <w:r>
+              <w:rPr>
+                <w:rFonts w:ascii="Aptos Narrow" w:eastAsia="Times New Roman" w:hAnsi="Aptos Narrow" w:cs="Times New Roman"/>
+                <w:color w:val="000000"/>
+                <w:kern w:val="0"/>
+                <w:sz w:val="16"/>
+                <w:szCs w:val="16"/>
+                <w:lang w:eastAsia="es-AR"/>
+                <w14:ligatures w14:val="none"/>
+              </w:rPr>
+              <w:t xml:space="preserve"> (C3S)</w:t>
             </w:r>
           </w:p>
         </w:tc>
@@ -3819,6 +4192,7 @@
                 <w14:ligatures w14:val="none"/>
               </w:rPr>
             </w:pPr>
+            <w:proofErr w:type="spellStart"/>
             <w:r>
               <w:rPr>
                 <w:rFonts w:ascii="Aptos Narrow" w:eastAsia="Times New Roman" w:hAnsi="Aptos Narrow" w:cs="Times New Roman"/>
@@ -3843,17 +4217,44 @@
               </w:rPr>
               <w:t>-ejecución</w:t>
             </w:r>
-            <w:r>
-              <w:rPr>
-                <w:rFonts w:ascii="Aptos Narrow" w:eastAsia="Times New Roman" w:hAnsi="Aptos Narrow" w:cs="Times New Roman"/>
-                <w:color w:val="000000"/>
-                <w:kern w:val="0"/>
-                <w:sz w:val="16"/>
-                <w:szCs w:val="16"/>
-                <w:lang w:eastAsia="es-AR"/>
-                <w14:ligatures w14:val="none"/>
-              </w:rPr>
-              <w:t xml:space="preserve"> del modelo de superficie terrestre HTESSEL del ECMWF, forzado por las condiciones meteorológicas del reanálisis ERA5.</w:t>
+            <w:proofErr w:type="spellEnd"/>
+            <w:r>
+              <w:rPr>
+                <w:rFonts w:ascii="Aptos Narrow" w:eastAsia="Times New Roman" w:hAnsi="Aptos Narrow" w:cs="Times New Roman"/>
+                <w:color w:val="000000"/>
+                <w:kern w:val="0"/>
+                <w:sz w:val="16"/>
+                <w:szCs w:val="16"/>
+                <w:lang w:eastAsia="es-AR"/>
+                <w14:ligatures w14:val="none"/>
+              </w:rPr>
+              <w:t xml:space="preserve"> del modelo de superficie terrestre HTESSEL del ECMWF, forzado por las condiciones meteorológicas </w:t>
+            </w:r>
+            <w:proofErr w:type="gramStart"/>
+            <w:r>
+              <w:rPr>
+                <w:rFonts w:ascii="Aptos Narrow" w:eastAsia="Times New Roman" w:hAnsi="Aptos Narrow" w:cs="Times New Roman"/>
+                <w:color w:val="000000"/>
+                <w:kern w:val="0"/>
+                <w:sz w:val="16"/>
+                <w:szCs w:val="16"/>
+                <w:lang w:eastAsia="es-AR"/>
+                <w14:ligatures w14:val="none"/>
+              </w:rPr>
+              <w:t>del reanálisis</w:t>
+            </w:r>
+            <w:proofErr w:type="gramEnd"/>
+            <w:r>
+              <w:rPr>
+                <w:rFonts w:ascii="Aptos Narrow" w:eastAsia="Times New Roman" w:hAnsi="Aptos Narrow" w:cs="Times New Roman"/>
+                <w:color w:val="000000"/>
+                <w:kern w:val="0"/>
+                <w:sz w:val="16"/>
+                <w:szCs w:val="16"/>
+                <w:lang w:eastAsia="es-AR"/>
+                <w14:ligatures w14:val="none"/>
+              </w:rPr>
+              <w:t xml:space="preserve"> ERA5.</w:t>
             </w:r>
           </w:p>
         </w:tc>
@@ -5298,16 +5699,6 @@
     </w:p>
     <w:p>
       <w:pPr>
-        <w:ind w:firstLine="0"/>
-        <w:jc w:val="both"/>
-        <w:rPr>
-          <w:rFonts w:cs="Times New Roman"/>
-          <w:color w:val="000000" w:themeColor="text1"/>
-        </w:rPr>
-      </w:pPr>
-    </w:p>
-    <w:p>
-      <w:pPr>
         <w:ind w:firstLine="360"/>
         <w:jc w:val="both"/>
         <w:rPr>
@@ -5320,23 +5711,15 @@
           <w:rFonts w:cs="Times New Roman"/>
           <w:color w:val="000000" w:themeColor="text1"/>
         </w:rPr>
-        <w:t>La principal ventaja de ERA5-Land sobre otros conjuntos de datos de reanálisis es su </w:t>
-      </w:r>
-      <w:r>
-        <w:rPr>
-          <w:rFonts w:cs="Times New Roman"/>
-          <w:b/>
-          <w:bCs/>
-          <w:color w:val="000000" w:themeColor="text1"/>
-        </w:rPr>
-        <w:t>alta resolución espacial y temporal combinada con una extensa línea de tiempo</w:t>
-      </w:r>
-      <w:r>
-        <w:rPr>
-          <w:rFonts w:cs="Times New Roman"/>
-          <w:color w:val="000000" w:themeColor="text1"/>
-        </w:rPr>
-        <w:t>. Esto lo hace particularmente adecuado para estudios que requieren un análisis detallado de procesos de superficie como:</w:t>
+        <w:lastRenderedPageBreak/>
+        <w:t>La principal ventaja de ERA5-Land sobre otros conjuntos de datos de reanálisis es su alta resolución espacial y temporal combinada con una extensa línea de tiempo. Esto lo</w:t>
+      </w:r>
+      <w:r>
+        <w:rPr>
+          <w:rFonts w:cs="Times New Roman"/>
+          <w:color w:val="000000" w:themeColor="text1"/>
+        </w:rPr>
+        <w:t xml:space="preserve"> hace particularmente adecuado para estudios que requieren un análisis detallado de procesos de superficie como:</w:t>
       </w:r>
     </w:p>
     <w:p>
@@ -5623,6 +6006,16 @@
         </w:rPr>
         <w:t xml:space="preserve"> </w:t>
       </w:r>
+    </w:p>
+    <w:p>
+      <w:pPr>
+        <w:ind w:firstLine="0"/>
+        <w:jc w:val="both"/>
+        <w:rPr>
+          <w:rFonts w:cs="Times New Roman"/>
+          <w:color w:val="000000" w:themeColor="text1"/>
+        </w:rPr>
+      </w:pPr>
     </w:p>
     <w:tbl>
       <w:tblPr>
@@ -5952,17 +6345,31 @@
                 <w14:ligatures w14:val="none"/>
               </w:rPr>
             </w:pPr>
-            <w:r>
-              <w:rPr>
-                <w:rFonts w:ascii="Aptos Narrow" w:eastAsia="Times New Roman" w:hAnsi="Aptos Narrow" w:cs="Times New Roman"/>
-                <w:color w:val="000000"/>
-                <w:kern w:val="0"/>
-                <w:sz w:val="16"/>
-                <w:szCs w:val="16"/>
-                <w:lang w:eastAsia="es-AR"/>
-                <w14:ligatures w14:val="none"/>
-              </w:rPr>
-              <w:t>Suomi NPP</w:t>
+            <w:proofErr w:type="spellStart"/>
+            <w:r>
+              <w:rPr>
+                <w:rFonts w:ascii="Aptos Narrow" w:eastAsia="Times New Roman" w:hAnsi="Aptos Narrow" w:cs="Times New Roman"/>
+                <w:color w:val="000000"/>
+                <w:kern w:val="0"/>
+                <w:sz w:val="16"/>
+                <w:szCs w:val="16"/>
+                <w:lang w:eastAsia="es-AR"/>
+                <w14:ligatures w14:val="none"/>
+              </w:rPr>
+              <w:t>Suomi</w:t>
+            </w:r>
+            <w:proofErr w:type="spellEnd"/>
+            <w:r>
+              <w:rPr>
+                <w:rFonts w:ascii="Aptos Narrow" w:eastAsia="Times New Roman" w:hAnsi="Aptos Narrow" w:cs="Times New Roman"/>
+                <w:color w:val="000000"/>
+                <w:kern w:val="0"/>
+                <w:sz w:val="16"/>
+                <w:szCs w:val="16"/>
+                <w:lang w:eastAsia="es-AR"/>
+                <w14:ligatures w14:val="none"/>
+              </w:rPr>
+              <w:t xml:space="preserve"> NPP</w:t>
             </w:r>
           </w:p>
         </w:tc>
@@ -6512,6 +6919,7 @@
                 <w14:ligatures w14:val="none"/>
               </w:rPr>
             </w:pPr>
+            <w:proofErr w:type="spellStart"/>
             <w:r>
               <w:rPr>
                 <w:rFonts w:ascii="Aptos Narrow" w:eastAsia="Times New Roman" w:hAnsi="Aptos Narrow" w:cs="Times New Roman"/>
@@ -6524,6 +6932,7 @@
               </w:rPr>
               <w:t>Heliosíncrona</w:t>
             </w:r>
+            <w:proofErr w:type="spellEnd"/>
           </w:p>
         </w:tc>
         <w:tc>
@@ -6553,6 +6962,7 @@
                 <w14:ligatures w14:val="none"/>
               </w:rPr>
             </w:pPr>
+            <w:proofErr w:type="spellStart"/>
             <w:r>
               <w:rPr>
                 <w:rFonts w:ascii="Aptos Narrow" w:eastAsia="Times New Roman" w:hAnsi="Aptos Narrow" w:cs="Times New Roman"/>
@@ -6565,6 +6975,7 @@
               </w:rPr>
               <w:t>Heliosíncrona</w:t>
             </w:r>
+            <w:proofErr w:type="spellEnd"/>
           </w:p>
         </w:tc>
         <w:tc>
@@ -6594,6 +7005,7 @@
                 <w14:ligatures w14:val="none"/>
               </w:rPr>
             </w:pPr>
+            <w:proofErr w:type="spellStart"/>
             <w:r>
               <w:rPr>
                 <w:rFonts w:ascii="Aptos Narrow" w:eastAsia="Times New Roman" w:hAnsi="Aptos Narrow" w:cs="Times New Roman"/>
@@ -6606,6 +7018,7 @@
               </w:rPr>
               <w:t>Heliosíncrona</w:t>
             </w:r>
+            <w:proofErr w:type="spellEnd"/>
           </w:p>
         </w:tc>
         <w:tc>
@@ -6635,6 +7048,7 @@
                 <w14:ligatures w14:val="none"/>
               </w:rPr>
             </w:pPr>
+            <w:proofErr w:type="spellStart"/>
             <w:r>
               <w:rPr>
                 <w:rFonts w:ascii="Aptos Narrow" w:eastAsia="Times New Roman" w:hAnsi="Aptos Narrow" w:cs="Times New Roman"/>
@@ -6647,6 +7061,7 @@
               </w:rPr>
               <w:t>Heliosíncrona</w:t>
             </w:r>
+            <w:proofErr w:type="spellEnd"/>
           </w:p>
         </w:tc>
       </w:tr>
@@ -7246,7 +7661,59 @@
                 <w:lang w:eastAsia="es-AR"/>
                 <w14:ligatures w14:val="none"/>
               </w:rPr>
-              <w:t>375 m (I-bands), 750 m (M-bands)</w:t>
+              <w:t>375 m (I-</w:t>
+            </w:r>
+            <w:proofErr w:type="spellStart"/>
+            <w:r>
+              <w:rPr>
+                <w:rFonts w:ascii="Aptos Narrow" w:eastAsia="Times New Roman" w:hAnsi="Aptos Narrow" w:cs="Times New Roman"/>
+                <w:color w:val="000000"/>
+                <w:kern w:val="0"/>
+                <w:sz w:val="16"/>
+                <w:szCs w:val="16"/>
+                <w:lang w:eastAsia="es-AR"/>
+                <w14:ligatures w14:val="none"/>
+              </w:rPr>
+              <w:t>bands</w:t>
+            </w:r>
+            <w:proofErr w:type="spellEnd"/>
+            <w:r>
+              <w:rPr>
+                <w:rFonts w:ascii="Aptos Narrow" w:eastAsia="Times New Roman" w:hAnsi="Aptos Narrow" w:cs="Times New Roman"/>
+                <w:color w:val="000000"/>
+                <w:kern w:val="0"/>
+                <w:sz w:val="16"/>
+                <w:szCs w:val="16"/>
+                <w:lang w:eastAsia="es-AR"/>
+                <w14:ligatures w14:val="none"/>
+              </w:rPr>
+              <w:t>), 750 m (M-</w:t>
+            </w:r>
+            <w:proofErr w:type="spellStart"/>
+            <w:r>
+              <w:rPr>
+                <w:rFonts w:ascii="Aptos Narrow" w:eastAsia="Times New Roman" w:hAnsi="Aptos Narrow" w:cs="Times New Roman"/>
+                <w:color w:val="000000"/>
+                <w:kern w:val="0"/>
+                <w:sz w:val="16"/>
+                <w:szCs w:val="16"/>
+                <w:lang w:eastAsia="es-AR"/>
+                <w14:ligatures w14:val="none"/>
+              </w:rPr>
+              <w:t>bands</w:t>
+            </w:r>
+            <w:proofErr w:type="spellEnd"/>
+            <w:r>
+              <w:rPr>
+                <w:rFonts w:ascii="Aptos Narrow" w:eastAsia="Times New Roman" w:hAnsi="Aptos Narrow" w:cs="Times New Roman"/>
+                <w:color w:val="000000"/>
+                <w:kern w:val="0"/>
+                <w:sz w:val="16"/>
+                <w:szCs w:val="16"/>
+                <w:lang w:eastAsia="es-AR"/>
+                <w14:ligatures w14:val="none"/>
+              </w:rPr>
+              <w:t>)</w:t>
             </w:r>
           </w:p>
         </w:tc>
@@ -7287,7 +7754,59 @@
                 <w:lang w:eastAsia="es-AR"/>
                 <w14:ligatures w14:val="none"/>
               </w:rPr>
-              <w:t>375 m (I-bands), 750 m (M-bands)</w:t>
+              <w:t>375 m (I-</w:t>
+            </w:r>
+            <w:proofErr w:type="spellStart"/>
+            <w:r>
+              <w:rPr>
+                <w:rFonts w:ascii="Aptos Narrow" w:eastAsia="Times New Roman" w:hAnsi="Aptos Narrow" w:cs="Times New Roman"/>
+                <w:color w:val="000000"/>
+                <w:kern w:val="0"/>
+                <w:sz w:val="16"/>
+                <w:szCs w:val="16"/>
+                <w:lang w:eastAsia="es-AR"/>
+                <w14:ligatures w14:val="none"/>
+              </w:rPr>
+              <w:t>bands</w:t>
+            </w:r>
+            <w:proofErr w:type="spellEnd"/>
+            <w:r>
+              <w:rPr>
+                <w:rFonts w:ascii="Aptos Narrow" w:eastAsia="Times New Roman" w:hAnsi="Aptos Narrow" w:cs="Times New Roman"/>
+                <w:color w:val="000000"/>
+                <w:kern w:val="0"/>
+                <w:sz w:val="16"/>
+                <w:szCs w:val="16"/>
+                <w:lang w:eastAsia="es-AR"/>
+                <w14:ligatures w14:val="none"/>
+              </w:rPr>
+              <w:t>), 750 m (M-</w:t>
+            </w:r>
+            <w:proofErr w:type="spellStart"/>
+            <w:r>
+              <w:rPr>
+                <w:rFonts w:ascii="Aptos Narrow" w:eastAsia="Times New Roman" w:hAnsi="Aptos Narrow" w:cs="Times New Roman"/>
+                <w:color w:val="000000"/>
+                <w:kern w:val="0"/>
+                <w:sz w:val="16"/>
+                <w:szCs w:val="16"/>
+                <w:lang w:eastAsia="es-AR"/>
+                <w14:ligatures w14:val="none"/>
+              </w:rPr>
+              <w:t>bands</w:t>
+            </w:r>
+            <w:proofErr w:type="spellEnd"/>
+            <w:r>
+              <w:rPr>
+                <w:rFonts w:ascii="Aptos Narrow" w:eastAsia="Times New Roman" w:hAnsi="Aptos Narrow" w:cs="Times New Roman"/>
+                <w:color w:val="000000"/>
+                <w:kern w:val="0"/>
+                <w:sz w:val="16"/>
+                <w:szCs w:val="16"/>
+                <w:lang w:eastAsia="es-AR"/>
+                <w14:ligatures w14:val="none"/>
+              </w:rPr>
+              <w:t>)</w:t>
             </w:r>
           </w:p>
         </w:tc>
@@ -7936,7 +8455,33 @@
                 <w:lang w:eastAsia="es-AR"/>
                 <w14:ligatures w14:val="none"/>
               </w:rPr>
-              <w:t>Monitoreo ambiental y climático, meteorología, océano, tierra, criosfera, incendios.</w:t>
+              <w:t xml:space="preserve">Monitoreo ambiental y climático, meteorología, océano, tierra, </w:t>
+            </w:r>
+            <w:proofErr w:type="spellStart"/>
+            <w:r>
+              <w:rPr>
+                <w:rFonts w:ascii="Aptos Narrow" w:eastAsia="Times New Roman" w:hAnsi="Aptos Narrow" w:cs="Times New Roman"/>
+                <w:color w:val="000000"/>
+                <w:kern w:val="0"/>
+                <w:sz w:val="16"/>
+                <w:szCs w:val="16"/>
+                <w:lang w:eastAsia="es-AR"/>
+                <w14:ligatures w14:val="none"/>
+              </w:rPr>
+              <w:t>criosfera</w:t>
+            </w:r>
+            <w:proofErr w:type="spellEnd"/>
+            <w:r>
+              <w:rPr>
+                <w:rFonts w:ascii="Aptos Narrow" w:eastAsia="Times New Roman" w:hAnsi="Aptos Narrow" w:cs="Times New Roman"/>
+                <w:color w:val="000000"/>
+                <w:kern w:val="0"/>
+                <w:sz w:val="16"/>
+                <w:szCs w:val="16"/>
+                <w:lang w:eastAsia="es-AR"/>
+                <w14:ligatures w14:val="none"/>
+              </w:rPr>
+              <w:t>, incendios.</w:t>
             </w:r>
           </w:p>
         </w:tc>
@@ -8109,7 +8654,23 @@
           <w:rFonts w:cs="Times New Roman"/>
           <w:color w:val="000000" w:themeColor="text1"/>
         </w:rPr>
-        <w:t>) es ideal para observar condiciones despejadas, mientras que AQUA, Suomi NPP y NOAA-20 (</w:t>
+        <w:t xml:space="preserve">) es ideal para observar condiciones despejadas, mientras que AQUA, </w:t>
+      </w:r>
+      <w:proofErr w:type="spellStart"/>
+      <w:r>
+        <w:rPr>
+          <w:rFonts w:cs="Times New Roman"/>
+          <w:color w:val="000000" w:themeColor="text1"/>
+        </w:rPr>
+        <w:t>Suomi</w:t>
+      </w:r>
+      <w:proofErr w:type="spellEnd"/>
+      <w:r>
+        <w:rPr>
+          <w:rFonts w:cs="Times New Roman"/>
+          <w:color w:val="000000" w:themeColor="text1"/>
+        </w:rPr>
+        <w:t xml:space="preserve"> NPP y NOAA-20 (</w:t>
       </w:r>
       <w:r>
         <w:rPr>
@@ -8155,11 +8716,208 @@
     <w:p>
       <w:pPr>
         <w:ind w:firstLine="0"/>
-        <w:rPr>
-          <w:rFonts w:cs="Times New Roman"/>
-          <w:color w:val="000000" w:themeColor="text1"/>
-        </w:rPr>
-      </w:pPr>
+        <w:jc w:val="both"/>
+        <w:rPr>
+          <w:rFonts w:cs="Times New Roman"/>
+          <w:color w:val="000000" w:themeColor="text1"/>
+        </w:rPr>
+      </w:pPr>
+      <w:r>
+        <w:rPr>
+          <w:rFonts w:cs="Times New Roman"/>
+          <w:color w:val="000000" w:themeColor="text1"/>
+        </w:rPr>
+        <w:tab/>
+        <w:t xml:space="preserve">La adquisición de los datos se hace mediante el uso de las </w:t>
+      </w:r>
+      <w:proofErr w:type="spellStart"/>
+      <w:r>
+        <w:rPr>
+          <w:rFonts w:cs="Times New Roman"/>
+          <w:color w:val="000000" w:themeColor="text1"/>
+        </w:rPr>
+        <w:t>APIs</w:t>
+      </w:r>
+      <w:proofErr w:type="spellEnd"/>
+      <w:r>
+        <w:rPr>
+          <w:rFonts w:cs="Times New Roman"/>
+          <w:color w:val="000000" w:themeColor="text1"/>
+        </w:rPr>
+        <w:t xml:space="preserve"> (</w:t>
+      </w:r>
+      <w:proofErr w:type="spellStart"/>
+      <w:r>
+        <w:rPr>
+          <w:rFonts w:cs="Times New Roman"/>
+          <w:color w:val="000000" w:themeColor="text1"/>
+        </w:rPr>
+        <w:t>Application</w:t>
+      </w:r>
+      <w:proofErr w:type="spellEnd"/>
+      <w:r>
+        <w:rPr>
+          <w:rFonts w:cs="Times New Roman"/>
+          <w:color w:val="000000" w:themeColor="text1"/>
+        </w:rPr>
+        <w:t xml:space="preserve"> </w:t>
+      </w:r>
+      <w:proofErr w:type="spellStart"/>
+      <w:r>
+        <w:rPr>
+          <w:rFonts w:cs="Times New Roman"/>
+          <w:color w:val="000000" w:themeColor="text1"/>
+        </w:rPr>
+        <w:t>Programming</w:t>
+      </w:r>
+      <w:proofErr w:type="spellEnd"/>
+      <w:r>
+        <w:rPr>
+          <w:rFonts w:cs="Times New Roman"/>
+          <w:color w:val="000000" w:themeColor="text1"/>
+        </w:rPr>
+        <w:t xml:space="preserve"> </w:t>
+      </w:r>
+      <w:proofErr w:type="gramStart"/>
+      <w:r>
+        <w:rPr>
+          <w:rFonts w:cs="Times New Roman"/>
+          <w:color w:val="000000" w:themeColor="text1"/>
+        </w:rPr>
+        <w:t>Interface</w:t>
+      </w:r>
+      <w:proofErr w:type="gramEnd"/>
+      <w:r>
+        <w:rPr>
+          <w:rFonts w:cs="Times New Roman"/>
+          <w:color w:val="000000" w:themeColor="text1"/>
+        </w:rPr>
+        <w:t xml:space="preserve">) disponibles por los administradores de información. Estas </w:t>
+      </w:r>
+      <w:proofErr w:type="spellStart"/>
+      <w:r>
+        <w:rPr>
+          <w:rFonts w:cs="Times New Roman"/>
+          <w:color w:val="000000" w:themeColor="text1"/>
+        </w:rPr>
+        <w:t>APIs</w:t>
+      </w:r>
+      <w:proofErr w:type="spellEnd"/>
+      <w:r>
+        <w:rPr>
+          <w:rFonts w:cs="Times New Roman"/>
+          <w:color w:val="000000" w:themeColor="text1"/>
+        </w:rPr>
+        <w:t xml:space="preserve"> funcionan como </w:t>
+      </w:r>
+      <w:r>
+        <w:rPr>
+          <w:rFonts w:cs="Times New Roman"/>
+          <w:color w:val="000000" w:themeColor="text1"/>
+        </w:rPr>
+        <w:t>pieza</w:t>
+      </w:r>
+      <w:r>
+        <w:rPr>
+          <w:rFonts w:cs="Times New Roman"/>
+          <w:color w:val="000000" w:themeColor="text1"/>
+        </w:rPr>
+        <w:t>s</w:t>
+      </w:r>
+      <w:r>
+        <w:rPr>
+          <w:rFonts w:cs="Times New Roman"/>
+          <w:color w:val="000000" w:themeColor="text1"/>
+        </w:rPr>
+        <w:t xml:space="preserve"> de código que permite a dos aplicaciones comunicarse entre sí para compartir información y funcionalidades.</w:t>
+      </w:r>
+      <w:r>
+        <w:rPr>
+          <w:rFonts w:cs="Times New Roman"/>
+          <w:color w:val="000000" w:themeColor="text1"/>
+        </w:rPr>
+        <w:t xml:space="preserve"> Esta estrategia de adquisición de datos permite que la solución final sea flexible y escalable en el tiempo, a modo de ejemplo, la base de consulta para la adquisición consiste en coordenadas geográficas y una ventana de tiempo que se parametrizan como variables del proyecto y son </w:t>
+      </w:r>
+      <w:r>
+        <w:rPr>
+          <w:rFonts w:cs="Times New Roman"/>
+          <w:color w:val="000000" w:themeColor="text1"/>
+        </w:rPr>
+        <w:t>fácilmente modificables según el objeto de estudio, en un instante se puede pasar de obtener información para un área de 200 km^2 a abarcar todo el territorio argentino si así se desea.</w:t>
+      </w:r>
+    </w:p>
+    <w:p>
+      <w:pPr>
+        <w:ind w:firstLine="0"/>
+        <w:jc w:val="both"/>
+        <w:rPr>
+          <w:rFonts w:cs="Times New Roman"/>
+          <w:color w:val="000000" w:themeColor="text1"/>
+        </w:rPr>
+      </w:pPr>
+      <w:r>
+        <w:rPr>
+          <w:rFonts w:cs="Times New Roman"/>
+          <w:color w:val="000000" w:themeColor="text1"/>
+        </w:rPr>
+        <w:tab/>
+        <w:t xml:space="preserve">Esta consulta programática a las </w:t>
+      </w:r>
+      <w:proofErr w:type="spellStart"/>
+      <w:r>
+        <w:rPr>
+          <w:rFonts w:cs="Times New Roman"/>
+          <w:color w:val="000000" w:themeColor="text1"/>
+        </w:rPr>
+        <w:t>APIs</w:t>
+      </w:r>
+      <w:proofErr w:type="spellEnd"/>
+      <w:r>
+        <w:rPr>
+          <w:rFonts w:cs="Times New Roman"/>
+          <w:color w:val="000000" w:themeColor="text1"/>
+        </w:rPr>
+        <w:t xml:space="preserve"> representa la capa de ingesta de datos para el proyecto, los cuales son posteriormente tratados para su armonización e integración al conjunto de datos consolidado.</w:t>
+      </w:r>
+    </w:p>
+    <w:p>
+      <w:pPr>
+        <w:pStyle w:val="Ttulo2"/>
+        <w:ind w:firstLine="0"/>
+        <w:rPr>
+          <w:rFonts w:ascii="Times New Roman" w:hAnsi="Times New Roman" w:cs="Times New Roman"/>
+          <w:color w:val="auto"/>
+        </w:rPr>
+      </w:pPr>
+      <w:r>
+        <w:rPr>
+          <w:rFonts w:ascii="Times New Roman" w:hAnsi="Times New Roman" w:cs="Times New Roman"/>
+          <w:color w:val="auto"/>
+        </w:rPr>
+        <w:t>Tratamiento de datos meteorológicos</w:t>
+      </w:r>
+    </w:p>
+    <w:p>
+      <w:pPr>
+        <w:ind w:firstLine="0"/>
+      </w:pPr>
+    </w:p>
+    <w:p>
+      <w:pPr>
+        <w:pStyle w:val="Ttulo2"/>
+        <w:ind w:firstLine="0"/>
+        <w:rPr>
+          <w:rFonts w:ascii="Times New Roman" w:hAnsi="Times New Roman" w:cs="Times New Roman"/>
+          <w:color w:val="auto"/>
+        </w:rPr>
+      </w:pPr>
+      <w:r>
+        <w:rPr>
+          <w:rFonts w:ascii="Times New Roman" w:hAnsi="Times New Roman" w:cs="Times New Roman"/>
+          <w:color w:val="auto"/>
+        </w:rPr>
+        <w:t>Tratamiento de datos de focos de calor</w:t>
+      </w:r>
     </w:p>
     <w:p>
       <w:pPr>
@@ -8260,6 +9018,7 @@
           <w:rFonts w:ascii="Times New Roman" w:hAnsi="Times New Roman" w:cs="Times New Roman"/>
           <w:color w:val="000000" w:themeColor="text1"/>
         </w:rPr>
+        <w:lastRenderedPageBreak/>
         <w:t>Conclusiones</w:t>
       </w:r>
       <w:bookmarkEnd w:id="9"/>
@@ -8512,16 +9271,127 @@
         </w:numPr>
       </w:pPr>
       <w:bookmarkStart w:id="16" w:name="_Ref211004224"/>
-      <w:r>
-        <w:t xml:space="preserve">Liang, H., Zhang, M., &amp; Wang, H. (2019). </w:t>
+      <w:proofErr w:type="spellStart"/>
+      <w:r>
+        <w:t>Liang</w:t>
+      </w:r>
+      <w:proofErr w:type="spellEnd"/>
+      <w:r>
+        <w:t xml:space="preserve">, H., Zhang, M., &amp; Wang, H. (2019). </w:t>
       </w:r>
       <w:hyperlink r:id="rId13" w:history="1">
         <w:r>
           <w:rPr>
             <w:rStyle w:val="Hipervnculo"/>
           </w:rPr>
-          <w:t>A Neural Network Model for Wildfire Scale Prediction Using Meteorological Factors</w:t>
+          <w:t xml:space="preserve">A Neural Network </w:t>
         </w:r>
+        <w:proofErr w:type="spellStart"/>
+        <w:r>
+          <w:rPr>
+            <w:rStyle w:val="Hipervnculo"/>
+          </w:rPr>
+          <w:t>Model</w:t>
+        </w:r>
+        <w:proofErr w:type="spellEnd"/>
+        <w:r>
+          <w:rPr>
+            <w:rStyle w:val="Hipervnculo"/>
+          </w:rPr>
+          <w:t xml:space="preserve"> </w:t>
+        </w:r>
+        <w:proofErr w:type="spellStart"/>
+        <w:r>
+          <w:rPr>
+            <w:rStyle w:val="Hipervnculo"/>
+          </w:rPr>
+          <w:t>for</w:t>
+        </w:r>
+        <w:proofErr w:type="spellEnd"/>
+        <w:r>
+          <w:rPr>
+            <w:rStyle w:val="Hipervnculo"/>
+          </w:rPr>
+          <w:t xml:space="preserve"> </w:t>
+        </w:r>
+        <w:proofErr w:type="spellStart"/>
+        <w:r>
+          <w:rPr>
+            <w:rStyle w:val="Hipervnculo"/>
+          </w:rPr>
+          <w:t>Wildfire</w:t>
+        </w:r>
+        <w:proofErr w:type="spellEnd"/>
+        <w:r>
+          <w:rPr>
+            <w:rStyle w:val="Hipervnculo"/>
+          </w:rPr>
+          <w:t xml:space="preserve"> </w:t>
+        </w:r>
+        <w:proofErr w:type="spellStart"/>
+        <w:r>
+          <w:rPr>
+            <w:rStyle w:val="Hipervnculo"/>
+          </w:rPr>
+          <w:t>Scale</w:t>
+        </w:r>
+        <w:proofErr w:type="spellEnd"/>
+        <w:r>
+          <w:rPr>
+            <w:rStyle w:val="Hipervnculo"/>
+          </w:rPr>
+          <w:t xml:space="preserve"> </w:t>
+        </w:r>
+        <w:proofErr w:type="spellStart"/>
+        <w:r>
+          <w:rPr>
+            <w:rStyle w:val="Hipervnculo"/>
+          </w:rPr>
+          <w:t>Prediction</w:t>
+        </w:r>
+        <w:proofErr w:type="spellEnd"/>
+        <w:r>
+          <w:rPr>
+            <w:rStyle w:val="Hipervnculo"/>
+          </w:rPr>
+          <w:t xml:space="preserve"> </w:t>
+        </w:r>
+        <w:proofErr w:type="spellStart"/>
+        <w:r>
+          <w:rPr>
+            <w:rStyle w:val="Hipervnculo"/>
+          </w:rPr>
+          <w:t>Using</w:t>
+        </w:r>
+        <w:proofErr w:type="spellEnd"/>
+        <w:r>
+          <w:rPr>
+            <w:rStyle w:val="Hipervnculo"/>
+          </w:rPr>
+          <w:t xml:space="preserve"> </w:t>
+        </w:r>
+        <w:proofErr w:type="spellStart"/>
+        <w:r>
+          <w:rPr>
+            <w:rStyle w:val="Hipervnculo"/>
+          </w:rPr>
+          <w:t>Meteorological</w:t>
+        </w:r>
+        <w:proofErr w:type="spellEnd"/>
+        <w:r>
+          <w:rPr>
+            <w:rStyle w:val="Hipervnculo"/>
+          </w:rPr>
+          <w:t xml:space="preserve"> </w:t>
+        </w:r>
+        <w:proofErr w:type="spellStart"/>
+        <w:r>
+          <w:rPr>
+            <w:rStyle w:val="Hipervnculo"/>
+          </w:rPr>
+          <w:t>Factors</w:t>
+        </w:r>
+        <w:proofErr w:type="spellEnd"/>
       </w:hyperlink>
       <w:r>
         <w:t xml:space="preserve">. </w:t>
@@ -8557,27 +9427,174 @@
         </w:numPr>
       </w:pPr>
       <w:bookmarkStart w:id="17" w:name="_Ref211004487"/>
-      <w:r>
-        <w:t xml:space="preserve">Piyush Jain, Sean C.P. Coogan, Sriram Ganapathi Subramanian, Mark Crowley, Steve Taylor, and Mike D. Flannigan. 2020. </w:t>
+      <w:proofErr w:type="spellStart"/>
+      <w:r>
+        <w:t>Piyush</w:t>
+      </w:r>
+      <w:proofErr w:type="spellEnd"/>
+      <w:r>
+        <w:t xml:space="preserve"> Jain, Sean C.P. Coogan, </w:t>
+      </w:r>
+      <w:proofErr w:type="spellStart"/>
+      <w:r>
+        <w:t>Sriram</w:t>
+      </w:r>
+      <w:proofErr w:type="spellEnd"/>
+      <w:r>
+        <w:t xml:space="preserve"> </w:t>
+      </w:r>
+      <w:proofErr w:type="spellStart"/>
+      <w:r>
+        <w:t>Ganapathi</w:t>
+      </w:r>
+      <w:proofErr w:type="spellEnd"/>
+      <w:r>
+        <w:t xml:space="preserve"> </w:t>
+      </w:r>
+      <w:proofErr w:type="spellStart"/>
+      <w:r>
+        <w:t>Subramanian</w:t>
+      </w:r>
+      <w:proofErr w:type="spellEnd"/>
+      <w:r>
+        <w:t xml:space="preserve">, Mark Crowley, Steve Taylor, and Mike D. </w:t>
+      </w:r>
+      <w:proofErr w:type="spellStart"/>
+      <w:r>
+        <w:t>Flannigan</w:t>
+      </w:r>
+      <w:proofErr w:type="spellEnd"/>
+      <w:r>
+        <w:t xml:space="preserve">. 2020. </w:t>
       </w:r>
       <w:hyperlink r:id="rId14" w:history="1">
         <w:r>
           <w:rPr>
             <w:rStyle w:val="Hipervnculo"/>
           </w:rPr>
-          <w:t>A review of machine learning applications in wildfire science and management</w:t>
+          <w:t xml:space="preserve">A </w:t>
         </w:r>
+        <w:proofErr w:type="spellStart"/>
+        <w:r>
+          <w:rPr>
+            <w:rStyle w:val="Hipervnculo"/>
+          </w:rPr>
+          <w:t>review</w:t>
+        </w:r>
+        <w:proofErr w:type="spellEnd"/>
+        <w:r>
+          <w:rPr>
+            <w:rStyle w:val="Hipervnculo"/>
+          </w:rPr>
+          <w:t xml:space="preserve"> </w:t>
+        </w:r>
+        <w:proofErr w:type="spellStart"/>
+        <w:r>
+          <w:rPr>
+            <w:rStyle w:val="Hipervnculo"/>
+          </w:rPr>
+          <w:t>of</w:t>
+        </w:r>
+        <w:proofErr w:type="spellEnd"/>
+        <w:r>
+          <w:rPr>
+            <w:rStyle w:val="Hipervnculo"/>
+          </w:rPr>
+          <w:t xml:space="preserve"> machine </w:t>
+        </w:r>
+        <w:proofErr w:type="spellStart"/>
+        <w:r>
+          <w:rPr>
+            <w:rStyle w:val="Hipervnculo"/>
+          </w:rPr>
+          <w:t>learning</w:t>
+        </w:r>
+        <w:proofErr w:type="spellEnd"/>
+        <w:r>
+          <w:rPr>
+            <w:rStyle w:val="Hipervnculo"/>
+          </w:rPr>
+          <w:t xml:space="preserve"> </w:t>
+        </w:r>
+        <w:proofErr w:type="spellStart"/>
+        <w:r>
+          <w:rPr>
+            <w:rStyle w:val="Hipervnculo"/>
+          </w:rPr>
+          <w:t>applications</w:t>
+        </w:r>
+        <w:proofErr w:type="spellEnd"/>
+        <w:r>
+          <w:rPr>
+            <w:rStyle w:val="Hipervnculo"/>
+          </w:rPr>
+          <w:t xml:space="preserve"> in </w:t>
+        </w:r>
+        <w:proofErr w:type="spellStart"/>
+        <w:r>
+          <w:rPr>
+            <w:rStyle w:val="Hipervnculo"/>
+          </w:rPr>
+          <w:t>wildfire</w:t>
+        </w:r>
+        <w:proofErr w:type="spellEnd"/>
+        <w:r>
+          <w:rPr>
+            <w:rStyle w:val="Hipervnculo"/>
+          </w:rPr>
+          <w:t xml:space="preserve"> </w:t>
+        </w:r>
+        <w:proofErr w:type="spellStart"/>
+        <w:r>
+          <w:rPr>
+            <w:rStyle w:val="Hipervnculo"/>
+          </w:rPr>
+          <w:t>science</w:t>
+        </w:r>
+        <w:proofErr w:type="spellEnd"/>
+        <w:r>
+          <w:rPr>
+            <w:rStyle w:val="Hipervnculo"/>
+          </w:rPr>
+          <w:t xml:space="preserve"> and </w:t>
+        </w:r>
+        <w:proofErr w:type="spellStart"/>
+        <w:r>
+          <w:rPr>
+            <w:rStyle w:val="Hipervnculo"/>
+          </w:rPr>
+          <w:t>management</w:t>
+        </w:r>
+        <w:proofErr w:type="spellEnd"/>
       </w:hyperlink>
       <w:r>
         <w:t>. </w:t>
       </w:r>
+      <w:proofErr w:type="spellStart"/>
       <w:r>
         <w:rPr>
           <w:i/>
           <w:iCs/>
         </w:rPr>
-        <w:t>Environmental Reviews</w:t>
-      </w:r>
+        <w:t>Environmental</w:t>
+      </w:r>
+      <w:proofErr w:type="spellEnd"/>
+      <w:r>
+        <w:rPr>
+          <w:i/>
+          <w:iCs/>
+        </w:rPr>
+        <w:t xml:space="preserve"> </w:t>
+      </w:r>
+      <w:proofErr w:type="spellStart"/>
+      <w:r>
+        <w:rPr>
+          <w:i/>
+          <w:iCs/>
+        </w:rPr>
+        <w:t>Reviews</w:t>
+      </w:r>
+      <w:proofErr w:type="spellEnd"/>
       <w:r>
         <w:t>.</w:t>
       </w:r>
@@ -8596,23 +9613,141 @@
         <w:t xml:space="preserve">Sengupta, A., &amp; Woodford, B. J. (2025). </w:t>
       </w:r>
       <w:hyperlink r:id="rId15" w:history="1">
+        <w:proofErr w:type="spellStart"/>
         <w:r>
           <w:rPr>
             <w:rStyle w:val="Hipervnculo"/>
           </w:rPr>
-          <w:t>Recent advances in explainable Machine Learning models for wildfire prediction</w:t>
+          <w:t>Recent</w:t>
         </w:r>
+        <w:proofErr w:type="spellEnd"/>
+        <w:r>
+          <w:rPr>
+            <w:rStyle w:val="Hipervnculo"/>
+          </w:rPr>
+          <w:t xml:space="preserve"> </w:t>
+        </w:r>
+        <w:proofErr w:type="spellStart"/>
+        <w:r>
+          <w:rPr>
+            <w:rStyle w:val="Hipervnculo"/>
+          </w:rPr>
+          <w:t>advances</w:t>
+        </w:r>
+        <w:proofErr w:type="spellEnd"/>
+        <w:r>
+          <w:rPr>
+            <w:rStyle w:val="Hipervnculo"/>
+          </w:rPr>
+          <w:t xml:space="preserve"> in </w:t>
+        </w:r>
+        <w:proofErr w:type="spellStart"/>
+        <w:r>
+          <w:rPr>
+            <w:rStyle w:val="Hipervnculo"/>
+          </w:rPr>
+          <w:t>explainable</w:t>
+        </w:r>
+        <w:proofErr w:type="spellEnd"/>
+        <w:r>
+          <w:rPr>
+            <w:rStyle w:val="Hipervnculo"/>
+          </w:rPr>
+          <w:t xml:space="preserve"> Machine </w:t>
+        </w:r>
+        <w:proofErr w:type="spellStart"/>
+        <w:r>
+          <w:rPr>
+            <w:rStyle w:val="Hipervnculo"/>
+          </w:rPr>
+          <w:t>Learning</w:t>
+        </w:r>
+        <w:proofErr w:type="spellEnd"/>
+        <w:r>
+          <w:rPr>
+            <w:rStyle w:val="Hipervnculo"/>
+          </w:rPr>
+          <w:t xml:space="preserve"> </w:t>
+        </w:r>
+        <w:proofErr w:type="spellStart"/>
+        <w:r>
+          <w:rPr>
+            <w:rStyle w:val="Hipervnculo"/>
+          </w:rPr>
+          <w:t>models</w:t>
+        </w:r>
+        <w:proofErr w:type="spellEnd"/>
+        <w:r>
+          <w:rPr>
+            <w:rStyle w:val="Hipervnculo"/>
+          </w:rPr>
+          <w:t xml:space="preserve"> </w:t>
+        </w:r>
+        <w:proofErr w:type="spellStart"/>
+        <w:r>
+          <w:rPr>
+            <w:rStyle w:val="Hipervnculo"/>
+          </w:rPr>
+          <w:t>for</w:t>
+        </w:r>
+        <w:proofErr w:type="spellEnd"/>
+        <w:r>
+          <w:rPr>
+            <w:rStyle w:val="Hipervnculo"/>
+          </w:rPr>
+          <w:t xml:space="preserve"> </w:t>
+        </w:r>
+        <w:proofErr w:type="spellStart"/>
+        <w:r>
+          <w:rPr>
+            <w:rStyle w:val="Hipervnculo"/>
+          </w:rPr>
+          <w:t>wildfire</w:t>
+        </w:r>
+        <w:proofErr w:type="spellEnd"/>
+        <w:r>
+          <w:rPr>
+            <w:rStyle w:val="Hipervnculo"/>
+          </w:rPr>
+          <w:t xml:space="preserve"> </w:t>
+        </w:r>
+        <w:proofErr w:type="spellStart"/>
+        <w:r>
+          <w:rPr>
+            <w:rStyle w:val="Hipervnculo"/>
+          </w:rPr>
+          <w:t>prediction</w:t>
+        </w:r>
+        <w:proofErr w:type="spellEnd"/>
       </w:hyperlink>
       <w:r>
         <w:t xml:space="preserve">. </w:t>
       </w:r>
+      <w:proofErr w:type="spellStart"/>
       <w:r>
         <w:rPr>
           <w:i/>
           <w:iCs/>
         </w:rPr>
-        <w:t>Applied Computing and Geosciences</w:t>
-      </w:r>
+        <w:t>Applied</w:t>
+      </w:r>
+      <w:proofErr w:type="spellEnd"/>
+      <w:r>
+        <w:rPr>
+          <w:i/>
+          <w:iCs/>
+        </w:rPr>
+        <w:t xml:space="preserve"> Computing and </w:t>
+      </w:r>
+      <w:proofErr w:type="spellStart"/>
+      <w:r>
+        <w:rPr>
+          <w:i/>
+          <w:iCs/>
+        </w:rPr>
+        <w:t>Geosciences</w:t>
+      </w:r>
+      <w:proofErr w:type="spellEnd"/>
       <w:r>
         <w:t xml:space="preserve">, </w:t>
       </w:r>
@@ -8637,8 +9772,13 @@
         </w:numPr>
       </w:pPr>
       <w:bookmarkStart w:id="19" w:name="_Ref211004985"/>
-      <w:r>
-        <w:t xml:space="preserve">Cardenas, M., Medel, R., Castillo, J., Vázquez, J. C., &amp; Casco, O. (2015). </w:t>
+      <w:proofErr w:type="spellStart"/>
+      <w:r>
+        <w:t>Cardenas</w:t>
+      </w:r>
+      <w:proofErr w:type="spellEnd"/>
+      <w:r>
+        <w:t xml:space="preserve">, M., Medel, R., Castillo, J., Vázquez, J. C., &amp; Casco, O. (2015). </w:t>
       </w:r>
       <w:hyperlink r:id="rId16" w:history="1">
         <w:r>
@@ -8675,16 +9815,29 @@
         </w:numPr>
       </w:pPr>
       <w:bookmarkStart w:id="20" w:name="_Ref211004995"/>
-      <w:r>
-        <w:t xml:space="preserve">Martinez Saucedo, A., &amp; Inchausti, P. E. (2020). </w:t>
+      <w:proofErr w:type="spellStart"/>
+      <w:r>
+        <w:t>Martinez</w:t>
+      </w:r>
+      <w:proofErr w:type="spellEnd"/>
+      <w:r>
+        <w:t xml:space="preserve"> Saucedo, A., &amp; Inchausti, P. E. (2020). </w:t>
       </w:r>
       <w:hyperlink r:id="rId17" w:history="1">
         <w:r>
           <w:rPr>
             <w:rStyle w:val="Hipervnculo"/>
           </w:rPr>
-          <w:t>Predicción de incendios forestales mediante modelos de Machine Learning</w:t>
+          <w:t xml:space="preserve">Predicción de incendios forestales mediante modelos de Machine </w:t>
         </w:r>
+        <w:proofErr w:type="spellStart"/>
+        <w:r>
+          <w:rPr>
+            <w:rStyle w:val="Hipervnculo"/>
+          </w:rPr>
+          <w:t>Learning</w:t>
+        </w:r>
+        <w:proofErr w:type="spellEnd"/>
       </w:hyperlink>
       <w:r>
         <w:t xml:space="preserve">. En </w:t>
@@ -8743,119 +9896,427 @@
       <w:r>
         <w:t>). </w:t>
       </w:r>
+      <w:proofErr w:type="spellStart"/>
+      <w:r>
+        <w:fldChar w:fldCharType="begin"/>
+      </w:r>
+      <w:r>
+        <w:instrText>HYPERLINK "https://www.datascience-pm.com/crisp-dm-2/"</w:instrText>
+      </w:r>
+      <w:r>
+        <w:fldChar w:fldCharType="separate"/>
+      </w:r>
+      <w:r>
+        <w:rPr>
+          <w:rStyle w:val="Hipervnculo"/>
+          <w:i/>
+          <w:iCs/>
+        </w:rPr>
+        <w:t>CRoss-Industry</w:t>
+      </w:r>
+      <w:proofErr w:type="spellEnd"/>
+      <w:r>
+        <w:rPr>
+          <w:rStyle w:val="Hipervnculo"/>
+          <w:i/>
+          <w:iCs/>
+        </w:rPr>
+        <w:t xml:space="preserve"> Standard </w:t>
+      </w:r>
+      <w:proofErr w:type="spellStart"/>
+      <w:r>
+        <w:rPr>
+          <w:rStyle w:val="Hipervnculo"/>
+          <w:i/>
+          <w:iCs/>
+        </w:rPr>
+        <w:t>Process</w:t>
+      </w:r>
+      <w:proofErr w:type="spellEnd"/>
+      <w:r>
+        <w:rPr>
+          <w:rStyle w:val="Hipervnculo"/>
+          <w:i/>
+          <w:iCs/>
+        </w:rPr>
+        <w:t xml:space="preserve"> </w:t>
+      </w:r>
+      <w:proofErr w:type="spellStart"/>
+      <w:r>
+        <w:rPr>
+          <w:rStyle w:val="Hipervnculo"/>
+          <w:i/>
+          <w:iCs/>
+        </w:rPr>
+        <w:t>for</w:t>
+      </w:r>
+      <w:proofErr w:type="spellEnd"/>
+      <w:r>
+        <w:rPr>
+          <w:rStyle w:val="Hipervnculo"/>
+          <w:i/>
+          <w:iCs/>
+        </w:rPr>
+        <w:t xml:space="preserve"> Data </w:t>
+      </w:r>
+      <w:proofErr w:type="spellStart"/>
+      <w:r>
+        <w:rPr>
+          <w:rStyle w:val="Hipervnculo"/>
+          <w:i/>
+          <w:iCs/>
+        </w:rPr>
+        <w:t>Mining</w:t>
+      </w:r>
+      <w:proofErr w:type="spellEnd"/>
+      <w:r>
+        <w:rPr>
+          <w:rStyle w:val="Hipervnculo"/>
+          <w:i/>
+          <w:iCs/>
+        </w:rPr>
+        <w:t xml:space="preserve"> (CRISP-DM)</w:t>
+      </w:r>
+      <w:r>
+        <w:fldChar w:fldCharType="end"/>
+      </w:r>
+      <w:r>
+        <w:t>.</w:t>
+      </w:r>
+      <w:bookmarkEnd w:id="22"/>
+      <w:r>
+        <w:t xml:space="preserve"> </w:t>
+      </w:r>
+    </w:p>
+    <w:p>
+      <w:pPr>
+        <w:pStyle w:val="Prrafodelista"/>
+        <w:numPr>
+          <w:ilvl w:val="0"/>
+          <w:numId w:val="1"/>
+        </w:numPr>
+      </w:pPr>
+      <w:bookmarkStart w:id="24" w:name="_Ref211003510"/>
+      <w:r>
+        <w:t xml:space="preserve">Barber, Q. E., Jain, P., Whitman, E., Thompson, D. K., </w:t>
+      </w:r>
+      <w:proofErr w:type="spellStart"/>
+      <w:r>
+        <w:t>Guindon</w:t>
+      </w:r>
+      <w:proofErr w:type="spellEnd"/>
+      <w:r>
+        <w:t xml:space="preserve">, L., Parks, S. A., Wang, X., </w:t>
+      </w:r>
+      <w:proofErr w:type="spellStart"/>
+      <w:r>
+        <w:t>Hethcoat</w:t>
+      </w:r>
+      <w:proofErr w:type="spellEnd"/>
+      <w:r>
+        <w:t xml:space="preserve">, M. G., &amp; </w:t>
+      </w:r>
+      <w:proofErr w:type="spellStart"/>
+      <w:r>
+        <w:t>Parisien</w:t>
+      </w:r>
+      <w:proofErr w:type="spellEnd"/>
+      <w:r>
+        <w:t xml:space="preserve">, M. A. (2024). </w:t>
+      </w:r>
       <w:hyperlink r:id="rId18" w:history="1">
+        <w:proofErr w:type="spellStart"/>
+        <w:r>
+          <w:rPr>
+            <w:rStyle w:val="Hipervnculo"/>
+          </w:rPr>
+          <w:t>The</w:t>
+        </w:r>
+        <w:proofErr w:type="spellEnd"/>
+        <w:r>
+          <w:rPr>
+            <w:rStyle w:val="Hipervnculo"/>
+          </w:rPr>
+          <w:t xml:space="preserve"> Canadian </w:t>
+        </w:r>
+        <w:proofErr w:type="spellStart"/>
+        <w:r>
+          <w:rPr>
+            <w:rStyle w:val="Hipervnculo"/>
+          </w:rPr>
+          <w:t>Fire</w:t>
+        </w:r>
+        <w:proofErr w:type="spellEnd"/>
+        <w:r>
+          <w:rPr>
+            <w:rStyle w:val="Hipervnculo"/>
+          </w:rPr>
+          <w:t xml:space="preserve"> Spread </w:t>
+        </w:r>
+        <w:proofErr w:type="spellStart"/>
+        <w:r>
+          <w:rPr>
+            <w:rStyle w:val="Hipervnculo"/>
+          </w:rPr>
+          <w:t>Dataset</w:t>
+        </w:r>
+        <w:proofErr w:type="spellEnd"/>
+      </w:hyperlink>
+      <w:r>
+        <w:t>. </w:t>
+      </w:r>
+      <w:proofErr w:type="spellStart"/>
+      <w:r>
+        <w:rPr>
+          <w:i/>
+          <w:iCs/>
+        </w:rPr>
+        <w:t>Scientific</w:t>
+      </w:r>
+      <w:proofErr w:type="spellEnd"/>
+      <w:r>
+        <w:rPr>
+          <w:i/>
+          <w:iCs/>
+        </w:rPr>
+        <w:t xml:space="preserve"> data</w:t>
+      </w:r>
+      <w:r>
+        <w:t>, </w:t>
+      </w:r>
+      <w:r>
+        <w:rPr>
+          <w:i/>
+          <w:iCs/>
+        </w:rPr>
+        <w:t>11</w:t>
+      </w:r>
+      <w:r>
+        <w:t>(1), 764.</w:t>
+      </w:r>
+      <w:bookmarkEnd w:id="23"/>
+      <w:bookmarkEnd w:id="24"/>
+      <w:r>
+        <w:t xml:space="preserve"> </w:t>
+      </w:r>
+    </w:p>
+    <w:p>
+      <w:pPr>
+        <w:pStyle w:val="Prrafodelista"/>
+        <w:numPr>
+          <w:ilvl w:val="0"/>
+          <w:numId w:val="1"/>
+        </w:numPr>
+      </w:pPr>
+      <w:r>
+        <w:t xml:space="preserve">Muñoz Sabater, J. (2019): </w:t>
+      </w:r>
+      <w:hyperlink r:id="rId19" w:history="1">
+        <w:r>
+          <w:rPr>
+            <w:rStyle w:val="Hipervnculo"/>
+          </w:rPr>
+          <w:t xml:space="preserve">ERA5-Land </w:t>
+        </w:r>
+        <w:proofErr w:type="spellStart"/>
+        <w:r>
+          <w:rPr>
+            <w:rStyle w:val="Hipervnculo"/>
+          </w:rPr>
+          <w:t>hourly</w:t>
+        </w:r>
+        <w:proofErr w:type="spellEnd"/>
+        <w:r>
+          <w:rPr>
+            <w:rStyle w:val="Hipervnculo"/>
+          </w:rPr>
+          <w:t xml:space="preserve"> data </w:t>
+        </w:r>
+        <w:proofErr w:type="spellStart"/>
+        <w:r>
+          <w:rPr>
+            <w:rStyle w:val="Hipervnculo"/>
+          </w:rPr>
+          <w:t>from</w:t>
+        </w:r>
+        <w:proofErr w:type="spellEnd"/>
+        <w:r>
+          <w:rPr>
+            <w:rStyle w:val="Hipervnculo"/>
+          </w:rPr>
+          <w:t xml:space="preserve"> 1950 </w:t>
+        </w:r>
+        <w:proofErr w:type="spellStart"/>
+        <w:r>
+          <w:rPr>
+            <w:rStyle w:val="Hipervnculo"/>
+          </w:rPr>
+          <w:t>to</w:t>
+        </w:r>
+        <w:proofErr w:type="spellEnd"/>
+        <w:r>
+          <w:rPr>
+            <w:rStyle w:val="Hipervnculo"/>
+          </w:rPr>
+          <w:t xml:space="preserve"> </w:t>
+        </w:r>
+        <w:proofErr w:type="spellStart"/>
+        <w:r>
+          <w:rPr>
+            <w:rStyle w:val="Hipervnculo"/>
+          </w:rPr>
+          <w:t>present</w:t>
+        </w:r>
+        <w:proofErr w:type="spellEnd"/>
+      </w:hyperlink>
+      <w:r>
+        <w:t xml:space="preserve">. </w:t>
+      </w:r>
+      <w:proofErr w:type="spellStart"/>
+      <w:r>
+        <w:t>Copernicus</w:t>
+      </w:r>
+      <w:proofErr w:type="spellEnd"/>
+      <w:r>
+        <w:t xml:space="preserve"> </w:t>
+      </w:r>
+      <w:proofErr w:type="spellStart"/>
+      <w:r>
+        <w:t>Climate</w:t>
+      </w:r>
+      <w:proofErr w:type="spellEnd"/>
+      <w:r>
+        <w:t xml:space="preserve"> Change </w:t>
+      </w:r>
+      <w:proofErr w:type="spellStart"/>
+      <w:r>
+        <w:t>Service</w:t>
+      </w:r>
+      <w:proofErr w:type="spellEnd"/>
+      <w:r>
+        <w:t xml:space="preserve"> (C3S) </w:t>
+      </w:r>
+      <w:proofErr w:type="spellStart"/>
+      <w:r>
+        <w:t>Climate</w:t>
+      </w:r>
+      <w:proofErr w:type="spellEnd"/>
+      <w:r>
+        <w:t xml:space="preserve"> Data Store (CDS). </w:t>
+      </w:r>
+    </w:p>
+    <w:p>
+      <w:pPr>
+        <w:pStyle w:val="Prrafodelista"/>
+        <w:numPr>
+          <w:ilvl w:val="0"/>
+          <w:numId w:val="1"/>
+        </w:numPr>
+      </w:pPr>
+      <w:proofErr w:type="spellStart"/>
+      <w:r>
+        <w:t>European</w:t>
+      </w:r>
+      <w:proofErr w:type="spellEnd"/>
+      <w:r>
+        <w:t xml:space="preserve"> Centre </w:t>
+      </w:r>
+      <w:proofErr w:type="spellStart"/>
+      <w:r>
+        <w:t>for</w:t>
+      </w:r>
+      <w:proofErr w:type="spellEnd"/>
+      <w:r>
+        <w:t xml:space="preserve"> Medium-</w:t>
+      </w:r>
+      <w:proofErr w:type="spellStart"/>
+      <w:r>
+        <w:t>Range</w:t>
+      </w:r>
+      <w:proofErr w:type="spellEnd"/>
+      <w:r>
+        <w:t xml:space="preserve"> </w:t>
+      </w:r>
+      <w:proofErr w:type="spellStart"/>
+      <w:r>
+        <w:t>Weather</w:t>
+      </w:r>
+      <w:proofErr w:type="spellEnd"/>
+      <w:r>
+        <w:t xml:space="preserve"> </w:t>
+      </w:r>
+      <w:proofErr w:type="spellStart"/>
+      <w:r>
+        <w:t>Forecasts</w:t>
+      </w:r>
+      <w:proofErr w:type="spellEnd"/>
+      <w:r>
+        <w:t>. (2024). </w:t>
+      </w:r>
+      <w:hyperlink r:id="rId20" w:history="1">
         <w:r>
           <w:rPr>
             <w:rStyle w:val="Hipervnculo"/>
             <w:i/>
             <w:iCs/>
           </w:rPr>
-          <w:t>CRoss-Industry Standard Process for Data Mining (CRISP-DM)</w:t>
+          <w:t xml:space="preserve">3.3 </w:t>
         </w:r>
-      </w:hyperlink>
-      <w:r>
-        <w:t>.</w:t>
-      </w:r>
-      <w:bookmarkEnd w:id="22"/>
-      <w:r>
-        <w:t xml:space="preserve"> </w:t>
-      </w:r>
-    </w:p>
-    <w:p>
-      <w:pPr>
-        <w:pStyle w:val="Prrafodelista"/>
-        <w:numPr>
-          <w:ilvl w:val="0"/>
-          <w:numId w:val="1"/>
-        </w:numPr>
-      </w:pPr>
-      <w:bookmarkStart w:id="24" w:name="_Ref211003510"/>
-      <w:r>
-        <w:t xml:space="preserve">Barber, Q. E., Jain, P., Whitman, E., Thompson, D. K., Guindon, L., Parks, S. A., Wang, X., Hethcoat, M. G., &amp; Parisien, M. A. (2024). </w:t>
-      </w:r>
-      <w:hyperlink r:id="rId19" w:history="1">
-        <w:r>
-          <w:rPr>
-            <w:rStyle w:val="Hipervnculo"/>
-          </w:rPr>
-          <w:t>The Canadian Fire Spread Dataset</w:t>
-        </w:r>
-      </w:hyperlink>
-      <w:r>
-        <w:t>. </w:t>
-      </w:r>
-      <w:r>
-        <w:rPr>
-          <w:i/>
-          <w:iCs/>
-        </w:rPr>
-        <w:t>Scientific data</w:t>
-      </w:r>
-      <w:r>
-        <w:t>, </w:t>
-      </w:r>
-      <w:r>
-        <w:rPr>
-          <w:i/>
-          <w:iCs/>
-        </w:rPr>
-        <w:t>11</w:t>
-      </w:r>
-      <w:r>
-        <w:t>(1), 764.</w:t>
-      </w:r>
-      <w:bookmarkEnd w:id="23"/>
-      <w:bookmarkEnd w:id="24"/>
-      <w:r>
-        <w:t xml:space="preserve"> </w:t>
-      </w:r>
-    </w:p>
-    <w:p>
-      <w:pPr>
-        <w:pStyle w:val="Prrafodelista"/>
-        <w:numPr>
-          <w:ilvl w:val="0"/>
-          <w:numId w:val="1"/>
-        </w:numPr>
-      </w:pPr>
-      <w:r>
-        <w:t xml:space="preserve">Muñoz Sabater, J. (2019): </w:t>
-      </w:r>
-      <w:hyperlink r:id="rId20" w:history="1">
-        <w:r>
-          <w:rPr>
-            <w:rStyle w:val="Hipervnculo"/>
-          </w:rPr>
-          <w:t>ERA5-Land hourly data from 1950 to present</w:t>
-        </w:r>
-      </w:hyperlink>
-      <w:r>
-        <w:t>. Copernicus Climate Change Service (C3S) Climate Data Store (CDS). </w:t>
-      </w:r>
-    </w:p>
-    <w:p>
-      <w:pPr>
-        <w:pStyle w:val="Prrafodelista"/>
-        <w:numPr>
-          <w:ilvl w:val="0"/>
-          <w:numId w:val="1"/>
-        </w:numPr>
-      </w:pPr>
-      <w:r>
-        <w:t>European Centre for Medium-Range Weather Forecasts. (2024). </w:t>
-      </w:r>
-      <w:hyperlink r:id="rId21" w:history="1">
+        <w:proofErr w:type="spellStart"/>
         <w:r>
           <w:rPr>
             <w:rStyle w:val="Hipervnculo"/>
             <w:i/>
             <w:iCs/>
           </w:rPr>
-          <w:t>3.3 OpenIFS: Surface Model HTESSEL</w:t>
+          <w:t>OpenIFS</w:t>
+        </w:r>
+        <w:proofErr w:type="spellEnd"/>
+        <w:r>
+          <w:rPr>
+            <w:rStyle w:val="Hipervnculo"/>
+            <w:i/>
+            <w:iCs/>
+          </w:rPr>
+          <w:t xml:space="preserve">: Surface </w:t>
+        </w:r>
+        <w:proofErr w:type="spellStart"/>
+        <w:r>
+          <w:rPr>
+            <w:rStyle w:val="Hipervnculo"/>
+            <w:i/>
+            <w:iCs/>
+          </w:rPr>
+          <w:t>Model</w:t>
+        </w:r>
+        <w:proofErr w:type="spellEnd"/>
+        <w:r>
+          <w:rPr>
+            <w:rStyle w:val="Hipervnculo"/>
+            <w:i/>
+            <w:iCs/>
+          </w:rPr>
+          <w:t xml:space="preserve"> HTESSEL</w:t>
         </w:r>
       </w:hyperlink>
       <w:r>
-        <w:t>. OpenIFS Documentation.</w:t>
+        <w:t xml:space="preserve">. </w:t>
+      </w:r>
+      <w:proofErr w:type="spellStart"/>
+      <w:r>
+        <w:t>OpenIFS</w:t>
+      </w:r>
+      <w:proofErr w:type="spellEnd"/>
+      <w:r>
+        <w:t xml:space="preserve"> </w:t>
+      </w:r>
+      <w:proofErr w:type="spellStart"/>
+      <w:r>
+        <w:t>Documentation</w:t>
+      </w:r>
+      <w:proofErr w:type="spellEnd"/>
+      <w:r>
+        <w:t>.</w:t>
       </w:r>
     </w:p>
     <w:p>
@@ -8871,7 +10332,7 @@
         <w:lastRenderedPageBreak/>
         <w:t>Comisión Nacional de Actividades Espaciales. (s. f.). </w:t>
       </w:r>
-      <w:hyperlink r:id="rId22" w:history="1">
+      <w:hyperlink r:id="rId21" w:history="1">
         <w:r>
           <w:rPr>
             <w:rStyle w:val="Hipervnculo"/>
@@ -8898,18 +10359,150 @@
       <w:r>
         <w:t>NASA. </w:t>
       </w:r>
-      <w:hyperlink r:id="rId23" w:history="1">
-        <w:r>
-          <w:rPr>
-            <w:rStyle w:val="Hipervnculo"/>
-            <w:i/>
-            <w:iCs/>
-          </w:rPr>
-          <w:t>Fire Information for Resource Management System (FIRMS)</w:t>
-        </w:r>
-      </w:hyperlink>
-      <w:r>
-        <w:t>. NASA Earth Observing System Data and Information System (EOSDIS).</w:t>
+      <w:proofErr w:type="spellStart"/>
+      <w:r>
+        <w:fldChar w:fldCharType="begin"/>
+      </w:r>
+      <w:r>
+        <w:instrText>HYPERLINK "https://firms.modaps.eosdis.nasa.gov/"</w:instrText>
+      </w:r>
+      <w:r>
+        <w:fldChar w:fldCharType="separate"/>
+      </w:r>
+      <w:r>
+        <w:rPr>
+          <w:rStyle w:val="Hipervnculo"/>
+          <w:i/>
+          <w:iCs/>
+        </w:rPr>
+        <w:t>Fire</w:t>
+      </w:r>
+      <w:proofErr w:type="spellEnd"/>
+      <w:r>
+        <w:rPr>
+          <w:rStyle w:val="Hipervnculo"/>
+          <w:i/>
+          <w:iCs/>
+        </w:rPr>
+        <w:t xml:space="preserve"> </w:t>
+      </w:r>
+      <w:proofErr w:type="spellStart"/>
+      <w:r>
+        <w:rPr>
+          <w:rStyle w:val="Hipervnculo"/>
+          <w:i/>
+          <w:iCs/>
+        </w:rPr>
+        <w:t>Information</w:t>
+      </w:r>
+      <w:proofErr w:type="spellEnd"/>
+      <w:r>
+        <w:rPr>
+          <w:rStyle w:val="Hipervnculo"/>
+          <w:i/>
+          <w:iCs/>
+        </w:rPr>
+        <w:t xml:space="preserve"> </w:t>
+      </w:r>
+      <w:proofErr w:type="spellStart"/>
+      <w:r>
+        <w:rPr>
+          <w:rStyle w:val="Hipervnculo"/>
+          <w:i/>
+          <w:iCs/>
+        </w:rPr>
+        <w:t>for</w:t>
+      </w:r>
+      <w:proofErr w:type="spellEnd"/>
+      <w:r>
+        <w:rPr>
+          <w:rStyle w:val="Hipervnculo"/>
+          <w:i/>
+          <w:iCs/>
+        </w:rPr>
+        <w:t xml:space="preserve"> </w:t>
+      </w:r>
+      <w:proofErr w:type="spellStart"/>
+      <w:r>
+        <w:rPr>
+          <w:rStyle w:val="Hipervnculo"/>
+          <w:i/>
+          <w:iCs/>
+        </w:rPr>
+        <w:t>Resource</w:t>
+      </w:r>
+      <w:proofErr w:type="spellEnd"/>
+      <w:r>
+        <w:rPr>
+          <w:rStyle w:val="Hipervnculo"/>
+          <w:i/>
+          <w:iCs/>
+        </w:rPr>
+        <w:t xml:space="preserve"> Management </w:t>
+      </w:r>
+      <w:proofErr w:type="spellStart"/>
+      <w:r>
+        <w:rPr>
+          <w:rStyle w:val="Hipervnculo"/>
+          <w:i/>
+          <w:iCs/>
+        </w:rPr>
+        <w:t>System</w:t>
+      </w:r>
+      <w:proofErr w:type="spellEnd"/>
+      <w:r>
+        <w:rPr>
+          <w:rStyle w:val="Hipervnculo"/>
+          <w:i/>
+          <w:iCs/>
+        </w:rPr>
+        <w:t xml:space="preserve"> (FIRMS)</w:t>
+      </w:r>
+      <w:r>
+        <w:fldChar w:fldCharType="end"/>
+      </w:r>
+      <w:r>
+        <w:t xml:space="preserve">. NASA </w:t>
+      </w:r>
+      <w:proofErr w:type="spellStart"/>
+      <w:r>
+        <w:t>Earth</w:t>
+      </w:r>
+      <w:proofErr w:type="spellEnd"/>
+      <w:r>
+        <w:t xml:space="preserve"> </w:t>
+      </w:r>
+      <w:proofErr w:type="spellStart"/>
+      <w:r>
+        <w:t>Observing</w:t>
+      </w:r>
+      <w:proofErr w:type="spellEnd"/>
+      <w:r>
+        <w:t xml:space="preserve"> </w:t>
+      </w:r>
+      <w:proofErr w:type="spellStart"/>
+      <w:r>
+        <w:t>System</w:t>
+      </w:r>
+      <w:proofErr w:type="spellEnd"/>
+      <w:r>
+        <w:t xml:space="preserve"> Data and </w:t>
+      </w:r>
+      <w:proofErr w:type="spellStart"/>
+      <w:r>
+        <w:t>Information</w:t>
+      </w:r>
+      <w:proofErr w:type="spellEnd"/>
+      <w:r>
+        <w:t xml:space="preserve"> </w:t>
+      </w:r>
+      <w:proofErr w:type="spellStart"/>
+      <w:r>
+        <w:t>System</w:t>
+      </w:r>
+      <w:proofErr w:type="spellEnd"/>
+      <w:r>
+        <w:t xml:space="preserve"> (EOSDIS).</w:t>
       </w:r>
       <w:bookmarkEnd w:id="26"/>
     </w:p>
@@ -8923,7 +10516,7 @@
       </w:pPr>
     </w:p>
     <w:sectPr>
-      <w:footerReference w:type="default" r:id="rId24"/>
+      <w:footerReference w:type="default" r:id="rId22"/>
       <w:pgSz w:w="11906" w:h="16838"/>
       <w:pgMar w:top="1417" w:right="1701" w:bottom="1417" w:left="1701" w:header="708" w:footer="708" w:gutter="0"/>
       <w:pgNumType w:start="0"/>

--- a/docs/Tesis - Villagra Turco, Ezequiel.docx
+++ b/docs/Tesis - Villagra Turco, Ezequiel.docx
@@ -8792,23 +8792,21 @@
           <w:rFonts w:cs="Times New Roman"/>
           <w:color w:val="000000" w:themeColor="text1"/>
         </w:rPr>
-        <w:t xml:space="preserve">) disponibles por los administradores de información. Estas </w:t>
-      </w:r>
-      <w:proofErr w:type="spellStart"/>
-      <w:r>
-        <w:rPr>
-          <w:rFonts w:cs="Times New Roman"/>
-          <w:color w:val="000000" w:themeColor="text1"/>
-        </w:rPr>
-        <w:t>APIs</w:t>
-      </w:r>
-      <w:proofErr w:type="spellEnd"/>
-      <w:r>
-        <w:rPr>
-          <w:rFonts w:cs="Times New Roman"/>
-          <w:color w:val="000000" w:themeColor="text1"/>
-        </w:rPr>
-        <w:t xml:space="preserve"> funcionan como </w:t>
+        <w:t>) disponibles por los administradores de información</w:t>
+      </w:r>
+      <w:r>
+        <w:rPr>
+          <w:rFonts w:cs="Times New Roman"/>
+          <w:color w:val="000000" w:themeColor="text1"/>
+        </w:rPr>
+        <w:t xml:space="preserve">, que </w:t>
+      </w:r>
+      <w:r>
+        <w:rPr>
+          <w:rFonts w:cs="Times New Roman"/>
+          <w:color w:val="000000" w:themeColor="text1"/>
+        </w:rPr>
+        <w:t xml:space="preserve">funcionan como </w:t>
       </w:r>
       <w:r>
         <w:rPr>
@@ -8882,6 +8880,40 @@
     </w:p>
     <w:p>
       <w:pPr>
+        <w:ind w:firstLine="0"/>
+        <w:jc w:val="both"/>
+        <w:rPr>
+          <w:rFonts w:cs="Times New Roman"/>
+          <w:color w:val="000000" w:themeColor="text1"/>
+        </w:rPr>
+      </w:pPr>
+    </w:p>
+    <w:p>
+      <w:pPr>
+        <w:ind w:firstLine="0"/>
+        <w:jc w:val="both"/>
+        <w:rPr>
+          <w:rFonts w:cs="Times New Roman"/>
+          <w:color w:val="000000" w:themeColor="text1"/>
+        </w:rPr>
+      </w:pPr>
+      <w:r>
+        <w:rPr>
+          <w:rFonts w:cs="Times New Roman"/>
+          <w:color w:val="000000" w:themeColor="text1"/>
+        </w:rPr>
+        <w:t>¿Apéndice I?</w:t>
+      </w:r>
+      <w:r>
+        <w:rPr>
+          <w:rFonts w:cs="Times New Roman"/>
+          <w:color w:val="000000" w:themeColor="text1"/>
+        </w:rPr>
+        <w:t xml:space="preserve"> Breve espacio técnico con lógica de construcción de interfaz hacia la API y almacenamiento de datos.</w:t>
+      </w:r>
+    </w:p>
+    <w:p>
+      <w:pPr>
         <w:pStyle w:val="Ttulo2"/>
         <w:ind w:firstLine="0"/>
         <w:rPr>
@@ -8899,11 +8931,684 @@
     </w:p>
     <w:p>
       <w:pPr>
-        <w:ind w:firstLine="0"/>
-      </w:pPr>
+        <w:jc w:val="both"/>
+      </w:pPr>
+      <w:r>
+        <w:t xml:space="preserve">Los datos meteorológicos que se reciben de los productos ERA5 no requieren tratamiento ya que son datos preprocesados por los modelos mencionados en el apartado </w:t>
+      </w:r>
+      <w:r>
+        <w:t>anterior. Las transformaciones en los datos están sujetas a obtener los valores base que sirvan como entrada para la determinación de las variables derivadas o calculadas del FWI (</w:t>
+      </w:r>
+      <w:proofErr w:type="spellStart"/>
+      <w:r>
+        <w:t>Fire</w:t>
+      </w:r>
+      <w:proofErr w:type="spellEnd"/>
+      <w:r>
+        <w:t xml:space="preserve"> </w:t>
+      </w:r>
+      <w:proofErr w:type="spellStart"/>
+      <w:r>
+        <w:t>Weather</w:t>
+      </w:r>
+      <w:proofErr w:type="spellEnd"/>
+      <w:r>
+        <w:t xml:space="preserve"> </w:t>
+      </w:r>
+      <w:proofErr w:type="spellStart"/>
+      <w:r>
+        <w:t>Index</w:t>
+      </w:r>
+      <w:proofErr w:type="spellEnd"/>
+      <w:r>
+        <w:t xml:space="preserve">) </w:t>
+      </w:r>
+      <w:r>
+        <w:fldChar w:fldCharType="begin"/>
+      </w:r>
+      <w:r>
+        <w:instrText xml:space="preserve"> REF _Ref212113708 \r \h </w:instrText>
+      </w:r>
+      <w:r>
+        <w:instrText xml:space="preserve"> \* MERGEFORMAT </w:instrText>
+      </w:r>
+      <w:r>
+        <w:fldChar w:fldCharType="separate"/>
+      </w:r>
+      <w:r>
+        <w:t>[16]</w:t>
+      </w:r>
+      <w:r>
+        <w:fldChar w:fldCharType="end"/>
+      </w:r>
+      <w:r>
+        <w:t>.</w:t>
+      </w:r>
     </w:p>
     <w:p>
       <w:pPr>
+        <w:pStyle w:val="Ttulo3"/>
+        <w:ind w:firstLine="0"/>
+        <w:jc w:val="both"/>
+      </w:pPr>
+      <w:proofErr w:type="spellStart"/>
+      <w:r>
+        <w:rPr>
+          <w:color w:val="000000" w:themeColor="text1"/>
+        </w:rPr>
+        <w:t>Fire</w:t>
+      </w:r>
+      <w:proofErr w:type="spellEnd"/>
+      <w:r>
+        <w:rPr>
+          <w:color w:val="000000" w:themeColor="text1"/>
+        </w:rPr>
+        <w:t xml:space="preserve"> </w:t>
+      </w:r>
+      <w:proofErr w:type="spellStart"/>
+      <w:r>
+        <w:rPr>
+          <w:color w:val="000000" w:themeColor="text1"/>
+        </w:rPr>
+        <w:t>W</w:t>
+      </w:r>
+      <w:r>
+        <w:rPr>
+          <w:color w:val="000000" w:themeColor="text1"/>
+        </w:rPr>
+        <w:t>eather</w:t>
+      </w:r>
+      <w:proofErr w:type="spellEnd"/>
+      <w:r>
+        <w:rPr>
+          <w:color w:val="000000" w:themeColor="text1"/>
+        </w:rPr>
+        <w:t xml:space="preserve"> </w:t>
+      </w:r>
+      <w:proofErr w:type="spellStart"/>
+      <w:r>
+        <w:rPr>
+          <w:color w:val="000000" w:themeColor="text1"/>
+        </w:rPr>
+        <w:t>I</w:t>
+      </w:r>
+      <w:r>
+        <w:rPr>
+          <w:color w:val="000000" w:themeColor="text1"/>
+        </w:rPr>
+        <w:t>ndex</w:t>
+      </w:r>
+      <w:proofErr w:type="spellEnd"/>
+    </w:p>
+    <w:p>
+      <w:pPr>
+        <w:ind w:firstLine="708"/>
+        <w:jc w:val="both"/>
+      </w:pPr>
+      <w:r>
+        <w:t xml:space="preserve">El </w:t>
+      </w:r>
+      <w:r>
+        <w:t>s</w:t>
+      </w:r>
+      <w:r>
+        <w:t xml:space="preserve">istema canadiense de índice meteorológico de incendios forestales consta de seis componentes que explican los efectos de la humedad del combustible y </w:t>
+      </w:r>
+      <w:r>
+        <w:t>c</w:t>
+      </w:r>
+      <w:r>
+        <w:t>ondiciones climáticas sobre el comportamiento del fuego.</w:t>
+      </w:r>
+    </w:p>
+    <w:p>
+      <w:pPr>
+        <w:ind w:firstLine="708"/>
+        <w:jc w:val="both"/>
+      </w:pPr>
+    </w:p>
+    <w:p>
+      <w:pPr>
+        <w:ind w:firstLine="708"/>
+        <w:jc w:val="both"/>
+      </w:pPr>
+      <w:r>
+        <w:t xml:space="preserve">Los primeros tres componentes </w:t>
+      </w:r>
+      <w:r>
+        <w:t xml:space="preserve">(FFMC, DMC, DC) </w:t>
+      </w:r>
+      <w:r>
+        <w:t xml:space="preserve">son </w:t>
+      </w:r>
+      <w:r>
+        <w:t>c</w:t>
+      </w:r>
+      <w:r>
+        <w:t xml:space="preserve">lasificaciones numéricas </w:t>
+      </w:r>
+      <w:r>
+        <w:t>del</w:t>
+      </w:r>
+      <w:r>
+        <w:t xml:space="preserve"> contenido de humedad del suelo y otras materias orgánicas muertas</w:t>
+      </w:r>
+      <w:r>
+        <w:t xml:space="preserve"> cuyos</w:t>
+      </w:r>
+      <w:r>
+        <w:t xml:space="preserve"> valores aumentan a medida que disminuye el contenido de humedad</w:t>
+      </w:r>
+      <w:r>
+        <w:t>:</w:t>
+      </w:r>
+    </w:p>
+    <w:p>
+      <w:pPr>
+        <w:pStyle w:val="Prrafodelista"/>
+        <w:numPr>
+          <w:ilvl w:val="0"/>
+          <w:numId w:val="5"/>
+        </w:numPr>
+        <w:ind w:firstLine="0"/>
+        <w:jc w:val="both"/>
+      </w:pPr>
+      <w:proofErr w:type="spellStart"/>
+      <w:r>
+        <w:rPr>
+          <w:b/>
+          <w:bCs/>
+        </w:rPr>
+        <w:lastRenderedPageBreak/>
+        <w:t>Fire</w:t>
+      </w:r>
+      <w:proofErr w:type="spellEnd"/>
+      <w:r>
+        <w:rPr>
+          <w:b/>
+          <w:bCs/>
+        </w:rPr>
+        <w:t xml:space="preserve"> </w:t>
+      </w:r>
+      <w:r>
+        <w:rPr>
+          <w:b/>
+          <w:bCs/>
+        </w:rPr>
+        <w:t>F</w:t>
+      </w:r>
+      <w:r>
+        <w:rPr>
+          <w:b/>
+          <w:bCs/>
+        </w:rPr>
+        <w:t xml:space="preserve">uel </w:t>
+      </w:r>
+      <w:proofErr w:type="spellStart"/>
+      <w:r>
+        <w:rPr>
+          <w:b/>
+          <w:bCs/>
+        </w:rPr>
+        <w:t>M</w:t>
+      </w:r>
+      <w:r>
+        <w:rPr>
+          <w:b/>
+          <w:bCs/>
+        </w:rPr>
+        <w:t>oisture</w:t>
+      </w:r>
+      <w:proofErr w:type="spellEnd"/>
+      <w:r>
+        <w:rPr>
+          <w:b/>
+          <w:bCs/>
+        </w:rPr>
+        <w:t xml:space="preserve"> </w:t>
+      </w:r>
+      <w:proofErr w:type="spellStart"/>
+      <w:r>
+        <w:rPr>
+          <w:b/>
+          <w:bCs/>
+        </w:rPr>
+        <w:t>C</w:t>
+      </w:r>
+      <w:r>
+        <w:rPr>
+          <w:b/>
+          <w:bCs/>
+        </w:rPr>
+        <w:t>ode</w:t>
+      </w:r>
+      <w:proofErr w:type="spellEnd"/>
+      <w:r>
+        <w:rPr>
+          <w:b/>
+          <w:bCs/>
+        </w:rPr>
+        <w:t xml:space="preserve"> (FFMC)</w:t>
+      </w:r>
+      <w:r>
+        <w:t>,</w:t>
+      </w:r>
+      <w:r>
+        <w:t xml:space="preserve"> es una clasificación numérica de la humedad contenido de basura y otros combustibles finos curados. </w:t>
+      </w:r>
+      <w:r>
+        <w:t>I</w:t>
+      </w:r>
+      <w:r>
+        <w:t xml:space="preserve">ndicador de la facilidad de ignición </w:t>
+      </w:r>
+      <w:r>
+        <w:t>e</w:t>
+      </w:r>
+      <w:r>
+        <w:t xml:space="preserve"> </w:t>
+      </w:r>
+      <w:r>
+        <w:t>i</w:t>
+      </w:r>
+      <w:r>
+        <w:t>nflamabilidad del combustible fino.</w:t>
+      </w:r>
+    </w:p>
+    <w:p>
+      <w:pPr>
+        <w:pStyle w:val="Prrafodelista"/>
+        <w:numPr>
+          <w:ilvl w:val="0"/>
+          <w:numId w:val="5"/>
+        </w:numPr>
+        <w:ind w:firstLine="0"/>
+        <w:jc w:val="both"/>
+      </w:pPr>
+      <w:proofErr w:type="spellStart"/>
+      <w:r>
+        <w:rPr>
+          <w:b/>
+          <w:bCs/>
+        </w:rPr>
+        <w:t>Duff</w:t>
+      </w:r>
+      <w:proofErr w:type="spellEnd"/>
+      <w:r>
+        <w:rPr>
+          <w:b/>
+          <w:bCs/>
+        </w:rPr>
+        <w:t xml:space="preserve"> </w:t>
+      </w:r>
+      <w:proofErr w:type="spellStart"/>
+      <w:r>
+        <w:rPr>
+          <w:b/>
+          <w:bCs/>
+        </w:rPr>
+        <w:t>Moisture</w:t>
+      </w:r>
+      <w:proofErr w:type="spellEnd"/>
+      <w:r>
+        <w:rPr>
+          <w:b/>
+          <w:bCs/>
+        </w:rPr>
+        <w:t xml:space="preserve"> </w:t>
+      </w:r>
+      <w:proofErr w:type="spellStart"/>
+      <w:r>
+        <w:rPr>
+          <w:b/>
+          <w:bCs/>
+        </w:rPr>
+        <w:t>Code</w:t>
+      </w:r>
+      <w:proofErr w:type="spellEnd"/>
+      <w:r>
+        <w:rPr>
+          <w:b/>
+          <w:bCs/>
+        </w:rPr>
+        <w:t xml:space="preserve"> (DMC)</w:t>
+      </w:r>
+      <w:r>
+        <w:t>,</w:t>
+      </w:r>
+      <w:r>
+        <w:t xml:space="preserve"> </w:t>
+      </w:r>
+      <w:r>
+        <w:t xml:space="preserve">es una clasificación numérica de la humedad promedio contenido de capas orgánicas poco compactadas de profundidad moderada. </w:t>
+      </w:r>
+      <w:r>
+        <w:rPr>
+          <w:lang w:val="es-ES"/>
+        </w:rPr>
+        <w:t>Indicador d</w:t>
+      </w:r>
+      <w:r>
+        <w:rPr>
+          <w:lang w:val="es-ES"/>
+        </w:rPr>
+        <w:t>el consumo de combustible en capas moderadas de hojarasca y material leñoso de tamaño mediano</w:t>
+      </w:r>
+      <w:r>
+        <w:rPr>
+          <w:lang w:val="es-ES"/>
+        </w:rPr>
+        <w:t>.</w:t>
+      </w:r>
+    </w:p>
+    <w:p>
+      <w:pPr>
+        <w:pStyle w:val="Prrafodelista"/>
+        <w:numPr>
+          <w:ilvl w:val="0"/>
+          <w:numId w:val="5"/>
+        </w:numPr>
+        <w:ind w:firstLine="0"/>
+        <w:jc w:val="both"/>
+      </w:pPr>
+      <w:proofErr w:type="spellStart"/>
+      <w:r>
+        <w:rPr>
+          <w:b/>
+          <w:bCs/>
+        </w:rPr>
+        <w:t>Drought</w:t>
+      </w:r>
+      <w:proofErr w:type="spellEnd"/>
+      <w:r>
+        <w:rPr>
+          <w:b/>
+          <w:bCs/>
+        </w:rPr>
+        <w:t xml:space="preserve"> </w:t>
+      </w:r>
+      <w:proofErr w:type="spellStart"/>
+      <w:r>
+        <w:rPr>
+          <w:b/>
+          <w:bCs/>
+        </w:rPr>
+        <w:t>Code</w:t>
+      </w:r>
+      <w:proofErr w:type="spellEnd"/>
+      <w:r>
+        <w:rPr>
+          <w:b/>
+          <w:bCs/>
+        </w:rPr>
+        <w:t xml:space="preserve"> (DC)</w:t>
+      </w:r>
+      <w:r>
+        <w:t>,</w:t>
+      </w:r>
+      <w:r>
+        <w:t xml:space="preserve"> es una calificación numérica del contenido promedio de humedad de capas orgánicas profundas y compactas. </w:t>
+      </w:r>
+      <w:r>
+        <w:rPr>
+          <w:lang w:val="es-ES"/>
+        </w:rPr>
+        <w:t>I</w:t>
+      </w:r>
+      <w:r>
+        <w:rPr>
+          <w:lang w:val="es-ES"/>
+        </w:rPr>
+        <w:t>ndicador útil de los efectos de la sequía estacional en los combustibles forestales y la cantidad de combustión latente en capas profundas de mantillo y troncos grandes.</w:t>
+      </w:r>
+    </w:p>
+    <w:p>
+      <w:pPr>
+        <w:ind w:firstLine="708"/>
+        <w:jc w:val="both"/>
+      </w:pPr>
+    </w:p>
+    <w:p>
+      <w:pPr>
+        <w:ind w:firstLine="708"/>
+        <w:jc w:val="both"/>
+      </w:pPr>
+      <w:r>
+        <w:t xml:space="preserve">Los tres componentes restantes (ISI, BUI, FWI) son índices de comportamiento del fuego, que representan la tasa de la propagación del fuego, el combustible disponible para </w:t>
+      </w:r>
+      <w:r>
+        <w:t>la</w:t>
+      </w:r>
+      <w:r>
+        <w:t xml:space="preserve"> combustión y la intensidad del fuego frontal; estos tres valores aumentan a medida que aumenta el peligro de incendio</w:t>
+      </w:r>
+      <w:r>
+        <w:t>:</w:t>
+      </w:r>
+    </w:p>
+    <w:p>
+      <w:pPr>
+        <w:pStyle w:val="Prrafodelista"/>
+        <w:numPr>
+          <w:ilvl w:val="0"/>
+          <w:numId w:val="5"/>
+        </w:numPr>
+        <w:ind w:firstLine="0"/>
+        <w:jc w:val="both"/>
+      </w:pPr>
+      <w:proofErr w:type="spellStart"/>
+      <w:r>
+        <w:rPr>
+          <w:b/>
+          <w:bCs/>
+        </w:rPr>
+        <w:t>Initial</w:t>
+      </w:r>
+      <w:proofErr w:type="spellEnd"/>
+      <w:r>
+        <w:rPr>
+          <w:b/>
+          <w:bCs/>
+        </w:rPr>
+        <w:t xml:space="preserve"> Spread </w:t>
+      </w:r>
+      <w:proofErr w:type="spellStart"/>
+      <w:r>
+        <w:rPr>
+          <w:b/>
+          <w:bCs/>
+        </w:rPr>
+        <w:t>Index</w:t>
+      </w:r>
+      <w:proofErr w:type="spellEnd"/>
+      <w:r>
+        <w:rPr>
+          <w:b/>
+          <w:bCs/>
+        </w:rPr>
+        <w:t xml:space="preserve"> (ISI)</w:t>
+      </w:r>
+      <w:r>
+        <w:t xml:space="preserve">, </w:t>
+      </w:r>
+      <w:r>
+        <w:t xml:space="preserve">es una </w:t>
+      </w:r>
+      <w:r>
+        <w:t>clasificación numérica de la velocidad de propagación prevista del incendio</w:t>
+      </w:r>
+      <w:r>
+        <w:t xml:space="preserve">. Se basa en la velocidad del viento y FFMC. </w:t>
+      </w:r>
+      <w:r>
+        <w:t>Al igual que el resto de los componentes del sistema FWI, no considera el tipo de combustible. Las velocidades de propagación reales varían según el tipo de combustible con el mismo ISI.</w:t>
+      </w:r>
+    </w:p>
+    <w:p>
+      <w:pPr>
+        <w:pStyle w:val="Prrafodelista"/>
+        <w:numPr>
+          <w:ilvl w:val="0"/>
+          <w:numId w:val="5"/>
+        </w:numPr>
+        <w:ind w:firstLine="0"/>
+        <w:jc w:val="both"/>
+      </w:pPr>
+      <w:proofErr w:type="spellStart"/>
+      <w:r>
+        <w:rPr>
+          <w:b/>
+          <w:bCs/>
+        </w:rPr>
+        <w:t>Buildup</w:t>
+      </w:r>
+      <w:proofErr w:type="spellEnd"/>
+      <w:r>
+        <w:rPr>
+          <w:b/>
+          <w:bCs/>
+        </w:rPr>
+        <w:t xml:space="preserve"> </w:t>
+      </w:r>
+      <w:proofErr w:type="spellStart"/>
+      <w:r>
+        <w:rPr>
+          <w:b/>
+          <w:bCs/>
+        </w:rPr>
+        <w:t>Index</w:t>
+      </w:r>
+      <w:proofErr w:type="spellEnd"/>
+      <w:r>
+        <w:rPr>
+          <w:b/>
+          <w:bCs/>
+        </w:rPr>
+        <w:t xml:space="preserve"> (BUI)</w:t>
+      </w:r>
+      <w:r>
+        <w:t>,</w:t>
+      </w:r>
+      <w:r>
+        <w:t xml:space="preserve"> es una </w:t>
+      </w:r>
+      <w:r>
+        <w:t>clasificación numérica de la cantidad total de combustible disponible para la combustión</w:t>
+      </w:r>
+      <w:r>
+        <w:t xml:space="preserve">. Se basa en el DMC y el DC. </w:t>
+      </w:r>
+      <w:r>
+        <w:t>suele ser menos del doble del valor del DMC, y se espera que la humedad en la capa de DMC ayude a prevenir la combustión del material en las capas más profundas del combustible disponible</w:t>
+      </w:r>
+      <w:r>
+        <w:t>.</w:t>
+      </w:r>
+    </w:p>
+    <w:p>
+      <w:pPr>
+        <w:pStyle w:val="Prrafodelista"/>
+        <w:numPr>
+          <w:ilvl w:val="0"/>
+          <w:numId w:val="5"/>
+        </w:numPr>
+        <w:ind w:firstLine="0"/>
+        <w:jc w:val="both"/>
+      </w:pPr>
+      <w:proofErr w:type="spellStart"/>
+      <w:r>
+        <w:rPr>
+          <w:b/>
+          <w:bCs/>
+        </w:rPr>
+        <w:t>Fire</w:t>
+      </w:r>
+      <w:proofErr w:type="spellEnd"/>
+      <w:r>
+        <w:rPr>
+          <w:b/>
+          <w:bCs/>
+        </w:rPr>
+        <w:t xml:space="preserve"> </w:t>
+      </w:r>
+      <w:proofErr w:type="spellStart"/>
+      <w:r>
+        <w:rPr>
+          <w:b/>
+          <w:bCs/>
+        </w:rPr>
+        <w:t>Weather</w:t>
+      </w:r>
+      <w:proofErr w:type="spellEnd"/>
+      <w:r>
+        <w:rPr>
+          <w:b/>
+          <w:bCs/>
+        </w:rPr>
+        <w:t xml:space="preserve"> </w:t>
+      </w:r>
+      <w:proofErr w:type="spellStart"/>
+      <w:r>
+        <w:rPr>
+          <w:b/>
+          <w:bCs/>
+        </w:rPr>
+        <w:t>Index</w:t>
+      </w:r>
+      <w:proofErr w:type="spellEnd"/>
+      <w:r>
+        <w:rPr>
+          <w:b/>
+          <w:bCs/>
+        </w:rPr>
+        <w:t xml:space="preserve"> (FWI)</w:t>
+      </w:r>
+      <w:r>
+        <w:t>,</w:t>
+      </w:r>
+      <w:r>
+        <w:t xml:space="preserve"> es una </w:t>
+      </w:r>
+      <w:r>
+        <w:t>clasificación</w:t>
+      </w:r>
+      <w:r>
+        <w:t xml:space="preserve"> numérica de la intensidad de los incendios.</w:t>
+      </w:r>
+      <w:r>
+        <w:t xml:space="preserve"> </w:t>
+      </w:r>
+      <w:r>
+        <w:t>Se basa en el ISI y el BUI, y se utiliza como índice general de peligro de incendio en las zonas forestales de Canadá</w:t>
+      </w:r>
+      <w:r>
+        <w:t>.</w:t>
+      </w:r>
+    </w:p>
+    <w:p>
+      <w:pPr>
+        <w:ind w:left="720" w:firstLine="0"/>
+        <w:jc w:val="both"/>
+      </w:pPr>
+    </w:p>
+    <w:p>
+      <w:pPr>
+        <w:ind w:firstLine="0"/>
+      </w:pPr>
+      <w:r>
+        <w:t>¿Apéndice II?</w:t>
+      </w:r>
+      <w:r>
+        <w:t xml:space="preserve"> Espacio técnico con el detalle de cálculos/formulas y su implementación para obtener los campos calculados.</w:t>
+      </w:r>
+    </w:p>
+    <w:p>
+      <w:pPr>
+        <w:ind w:firstLine="0"/>
+      </w:pPr>
+    </w:p>
+    <w:p>
+      <w:pPr>
         <w:pStyle w:val="Ttulo2"/>
         <w:ind w:firstLine="0"/>
         <w:rPr>
@@ -8919,6 +9624,7 @@
         <w:t>Tratamiento de datos de focos de calor</w:t>
       </w:r>
     </w:p>
+    <w:p/>
     <w:p>
       <w:pPr>
         <w:pStyle w:val="Ttulo1"/>
@@ -8934,6 +9640,7 @@
           <w:rFonts w:ascii="Times New Roman" w:hAnsi="Times New Roman" w:cs="Times New Roman"/>
           <w:color w:val="000000" w:themeColor="text1"/>
         </w:rPr>
+        <w:lastRenderedPageBreak/>
         <w:t>Análisis exploratorio</w:t>
       </w:r>
       <w:bookmarkEnd w:id="6"/>
@@ -9018,7 +9725,6 @@
           <w:rFonts w:ascii="Times New Roman" w:hAnsi="Times New Roman" w:cs="Times New Roman"/>
           <w:color w:val="000000" w:themeColor="text1"/>
         </w:rPr>
-        <w:lastRenderedPageBreak/>
         <w:t>Conclusiones</w:t>
       </w:r>
       <w:bookmarkEnd w:id="9"/>
@@ -10505,6 +11211,119 @@
         <w:t xml:space="preserve"> (EOSDIS).</w:t>
       </w:r>
       <w:bookmarkEnd w:id="26"/>
+    </w:p>
+    <w:p>
+      <w:pPr>
+        <w:pStyle w:val="Prrafodelista"/>
+        <w:numPr>
+          <w:ilvl w:val="0"/>
+          <w:numId w:val="1"/>
+        </w:numPr>
+      </w:pPr>
+      <w:bookmarkStart w:id="27" w:name="_Ref212113708"/>
+      <w:proofErr w:type="spellStart"/>
+      <w:proofErr w:type="gramStart"/>
+      <w:r>
+        <w:t>Wagner,C</w:t>
+      </w:r>
+      <w:proofErr w:type="spellEnd"/>
+      <w:r>
+        <w:t>.</w:t>
+      </w:r>
+      <w:proofErr w:type="gramEnd"/>
+      <w:r>
+        <w:t xml:space="preserve"> E. van</w:t>
+      </w:r>
+      <w:r>
+        <w:t xml:space="preserve">, ISBN: </w:t>
+      </w:r>
+      <w:r>
+        <w:t xml:space="preserve">0-662-15198-4, Canadian </w:t>
+      </w:r>
+      <w:proofErr w:type="spellStart"/>
+      <w:r>
+        <w:t>Forestry</w:t>
+      </w:r>
+      <w:proofErr w:type="spellEnd"/>
+      <w:r>
+        <w:t xml:space="preserve"> </w:t>
+      </w:r>
+      <w:proofErr w:type="spellStart"/>
+      <w:r>
+        <w:t>Service</w:t>
+      </w:r>
+      <w:proofErr w:type="spellEnd"/>
+      <w:r>
+        <w:t xml:space="preserve">, </w:t>
+      </w:r>
+      <w:proofErr w:type="spellStart"/>
+      <w:r>
+        <w:t>Development</w:t>
+      </w:r>
+      <w:proofErr w:type="spellEnd"/>
+      <w:r>
+        <w:t xml:space="preserve"> and </w:t>
+      </w:r>
+      <w:proofErr w:type="spellStart"/>
+      <w:r>
+        <w:t>structure</w:t>
+      </w:r>
+      <w:proofErr w:type="spellEnd"/>
+      <w:r>
+        <w:t xml:space="preserve"> </w:t>
+      </w:r>
+      <w:proofErr w:type="spellStart"/>
+      <w:r>
+        <w:t>of</w:t>
+      </w:r>
+      <w:proofErr w:type="spellEnd"/>
+      <w:r>
+        <w:t xml:space="preserve"> </w:t>
+      </w:r>
+      <w:proofErr w:type="spellStart"/>
+      <w:r>
+        <w:t>the</w:t>
+      </w:r>
+      <w:proofErr w:type="spellEnd"/>
+      <w:r>
+        <w:t xml:space="preserve"> Canadian Forest </w:t>
+      </w:r>
+      <w:proofErr w:type="spellStart"/>
+      <w:r>
+        <w:t>Fire</w:t>
+      </w:r>
+      <w:proofErr w:type="spellEnd"/>
+      <w:r>
+        <w:t xml:space="preserve"> </w:t>
+      </w:r>
+      <w:proofErr w:type="spellStart"/>
+      <w:r>
+        <w:t>Weather</w:t>
+      </w:r>
+      <w:proofErr w:type="spellEnd"/>
+      <w:r>
+        <w:t xml:space="preserve"> </w:t>
+      </w:r>
+      <w:proofErr w:type="spellStart"/>
+      <w:r>
+        <w:t>Index</w:t>
+      </w:r>
+      <w:proofErr w:type="spellEnd"/>
+      <w:r>
+        <w:t xml:space="preserve"> </w:t>
+      </w:r>
+      <w:proofErr w:type="spellStart"/>
+      <w:r>
+        <w:t>System</w:t>
+      </w:r>
+      <w:proofErr w:type="spellEnd"/>
+      <w:r>
+        <w:t>, (1987)</w:t>
+      </w:r>
+      <w:r>
+        <w:t>.</w:t>
+      </w:r>
+      <w:bookmarkEnd w:id="27"/>
     </w:p>
     <w:p>
       <w:pPr>
@@ -12292,6 +13111,36 @@
       <w:ind w:left="220"/>
     </w:pPr>
   </w:style>
+  <w:style w:type="paragraph" w:styleId="HTMLconformatoprevio">
+    <w:name w:val="HTML Preformatted"/>
+    <w:basedOn w:val="Normal"/>
+    <w:link w:val="HTMLconformatoprevioCar"/>
+    <w:uiPriority w:val="99"/>
+    <w:semiHidden/>
+    <w:unhideWhenUsed/>
+    <w:rsid w:val="00E35A15"/>
+    <w:pPr>
+      <w:spacing w:line="240" w:lineRule="auto"/>
+    </w:pPr>
+    <w:rPr>
+      <w:rFonts w:ascii="Consolas" w:hAnsi="Consolas"/>
+      <w:sz w:val="20"/>
+      <w:szCs w:val="20"/>
+    </w:rPr>
+  </w:style>
+  <w:style w:type="character" w:customStyle="1" w:styleId="HTMLconformatoprevioCar">
+    <w:name w:val="HTML con formato previo Car"/>
+    <w:basedOn w:val="Fuentedeprrafopredeter"/>
+    <w:link w:val="HTMLconformatoprevio"/>
+    <w:uiPriority w:val="99"/>
+    <w:semiHidden/>
+    <w:rsid w:val="00E35A15"/>
+    <w:rPr>
+      <w:rFonts w:ascii="Consolas" w:hAnsi="Consolas"/>
+      <w:sz w:val="20"/>
+      <w:szCs w:val="20"/>
+    </w:rPr>
+  </w:style>
 </w:styles>
 </file>
 

--- a/docs/Tesis - Villagra Turco, Ezequiel.docx
+++ b/docs/Tesis - Villagra Turco, Ezequiel.docx
@@ -592,7 +592,7 @@
           <w:r>
             <w:fldChar w:fldCharType="separate"/>
           </w:r>
-          <w:hyperlink w:anchor="_Toc211364614" w:history="1">
+          <w:hyperlink w:anchor="_Toc212143169" w:history="1">
             <w:r>
               <w:rPr>
                 <w:rStyle w:val="Hipervnculo"/>
@@ -620,7 +620,7 @@
                 <w:noProof/>
                 <w:webHidden/>
               </w:rPr>
-              <w:instrText xml:space="preserve"> PAGEREF _Toc211364614 \h </w:instrText>
+              <w:instrText xml:space="preserve"> PAGEREF _Toc212143169 \h </w:instrText>
             </w:r>
             <w:r>
               <w:rPr>
@@ -661,7 +661,7 @@
               <w:lang w:eastAsia="es-AR"/>
             </w:rPr>
           </w:pPr>
-          <w:hyperlink w:anchor="_Toc211364615" w:history="1">
+          <w:hyperlink w:anchor="_Toc212143170" w:history="1">
             <w:r>
               <w:rPr>
                 <w:rStyle w:val="Hipervnculo"/>
@@ -689,7 +689,7 @@
                 <w:noProof/>
                 <w:webHidden/>
               </w:rPr>
-              <w:instrText xml:space="preserve"> PAGEREF _Toc211364615 \h </w:instrText>
+              <w:instrText xml:space="preserve"> PAGEREF _Toc212143170 \h </w:instrText>
             </w:r>
             <w:r>
               <w:rPr>
@@ -730,7 +730,7 @@
               <w:lang w:eastAsia="es-AR"/>
             </w:rPr>
           </w:pPr>
-          <w:hyperlink w:anchor="_Toc211364616" w:history="1">
+          <w:hyperlink w:anchor="_Toc212143171" w:history="1">
             <w:r>
               <w:rPr>
                 <w:rStyle w:val="Hipervnculo"/>
@@ -758,7 +758,7 @@
                 <w:noProof/>
                 <w:webHidden/>
               </w:rPr>
-              <w:instrText xml:space="preserve"> PAGEREF _Toc211364616 \h </w:instrText>
+              <w:instrText xml:space="preserve"> PAGEREF _Toc212143171 \h </w:instrText>
             </w:r>
             <w:r>
               <w:rPr>
@@ -802,7 +802,7 @@
               <w:lang w:eastAsia="es-AR"/>
             </w:rPr>
           </w:pPr>
-          <w:hyperlink w:anchor="_Toc211364617" w:history="1">
+          <w:hyperlink w:anchor="_Toc212143172" w:history="1">
             <w:r>
               <w:rPr>
                 <w:rStyle w:val="Hipervnculo"/>
@@ -830,7 +830,7 @@
                 <w:noProof/>
                 <w:webHidden/>
               </w:rPr>
-              <w:instrText xml:space="preserve"> PAGEREF _Toc211364617 \h </w:instrText>
+              <w:instrText xml:space="preserve"> PAGEREF _Toc212143172 \h </w:instrText>
             </w:r>
             <w:r>
               <w:rPr>
@@ -874,7 +874,7 @@
               <w:lang w:eastAsia="es-AR"/>
             </w:rPr>
           </w:pPr>
-          <w:hyperlink w:anchor="_Toc211364618" w:history="1">
+          <w:hyperlink w:anchor="_Toc212143173" w:history="1">
             <w:r>
               <w:rPr>
                 <w:rStyle w:val="Hipervnculo"/>
@@ -902,7 +902,7 @@
                 <w:noProof/>
                 <w:webHidden/>
               </w:rPr>
-              <w:instrText xml:space="preserve"> PAGEREF _Toc211364618 \h </w:instrText>
+              <w:instrText xml:space="preserve"> PAGEREF _Toc212143173 \h </w:instrText>
             </w:r>
             <w:r>
               <w:rPr>
@@ -943,7 +943,7 @@
               <w:lang w:eastAsia="es-AR"/>
             </w:rPr>
           </w:pPr>
-          <w:hyperlink w:anchor="_Toc211364619" w:history="1">
+          <w:hyperlink w:anchor="_Toc212143174" w:history="1">
             <w:r>
               <w:rPr>
                 <w:rStyle w:val="Hipervnculo"/>
@@ -971,7 +971,7 @@
                 <w:noProof/>
                 <w:webHidden/>
               </w:rPr>
-              <w:instrText xml:space="preserve"> PAGEREF _Toc211364619 \h </w:instrText>
+              <w:instrText xml:space="preserve"> PAGEREF _Toc212143174 \h </w:instrText>
             </w:r>
             <w:r>
               <w:rPr>
@@ -992,6 +992,290 @@
                 <w:webHidden/>
               </w:rPr>
               <w:t>7</w:t>
+            </w:r>
+            <w:r>
+              <w:rPr>
+                <w:noProof/>
+                <w:webHidden/>
+              </w:rPr>
+              <w:fldChar w:fldCharType="end"/>
+            </w:r>
+          </w:hyperlink>
+        </w:p>
+        <w:p>
+          <w:pPr>
+            <w:pStyle w:val="TDC2"/>
+            <w:tabs>
+              <w:tab w:val="right" w:leader="dot" w:pos="8494"/>
+            </w:tabs>
+            <w:rPr>
+              <w:rFonts w:asciiTheme="minorHAnsi" w:eastAsiaTheme="minorEastAsia" w:hAnsiTheme="minorHAnsi"/>
+              <w:noProof/>
+              <w:sz w:val="24"/>
+              <w:lang w:eastAsia="es-AR"/>
+            </w:rPr>
+          </w:pPr>
+          <w:hyperlink w:anchor="_Toc212143175" w:history="1">
+            <w:r>
+              <w:rPr>
+                <w:rStyle w:val="Hipervnculo"/>
+                <w:rFonts w:cs="Times New Roman"/>
+                <w:noProof/>
+              </w:rPr>
+              <w:t>Tratamiento de datos meteorológicos</w:t>
+            </w:r>
+            <w:r>
+              <w:rPr>
+                <w:noProof/>
+                <w:webHidden/>
+              </w:rPr>
+              <w:tab/>
+            </w:r>
+            <w:r>
+              <w:rPr>
+                <w:noProof/>
+                <w:webHidden/>
+              </w:rPr>
+              <w:fldChar w:fldCharType="begin"/>
+            </w:r>
+            <w:r>
+              <w:rPr>
+                <w:noProof/>
+                <w:webHidden/>
+              </w:rPr>
+              <w:instrText xml:space="preserve"> PAGEREF _Toc212143175 \h </w:instrText>
+            </w:r>
+            <w:r>
+              <w:rPr>
+                <w:noProof/>
+                <w:webHidden/>
+              </w:rPr>
+            </w:r>
+            <w:r>
+              <w:rPr>
+                <w:noProof/>
+                <w:webHidden/>
+              </w:rPr>
+              <w:fldChar w:fldCharType="separate"/>
+            </w:r>
+            <w:r>
+              <w:rPr>
+                <w:noProof/>
+                <w:webHidden/>
+              </w:rPr>
+              <w:t>7</w:t>
+            </w:r>
+            <w:r>
+              <w:rPr>
+                <w:noProof/>
+                <w:webHidden/>
+              </w:rPr>
+              <w:fldChar w:fldCharType="end"/>
+            </w:r>
+          </w:hyperlink>
+        </w:p>
+        <w:p>
+          <w:pPr>
+            <w:pStyle w:val="TDC3"/>
+            <w:tabs>
+              <w:tab w:val="right" w:leader="dot" w:pos="8494"/>
+            </w:tabs>
+            <w:rPr>
+              <w:noProof/>
+            </w:rPr>
+          </w:pPr>
+          <w:hyperlink w:anchor="_Toc212143176" w:history="1">
+            <w:r>
+              <w:rPr>
+                <w:rStyle w:val="Hipervnculo"/>
+                <w:noProof/>
+              </w:rPr>
+              <w:t>Fire Weather Index</w:t>
+            </w:r>
+            <w:r>
+              <w:rPr>
+                <w:noProof/>
+                <w:webHidden/>
+              </w:rPr>
+              <w:tab/>
+            </w:r>
+            <w:r>
+              <w:rPr>
+                <w:noProof/>
+                <w:webHidden/>
+              </w:rPr>
+              <w:fldChar w:fldCharType="begin"/>
+            </w:r>
+            <w:r>
+              <w:rPr>
+                <w:noProof/>
+                <w:webHidden/>
+              </w:rPr>
+              <w:instrText xml:space="preserve"> PAGEREF _Toc212143176 \h </w:instrText>
+            </w:r>
+            <w:r>
+              <w:rPr>
+                <w:noProof/>
+                <w:webHidden/>
+              </w:rPr>
+            </w:r>
+            <w:r>
+              <w:rPr>
+                <w:noProof/>
+                <w:webHidden/>
+              </w:rPr>
+              <w:fldChar w:fldCharType="separate"/>
+            </w:r>
+            <w:r>
+              <w:rPr>
+                <w:noProof/>
+                <w:webHidden/>
+              </w:rPr>
+              <w:t>7</w:t>
+            </w:r>
+            <w:r>
+              <w:rPr>
+                <w:noProof/>
+                <w:webHidden/>
+              </w:rPr>
+              <w:fldChar w:fldCharType="end"/>
+            </w:r>
+          </w:hyperlink>
+        </w:p>
+        <w:p>
+          <w:pPr>
+            <w:pStyle w:val="TDC2"/>
+            <w:tabs>
+              <w:tab w:val="right" w:leader="dot" w:pos="8494"/>
+            </w:tabs>
+            <w:rPr>
+              <w:rFonts w:asciiTheme="minorHAnsi" w:eastAsiaTheme="minorEastAsia" w:hAnsiTheme="minorHAnsi"/>
+              <w:noProof/>
+              <w:sz w:val="24"/>
+              <w:lang w:eastAsia="es-AR"/>
+            </w:rPr>
+          </w:pPr>
+          <w:hyperlink w:anchor="_Toc212143177" w:history="1">
+            <w:r>
+              <w:rPr>
+                <w:rStyle w:val="Hipervnculo"/>
+                <w:rFonts w:cs="Times New Roman"/>
+                <w:noProof/>
+              </w:rPr>
+              <w:t>Tratamiento de datos de focos de calor</w:t>
+            </w:r>
+            <w:r>
+              <w:rPr>
+                <w:noProof/>
+                <w:webHidden/>
+              </w:rPr>
+              <w:tab/>
+            </w:r>
+            <w:r>
+              <w:rPr>
+                <w:noProof/>
+                <w:webHidden/>
+              </w:rPr>
+              <w:fldChar w:fldCharType="begin"/>
+            </w:r>
+            <w:r>
+              <w:rPr>
+                <w:noProof/>
+                <w:webHidden/>
+              </w:rPr>
+              <w:instrText xml:space="preserve"> PAGEREF _Toc212143177 \h </w:instrText>
+            </w:r>
+            <w:r>
+              <w:rPr>
+                <w:noProof/>
+                <w:webHidden/>
+              </w:rPr>
+            </w:r>
+            <w:r>
+              <w:rPr>
+                <w:noProof/>
+                <w:webHidden/>
+              </w:rPr>
+              <w:fldChar w:fldCharType="separate"/>
+            </w:r>
+            <w:r>
+              <w:rPr>
+                <w:noProof/>
+                <w:webHidden/>
+              </w:rPr>
+              <w:t>9</w:t>
+            </w:r>
+            <w:r>
+              <w:rPr>
+                <w:noProof/>
+                <w:webHidden/>
+              </w:rPr>
+              <w:fldChar w:fldCharType="end"/>
+            </w:r>
+          </w:hyperlink>
+        </w:p>
+        <w:p>
+          <w:pPr>
+            <w:pStyle w:val="TDC2"/>
+            <w:tabs>
+              <w:tab w:val="right" w:leader="dot" w:pos="8494"/>
+            </w:tabs>
+            <w:rPr>
+              <w:rFonts w:asciiTheme="minorHAnsi" w:eastAsiaTheme="minorEastAsia" w:hAnsiTheme="minorHAnsi"/>
+              <w:noProof/>
+              <w:sz w:val="24"/>
+              <w:lang w:eastAsia="es-AR"/>
+            </w:rPr>
+          </w:pPr>
+          <w:hyperlink w:anchor="_Toc212143178" w:history="1">
+            <w:r>
+              <w:rPr>
+                <w:rStyle w:val="Hipervnculo"/>
+                <w:rFonts w:cs="Times New Roman"/>
+                <w:noProof/>
+              </w:rPr>
+              <w:t>Consolidación de datos</w:t>
+            </w:r>
+            <w:r>
+              <w:rPr>
+                <w:noProof/>
+                <w:webHidden/>
+              </w:rPr>
+              <w:tab/>
+            </w:r>
+            <w:r>
+              <w:rPr>
+                <w:noProof/>
+                <w:webHidden/>
+              </w:rPr>
+              <w:fldChar w:fldCharType="begin"/>
+            </w:r>
+            <w:r>
+              <w:rPr>
+                <w:noProof/>
+                <w:webHidden/>
+              </w:rPr>
+              <w:instrText xml:space="preserve"> PAGEREF _Toc212143178 \h </w:instrText>
+            </w:r>
+            <w:r>
+              <w:rPr>
+                <w:noProof/>
+                <w:webHidden/>
+              </w:rPr>
+            </w:r>
+            <w:r>
+              <w:rPr>
+                <w:noProof/>
+                <w:webHidden/>
+              </w:rPr>
+              <w:fldChar w:fldCharType="separate"/>
+            </w:r>
+            <w:r>
+              <w:rPr>
+                <w:noProof/>
+                <w:webHidden/>
+              </w:rPr>
+              <w:t>9</w:t>
             </w:r>
             <w:r>
               <w:rPr>
@@ -1012,7 +1296,7 @@
               <w:lang w:eastAsia="es-AR"/>
             </w:rPr>
           </w:pPr>
-          <w:hyperlink w:anchor="_Toc211364620" w:history="1">
+          <w:hyperlink w:anchor="_Toc212143179" w:history="1">
             <w:r>
               <w:rPr>
                 <w:rStyle w:val="Hipervnculo"/>
@@ -1040,7 +1324,7 @@
                 <w:noProof/>
                 <w:webHidden/>
               </w:rPr>
-              <w:instrText xml:space="preserve"> PAGEREF _Toc211364620 \h </w:instrText>
+              <w:instrText xml:space="preserve"> PAGEREF _Toc212143179 \h </w:instrText>
             </w:r>
             <w:r>
               <w:rPr>
@@ -1060,7 +1344,7 @@
                 <w:noProof/>
                 <w:webHidden/>
               </w:rPr>
-              <w:t>7</w:t>
+              <w:t>9</w:t>
             </w:r>
             <w:r>
               <w:rPr>
@@ -1081,7 +1365,7 @@
               <w:lang w:eastAsia="es-AR"/>
             </w:rPr>
           </w:pPr>
-          <w:hyperlink w:anchor="_Toc211364621" w:history="1">
+          <w:hyperlink w:anchor="_Toc212143180" w:history="1">
             <w:r>
               <w:rPr>
                 <w:rStyle w:val="Hipervnculo"/>
@@ -1109,7 +1393,7 @@
                 <w:noProof/>
                 <w:webHidden/>
               </w:rPr>
-              <w:instrText xml:space="preserve"> PAGEREF _Toc211364621 \h </w:instrText>
+              <w:instrText xml:space="preserve"> PAGEREF _Toc212143180 \h </w:instrText>
             </w:r>
             <w:r>
               <w:rPr>
@@ -1129,7 +1413,7 @@
                 <w:noProof/>
                 <w:webHidden/>
               </w:rPr>
-              <w:t>7</w:t>
+              <w:t>9</w:t>
             </w:r>
             <w:r>
               <w:rPr>
@@ -1150,7 +1434,7 @@
               <w:lang w:eastAsia="es-AR"/>
             </w:rPr>
           </w:pPr>
-          <w:hyperlink w:anchor="_Toc211364622" w:history="1">
+          <w:hyperlink w:anchor="_Toc212143181" w:history="1">
             <w:r>
               <w:rPr>
                 <w:rStyle w:val="Hipervnculo"/>
@@ -1178,7 +1462,7 @@
                 <w:noProof/>
                 <w:webHidden/>
               </w:rPr>
-              <w:instrText xml:space="preserve"> PAGEREF _Toc211364622 \h </w:instrText>
+              <w:instrText xml:space="preserve"> PAGEREF _Toc212143181 \h </w:instrText>
             </w:r>
             <w:r>
               <w:rPr>
@@ -1198,7 +1482,7 @@
                 <w:noProof/>
                 <w:webHidden/>
               </w:rPr>
-              <w:t>7</w:t>
+              <w:t>10</w:t>
             </w:r>
             <w:r>
               <w:rPr>
@@ -1219,7 +1503,7 @@
               <w:lang w:eastAsia="es-AR"/>
             </w:rPr>
           </w:pPr>
-          <w:hyperlink w:anchor="_Toc211364623" w:history="1">
+          <w:hyperlink w:anchor="_Toc212143182" w:history="1">
             <w:r>
               <w:rPr>
                 <w:rStyle w:val="Hipervnculo"/>
@@ -1247,7 +1531,7 @@
                 <w:noProof/>
                 <w:webHidden/>
               </w:rPr>
-              <w:instrText xml:space="preserve"> PAGEREF _Toc211364623 \h </w:instrText>
+              <w:instrText xml:space="preserve"> PAGEREF _Toc212143182 \h </w:instrText>
             </w:r>
             <w:r>
               <w:rPr>
@@ -1267,7 +1551,7 @@
                 <w:noProof/>
                 <w:webHidden/>
               </w:rPr>
-              <w:t>7</w:t>
+              <w:t>10</w:t>
             </w:r>
             <w:r>
               <w:rPr>
@@ -1288,7 +1572,7 @@
               <w:lang w:eastAsia="es-AR"/>
             </w:rPr>
           </w:pPr>
-          <w:hyperlink w:anchor="_Toc211364624" w:history="1">
+          <w:hyperlink w:anchor="_Toc212143183" w:history="1">
             <w:r>
               <w:rPr>
                 <w:rStyle w:val="Hipervnculo"/>
@@ -1316,7 +1600,7 @@
                 <w:noProof/>
                 <w:webHidden/>
               </w:rPr>
-              <w:instrText xml:space="preserve"> PAGEREF _Toc211364624 \h </w:instrText>
+              <w:instrText xml:space="preserve"> PAGEREF _Toc212143183 \h </w:instrText>
             </w:r>
             <w:r>
               <w:rPr>
@@ -1336,7 +1620,149 @@
                 <w:noProof/>
                 <w:webHidden/>
               </w:rPr>
-              <w:t>7</w:t>
+              <w:t>10</w:t>
+            </w:r>
+            <w:r>
+              <w:rPr>
+                <w:noProof/>
+                <w:webHidden/>
+              </w:rPr>
+              <w:fldChar w:fldCharType="end"/>
+            </w:r>
+          </w:hyperlink>
+        </w:p>
+        <w:p>
+          <w:pPr>
+            <w:pStyle w:val="TDC2"/>
+            <w:tabs>
+              <w:tab w:val="right" w:leader="dot" w:pos="8494"/>
+            </w:tabs>
+            <w:rPr>
+              <w:rFonts w:asciiTheme="minorHAnsi" w:eastAsiaTheme="minorEastAsia" w:hAnsiTheme="minorHAnsi"/>
+              <w:noProof/>
+              <w:sz w:val="24"/>
+              <w:lang w:eastAsia="es-AR"/>
+            </w:rPr>
+          </w:pPr>
+          <w:hyperlink w:anchor="_Toc212143184" w:history="1">
+            <w:r>
+              <w:rPr>
+                <w:rStyle w:val="Hipervnculo"/>
+                <w:noProof/>
+              </w:rPr>
+              <w:t>I - Desarrollo de interfaces con APIs</w:t>
+            </w:r>
+            <w:r>
+              <w:rPr>
+                <w:noProof/>
+                <w:webHidden/>
+              </w:rPr>
+              <w:tab/>
+            </w:r>
+            <w:r>
+              <w:rPr>
+                <w:noProof/>
+                <w:webHidden/>
+              </w:rPr>
+              <w:fldChar w:fldCharType="begin"/>
+            </w:r>
+            <w:r>
+              <w:rPr>
+                <w:noProof/>
+                <w:webHidden/>
+              </w:rPr>
+              <w:instrText xml:space="preserve"> PAGEREF _Toc212143184 \h </w:instrText>
+            </w:r>
+            <w:r>
+              <w:rPr>
+                <w:noProof/>
+                <w:webHidden/>
+              </w:rPr>
+            </w:r>
+            <w:r>
+              <w:rPr>
+                <w:noProof/>
+                <w:webHidden/>
+              </w:rPr>
+              <w:fldChar w:fldCharType="separate"/>
+            </w:r>
+            <w:r>
+              <w:rPr>
+                <w:noProof/>
+                <w:webHidden/>
+              </w:rPr>
+              <w:t>10</w:t>
+            </w:r>
+            <w:r>
+              <w:rPr>
+                <w:noProof/>
+                <w:webHidden/>
+              </w:rPr>
+              <w:fldChar w:fldCharType="end"/>
+            </w:r>
+          </w:hyperlink>
+        </w:p>
+        <w:p>
+          <w:pPr>
+            <w:pStyle w:val="TDC2"/>
+            <w:tabs>
+              <w:tab w:val="right" w:leader="dot" w:pos="8494"/>
+            </w:tabs>
+            <w:rPr>
+              <w:rFonts w:asciiTheme="minorHAnsi" w:eastAsiaTheme="minorEastAsia" w:hAnsiTheme="minorHAnsi"/>
+              <w:noProof/>
+              <w:sz w:val="24"/>
+              <w:lang w:eastAsia="es-AR"/>
+            </w:rPr>
+          </w:pPr>
+          <w:hyperlink w:anchor="_Toc212143185" w:history="1">
+            <w:r>
+              <w:rPr>
+                <w:rStyle w:val="Hipervnculo"/>
+                <w:noProof/>
+              </w:rPr>
+              <w:t>II - Implementación de Variables Calculadas para FWI</w:t>
+            </w:r>
+            <w:r>
+              <w:rPr>
+                <w:noProof/>
+                <w:webHidden/>
+              </w:rPr>
+              <w:tab/>
+            </w:r>
+            <w:r>
+              <w:rPr>
+                <w:noProof/>
+                <w:webHidden/>
+              </w:rPr>
+              <w:fldChar w:fldCharType="begin"/>
+            </w:r>
+            <w:r>
+              <w:rPr>
+                <w:noProof/>
+                <w:webHidden/>
+              </w:rPr>
+              <w:instrText xml:space="preserve"> PAGEREF _Toc212143185 \h </w:instrText>
+            </w:r>
+            <w:r>
+              <w:rPr>
+                <w:noProof/>
+                <w:webHidden/>
+              </w:rPr>
+            </w:r>
+            <w:r>
+              <w:rPr>
+                <w:noProof/>
+                <w:webHidden/>
+              </w:rPr>
+              <w:fldChar w:fldCharType="separate"/>
+            </w:r>
+            <w:r>
+              <w:rPr>
+                <w:noProof/>
+                <w:webHidden/>
+              </w:rPr>
+              <w:t>10</w:t>
             </w:r>
             <w:r>
               <w:rPr>
@@ -1357,7 +1783,7 @@
               <w:lang w:eastAsia="es-AR"/>
             </w:rPr>
           </w:pPr>
-          <w:hyperlink w:anchor="_Toc211364625" w:history="1">
+          <w:hyperlink w:anchor="_Toc212143186" w:history="1">
             <w:r>
               <w:rPr>
                 <w:rStyle w:val="Hipervnculo"/>
@@ -1385,7 +1811,7 @@
                 <w:noProof/>
                 <w:webHidden/>
               </w:rPr>
-              <w:instrText xml:space="preserve"> PAGEREF _Toc211364625 \h </w:instrText>
+              <w:instrText xml:space="preserve"> PAGEREF _Toc212143186 \h </w:instrText>
             </w:r>
             <w:r>
               <w:rPr>
@@ -1405,7 +1831,7 @@
                 <w:noProof/>
                 <w:webHidden/>
               </w:rPr>
-              <w:t>8</w:t>
+              <w:t>11</w:t>
             </w:r>
             <w:r>
               <w:rPr>
@@ -1426,7 +1852,7 @@
               <w:lang w:eastAsia="es-AR"/>
             </w:rPr>
           </w:pPr>
-          <w:hyperlink w:anchor="_Toc211364626" w:history="1">
+          <w:hyperlink w:anchor="_Toc212143187" w:history="1">
             <w:r>
               <w:rPr>
                 <w:rStyle w:val="Hipervnculo"/>
@@ -1454,7 +1880,7 @@
                 <w:noProof/>
                 <w:webHidden/>
               </w:rPr>
-              <w:instrText xml:space="preserve"> PAGEREF _Toc211364626 \h </w:instrText>
+              <w:instrText xml:space="preserve"> PAGEREF _Toc212143187 \h </w:instrText>
             </w:r>
             <w:r>
               <w:rPr>
@@ -1474,7 +1900,7 @@
                 <w:noProof/>
                 <w:webHidden/>
               </w:rPr>
-              <w:t>8</w:t>
+              <w:t>11</w:t>
             </w:r>
             <w:r>
               <w:rPr>
@@ -1525,7 +1951,7 @@
           <w:color w:val="000000" w:themeColor="text1"/>
         </w:rPr>
       </w:pPr>
-      <w:bookmarkStart w:id="0" w:name="_Toc211364614"/>
+      <w:bookmarkStart w:id="0" w:name="_Toc212143169"/>
       <w:r>
         <w:rPr>
           <w:rFonts w:ascii="Times New Roman" w:hAnsi="Times New Roman" w:cs="Times New Roman"/>
@@ -2159,6 +2585,21 @@
     </w:p>
     <w:p>
       <w:pPr>
+        <w:rPr>
+          <w:rFonts w:cs="Times New Roman"/>
+          <w:color w:val="000000" w:themeColor="text1"/>
+        </w:rPr>
+      </w:pPr>
+      <w:r>
+        <w:rPr>
+          <w:rFonts w:cs="Times New Roman"/>
+          <w:color w:val="000000" w:themeColor="text1"/>
+        </w:rPr>
+        <w:br w:type="page"/>
+      </w:r>
+    </w:p>
+    <w:p>
+      <w:pPr>
         <w:pStyle w:val="Ttulo1"/>
         <w:ind w:firstLine="0"/>
         <w:rPr>
@@ -2166,12 +2607,13 @@
           <w:color w:val="000000" w:themeColor="text1"/>
         </w:rPr>
       </w:pPr>
-      <w:bookmarkStart w:id="1" w:name="_Toc211364615"/>
+      <w:bookmarkStart w:id="1" w:name="_Toc212143170"/>
       <w:r>
         <w:rPr>
           <w:rFonts w:ascii="Times New Roman" w:hAnsi="Times New Roman" w:cs="Times New Roman"/>
           <w:color w:val="000000" w:themeColor="text1"/>
         </w:rPr>
+        <w:lastRenderedPageBreak/>
         <w:t>Antecedentes</w:t>
       </w:r>
       <w:bookmarkEnd w:id="1"/>
@@ -2253,15 +2695,7 @@
           <w:rFonts w:cs="Times New Roman"/>
           <w:color w:val="000000" w:themeColor="text1"/>
         </w:rPr>
-        <w:t xml:space="preserve">Diversos estudios han demostrado la eficacia de </w:t>
-      </w:r>
-      <w:r>
-        <w:rPr>
-          <w:rFonts w:cs="Times New Roman"/>
-          <w:color w:val="000000" w:themeColor="text1"/>
-        </w:rPr>
-        <w:lastRenderedPageBreak/>
-        <w:t>utilizar datos satelitales para detectar áreas afectadas por incendios y evaluar su extensión. Además, la integración de datos climáticos, topográficos y de vegetación ha permitido desarrollar modelos predictivos más precisos.</w:t>
+        <w:t>Diversos estudios han demostrado la eficacia de utilizar datos satelitales para detectar áreas afectadas por incendios y evaluar su extensión. Además, la integración de datos climáticos, topográficos y de vegetación ha permitido desarrollar modelos predictivos más precisos.</w:t>
       </w:r>
     </w:p>
     <w:p>
@@ -2278,7 +2712,7 @@
           <w:rFonts w:cs="Times New Roman"/>
           <w:color w:val="000000" w:themeColor="text1"/>
         </w:rPr>
-        <w:t>Un ejemplo destacado es la investigación desarrollada en la Universidad del Norte, Colombia</w:t>
+        <w:t>Un trabajo destacado en la región latinoamericana es el trabajo de Anzola et al. (2024)</w:t>
       </w:r>
       <w:r>
         <w:rPr>
@@ -2333,28 +2767,7 @@
           <w:rFonts w:cs="Times New Roman"/>
           <w:color w:val="000000" w:themeColor="text1"/>
         </w:rPr>
-        <w:t xml:space="preserve"> </w:t>
-      </w:r>
-      <w:r>
-        <w:rPr>
-          <w:rFonts w:cs="Times New Roman"/>
-          <w:color w:val="000000" w:themeColor="text1"/>
-        </w:rPr>
-        <w:t>que combina</w:t>
-      </w:r>
-      <w:r>
-        <w:rPr>
-          <w:rFonts w:cs="Times New Roman"/>
-          <w:color w:val="000000" w:themeColor="text1"/>
-        </w:rPr>
-        <w:t xml:space="preserve"> datos históricos, meteorológicos, topográficos y socioeconómicos fueron utilizados como entrada a modelos predictivos con la finalidad de entender su eficacia en la predicción y proporcionar información valiosa para investigaciones futuras.</w:t>
-      </w:r>
-      <w:r>
-        <w:rPr>
-          <w:rFonts w:cs="Times New Roman"/>
-          <w:color w:val="000000" w:themeColor="text1"/>
-        </w:rPr>
-        <w:t xml:space="preserve"> Este enfoque metodológico, que integra fuentes de datos heterogéneas, sirve como un precedente directo para la construcción del </w:t>
+        <w:t xml:space="preserve">, en el que desarrollaron un modelo de estimación para la prevención de incendios forestales en Colombia. Este estudio empleó una combinación de datos históricos, meteorológicos, topográficos y socioeconómicos como entrada para modelos predictivos de Machine </w:t>
       </w:r>
       <w:proofErr w:type="spellStart"/>
       <w:r>
@@ -2362,7 +2775,7 @@
           <w:rFonts w:cs="Times New Roman"/>
           <w:color w:val="000000" w:themeColor="text1"/>
         </w:rPr>
-        <w:t>dataset</w:t>
+        <w:t>Learning</w:t>
       </w:r>
       <w:proofErr w:type="spellEnd"/>
       <w:r>
@@ -2370,7 +2783,39 @@
           <w:rFonts w:cs="Times New Roman"/>
           <w:color w:val="000000" w:themeColor="text1"/>
         </w:rPr>
-        <w:t xml:space="preserve"> propuesto en esta tesis.</w:t>
+        <w:t xml:space="preserve">, específicamente </w:t>
+      </w:r>
+      <w:proofErr w:type="spellStart"/>
+      <w:r>
+        <w:rPr>
+          <w:rFonts w:cs="Times New Roman"/>
+          <w:color w:val="000000" w:themeColor="text1"/>
+        </w:rPr>
+        <w:t>Random</w:t>
+      </w:r>
+      <w:proofErr w:type="spellEnd"/>
+      <w:r>
+        <w:rPr>
+          <w:rFonts w:cs="Times New Roman"/>
+          <w:color w:val="000000" w:themeColor="text1"/>
+        </w:rPr>
+        <w:t xml:space="preserve"> Forest y Gaussian </w:t>
+      </w:r>
+      <w:proofErr w:type="spellStart"/>
+      <w:r>
+        <w:rPr>
+          <w:rFonts w:cs="Times New Roman"/>
+          <w:color w:val="000000" w:themeColor="text1"/>
+        </w:rPr>
+        <w:t>Naive</w:t>
+      </w:r>
+      <w:proofErr w:type="spellEnd"/>
+      <w:r>
+        <w:rPr>
+          <w:rFonts w:cs="Times New Roman"/>
+          <w:color w:val="000000" w:themeColor="text1"/>
+        </w:rPr>
+        <w:t xml:space="preserve"> Bayes, con el objetivo de evaluar su eficacia y proporcionar un marco valioso para investigaciones futuras.</w:t>
       </w:r>
     </w:p>
     <w:p>
@@ -2387,7 +2832,30 @@
           <w:rFonts w:cs="Times New Roman"/>
           <w:color w:val="000000" w:themeColor="text1"/>
         </w:rPr>
-        <w:t xml:space="preserve">En el ámbito de las técnicas de modelado, la investigación de la Universidad Forestal de Beijín </w:t>
+        <w:t xml:space="preserve">En el ámbito de las técnicas de modelado, </w:t>
+      </w:r>
+      <w:proofErr w:type="spellStart"/>
+      <w:r>
+        <w:rPr>
+          <w:rFonts w:cs="Times New Roman"/>
+          <w:color w:val="000000" w:themeColor="text1"/>
+        </w:rPr>
+        <w:t>Liang</w:t>
+      </w:r>
+      <w:proofErr w:type="spellEnd"/>
+      <w:r>
+        <w:rPr>
+          <w:rFonts w:cs="Times New Roman"/>
+          <w:color w:val="000000" w:themeColor="text1"/>
+        </w:rPr>
+        <w:t xml:space="preserve"> et al. (2019)</w:t>
+      </w:r>
+      <w:r>
+        <w:rPr>
+          <w:rFonts w:cs="Times New Roman"/>
+          <w:color w:val="000000" w:themeColor="text1"/>
+        </w:rPr>
+        <w:t xml:space="preserve"> </w:t>
       </w:r>
       <w:r>
         <w:rPr>
@@ -2688,7 +3156,23 @@
           <w:rFonts w:cs="Times New Roman"/>
           <w:color w:val="000000" w:themeColor="text1"/>
         </w:rPr>
-        <w:t xml:space="preserve">Para un panorama más amplio, los artículos de revisión </w:t>
+        <w:t xml:space="preserve">Los </w:t>
+      </w:r>
+      <w:proofErr w:type="spellStart"/>
+      <w:r>
+        <w:rPr>
+          <w:rFonts w:cs="Times New Roman"/>
+          <w:color w:val="000000" w:themeColor="text1"/>
+        </w:rPr>
+        <w:t>articulos</w:t>
+      </w:r>
+      <w:proofErr w:type="spellEnd"/>
+      <w:r>
+        <w:rPr>
+          <w:rFonts w:cs="Times New Roman"/>
+          <w:color w:val="000000" w:themeColor="text1"/>
+        </w:rPr>
+        <w:t xml:space="preserve"> Jain et al. (2020) </w:t>
       </w:r>
       <w:r>
         <w:rPr>
@@ -2736,7 +3220,21 @@
           <w:rFonts w:cs="Times New Roman"/>
           <w:color w:val="000000" w:themeColor="text1"/>
         </w:rPr>
-        <w:t xml:space="preserve"> y </w:t>
+        <w:t xml:space="preserve"> </w:t>
+      </w:r>
+      <w:r>
+        <w:rPr>
+          <w:rFonts w:cs="Times New Roman"/>
+          <w:color w:val="000000" w:themeColor="text1"/>
+        </w:rPr>
+        <w:t>y Sengupta y Woodford (2025)</w:t>
+      </w:r>
+      <w:r>
+        <w:rPr>
+          <w:rFonts w:cs="Times New Roman"/>
+          <w:color w:val="000000" w:themeColor="text1"/>
+        </w:rPr>
+        <w:t xml:space="preserve"> </w:t>
       </w:r>
       <w:r>
         <w:rPr>
@@ -2784,21 +3282,7 @@
           <w:rFonts w:cs="Times New Roman"/>
           <w:color w:val="000000" w:themeColor="text1"/>
         </w:rPr>
-        <w:t xml:space="preserve"> son fundamentales. El primero</w:t>
-      </w:r>
-      <w:r>
-        <w:rPr>
-          <w:rFonts w:cs="Times New Roman"/>
-          <w:color w:val="000000" w:themeColor="text1"/>
-        </w:rPr>
-        <w:t xml:space="preserve"> </w:t>
-      </w:r>
-      <w:r>
-        <w:rPr>
-          <w:rFonts w:cs="Times New Roman"/>
-          <w:color w:val="000000" w:themeColor="text1"/>
-        </w:rPr>
-        <w:t xml:space="preserve">realiza un análisis comparativo de diferentes modelos de Machine </w:t>
+        <w:t xml:space="preserve"> presentan una revisión de modelos de Machine </w:t>
       </w:r>
       <w:proofErr w:type="spellStart"/>
       <w:r>
@@ -2814,23 +3298,7 @@
           <w:rFonts w:cs="Times New Roman"/>
           <w:color w:val="000000" w:themeColor="text1"/>
         </w:rPr>
-        <w:t xml:space="preserve"> y sus aplicaciones en la gestión de incendios. El segundo, por su parte, se adentra en los avances recientes en modelos de Machine </w:t>
-      </w:r>
-      <w:proofErr w:type="spellStart"/>
-      <w:r>
-        <w:rPr>
-          <w:rFonts w:cs="Times New Roman"/>
-          <w:color w:val="000000" w:themeColor="text1"/>
-        </w:rPr>
-        <w:t>Learning</w:t>
-      </w:r>
-      <w:proofErr w:type="spellEnd"/>
-      <w:r>
-        <w:rPr>
-          <w:rFonts w:cs="Times New Roman"/>
-          <w:color w:val="000000" w:themeColor="text1"/>
-        </w:rPr>
-        <w:t xml:space="preserve"> explicables (XAI), un área de creciente importancia para generar confianza y transparencia en los sistemas de alerta temprana. Ambos trabajos proveen el marco teórico sobre el cual se seleccionarán y evaluarán los modelos en este proyecto.</w:t>
+        <w:t xml:space="preserve"> con aplicación en el tema. El primero de ellos hace un análisis comparativo entre diferentes modelos de ML y brinda ejemplos de aplicación en distintos objetivos relacionados a la problemática mientras que el segundo brinda otro ejemplo de implementación y rendimiento en modelos de ML aplicados.</w:t>
       </w:r>
     </w:p>
     <w:p>
@@ -2847,7 +3315,7 @@
           <w:rFonts w:cs="Times New Roman"/>
           <w:color w:val="000000" w:themeColor="text1"/>
         </w:rPr>
-        <w:t xml:space="preserve">Finalmente, en el contexto nacional, los trabajos </w:t>
+        <w:t xml:space="preserve">Finalmente, a nivel local, estudios como los de Medel (2014) </w:t>
       </w:r>
       <w:r>
         <w:rPr>
@@ -2895,7 +3363,14 @@
           <w:rFonts w:cs="Times New Roman"/>
           <w:color w:val="000000" w:themeColor="text1"/>
         </w:rPr>
-        <w:t xml:space="preserve"> y </w:t>
+        <w:t xml:space="preserve"> </w:t>
+      </w:r>
+      <w:r>
+        <w:rPr>
+          <w:rFonts w:cs="Times New Roman"/>
+          <w:color w:val="000000" w:themeColor="text1"/>
+        </w:rPr>
+        <w:t xml:space="preserve">y Martínez Saucedo e Inchausti (2023) </w:t>
       </w:r>
       <w:r>
         <w:rPr>
@@ -2943,14 +3418,30 @@
           <w:rFonts w:cs="Times New Roman"/>
           <w:color w:val="000000" w:themeColor="text1"/>
         </w:rPr>
-        <w:t xml:space="preserve"> abordan la problemática en las provincias de Córdoba y Buenos Aires, respectivamente. Si bien presentan un alcance geográfico más </w:t>
-      </w:r>
-      <w:r>
-        <w:rPr>
-          <w:rFonts w:cs="Times New Roman"/>
-          <w:color w:val="000000" w:themeColor="text1"/>
-        </w:rPr>
-        <w:t>acotado, comparten el objetivo de aplicar modelos predictivos y validan la necesidad de desarrollar herramientas adaptadas a las particularidades de los ecosistemas argentinos.</w:t>
+        <w:t xml:space="preserve"> </w:t>
+      </w:r>
+      <w:r>
+        <w:rPr>
+          <w:rFonts w:cs="Times New Roman"/>
+          <w:color w:val="000000" w:themeColor="text1"/>
+        </w:rPr>
+        <w:t xml:space="preserve">ejemplifican el desarrollo de modelos predictivos dentro del territorio nacional argentino, en Córdoba y Pinamar, respectivamente. Si bien son trabajos de alcance acotado, comparten el espíritu central de esta investigación: aprovechar el poder del Machine </w:t>
+      </w:r>
+      <w:proofErr w:type="spellStart"/>
+      <w:r>
+        <w:rPr>
+          <w:rFonts w:cs="Times New Roman"/>
+          <w:color w:val="000000" w:themeColor="text1"/>
+        </w:rPr>
+        <w:t>Learning</w:t>
+      </w:r>
+      <w:proofErr w:type="spellEnd"/>
+      <w:r>
+        <w:rPr>
+          <w:rFonts w:cs="Times New Roman"/>
+          <w:color w:val="000000" w:themeColor="text1"/>
+        </w:rPr>
+        <w:t xml:space="preserve"> para predecir y gestionar el riesgo de incendios forestales.</w:t>
       </w:r>
     </w:p>
     <w:p>
@@ -2963,12 +3454,13 @@
           <w:color w:val="000000" w:themeColor="text1"/>
         </w:rPr>
       </w:pPr>
-      <w:bookmarkStart w:id="2" w:name="_Toc211364616"/>
+      <w:bookmarkStart w:id="2" w:name="_Toc212143171"/>
       <w:r>
         <w:rPr>
           <w:rFonts w:ascii="Times New Roman" w:hAnsi="Times New Roman" w:cs="Times New Roman"/>
           <w:color w:val="000000" w:themeColor="text1"/>
         </w:rPr>
+        <w:lastRenderedPageBreak/>
         <w:t>Datos</w:t>
       </w:r>
       <w:bookmarkEnd w:id="2"/>
@@ -3016,13 +3508,12 @@
           <w:color w:val="auto"/>
         </w:rPr>
       </w:pPr>
-      <w:bookmarkStart w:id="3" w:name="_Toc211364617"/>
+      <w:bookmarkStart w:id="3" w:name="_Toc212143172"/>
       <w:r>
         <w:rPr>
           <w:rFonts w:ascii="Times New Roman" w:hAnsi="Times New Roman" w:cs="Times New Roman"/>
           <w:color w:val="auto"/>
         </w:rPr>
-        <w:lastRenderedPageBreak/>
         <w:t>Datos meteorológicos</w:t>
       </w:r>
       <w:bookmarkEnd w:id="3"/>
@@ -5711,7 +6202,6 @@
           <w:rFonts w:cs="Times New Roman"/>
           <w:color w:val="000000" w:themeColor="text1"/>
         </w:rPr>
-        <w:lastRenderedPageBreak/>
         <w:t>La principal ventaja de ERA5-Land sobre otros conjuntos de datos de reanálisis es su alta resolución espacial y temporal combinada con una extensa línea de tiempo. Esto lo</w:t>
       </w:r>
       <w:r>
@@ -5828,7 +6318,7 @@
           <w:color w:val="auto"/>
         </w:rPr>
       </w:pPr>
-      <w:bookmarkStart w:id="4" w:name="_Toc211364618"/>
+      <w:bookmarkStart w:id="4" w:name="_Toc212143173"/>
       <w:r>
         <w:rPr>
           <w:rFonts w:ascii="Times New Roman" w:hAnsi="Times New Roman" w:cs="Times New Roman"/>
@@ -8332,6 +8822,7 @@
                 <w:lang w:eastAsia="es-AR"/>
                 <w14:ligatures w14:val="none"/>
               </w:rPr>
+              <w:lastRenderedPageBreak/>
               <w:t>Aplicaciones Principales</w:t>
             </w:r>
           </w:p>
@@ -8625,7 +9116,6 @@
           <w:rFonts w:cs="Times New Roman"/>
           <w:color w:val="000000" w:themeColor="text1"/>
         </w:rPr>
-        <w:lastRenderedPageBreak/>
         <w:t xml:space="preserve">La diferencia en la hora de paso es </w:t>
       </w:r>
       <w:r>
@@ -8703,7 +9193,7 @@
           <w:color w:val="000000" w:themeColor="text1"/>
         </w:rPr>
       </w:pPr>
-      <w:bookmarkStart w:id="5" w:name="_Toc211364619"/>
+      <w:bookmarkStart w:id="5" w:name="_Toc212143174"/>
       <w:r>
         <w:rPr>
           <w:rFonts w:ascii="Times New Roman" w:hAnsi="Times New Roman" w:cs="Times New Roman"/>
@@ -8728,124 +9218,58 @@
           <w:color w:val="000000" w:themeColor="text1"/>
         </w:rPr>
         <w:tab/>
-        <w:t xml:space="preserve">La adquisición de los datos se hace mediante el uso de las </w:t>
-      </w:r>
-      <w:proofErr w:type="spellStart"/>
-      <w:r>
-        <w:rPr>
-          <w:rFonts w:cs="Times New Roman"/>
-          <w:color w:val="000000" w:themeColor="text1"/>
-        </w:rPr>
-        <w:t>APIs</w:t>
-      </w:r>
-      <w:proofErr w:type="spellEnd"/>
-      <w:r>
-        <w:rPr>
-          <w:rFonts w:cs="Times New Roman"/>
-          <w:color w:val="000000" w:themeColor="text1"/>
-        </w:rPr>
-        <w:t xml:space="preserve"> (</w:t>
-      </w:r>
-      <w:proofErr w:type="spellStart"/>
-      <w:r>
-        <w:rPr>
-          <w:rFonts w:cs="Times New Roman"/>
-          <w:color w:val="000000" w:themeColor="text1"/>
-        </w:rPr>
-        <w:t>Application</w:t>
-      </w:r>
-      <w:proofErr w:type="spellEnd"/>
-      <w:r>
-        <w:rPr>
-          <w:rFonts w:cs="Times New Roman"/>
-          <w:color w:val="000000" w:themeColor="text1"/>
-        </w:rPr>
-        <w:t xml:space="preserve"> </w:t>
-      </w:r>
-      <w:proofErr w:type="spellStart"/>
-      <w:r>
-        <w:rPr>
-          <w:rFonts w:cs="Times New Roman"/>
-          <w:color w:val="000000" w:themeColor="text1"/>
-        </w:rPr>
-        <w:t>Programming</w:t>
-      </w:r>
-      <w:proofErr w:type="spellEnd"/>
-      <w:r>
-        <w:rPr>
-          <w:rFonts w:cs="Times New Roman"/>
-          <w:color w:val="000000" w:themeColor="text1"/>
-        </w:rPr>
-        <w:t xml:space="preserve"> </w:t>
-      </w:r>
-      <w:proofErr w:type="gramStart"/>
-      <w:r>
-        <w:rPr>
-          <w:rFonts w:cs="Times New Roman"/>
-          <w:color w:val="000000" w:themeColor="text1"/>
-        </w:rPr>
-        <w:t>Interface</w:t>
-      </w:r>
-      <w:proofErr w:type="gramEnd"/>
-      <w:r>
-        <w:rPr>
-          <w:rFonts w:cs="Times New Roman"/>
-          <w:color w:val="000000" w:themeColor="text1"/>
-        </w:rPr>
-        <w:t>) disponibles por los administradores de información</w:t>
-      </w:r>
-      <w:r>
-        <w:rPr>
-          <w:rFonts w:cs="Times New Roman"/>
-          <w:color w:val="000000" w:themeColor="text1"/>
-        </w:rPr>
-        <w:t xml:space="preserve">, que </w:t>
-      </w:r>
-      <w:r>
-        <w:rPr>
-          <w:rFonts w:cs="Times New Roman"/>
-          <w:color w:val="000000" w:themeColor="text1"/>
-        </w:rPr>
-        <w:t xml:space="preserve">funcionan como </w:t>
-      </w:r>
-      <w:r>
-        <w:rPr>
-          <w:rFonts w:cs="Times New Roman"/>
-          <w:color w:val="000000" w:themeColor="text1"/>
-        </w:rPr>
-        <w:t>pieza</w:t>
-      </w:r>
-      <w:r>
-        <w:rPr>
-          <w:rFonts w:cs="Times New Roman"/>
-          <w:color w:val="000000" w:themeColor="text1"/>
-        </w:rPr>
-        <w:t>s</w:t>
-      </w:r>
-      <w:r>
-        <w:rPr>
-          <w:rFonts w:cs="Times New Roman"/>
-          <w:color w:val="000000" w:themeColor="text1"/>
-        </w:rPr>
-        <w:t xml:space="preserve"> de código que permite a dos aplicaciones comunicarse entre sí para compartir información y funcionalidades.</w:t>
-      </w:r>
-      <w:r>
-        <w:rPr>
-          <w:rFonts w:cs="Times New Roman"/>
-          <w:color w:val="000000" w:themeColor="text1"/>
-        </w:rPr>
-        <w:t xml:space="preserve"> Esta estrategia de adquisición de datos permite que la solución final sea flexible y escalable en el tiempo, a modo de ejemplo, la base de consulta para la adquisición consiste en coordenadas geográficas y una ventana de tiempo que se parametrizan como variables del proyecto y son </w:t>
-      </w:r>
-      <w:r>
-        <w:rPr>
-          <w:rFonts w:cs="Times New Roman"/>
-          <w:color w:val="000000" w:themeColor="text1"/>
-        </w:rPr>
-        <w:t>fácilmente modificables según el objeto de estudio, en un instante se puede pasar de obtener información para un área de 200 km^2 a abarcar todo el territorio argentino si así se desea.</w:t>
+      </w:r>
+      <w:r>
+        <w:rPr>
+          <w:rFonts w:cs="Times New Roman"/>
+          <w:color w:val="000000" w:themeColor="text1"/>
+        </w:rPr>
+        <w:t>La adquisición de los datos se realiza mediante el uso de las Interfaces de Programación de Aplicaciones (API) provistas por los administradores de la información. Estas interfaces funcionan como piezas de código que permiten a dos aplicaciones comunicarse entre sí para compartir información y funcionalidades.</w:t>
       </w:r>
     </w:p>
     <w:p>
       <w:pPr>
+        <w:ind w:firstLine="708"/>
+        <w:jc w:val="both"/>
+        <w:rPr>
+          <w:rFonts w:cs="Times New Roman"/>
+          <w:color w:val="000000" w:themeColor="text1"/>
+        </w:rPr>
+      </w:pPr>
+      <w:r>
+        <w:rPr>
+          <w:rFonts w:cs="Times New Roman"/>
+          <w:color w:val="000000" w:themeColor="text1"/>
+        </w:rPr>
+        <w:t>Esta estrategia de adquisición de datos permite que la solución final sea flexible y escalable. A modo de ejemplo, la consulta base para la adquisición consiste en coordenadas geográficas y una ventana de tiempo que se parametrizan como variables del proyecto. Esto permite que sean fácilmente modificables según el objeto de estudio; se puede pasar rápidamente de obtener información para un área de 200 km² a abarcar todo el territorio argentino.</w:t>
+      </w:r>
+    </w:p>
+    <w:p>
+      <w:pPr>
+        <w:ind w:firstLine="708"/>
+        <w:jc w:val="both"/>
+        <w:rPr>
+          <w:rFonts w:cs="Times New Roman"/>
+          <w:color w:val="000000" w:themeColor="text1"/>
+        </w:rPr>
+      </w:pPr>
+      <w:r>
+        <w:rPr>
+          <w:rFonts w:cs="Times New Roman"/>
+          <w:color w:val="000000" w:themeColor="text1"/>
+        </w:rPr>
+        <w:t>La</w:t>
+      </w:r>
+      <w:r>
+        <w:rPr>
+          <w:rFonts w:cs="Times New Roman"/>
+          <w:color w:val="000000" w:themeColor="text1"/>
+        </w:rPr>
+        <w:t xml:space="preserve"> consulta programática a las API representa la capa de ingesta de datos del proyecto, los cuales son posteriormente tratados para su armonización e integración en el conjunto de datos consolidado.</w:t>
+      </w:r>
+    </w:p>
+    <w:p>
+      <w:pPr>
         <w:ind w:firstLine="0"/>
         <w:jc w:val="both"/>
         <w:rPr>
@@ -8853,30 +9277,6 @@
           <w:color w:val="000000" w:themeColor="text1"/>
         </w:rPr>
       </w:pPr>
-      <w:r>
-        <w:rPr>
-          <w:rFonts w:cs="Times New Roman"/>
-          <w:color w:val="000000" w:themeColor="text1"/>
-        </w:rPr>
-        <w:tab/>
-        <w:t xml:space="preserve">Esta consulta programática a las </w:t>
-      </w:r>
-      <w:proofErr w:type="spellStart"/>
-      <w:r>
-        <w:rPr>
-          <w:rFonts w:cs="Times New Roman"/>
-          <w:color w:val="000000" w:themeColor="text1"/>
-        </w:rPr>
-        <w:t>APIs</w:t>
-      </w:r>
-      <w:proofErr w:type="spellEnd"/>
-      <w:r>
-        <w:rPr>
-          <w:rFonts w:cs="Times New Roman"/>
-          <w:color w:val="000000" w:themeColor="text1"/>
-        </w:rPr>
-        <w:t xml:space="preserve"> representa la capa de ingesta de datos para el proyecto, los cuales son posteriormente tratados para su armonización e integración al conjunto de datos consolidado.</w:t>
-      </w:r>
     </w:p>
     <w:p>
       <w:pPr>
@@ -8887,57 +9287,64 @@
           <w:color w:val="000000" w:themeColor="text1"/>
         </w:rPr>
       </w:pPr>
+      <w:r>
+        <w:rPr>
+          <w:rFonts w:cs="Times New Roman"/>
+          <w:color w:val="000000" w:themeColor="text1"/>
+        </w:rPr>
+        <w:t>¿Apéndice I?</w:t>
+      </w:r>
+      <w:r>
+        <w:rPr>
+          <w:rFonts w:cs="Times New Roman"/>
+          <w:color w:val="000000" w:themeColor="text1"/>
+        </w:rPr>
+        <w:t xml:space="preserve"> Breve espacio técnico con lógica de construcción de interfaz hacia la API y almacenamiento de datos.</w:t>
+      </w:r>
     </w:p>
     <w:p>
       <w:pPr>
+        <w:pStyle w:val="Ttulo2"/>
         <w:ind w:firstLine="0"/>
-        <w:jc w:val="both"/>
-        <w:rPr>
-          <w:rFonts w:cs="Times New Roman"/>
-          <w:color w:val="000000" w:themeColor="text1"/>
-        </w:rPr>
-      </w:pPr>
-      <w:r>
-        <w:rPr>
-          <w:rFonts w:cs="Times New Roman"/>
-          <w:color w:val="000000" w:themeColor="text1"/>
-        </w:rPr>
-        <w:t>¿Apéndice I?</w:t>
-      </w:r>
-      <w:r>
-        <w:rPr>
-          <w:rFonts w:cs="Times New Roman"/>
-          <w:color w:val="000000" w:themeColor="text1"/>
-        </w:rPr>
-        <w:t xml:space="preserve"> Breve espacio técnico con lógica de construcción de interfaz hacia la API y almacenamiento de datos.</w:t>
-      </w:r>
+        <w:rPr>
+          <w:rFonts w:ascii="Times New Roman" w:hAnsi="Times New Roman" w:cs="Times New Roman"/>
+          <w:color w:val="auto"/>
+        </w:rPr>
+      </w:pPr>
+      <w:bookmarkStart w:id="6" w:name="_Toc212143175"/>
+      <w:r>
+        <w:rPr>
+          <w:rFonts w:ascii="Times New Roman" w:hAnsi="Times New Roman" w:cs="Times New Roman"/>
+          <w:color w:val="auto"/>
+        </w:rPr>
+        <w:t>Tratamiento de datos meteorológicos</w:t>
+      </w:r>
+      <w:bookmarkEnd w:id="6"/>
     </w:p>
     <w:p>
       <w:pPr>
-        <w:pStyle w:val="Ttulo2"/>
-        <w:ind w:firstLine="0"/>
-        <w:rPr>
-          <w:rFonts w:ascii="Times New Roman" w:hAnsi="Times New Roman" w:cs="Times New Roman"/>
-          <w:color w:val="auto"/>
-        </w:rPr>
-      </w:pPr>
-      <w:r>
-        <w:rPr>
-          <w:rFonts w:ascii="Times New Roman" w:hAnsi="Times New Roman" w:cs="Times New Roman"/>
-          <w:color w:val="auto"/>
-        </w:rPr>
-        <w:t>Tratamiento de datos meteorológicos</w:t>
-      </w:r>
-    </w:p>
-    <w:p>
-      <w:pPr>
         <w:jc w:val="both"/>
       </w:pPr>
       <w:r>
-        <w:t xml:space="preserve">Los datos meteorológicos que se reciben de los productos ERA5 no requieren tratamiento ya que son datos preprocesados por los modelos mencionados en el apartado </w:t>
-      </w:r>
-      <w:r>
-        <w:t>anterior. Las transformaciones en los datos están sujetas a obtener los valores base que sirvan como entrada para la determinación de las variables derivadas o calculadas del FWI (</w:t>
+        <w:t xml:space="preserve">Los datos meteorológicos recibidos de los productos ERA5-Land [12] son un producto de reanálisis, por lo que no requieren limpieza o </w:t>
+      </w:r>
+      <w:r>
+        <w:t>revisión</w:t>
+      </w:r>
+      <w:r>
+        <w:t xml:space="preserve"> </w:t>
+      </w:r>
+      <w:r>
+        <w:t>por</w:t>
+      </w:r>
+      <w:r>
+        <w:t xml:space="preserve"> valores faltantes. El tratamiento en esta etapa consiste, por lo tanto, </w:t>
+      </w:r>
+      <w:r>
+        <w:t>incorporación de variables calculadas</w:t>
+      </w:r>
+      <w:r>
+        <w:t xml:space="preserve">: se utilizan los valores base para calcular el conjunto de variables derivadas que componen el </w:t>
       </w:r>
       <w:proofErr w:type="spellStart"/>
       <w:r>
@@ -8961,16 +9368,16 @@
       </w:r>
       <w:proofErr w:type="spellEnd"/>
       <w:r>
-        <w:t xml:space="preserve">) </w:t>
+        <w:t xml:space="preserve"> (FWI)</w:t>
+      </w:r>
+      <w:r>
+        <w:t xml:space="preserve"> </w:t>
       </w:r>
       <w:r>
         <w:fldChar w:fldCharType="begin"/>
       </w:r>
       <w:r>
-        <w:instrText xml:space="preserve"> REF _Ref212113708 \r \h </w:instrText>
-      </w:r>
-      <w:r>
-        <w:instrText xml:space="preserve"> \* MERGEFORMAT </w:instrText>
+        <w:instrText xml:space="preserve"> REF _Ref212113708 \r \h  \* MERGEFORMAT </w:instrText>
       </w:r>
       <w:r>
         <w:fldChar w:fldCharType="separate"/>
@@ -8990,12 +9397,17 @@
         <w:pStyle w:val="Ttulo3"/>
         <w:ind w:firstLine="0"/>
         <w:jc w:val="both"/>
-      </w:pPr>
+        <w:rPr>
+          <w:color w:val="000000" w:themeColor="text1"/>
+        </w:rPr>
+      </w:pPr>
+      <w:bookmarkStart w:id="7" w:name="_Toc212143176"/>
       <w:proofErr w:type="spellStart"/>
       <w:r>
         <w:rPr>
           <w:color w:val="000000" w:themeColor="text1"/>
         </w:rPr>
+        <w:lastRenderedPageBreak/>
         <w:t>Fire</w:t>
       </w:r>
       <w:proofErr w:type="spellEnd"/>
@@ -9038,6 +9450,7 @@
         </w:rPr>
         <w:t>ndex</w:t>
       </w:r>
+      <w:bookmarkEnd w:id="7"/>
       <w:proofErr w:type="spellEnd"/>
     </w:p>
     <w:p>
@@ -9046,61 +9459,199 @@
         <w:jc w:val="both"/>
       </w:pPr>
       <w:r>
-        <w:t xml:space="preserve">El </w:t>
-      </w:r>
-      <w:r>
-        <w:t>s</w:t>
-      </w:r>
-      <w:r>
-        <w:t xml:space="preserve">istema canadiense de índice meteorológico de incendios forestales consta de seis componentes que explican los efectos de la humedad del combustible y </w:t>
-      </w:r>
-      <w:r>
-        <w:t>c</w:t>
-      </w:r>
-      <w:r>
-        <w:t>ondiciones climáticas sobre el comportamiento del fuego.</w:t>
+        <w:t>El sistema canadiense de índice meteorológico de incendios forestales (FWI) consta de seis componentes que explican los efectos de la humedad del combustible y las condiciones climáticas sobre el comportamiento del fuego.</w:t>
+      </w:r>
+      <w:r>
+        <w:t xml:space="preserve"> </w:t>
       </w:r>
     </w:p>
     <w:p>
       <w:pPr>
+        <w:ind w:firstLine="0"/>
+        <w:jc w:val="both"/>
+      </w:pPr>
+    </w:p>
+    <w:p>
+      <w:pPr>
+        <w:keepNext/>
+        <w:ind w:firstLine="0"/>
+        <w:jc w:val="center"/>
+      </w:pPr>
+      <w:r>
+        <w:rPr>
+          <w:noProof/>
+        </w:rPr>
+        <w:drawing>
+          <wp:inline distT="0" distB="0" distL="0" distR="0" wp14:anchorId="13CE79EE" wp14:editId="3ADC6A51">
+            <wp:extent cx="3345616" cy="2734574"/>
+            <wp:effectExtent l="0" t="0" r="7620" b="8890"/>
+            <wp:docPr id="506471348" name="Imagen 2"/>
+            <wp:cNvGraphicFramePr>
+              <a:graphicFrameLocks xmlns:a="http://schemas.openxmlformats.org/drawingml/2006/main" noChangeAspect="1"/>
+            </wp:cNvGraphicFramePr>
+            <a:graphic xmlns:a="http://schemas.openxmlformats.org/drawingml/2006/main">
+              <a:graphicData uri="http://schemas.openxmlformats.org/drawingml/2006/picture">
+                <pic:pic xmlns:pic="http://schemas.openxmlformats.org/drawingml/2006/picture">
+                  <pic:nvPicPr>
+                    <pic:cNvPr id="0" name="Picture 1"/>
+                    <pic:cNvPicPr>
+                      <a:picLocks noChangeAspect="1" noChangeArrowheads="1"/>
+                    </pic:cNvPicPr>
+                  </pic:nvPicPr>
+                  <pic:blipFill>
+                    <a:blip r:embed="rId9">
+                      <a:extLst>
+                        <a:ext uri="{28A0092B-C50C-407E-A947-70E740481C1C}">
+                          <a14:useLocalDpi xmlns:a14="http://schemas.microsoft.com/office/drawing/2010/main" val="0"/>
+                        </a:ext>
+                      </a:extLst>
+                    </a:blip>
+                    <a:srcRect/>
+                    <a:stretch>
+                      <a:fillRect/>
+                    </a:stretch>
+                  </pic:blipFill>
+                  <pic:spPr bwMode="auto">
+                    <a:xfrm>
+                      <a:off x="0" y="0"/>
+                      <a:ext cx="3346572" cy="2735355"/>
+                    </a:xfrm>
+                    <a:prstGeom prst="rect">
+                      <a:avLst/>
+                    </a:prstGeom>
+                    <a:noFill/>
+                    <a:ln>
+                      <a:noFill/>
+                    </a:ln>
+                  </pic:spPr>
+                </pic:pic>
+              </a:graphicData>
+            </a:graphic>
+          </wp:inline>
+        </w:drawing>
+      </w:r>
+    </w:p>
+    <w:p>
+      <w:pPr>
+        <w:pStyle w:val="Descripcin"/>
+        <w:jc w:val="center"/>
+        <w:rPr>
+          <w:b/>
+          <w:bCs/>
+          <w:color w:val="000000" w:themeColor="text1"/>
+        </w:rPr>
+      </w:pPr>
+      <w:r>
+        <w:rPr>
+          <w:b/>
+          <w:bCs/>
+          <w:color w:val="000000" w:themeColor="text1"/>
+        </w:rPr>
+        <w:t xml:space="preserve">Diagrama </w:t>
+      </w:r>
+      <w:r>
+        <w:rPr>
+          <w:b/>
+          <w:bCs/>
+          <w:color w:val="000000" w:themeColor="text1"/>
+        </w:rPr>
+        <w:fldChar w:fldCharType="begin"/>
+      </w:r>
+      <w:r>
+        <w:rPr>
+          <w:b/>
+          <w:bCs/>
+          <w:color w:val="000000" w:themeColor="text1"/>
+        </w:rPr>
+        <w:instrText xml:space="preserve"> SEQ Diagrama \* ARABIC </w:instrText>
+      </w:r>
+      <w:r>
+        <w:rPr>
+          <w:b/>
+          <w:bCs/>
+          <w:color w:val="000000" w:themeColor="text1"/>
+        </w:rPr>
+        <w:fldChar w:fldCharType="separate"/>
+      </w:r>
+      <w:r>
+        <w:rPr>
+          <w:b/>
+          <w:bCs/>
+          <w:noProof/>
+          <w:color w:val="000000" w:themeColor="text1"/>
+        </w:rPr>
+        <w:t>1</w:t>
+      </w:r>
+      <w:r>
+        <w:rPr>
+          <w:b/>
+          <w:bCs/>
+          <w:color w:val="000000" w:themeColor="text1"/>
+        </w:rPr>
+        <w:fldChar w:fldCharType="end"/>
+      </w:r>
+      <w:r>
+        <w:rPr>
+          <w:b/>
+          <w:bCs/>
+          <w:color w:val="000000" w:themeColor="text1"/>
+        </w:rPr>
+        <w:t xml:space="preserve"> - </w:t>
+      </w:r>
+      <w:proofErr w:type="spellStart"/>
+      <w:r>
+        <w:rPr>
+          <w:b/>
+          <w:bCs/>
+          <w:color w:val="000000" w:themeColor="text1"/>
+        </w:rPr>
+        <w:t>Fire</w:t>
+      </w:r>
+      <w:proofErr w:type="spellEnd"/>
+      <w:r>
+        <w:rPr>
+          <w:b/>
+          <w:bCs/>
+          <w:color w:val="000000" w:themeColor="text1"/>
+        </w:rPr>
+        <w:t xml:space="preserve"> </w:t>
+      </w:r>
+      <w:proofErr w:type="spellStart"/>
+      <w:r>
+        <w:rPr>
+          <w:b/>
+          <w:bCs/>
+          <w:color w:val="000000" w:themeColor="text1"/>
+        </w:rPr>
+        <w:t>Weather</w:t>
+      </w:r>
+      <w:proofErr w:type="spellEnd"/>
+      <w:r>
+        <w:rPr>
+          <w:b/>
+          <w:bCs/>
+          <w:color w:val="000000" w:themeColor="text1"/>
+        </w:rPr>
+        <w:t xml:space="preserve"> </w:t>
+      </w:r>
+      <w:proofErr w:type="spellStart"/>
+      <w:r>
+        <w:rPr>
+          <w:b/>
+          <w:bCs/>
+          <w:color w:val="000000" w:themeColor="text1"/>
+        </w:rPr>
+        <w:t>Index</w:t>
+      </w:r>
+      <w:proofErr w:type="spellEnd"/>
+    </w:p>
+    <w:p>
+      <w:pPr>
         <w:ind w:firstLine="708"/>
         <w:jc w:val="both"/>
       </w:pPr>
-    </w:p>
-    <w:p>
-      <w:pPr>
-        <w:ind w:firstLine="708"/>
-        <w:jc w:val="both"/>
-      </w:pPr>
-      <w:r>
-        <w:t xml:space="preserve">Los primeros tres componentes </w:t>
-      </w:r>
-      <w:r>
-        <w:t xml:space="preserve">(FFMC, DMC, DC) </w:t>
-      </w:r>
-      <w:r>
-        <w:t xml:space="preserve">son </w:t>
-      </w:r>
-      <w:r>
-        <w:t>c</w:t>
-      </w:r>
-      <w:r>
-        <w:t xml:space="preserve">lasificaciones numéricas </w:t>
-      </w:r>
-      <w:r>
-        <w:t>del</w:t>
-      </w:r>
-      <w:r>
-        <w:t xml:space="preserve"> contenido de humedad del suelo y otras materias orgánicas muertas</w:t>
-      </w:r>
-      <w:r>
-        <w:t xml:space="preserve"> cuyos</w:t>
-      </w:r>
-      <w:r>
-        <w:t xml:space="preserve"> valores aumentan a medida que disminuye el contenido de humedad</w:t>
-      </w:r>
-      <w:r>
-        <w:t>:</w:t>
+      <w:r>
+        <w:t>Los primeros tres componentes (FFMC, DMC, DC) son clasificaciones numéricas del contenido de humedad del suelo y otra materia orgánica muerta. Sus valores aumentan a medida que disminuye el contenido de humedad:</w:t>
       </w:r>
     </w:p>
     <w:p>
@@ -9119,7 +9670,6 @@
           <w:b/>
           <w:bCs/>
         </w:rPr>
-        <w:lastRenderedPageBreak/>
         <w:t>Fire</w:t>
       </w:r>
       <w:proofErr w:type="spellEnd"/>
@@ -9191,28 +9741,10 @@
         <w:t xml:space="preserve"> (FFMC)</w:t>
       </w:r>
       <w:r>
-        <w:t>,</w:t>
-      </w:r>
-      <w:r>
-        <w:t xml:space="preserve"> es una clasificación numérica de la humedad contenido de basura y otros combustibles finos curados. </w:t>
-      </w:r>
-      <w:r>
-        <w:t>I</w:t>
-      </w:r>
-      <w:r>
-        <w:t xml:space="preserve">ndicador de la facilidad de ignición </w:t>
-      </w:r>
-      <w:r>
-        <w:t>e</w:t>
-      </w:r>
-      <w:r>
-        <w:t xml:space="preserve"> </w:t>
-      </w:r>
-      <w:r>
-        <w:t>i</w:t>
-      </w:r>
-      <w:r>
-        <w:t>nflamabilidad del combustible fino.</w:t>
+        <w:t xml:space="preserve">, </w:t>
+      </w:r>
+      <w:r>
+        <w:t>humedad de la hojarasca y otros combustibles finos curados. Es un indicador de la facilidad de ignición y la inflamabilidad del combustible fino.</w:t>
       </w:r>
     </w:p>
     <w:p>
@@ -9280,19 +9812,7 @@
         <w:t xml:space="preserve"> </w:t>
       </w:r>
       <w:r>
-        <w:t xml:space="preserve">es una clasificación numérica de la humedad promedio contenido de capas orgánicas poco compactadas de profundidad moderada. </w:t>
-      </w:r>
-      <w:r>
-        <w:rPr>
-          <w:lang w:val="es-ES"/>
-        </w:rPr>
-        <w:t>Indicador d</w:t>
-      </w:r>
-      <w:r>
-        <w:rPr>
-          <w:lang w:val="es-ES"/>
-        </w:rPr>
-        <w:t>el consumo de combustible en capas moderadas de hojarasca y material leñoso de tamaño mediano</w:t>
+        <w:t>contenido promedio de humedad en las capas orgánicas poco compactadas de profundidad moderada. Es un indicador del consumo de combustible en capas moderadas de hojarasca y material leñoso de tamaño mediano</w:t>
       </w:r>
       <w:r>
         <w:rPr>
@@ -9347,40 +9867,32 @@
         <w:t>,</w:t>
       </w:r>
       <w:r>
-        <w:t xml:space="preserve"> es una calificación numérica del contenido promedio de humedad de capas orgánicas profundas y compactas. </w:t>
+        <w:t xml:space="preserve"> </w:t>
+      </w:r>
+      <w:r>
+        <w:t>contenido promedio de humedad de capas orgánicas profundas y compactas. Es un indicador útil de los efectos de la sequía estacional en los combustibles forestales y la combustión latente en capas profundas</w:t>
       </w:r>
       <w:r>
         <w:rPr>
           <w:lang w:val="es-ES"/>
         </w:rPr>
-        <w:t>I</w:t>
-      </w:r>
-      <w:r>
-        <w:rPr>
-          <w:lang w:val="es-ES"/>
-        </w:rPr>
-        <w:t>ndicador útil de los efectos de la sequía estacional en los combustibles forestales y la cantidad de combustión latente en capas profundas de mantillo y troncos grandes.</w:t>
+        <w:t>.</w:t>
       </w:r>
     </w:p>
     <w:p>
       <w:pPr>
+        <w:pStyle w:val="Prrafodelista"/>
+        <w:ind w:firstLine="0"/>
+        <w:jc w:val="both"/>
+      </w:pPr>
+    </w:p>
+    <w:p>
+      <w:pPr>
         <w:ind w:firstLine="708"/>
         <w:jc w:val="both"/>
       </w:pPr>
-    </w:p>
-    <w:p>
-      <w:pPr>
-        <w:ind w:firstLine="708"/>
-        <w:jc w:val="both"/>
-      </w:pPr>
-      <w:r>
-        <w:t xml:space="preserve">Los tres componentes restantes (ISI, BUI, FWI) son índices de comportamiento del fuego, que representan la tasa de la propagación del fuego, el combustible disponible para </w:t>
-      </w:r>
-      <w:r>
-        <w:t>la</w:t>
-      </w:r>
-      <w:r>
-        <w:t xml:space="preserve"> combustión y la intensidad del fuego frontal; estos tres valores aumentan a medida que aumenta el peligro de incendio</w:t>
+      <w:r>
+        <w:t>Los tres componentes restantes (ISI, BUI, FWI) son índices de comportamiento del fuego, que representan la tasa de propagación, el combustible disponible y la intensidad frontal. Estos valores aumentan a medida que aumenta el peligro de incendio</w:t>
       </w:r>
       <w:r>
         <w:t>:</w:t>
@@ -9402,6 +9914,7 @@
           <w:b/>
           <w:bCs/>
         </w:rPr>
+        <w:lastRenderedPageBreak/>
         <w:t>Initial</w:t>
       </w:r>
       <w:proofErr w:type="spellEnd"/>
@@ -9432,16 +9945,7 @@
         <w:t xml:space="preserve">, </w:t>
       </w:r>
       <w:r>
-        <w:t xml:space="preserve">es una </w:t>
-      </w:r>
-      <w:r>
-        <w:t>clasificación numérica de la velocidad de propagación prevista del incendio</w:t>
-      </w:r>
-      <w:r>
-        <w:t xml:space="preserve">. Se basa en la velocidad del viento y FFMC. </w:t>
-      </w:r>
-      <w:r>
-        <w:t>Al igual que el resto de los componentes del sistema FWI, no considera el tipo de combustible. Las velocidades de propagación reales varían según el tipo de combustible con el mismo ISI.</w:t>
+        <w:t>velocidad de propagación prevista del incendio. Se basa en la velocidad del viento y el FFMC. Al igual que el resto del sistema FWI, no considera el tipo de combustible.</w:t>
       </w:r>
     </w:p>
     <w:p>
@@ -9490,16 +9994,10 @@
         <w:t>,</w:t>
       </w:r>
       <w:r>
-        <w:t xml:space="preserve"> es una </w:t>
-      </w:r>
-      <w:r>
-        <w:t>clasificación numérica de la cantidad total de combustible disponible para la combustión</w:t>
-      </w:r>
-      <w:r>
-        <w:t xml:space="preserve">. Se basa en el DMC y el DC. </w:t>
-      </w:r>
-      <w:r>
-        <w:t>suele ser menos del doble del valor del DMC, y se espera que la humedad en la capa de DMC ayude a prevenir la combustión del material en las capas más profundas del combustible disponible</w:t>
+        <w:t xml:space="preserve"> </w:t>
+      </w:r>
+      <w:r>
+        <w:t>cantidad total de combustible disponible para la combustión. Se basa en el DMC y el DC</w:t>
       </w:r>
       <w:r>
         <w:t>.</w:t>
@@ -9567,19 +10065,10 @@
         <w:t>,</w:t>
       </w:r>
       <w:r>
-        <w:t xml:space="preserve"> es una </w:t>
-      </w:r>
-      <w:r>
-        <w:t>clasificación</w:t>
-      </w:r>
-      <w:r>
-        <w:t xml:space="preserve"> numérica de la intensidad de los incendios.</w:t>
-      </w:r>
-      <w:r>
         <w:t xml:space="preserve"> </w:t>
       </w:r>
       <w:r>
-        <w:t>Se basa en el ISI y el BUI, y se utiliza como índice general de peligro de incendio en las zonas forestales de Canadá</w:t>
+        <w:t>intensidad de los incendios. Se basa en el ISI y el BUI, y se utiliza como índice general de peligro de incendio</w:t>
       </w:r>
       <w:r>
         <w:t>.</w:t>
@@ -9593,22 +10082,68 @@
     </w:p>
     <w:p>
       <w:pPr>
-        <w:ind w:firstLine="0"/>
-      </w:pPr>
-      <w:r>
-        <w:t>¿Apéndice II?</w:t>
-      </w:r>
-      <w:r>
-        <w:t xml:space="preserve"> Espacio técnico con el detalle de cálculos/formulas y su implementación para obtener los campos calculados.</w:t>
+        <w:ind w:firstLine="708"/>
+        <w:jc w:val="both"/>
+      </w:pPr>
+      <w:r>
+        <w:t xml:space="preserve">La estrategia inicial contemplaba trabajar con registros meteorológicos de frecuencia </w:t>
+      </w:r>
+      <w:r>
+        <w:t>de</w:t>
+      </w:r>
+      <w:r>
+        <w:t xml:space="preserve"> 6 horas. Sin embargo, se observó que afectaba la validez del cálculo del FWI, dado que el diseño original del índice</w:t>
+      </w:r>
+      <w:r>
+        <w:t xml:space="preserve"> hace</w:t>
+      </w:r>
+      <w:r>
+        <w:t xml:space="preserve"> uso del acumulado de precipitaciones en un período de 24 horas. Para alinear el procesamiento con los requisitos del índice, se decidió </w:t>
+      </w:r>
+      <w:r>
+        <w:t>cambiar la frecuencia</w:t>
+      </w:r>
+      <w:r>
+        <w:t xml:space="preserve"> los datos</w:t>
+      </w:r>
+      <w:r>
+        <w:t xml:space="preserve">, un </w:t>
+      </w:r>
+      <w:r>
+        <w:t>ajuste</w:t>
+      </w:r>
+      <w:r>
+        <w:t xml:space="preserve"> que</w:t>
+      </w:r>
+      <w:r>
+        <w:t xml:space="preserve"> fue fundamental para obtener valores del FWI coherente</w:t>
+      </w:r>
+      <w:r>
+        <w:t>s</w:t>
+      </w:r>
+      <w:r>
+        <w:t>.</w:t>
       </w:r>
     </w:p>
     <w:p>
       <w:pPr>
-        <w:ind w:firstLine="0"/>
+        <w:ind w:firstLine="708"/>
+        <w:jc w:val="both"/>
       </w:pPr>
     </w:p>
     <w:p>
       <w:pPr>
+        <w:ind w:firstLine="0"/>
+      </w:pPr>
+      <w:r>
+        <w:t>¿Apéndice II?</w:t>
+      </w:r>
+      <w:r>
+        <w:t xml:space="preserve"> Espacio técnico con el detalle de cálculos/formulas y su implementación para obtener los campos calculados.</w:t>
+      </w:r>
+    </w:p>
+    <w:p>
+      <w:pPr>
         <w:pStyle w:val="Ttulo2"/>
         <w:ind w:firstLine="0"/>
         <w:rPr>
@@ -9616,6 +10151,7 @@
           <w:color w:val="auto"/>
         </w:rPr>
       </w:pPr>
+      <w:bookmarkStart w:id="8" w:name="_Toc212143177"/>
       <w:r>
         <w:rPr>
           <w:rFonts w:ascii="Times New Roman" w:hAnsi="Times New Roman" w:cs="Times New Roman"/>
@@ -9623,6 +10159,152 @@
         </w:rPr>
         <w:t>Tratamiento de datos de focos de calor</w:t>
       </w:r>
+      <w:bookmarkEnd w:id="8"/>
+    </w:p>
+    <w:p>
+      <w:pPr>
+        <w:jc w:val="both"/>
+      </w:pPr>
+      <w:r>
+        <w:t xml:space="preserve">El conjunto de datos de focos de calor se </w:t>
+      </w:r>
+      <w:r>
+        <w:t>filtró y reestructuro por completo</w:t>
+      </w:r>
+      <w:r>
+        <w:t>.</w:t>
+      </w:r>
+      <w:r>
+        <w:t xml:space="preserve"> </w:t>
+      </w:r>
+      <w:r>
+        <w:t>En primer lugar,</w:t>
+      </w:r>
+      <w:r>
+        <w:t xml:space="preserve"> se filtraron los registros para excluir aquellos etiquetados con confianza baja (</w:t>
+      </w:r>
+      <w:proofErr w:type="spellStart"/>
+      <w:r>
+        <w:t>confidence</w:t>
+      </w:r>
+      <w:proofErr w:type="spellEnd"/>
+      <w:r>
+        <w:t>: 'l'). Esta decisión es una práctica estándar que se fundamenta en la alta probabilidad de falsos positivos en esta categoría. Tal como lo documenta la NASA</w:t>
+      </w:r>
+      <w:r>
+        <w:t xml:space="preserve"> </w:t>
+      </w:r>
+      <w:r>
+        <w:fldChar w:fldCharType="begin"/>
+      </w:r>
+      <w:r>
+        <w:instrText xml:space="preserve"> REF _Ref212141874 \r \h </w:instrText>
+      </w:r>
+      <w:r>
+        <w:fldChar w:fldCharType="separate"/>
+      </w:r>
+      <w:r>
+        <w:t>[17]</w:t>
+      </w:r>
+      <w:r>
+        <w:fldChar w:fldCharType="end"/>
+      </w:r>
+      <w:r>
+        <w:t>, estos registros frecuentemente corresponden a errores de detección, como reflejos solares en superficies lisas, y no a incendios reales.</w:t>
+      </w:r>
+    </w:p>
+    <w:p>
+      <w:pPr>
+        <w:jc w:val="both"/>
+      </w:pPr>
+      <w:r>
+        <w:t xml:space="preserve">Segundo, los datos filtrados fueron reestructurados para alinear su resolución espacial con la de los datos meteorológicos (la grilla de ~9km de ERA5-Land). Este proceso de </w:t>
+      </w:r>
+      <w:proofErr w:type="spellStart"/>
+      <w:r>
+        <w:rPr>
+          <w:i/>
+          <w:iCs/>
+        </w:rPr>
+        <w:t>gridding</w:t>
+      </w:r>
+      <w:proofErr w:type="spellEnd"/>
+      <w:r>
+        <w:t xml:space="preserve"> </w:t>
+      </w:r>
+      <w:r>
+        <w:t>consistió</w:t>
+      </w:r>
+      <w:r>
+        <w:t xml:space="preserve"> en asignar cada foco de calor a la celda específica de la grilla de ERA5-Land dentro de la cual se encontraba</w:t>
+      </w:r>
+      <w:r>
+        <w:t xml:space="preserve"> </w:t>
+      </w:r>
+      <w:r>
+        <w:t>mediante el redondeo</w:t>
+      </w:r>
+      <w:r>
+        <w:t xml:space="preserve"> los valores de latitud y longitud a un solo decimal</w:t>
+      </w:r>
+      <w:r>
+        <w:t>.</w:t>
+      </w:r>
+      <w:r>
+        <w:t xml:space="preserve"> </w:t>
+      </w:r>
+    </w:p>
+    <w:p>
+      <w:pPr>
+        <w:jc w:val="both"/>
+      </w:pPr>
+      <w:r>
+        <w:t xml:space="preserve">Una vez asignados, se agrupó la información por celda de grilla </w:t>
+      </w:r>
+      <w:r>
+        <w:t xml:space="preserve">(coordenadas) </w:t>
+      </w:r>
+      <w:r>
+        <w:t>y por fecha</w:t>
+      </w:r>
+      <w:r>
+        <w:t xml:space="preserve"> para alinear la resolución temporal a 24 horas</w:t>
+      </w:r>
+      <w:r>
+        <w:t>. Finalmente, para cada grupo (</w:t>
+      </w:r>
+      <w:r>
+        <w:t>coordenadas</w:t>
+      </w:r>
+      <w:r>
+        <w:t>-día) se realizó la agregación de dos variables: el conteo total de focos de incendio y el promedio de la energía radiactiva del fuego (FRP).</w:t>
+      </w:r>
+    </w:p>
+    <w:p>
+      <w:pPr>
+        <w:pStyle w:val="Ttulo2"/>
+        <w:ind w:firstLine="0"/>
+        <w:rPr>
+          <w:rFonts w:ascii="Times New Roman" w:hAnsi="Times New Roman" w:cs="Times New Roman"/>
+          <w:color w:val="auto"/>
+        </w:rPr>
+      </w:pPr>
+      <w:bookmarkStart w:id="9" w:name="_Toc212143178"/>
+      <w:r>
+        <w:rPr>
+          <w:rFonts w:ascii="Times New Roman" w:hAnsi="Times New Roman" w:cs="Times New Roman"/>
+          <w:color w:val="auto"/>
+        </w:rPr>
+        <w:t>Unificación</w:t>
+      </w:r>
+      <w:r>
+        <w:rPr>
+          <w:rFonts w:ascii="Times New Roman" w:hAnsi="Times New Roman" w:cs="Times New Roman"/>
+          <w:color w:val="auto"/>
+        </w:rPr>
+        <w:t xml:space="preserve"> de datos</w:t>
+      </w:r>
+      <w:bookmarkEnd w:id="9"/>
     </w:p>
     <w:p/>
     <w:p>
@@ -9634,7 +10316,7 @@
           <w:color w:val="000000" w:themeColor="text1"/>
         </w:rPr>
       </w:pPr>
-      <w:bookmarkStart w:id="6" w:name="_Toc211364620"/>
+      <w:bookmarkStart w:id="10" w:name="_Toc212143179"/>
       <w:r>
         <w:rPr>
           <w:rFonts w:ascii="Times New Roman" w:hAnsi="Times New Roman" w:cs="Times New Roman"/>
@@ -9642,118 +10324,6 @@
         </w:rPr>
         <w:lastRenderedPageBreak/>
         <w:t>Análisis exploratorio</w:t>
-      </w:r>
-      <w:bookmarkEnd w:id="6"/>
-    </w:p>
-    <w:p>
-      <w:pPr>
-        <w:ind w:firstLine="0"/>
-        <w:rPr>
-          <w:rFonts w:cs="Times New Roman"/>
-          <w:color w:val="000000" w:themeColor="text1"/>
-        </w:rPr>
-      </w:pPr>
-    </w:p>
-    <w:p>
-      <w:pPr>
-        <w:pStyle w:val="Ttulo1"/>
-        <w:ind w:firstLine="0"/>
-        <w:rPr>
-          <w:rFonts w:ascii="Times New Roman" w:hAnsi="Times New Roman" w:cs="Times New Roman"/>
-          <w:color w:val="000000" w:themeColor="text1"/>
-        </w:rPr>
-      </w:pPr>
-      <w:bookmarkStart w:id="7" w:name="_Toc211364621"/>
-      <w:r>
-        <w:rPr>
-          <w:rFonts w:ascii="Times New Roman" w:hAnsi="Times New Roman" w:cs="Times New Roman"/>
-          <w:color w:val="000000" w:themeColor="text1"/>
-        </w:rPr>
-        <w:t>Aplicación de modelo/s</w:t>
-      </w:r>
-      <w:bookmarkEnd w:id="7"/>
-    </w:p>
-    <w:p>
-      <w:pPr>
-        <w:ind w:firstLine="0"/>
-        <w:rPr>
-          <w:rFonts w:cs="Times New Roman"/>
-          <w:color w:val="000000" w:themeColor="text1"/>
-        </w:rPr>
-      </w:pPr>
-    </w:p>
-    <w:p>
-      <w:pPr>
-        <w:pStyle w:val="Ttulo1"/>
-        <w:ind w:firstLine="0"/>
-        <w:rPr>
-          <w:rFonts w:ascii="Times New Roman" w:hAnsi="Times New Roman" w:cs="Times New Roman"/>
-          <w:color w:val="000000" w:themeColor="text1"/>
-        </w:rPr>
-      </w:pPr>
-      <w:bookmarkStart w:id="8" w:name="_Toc211364622"/>
-      <w:r>
-        <w:rPr>
-          <w:rFonts w:ascii="Times New Roman" w:hAnsi="Times New Roman" w:cs="Times New Roman"/>
-          <w:color w:val="000000" w:themeColor="text1"/>
-        </w:rPr>
-        <w:t>Resultados</w:t>
-      </w:r>
-      <w:bookmarkEnd w:id="8"/>
-    </w:p>
-    <w:p>
-      <w:pPr>
-        <w:ind w:firstLine="0"/>
-        <w:rPr>
-          <w:rFonts w:cs="Times New Roman"/>
-          <w:color w:val="000000" w:themeColor="text1"/>
-        </w:rPr>
-      </w:pPr>
-    </w:p>
-    <w:p>
-      <w:pPr>
-        <w:pStyle w:val="Ttulo1"/>
-        <w:ind w:firstLine="0"/>
-        <w:rPr>
-          <w:rFonts w:ascii="Times New Roman" w:hAnsi="Times New Roman" w:cs="Times New Roman"/>
-          <w:color w:val="000000" w:themeColor="text1"/>
-        </w:rPr>
-      </w:pPr>
-      <w:bookmarkStart w:id="9" w:name="_Toc211364623"/>
-      <w:r>
-        <w:rPr>
-          <w:rFonts w:ascii="Times New Roman" w:hAnsi="Times New Roman" w:cs="Times New Roman"/>
-          <w:color w:val="000000" w:themeColor="text1"/>
-        </w:rPr>
-        <w:t>Conclusiones</w:t>
-      </w:r>
-      <w:bookmarkEnd w:id="9"/>
-    </w:p>
-    <w:p>
-      <w:pPr>
-        <w:ind w:firstLine="0"/>
-        <w:rPr>
-          <w:rFonts w:cs="Times New Roman"/>
-          <w:color w:val="000000" w:themeColor="text1"/>
-        </w:rPr>
-      </w:pPr>
-    </w:p>
-    <w:p>
-      <w:pPr>
-        <w:pStyle w:val="Ttulo1"/>
-        <w:ind w:firstLine="0"/>
-        <w:rPr>
-          <w:rFonts w:ascii="Times New Roman" w:hAnsi="Times New Roman" w:cs="Times New Roman"/>
-          <w:color w:val="000000" w:themeColor="text1"/>
-        </w:rPr>
-      </w:pPr>
-      <w:bookmarkStart w:id="10" w:name="_Toc211364624"/>
-      <w:r>
-        <w:rPr>
-          <w:rFonts w:ascii="Times New Roman" w:hAnsi="Times New Roman" w:cs="Times New Roman"/>
-          <w:color w:val="000000" w:themeColor="text1"/>
-        </w:rPr>
-        <w:t>Apéndices</w:t>
       </w:r>
       <w:bookmarkEnd w:id="10"/>
     </w:p>
@@ -9768,12 +10338,22 @@
     </w:p>
     <w:p>
       <w:pPr>
+        <w:pStyle w:val="Ttulo1"/>
         <w:ind w:firstLine="0"/>
         <w:rPr>
-          <w:rFonts w:cs="Times New Roman"/>
-          <w:color w:val="000000" w:themeColor="text1"/>
-        </w:rPr>
-      </w:pPr>
+          <w:rFonts w:ascii="Times New Roman" w:hAnsi="Times New Roman" w:cs="Times New Roman"/>
+          <w:color w:val="000000" w:themeColor="text1"/>
+        </w:rPr>
+      </w:pPr>
+      <w:bookmarkStart w:id="11" w:name="_Toc212143180"/>
+      <w:r>
+        <w:rPr>
+          <w:rFonts w:ascii="Times New Roman" w:hAnsi="Times New Roman" w:cs="Times New Roman"/>
+          <w:color w:val="000000" w:themeColor="text1"/>
+        </w:rPr>
+        <w:t>Aplicación de modelo/s</w:t>
+      </w:r>
+      <w:bookmarkEnd w:id="11"/>
     </w:p>
     <w:p>
       <w:pPr>
@@ -9786,12 +10366,22 @@
     </w:p>
     <w:p>
       <w:pPr>
+        <w:pStyle w:val="Ttulo1"/>
         <w:ind w:firstLine="0"/>
         <w:rPr>
-          <w:rFonts w:cs="Times New Roman"/>
-          <w:color w:val="000000" w:themeColor="text1"/>
-        </w:rPr>
-      </w:pPr>
+          <w:rFonts w:ascii="Times New Roman" w:hAnsi="Times New Roman" w:cs="Times New Roman"/>
+          <w:color w:val="000000" w:themeColor="text1"/>
+        </w:rPr>
+      </w:pPr>
+      <w:bookmarkStart w:id="12" w:name="_Toc212143181"/>
+      <w:r>
+        <w:rPr>
+          <w:rFonts w:ascii="Times New Roman" w:hAnsi="Times New Roman" w:cs="Times New Roman"/>
+          <w:color w:val="000000" w:themeColor="text1"/>
+        </w:rPr>
+        <w:t>Resultados</w:t>
+      </w:r>
+      <w:bookmarkEnd w:id="12"/>
     </w:p>
     <w:p>
       <w:pPr>
@@ -9804,6 +10394,342 @@
     </w:p>
     <w:p>
       <w:pPr>
+        <w:pStyle w:val="Ttulo1"/>
+        <w:ind w:firstLine="0"/>
+        <w:rPr>
+          <w:rFonts w:ascii="Times New Roman" w:hAnsi="Times New Roman" w:cs="Times New Roman"/>
+          <w:color w:val="000000" w:themeColor="text1"/>
+        </w:rPr>
+      </w:pPr>
+      <w:bookmarkStart w:id="13" w:name="_Toc212143182"/>
+      <w:r>
+        <w:rPr>
+          <w:rFonts w:ascii="Times New Roman" w:hAnsi="Times New Roman" w:cs="Times New Roman"/>
+          <w:color w:val="000000" w:themeColor="text1"/>
+        </w:rPr>
+        <w:t>Conclusiones</w:t>
+      </w:r>
+      <w:bookmarkEnd w:id="13"/>
+    </w:p>
+    <w:p>
+      <w:pPr>
+        <w:ind w:firstLine="0"/>
+        <w:rPr>
+          <w:rFonts w:cs="Times New Roman"/>
+          <w:color w:val="000000" w:themeColor="text1"/>
+        </w:rPr>
+      </w:pPr>
+    </w:p>
+    <w:p>
+      <w:pPr>
+        <w:pStyle w:val="Ttulo1"/>
+        <w:ind w:firstLine="0"/>
+        <w:rPr>
+          <w:rFonts w:ascii="Times New Roman" w:hAnsi="Times New Roman" w:cs="Times New Roman"/>
+          <w:color w:val="000000" w:themeColor="text1"/>
+        </w:rPr>
+      </w:pPr>
+      <w:bookmarkStart w:id="14" w:name="_Toc212143183"/>
+      <w:r>
+        <w:rPr>
+          <w:rFonts w:ascii="Times New Roman" w:hAnsi="Times New Roman" w:cs="Times New Roman"/>
+          <w:color w:val="000000" w:themeColor="text1"/>
+        </w:rPr>
+        <w:t>Apéndices</w:t>
+      </w:r>
+      <w:bookmarkEnd w:id="14"/>
+    </w:p>
+    <w:p>
+      <w:pPr>
+        <w:pStyle w:val="Ttulo2"/>
+        <w:ind w:firstLine="0"/>
+        <w:rPr>
+          <w:color w:val="000000" w:themeColor="text1"/>
+        </w:rPr>
+      </w:pPr>
+      <w:bookmarkStart w:id="15" w:name="_Toc212143184"/>
+      <w:r>
+        <w:rPr>
+          <w:color w:val="000000" w:themeColor="text1"/>
+        </w:rPr>
+        <w:t xml:space="preserve">I - Desarrollo de interfaces con </w:t>
+      </w:r>
+      <w:proofErr w:type="spellStart"/>
+      <w:r>
+        <w:rPr>
+          <w:color w:val="000000" w:themeColor="text1"/>
+        </w:rPr>
+        <w:t>APIs</w:t>
+      </w:r>
+      <w:bookmarkEnd w:id="15"/>
+      <w:proofErr w:type="spellEnd"/>
+    </w:p>
+    <w:p>
+      <w:pPr>
+        <w:ind w:firstLine="0"/>
+      </w:pPr>
+      <w:r>
+        <w:tab/>
+      </w:r>
+      <w:r>
+        <w:t xml:space="preserve">Las interfaces de comunicación hacia </w:t>
+      </w:r>
+      <w:proofErr w:type="spellStart"/>
+      <w:r>
+        <w:t>APIs</w:t>
+      </w:r>
+      <w:proofErr w:type="spellEnd"/>
+      <w:r>
+        <w:t xml:space="preserve"> desarrolladas fueron la de obtención de datos FIRMS y ERA-</w:t>
+      </w:r>
+      <w:r>
+        <w:t xml:space="preserve">5, con respaldo de la documentación </w:t>
+      </w:r>
+      <w:r>
+        <w:fldChar w:fldCharType="begin"/>
+      </w:r>
+      <w:r>
+        <w:instrText xml:space="preserve"> REF _Ref212136804 \r \h </w:instrText>
+      </w:r>
+      <w:r>
+        <w:fldChar w:fldCharType="separate"/>
+      </w:r>
+      <w:r>
+        <w:t>[18]</w:t>
+      </w:r>
+      <w:r>
+        <w:fldChar w:fldCharType="end"/>
+      </w:r>
+      <w:r>
+        <w:t xml:space="preserve"> y </w:t>
+      </w:r>
+      <w:r>
+        <w:fldChar w:fldCharType="begin"/>
+      </w:r>
+      <w:r>
+        <w:instrText xml:space="preserve"> REF _Ref212136813 \r \h </w:instrText>
+      </w:r>
+      <w:r>
+        <w:fldChar w:fldCharType="separate"/>
+      </w:r>
+      <w:r>
+        <w:t>[19]</w:t>
+      </w:r>
+      <w:r>
+        <w:fldChar w:fldCharType="end"/>
+      </w:r>
+      <w:r>
+        <w:t>.</w:t>
+      </w:r>
+    </w:p>
+    <w:p>
+      <w:pPr>
+        <w:keepNext/>
+        <w:ind w:firstLine="0"/>
+        <w:jc w:val="center"/>
+      </w:pPr>
+      <w:r>
+        <w:rPr>
+          <w:noProof/>
+        </w:rPr>
+        <w:drawing>
+          <wp:inline distT="0" distB="0" distL="0" distR="0" wp14:anchorId="5B09DC76" wp14:editId="2147774C">
+            <wp:extent cx="3600000" cy="2047457"/>
+            <wp:effectExtent l="0" t="0" r="0" b="0"/>
+            <wp:docPr id="574567476" name="Imagen 1"/>
+            <wp:cNvGraphicFramePr>
+              <a:graphicFrameLocks xmlns:a="http://schemas.openxmlformats.org/drawingml/2006/main" noChangeAspect="1"/>
+            </wp:cNvGraphicFramePr>
+            <a:graphic xmlns:a="http://schemas.openxmlformats.org/drawingml/2006/main">
+              <a:graphicData uri="http://schemas.openxmlformats.org/drawingml/2006/picture">
+                <pic:pic xmlns:pic="http://schemas.openxmlformats.org/drawingml/2006/picture">
+                  <pic:nvPicPr>
+                    <pic:cNvPr id="574567476" name="Imagen 1"/>
+                    <pic:cNvPicPr/>
+                  </pic:nvPicPr>
+                  <pic:blipFill>
+                    <a:blip r:embed="rId10">
+                      <a:extLst>
+                        <a:ext uri="{28A0092B-C50C-407E-A947-70E740481C1C}">
+                          <a14:useLocalDpi xmlns:a14="http://schemas.microsoft.com/office/drawing/2010/main" val="0"/>
+                        </a:ext>
+                      </a:extLst>
+                    </a:blip>
+                    <a:stretch>
+                      <a:fillRect/>
+                    </a:stretch>
+                  </pic:blipFill>
+                  <pic:spPr>
+                    <a:xfrm>
+                      <a:off x="0" y="0"/>
+                      <a:ext cx="3600000" cy="2047457"/>
+                    </a:xfrm>
+                    <a:prstGeom prst="rect">
+                      <a:avLst/>
+                    </a:prstGeom>
+                  </pic:spPr>
+                </pic:pic>
+              </a:graphicData>
+            </a:graphic>
+          </wp:inline>
+        </w:drawing>
+      </w:r>
+    </w:p>
+    <w:p>
+      <w:pPr>
+        <w:pStyle w:val="Descripcin"/>
+        <w:ind w:firstLine="0"/>
+        <w:jc w:val="center"/>
+        <w:rPr>
+          <w:b/>
+          <w:bCs/>
+          <w:color w:val="000000" w:themeColor="text1"/>
+        </w:rPr>
+      </w:pPr>
+      <w:r>
+        <w:rPr>
+          <w:b/>
+          <w:bCs/>
+          <w:color w:val="000000" w:themeColor="text1"/>
+        </w:rPr>
+        <w:t xml:space="preserve">Diagrama </w:t>
+      </w:r>
+      <w:r>
+        <w:rPr>
+          <w:b/>
+          <w:bCs/>
+          <w:color w:val="000000" w:themeColor="text1"/>
+        </w:rPr>
+        <w:fldChar w:fldCharType="begin"/>
+      </w:r>
+      <w:r>
+        <w:rPr>
+          <w:b/>
+          <w:bCs/>
+          <w:color w:val="000000" w:themeColor="text1"/>
+        </w:rPr>
+        <w:instrText xml:space="preserve"> SEQ Diagrama \* ARABIC </w:instrText>
+      </w:r>
+      <w:r>
+        <w:rPr>
+          <w:b/>
+          <w:bCs/>
+          <w:color w:val="000000" w:themeColor="text1"/>
+        </w:rPr>
+        <w:fldChar w:fldCharType="separate"/>
+      </w:r>
+      <w:r>
+        <w:rPr>
+          <w:b/>
+          <w:bCs/>
+          <w:noProof/>
+          <w:color w:val="000000" w:themeColor="text1"/>
+        </w:rPr>
+        <w:t>2</w:t>
+      </w:r>
+      <w:r>
+        <w:rPr>
+          <w:b/>
+          <w:bCs/>
+          <w:color w:val="000000" w:themeColor="text1"/>
+        </w:rPr>
+        <w:fldChar w:fldCharType="end"/>
+      </w:r>
+      <w:r>
+        <w:rPr>
+          <w:b/>
+          <w:bCs/>
+          <w:color w:val="000000" w:themeColor="text1"/>
+        </w:rPr>
+        <w:t xml:space="preserve"> - Clase </w:t>
+      </w:r>
+      <w:proofErr w:type="spellStart"/>
+      <w:r>
+        <w:rPr>
+          <w:b/>
+          <w:bCs/>
+          <w:color w:val="000000" w:themeColor="text1"/>
+        </w:rPr>
+        <w:t>FIRMSTools</w:t>
+      </w:r>
+      <w:proofErr w:type="spellEnd"/>
+      <w:r>
+        <w:rPr>
+          <w:b/>
+          <w:bCs/>
+          <w:color w:val="000000" w:themeColor="text1"/>
+        </w:rPr>
+        <w:t xml:space="preserve"> desarrollada.</w:t>
+      </w:r>
+    </w:p>
+    <w:p/>
+    <w:p>
+      <w:pPr>
+        <w:pStyle w:val="Ttulo2"/>
+        <w:ind w:firstLine="0"/>
+        <w:rPr>
+          <w:color w:val="000000" w:themeColor="text1"/>
+        </w:rPr>
+      </w:pPr>
+      <w:bookmarkStart w:id="16" w:name="_Toc212143185"/>
+      <w:r>
+        <w:rPr>
+          <w:color w:val="000000" w:themeColor="text1"/>
+        </w:rPr>
+        <w:t>II - Implementación de Variables Calculadas para FWI</w:t>
+      </w:r>
+      <w:bookmarkEnd w:id="16"/>
+    </w:p>
+    <w:p/>
+    <w:p/>
+    <w:p/>
+    <w:p>
+      <w:pPr>
+        <w:ind w:firstLine="0"/>
+        <w:rPr>
+          <w:rFonts w:cs="Times New Roman"/>
+          <w:color w:val="000000" w:themeColor="text1"/>
+        </w:rPr>
+      </w:pPr>
+    </w:p>
+    <w:p>
+      <w:pPr>
+        <w:ind w:firstLine="0"/>
+        <w:rPr>
+          <w:rFonts w:cs="Times New Roman"/>
+          <w:color w:val="000000" w:themeColor="text1"/>
+        </w:rPr>
+      </w:pPr>
+    </w:p>
+    <w:p>
+      <w:pPr>
+        <w:ind w:firstLine="0"/>
+        <w:rPr>
+          <w:rFonts w:cs="Times New Roman"/>
+          <w:color w:val="000000" w:themeColor="text1"/>
+        </w:rPr>
+      </w:pPr>
+    </w:p>
+    <w:p>
+      <w:pPr>
+        <w:ind w:firstLine="0"/>
+        <w:rPr>
+          <w:rFonts w:cs="Times New Roman"/>
+          <w:color w:val="000000" w:themeColor="text1"/>
+        </w:rPr>
+      </w:pPr>
+    </w:p>
+    <w:p>
+      <w:pPr>
+        <w:ind w:firstLine="0"/>
+        <w:rPr>
+          <w:rFonts w:cs="Times New Roman"/>
+          <w:color w:val="000000" w:themeColor="text1"/>
+        </w:rPr>
+      </w:pPr>
+    </w:p>
+    <w:p>
+      <w:pPr>
         <w:rPr>
           <w:rFonts w:eastAsiaTheme="majorEastAsia" w:cs="Times New Roman"/>
           <w:color w:val="000000" w:themeColor="text1"/>
@@ -9828,7 +10754,7 @@
           <w:color w:val="000000" w:themeColor="text1"/>
         </w:rPr>
       </w:pPr>
-      <w:bookmarkStart w:id="11" w:name="_Toc211364625"/>
+      <w:bookmarkStart w:id="17" w:name="_Toc212143186"/>
       <w:r>
         <w:rPr>
           <w:rFonts w:ascii="Times New Roman" w:hAnsi="Times New Roman" w:cs="Times New Roman"/>
@@ -9837,7 +10763,7 @@
         <w:lastRenderedPageBreak/>
         <w:t>Documentos de referencia</w:t>
       </w:r>
-      <w:bookmarkEnd w:id="11"/>
+      <w:bookmarkEnd w:id="17"/>
     </w:p>
     <w:p>
       <w:pPr>
@@ -9847,7 +10773,7 @@
           <w:numId w:val="1"/>
         </w:numPr>
       </w:pPr>
-      <w:bookmarkStart w:id="12" w:name="_Ref210998377"/>
+      <w:bookmarkStart w:id="18" w:name="_Ref210998377"/>
       <w:r>
         <w:t>Greenpeace. (202</w:t>
       </w:r>
@@ -9866,7 +10792,7 @@
       <w:r>
         <w:t xml:space="preserve"> </w:t>
       </w:r>
-      <w:hyperlink r:id="rId9" w:history="1">
+      <w:hyperlink r:id="rId11" w:history="1">
         <w:r>
           <w:rPr>
             <w:rStyle w:val="Hipervnculo"/>
@@ -9879,7 +10805,7 @@
       <w:r>
         <w:t>.</w:t>
       </w:r>
-      <w:bookmarkEnd w:id="12"/>
+      <w:bookmarkEnd w:id="18"/>
     </w:p>
     <w:p>
       <w:pPr>
@@ -9889,11 +10815,11 @@
           <w:numId w:val="1"/>
         </w:numPr>
       </w:pPr>
-      <w:bookmarkStart w:id="13" w:name="_Ref211001271"/>
+      <w:bookmarkStart w:id="19" w:name="_Ref211001271"/>
       <w:r>
         <w:t xml:space="preserve">Greenpeace. (2025, mayo). </w:t>
       </w:r>
-      <w:hyperlink r:id="rId10" w:history="1">
+      <w:hyperlink r:id="rId12" w:history="1">
         <w:r>
           <w:rPr>
             <w:rStyle w:val="Hipervnculo"/>
@@ -9906,7 +10832,7 @@
       <w:r>
         <w:t>.</w:t>
       </w:r>
-      <w:bookmarkEnd w:id="13"/>
+      <w:bookmarkEnd w:id="19"/>
       <w:r>
         <w:t xml:space="preserve"> </w:t>
       </w:r>
@@ -9919,11 +10845,11 @@
           <w:numId w:val="1"/>
         </w:numPr>
       </w:pPr>
-      <w:bookmarkStart w:id="14" w:name="_Ref211001305"/>
+      <w:bookmarkStart w:id="20" w:name="_Ref211001305"/>
       <w:r>
         <w:t xml:space="preserve">Servicio Nacional de Manejo del Fuego. (s.f.). </w:t>
       </w:r>
-      <w:hyperlink r:id="rId11" w:history="1">
+      <w:hyperlink r:id="rId13" w:history="1">
         <w:r>
           <w:rPr>
             <w:rStyle w:val="Hipervnculo"/>
@@ -9936,7 +10862,7 @@
       <w:r>
         <w:t>. Gobierno de Argentina.</w:t>
       </w:r>
-      <w:bookmarkEnd w:id="14"/>
+      <w:bookmarkEnd w:id="20"/>
       <w:r>
         <w:t xml:space="preserve"> </w:t>
       </w:r>
@@ -9949,11 +10875,11 @@
           <w:numId w:val="1"/>
         </w:numPr>
       </w:pPr>
-      <w:bookmarkStart w:id="15" w:name="_Ref211003918"/>
+      <w:bookmarkStart w:id="21" w:name="_Ref211003918"/>
       <w:r>
         <w:t xml:space="preserve">Anzola, J. D., Fuentes, L. D., y Rodríguez, E. M. (2024). </w:t>
       </w:r>
-      <w:hyperlink r:id="rId12" w:history="1">
+      <w:hyperlink r:id="rId14" w:history="1">
         <w:r>
           <w:rPr>
             <w:rStyle w:val="Hipervnculo"/>
@@ -9966,7 +10892,7 @@
       <w:r>
         <w:t xml:space="preserve"> [Tesis de pregrado, Universidad del Norte]. Repositorio Institucional Manglar.</w:t>
       </w:r>
-      <w:bookmarkEnd w:id="15"/>
+      <w:bookmarkEnd w:id="21"/>
     </w:p>
     <w:p>
       <w:pPr>
@@ -9976,7 +10902,7 @@
           <w:numId w:val="1"/>
         </w:numPr>
       </w:pPr>
-      <w:bookmarkStart w:id="16" w:name="_Ref211004224"/>
+      <w:bookmarkStart w:id="22" w:name="_Ref211004224"/>
       <w:proofErr w:type="spellStart"/>
       <w:r>
         <w:t>Liang</w:t>
@@ -9985,7 +10911,7 @@
       <w:r>
         <w:t xml:space="preserve">, H., Zhang, M., &amp; Wang, H. (2019). </w:t>
       </w:r>
-      <w:hyperlink r:id="rId13" w:history="1">
+      <w:hyperlink r:id="rId15" w:history="1">
         <w:r>
           <w:rPr>
             <w:rStyle w:val="Hipervnculo"/>
@@ -10122,7 +11048,7 @@
       <w:r>
         <w:t>, 176746-176755.</w:t>
       </w:r>
-      <w:bookmarkEnd w:id="16"/>
+      <w:bookmarkEnd w:id="22"/>
     </w:p>
     <w:p>
       <w:pPr>
@@ -10132,7 +11058,7 @@
           <w:numId w:val="1"/>
         </w:numPr>
       </w:pPr>
-      <w:bookmarkStart w:id="17" w:name="_Ref211004487"/>
+      <w:bookmarkStart w:id="23" w:name="_Ref211004487"/>
       <w:proofErr w:type="spellStart"/>
       <w:r>
         <w:t>Piyush</w:t>
@@ -10173,7 +11099,7 @@
       <w:r>
         <w:t xml:space="preserve">. 2020. </w:t>
       </w:r>
-      <w:hyperlink r:id="rId14" w:history="1">
+      <w:hyperlink r:id="rId16" w:history="1">
         <w:r>
           <w:rPr>
             <w:rStyle w:val="Hipervnculo"/>
@@ -10304,7 +11230,7 @@
       <w:r>
         <w:t>.</w:t>
       </w:r>
-      <w:bookmarkEnd w:id="17"/>
+      <w:bookmarkEnd w:id="23"/>
     </w:p>
     <w:p>
       <w:pPr>
@@ -10314,11 +11240,11 @@
           <w:numId w:val="1"/>
         </w:numPr>
       </w:pPr>
-      <w:bookmarkStart w:id="18" w:name="_Ref211004493"/>
+      <w:bookmarkStart w:id="24" w:name="_Ref211004493"/>
       <w:r>
         <w:t xml:space="preserve">Sengupta, A., &amp; Woodford, B. J. (2025). </w:t>
       </w:r>
-      <w:hyperlink r:id="rId15" w:history="1">
+      <w:hyperlink r:id="rId17" w:history="1">
         <w:proofErr w:type="spellStart"/>
         <w:r>
           <w:rPr>
@@ -10467,7 +11393,7 @@
       <w:r>
         <w:t>, 100266.</w:t>
       </w:r>
-      <w:bookmarkEnd w:id="18"/>
+      <w:bookmarkEnd w:id="24"/>
     </w:p>
     <w:p>
       <w:pPr>
@@ -10477,7 +11403,7 @@
           <w:numId w:val="1"/>
         </w:numPr>
       </w:pPr>
-      <w:bookmarkStart w:id="19" w:name="_Ref211004985"/>
+      <w:bookmarkStart w:id="25" w:name="_Ref211004985"/>
       <w:proofErr w:type="spellStart"/>
       <w:r>
         <w:t>Cardenas</w:t>
@@ -10486,7 +11412,7 @@
       <w:r>
         <w:t xml:space="preserve">, M., Medel, R., Castillo, J., Vázquez, J. C., &amp; Casco, O. (2015). </w:t>
       </w:r>
-      <w:hyperlink r:id="rId16" w:history="1">
+      <w:hyperlink r:id="rId18" w:history="1">
         <w:r>
           <w:rPr>
             <w:rStyle w:val="Hipervnculo"/>
@@ -10510,7 +11436,7 @@
       <w:r>
         <w:t>.</w:t>
       </w:r>
-      <w:bookmarkEnd w:id="19"/>
+      <w:bookmarkEnd w:id="25"/>
     </w:p>
     <w:p>
       <w:pPr>
@@ -10520,7 +11446,7 @@
           <w:numId w:val="1"/>
         </w:numPr>
       </w:pPr>
-      <w:bookmarkStart w:id="20" w:name="_Ref211004995"/>
+      <w:bookmarkStart w:id="26" w:name="_Ref211004995"/>
       <w:proofErr w:type="spellStart"/>
       <w:r>
         <w:t>Martinez</w:t>
@@ -10529,7 +11455,7 @@
       <w:r>
         <w:t xml:space="preserve"> Saucedo, A., &amp; Inchausti, P. E. (2020). </w:t>
       </w:r>
-      <w:hyperlink r:id="rId17" w:history="1">
+      <w:hyperlink r:id="rId19" w:history="1">
         <w:r>
           <w:rPr>
             <w:rStyle w:val="Hipervnculo"/>
@@ -10562,7 +11488,7 @@
         </w:rPr>
         <w:t>.</w:t>
       </w:r>
-      <w:bookmarkEnd w:id="20"/>
+      <w:bookmarkEnd w:id="26"/>
     </w:p>
     <w:p>
       <w:pPr>
@@ -10573,7 +11499,7 @@
           <w:color w:val="000000" w:themeColor="text1"/>
         </w:rPr>
       </w:pPr>
-      <w:bookmarkStart w:id="21" w:name="_Toc211364626"/>
+      <w:bookmarkStart w:id="27" w:name="_Toc212143187"/>
       <w:r>
         <w:rPr>
           <w:rFonts w:ascii="Times New Roman" w:hAnsi="Times New Roman" w:cs="Times New Roman"/>
@@ -10581,7 +11507,7 @@
         </w:rPr>
         <w:t>Documentos aplicables</w:t>
       </w:r>
-      <w:bookmarkEnd w:id="21"/>
+      <w:bookmarkEnd w:id="27"/>
     </w:p>
     <w:p>
       <w:pPr>
@@ -10591,8 +11517,8 @@
           <w:numId w:val="1"/>
         </w:numPr>
       </w:pPr>
-      <w:bookmarkStart w:id="22" w:name="_Ref211003517"/>
-      <w:bookmarkStart w:id="23" w:name="_Ref211002920"/>
+      <w:bookmarkStart w:id="28" w:name="_Ref211003517"/>
+      <w:bookmarkStart w:id="29" w:name="_Ref211002920"/>
       <w:r>
         <w:t>CRISP-DM (</w:t>
       </w:r>
@@ -10689,7 +11615,7 @@
       <w:r>
         <w:t>.</w:t>
       </w:r>
-      <w:bookmarkEnd w:id="22"/>
+      <w:bookmarkEnd w:id="28"/>
       <w:r>
         <w:t xml:space="preserve"> </w:t>
       </w:r>
@@ -10702,7 +11628,7 @@
           <w:numId w:val="1"/>
         </w:numPr>
       </w:pPr>
-      <w:bookmarkStart w:id="24" w:name="_Ref211003510"/>
+      <w:bookmarkStart w:id="30" w:name="_Ref211003510"/>
       <w:r>
         <w:t xml:space="preserve">Barber, Q. E., Jain, P., Whitman, E., Thompson, D. K., </w:t>
       </w:r>
@@ -10730,7 +11656,7 @@
       <w:r>
         <w:t xml:space="preserve">, M. A. (2024). </w:t>
       </w:r>
-      <w:hyperlink r:id="rId18" w:history="1">
+      <w:hyperlink r:id="rId20" w:history="1">
         <w:proofErr w:type="spellStart"/>
         <w:r>
           <w:rPr>
@@ -10800,8 +11726,8 @@
       <w:r>
         <w:t>(1), 764.</w:t>
       </w:r>
-      <w:bookmarkEnd w:id="23"/>
-      <w:bookmarkEnd w:id="24"/>
+      <w:bookmarkEnd w:id="29"/>
+      <w:bookmarkEnd w:id="30"/>
       <w:r>
         <w:t xml:space="preserve"> </w:t>
       </w:r>
@@ -10817,7 +11743,7 @@
       <w:r>
         <w:t xml:space="preserve">Muñoz Sabater, J. (2019): </w:t>
       </w:r>
-      <w:hyperlink r:id="rId19" w:history="1">
+      <w:hyperlink r:id="rId21" w:history="1">
         <w:r>
           <w:rPr>
             <w:rStyle w:val="Hipervnculo"/>
@@ -10959,7 +11885,7 @@
       <w:r>
         <w:t>. (2024). </w:t>
       </w:r>
-      <w:hyperlink r:id="rId20" w:history="1">
+      <w:hyperlink r:id="rId22" w:history="1">
         <w:r>
           <w:rPr>
             <w:rStyle w:val="Hipervnculo"/>
@@ -11033,12 +11959,12 @@
           <w:numId w:val="1"/>
         </w:numPr>
       </w:pPr>
-      <w:bookmarkStart w:id="25" w:name="_Ref211360730"/>
+      <w:bookmarkStart w:id="31" w:name="_Ref211360730"/>
       <w:r>
         <w:lastRenderedPageBreak/>
         <w:t>Comisión Nacional de Actividades Espaciales. (s. f.). </w:t>
       </w:r>
-      <w:hyperlink r:id="rId21" w:history="1">
+      <w:hyperlink r:id="rId23" w:history="1">
         <w:r>
           <w:rPr>
             <w:rStyle w:val="Hipervnculo"/>
@@ -11051,7 +11977,7 @@
       <w:r>
         <w:t>. CONAE.</w:t>
       </w:r>
-      <w:bookmarkEnd w:id="25"/>
+      <w:bookmarkEnd w:id="31"/>
     </w:p>
     <w:p>
       <w:pPr>
@@ -11061,7 +11987,7 @@
           <w:numId w:val="1"/>
         </w:numPr>
       </w:pPr>
-      <w:bookmarkStart w:id="26" w:name="_Ref211364570"/>
+      <w:bookmarkStart w:id="32" w:name="_Ref211364570"/>
       <w:r>
         <w:t>NASA. </w:t>
       </w:r>
@@ -11099,25 +12025,23 @@
           <w:i/>
           <w:iCs/>
         </w:rPr>
-        <w:t>Information</w:t>
-      </w:r>
-      <w:proofErr w:type="spellEnd"/>
+        <w:t>Infor</w:t>
+      </w:r>
       <w:r>
         <w:rPr>
           <w:rStyle w:val="Hipervnculo"/>
           <w:i/>
           <w:iCs/>
         </w:rPr>
-        <w:t xml:space="preserve"> </w:t>
-      </w:r>
-      <w:proofErr w:type="spellStart"/>
+        <w:t>m</w:t>
+      </w:r>
       <w:r>
         <w:rPr>
           <w:rStyle w:val="Hipervnculo"/>
           <w:i/>
           <w:iCs/>
         </w:rPr>
-        <w:t>for</w:t>
+        <w:t>ation</w:t>
       </w:r>
       <w:proofErr w:type="spellEnd"/>
       <w:r>
@@ -11135,7 +12059,7 @@
           <w:i/>
           <w:iCs/>
         </w:rPr>
-        <w:t>Resource</w:t>
+        <w:t>for</w:t>
       </w:r>
       <w:proofErr w:type="spellEnd"/>
       <w:r>
@@ -11144,7 +12068,7 @@
           <w:i/>
           <w:iCs/>
         </w:rPr>
-        <w:t xml:space="preserve"> Management </w:t>
+        <w:t xml:space="preserve"> </w:t>
       </w:r>
       <w:proofErr w:type="spellStart"/>
       <w:r>
@@ -11153,7 +12077,7 @@
           <w:i/>
           <w:iCs/>
         </w:rPr>
-        <w:t>System</w:t>
+        <w:t>Resource</w:t>
       </w:r>
       <w:proofErr w:type="spellEnd"/>
       <w:r>
@@ -11162,6 +12086,24 @@
           <w:i/>
           <w:iCs/>
         </w:rPr>
+        <w:t xml:space="preserve"> Management </w:t>
+      </w:r>
+      <w:proofErr w:type="spellStart"/>
+      <w:r>
+        <w:rPr>
+          <w:rStyle w:val="Hipervnculo"/>
+          <w:i/>
+          <w:iCs/>
+        </w:rPr>
+        <w:t>System</w:t>
+      </w:r>
+      <w:proofErr w:type="spellEnd"/>
+      <w:r>
+        <w:rPr>
+          <w:rStyle w:val="Hipervnculo"/>
+          <w:i/>
+          <w:iCs/>
+        </w:rPr>
         <w:t xml:space="preserve"> (FIRMS)</w:t>
       </w:r>
       <w:r>
@@ -11210,7 +12152,7 @@
       <w:r>
         <w:t xml:space="preserve"> (EOSDIS).</w:t>
       </w:r>
-      <w:bookmarkEnd w:id="26"/>
+      <w:bookmarkEnd w:id="32"/>
     </w:p>
     <w:p>
       <w:pPr>
@@ -11220,113 +12162,517 @@
           <w:numId w:val="1"/>
         </w:numPr>
       </w:pPr>
-      <w:bookmarkStart w:id="27" w:name="_Ref212113708"/>
+      <w:bookmarkStart w:id="33" w:name="_Ref212113708"/>
+      <w:r>
+        <w:t>Wagner,</w:t>
+      </w:r>
+      <w:r>
+        <w:t xml:space="preserve"> </w:t>
+      </w:r>
+      <w:r>
+        <w:t>C. E. van</w:t>
+      </w:r>
+      <w:r>
+        <w:t xml:space="preserve">, ISBN: </w:t>
+      </w:r>
+      <w:r>
+        <w:t xml:space="preserve">0-662-15198-4, Canadian </w:t>
+      </w:r>
       <w:proofErr w:type="spellStart"/>
-      <w:proofErr w:type="gramStart"/>
-      <w:r>
-        <w:t>Wagner,C</w:t>
+      <w:r>
+        <w:t>Forestry</w:t>
       </w:r>
       <w:proofErr w:type="spellEnd"/>
       <w:r>
+        <w:t xml:space="preserve"> </w:t>
+      </w:r>
+      <w:proofErr w:type="spellStart"/>
+      <w:r>
+        <w:t>Service</w:t>
+      </w:r>
+      <w:proofErr w:type="spellEnd"/>
+      <w:r>
+        <w:t xml:space="preserve">, </w:t>
+      </w:r>
+      <w:hyperlink r:id="rId24" w:history="1">
+        <w:proofErr w:type="spellStart"/>
+        <w:r>
+          <w:rPr>
+            <w:rStyle w:val="Hipervnculo"/>
+          </w:rPr>
+          <w:t>Development</w:t>
+        </w:r>
+        <w:proofErr w:type="spellEnd"/>
+        <w:r>
+          <w:rPr>
+            <w:rStyle w:val="Hipervnculo"/>
+          </w:rPr>
+          <w:t xml:space="preserve"> and </w:t>
+        </w:r>
+        <w:proofErr w:type="spellStart"/>
+        <w:r>
+          <w:rPr>
+            <w:rStyle w:val="Hipervnculo"/>
+          </w:rPr>
+          <w:t>structure</w:t>
+        </w:r>
+        <w:proofErr w:type="spellEnd"/>
+        <w:r>
+          <w:rPr>
+            <w:rStyle w:val="Hipervnculo"/>
+          </w:rPr>
+          <w:t xml:space="preserve"> </w:t>
+        </w:r>
+        <w:proofErr w:type="spellStart"/>
+        <w:r>
+          <w:rPr>
+            <w:rStyle w:val="Hipervnculo"/>
+          </w:rPr>
+          <w:t>of</w:t>
+        </w:r>
+        <w:proofErr w:type="spellEnd"/>
+        <w:r>
+          <w:rPr>
+            <w:rStyle w:val="Hipervnculo"/>
+          </w:rPr>
+          <w:t xml:space="preserve"> </w:t>
+        </w:r>
+        <w:proofErr w:type="spellStart"/>
+        <w:r>
+          <w:rPr>
+            <w:rStyle w:val="Hipervnculo"/>
+          </w:rPr>
+          <w:t>the</w:t>
+        </w:r>
+        <w:proofErr w:type="spellEnd"/>
+        <w:r>
+          <w:rPr>
+            <w:rStyle w:val="Hipervnculo"/>
+          </w:rPr>
+          <w:t xml:space="preserve"> Canadian Forest </w:t>
+        </w:r>
+        <w:proofErr w:type="spellStart"/>
+        <w:r>
+          <w:rPr>
+            <w:rStyle w:val="Hipervnculo"/>
+          </w:rPr>
+          <w:t>Fire</w:t>
+        </w:r>
+        <w:proofErr w:type="spellEnd"/>
+        <w:r>
+          <w:rPr>
+            <w:rStyle w:val="Hipervnculo"/>
+          </w:rPr>
+          <w:t xml:space="preserve"> </w:t>
+        </w:r>
+        <w:proofErr w:type="spellStart"/>
+        <w:r>
+          <w:rPr>
+            <w:rStyle w:val="Hipervnculo"/>
+          </w:rPr>
+          <w:t>Weather</w:t>
+        </w:r>
+        <w:proofErr w:type="spellEnd"/>
+        <w:r>
+          <w:rPr>
+            <w:rStyle w:val="Hipervnculo"/>
+          </w:rPr>
+          <w:t xml:space="preserve"> </w:t>
+        </w:r>
+        <w:proofErr w:type="spellStart"/>
+        <w:r>
+          <w:rPr>
+            <w:rStyle w:val="Hipervnculo"/>
+          </w:rPr>
+          <w:t>Index</w:t>
+        </w:r>
+        <w:proofErr w:type="spellEnd"/>
+        <w:r>
+          <w:rPr>
+            <w:rStyle w:val="Hipervnculo"/>
+          </w:rPr>
+          <w:t xml:space="preserve"> </w:t>
+        </w:r>
+        <w:proofErr w:type="spellStart"/>
+        <w:r>
+          <w:rPr>
+            <w:rStyle w:val="Hipervnculo"/>
+          </w:rPr>
+          <w:t>System</w:t>
+        </w:r>
+        <w:proofErr w:type="spellEnd"/>
+      </w:hyperlink>
+      <w:r>
+        <w:t>, (1987)</w:t>
+      </w:r>
+      <w:r>
         <w:t>.</w:t>
       </w:r>
-      <w:proofErr w:type="gramEnd"/>
-      <w:r>
-        <w:t xml:space="preserve"> E. van</w:t>
-      </w:r>
-      <w:r>
-        <w:t xml:space="preserve">, ISBN: </w:t>
-      </w:r>
-      <w:r>
-        <w:t xml:space="preserve">0-662-15198-4, Canadian </w:t>
-      </w:r>
-      <w:proofErr w:type="spellStart"/>
-      <w:r>
-        <w:t>Forestry</w:t>
-      </w:r>
-      <w:proofErr w:type="spellEnd"/>
-      <w:r>
-        <w:t xml:space="preserve"> </w:t>
-      </w:r>
-      <w:proofErr w:type="spellStart"/>
-      <w:r>
-        <w:t>Service</w:t>
-      </w:r>
-      <w:proofErr w:type="spellEnd"/>
-      <w:r>
-        <w:t xml:space="preserve">, </w:t>
-      </w:r>
-      <w:proofErr w:type="spellStart"/>
-      <w:r>
-        <w:t>Development</w:t>
-      </w:r>
-      <w:proofErr w:type="spellEnd"/>
-      <w:r>
-        <w:t xml:space="preserve"> and </w:t>
-      </w:r>
-      <w:proofErr w:type="spellStart"/>
-      <w:r>
-        <w:t>structure</w:t>
-      </w:r>
-      <w:proofErr w:type="spellEnd"/>
-      <w:r>
-        <w:t xml:space="preserve"> </w:t>
-      </w:r>
-      <w:proofErr w:type="spellStart"/>
-      <w:r>
-        <w:t>of</w:t>
-      </w:r>
-      <w:proofErr w:type="spellEnd"/>
-      <w:r>
-        <w:t xml:space="preserve"> </w:t>
-      </w:r>
-      <w:proofErr w:type="spellStart"/>
-      <w:r>
-        <w:t>the</w:t>
-      </w:r>
-      <w:proofErr w:type="spellEnd"/>
-      <w:r>
-        <w:t xml:space="preserve"> Canadian Forest </w:t>
-      </w:r>
-      <w:proofErr w:type="spellStart"/>
-      <w:r>
-        <w:t>Fire</w:t>
-      </w:r>
-      <w:proofErr w:type="spellEnd"/>
-      <w:r>
-        <w:t xml:space="preserve"> </w:t>
-      </w:r>
-      <w:proofErr w:type="spellStart"/>
-      <w:r>
-        <w:t>Weather</w:t>
-      </w:r>
-      <w:proofErr w:type="spellEnd"/>
-      <w:r>
-        <w:t xml:space="preserve"> </w:t>
-      </w:r>
-      <w:proofErr w:type="spellStart"/>
-      <w:r>
-        <w:t>Index</w:t>
-      </w:r>
-      <w:proofErr w:type="spellEnd"/>
-      <w:r>
-        <w:t xml:space="preserve"> </w:t>
-      </w:r>
-      <w:proofErr w:type="spellStart"/>
-      <w:r>
-        <w:t>System</w:t>
-      </w:r>
-      <w:proofErr w:type="spellEnd"/>
-      <w:r>
-        <w:t>, (1987)</w:t>
-      </w:r>
-      <w:r>
-        <w:t>.</w:t>
-      </w:r>
-      <w:bookmarkEnd w:id="27"/>
+      <w:bookmarkEnd w:id="33"/>
     </w:p>
     <w:p>
       <w:pPr>
+        <w:pStyle w:val="Prrafodelista"/>
+        <w:numPr>
+          <w:ilvl w:val="0"/>
+          <w:numId w:val="1"/>
+        </w:numPr>
+      </w:pPr>
+      <w:bookmarkStart w:id="34" w:name="_Ref212141874"/>
+      <w:proofErr w:type="spellStart"/>
+      <w:r>
+        <w:t>wxedward</w:t>
+      </w:r>
+      <w:proofErr w:type="spellEnd"/>
+      <w:r>
+        <w:t xml:space="preserve"> (</w:t>
+      </w:r>
+      <w:r>
+        <w:t>2024</w:t>
+      </w:r>
+      <w:r>
+        <w:t xml:space="preserve">, </w:t>
+      </w:r>
+      <w:r>
+        <w:t>13</w:t>
+      </w:r>
+      <w:r>
+        <w:t xml:space="preserve"> </w:t>
+      </w:r>
+      <w:r>
+        <w:t>febrero</w:t>
+      </w:r>
+      <w:r>
+        <w:t>). </w:t>
+      </w:r>
+      <w:hyperlink r:id="rId25" w:history="1">
+        <w:r>
+          <w:rPr>
+            <w:rStyle w:val="Hipervnculo"/>
+            <w:i/>
+            <w:iCs/>
+          </w:rPr>
+          <w:t>FIRMS:</w:t>
+        </w:r>
+        <w:r>
+          <w:rPr>
+            <w:rStyle w:val="Hipervnculo"/>
+            <w:i/>
+            <w:iCs/>
+          </w:rPr>
+          <w:t xml:space="preserve"> </w:t>
+        </w:r>
+        <w:proofErr w:type="spellStart"/>
+        <w:proofErr w:type="gramStart"/>
+        <w:r>
+          <w:rPr>
+            <w:rStyle w:val="Hipervnculo"/>
+            <w:i/>
+            <w:iCs/>
+          </w:rPr>
+          <w:t>What</w:t>
+        </w:r>
+        <w:proofErr w:type="spellEnd"/>
+        <w:r>
+          <w:rPr>
+            <w:rStyle w:val="Hipervnculo"/>
+            <w:i/>
+            <w:iCs/>
+          </w:rPr>
+          <w:t xml:space="preserve"> </w:t>
+        </w:r>
+        <w:proofErr w:type="spellStart"/>
+        <w:r>
+          <w:rPr>
+            <w:rStyle w:val="Hipervnculo"/>
+            <w:i/>
+            <w:iCs/>
+          </w:rPr>
+          <w:t>is</w:t>
+        </w:r>
+        <w:proofErr w:type="spellEnd"/>
+        <w:r>
+          <w:rPr>
+            <w:rStyle w:val="Hipervnculo"/>
+            <w:i/>
+            <w:iCs/>
+          </w:rPr>
+          <w:t xml:space="preserve"> </w:t>
+        </w:r>
+        <w:proofErr w:type="spellStart"/>
+        <w:r>
+          <w:rPr>
+            <w:rStyle w:val="Hipervnculo"/>
+            <w:i/>
+            <w:iCs/>
+          </w:rPr>
+          <w:t>the</w:t>
+        </w:r>
+        <w:proofErr w:type="spellEnd"/>
+        <w:r>
+          <w:rPr>
+            <w:rStyle w:val="Hipervnculo"/>
+            <w:i/>
+            <w:iCs/>
+          </w:rPr>
+          <w:t xml:space="preserve"> </w:t>
+        </w:r>
+        <w:proofErr w:type="spellStart"/>
+        <w:r>
+          <w:rPr>
+            <w:rStyle w:val="Hipervnculo"/>
+            <w:i/>
+            <w:iCs/>
+          </w:rPr>
+          <w:t>detection</w:t>
+        </w:r>
+        <w:proofErr w:type="spellEnd"/>
+        <w:r>
+          <w:rPr>
+            <w:rStyle w:val="Hipervnculo"/>
+            <w:i/>
+            <w:iCs/>
+          </w:rPr>
+          <w:t xml:space="preserve"> </w:t>
+        </w:r>
+        <w:proofErr w:type="spellStart"/>
+        <w:r>
+          <w:rPr>
+            <w:rStyle w:val="Hipervnculo"/>
+            <w:i/>
+            <w:iCs/>
+          </w:rPr>
+          <w:t>confidence</w:t>
+        </w:r>
+        <w:proofErr w:type="spellEnd"/>
+        <w:r>
+          <w:rPr>
+            <w:rStyle w:val="Hipervnculo"/>
+            <w:i/>
+            <w:iCs/>
+          </w:rPr>
+          <w:t>?</w:t>
+        </w:r>
+        <w:proofErr w:type="gramEnd"/>
+        <w:r>
+          <w:rPr>
+            <w:rStyle w:val="Hipervnculo"/>
+          </w:rPr>
+          <w:t> </w:t>
+        </w:r>
+        <w:proofErr w:type="spellStart"/>
+      </w:hyperlink>
+      <w:r>
+        <w:t>Earthdata</w:t>
+      </w:r>
+      <w:proofErr w:type="spellEnd"/>
+      <w:r>
+        <w:t xml:space="preserve"> </w:t>
+      </w:r>
+      <w:proofErr w:type="spellStart"/>
+      <w:r>
+        <w:t>Forum</w:t>
+      </w:r>
+      <w:proofErr w:type="spellEnd"/>
+      <w:r>
+        <w:t>.</w:t>
+      </w:r>
+      <w:bookmarkEnd w:id="34"/>
+    </w:p>
+    <w:p>
+      <w:pPr>
+        <w:pStyle w:val="Prrafodelista"/>
+        <w:numPr>
+          <w:ilvl w:val="0"/>
+          <w:numId w:val="1"/>
+        </w:numPr>
+      </w:pPr>
+      <w:bookmarkStart w:id="35" w:name="_Ref212136804"/>
+      <w:r>
+        <w:t xml:space="preserve">NASA FIRMS. </w:t>
+      </w:r>
+      <w:r>
+        <w:rPr>
+          <w:i/>
+          <w:iCs/>
+        </w:rPr>
+        <w:t xml:space="preserve">FIRMS Web </w:t>
+      </w:r>
+      <w:proofErr w:type="spellStart"/>
+      <w:r>
+        <w:rPr>
+          <w:i/>
+          <w:iCs/>
+        </w:rPr>
+        <w:t>Services</w:t>
+      </w:r>
+      <w:proofErr w:type="spellEnd"/>
+      <w:r>
+        <w:t xml:space="preserve">. </w:t>
+      </w:r>
+      <w:hyperlink r:id="rId26" w:history="1">
+        <w:r>
+          <w:rPr>
+            <w:rStyle w:val="Hipervnculo"/>
+          </w:rPr>
+          <w:t xml:space="preserve">NASA </w:t>
+        </w:r>
+        <w:proofErr w:type="spellStart"/>
+        <w:r>
+          <w:rPr>
+            <w:rStyle w:val="Hipervnculo"/>
+          </w:rPr>
+          <w:t>Earth</w:t>
+        </w:r>
+        <w:proofErr w:type="spellEnd"/>
+        <w:r>
+          <w:rPr>
+            <w:rStyle w:val="Hipervnculo"/>
+          </w:rPr>
+          <w:t xml:space="preserve"> </w:t>
+        </w:r>
+        <w:proofErr w:type="spellStart"/>
+        <w:r>
+          <w:rPr>
+            <w:rStyle w:val="Hipervnculo"/>
+          </w:rPr>
+          <w:t>Science</w:t>
+        </w:r>
+        <w:proofErr w:type="spellEnd"/>
+        <w:r>
+          <w:rPr>
+            <w:rStyle w:val="Hipervnculo"/>
+          </w:rPr>
+          <w:t xml:space="preserve"> Data and </w:t>
+        </w:r>
+        <w:proofErr w:type="spellStart"/>
+        <w:r>
+          <w:rPr>
+            <w:rStyle w:val="Hipervnculo"/>
+          </w:rPr>
+          <w:t>Information</w:t>
+        </w:r>
+        <w:proofErr w:type="spellEnd"/>
+        <w:r>
+          <w:rPr>
+            <w:rStyle w:val="Hipervnculo"/>
+          </w:rPr>
+          <w:t xml:space="preserve"> </w:t>
+        </w:r>
+        <w:proofErr w:type="spellStart"/>
+        <w:r>
+          <w:rPr>
+            <w:rStyle w:val="Hipervnculo"/>
+          </w:rPr>
+          <w:t>System</w:t>
+        </w:r>
+        <w:proofErr w:type="spellEnd"/>
+        <w:r>
+          <w:rPr>
+            <w:rStyle w:val="Hipervnculo"/>
+          </w:rPr>
+          <w:t xml:space="preserve"> (ESDIS)</w:t>
+        </w:r>
+      </w:hyperlink>
+      <w:r>
+        <w:t>.</w:t>
+      </w:r>
+      <w:bookmarkEnd w:id="35"/>
+    </w:p>
+    <w:p>
+      <w:pPr>
+        <w:pStyle w:val="Prrafodelista"/>
+        <w:numPr>
+          <w:ilvl w:val="0"/>
+          <w:numId w:val="1"/>
+        </w:numPr>
+      </w:pPr>
+      <w:bookmarkStart w:id="36" w:name="_Ref212136813"/>
+      <w:proofErr w:type="spellStart"/>
+      <w:r>
+        <w:t>Copernicus</w:t>
+      </w:r>
+      <w:proofErr w:type="spellEnd"/>
+      <w:r>
+        <w:t xml:space="preserve"> </w:t>
+      </w:r>
+      <w:proofErr w:type="spellStart"/>
+      <w:r>
+        <w:t>Climate</w:t>
+      </w:r>
+      <w:proofErr w:type="spellEnd"/>
+      <w:r>
+        <w:t xml:space="preserve"> Change </w:t>
+      </w:r>
+      <w:proofErr w:type="spellStart"/>
+      <w:r>
+        <w:t>Service</w:t>
+      </w:r>
+      <w:proofErr w:type="spellEnd"/>
+      <w:r>
+        <w:t xml:space="preserve"> (C3S). </w:t>
+      </w:r>
+      <w:hyperlink r:id="rId27" w:history="1">
+        <w:proofErr w:type="spellStart"/>
+        <w:r>
+          <w:rPr>
+            <w:rStyle w:val="Hipervnculo"/>
+            <w:i/>
+            <w:iCs/>
+          </w:rPr>
+          <w:t>How</w:t>
+        </w:r>
+        <w:proofErr w:type="spellEnd"/>
+        <w:r>
+          <w:rPr>
+            <w:rStyle w:val="Hipervnculo"/>
+            <w:i/>
+            <w:iCs/>
+          </w:rPr>
+          <w:t xml:space="preserve"> </w:t>
+        </w:r>
+        <w:proofErr w:type="spellStart"/>
+        <w:r>
+          <w:rPr>
+            <w:rStyle w:val="Hipervnculo"/>
+            <w:i/>
+            <w:iCs/>
+          </w:rPr>
+          <w:t>to</w:t>
+        </w:r>
+        <w:proofErr w:type="spellEnd"/>
+        <w:r>
+          <w:rPr>
+            <w:rStyle w:val="Hipervnculo"/>
+            <w:i/>
+            <w:iCs/>
+          </w:rPr>
+          <w:t xml:space="preserve"> API</w:t>
+        </w:r>
+      </w:hyperlink>
+      <w:r>
+        <w:t xml:space="preserve">. </w:t>
+      </w:r>
+      <w:proofErr w:type="spellStart"/>
+      <w:r>
+        <w:t>Copernicus</w:t>
+      </w:r>
+      <w:proofErr w:type="spellEnd"/>
+      <w:r>
+        <w:t xml:space="preserve"> </w:t>
+      </w:r>
+      <w:proofErr w:type="spellStart"/>
+      <w:r>
+        <w:t>Knowledge</w:t>
+      </w:r>
+      <w:proofErr w:type="spellEnd"/>
+      <w:r>
+        <w:t xml:space="preserve"> Base.</w:t>
+      </w:r>
+      <w:bookmarkEnd w:id="36"/>
+    </w:p>
+    <w:p>
+      <w:pPr>
         <w:ind w:firstLine="0"/>
         <w:rPr>
           <w:rFonts w:cs="Times New Roman"/>
@@ -11335,7 +12681,7 @@
       </w:pPr>
     </w:p>
     <w:sectPr>
-      <w:footerReference w:type="default" r:id="rId22"/>
+      <w:footerReference w:type="default" r:id="rId28"/>
       <w:pgSz w:w="11906" w:h="16838"/>
       <w:pgMar w:top="1417" w:right="1701" w:bottom="1417" w:left="1701" w:header="708" w:footer="708" w:gutter="0"/>
       <w:pgNumType w:start="0"/>
@@ -13141,6 +14487,19 @@
       <w:szCs w:val="20"/>
     </w:rPr>
   </w:style>
+  <w:style w:type="paragraph" w:styleId="TDC3">
+    <w:name w:val="toc 3"/>
+    <w:basedOn w:val="Normal"/>
+    <w:next w:val="Normal"/>
+    <w:autoRedefine/>
+    <w:uiPriority w:val="39"/>
+    <w:unhideWhenUsed/>
+    <w:rsid w:val="00A32A43"/>
+    <w:pPr>
+      <w:spacing w:after="100"/>
+      <w:ind w:left="440"/>
+    </w:pPr>
+  </w:style>
 </w:styles>
 </file>
 

--- a/docs/Tesis - Villagra Turco, Ezequiel.docx
+++ b/docs/Tesis - Villagra Turco, Ezequiel.docx
@@ -592,7 +592,7 @@
           <w:r>
             <w:fldChar w:fldCharType="separate"/>
           </w:r>
-          <w:hyperlink w:anchor="_Toc212143169" w:history="1">
+          <w:hyperlink w:anchor="_Toc212376341" w:history="1">
             <w:r>
               <w:rPr>
                 <w:rStyle w:val="Hipervnculo"/>
@@ -620,7 +620,7 @@
                 <w:noProof/>
                 <w:webHidden/>
               </w:rPr>
-              <w:instrText xml:space="preserve"> PAGEREF _Toc212143169 \h </w:instrText>
+              <w:instrText xml:space="preserve"> PAGEREF _Toc212376341 \h </w:instrText>
             </w:r>
             <w:r>
               <w:rPr>
@@ -661,7 +661,7 @@
               <w:lang w:eastAsia="es-AR"/>
             </w:rPr>
           </w:pPr>
-          <w:hyperlink w:anchor="_Toc212143170" w:history="1">
+          <w:hyperlink w:anchor="_Toc212376342" w:history="1">
             <w:r>
               <w:rPr>
                 <w:rStyle w:val="Hipervnculo"/>
@@ -689,7 +689,7 @@
                 <w:noProof/>
                 <w:webHidden/>
               </w:rPr>
-              <w:instrText xml:space="preserve"> PAGEREF _Toc212143170 \h </w:instrText>
+              <w:instrText xml:space="preserve"> PAGEREF _Toc212376342 \h </w:instrText>
             </w:r>
             <w:r>
               <w:rPr>
@@ -709,7 +709,7 @@
                 <w:noProof/>
                 <w:webHidden/>
               </w:rPr>
-              <w:t>3</w:t>
+              <w:t>4</w:t>
             </w:r>
             <w:r>
               <w:rPr>
@@ -730,7 +730,7 @@
               <w:lang w:eastAsia="es-AR"/>
             </w:rPr>
           </w:pPr>
-          <w:hyperlink w:anchor="_Toc212143171" w:history="1">
+          <w:hyperlink w:anchor="_Toc212376343" w:history="1">
             <w:r>
               <w:rPr>
                 <w:rStyle w:val="Hipervnculo"/>
@@ -758,7 +758,7 @@
                 <w:noProof/>
                 <w:webHidden/>
               </w:rPr>
-              <w:instrText xml:space="preserve"> PAGEREF _Toc212143171 \h </w:instrText>
+              <w:instrText xml:space="preserve"> PAGEREF _Toc212376343 \h </w:instrText>
             </w:r>
             <w:r>
               <w:rPr>
@@ -778,7 +778,7 @@
                 <w:noProof/>
                 <w:webHidden/>
               </w:rPr>
-              <w:t>4</w:t>
+              <w:t>5</w:t>
             </w:r>
             <w:r>
               <w:rPr>
@@ -802,7 +802,7 @@
               <w:lang w:eastAsia="es-AR"/>
             </w:rPr>
           </w:pPr>
-          <w:hyperlink w:anchor="_Toc212143172" w:history="1">
+          <w:hyperlink w:anchor="_Toc212376344" w:history="1">
             <w:r>
               <w:rPr>
                 <w:rStyle w:val="Hipervnculo"/>
@@ -830,7 +830,7 @@
                 <w:noProof/>
                 <w:webHidden/>
               </w:rPr>
-              <w:instrText xml:space="preserve"> PAGEREF _Toc212143172 \h </w:instrText>
+              <w:instrText xml:space="preserve"> PAGEREF _Toc212376344 \h </w:instrText>
             </w:r>
             <w:r>
               <w:rPr>
@@ -874,7 +874,7 @@
               <w:lang w:eastAsia="es-AR"/>
             </w:rPr>
           </w:pPr>
-          <w:hyperlink w:anchor="_Toc212143173" w:history="1">
+          <w:hyperlink w:anchor="_Toc212376345" w:history="1">
             <w:r>
               <w:rPr>
                 <w:rStyle w:val="Hipervnculo"/>
@@ -902,7 +902,7 @@
                 <w:noProof/>
                 <w:webHidden/>
               </w:rPr>
-              <w:instrText xml:space="preserve"> PAGEREF _Toc212143173 \h </w:instrText>
+              <w:instrText xml:space="preserve"> PAGEREF _Toc212376345 \h </w:instrText>
             </w:r>
             <w:r>
               <w:rPr>
@@ -943,7 +943,7 @@
               <w:lang w:eastAsia="es-AR"/>
             </w:rPr>
           </w:pPr>
-          <w:hyperlink w:anchor="_Toc212143174" w:history="1">
+          <w:hyperlink w:anchor="_Toc212376346" w:history="1">
             <w:r>
               <w:rPr>
                 <w:rStyle w:val="Hipervnculo"/>
@@ -971,7 +971,7 @@
                 <w:noProof/>
                 <w:webHidden/>
               </w:rPr>
-              <w:instrText xml:space="preserve"> PAGEREF _Toc212143174 \h </w:instrText>
+              <w:instrText xml:space="preserve"> PAGEREF _Toc212376346 \h </w:instrText>
             </w:r>
             <w:r>
               <w:rPr>
@@ -1015,7 +1015,7 @@
               <w:lang w:eastAsia="es-AR"/>
             </w:rPr>
           </w:pPr>
-          <w:hyperlink w:anchor="_Toc212143175" w:history="1">
+          <w:hyperlink w:anchor="_Toc212376347" w:history="1">
             <w:r>
               <w:rPr>
                 <w:rStyle w:val="Hipervnculo"/>
@@ -1043,7 +1043,7 @@
                 <w:noProof/>
                 <w:webHidden/>
               </w:rPr>
-              <w:instrText xml:space="preserve"> PAGEREF _Toc212143175 \h </w:instrText>
+              <w:instrText xml:space="preserve"> PAGEREF _Toc212376347 \h </w:instrText>
             </w:r>
             <w:r>
               <w:rPr>
@@ -1081,10 +1081,13 @@
               <w:tab w:val="right" w:leader="dot" w:pos="8494"/>
             </w:tabs>
             <w:rPr>
+              <w:rFonts w:asciiTheme="minorHAnsi" w:eastAsiaTheme="minorEastAsia" w:hAnsiTheme="minorHAnsi"/>
               <w:noProof/>
+              <w:sz w:val="24"/>
+              <w:lang w:eastAsia="es-AR"/>
             </w:rPr>
           </w:pPr>
-          <w:hyperlink w:anchor="_Toc212143176" w:history="1">
+          <w:hyperlink w:anchor="_Toc212376348" w:history="1">
             <w:r>
               <w:rPr>
                 <w:rStyle w:val="Hipervnculo"/>
@@ -1111,7 +1114,7 @@
                 <w:noProof/>
                 <w:webHidden/>
               </w:rPr>
-              <w:instrText xml:space="preserve"> PAGEREF _Toc212143176 \h </w:instrText>
+              <w:instrText xml:space="preserve"> PAGEREF _Toc212376348 \h </w:instrText>
             </w:r>
             <w:r>
               <w:rPr>
@@ -1131,7 +1134,7 @@
                 <w:noProof/>
                 <w:webHidden/>
               </w:rPr>
-              <w:t>7</w:t>
+              <w:t>8</w:t>
             </w:r>
             <w:r>
               <w:rPr>
@@ -1155,7 +1158,7 @@
               <w:lang w:eastAsia="es-AR"/>
             </w:rPr>
           </w:pPr>
-          <w:hyperlink w:anchor="_Toc212143177" w:history="1">
+          <w:hyperlink w:anchor="_Toc212376349" w:history="1">
             <w:r>
               <w:rPr>
                 <w:rStyle w:val="Hipervnculo"/>
@@ -1183,7 +1186,7 @@
                 <w:noProof/>
                 <w:webHidden/>
               </w:rPr>
-              <w:instrText xml:space="preserve"> PAGEREF _Toc212143177 \h </w:instrText>
+              <w:instrText xml:space="preserve"> PAGEREF _Toc212376349 \h </w:instrText>
             </w:r>
             <w:r>
               <w:rPr>
@@ -1227,14 +1230,14 @@
               <w:lang w:eastAsia="es-AR"/>
             </w:rPr>
           </w:pPr>
-          <w:hyperlink w:anchor="_Toc212143178" w:history="1">
+          <w:hyperlink w:anchor="_Toc212376350" w:history="1">
             <w:r>
               <w:rPr>
                 <w:rStyle w:val="Hipervnculo"/>
                 <w:rFonts w:cs="Times New Roman"/>
                 <w:noProof/>
               </w:rPr>
-              <w:t>Consolidación de datos</w:t>
+              <w:t>Unificación de datos</w:t>
             </w:r>
             <w:r>
               <w:rPr>
@@ -1255,7 +1258,7 @@
                 <w:noProof/>
                 <w:webHidden/>
               </w:rPr>
-              <w:instrText xml:space="preserve"> PAGEREF _Toc212143178 \h </w:instrText>
+              <w:instrText xml:space="preserve"> PAGEREF _Toc212376350 \h </w:instrText>
             </w:r>
             <w:r>
               <w:rPr>
@@ -1296,14 +1299,30 @@
               <w:lang w:eastAsia="es-AR"/>
             </w:rPr>
           </w:pPr>
-          <w:hyperlink w:anchor="_Toc212143179" w:history="1">
+          <w:hyperlink w:anchor="_Toc212376351" w:history="1">
             <w:r>
               <w:rPr>
                 <w:rStyle w:val="Hipervnculo"/>
                 <w:rFonts w:cs="Times New Roman"/>
                 <w:noProof/>
               </w:rPr>
-              <w:t>Análisis exploratorio</w:t>
+              <w:t xml:space="preserve">Análisis </w:t>
+            </w:r>
+            <w:r>
+              <w:rPr>
+                <w:rStyle w:val="Hipervnculo"/>
+                <w:rFonts w:cs="Times New Roman"/>
+                <w:noProof/>
+              </w:rPr>
+              <w:t>e</w:t>
+            </w:r>
+            <w:r>
+              <w:rPr>
+                <w:rStyle w:val="Hipervnculo"/>
+                <w:rFonts w:cs="Times New Roman"/>
+                <w:noProof/>
+              </w:rPr>
+              <w:t>xploratorio</w:t>
             </w:r>
             <w:r>
               <w:rPr>
@@ -1324,7 +1343,7 @@
                 <w:noProof/>
                 <w:webHidden/>
               </w:rPr>
-              <w:instrText xml:space="preserve"> PAGEREF _Toc212143179 \h </w:instrText>
+              <w:instrText xml:space="preserve"> PAGEREF _Toc212376351 \h </w:instrText>
             </w:r>
             <w:r>
               <w:rPr>
@@ -1344,7 +1363,7 @@
                 <w:noProof/>
                 <w:webHidden/>
               </w:rPr>
-              <w:t>9</w:t>
+              <w:t>11</w:t>
             </w:r>
             <w:r>
               <w:rPr>
@@ -1365,7 +1384,7 @@
               <w:lang w:eastAsia="es-AR"/>
             </w:rPr>
           </w:pPr>
-          <w:hyperlink w:anchor="_Toc212143180" w:history="1">
+          <w:hyperlink w:anchor="_Toc212376352" w:history="1">
             <w:r>
               <w:rPr>
                 <w:rStyle w:val="Hipervnculo"/>
@@ -1393,7 +1412,7 @@
                 <w:noProof/>
                 <w:webHidden/>
               </w:rPr>
-              <w:instrText xml:space="preserve"> PAGEREF _Toc212143180 \h </w:instrText>
+              <w:instrText xml:space="preserve"> PAGEREF _Toc212376352 \h </w:instrText>
             </w:r>
             <w:r>
               <w:rPr>
@@ -1413,7 +1432,7 @@
                 <w:noProof/>
                 <w:webHidden/>
               </w:rPr>
-              <w:t>9</w:t>
+              <w:t>11</w:t>
             </w:r>
             <w:r>
               <w:rPr>
@@ -1434,7 +1453,7 @@
               <w:lang w:eastAsia="es-AR"/>
             </w:rPr>
           </w:pPr>
-          <w:hyperlink w:anchor="_Toc212143181" w:history="1">
+          <w:hyperlink w:anchor="_Toc212376353" w:history="1">
             <w:r>
               <w:rPr>
                 <w:rStyle w:val="Hipervnculo"/>
@@ -1462,7 +1481,7 @@
                 <w:noProof/>
                 <w:webHidden/>
               </w:rPr>
-              <w:instrText xml:space="preserve"> PAGEREF _Toc212143181 \h </w:instrText>
+              <w:instrText xml:space="preserve"> PAGEREF _Toc212376353 \h </w:instrText>
             </w:r>
             <w:r>
               <w:rPr>
@@ -1482,7 +1501,7 @@
                 <w:noProof/>
                 <w:webHidden/>
               </w:rPr>
-              <w:t>10</w:t>
+              <w:t>11</w:t>
             </w:r>
             <w:r>
               <w:rPr>
@@ -1503,7 +1522,7 @@
               <w:lang w:eastAsia="es-AR"/>
             </w:rPr>
           </w:pPr>
-          <w:hyperlink w:anchor="_Toc212143182" w:history="1">
+          <w:hyperlink w:anchor="_Toc212376354" w:history="1">
             <w:r>
               <w:rPr>
                 <w:rStyle w:val="Hipervnculo"/>
@@ -1531,7 +1550,7 @@
                 <w:noProof/>
                 <w:webHidden/>
               </w:rPr>
-              <w:instrText xml:space="preserve"> PAGEREF _Toc212143182 \h </w:instrText>
+              <w:instrText xml:space="preserve"> PAGEREF _Toc212376354 \h </w:instrText>
             </w:r>
             <w:r>
               <w:rPr>
@@ -1551,7 +1570,7 @@
                 <w:noProof/>
                 <w:webHidden/>
               </w:rPr>
-              <w:t>10</w:t>
+              <w:t>11</w:t>
             </w:r>
             <w:r>
               <w:rPr>
@@ -1572,7 +1591,7 @@
               <w:lang w:eastAsia="es-AR"/>
             </w:rPr>
           </w:pPr>
-          <w:hyperlink w:anchor="_Toc212143183" w:history="1">
+          <w:hyperlink w:anchor="_Toc212376355" w:history="1">
             <w:r>
               <w:rPr>
                 <w:rStyle w:val="Hipervnculo"/>
@@ -1600,7 +1619,7 @@
                 <w:noProof/>
                 <w:webHidden/>
               </w:rPr>
-              <w:instrText xml:space="preserve"> PAGEREF _Toc212143183 \h </w:instrText>
+              <w:instrText xml:space="preserve"> PAGEREF _Toc212376355 \h </w:instrText>
             </w:r>
             <w:r>
               <w:rPr>
@@ -1620,7 +1639,7 @@
                 <w:noProof/>
                 <w:webHidden/>
               </w:rPr>
-              <w:t>10</w:t>
+              <w:t>11</w:t>
             </w:r>
             <w:r>
               <w:rPr>
@@ -1644,7 +1663,7 @@
               <w:lang w:eastAsia="es-AR"/>
             </w:rPr>
           </w:pPr>
-          <w:hyperlink w:anchor="_Toc212143184" w:history="1">
+          <w:hyperlink w:anchor="_Toc212376356" w:history="1">
             <w:r>
               <w:rPr>
                 <w:rStyle w:val="Hipervnculo"/>
@@ -1671,7 +1690,7 @@
                 <w:noProof/>
                 <w:webHidden/>
               </w:rPr>
-              <w:instrText xml:space="preserve"> PAGEREF _Toc212143184 \h </w:instrText>
+              <w:instrText xml:space="preserve"> PAGEREF _Toc212376356 \h </w:instrText>
             </w:r>
             <w:r>
               <w:rPr>
@@ -1691,7 +1710,7 @@
                 <w:noProof/>
                 <w:webHidden/>
               </w:rPr>
-              <w:t>10</w:t>
+              <w:t>11</w:t>
             </w:r>
             <w:r>
               <w:rPr>
@@ -1715,7 +1734,7 @@
               <w:lang w:eastAsia="es-AR"/>
             </w:rPr>
           </w:pPr>
-          <w:hyperlink w:anchor="_Toc212143185" w:history="1">
+          <w:hyperlink w:anchor="_Toc212376357" w:history="1">
             <w:r>
               <w:rPr>
                 <w:rStyle w:val="Hipervnculo"/>
@@ -1742,7 +1761,7 @@
                 <w:noProof/>
                 <w:webHidden/>
               </w:rPr>
-              <w:instrText xml:space="preserve"> PAGEREF _Toc212143185 \h </w:instrText>
+              <w:instrText xml:space="preserve"> PAGEREF _Toc212376357 \h </w:instrText>
             </w:r>
             <w:r>
               <w:rPr>
@@ -1762,7 +1781,7 @@
                 <w:noProof/>
                 <w:webHidden/>
               </w:rPr>
-              <w:t>10</w:t>
+              <w:t>12</w:t>
             </w:r>
             <w:r>
               <w:rPr>
@@ -1783,7 +1802,7 @@
               <w:lang w:eastAsia="es-AR"/>
             </w:rPr>
           </w:pPr>
-          <w:hyperlink w:anchor="_Toc212143186" w:history="1">
+          <w:hyperlink w:anchor="_Toc212376358" w:history="1">
             <w:r>
               <w:rPr>
                 <w:rStyle w:val="Hipervnculo"/>
@@ -1811,7 +1830,7 @@
                 <w:noProof/>
                 <w:webHidden/>
               </w:rPr>
-              <w:instrText xml:space="preserve"> PAGEREF _Toc212143186 \h </w:instrText>
+              <w:instrText xml:space="preserve"> PAGEREF _Toc212376358 \h </w:instrText>
             </w:r>
             <w:r>
               <w:rPr>
@@ -1831,7 +1850,7 @@
                 <w:noProof/>
                 <w:webHidden/>
               </w:rPr>
-              <w:t>11</w:t>
+              <w:t>13</w:t>
             </w:r>
             <w:r>
               <w:rPr>
@@ -1852,7 +1871,7 @@
               <w:lang w:eastAsia="es-AR"/>
             </w:rPr>
           </w:pPr>
-          <w:hyperlink w:anchor="_Toc212143187" w:history="1">
+          <w:hyperlink w:anchor="_Toc212376359" w:history="1">
             <w:r>
               <w:rPr>
                 <w:rStyle w:val="Hipervnculo"/>
@@ -1880,7 +1899,7 @@
                 <w:noProof/>
                 <w:webHidden/>
               </w:rPr>
-              <w:instrText xml:space="preserve"> PAGEREF _Toc212143187 \h </w:instrText>
+              <w:instrText xml:space="preserve"> PAGEREF _Toc212376359 \h </w:instrText>
             </w:r>
             <w:r>
               <w:rPr>
@@ -1900,7 +1919,7 @@
                 <w:noProof/>
                 <w:webHidden/>
               </w:rPr>
-              <w:t>11</w:t>
+              <w:t>13</w:t>
             </w:r>
             <w:r>
               <w:rPr>
@@ -1951,7 +1970,7 @@
           <w:color w:val="000000" w:themeColor="text1"/>
         </w:rPr>
       </w:pPr>
-      <w:bookmarkStart w:id="0" w:name="_Toc212143169"/>
+      <w:bookmarkStart w:id="0" w:name="_Toc212376341"/>
       <w:r>
         <w:rPr>
           <w:rFonts w:ascii="Times New Roman" w:hAnsi="Times New Roman" w:cs="Times New Roman"/>
@@ -2607,7 +2626,7 @@
           <w:color w:val="000000" w:themeColor="text1"/>
         </w:rPr>
       </w:pPr>
-      <w:bookmarkStart w:id="1" w:name="_Toc212143170"/>
+      <w:bookmarkStart w:id="1" w:name="_Toc212376342"/>
       <w:r>
         <w:rPr>
           <w:rFonts w:ascii="Times New Roman" w:hAnsi="Times New Roman" w:cs="Times New Roman"/>
@@ -3454,7 +3473,7 @@
           <w:color w:val="000000" w:themeColor="text1"/>
         </w:rPr>
       </w:pPr>
-      <w:bookmarkStart w:id="2" w:name="_Toc212143171"/>
+      <w:bookmarkStart w:id="2" w:name="_Toc212376343"/>
       <w:r>
         <w:rPr>
           <w:rFonts w:ascii="Times New Roman" w:hAnsi="Times New Roman" w:cs="Times New Roman"/>
@@ -3508,7 +3527,7 @@
           <w:color w:val="auto"/>
         </w:rPr>
       </w:pPr>
-      <w:bookmarkStart w:id="3" w:name="_Toc212143172"/>
+      <w:bookmarkStart w:id="3" w:name="_Toc212376344"/>
       <w:r>
         <w:rPr>
           <w:rFonts w:ascii="Times New Roman" w:hAnsi="Times New Roman" w:cs="Times New Roman"/>
@@ -6318,7 +6337,7 @@
           <w:color w:val="auto"/>
         </w:rPr>
       </w:pPr>
-      <w:bookmarkStart w:id="4" w:name="_Toc212143173"/>
+      <w:bookmarkStart w:id="4" w:name="_Toc212376345"/>
       <w:r>
         <w:rPr>
           <w:rFonts w:ascii="Times New Roman" w:hAnsi="Times New Roman" w:cs="Times New Roman"/>
@@ -9193,7 +9212,7 @@
           <w:color w:val="000000" w:themeColor="text1"/>
         </w:rPr>
       </w:pPr>
-      <w:bookmarkStart w:id="5" w:name="_Toc212143174"/>
+      <w:bookmarkStart w:id="5" w:name="_Toc212376346"/>
       <w:r>
         <w:rPr>
           <w:rFonts w:ascii="Times New Roman" w:hAnsi="Times New Roman" w:cs="Times New Roman"/>
@@ -9311,7 +9330,7 @@
           <w:color w:val="auto"/>
         </w:rPr>
       </w:pPr>
-      <w:bookmarkStart w:id="6" w:name="_Toc212143175"/>
+      <w:bookmarkStart w:id="6" w:name="_Toc212376347"/>
       <w:r>
         <w:rPr>
           <w:rFonts w:ascii="Times New Roman" w:hAnsi="Times New Roman" w:cs="Times New Roman"/>
@@ -9401,7 +9420,7 @@
           <w:color w:val="000000" w:themeColor="text1"/>
         </w:rPr>
       </w:pPr>
-      <w:bookmarkStart w:id="7" w:name="_Toc212143176"/>
+      <w:bookmarkStart w:id="7" w:name="_Toc212376348"/>
       <w:proofErr w:type="spellStart"/>
       <w:r>
         <w:rPr>
@@ -10151,7 +10170,7 @@
           <w:color w:val="auto"/>
         </w:rPr>
       </w:pPr>
-      <w:bookmarkStart w:id="8" w:name="_Toc212143177"/>
+      <w:bookmarkStart w:id="8" w:name="_Toc212376349"/>
       <w:r>
         <w:rPr>
           <w:rFonts w:ascii="Times New Roman" w:hAnsi="Times New Roman" w:cs="Times New Roman"/>
@@ -10218,7 +10237,16 @@
         <w:jc w:val="both"/>
       </w:pPr>
       <w:r>
-        <w:t xml:space="preserve">Segundo, los datos filtrados fueron reestructurados para alinear su resolución espacial con la de los datos meteorológicos (la grilla de ~9km de ERA5-Land). Este proceso de </w:t>
+        <w:t>Posteriormente</w:t>
+      </w:r>
+      <w:r>
+        <w:t>, los datos filtrados fueron reestructurados para alinear su resolución espacial con la de los datos meteorológicos (la grilla de ~</w:t>
+      </w:r>
+      <w:r>
+        <w:t>10</w:t>
+      </w:r>
+      <w:r>
+        <w:t xml:space="preserve">km de ERA5-Land). Este proceso de </w:t>
       </w:r>
       <w:proofErr w:type="spellStart"/>
       <w:r>
@@ -10253,62 +10281,1760 @@
       <w:r>
         <w:t xml:space="preserve"> </w:t>
       </w:r>
+      <w:r>
+        <w:t xml:space="preserve">Una vez asignados, se agrupó la información por celda de grilla </w:t>
+      </w:r>
+      <w:r>
+        <w:t xml:space="preserve">(coordenadas) </w:t>
+      </w:r>
+      <w:r>
+        <w:t>y por fecha</w:t>
+      </w:r>
+      <w:r>
+        <w:t xml:space="preserve"> para alinear la resolución temporal a 24 horas</w:t>
+      </w:r>
+      <w:r>
+        <w:t>. Finalmente, para cada grupo (</w:t>
+      </w:r>
+      <w:r>
+        <w:t>coordenadas</w:t>
+      </w:r>
+      <w:r>
+        <w:t>-día) se realizó la agregación de dos variables: el conteo total de focos de incendio y el promedio de la energía radiactiva del fuego (FRP).</w:t>
+      </w:r>
     </w:p>
     <w:p>
       <w:pPr>
+        <w:pStyle w:val="Ttulo2"/>
+        <w:ind w:firstLine="0"/>
         <w:jc w:val="both"/>
-      </w:pPr>
-      <w:r>
-        <w:t xml:space="preserve">Una vez asignados, se agrupó la información por celda de grilla </w:t>
-      </w:r>
-      <w:r>
-        <w:t xml:space="preserve">(coordenadas) </w:t>
-      </w:r>
-      <w:r>
-        <w:t>y por fecha</w:t>
-      </w:r>
-      <w:r>
-        <w:t xml:space="preserve"> para alinear la resolución temporal a 24 horas</w:t>
-      </w:r>
-      <w:r>
-        <w:t>. Finalmente, para cada grupo (</w:t>
-      </w:r>
-      <w:r>
-        <w:t>coordenadas</w:t>
-      </w:r>
-      <w:r>
-        <w:t>-día) se realizó la agregación de dos variables: el conteo total de focos de incendio y el promedio de la energía radiactiva del fuego (FRP).</w:t>
-      </w:r>
+        <w:rPr>
+          <w:rFonts w:ascii="Times New Roman" w:hAnsi="Times New Roman" w:cs="Times New Roman"/>
+          <w:color w:val="auto"/>
+        </w:rPr>
+      </w:pPr>
+      <w:bookmarkStart w:id="9" w:name="_Toc212376350"/>
+      <w:r>
+        <w:rPr>
+          <w:rFonts w:ascii="Times New Roman" w:hAnsi="Times New Roman" w:cs="Times New Roman"/>
+          <w:color w:val="auto"/>
+        </w:rPr>
+        <w:t>Unificación</w:t>
+      </w:r>
+      <w:r>
+        <w:rPr>
+          <w:rFonts w:ascii="Times New Roman" w:hAnsi="Times New Roman" w:cs="Times New Roman"/>
+          <w:color w:val="auto"/>
+        </w:rPr>
+        <w:t xml:space="preserve"> de datos</w:t>
+      </w:r>
+      <w:bookmarkEnd w:id="9"/>
     </w:p>
     <w:p>
       <w:pPr>
-        <w:pStyle w:val="Ttulo2"/>
+        <w:jc w:val="both"/>
+      </w:pPr>
+      <w:r>
+        <w:t>Una vez preparados ambos conjuntos de datos (el meteorológico y el de focos de calor), se procedió a su unificación.</w:t>
+      </w:r>
+    </w:p>
+    <w:p>
+      <w:pPr>
+        <w:jc w:val="both"/>
+      </w:pPr>
+    </w:p>
+    <w:p>
+      <w:pPr>
+        <w:jc w:val="both"/>
+      </w:pPr>
+      <w:r>
+        <w:lastRenderedPageBreak/>
+        <w:t>Esta fusión se realizó utilizando una clave de unión compuesta por las tres variables que definen unívocamente cada observación en la grilla espaciotemporal: fecha, latitud y longitud.</w:t>
+      </w:r>
+    </w:p>
+    <w:p>
+      <w:pPr>
+        <w:jc w:val="both"/>
+      </w:pPr>
+      <w:r>
+        <w:t>El resultado es un único conjunto de datos consolidado. En este conjunto final, cada fila representa una celda de la grilla (~</w:t>
+      </w:r>
+      <w:r>
+        <w:t>10</w:t>
+      </w:r>
+      <w:r>
+        <w:t>km) en un día específico, y contiene tanto las variables meteorológicas con los 6 componentes del FWI como las variables objetivo con el conteo de focos y FRP promedio.</w:t>
+      </w:r>
+    </w:p>
+    <w:p>
+      <w:pPr>
+        <w:jc w:val="both"/>
+      </w:pPr>
+      <w:r>
+        <w:t xml:space="preserve">Si bien la resolución temporal fue escalada a una frecuencia diaria, tras la consolidación del </w:t>
+      </w:r>
+      <w:proofErr w:type="spellStart"/>
+      <w:r>
+        <w:t>dataset</w:t>
+      </w:r>
+      <w:proofErr w:type="spellEnd"/>
+      <w:r>
+        <w:t xml:space="preserve"> se observó un problema de discontinuidad temporal en las variables de incendios (</w:t>
+      </w:r>
+      <w:proofErr w:type="spellStart"/>
+      <w:r>
+        <w:rPr>
+          <w:i/>
+          <w:iCs/>
+        </w:rPr>
+        <w:t>num_focos</w:t>
+      </w:r>
+      <w:proofErr w:type="spellEnd"/>
+      <w:r>
+        <w:t xml:space="preserve"> y </w:t>
+      </w:r>
+      <w:proofErr w:type="spellStart"/>
+      <w:r>
+        <w:rPr>
+          <w:i/>
+          <w:iCs/>
+        </w:rPr>
+        <w:t>frp_mean</w:t>
+      </w:r>
+      <w:proofErr w:type="spellEnd"/>
+      <w:r>
+        <w:t>). Para ejemplificar, en una celda determinada se podía registrar el inicio de un incendio el 26 de diciembre y su crecimiento los días siguientes, pero luego reportar '0' focos el 31 de diciembre y el 1 de enero, para volver a mostrar una presencia contundente días después.</w:t>
+      </w:r>
+    </w:p>
+    <w:p>
+      <w:pPr>
+        <w:jc w:val="both"/>
+      </w:pPr>
+      <w:r>
+        <w:t>Esta "desaparición" del fuego es un artefacto de la detección satelital (probablemente debido a nubosidad, humo o la hora de paso del satélite) y no la realidad física del evento.</w:t>
+      </w:r>
+    </w:p>
+    <w:p>
+      <w:pPr>
+        <w:jc w:val="both"/>
+      </w:pPr>
+      <w:r>
+        <w:t>Para corregir estos registros anómalos y obtener una serie temporal más realista de la actividad del fuego, se implementó un proceso de interpolación y suavizado. Este tratamiento se aplicó de forma independiente a cada celda de la grilla (</w:t>
+      </w:r>
+      <w:proofErr w:type="spellStart"/>
+      <w:r>
+        <w:t>latitude</w:t>
+      </w:r>
+      <w:proofErr w:type="spellEnd"/>
+      <w:r>
+        <w:t xml:space="preserve">, </w:t>
+      </w:r>
+      <w:proofErr w:type="spellStart"/>
+      <w:r>
+        <w:t>longitude</w:t>
+      </w:r>
+      <w:proofErr w:type="spellEnd"/>
+      <w:r>
+        <w:t>) y consistió en los siguientes pasos:</w:t>
+      </w:r>
+    </w:p>
+    <w:p>
+      <w:pPr>
+        <w:pStyle w:val="Prrafodelista"/>
+        <w:numPr>
+          <w:ilvl w:val="0"/>
+          <w:numId w:val="6"/>
+        </w:numPr>
+        <w:jc w:val="both"/>
+      </w:pPr>
+      <w:r>
+        <w:t>Identificación del Período de Incendio: Para cada celda, se identificó la fecha del primer foco detectado (</w:t>
+      </w:r>
+      <w:proofErr w:type="spellStart"/>
+      <w:r>
+        <w:t>fecha_inicio</w:t>
+      </w:r>
+      <w:proofErr w:type="spellEnd"/>
+      <w:r>
+        <w:t>) y la fecha del último (</w:t>
+      </w:r>
+      <w:proofErr w:type="spellStart"/>
+      <w:r>
+        <w:t>fecha_fin</w:t>
+      </w:r>
+      <w:proofErr w:type="spellEnd"/>
+      <w:r>
+        <w:t>).</w:t>
+      </w:r>
+    </w:p>
+    <w:p>
+      <w:pPr>
+        <w:pStyle w:val="Prrafodelista"/>
+        <w:numPr>
+          <w:ilvl w:val="0"/>
+          <w:numId w:val="6"/>
+        </w:numPr>
+        <w:jc w:val="both"/>
+      </w:pPr>
+      <w:r>
+        <w:t xml:space="preserve">Interpolación Lineal: Se aplicó una interpolación lineal a las variables </w:t>
+      </w:r>
+      <w:proofErr w:type="spellStart"/>
+      <w:r>
+        <w:rPr>
+          <w:i/>
+          <w:iCs/>
+        </w:rPr>
+        <w:t>num_focos</w:t>
+      </w:r>
+      <w:proofErr w:type="spellEnd"/>
+      <w:r>
+        <w:t xml:space="preserve"> y </w:t>
+      </w:r>
+      <w:proofErr w:type="spellStart"/>
+      <w:r>
+        <w:rPr>
+          <w:i/>
+          <w:iCs/>
+        </w:rPr>
+        <w:t>frp_mean</w:t>
+      </w:r>
+      <w:proofErr w:type="spellEnd"/>
+      <w:r>
+        <w:t xml:space="preserve">, pero únicamente dentro del período de incendio (entre </w:t>
+      </w:r>
+      <w:proofErr w:type="spellStart"/>
+      <w:r>
+        <w:t>fecha_inicio</w:t>
+      </w:r>
+      <w:proofErr w:type="spellEnd"/>
+      <w:r>
+        <w:t xml:space="preserve"> y </w:t>
+      </w:r>
+      <w:proofErr w:type="spellStart"/>
+      <w:r>
+        <w:t>fecha_fin</w:t>
+      </w:r>
+      <w:proofErr w:type="spellEnd"/>
+      <w:r>
+        <w:t>). Este paso rellenó los valles de 'cero' anómalos.</w:t>
+      </w:r>
+    </w:p>
+    <w:p>
+      <w:pPr>
+        <w:pStyle w:val="Prrafodelista"/>
+        <w:numPr>
+          <w:ilvl w:val="0"/>
+          <w:numId w:val="6"/>
+        </w:numPr>
+        <w:jc w:val="both"/>
+      </w:pPr>
+      <w:r>
+        <w:t>Suavizado Temporal: Inmediatamente después de interpolar, se aplicó un suavizado mediante una media móvil</w:t>
+      </w:r>
+      <w:r>
+        <w:t xml:space="preserve"> </w:t>
+      </w:r>
+      <w:r>
+        <w:t>con una ventana de 3 días, para reducir el ruido de alta frecuencia en las mediciones.</w:t>
+      </w:r>
+    </w:p>
+    <w:p>
+      <w:pPr>
+        <w:jc w:val="both"/>
+      </w:pPr>
+      <w:r>
+        <w:t xml:space="preserve">Finalmente, todos los valores de </w:t>
+      </w:r>
+      <w:proofErr w:type="spellStart"/>
+      <w:r>
+        <w:rPr>
+          <w:i/>
+          <w:iCs/>
+        </w:rPr>
+        <w:t>num_focos</w:t>
+      </w:r>
+      <w:proofErr w:type="spellEnd"/>
+      <w:r>
+        <w:t xml:space="preserve"> y </w:t>
+      </w:r>
+      <w:proofErr w:type="spellStart"/>
+      <w:r>
+        <w:rPr>
+          <w:i/>
+          <w:iCs/>
+        </w:rPr>
+        <w:t>frp_mean</w:t>
+      </w:r>
+      <w:proofErr w:type="spellEnd"/>
+      <w:r>
+        <w:t xml:space="preserve"> fuera del período de incendio (antes de </w:t>
+      </w:r>
+      <w:proofErr w:type="spellStart"/>
+      <w:r>
+        <w:t>fecha_inicio</w:t>
+      </w:r>
+      <w:proofErr w:type="spellEnd"/>
+      <w:r>
+        <w:t xml:space="preserve"> y después de </w:t>
+      </w:r>
+      <w:proofErr w:type="spellStart"/>
+      <w:r>
+        <w:t>fecha_fin</w:t>
+      </w:r>
+      <w:proofErr w:type="spellEnd"/>
+      <w:r>
+        <w:t>) se rellenaron explícitamente con cero.</w:t>
+      </w:r>
+    </w:p>
+    <w:p>
+      <w:pPr>
+        <w:jc w:val="both"/>
+      </w:pPr>
+    </w:p>
+    <w:p>
+      <w:pPr>
+        <w:jc w:val="both"/>
+      </w:pPr>
+      <w:r>
+        <w:t xml:space="preserve">Con esto concluye la etapa de construcción del conjunto de datos que servirá como entrada a los modelos de Machine </w:t>
+      </w:r>
+      <w:proofErr w:type="spellStart"/>
+      <w:r>
+        <w:t>Learning</w:t>
+      </w:r>
+      <w:proofErr w:type="spellEnd"/>
+      <w:r>
+        <w:t xml:space="preserve">. Se ha consolidado un </w:t>
+      </w:r>
+      <w:proofErr w:type="spellStart"/>
+      <w:r>
+        <w:t>dataset</w:t>
+      </w:r>
+      <w:proofErr w:type="spellEnd"/>
+      <w:r>
+        <w:t xml:space="preserve"> con información consistente que abarca el período de diciembre de 2024 a marzo de 2025. El alcance geográfico del estudio se centra en la región andino-patagónica de la provincia de Río Negro, extendiéndose desde su límite norte con Neuquén hasta su límite sur con la provincia de Chubut.</w:t>
+      </w:r>
+    </w:p>
+    <w:p>
+      <w:pPr>
+        <w:jc w:val="both"/>
+      </w:pPr>
+    </w:p>
+    <w:p>
+      <w:pPr>
+        <w:jc w:val="both"/>
+      </w:pPr>
+      <w:r>
+        <w:lastRenderedPageBreak/>
+        <w:t xml:space="preserve">Como resumen final de su estructura, el </w:t>
+      </w:r>
+      <w:proofErr w:type="spellStart"/>
+      <w:r>
+        <w:t>dataset</w:t>
+      </w:r>
+      <w:proofErr w:type="spellEnd"/>
+      <w:r>
+        <w:t xml:space="preserve"> consolidado es un panel de datos </w:t>
+      </w:r>
+      <w:r>
+        <w:t>espaciotemporales</w:t>
+      </w:r>
+      <w:r>
+        <w:t>: cada fila representa una celda única de la grilla en un día específico. Para cada registro, el conjunto de datos provee:</w:t>
+      </w:r>
+    </w:p>
+    <w:p>
+      <w:pPr>
+        <w:pStyle w:val="Prrafodelista"/>
+        <w:numPr>
+          <w:ilvl w:val="0"/>
+          <w:numId w:val="7"/>
+        </w:numPr>
+        <w:jc w:val="both"/>
+      </w:pPr>
+      <w:r>
+        <w:t xml:space="preserve">Predictores Meteorológicos: El conjunto de las 6 variables del </w:t>
+      </w:r>
+      <w:r>
+        <w:t>FWI.</w:t>
+      </w:r>
+    </w:p>
+    <w:p>
+      <w:pPr>
+        <w:pStyle w:val="Prrafodelista"/>
+        <w:numPr>
+          <w:ilvl w:val="0"/>
+          <w:numId w:val="7"/>
+        </w:numPr>
+        <w:jc w:val="both"/>
+      </w:pPr>
+      <w:r>
+        <w:t>Variables Objetivo: El conteo de focos, el promedio de FRP y la etiqueta binaria, ya filtradas, interpoladas y suavizadas</w:t>
+      </w:r>
+    </w:p>
+    <w:p>
+      <w:pPr>
+        <w:pStyle w:val="Ttulo1"/>
         <w:ind w:firstLine="0"/>
+        <w:jc w:val="both"/>
         <w:rPr>
           <w:rFonts w:ascii="Times New Roman" w:hAnsi="Times New Roman" w:cs="Times New Roman"/>
-          <w:color w:val="auto"/>
-        </w:rPr>
-      </w:pPr>
-      <w:bookmarkStart w:id="9" w:name="_Toc212143178"/>
+          <w:color w:val="000000" w:themeColor="text1"/>
+        </w:rPr>
+      </w:pPr>
+      <w:bookmarkStart w:id="10" w:name="_Toc212376351"/>
       <w:r>
         <w:rPr>
           <w:rFonts w:ascii="Times New Roman" w:hAnsi="Times New Roman" w:cs="Times New Roman"/>
-          <w:color w:val="auto"/>
-        </w:rPr>
-        <w:t>Unificación</w:t>
-      </w:r>
-      <w:r>
-        <w:rPr>
-          <w:rFonts w:ascii="Times New Roman" w:hAnsi="Times New Roman" w:cs="Times New Roman"/>
-          <w:color w:val="auto"/>
-        </w:rPr>
-        <w:t xml:space="preserve"> de datos</w:t>
-      </w:r>
-      <w:bookmarkEnd w:id="9"/>
+          <w:color w:val="000000" w:themeColor="text1"/>
+        </w:rPr>
+        <w:t>Análisis exploratorio</w:t>
+      </w:r>
+      <w:bookmarkEnd w:id="10"/>
+    </w:p>
+    <w:p>
+      <w:pPr>
+        <w:ind w:firstLine="0"/>
+        <w:jc w:val="both"/>
+        <w:rPr>
+          <w:rFonts w:cs="Times New Roman"/>
+          <w:color w:val="000000" w:themeColor="text1"/>
+        </w:rPr>
+      </w:pPr>
+      <w:r>
+        <w:rPr>
+          <w:rFonts w:cs="Times New Roman"/>
+          <w:color w:val="000000" w:themeColor="text1"/>
+        </w:rPr>
+        <w:tab/>
+      </w:r>
+      <w:r>
+        <w:rPr>
+          <w:rFonts w:cs="Times New Roman"/>
+          <w:color w:val="000000" w:themeColor="text1"/>
+        </w:rPr>
+        <w:t xml:space="preserve">El análisis exploratorio se utilizó en primera instancia para validar la coherencia del conjunto de datos resultante, es decir, que el procesamiento de los datos crudos obtenidos desde las </w:t>
+      </w:r>
+      <w:proofErr w:type="spellStart"/>
+      <w:r>
+        <w:rPr>
+          <w:rFonts w:cs="Times New Roman"/>
+          <w:color w:val="000000" w:themeColor="text1"/>
+        </w:rPr>
+        <w:t>APIs</w:t>
+      </w:r>
+      <w:proofErr w:type="spellEnd"/>
+      <w:r>
+        <w:rPr>
+          <w:rFonts w:cs="Times New Roman"/>
+          <w:color w:val="000000" w:themeColor="text1"/>
+        </w:rPr>
+        <w:t xml:space="preserve"> tenga coherencia y consistencia a fin de aplicar aprendizaje automático.</w:t>
+      </w:r>
+    </w:p>
+    <w:p>
+      <w:pPr>
+        <w:ind w:firstLine="0"/>
+        <w:jc w:val="both"/>
+        <w:rPr>
+          <w:rFonts w:cs="Times New Roman"/>
+          <w:color w:val="000000" w:themeColor="text1"/>
+        </w:rPr>
+      </w:pPr>
+      <w:r>
+        <w:rPr>
+          <w:rFonts w:cs="Times New Roman"/>
+          <w:color w:val="000000" w:themeColor="text1"/>
+        </w:rPr>
+        <w:tab/>
+        <w:t xml:space="preserve">En primer </w:t>
+      </w:r>
+      <w:r>
+        <w:rPr>
+          <w:rFonts w:cs="Times New Roman"/>
+          <w:color w:val="000000" w:themeColor="text1"/>
+        </w:rPr>
+        <w:t>lugar,</w:t>
+      </w:r>
+      <w:r>
+        <w:rPr>
+          <w:rFonts w:cs="Times New Roman"/>
+          <w:color w:val="000000" w:themeColor="text1"/>
+        </w:rPr>
+        <w:t xml:space="preserve"> se verificó la información relacionada a la geolocalización con un resumen métrico de la grilla y la distribución de frecuencias por coordenadas, </w:t>
+      </w:r>
+      <w:r>
+        <w:rPr>
+          <w:rFonts w:cs="Times New Roman"/>
+          <w:color w:val="000000" w:themeColor="text1"/>
+        </w:rPr>
+        <w:t>dado que,</w:t>
+      </w:r>
+      <w:r>
+        <w:rPr>
+          <w:rFonts w:cs="Times New Roman"/>
+          <w:color w:val="000000" w:themeColor="text1"/>
+        </w:rPr>
+        <w:t xml:space="preserve"> para cada par de longitud y latitud, debería haber la misma cantidad de registros según la serie temporal del conjunto:</w:t>
+      </w:r>
+    </w:p>
+    <w:tbl>
+      <w:tblPr>
+        <w:tblW w:w="0" w:type="auto"/>
+        <w:jc w:val="center"/>
+        <w:tblCellMar>
+          <w:left w:w="70" w:type="dxa"/>
+          <w:right w:w="70" w:type="dxa"/>
+        </w:tblCellMar>
+        <w:tblLook w:val="04A0" w:firstRow="1" w:lastRow="0" w:firstColumn="1" w:lastColumn="0" w:noHBand="0" w:noVBand="1"/>
+      </w:tblPr>
+      <w:tblGrid>
+        <w:gridCol w:w="2785"/>
+        <w:gridCol w:w="1384"/>
+      </w:tblGrid>
+      <w:tr>
+        <w:trPr>
+          <w:trHeight w:val="300"/>
+          <w:jc w:val="center"/>
+        </w:trPr>
+        <w:tc>
+          <w:tcPr>
+            <w:tcW w:w="0" w:type="auto"/>
+            <w:tcBorders>
+              <w:top w:val="single" w:sz="8" w:space="0" w:color="auto"/>
+              <w:left w:val="single" w:sz="8" w:space="0" w:color="auto"/>
+              <w:bottom w:val="single" w:sz="4" w:space="0" w:color="auto"/>
+              <w:right w:val="single" w:sz="4" w:space="0" w:color="auto"/>
+            </w:tcBorders>
+            <w:noWrap/>
+            <w:vAlign w:val="bottom"/>
+            <w:hideMark/>
+          </w:tcPr>
+          <w:p>
+            <w:pPr>
+              <w:spacing w:line="240" w:lineRule="auto"/>
+              <w:ind w:firstLine="0"/>
+              <w:jc w:val="center"/>
+              <w:rPr>
+                <w:rFonts w:eastAsia="Times New Roman" w:cs="Times New Roman"/>
+                <w:b/>
+                <w:bCs/>
+                <w:i/>
+                <w:iCs/>
+                <w:color w:val="000000"/>
+                <w:kern w:val="0"/>
+                <w:sz w:val="18"/>
+                <w:szCs w:val="18"/>
+                <w:lang w:eastAsia="es-AR"/>
+                <w14:ligatures w14:val="none"/>
+              </w:rPr>
+            </w:pPr>
+            <w:r>
+              <w:rPr>
+                <w:rFonts w:eastAsia="Times New Roman" w:cs="Times New Roman"/>
+                <w:b/>
+                <w:bCs/>
+                <w:i/>
+                <w:iCs/>
+                <w:color w:val="000000"/>
+                <w:kern w:val="0"/>
+                <w:sz w:val="18"/>
+                <w:szCs w:val="18"/>
+                <w:lang w:eastAsia="es-AR"/>
+                <w14:ligatures w14:val="none"/>
+              </w:rPr>
+              <w:t>Característica</w:t>
+            </w:r>
+          </w:p>
+        </w:tc>
+        <w:tc>
+          <w:tcPr>
+            <w:tcW w:w="0" w:type="auto"/>
+            <w:tcBorders>
+              <w:top w:val="single" w:sz="8" w:space="0" w:color="auto"/>
+              <w:left w:val="nil"/>
+              <w:bottom w:val="single" w:sz="4" w:space="0" w:color="auto"/>
+              <w:right w:val="single" w:sz="8" w:space="0" w:color="auto"/>
+            </w:tcBorders>
+            <w:noWrap/>
+            <w:vAlign w:val="bottom"/>
+            <w:hideMark/>
+          </w:tcPr>
+          <w:p>
+            <w:pPr>
+              <w:spacing w:line="240" w:lineRule="auto"/>
+              <w:ind w:firstLine="0"/>
+              <w:jc w:val="center"/>
+              <w:rPr>
+                <w:rFonts w:eastAsia="Times New Roman" w:cs="Times New Roman"/>
+                <w:b/>
+                <w:bCs/>
+                <w:i/>
+                <w:iCs/>
+                <w:color w:val="000000"/>
+                <w:kern w:val="0"/>
+                <w:sz w:val="18"/>
+                <w:szCs w:val="18"/>
+                <w:lang w:eastAsia="es-AR"/>
+                <w14:ligatures w14:val="none"/>
+              </w:rPr>
+            </w:pPr>
+            <w:r>
+              <w:rPr>
+                <w:rFonts w:eastAsia="Times New Roman" w:cs="Times New Roman"/>
+                <w:b/>
+                <w:bCs/>
+                <w:i/>
+                <w:iCs/>
+                <w:color w:val="000000"/>
+                <w:kern w:val="0"/>
+                <w:sz w:val="18"/>
+                <w:szCs w:val="18"/>
+                <w:lang w:eastAsia="es-AR"/>
+                <w14:ligatures w14:val="none"/>
+              </w:rPr>
+              <w:t>Valor</w:t>
+            </w:r>
+          </w:p>
+        </w:tc>
+      </w:tr>
+      <w:tr>
+        <w:trPr>
+          <w:trHeight w:val="300"/>
+          <w:jc w:val="center"/>
+        </w:trPr>
+        <w:tc>
+          <w:tcPr>
+            <w:tcW w:w="0" w:type="auto"/>
+            <w:tcBorders>
+              <w:top w:val="nil"/>
+              <w:left w:val="single" w:sz="8" w:space="0" w:color="auto"/>
+              <w:bottom w:val="single" w:sz="4" w:space="0" w:color="auto"/>
+              <w:right w:val="single" w:sz="4" w:space="0" w:color="auto"/>
+            </w:tcBorders>
+            <w:noWrap/>
+            <w:vAlign w:val="bottom"/>
+            <w:hideMark/>
+          </w:tcPr>
+          <w:p>
+            <w:pPr>
+              <w:spacing w:line="240" w:lineRule="auto"/>
+              <w:ind w:firstLine="0"/>
+              <w:rPr>
+                <w:rFonts w:eastAsia="Times New Roman" w:cs="Times New Roman"/>
+                <w:i/>
+                <w:iCs/>
+                <w:color w:val="000000"/>
+                <w:kern w:val="0"/>
+                <w:sz w:val="18"/>
+                <w:szCs w:val="18"/>
+                <w:lang w:eastAsia="es-AR"/>
+                <w14:ligatures w14:val="none"/>
+              </w:rPr>
+            </w:pPr>
+            <w:r>
+              <w:rPr>
+                <w:rFonts w:eastAsia="Times New Roman" w:cs="Times New Roman"/>
+                <w:i/>
+                <w:iCs/>
+                <w:color w:val="000000"/>
+                <w:kern w:val="0"/>
+                <w:sz w:val="18"/>
+                <w:szCs w:val="18"/>
+                <w:lang w:eastAsia="es-AR"/>
+                <w14:ligatures w14:val="none"/>
+              </w:rPr>
+              <w:t>Dimensiones (Celdas)</w:t>
+            </w:r>
+          </w:p>
+        </w:tc>
+        <w:tc>
+          <w:tcPr>
+            <w:tcW w:w="0" w:type="auto"/>
+            <w:tcBorders>
+              <w:top w:val="nil"/>
+              <w:left w:val="nil"/>
+              <w:bottom w:val="single" w:sz="4" w:space="0" w:color="auto"/>
+              <w:right w:val="single" w:sz="8" w:space="0" w:color="auto"/>
+            </w:tcBorders>
+            <w:noWrap/>
+            <w:vAlign w:val="bottom"/>
+            <w:hideMark/>
+          </w:tcPr>
+          <w:p>
+            <w:pPr>
+              <w:spacing w:line="240" w:lineRule="auto"/>
+              <w:ind w:firstLine="0"/>
+              <w:jc w:val="right"/>
+              <w:rPr>
+                <w:rFonts w:eastAsia="Times New Roman" w:cs="Times New Roman"/>
+                <w:color w:val="000000"/>
+                <w:kern w:val="0"/>
+                <w:sz w:val="18"/>
+                <w:szCs w:val="18"/>
+                <w:lang w:eastAsia="es-AR"/>
+                <w14:ligatures w14:val="none"/>
+              </w:rPr>
+            </w:pPr>
+            <w:r>
+              <w:rPr>
+                <w:rFonts w:eastAsia="Times New Roman" w:cs="Times New Roman"/>
+                <w:color w:val="000000"/>
+                <w:kern w:val="0"/>
+                <w:sz w:val="18"/>
+                <w:szCs w:val="18"/>
+                <w:lang w:eastAsia="es-AR"/>
+                <w14:ligatures w14:val="none"/>
+              </w:rPr>
+              <w:t>11 × 11</w:t>
+            </w:r>
+          </w:p>
+        </w:tc>
+      </w:tr>
+      <w:tr>
+        <w:trPr>
+          <w:trHeight w:val="300"/>
+          <w:jc w:val="center"/>
+        </w:trPr>
+        <w:tc>
+          <w:tcPr>
+            <w:tcW w:w="0" w:type="auto"/>
+            <w:tcBorders>
+              <w:top w:val="nil"/>
+              <w:left w:val="single" w:sz="8" w:space="0" w:color="auto"/>
+              <w:bottom w:val="single" w:sz="4" w:space="0" w:color="auto"/>
+              <w:right w:val="single" w:sz="4" w:space="0" w:color="auto"/>
+            </w:tcBorders>
+            <w:noWrap/>
+            <w:vAlign w:val="bottom"/>
+            <w:hideMark/>
+          </w:tcPr>
+          <w:p>
+            <w:pPr>
+              <w:spacing w:line="240" w:lineRule="auto"/>
+              <w:ind w:firstLine="0"/>
+              <w:rPr>
+                <w:rFonts w:eastAsia="Times New Roman" w:cs="Times New Roman"/>
+                <w:i/>
+                <w:iCs/>
+                <w:color w:val="000000"/>
+                <w:kern w:val="0"/>
+                <w:sz w:val="18"/>
+                <w:szCs w:val="18"/>
+                <w:lang w:eastAsia="es-AR"/>
+                <w14:ligatures w14:val="none"/>
+              </w:rPr>
+            </w:pPr>
+            <w:r>
+              <w:rPr>
+                <w:rFonts w:eastAsia="Times New Roman" w:cs="Times New Roman"/>
+                <w:i/>
+                <w:iCs/>
+                <w:color w:val="000000"/>
+                <w:kern w:val="0"/>
+                <w:sz w:val="18"/>
+                <w:szCs w:val="18"/>
+                <w:lang w:eastAsia="es-AR"/>
+                <w14:ligatures w14:val="none"/>
+              </w:rPr>
+              <w:t>Total</w:t>
+            </w:r>
+            <w:r>
+              <w:rPr>
+                <w:rFonts w:eastAsia="Times New Roman" w:cs="Times New Roman"/>
+                <w:i/>
+                <w:iCs/>
+                <w:color w:val="000000"/>
+                <w:kern w:val="0"/>
+                <w:sz w:val="18"/>
+                <w:szCs w:val="18"/>
+                <w:lang w:eastAsia="es-AR"/>
+                <w14:ligatures w14:val="none"/>
+              </w:rPr>
+              <w:t>,</w:t>
+            </w:r>
+            <w:r>
+              <w:rPr>
+                <w:rFonts w:eastAsia="Times New Roman" w:cs="Times New Roman"/>
+                <w:i/>
+                <w:iCs/>
+                <w:color w:val="000000"/>
+                <w:kern w:val="0"/>
+                <w:sz w:val="18"/>
+                <w:szCs w:val="18"/>
+                <w:lang w:eastAsia="es-AR"/>
+                <w14:ligatures w14:val="none"/>
+              </w:rPr>
+              <w:t xml:space="preserve"> celdas</w:t>
+            </w:r>
+          </w:p>
+        </w:tc>
+        <w:tc>
+          <w:tcPr>
+            <w:tcW w:w="0" w:type="auto"/>
+            <w:tcBorders>
+              <w:top w:val="nil"/>
+              <w:left w:val="nil"/>
+              <w:bottom w:val="single" w:sz="4" w:space="0" w:color="auto"/>
+              <w:right w:val="single" w:sz="8" w:space="0" w:color="auto"/>
+            </w:tcBorders>
+            <w:noWrap/>
+            <w:vAlign w:val="bottom"/>
+            <w:hideMark/>
+          </w:tcPr>
+          <w:p>
+            <w:pPr>
+              <w:spacing w:line="240" w:lineRule="auto"/>
+              <w:ind w:firstLine="0"/>
+              <w:jc w:val="right"/>
+              <w:rPr>
+                <w:rFonts w:eastAsia="Times New Roman" w:cs="Times New Roman"/>
+                <w:color w:val="000000"/>
+                <w:kern w:val="0"/>
+                <w:sz w:val="18"/>
+                <w:szCs w:val="18"/>
+                <w:lang w:eastAsia="es-AR"/>
+                <w14:ligatures w14:val="none"/>
+              </w:rPr>
+            </w:pPr>
+            <w:r>
+              <w:rPr>
+                <w:rFonts w:eastAsia="Times New Roman" w:cs="Times New Roman"/>
+                <w:color w:val="000000"/>
+                <w:kern w:val="0"/>
+                <w:sz w:val="18"/>
+                <w:szCs w:val="18"/>
+                <w:lang w:eastAsia="es-AR"/>
+                <w14:ligatures w14:val="none"/>
+              </w:rPr>
+              <w:t>121</w:t>
+            </w:r>
+          </w:p>
+        </w:tc>
+      </w:tr>
+      <w:tr>
+        <w:trPr>
+          <w:trHeight w:val="300"/>
+          <w:jc w:val="center"/>
+        </w:trPr>
+        <w:tc>
+          <w:tcPr>
+            <w:tcW w:w="0" w:type="auto"/>
+            <w:tcBorders>
+              <w:top w:val="nil"/>
+              <w:left w:val="single" w:sz="8" w:space="0" w:color="auto"/>
+              <w:bottom w:val="single" w:sz="4" w:space="0" w:color="auto"/>
+              <w:right w:val="single" w:sz="4" w:space="0" w:color="auto"/>
+            </w:tcBorders>
+            <w:noWrap/>
+            <w:vAlign w:val="bottom"/>
+            <w:hideMark/>
+          </w:tcPr>
+          <w:p>
+            <w:pPr>
+              <w:spacing w:line="240" w:lineRule="auto"/>
+              <w:ind w:firstLine="0"/>
+              <w:rPr>
+                <w:rFonts w:eastAsia="Times New Roman" w:cs="Times New Roman"/>
+                <w:i/>
+                <w:iCs/>
+                <w:color w:val="000000"/>
+                <w:kern w:val="0"/>
+                <w:sz w:val="18"/>
+                <w:szCs w:val="18"/>
+                <w:lang w:eastAsia="es-AR"/>
+                <w14:ligatures w14:val="none"/>
+              </w:rPr>
+            </w:pPr>
+            <w:r>
+              <w:rPr>
+                <w:rFonts w:eastAsia="Times New Roman" w:cs="Times New Roman"/>
+                <w:i/>
+                <w:iCs/>
+                <w:color w:val="000000"/>
+                <w:kern w:val="0"/>
+                <w:sz w:val="18"/>
+                <w:szCs w:val="18"/>
+                <w:lang w:eastAsia="es-AR"/>
+                <w14:ligatures w14:val="none"/>
+              </w:rPr>
+              <w:t>Resolución Angular</w:t>
+            </w:r>
+          </w:p>
+        </w:tc>
+        <w:tc>
+          <w:tcPr>
+            <w:tcW w:w="0" w:type="auto"/>
+            <w:tcBorders>
+              <w:top w:val="nil"/>
+              <w:left w:val="nil"/>
+              <w:bottom w:val="single" w:sz="4" w:space="0" w:color="auto"/>
+              <w:right w:val="single" w:sz="8" w:space="0" w:color="auto"/>
+            </w:tcBorders>
+            <w:noWrap/>
+            <w:vAlign w:val="bottom"/>
+            <w:hideMark/>
+          </w:tcPr>
+          <w:p>
+            <w:pPr>
+              <w:spacing w:line="240" w:lineRule="auto"/>
+              <w:ind w:firstLine="0"/>
+              <w:jc w:val="right"/>
+              <w:rPr>
+                <w:rFonts w:eastAsia="Times New Roman" w:cs="Times New Roman"/>
+                <w:color w:val="000000"/>
+                <w:kern w:val="0"/>
+                <w:sz w:val="18"/>
+                <w:szCs w:val="18"/>
+                <w:lang w:eastAsia="es-AR"/>
+                <w14:ligatures w14:val="none"/>
+              </w:rPr>
+            </w:pPr>
+            <w:r>
+              <w:rPr>
+                <w:rFonts w:eastAsia="Times New Roman" w:cs="Times New Roman"/>
+                <w:color w:val="000000"/>
+                <w:kern w:val="0"/>
+                <w:sz w:val="18"/>
+                <w:szCs w:val="18"/>
+                <w:lang w:eastAsia="es-AR"/>
+                <w14:ligatures w14:val="none"/>
+              </w:rPr>
+              <w:t>0.10° × 0.10°</w:t>
+            </w:r>
+          </w:p>
+        </w:tc>
+      </w:tr>
+      <w:tr>
+        <w:trPr>
+          <w:trHeight w:val="300"/>
+          <w:jc w:val="center"/>
+        </w:trPr>
+        <w:tc>
+          <w:tcPr>
+            <w:tcW w:w="0" w:type="auto"/>
+            <w:tcBorders>
+              <w:top w:val="nil"/>
+              <w:left w:val="single" w:sz="8" w:space="0" w:color="auto"/>
+              <w:bottom w:val="single" w:sz="4" w:space="0" w:color="auto"/>
+              <w:right w:val="single" w:sz="4" w:space="0" w:color="auto"/>
+            </w:tcBorders>
+            <w:noWrap/>
+            <w:vAlign w:val="bottom"/>
+            <w:hideMark/>
+          </w:tcPr>
+          <w:p>
+            <w:pPr>
+              <w:spacing w:line="240" w:lineRule="auto"/>
+              <w:ind w:firstLine="0"/>
+              <w:rPr>
+                <w:rFonts w:eastAsia="Times New Roman" w:cs="Times New Roman"/>
+                <w:i/>
+                <w:iCs/>
+                <w:color w:val="000000"/>
+                <w:kern w:val="0"/>
+                <w:sz w:val="18"/>
+                <w:szCs w:val="18"/>
+                <w:lang w:eastAsia="es-AR"/>
+                <w14:ligatures w14:val="none"/>
+              </w:rPr>
+            </w:pPr>
+            <w:r>
+              <w:rPr>
+                <w:rFonts w:eastAsia="Times New Roman" w:cs="Times New Roman"/>
+                <w:i/>
+                <w:iCs/>
+                <w:color w:val="000000"/>
+                <w:kern w:val="0"/>
+                <w:sz w:val="18"/>
+                <w:szCs w:val="18"/>
+                <w:lang w:eastAsia="es-AR"/>
+                <w14:ligatures w14:val="none"/>
+              </w:rPr>
+              <w:t>Resolución Métrica Aproximada (m)</w:t>
+            </w:r>
+          </w:p>
+        </w:tc>
+        <w:tc>
+          <w:tcPr>
+            <w:tcW w:w="0" w:type="auto"/>
+            <w:tcBorders>
+              <w:top w:val="nil"/>
+              <w:left w:val="nil"/>
+              <w:bottom w:val="single" w:sz="4" w:space="0" w:color="auto"/>
+              <w:right w:val="single" w:sz="8" w:space="0" w:color="auto"/>
+            </w:tcBorders>
+            <w:noWrap/>
+            <w:vAlign w:val="bottom"/>
+            <w:hideMark/>
+          </w:tcPr>
+          <w:p>
+            <w:pPr>
+              <w:spacing w:line="240" w:lineRule="auto"/>
+              <w:ind w:firstLine="0"/>
+              <w:jc w:val="right"/>
+              <w:rPr>
+                <w:rFonts w:eastAsia="Times New Roman" w:cs="Times New Roman"/>
+                <w:color w:val="000000"/>
+                <w:kern w:val="0"/>
+                <w:sz w:val="18"/>
+                <w:szCs w:val="18"/>
+                <w:lang w:eastAsia="es-AR"/>
+                <w14:ligatures w14:val="none"/>
+              </w:rPr>
+            </w:pPr>
+            <w:r>
+              <w:rPr>
+                <w:rFonts w:eastAsia="Times New Roman" w:cs="Times New Roman"/>
+                <w:color w:val="000000"/>
+                <w:kern w:val="0"/>
+                <w:sz w:val="18"/>
+                <w:szCs w:val="18"/>
+                <w:lang w:eastAsia="es-AR"/>
+                <w14:ligatures w14:val="none"/>
+              </w:rPr>
+              <w:t>11107 × 8285</w:t>
+            </w:r>
+          </w:p>
+        </w:tc>
+      </w:tr>
+      <w:tr>
+        <w:trPr>
+          <w:trHeight w:val="300"/>
+          <w:jc w:val="center"/>
+        </w:trPr>
+        <w:tc>
+          <w:tcPr>
+            <w:tcW w:w="0" w:type="auto"/>
+            <w:tcBorders>
+              <w:top w:val="nil"/>
+              <w:left w:val="single" w:sz="8" w:space="0" w:color="auto"/>
+              <w:bottom w:val="single" w:sz="4" w:space="0" w:color="auto"/>
+              <w:right w:val="single" w:sz="4" w:space="0" w:color="auto"/>
+            </w:tcBorders>
+            <w:noWrap/>
+            <w:vAlign w:val="bottom"/>
+            <w:hideMark/>
+          </w:tcPr>
+          <w:p>
+            <w:pPr>
+              <w:spacing w:line="240" w:lineRule="auto"/>
+              <w:ind w:firstLine="0"/>
+              <w:rPr>
+                <w:rFonts w:eastAsia="Times New Roman" w:cs="Times New Roman"/>
+                <w:i/>
+                <w:iCs/>
+                <w:color w:val="000000"/>
+                <w:kern w:val="0"/>
+                <w:sz w:val="18"/>
+                <w:szCs w:val="18"/>
+                <w:lang w:eastAsia="es-AR"/>
+                <w14:ligatures w14:val="none"/>
+              </w:rPr>
+            </w:pPr>
+            <w:r>
+              <w:rPr>
+                <w:rFonts w:eastAsia="Times New Roman" w:cs="Times New Roman"/>
+                <w:i/>
+                <w:iCs/>
+                <w:color w:val="000000"/>
+                <w:kern w:val="0"/>
+                <w:sz w:val="18"/>
+                <w:szCs w:val="18"/>
+                <w:lang w:eastAsia="es-AR"/>
+                <w14:ligatures w14:val="none"/>
+              </w:rPr>
+              <w:t>Área Total Aproximada (</w:t>
+            </w:r>
+            <w:proofErr w:type="spellStart"/>
+            <w:r>
+              <w:rPr>
+                <w:rFonts w:eastAsia="Times New Roman" w:cs="Times New Roman"/>
+                <w:i/>
+                <w:iCs/>
+                <w:color w:val="000000"/>
+                <w:kern w:val="0"/>
+                <w:sz w:val="18"/>
+                <w:szCs w:val="18"/>
+                <w:lang w:eastAsia="es-AR"/>
+                <w14:ligatures w14:val="none"/>
+              </w:rPr>
+              <w:t>kms</w:t>
+            </w:r>
+            <w:proofErr w:type="spellEnd"/>
+            <w:r>
+              <w:rPr>
+                <w:rFonts w:eastAsia="Times New Roman" w:cs="Times New Roman"/>
+                <w:i/>
+                <w:iCs/>
+                <w:color w:val="000000"/>
+                <w:kern w:val="0"/>
+                <w:sz w:val="18"/>
+                <w:szCs w:val="18"/>
+                <w:lang w:eastAsia="es-AR"/>
+                <w14:ligatures w14:val="none"/>
+              </w:rPr>
+              <w:t>)</w:t>
+            </w:r>
+          </w:p>
+        </w:tc>
+        <w:tc>
+          <w:tcPr>
+            <w:tcW w:w="0" w:type="auto"/>
+            <w:tcBorders>
+              <w:top w:val="nil"/>
+              <w:left w:val="nil"/>
+              <w:bottom w:val="single" w:sz="4" w:space="0" w:color="auto"/>
+              <w:right w:val="single" w:sz="8" w:space="0" w:color="auto"/>
+            </w:tcBorders>
+            <w:noWrap/>
+            <w:vAlign w:val="bottom"/>
+            <w:hideMark/>
+          </w:tcPr>
+          <w:p>
+            <w:pPr>
+              <w:spacing w:line="240" w:lineRule="auto"/>
+              <w:ind w:firstLine="0"/>
+              <w:jc w:val="right"/>
+              <w:rPr>
+                <w:rFonts w:eastAsia="Times New Roman" w:cs="Times New Roman"/>
+                <w:color w:val="000000"/>
+                <w:kern w:val="0"/>
+                <w:sz w:val="18"/>
+                <w:szCs w:val="18"/>
+                <w:lang w:eastAsia="es-AR"/>
+                <w14:ligatures w14:val="none"/>
+              </w:rPr>
+            </w:pPr>
+            <w:r>
+              <w:rPr>
+                <w:rFonts w:eastAsia="Times New Roman" w:cs="Times New Roman"/>
+                <w:color w:val="000000"/>
+                <w:kern w:val="0"/>
+                <w:sz w:val="18"/>
+                <w:szCs w:val="18"/>
+                <w:lang w:eastAsia="es-AR"/>
+                <w14:ligatures w14:val="none"/>
+              </w:rPr>
+              <w:t>111.1 × 82.9</w:t>
+            </w:r>
+          </w:p>
+        </w:tc>
+      </w:tr>
+      <w:tr>
+        <w:trPr>
+          <w:trHeight w:val="300"/>
+          <w:jc w:val="center"/>
+        </w:trPr>
+        <w:tc>
+          <w:tcPr>
+            <w:tcW w:w="0" w:type="auto"/>
+            <w:tcBorders>
+              <w:top w:val="nil"/>
+              <w:left w:val="single" w:sz="8" w:space="0" w:color="auto"/>
+              <w:bottom w:val="single" w:sz="4" w:space="0" w:color="auto"/>
+              <w:right w:val="single" w:sz="4" w:space="0" w:color="auto"/>
+            </w:tcBorders>
+            <w:noWrap/>
+            <w:vAlign w:val="bottom"/>
+            <w:hideMark/>
+          </w:tcPr>
+          <w:p>
+            <w:pPr>
+              <w:spacing w:line="240" w:lineRule="auto"/>
+              <w:ind w:firstLine="0"/>
+              <w:rPr>
+                <w:rFonts w:eastAsia="Times New Roman" w:cs="Times New Roman"/>
+                <w:i/>
+                <w:iCs/>
+                <w:color w:val="000000"/>
+                <w:kern w:val="0"/>
+                <w:sz w:val="18"/>
+                <w:szCs w:val="18"/>
+                <w:lang w:eastAsia="es-AR"/>
+                <w14:ligatures w14:val="none"/>
+              </w:rPr>
+            </w:pPr>
+            <w:r>
+              <w:rPr>
+                <w:rFonts w:eastAsia="Times New Roman" w:cs="Times New Roman"/>
+                <w:i/>
+                <w:iCs/>
+                <w:color w:val="000000"/>
+                <w:kern w:val="0"/>
+                <w:sz w:val="18"/>
+                <w:szCs w:val="18"/>
+                <w:lang w:eastAsia="es-AR"/>
+                <w14:ligatures w14:val="none"/>
+              </w:rPr>
+              <w:t>Área Total Aproximada (kms^2)</w:t>
+            </w:r>
+          </w:p>
+        </w:tc>
+        <w:tc>
+          <w:tcPr>
+            <w:tcW w:w="0" w:type="auto"/>
+            <w:tcBorders>
+              <w:top w:val="nil"/>
+              <w:left w:val="nil"/>
+              <w:bottom w:val="single" w:sz="4" w:space="0" w:color="auto"/>
+              <w:right w:val="single" w:sz="8" w:space="0" w:color="auto"/>
+            </w:tcBorders>
+            <w:noWrap/>
+            <w:vAlign w:val="bottom"/>
+            <w:hideMark/>
+          </w:tcPr>
+          <w:p>
+            <w:pPr>
+              <w:spacing w:line="240" w:lineRule="auto"/>
+              <w:ind w:firstLine="0"/>
+              <w:jc w:val="right"/>
+              <w:rPr>
+                <w:rFonts w:eastAsia="Times New Roman" w:cs="Times New Roman"/>
+                <w:color w:val="000000"/>
+                <w:kern w:val="0"/>
+                <w:sz w:val="18"/>
+                <w:szCs w:val="18"/>
+                <w:lang w:eastAsia="es-AR"/>
+                <w14:ligatures w14:val="none"/>
+              </w:rPr>
+            </w:pPr>
+            <w:r>
+              <w:rPr>
+                <w:rFonts w:eastAsia="Times New Roman" w:cs="Times New Roman"/>
+                <w:color w:val="000000"/>
+                <w:kern w:val="0"/>
+                <w:sz w:val="18"/>
+                <w:szCs w:val="18"/>
+                <w:lang w:eastAsia="es-AR"/>
+                <w14:ligatures w14:val="none"/>
+              </w:rPr>
+              <w:t>9201,7</w:t>
+            </w:r>
+          </w:p>
+        </w:tc>
+      </w:tr>
+      <w:tr>
+        <w:trPr>
+          <w:trHeight w:val="300"/>
+          <w:jc w:val="center"/>
+        </w:trPr>
+        <w:tc>
+          <w:tcPr>
+            <w:tcW w:w="0" w:type="auto"/>
+            <w:tcBorders>
+              <w:top w:val="nil"/>
+              <w:left w:val="single" w:sz="8" w:space="0" w:color="auto"/>
+              <w:bottom w:val="single" w:sz="4" w:space="0" w:color="auto"/>
+              <w:right w:val="single" w:sz="4" w:space="0" w:color="auto"/>
+            </w:tcBorders>
+            <w:noWrap/>
+            <w:vAlign w:val="bottom"/>
+            <w:hideMark/>
+          </w:tcPr>
+          <w:p>
+            <w:pPr>
+              <w:spacing w:line="240" w:lineRule="auto"/>
+              <w:ind w:firstLine="0"/>
+              <w:rPr>
+                <w:rFonts w:eastAsia="Times New Roman" w:cs="Times New Roman"/>
+                <w:i/>
+                <w:iCs/>
+                <w:color w:val="000000"/>
+                <w:kern w:val="0"/>
+                <w:sz w:val="18"/>
+                <w:szCs w:val="18"/>
+                <w:lang w:eastAsia="es-AR"/>
+                <w14:ligatures w14:val="none"/>
+              </w:rPr>
+            </w:pPr>
+            <w:r>
+              <w:rPr>
+                <w:rFonts w:eastAsia="Times New Roman" w:cs="Times New Roman"/>
+                <w:i/>
+                <w:iCs/>
+                <w:color w:val="000000"/>
+                <w:kern w:val="0"/>
+                <w:sz w:val="18"/>
+                <w:szCs w:val="18"/>
+                <w:lang w:eastAsia="es-AR"/>
+                <w14:ligatures w14:val="none"/>
+              </w:rPr>
+              <w:t>Extensión Longitudinal</w:t>
+            </w:r>
+          </w:p>
+        </w:tc>
+        <w:tc>
+          <w:tcPr>
+            <w:tcW w:w="0" w:type="auto"/>
+            <w:tcBorders>
+              <w:top w:val="nil"/>
+              <w:left w:val="nil"/>
+              <w:bottom w:val="single" w:sz="4" w:space="0" w:color="auto"/>
+              <w:right w:val="single" w:sz="8" w:space="0" w:color="auto"/>
+            </w:tcBorders>
+            <w:noWrap/>
+            <w:vAlign w:val="bottom"/>
+            <w:hideMark/>
+          </w:tcPr>
+          <w:p>
+            <w:pPr>
+              <w:spacing w:line="240" w:lineRule="auto"/>
+              <w:ind w:firstLine="0"/>
+              <w:jc w:val="right"/>
+              <w:rPr>
+                <w:rFonts w:eastAsia="Times New Roman" w:cs="Times New Roman"/>
+                <w:color w:val="000000"/>
+                <w:kern w:val="0"/>
+                <w:sz w:val="18"/>
+                <w:szCs w:val="18"/>
+                <w:lang w:eastAsia="es-AR"/>
+                <w14:ligatures w14:val="none"/>
+              </w:rPr>
+            </w:pPr>
+            <w:r>
+              <w:rPr>
+                <w:rFonts w:eastAsia="Times New Roman" w:cs="Times New Roman"/>
+                <w:color w:val="000000"/>
+                <w:kern w:val="0"/>
+                <w:sz w:val="18"/>
+                <w:szCs w:val="18"/>
+                <w:lang w:eastAsia="es-AR"/>
+                <w14:ligatures w14:val="none"/>
+              </w:rPr>
+              <w:t>-72.00° a -71.00°</w:t>
+            </w:r>
+          </w:p>
+        </w:tc>
+      </w:tr>
+      <w:tr>
+        <w:trPr>
+          <w:trHeight w:val="315"/>
+          <w:jc w:val="center"/>
+        </w:trPr>
+        <w:tc>
+          <w:tcPr>
+            <w:tcW w:w="0" w:type="auto"/>
+            <w:tcBorders>
+              <w:top w:val="nil"/>
+              <w:left w:val="single" w:sz="8" w:space="0" w:color="auto"/>
+              <w:bottom w:val="single" w:sz="8" w:space="0" w:color="auto"/>
+              <w:right w:val="single" w:sz="4" w:space="0" w:color="auto"/>
+            </w:tcBorders>
+            <w:noWrap/>
+            <w:vAlign w:val="bottom"/>
+            <w:hideMark/>
+          </w:tcPr>
+          <w:p>
+            <w:pPr>
+              <w:spacing w:line="240" w:lineRule="auto"/>
+              <w:ind w:firstLine="0"/>
+              <w:rPr>
+                <w:rFonts w:eastAsia="Times New Roman" w:cs="Times New Roman"/>
+                <w:i/>
+                <w:iCs/>
+                <w:color w:val="000000"/>
+                <w:kern w:val="0"/>
+                <w:sz w:val="18"/>
+                <w:szCs w:val="18"/>
+                <w:lang w:eastAsia="es-AR"/>
+                <w14:ligatures w14:val="none"/>
+              </w:rPr>
+            </w:pPr>
+            <w:r>
+              <w:rPr>
+                <w:rFonts w:eastAsia="Times New Roman" w:cs="Times New Roman"/>
+                <w:i/>
+                <w:iCs/>
+                <w:color w:val="000000"/>
+                <w:kern w:val="0"/>
+                <w:sz w:val="18"/>
+                <w:szCs w:val="18"/>
+                <w:lang w:eastAsia="es-AR"/>
+                <w14:ligatures w14:val="none"/>
+              </w:rPr>
+              <w:t>Extensión Latitudinal</w:t>
+            </w:r>
+          </w:p>
+        </w:tc>
+        <w:tc>
+          <w:tcPr>
+            <w:tcW w:w="0" w:type="auto"/>
+            <w:tcBorders>
+              <w:top w:val="nil"/>
+              <w:left w:val="nil"/>
+              <w:bottom w:val="single" w:sz="8" w:space="0" w:color="auto"/>
+              <w:right w:val="single" w:sz="8" w:space="0" w:color="auto"/>
+            </w:tcBorders>
+            <w:noWrap/>
+            <w:vAlign w:val="bottom"/>
+            <w:hideMark/>
+          </w:tcPr>
+          <w:p>
+            <w:pPr>
+              <w:spacing w:line="240" w:lineRule="auto"/>
+              <w:ind w:firstLine="0"/>
+              <w:jc w:val="right"/>
+              <w:rPr>
+                <w:rFonts w:eastAsia="Times New Roman" w:cs="Times New Roman"/>
+                <w:color w:val="000000"/>
+                <w:kern w:val="0"/>
+                <w:sz w:val="18"/>
+                <w:szCs w:val="18"/>
+                <w:lang w:eastAsia="es-AR"/>
+                <w14:ligatures w14:val="none"/>
+              </w:rPr>
+            </w:pPr>
+            <w:r>
+              <w:rPr>
+                <w:rFonts w:eastAsia="Times New Roman" w:cs="Times New Roman"/>
+                <w:color w:val="000000"/>
+                <w:kern w:val="0"/>
+                <w:sz w:val="18"/>
+                <w:szCs w:val="18"/>
+                <w:lang w:eastAsia="es-AR"/>
+                <w14:ligatures w14:val="none"/>
+              </w:rPr>
+              <w:t>-42.00° a -41.00°</w:t>
+            </w:r>
+          </w:p>
+        </w:tc>
+      </w:tr>
+    </w:tbl>
+    <w:p>
+      <w:pPr>
+        <w:pStyle w:val="Descripcin"/>
+        <w:ind w:firstLine="0"/>
+        <w:jc w:val="center"/>
+        <w:rPr>
+          <w:b/>
+          <w:bCs/>
+          <w:color w:val="000000" w:themeColor="text1"/>
+        </w:rPr>
+      </w:pPr>
+      <w:r>
+        <w:rPr>
+          <w:b/>
+          <w:bCs/>
+          <w:color w:val="000000" w:themeColor="text1"/>
+        </w:rPr>
+        <w:t xml:space="preserve">Tabla </w:t>
+      </w:r>
+      <w:r>
+        <w:rPr>
+          <w:b/>
+          <w:bCs/>
+          <w:color w:val="000000" w:themeColor="text1"/>
+        </w:rPr>
+        <w:fldChar w:fldCharType="begin"/>
+      </w:r>
+      <w:r>
+        <w:rPr>
+          <w:b/>
+          <w:bCs/>
+          <w:color w:val="000000" w:themeColor="text1"/>
+        </w:rPr>
+        <w:instrText xml:space="preserve"> SEQ Tabla \* ARABIC </w:instrText>
+      </w:r>
+      <w:r>
+        <w:rPr>
+          <w:b/>
+          <w:bCs/>
+          <w:color w:val="000000" w:themeColor="text1"/>
+        </w:rPr>
+        <w:fldChar w:fldCharType="separate"/>
+      </w:r>
+      <w:r>
+        <w:rPr>
+          <w:b/>
+          <w:bCs/>
+          <w:noProof/>
+          <w:color w:val="000000" w:themeColor="text1"/>
+        </w:rPr>
+        <w:t>3</w:t>
+      </w:r>
+      <w:r>
+        <w:rPr>
+          <w:b/>
+          <w:bCs/>
+          <w:color w:val="000000" w:themeColor="text1"/>
+        </w:rPr>
+        <w:fldChar w:fldCharType="end"/>
+      </w:r>
+      <w:r>
+        <w:rPr>
+          <w:b/>
+          <w:bCs/>
+          <w:color w:val="000000" w:themeColor="text1"/>
+        </w:rPr>
+        <w:t xml:space="preserve"> - Resumen métrico de la grilla obtenida</w:t>
+      </w:r>
+      <w:r>
+        <w:rPr>
+          <w:b/>
+          <w:bCs/>
+          <w:color w:val="000000" w:themeColor="text1"/>
+        </w:rPr>
+        <w:t xml:space="preserve"> (sección 4.1 de notebook).</w:t>
+      </w:r>
+    </w:p>
+    <w:p>
+      <w:pPr>
+        <w:keepNext/>
+        <w:jc w:val="center"/>
+      </w:pPr>
+      <w:r>
+        <w:rPr>
+          <w:noProof/>
+        </w:rPr>
+        <w:drawing>
+          <wp:inline distT="0" distB="0" distL="0" distR="0" wp14:anchorId="5D2612C2" wp14:editId="5FF98BE7">
+            <wp:extent cx="3046021" cy="2445342"/>
+            <wp:effectExtent l="0" t="0" r="2540" b="0"/>
+            <wp:docPr id="1723983587" name="Imagen 1" descr="Interfaz de usuario gráfica, Mapa&#10;&#10;El contenido generado por IA puede ser incorrecto."/>
+            <wp:cNvGraphicFramePr>
+              <a:graphicFrameLocks xmlns:a="http://schemas.openxmlformats.org/drawingml/2006/main" noChangeAspect="1"/>
+            </wp:cNvGraphicFramePr>
+            <a:graphic xmlns:a="http://schemas.openxmlformats.org/drawingml/2006/main">
+              <a:graphicData uri="http://schemas.openxmlformats.org/drawingml/2006/picture">
+                <pic:pic xmlns:pic="http://schemas.openxmlformats.org/drawingml/2006/picture">
+                  <pic:nvPicPr>
+                    <pic:cNvPr id="1723983587" name="Imagen 1" descr="Interfaz de usuario gráfica, Mapa&#10;&#10;El contenido generado por IA puede ser incorrecto."/>
+                    <pic:cNvPicPr/>
+                  </pic:nvPicPr>
+                  <pic:blipFill>
+                    <a:blip r:embed="rId10"/>
+                    <a:stretch>
+                      <a:fillRect/>
+                    </a:stretch>
+                  </pic:blipFill>
+                  <pic:spPr>
+                    <a:xfrm>
+                      <a:off x="0" y="0"/>
+                      <a:ext cx="3066907" cy="2462109"/>
+                    </a:xfrm>
+                    <a:prstGeom prst="rect">
+                      <a:avLst/>
+                    </a:prstGeom>
+                  </pic:spPr>
+                </pic:pic>
+              </a:graphicData>
+            </a:graphic>
+          </wp:inline>
+        </w:drawing>
+      </w:r>
+    </w:p>
+    <w:p>
+      <w:pPr>
+        <w:pStyle w:val="Descripcin"/>
+        <w:jc w:val="center"/>
+        <w:rPr>
+          <w:b/>
+          <w:bCs/>
+          <w:color w:val="000000" w:themeColor="text1"/>
+        </w:rPr>
+      </w:pPr>
+      <w:r>
+        <w:rPr>
+          <w:b/>
+          <w:bCs/>
+          <w:color w:val="000000" w:themeColor="text1"/>
+        </w:rPr>
+        <w:t xml:space="preserve">Imagen </w:t>
+      </w:r>
+      <w:r>
+        <w:rPr>
+          <w:b/>
+          <w:bCs/>
+          <w:color w:val="000000" w:themeColor="text1"/>
+        </w:rPr>
+        <w:fldChar w:fldCharType="begin"/>
+      </w:r>
+      <w:r>
+        <w:rPr>
+          <w:b/>
+          <w:bCs/>
+          <w:color w:val="000000" w:themeColor="text1"/>
+        </w:rPr>
+        <w:instrText xml:space="preserve"> SEQ Imagen \* ARABIC </w:instrText>
+      </w:r>
+      <w:r>
+        <w:rPr>
+          <w:b/>
+          <w:bCs/>
+          <w:color w:val="000000" w:themeColor="text1"/>
+        </w:rPr>
+        <w:fldChar w:fldCharType="separate"/>
+      </w:r>
+      <w:r>
+        <w:rPr>
+          <w:b/>
+          <w:bCs/>
+          <w:noProof/>
+          <w:color w:val="000000" w:themeColor="text1"/>
+        </w:rPr>
+        <w:t>1</w:t>
+      </w:r>
+      <w:r>
+        <w:rPr>
+          <w:b/>
+          <w:bCs/>
+          <w:color w:val="000000" w:themeColor="text1"/>
+        </w:rPr>
+        <w:fldChar w:fldCharType="end"/>
+      </w:r>
+      <w:r>
+        <w:rPr>
+          <w:b/>
+          <w:bCs/>
+          <w:color w:val="000000" w:themeColor="text1"/>
+        </w:rPr>
+        <w:t xml:space="preserve"> - Validación </w:t>
+      </w:r>
+      <w:proofErr w:type="spellStart"/>
+      <w:r>
+        <w:rPr>
+          <w:b/>
+          <w:bCs/>
+          <w:color w:val="000000" w:themeColor="text1"/>
+        </w:rPr>
+        <w:t>curzada</w:t>
+      </w:r>
+      <w:proofErr w:type="spellEnd"/>
+      <w:r>
+        <w:rPr>
+          <w:b/>
+          <w:bCs/>
+          <w:color w:val="000000" w:themeColor="text1"/>
+        </w:rPr>
+        <w:t xml:space="preserve"> con origen de datos FIRMS.</w:t>
+      </w:r>
     </w:p>
     <w:p/>
     <w:p>
       <w:pPr>
+        <w:keepNext/>
+        <w:ind w:firstLine="0"/>
+      </w:pPr>
+      <w:r>
+        <w:rPr>
+          <w:noProof/>
+        </w:rPr>
+        <w:lastRenderedPageBreak/>
+        <w:drawing>
+          <wp:inline distT="0" distB="0" distL="0" distR="0" wp14:anchorId="1B628224" wp14:editId="38BF9E53">
+            <wp:extent cx="5400040" cy="2138045"/>
+            <wp:effectExtent l="0" t="0" r="0" b="0"/>
+            <wp:docPr id="91008185" name="Imagen 1" descr="Gráfico, Calendario&#10;&#10;El contenido generado por IA puede ser incorrecto."/>
+            <wp:cNvGraphicFramePr>
+              <a:graphicFrameLocks xmlns:a="http://schemas.openxmlformats.org/drawingml/2006/main" noChangeAspect="1"/>
+            </wp:cNvGraphicFramePr>
+            <a:graphic xmlns:a="http://schemas.openxmlformats.org/drawingml/2006/main">
+              <a:graphicData uri="http://schemas.openxmlformats.org/drawingml/2006/picture">
+                <pic:pic xmlns:pic="http://schemas.openxmlformats.org/drawingml/2006/picture">
+                  <pic:nvPicPr>
+                    <pic:cNvPr id="91008185" name="Imagen 1" descr="Gráfico, Calendario&#10;&#10;El contenido generado por IA puede ser incorrecto."/>
+                    <pic:cNvPicPr/>
+                  </pic:nvPicPr>
+                  <pic:blipFill>
+                    <a:blip r:embed="rId11" cstate="print">
+                      <a:extLst>
+                        <a:ext uri="{28A0092B-C50C-407E-A947-70E740481C1C}">
+                          <a14:useLocalDpi xmlns:a14="http://schemas.microsoft.com/office/drawing/2010/main" val="0"/>
+                        </a:ext>
+                      </a:extLst>
+                    </a:blip>
+                    <a:stretch>
+                      <a:fillRect/>
+                    </a:stretch>
+                  </pic:blipFill>
+                  <pic:spPr>
+                    <a:xfrm>
+                      <a:off x="0" y="0"/>
+                      <a:ext cx="5405713" cy="2140291"/>
+                    </a:xfrm>
+                    <a:prstGeom prst="rect">
+                      <a:avLst/>
+                    </a:prstGeom>
+                  </pic:spPr>
+                </pic:pic>
+              </a:graphicData>
+            </a:graphic>
+          </wp:inline>
+        </w:drawing>
+      </w:r>
+    </w:p>
+    <w:p>
+      <w:pPr>
+        <w:pStyle w:val="Descripcin"/>
+        <w:jc w:val="center"/>
+        <w:rPr>
+          <w:b/>
+          <w:bCs/>
+          <w:color w:val="000000" w:themeColor="text1"/>
+        </w:rPr>
+      </w:pPr>
+      <w:r>
+        <w:rPr>
+          <w:b/>
+          <w:bCs/>
+          <w:color w:val="000000" w:themeColor="text1"/>
+        </w:rPr>
+        <w:t xml:space="preserve">Imagen </w:t>
+      </w:r>
+      <w:r>
+        <w:rPr>
+          <w:b/>
+          <w:bCs/>
+          <w:color w:val="000000" w:themeColor="text1"/>
+        </w:rPr>
+        <w:fldChar w:fldCharType="begin"/>
+      </w:r>
+      <w:r>
+        <w:rPr>
+          <w:b/>
+          <w:bCs/>
+          <w:color w:val="000000" w:themeColor="text1"/>
+        </w:rPr>
+        <w:instrText xml:space="preserve"> SEQ Imagen \* ARABIC </w:instrText>
+      </w:r>
+      <w:r>
+        <w:rPr>
+          <w:b/>
+          <w:bCs/>
+          <w:color w:val="000000" w:themeColor="text1"/>
+        </w:rPr>
+        <w:fldChar w:fldCharType="separate"/>
+      </w:r>
+      <w:r>
+        <w:rPr>
+          <w:b/>
+          <w:bCs/>
+          <w:noProof/>
+          <w:color w:val="000000" w:themeColor="text1"/>
+        </w:rPr>
+        <w:t>2</w:t>
+      </w:r>
+      <w:r>
+        <w:rPr>
+          <w:b/>
+          <w:bCs/>
+          <w:color w:val="000000" w:themeColor="text1"/>
+        </w:rPr>
+        <w:fldChar w:fldCharType="end"/>
+      </w:r>
+      <w:r>
+        <w:rPr>
+          <w:b/>
+          <w:bCs/>
+          <w:color w:val="000000" w:themeColor="text1"/>
+        </w:rPr>
+        <w:t xml:space="preserve"> - Mapeo de coordenadas y frecuencia de observaciones.</w:t>
+      </w:r>
+    </w:p>
+    <w:p>
+      <w:pPr>
         <w:pStyle w:val="Ttulo1"/>
         <w:ind w:firstLine="0"/>
         <w:rPr>
@@ -10316,36 +12042,7 @@
           <w:color w:val="000000" w:themeColor="text1"/>
         </w:rPr>
       </w:pPr>
-      <w:bookmarkStart w:id="10" w:name="_Toc212143179"/>
-      <w:r>
-        <w:rPr>
-          <w:rFonts w:ascii="Times New Roman" w:hAnsi="Times New Roman" w:cs="Times New Roman"/>
-          <w:color w:val="000000" w:themeColor="text1"/>
-        </w:rPr>
-        <w:lastRenderedPageBreak/>
-        <w:t>Análisis exploratorio</w:t>
-      </w:r>
-      <w:bookmarkEnd w:id="10"/>
-    </w:p>
-    <w:p>
-      <w:pPr>
-        <w:ind w:firstLine="0"/>
-        <w:rPr>
-          <w:rFonts w:cs="Times New Roman"/>
-          <w:color w:val="000000" w:themeColor="text1"/>
-        </w:rPr>
-      </w:pPr>
-    </w:p>
-    <w:p>
-      <w:pPr>
-        <w:pStyle w:val="Ttulo1"/>
-        <w:ind w:firstLine="0"/>
-        <w:rPr>
-          <w:rFonts w:ascii="Times New Roman" w:hAnsi="Times New Roman" w:cs="Times New Roman"/>
-          <w:color w:val="000000" w:themeColor="text1"/>
-        </w:rPr>
-      </w:pPr>
-      <w:bookmarkStart w:id="11" w:name="_Toc212143180"/>
+      <w:bookmarkStart w:id="11" w:name="_Toc212376352"/>
       <w:r>
         <w:rPr>
           <w:rFonts w:ascii="Times New Roman" w:hAnsi="Times New Roman" w:cs="Times New Roman"/>
@@ -10373,7 +12070,7 @@
           <w:color w:val="000000" w:themeColor="text1"/>
         </w:rPr>
       </w:pPr>
-      <w:bookmarkStart w:id="12" w:name="_Toc212143181"/>
+      <w:bookmarkStart w:id="12" w:name="_Toc212376353"/>
       <w:r>
         <w:rPr>
           <w:rFonts w:ascii="Times New Roman" w:hAnsi="Times New Roman" w:cs="Times New Roman"/>
@@ -10401,7 +12098,7 @@
           <w:color w:val="000000" w:themeColor="text1"/>
         </w:rPr>
       </w:pPr>
-      <w:bookmarkStart w:id="13" w:name="_Toc212143182"/>
+      <w:bookmarkStart w:id="13" w:name="_Toc212376354"/>
       <w:r>
         <w:rPr>
           <w:rFonts w:ascii="Times New Roman" w:hAnsi="Times New Roman" w:cs="Times New Roman"/>
@@ -10429,7 +12126,7 @@
           <w:color w:val="000000" w:themeColor="text1"/>
         </w:rPr>
       </w:pPr>
-      <w:bookmarkStart w:id="14" w:name="_Toc212143183"/>
+      <w:bookmarkStart w:id="14" w:name="_Toc212376355"/>
       <w:r>
         <w:rPr>
           <w:rFonts w:ascii="Times New Roman" w:hAnsi="Times New Roman" w:cs="Times New Roman"/>
@@ -10447,7 +12144,7 @@
           <w:color w:val="000000" w:themeColor="text1"/>
         </w:rPr>
       </w:pPr>
-      <w:bookmarkStart w:id="15" w:name="_Toc212143184"/>
+      <w:bookmarkStart w:id="15" w:name="_Toc212376356"/>
       <w:r>
         <w:rPr>
           <w:color w:val="000000" w:themeColor="text1"/>
@@ -10532,6 +12229,7 @@
         <w:rPr>
           <w:noProof/>
         </w:rPr>
+        <w:lastRenderedPageBreak/>
         <w:drawing>
           <wp:inline distT="0" distB="0" distL="0" distR="0" wp14:anchorId="5B09DC76" wp14:editId="2147774C">
             <wp:extent cx="3600000" cy="2047457"/>
@@ -10548,7 +12246,7 @@
                     <pic:cNvPicPr/>
                   </pic:nvPicPr>
                   <pic:blipFill>
-                    <a:blip r:embed="rId10">
+                    <a:blip r:embed="rId12">
                       <a:extLst>
                         <a:ext uri="{28A0092B-C50C-407E-A947-70E740481C1C}">
                           <a14:useLocalDpi xmlns:a14="http://schemas.microsoft.com/office/drawing/2010/main" val="0"/>
@@ -10671,7 +12369,7 @@
           <w:color w:val="000000" w:themeColor="text1"/>
         </w:rPr>
       </w:pPr>
-      <w:bookmarkStart w:id="16" w:name="_Toc212143185"/>
+      <w:bookmarkStart w:id="16" w:name="_Toc212376357"/>
       <w:r>
         <w:rPr>
           <w:color w:val="000000" w:themeColor="text1"/>
@@ -10754,7 +12452,7 @@
           <w:color w:val="000000" w:themeColor="text1"/>
         </w:rPr>
       </w:pPr>
-      <w:bookmarkStart w:id="17" w:name="_Toc212143186"/>
+      <w:bookmarkStart w:id="17" w:name="_Toc212376358"/>
       <w:r>
         <w:rPr>
           <w:rFonts w:ascii="Times New Roman" w:hAnsi="Times New Roman" w:cs="Times New Roman"/>
@@ -10792,7 +12490,7 @@
       <w:r>
         <w:t xml:space="preserve"> </w:t>
       </w:r>
-      <w:hyperlink r:id="rId11" w:history="1">
+      <w:hyperlink r:id="rId13" w:history="1">
         <w:r>
           <w:rPr>
             <w:rStyle w:val="Hipervnculo"/>
@@ -10819,7 +12517,7 @@
       <w:r>
         <w:t xml:space="preserve">Greenpeace. (2025, mayo). </w:t>
       </w:r>
-      <w:hyperlink r:id="rId12" w:history="1">
+      <w:hyperlink r:id="rId14" w:history="1">
         <w:r>
           <w:rPr>
             <w:rStyle w:val="Hipervnculo"/>
@@ -10849,7 +12547,7 @@
       <w:r>
         <w:t xml:space="preserve">Servicio Nacional de Manejo del Fuego. (s.f.). </w:t>
       </w:r>
-      <w:hyperlink r:id="rId13" w:history="1">
+      <w:hyperlink r:id="rId15" w:history="1">
         <w:r>
           <w:rPr>
             <w:rStyle w:val="Hipervnculo"/>
@@ -10879,7 +12577,7 @@
       <w:r>
         <w:t xml:space="preserve">Anzola, J. D., Fuentes, L. D., y Rodríguez, E. M. (2024). </w:t>
       </w:r>
-      <w:hyperlink r:id="rId14" w:history="1">
+      <w:hyperlink r:id="rId16" w:history="1">
         <w:r>
           <w:rPr>
             <w:rStyle w:val="Hipervnculo"/>
@@ -10911,7 +12609,7 @@
       <w:r>
         <w:t xml:space="preserve">, H., Zhang, M., &amp; Wang, H. (2019). </w:t>
       </w:r>
-      <w:hyperlink r:id="rId15" w:history="1">
+      <w:hyperlink r:id="rId17" w:history="1">
         <w:r>
           <w:rPr>
             <w:rStyle w:val="Hipervnculo"/>
@@ -11099,7 +12797,7 @@
       <w:r>
         <w:t xml:space="preserve">. 2020. </w:t>
       </w:r>
-      <w:hyperlink r:id="rId16" w:history="1">
+      <w:hyperlink r:id="rId18" w:history="1">
         <w:r>
           <w:rPr>
             <w:rStyle w:val="Hipervnculo"/>
@@ -11244,7 +12942,7 @@
       <w:r>
         <w:t xml:space="preserve">Sengupta, A., &amp; Woodford, B. J. (2025). </w:t>
       </w:r>
-      <w:hyperlink r:id="rId17" w:history="1">
+      <w:hyperlink r:id="rId19" w:history="1">
         <w:proofErr w:type="spellStart"/>
         <w:r>
           <w:rPr>
@@ -11412,7 +13110,7 @@
       <w:r>
         <w:t xml:space="preserve">, M., Medel, R., Castillo, J., Vázquez, J. C., &amp; Casco, O. (2015). </w:t>
       </w:r>
-      <w:hyperlink r:id="rId18" w:history="1">
+      <w:hyperlink r:id="rId20" w:history="1">
         <w:r>
           <w:rPr>
             <w:rStyle w:val="Hipervnculo"/>
@@ -11455,7 +13153,7 @@
       <w:r>
         <w:t xml:space="preserve"> Saucedo, A., &amp; Inchausti, P. E. (2020). </w:t>
       </w:r>
-      <w:hyperlink r:id="rId19" w:history="1">
+      <w:hyperlink r:id="rId21" w:history="1">
         <w:r>
           <w:rPr>
             <w:rStyle w:val="Hipervnculo"/>
@@ -11499,7 +13197,7 @@
           <w:color w:val="000000" w:themeColor="text1"/>
         </w:rPr>
       </w:pPr>
-      <w:bookmarkStart w:id="27" w:name="_Toc212143187"/>
+      <w:bookmarkStart w:id="27" w:name="_Toc212376359"/>
       <w:r>
         <w:rPr>
           <w:rFonts w:ascii="Times New Roman" w:hAnsi="Times New Roman" w:cs="Times New Roman"/>
@@ -11656,7 +13354,7 @@
       <w:r>
         <w:t xml:space="preserve">, M. A. (2024). </w:t>
       </w:r>
-      <w:hyperlink r:id="rId20" w:history="1">
+      <w:hyperlink r:id="rId22" w:history="1">
         <w:proofErr w:type="spellStart"/>
         <w:r>
           <w:rPr>
@@ -11743,7 +13441,7 @@
       <w:r>
         <w:t xml:space="preserve">Muñoz Sabater, J. (2019): </w:t>
       </w:r>
-      <w:hyperlink r:id="rId21" w:history="1">
+      <w:hyperlink r:id="rId23" w:history="1">
         <w:r>
           <w:rPr>
             <w:rStyle w:val="Hipervnculo"/>
@@ -11885,7 +13583,7 @@
       <w:r>
         <w:t>. (2024). </w:t>
       </w:r>
-      <w:hyperlink r:id="rId22" w:history="1">
+      <w:hyperlink r:id="rId24" w:history="1">
         <w:r>
           <w:rPr>
             <w:rStyle w:val="Hipervnculo"/>
@@ -11964,7 +13662,7 @@
         <w:lastRenderedPageBreak/>
         <w:t>Comisión Nacional de Actividades Espaciales. (s. f.). </w:t>
       </w:r>
-      <w:hyperlink r:id="rId23" w:history="1">
+      <w:hyperlink r:id="rId25" w:history="1">
         <w:r>
           <w:rPr>
             <w:rStyle w:val="Hipervnculo"/>
@@ -12025,23 +13723,7 @@
           <w:i/>
           <w:iCs/>
         </w:rPr>
-        <w:t>Infor</w:t>
-      </w:r>
-      <w:r>
-        <w:rPr>
-          <w:rStyle w:val="Hipervnculo"/>
-          <w:i/>
-          <w:iCs/>
-        </w:rPr>
-        <w:t>m</w:t>
-      </w:r>
-      <w:r>
-        <w:rPr>
-          <w:rStyle w:val="Hipervnculo"/>
-          <w:i/>
-          <w:iCs/>
-        </w:rPr>
-        <w:t>ation</w:t>
+        <w:t>Information</w:t>
       </w:r>
       <w:proofErr w:type="spellEnd"/>
       <w:r>
@@ -12194,7 +13876,7 @@
       <w:r>
         <w:t xml:space="preserve">, </w:t>
       </w:r>
-      <w:hyperlink r:id="rId24" w:history="1">
+      <w:hyperlink r:id="rId26" w:history="1">
         <w:proofErr w:type="spellStart"/>
         <w:r>
           <w:rPr>
@@ -12345,22 +14027,14 @@
       <w:r>
         <w:t>). </w:t>
       </w:r>
-      <w:hyperlink r:id="rId25" w:history="1">
+      <w:hyperlink r:id="rId27" w:history="1">
         <w:r>
           <w:rPr>
             <w:rStyle w:val="Hipervnculo"/>
             <w:i/>
             <w:iCs/>
           </w:rPr>
-          <w:t>FIRMS:</w:t>
-        </w:r>
-        <w:r>
-          <w:rPr>
-            <w:rStyle w:val="Hipervnculo"/>
-            <w:i/>
-            <w:iCs/>
-          </w:rPr>
-          <w:t xml:space="preserve"> </w:t>
+          <w:t xml:space="preserve">FIRMS: </w:t>
         </w:r>
         <w:proofErr w:type="spellStart"/>
         <w:proofErr w:type="gramStart"/>
@@ -12510,7 +14184,7 @@
       <w:r>
         <w:t xml:space="preserve">. </w:t>
       </w:r>
-      <w:hyperlink r:id="rId26" w:history="1">
+      <w:hyperlink r:id="rId28" w:history="1">
         <w:r>
           <w:rPr>
             <w:rStyle w:val="Hipervnculo"/>
@@ -12612,7 +14286,7 @@
       <w:r>
         <w:t xml:space="preserve"> (C3S). </w:t>
       </w:r>
-      <w:hyperlink r:id="rId27" w:history="1">
+      <w:hyperlink r:id="rId29" w:history="1">
         <w:proofErr w:type="spellStart"/>
         <w:r>
           <w:rPr>
@@ -12681,7 +14355,7 @@
       </w:pPr>
     </w:p>
     <w:sectPr>
-      <w:footerReference w:type="default" r:id="rId28"/>
+      <w:footerReference w:type="default" r:id="rId30"/>
       <w:pgSz w:w="11906" w:h="16838"/>
       <w:pgMar w:top="1417" w:right="1701" w:bottom="1417" w:left="1701" w:header="708" w:footer="708" w:gutter="0"/>
       <w:pgNumType w:start="0"/>
@@ -12904,6 +14578,92 @@
     </w:lvl>
   </w:abstractNum>
   <w:abstractNum w:abstractNumId="1" w15:restartNumberingAfterBreak="0">
+    <w:nsid w:val="27150865"/>
+    <w:multiLevelType w:val="hybridMultilevel"/>
+    <w:tmpl w:val="8EAE2704"/>
+    <w:lvl w:ilvl="0" w:tplc="2C0A000F">
+      <w:start w:val="1"/>
+      <w:numFmt w:val="decimal"/>
+      <w:lvlText w:val="%1."/>
+      <w:lvlJc w:val="left"/>
+      <w:pPr>
+        <w:ind w:left="720" w:hanging="360"/>
+      </w:pPr>
+    </w:lvl>
+    <w:lvl w:ilvl="1" w:tplc="2C0A0019" w:tentative="1">
+      <w:start w:val="1"/>
+      <w:numFmt w:val="lowerLetter"/>
+      <w:lvlText w:val="%2."/>
+      <w:lvlJc w:val="left"/>
+      <w:pPr>
+        <w:ind w:left="1440" w:hanging="360"/>
+      </w:pPr>
+    </w:lvl>
+    <w:lvl w:ilvl="2" w:tplc="2C0A001B" w:tentative="1">
+      <w:start w:val="1"/>
+      <w:numFmt w:val="lowerRoman"/>
+      <w:lvlText w:val="%3."/>
+      <w:lvlJc w:val="right"/>
+      <w:pPr>
+        <w:ind w:left="2160" w:hanging="180"/>
+      </w:pPr>
+    </w:lvl>
+    <w:lvl w:ilvl="3" w:tplc="2C0A000F" w:tentative="1">
+      <w:start w:val="1"/>
+      <w:numFmt w:val="decimal"/>
+      <w:lvlText w:val="%4."/>
+      <w:lvlJc w:val="left"/>
+      <w:pPr>
+        <w:ind w:left="2880" w:hanging="360"/>
+      </w:pPr>
+    </w:lvl>
+    <w:lvl w:ilvl="4" w:tplc="2C0A0019" w:tentative="1">
+      <w:start w:val="1"/>
+      <w:numFmt w:val="lowerLetter"/>
+      <w:lvlText w:val="%5."/>
+      <w:lvlJc w:val="left"/>
+      <w:pPr>
+        <w:ind w:left="3600" w:hanging="360"/>
+      </w:pPr>
+    </w:lvl>
+    <w:lvl w:ilvl="5" w:tplc="2C0A001B" w:tentative="1">
+      <w:start w:val="1"/>
+      <w:numFmt w:val="lowerRoman"/>
+      <w:lvlText w:val="%6."/>
+      <w:lvlJc w:val="right"/>
+      <w:pPr>
+        <w:ind w:left="4320" w:hanging="180"/>
+      </w:pPr>
+    </w:lvl>
+    <w:lvl w:ilvl="6" w:tplc="2C0A000F" w:tentative="1">
+      <w:start w:val="1"/>
+      <w:numFmt w:val="decimal"/>
+      <w:lvlText w:val="%7."/>
+      <w:lvlJc w:val="left"/>
+      <w:pPr>
+        <w:ind w:left="5040" w:hanging="360"/>
+      </w:pPr>
+    </w:lvl>
+    <w:lvl w:ilvl="7" w:tplc="2C0A0019" w:tentative="1">
+      <w:start w:val="1"/>
+      <w:numFmt w:val="lowerLetter"/>
+      <w:lvlText w:val="%8."/>
+      <w:lvlJc w:val="left"/>
+      <w:pPr>
+        <w:ind w:left="5760" w:hanging="360"/>
+      </w:pPr>
+    </w:lvl>
+    <w:lvl w:ilvl="8" w:tplc="2C0A001B" w:tentative="1">
+      <w:start w:val="1"/>
+      <w:numFmt w:val="lowerRoman"/>
+      <w:lvlText w:val="%9."/>
+      <w:lvlJc w:val="right"/>
+      <w:pPr>
+        <w:ind w:left="6480" w:hanging="180"/>
+      </w:pPr>
+    </w:lvl>
+  </w:abstractNum>
+  <w:abstractNum w:abstractNumId="2" w15:restartNumberingAfterBreak="0">
     <w:nsid w:val="3D3C62C8"/>
     <w:multiLevelType w:val="multilevel"/>
     <w:tmpl w:val="DA00AD0A"/>
@@ -13052,7 +14812,7 @@
       </w:rPr>
     </w:lvl>
   </w:abstractNum>
-  <w:abstractNum w:abstractNumId="2" w15:restartNumberingAfterBreak="0">
+  <w:abstractNum w:abstractNumId="3" w15:restartNumberingAfterBreak="0">
     <w:nsid w:val="579D60C7"/>
     <w:multiLevelType w:val="multilevel"/>
     <w:tmpl w:val="E6584026"/>
@@ -13201,7 +14961,7 @@
       </w:rPr>
     </w:lvl>
   </w:abstractNum>
-  <w:abstractNum w:abstractNumId="3" w15:restartNumberingAfterBreak="0">
+  <w:abstractNum w:abstractNumId="4" w15:restartNumberingAfterBreak="0">
     <w:nsid w:val="60F27941"/>
     <w:multiLevelType w:val="hybridMultilevel"/>
     <w:tmpl w:val="29C2503A"/>
@@ -13290,17 +15050,17 @@
       </w:pPr>
     </w:lvl>
   </w:abstractNum>
-  <w:abstractNum w:abstractNumId="4" w15:restartNumberingAfterBreak="0">
-    <w:nsid w:val="6EA8020C"/>
+  <w:abstractNum w:abstractNumId="5" w15:restartNumberingAfterBreak="0">
+    <w:nsid w:val="6C80498A"/>
     <w:multiLevelType w:val="hybridMultilevel"/>
-    <w:tmpl w:val="5E2C2FEC"/>
-    <w:lvl w:ilvl="0" w:tplc="C05AE70A">
+    <w:tmpl w:val="422E2D16"/>
+    <w:lvl w:ilvl="0" w:tplc="BE30ECE8">
       <w:start w:val="1"/>
       <w:numFmt w:val="decimal"/>
-      <w:lvlText w:val="[%1]"/>
+      <w:lvlText w:val="%1."/>
       <w:lvlJc w:val="left"/>
       <w:pPr>
-        <w:ind w:left="360" w:hanging="360"/>
+        <w:ind w:left="1069" w:hanging="360"/>
       </w:pPr>
       <w:rPr>
         <w:rFonts w:hint="default"/>
@@ -13312,7 +15072,7 @@
       <w:lvlText w:val="%2."/>
       <w:lvlJc w:val="left"/>
       <w:pPr>
-        <w:ind w:left="1080" w:hanging="360"/>
+        <w:ind w:left="1789" w:hanging="360"/>
       </w:pPr>
     </w:lvl>
     <w:lvl w:ilvl="2" w:tplc="2C0A001B" w:tentative="1">
@@ -13321,7 +15081,7 @@
       <w:lvlText w:val="%3."/>
       <w:lvlJc w:val="right"/>
       <w:pPr>
-        <w:ind w:left="1800" w:hanging="180"/>
+        <w:ind w:left="2509" w:hanging="180"/>
       </w:pPr>
     </w:lvl>
     <w:lvl w:ilvl="3" w:tplc="2C0A000F" w:tentative="1">
@@ -13330,7 +15090,7 @@
       <w:lvlText w:val="%4."/>
       <w:lvlJc w:val="left"/>
       <w:pPr>
-        <w:ind w:left="2520" w:hanging="360"/>
+        <w:ind w:left="3229" w:hanging="360"/>
       </w:pPr>
     </w:lvl>
     <w:lvl w:ilvl="4" w:tplc="2C0A0019" w:tentative="1">
@@ -13339,7 +15099,7 @@
       <w:lvlText w:val="%5."/>
       <w:lvlJc w:val="left"/>
       <w:pPr>
-        <w:ind w:left="3240" w:hanging="360"/>
+        <w:ind w:left="3949" w:hanging="360"/>
       </w:pPr>
     </w:lvl>
     <w:lvl w:ilvl="5" w:tplc="2C0A001B" w:tentative="1">
@@ -13348,7 +15108,7 @@
       <w:lvlText w:val="%6."/>
       <w:lvlJc w:val="right"/>
       <w:pPr>
-        <w:ind w:left="3960" w:hanging="180"/>
+        <w:ind w:left="4669" w:hanging="180"/>
       </w:pPr>
     </w:lvl>
     <w:lvl w:ilvl="6" w:tplc="2C0A000F" w:tentative="1">
@@ -13357,7 +15117,7 @@
       <w:lvlText w:val="%7."/>
       <w:lvlJc w:val="left"/>
       <w:pPr>
-        <w:ind w:left="4680" w:hanging="360"/>
+        <w:ind w:left="5389" w:hanging="360"/>
       </w:pPr>
     </w:lvl>
     <w:lvl w:ilvl="7" w:tplc="2C0A0019" w:tentative="1">
@@ -13366,7 +15126,7 @@
       <w:lvlText w:val="%8."/>
       <w:lvlJc w:val="left"/>
       <w:pPr>
-        <w:ind w:left="5400" w:hanging="360"/>
+        <w:ind w:left="6109" w:hanging="360"/>
       </w:pPr>
     </w:lvl>
     <w:lvl w:ilvl="8" w:tplc="2C0A001B" w:tentative="1">
@@ -13375,24 +15135,119 @@
       <w:lvlText w:val="%9."/>
       <w:lvlJc w:val="right"/>
       <w:pPr>
+        <w:ind w:left="6829" w:hanging="180"/>
+      </w:pPr>
+    </w:lvl>
+  </w:abstractNum>
+  <w:abstractNum w:abstractNumId="6" w15:restartNumberingAfterBreak="0">
+    <w:nsid w:val="6EA8020C"/>
+    <w:multiLevelType w:val="hybridMultilevel"/>
+    <w:tmpl w:val="5E2C2FEC"/>
+    <w:lvl w:ilvl="0" w:tplc="C05AE70A">
+      <w:start w:val="1"/>
+      <w:numFmt w:val="decimal"/>
+      <w:lvlText w:val="[%1]"/>
+      <w:lvlJc w:val="left"/>
+      <w:pPr>
+        <w:ind w:left="360" w:hanging="360"/>
+      </w:pPr>
+      <w:rPr>
+        <w:rFonts w:hint="default"/>
+      </w:rPr>
+    </w:lvl>
+    <w:lvl w:ilvl="1" w:tplc="2C0A0019" w:tentative="1">
+      <w:start w:val="1"/>
+      <w:numFmt w:val="lowerLetter"/>
+      <w:lvlText w:val="%2."/>
+      <w:lvlJc w:val="left"/>
+      <w:pPr>
+        <w:ind w:left="1080" w:hanging="360"/>
+      </w:pPr>
+    </w:lvl>
+    <w:lvl w:ilvl="2" w:tplc="2C0A001B" w:tentative="1">
+      <w:start w:val="1"/>
+      <w:numFmt w:val="lowerRoman"/>
+      <w:lvlText w:val="%3."/>
+      <w:lvlJc w:val="right"/>
+      <w:pPr>
+        <w:ind w:left="1800" w:hanging="180"/>
+      </w:pPr>
+    </w:lvl>
+    <w:lvl w:ilvl="3" w:tplc="2C0A000F" w:tentative="1">
+      <w:start w:val="1"/>
+      <w:numFmt w:val="decimal"/>
+      <w:lvlText w:val="%4."/>
+      <w:lvlJc w:val="left"/>
+      <w:pPr>
+        <w:ind w:left="2520" w:hanging="360"/>
+      </w:pPr>
+    </w:lvl>
+    <w:lvl w:ilvl="4" w:tplc="2C0A0019" w:tentative="1">
+      <w:start w:val="1"/>
+      <w:numFmt w:val="lowerLetter"/>
+      <w:lvlText w:val="%5."/>
+      <w:lvlJc w:val="left"/>
+      <w:pPr>
+        <w:ind w:left="3240" w:hanging="360"/>
+      </w:pPr>
+    </w:lvl>
+    <w:lvl w:ilvl="5" w:tplc="2C0A001B" w:tentative="1">
+      <w:start w:val="1"/>
+      <w:numFmt w:val="lowerRoman"/>
+      <w:lvlText w:val="%6."/>
+      <w:lvlJc w:val="right"/>
+      <w:pPr>
+        <w:ind w:left="3960" w:hanging="180"/>
+      </w:pPr>
+    </w:lvl>
+    <w:lvl w:ilvl="6" w:tplc="2C0A000F" w:tentative="1">
+      <w:start w:val="1"/>
+      <w:numFmt w:val="decimal"/>
+      <w:lvlText w:val="%7."/>
+      <w:lvlJc w:val="left"/>
+      <w:pPr>
+        <w:ind w:left="4680" w:hanging="360"/>
+      </w:pPr>
+    </w:lvl>
+    <w:lvl w:ilvl="7" w:tplc="2C0A0019" w:tentative="1">
+      <w:start w:val="1"/>
+      <w:numFmt w:val="lowerLetter"/>
+      <w:lvlText w:val="%8."/>
+      <w:lvlJc w:val="left"/>
+      <w:pPr>
+        <w:ind w:left="5400" w:hanging="360"/>
+      </w:pPr>
+    </w:lvl>
+    <w:lvl w:ilvl="8" w:tplc="2C0A001B" w:tentative="1">
+      <w:start w:val="1"/>
+      <w:numFmt w:val="lowerRoman"/>
+      <w:lvlText w:val="%9."/>
+      <w:lvlJc w:val="right"/>
+      <w:pPr>
         <w:ind w:left="6120" w:hanging="180"/>
       </w:pPr>
     </w:lvl>
   </w:abstractNum>
   <w:num w:numId="1" w16cid:durableId="1169634065">
-    <w:abstractNumId w:val="3"/>
+    <w:abstractNumId w:val="4"/>
   </w:num>
   <w:num w:numId="2" w16cid:durableId="1219901139">
-    <w:abstractNumId w:val="4"/>
+    <w:abstractNumId w:val="6"/>
   </w:num>
   <w:num w:numId="3" w16cid:durableId="79329783">
     <w:abstractNumId w:val="0"/>
   </w:num>
   <w:num w:numId="4" w16cid:durableId="648637825">
+    <w:abstractNumId w:val="3"/>
+  </w:num>
+  <w:num w:numId="5" w16cid:durableId="2088501448">
     <w:abstractNumId w:val="2"/>
   </w:num>
-  <w:num w:numId="5" w16cid:durableId="2088501448">
+  <w:num w:numId="6" w16cid:durableId="1691948927">
     <w:abstractNumId w:val="1"/>
+  </w:num>
+  <w:num w:numId="7" w16cid:durableId="751926162">
+    <w:abstractNumId w:val="5"/>
   </w:num>
 </w:numbering>
 </file>
@@ -13997,6 +15852,7 @@
   <w:style w:type="character" w:default="1" w:styleId="Fuentedeprrafopredeter">
     <w:name w:val="Default Paragraph Font"/>
     <w:uiPriority w:val="1"/>
+    <w:semiHidden/>
     <w:unhideWhenUsed/>
   </w:style>
   <w:style w:type="table" w:default="1" w:styleId="Tablanormal">

--- a/docs/Tesis - Villagra Turco, Ezequiel.docx
+++ b/docs/Tesis - Villagra Turco, Ezequiel.docx
@@ -278,7 +278,7 @@
         <w:jc w:val="both"/>
       </w:pPr>
       <w:r>
-        <w:t>Esta tesis implementa un proceso automatizado, flexible y escalable para la recolección y procesamiento de datos satelitales, con el objetivo de consolidar un conjunto de datos integral para el estudio de incendios forestales. El propósito central del estudio es implementar y evaluar modelos predictivos de aprendizaje automático que estimen la probabilidad de ocurrencia de incendios forestales basándose en condiciones meteorológicas y variables ambientales de una región específica. [SIGUE…]</w:t>
+        <w:t>Esta tesis implementa un proceso automatizado, flexible y escalable para la recolección y procesamiento de datos, con el objetivo de consolidar un conjunto de datos integral para el estudio de incendios forestales. El propósito central del estudio es implementar y evaluar modelos predictivos de aprendizaje automático que estimen la probabilidad de ocurrencia de incendios forestales basándose en condiciones meteorológicas y variables ambientales de una región específica. [SIGUE…]</w:t>
       </w:r>
       <w:r>
         <w:t>.</w:t>
@@ -1306,23 +1306,7 @@
                 <w:rFonts w:cs="Times New Roman"/>
                 <w:noProof/>
               </w:rPr>
-              <w:t xml:space="preserve">Análisis </w:t>
-            </w:r>
-            <w:r>
-              <w:rPr>
-                <w:rStyle w:val="Hipervnculo"/>
-                <w:rFonts w:cs="Times New Roman"/>
-                <w:noProof/>
-              </w:rPr>
-              <w:t>e</w:t>
-            </w:r>
-            <w:r>
-              <w:rPr>
-                <w:rStyle w:val="Hipervnculo"/>
-                <w:rFonts w:cs="Times New Roman"/>
-                <w:noProof/>
-              </w:rPr>
-              <w:t>xploratorio</w:t>
+              <w:t>Análisis exploratorio</w:t>
             </w:r>
             <w:r>
               <w:rPr>
@@ -9345,7 +9329,25 @@
         <w:jc w:val="both"/>
       </w:pPr>
       <w:r>
-        <w:t xml:space="preserve">Los datos meteorológicos recibidos de los productos ERA5-Land [12] son un producto de reanálisis, por lo que no requieren limpieza o </w:t>
+        <w:t xml:space="preserve">Los datos meteorológicos recibidos de los productos ERA5-Land </w:t>
+      </w:r>
+      <w:r>
+        <w:fldChar w:fldCharType="begin"/>
+      </w:r>
+      <w:r>
+        <w:instrText xml:space="preserve"> REF _Ref212572650 \r \h </w:instrText>
+      </w:r>
+      <w:r>
+        <w:fldChar w:fldCharType="separate"/>
+      </w:r>
+      <w:r>
+        <w:t>[12]</w:t>
+      </w:r>
+      <w:r>
+        <w:fldChar w:fldCharType="end"/>
+      </w:r>
+      <w:r>
+        <w:t xml:space="preserve"> son un producto de reanálisis, por lo que no requieren limpieza o </w:t>
       </w:r>
       <w:r>
         <w:t>revisión</w:t>
@@ -10379,7 +10381,13 @@
       </w:r>
       <w:proofErr w:type="spellEnd"/>
       <w:r>
-        <w:t xml:space="preserve"> se observó un problema de discontinuidad temporal en las variables de incendios (</w:t>
+        <w:t xml:space="preserve"> se observó un problema de discontinuidad temporal en las variables de </w:t>
+      </w:r>
+      <w:r>
+        <w:t>focos de calor</w:t>
+      </w:r>
+      <w:r>
+        <w:t xml:space="preserve"> (</w:t>
       </w:r>
       <w:proofErr w:type="spellStart"/>
       <w:r>
@@ -10654,10 +10662,10 @@
         <w:jc w:val="both"/>
       </w:pPr>
       <w:r>
-        <w:t xml:space="preserve">Predictores Meteorológicos: El conjunto de las 6 variables del </w:t>
-      </w:r>
-      <w:r>
-        <w:t>FWI.</w:t>
+        <w:t xml:space="preserve">Predictores Meteorológicos: </w:t>
+      </w:r>
+      <w:r>
+        <w:t>Información meteorológica más el conjunto de las 6 variables del FWI.</w:t>
       </w:r>
     </w:p>
     <w:p>
@@ -10762,7 +10770,7 @@
           <w:rFonts w:cs="Times New Roman"/>
           <w:color w:val="000000" w:themeColor="text1"/>
         </w:rPr>
-        <w:t xml:space="preserve"> se verificó la información relacionada a la geolocalización con un resumen métrico de la grilla y la distribución de frecuencias por coordenadas, </w:t>
+        <w:t xml:space="preserve"> se verificó la información relacionada a la geolocalización con un resumen de la grilla y la distribución de frecuencias por coordenadas, </w:t>
       </w:r>
       <w:r>
         <w:rPr>
@@ -11038,35 +11046,7 @@
                 <w:lang w:eastAsia="es-AR"/>
                 <w14:ligatures w14:val="none"/>
               </w:rPr>
-              <w:t>Total</w:t>
-            </w:r>
-            <w:r>
-              <w:rPr>
-                <w:rFonts w:eastAsia="Times New Roman" w:cs="Times New Roman"/>
-                <w:i/>
-                <w:iCs/>
-                <w:color w:val="000000"/>
-                <w:kern w:val="0"/>
-                <w:sz w:val="18"/>
-                <w:szCs w:val="18"/>
-                <w:lang w:eastAsia="es-AR"/>
-                <w14:ligatures w14:val="none"/>
-              </w:rPr>
-              <w:t>,</w:t>
-            </w:r>
-            <w:r>
-              <w:rPr>
-                <w:rFonts w:eastAsia="Times New Roman" w:cs="Times New Roman"/>
-                <w:i/>
-                <w:iCs/>
-                <w:color w:val="000000"/>
-                <w:kern w:val="0"/>
-                <w:sz w:val="18"/>
-                <w:szCs w:val="18"/>
-                <w:lang w:eastAsia="es-AR"/>
-                <w14:ligatures w14:val="none"/>
-              </w:rPr>
-              <w:t xml:space="preserve"> celdas</w:t>
+              <w:t>Total, celdas</w:t>
             </w:r>
           </w:p>
         </w:tc>
@@ -11890,25 +11870,7 @@
           <w:bCs/>
           <w:color w:val="000000" w:themeColor="text1"/>
         </w:rPr>
-        <w:t xml:space="preserve"> - Validación </w:t>
-      </w:r>
-      <w:proofErr w:type="spellStart"/>
-      <w:r>
-        <w:rPr>
-          <w:b/>
-          <w:bCs/>
-          <w:color w:val="000000" w:themeColor="text1"/>
-        </w:rPr>
-        <w:t>curzada</w:t>
-      </w:r>
-      <w:proofErr w:type="spellEnd"/>
-      <w:r>
-        <w:rPr>
-          <w:b/>
-          <w:bCs/>
-          <w:color w:val="000000" w:themeColor="text1"/>
-        </w:rPr>
-        <w:t xml:space="preserve"> con origen de datos FIRMS.</w:t>
+        <w:t xml:space="preserve"> - Validación con origen de datos FIRMS.</w:t>
       </w:r>
     </w:p>
     <w:p/>
@@ -11921,9 +11883,8 @@
         <w:rPr>
           <w:noProof/>
         </w:rPr>
-        <w:lastRenderedPageBreak/>
         <w:drawing>
-          <wp:inline distT="0" distB="0" distL="0" distR="0" wp14:anchorId="1B628224" wp14:editId="38BF9E53">
+          <wp:inline distT="0" distB="0" distL="0" distR="0" wp14:anchorId="1B628224" wp14:editId="43BDF691">
             <wp:extent cx="5400040" cy="2138045"/>
             <wp:effectExtent l="0" t="0" r="0" b="0"/>
             <wp:docPr id="91008185" name="Imagen 1" descr="Gráfico, Calendario&#10;&#10;El contenido generado por IA puede ser incorrecto."/>
@@ -12033,6 +11994,1179 @@
         <w:t xml:space="preserve"> - Mapeo de coordenadas y frecuencia de observaciones.</w:t>
       </w:r>
     </w:p>
+    <w:p/>
+    <w:p>
+      <w:pPr>
+        <w:ind w:firstLine="0"/>
+        <w:jc w:val="both"/>
+      </w:pPr>
+      <w:r>
+        <w:tab/>
+        <w:t xml:space="preserve">Una vez constatada la coherencia geográfica con el área y el rango </w:t>
+      </w:r>
+      <w:r>
+        <w:t>de fechas</w:t>
+      </w:r>
+      <w:r>
+        <w:t xml:space="preserve"> de estudio, se procedió</w:t>
+      </w:r>
+      <w:r>
+        <w:t xml:space="preserve"> a generar código para analizar los datos meteorológicos y relacionados a FWI:</w:t>
+      </w:r>
+    </w:p>
+    <w:p>
+      <w:pPr>
+        <w:keepNext/>
+        <w:ind w:firstLine="0"/>
+        <w:jc w:val="both"/>
+      </w:pPr>
+      <w:r>
+        <w:rPr>
+          <w:noProof/>
+        </w:rPr>
+        <w:drawing>
+          <wp:inline distT="0" distB="0" distL="0" distR="0" wp14:anchorId="3F7B9F5D" wp14:editId="7442B36C">
+            <wp:extent cx="5400040" cy="2371090"/>
+            <wp:effectExtent l="0" t="0" r="0" b="0"/>
+            <wp:docPr id="952415538" name="Imagen 1"/>
+            <wp:cNvGraphicFramePr>
+              <a:graphicFrameLocks xmlns:a="http://schemas.openxmlformats.org/drawingml/2006/main" noChangeAspect="1"/>
+            </wp:cNvGraphicFramePr>
+            <a:graphic xmlns:a="http://schemas.openxmlformats.org/drawingml/2006/main">
+              <a:graphicData uri="http://schemas.openxmlformats.org/drawingml/2006/picture">
+                <pic:pic xmlns:pic="http://schemas.openxmlformats.org/drawingml/2006/picture">
+                  <pic:nvPicPr>
+                    <pic:cNvPr id="952415538" name="Imagen 952415538"/>
+                    <pic:cNvPicPr/>
+                  </pic:nvPicPr>
+                  <pic:blipFill>
+                    <a:blip r:embed="rId12" cstate="print">
+                      <a:extLst>
+                        <a:ext uri="{28A0092B-C50C-407E-A947-70E740481C1C}">
+                          <a14:useLocalDpi xmlns:a14="http://schemas.microsoft.com/office/drawing/2010/main" val="0"/>
+                        </a:ext>
+                      </a:extLst>
+                    </a:blip>
+                    <a:stretch>
+                      <a:fillRect/>
+                    </a:stretch>
+                  </pic:blipFill>
+                  <pic:spPr>
+                    <a:xfrm>
+                      <a:off x="0" y="0"/>
+                      <a:ext cx="5400040" cy="2371090"/>
+                    </a:xfrm>
+                    <a:prstGeom prst="rect">
+                      <a:avLst/>
+                    </a:prstGeom>
+                  </pic:spPr>
+                </pic:pic>
+              </a:graphicData>
+            </a:graphic>
+          </wp:inline>
+        </w:drawing>
+      </w:r>
+    </w:p>
+    <w:p>
+      <w:pPr>
+        <w:pStyle w:val="Descripcin"/>
+        <w:jc w:val="center"/>
+        <w:rPr>
+          <w:b/>
+          <w:bCs/>
+          <w:color w:val="auto"/>
+        </w:rPr>
+      </w:pPr>
+      <w:r>
+        <w:rPr>
+          <w:b/>
+          <w:bCs/>
+          <w:color w:val="auto"/>
+        </w:rPr>
+        <w:t xml:space="preserve">Imagen </w:t>
+      </w:r>
+      <w:r>
+        <w:rPr>
+          <w:b/>
+          <w:bCs/>
+          <w:color w:val="auto"/>
+        </w:rPr>
+        <w:fldChar w:fldCharType="begin"/>
+      </w:r>
+      <w:r>
+        <w:rPr>
+          <w:b/>
+          <w:bCs/>
+          <w:color w:val="auto"/>
+        </w:rPr>
+        <w:instrText xml:space="preserve"> SEQ Imagen \* ARABIC </w:instrText>
+      </w:r>
+      <w:r>
+        <w:rPr>
+          <w:b/>
+          <w:bCs/>
+          <w:color w:val="auto"/>
+        </w:rPr>
+        <w:fldChar w:fldCharType="separate"/>
+      </w:r>
+      <w:r>
+        <w:rPr>
+          <w:b/>
+          <w:bCs/>
+          <w:noProof/>
+          <w:color w:val="auto"/>
+        </w:rPr>
+        <w:t>3</w:t>
+      </w:r>
+      <w:r>
+        <w:rPr>
+          <w:b/>
+          <w:bCs/>
+          <w:color w:val="auto"/>
+        </w:rPr>
+        <w:fldChar w:fldCharType="end"/>
+      </w:r>
+      <w:r>
+        <w:rPr>
+          <w:b/>
+          <w:bCs/>
+          <w:color w:val="auto"/>
+        </w:rPr>
+        <w:t xml:space="preserve"> - Análisis temporal de FWI en -41.5, -71.8.</w:t>
+      </w:r>
+    </w:p>
+    <w:p>
+      <w:pPr>
+        <w:jc w:val="both"/>
+      </w:pPr>
+      <w:r>
+        <w:t>Los gráficos mostrados son generados a partir de un solo par de coordenadas, de otra forma quedaría inconsistente. En el análisis temporal se puede evidenciar la coherencia de las variables derivadas del FWI en relación con las meteorológicas, por ejemplo, como el efecto de las precipitaciones llevan el índice a prácticamente cero y la influencia de la velocidad del viento. También se observa la gran precipitación del día 23 de febrero de 2025 que fue la principal causa de la desaparición de los focos de calor.</w:t>
+      </w:r>
+    </w:p>
+    <w:p>
+      <w:pPr>
+        <w:jc w:val="both"/>
+      </w:pPr>
+    </w:p>
+    <w:p>
+      <w:pPr>
+        <w:keepNext/>
+        <w:ind w:firstLine="0"/>
+        <w:jc w:val="center"/>
+      </w:pPr>
+      <w:r>
+        <w:rPr>
+          <w:noProof/>
+        </w:rPr>
+        <w:lastRenderedPageBreak/>
+        <w:drawing>
+          <wp:inline distT="0" distB="0" distL="0" distR="0" wp14:anchorId="3C7A16B2" wp14:editId="4FB73D78">
+            <wp:extent cx="5278581" cy="1303507"/>
+            <wp:effectExtent l="0" t="0" r="0" b="0"/>
+            <wp:docPr id="1153105388" name="Imagen 2"/>
+            <wp:cNvGraphicFramePr>
+              <a:graphicFrameLocks xmlns:a="http://schemas.openxmlformats.org/drawingml/2006/main" noChangeAspect="1"/>
+            </wp:cNvGraphicFramePr>
+            <a:graphic xmlns:a="http://schemas.openxmlformats.org/drawingml/2006/main">
+              <a:graphicData uri="http://schemas.openxmlformats.org/drawingml/2006/picture">
+                <pic:pic xmlns:pic="http://schemas.openxmlformats.org/drawingml/2006/picture">
+                  <pic:nvPicPr>
+                    <pic:cNvPr id="1153105388" name="Imagen 1153105388"/>
+                    <pic:cNvPicPr/>
+                  </pic:nvPicPr>
+                  <pic:blipFill>
+                    <a:blip r:embed="rId13" cstate="print">
+                      <a:extLst>
+                        <a:ext uri="{28A0092B-C50C-407E-A947-70E740481C1C}">
+                          <a14:useLocalDpi xmlns:a14="http://schemas.microsoft.com/office/drawing/2010/main" val="0"/>
+                        </a:ext>
+                      </a:extLst>
+                    </a:blip>
+                    <a:stretch>
+                      <a:fillRect/>
+                    </a:stretch>
+                  </pic:blipFill>
+                  <pic:spPr>
+                    <a:xfrm>
+                      <a:off x="0" y="0"/>
+                      <a:ext cx="5317799" cy="1313192"/>
+                    </a:xfrm>
+                    <a:prstGeom prst="rect">
+                      <a:avLst/>
+                    </a:prstGeom>
+                  </pic:spPr>
+                </pic:pic>
+              </a:graphicData>
+            </a:graphic>
+          </wp:inline>
+        </w:drawing>
+      </w:r>
+    </w:p>
+    <w:p>
+      <w:pPr>
+        <w:pStyle w:val="Descripcin"/>
+        <w:ind w:firstLine="0"/>
+        <w:jc w:val="center"/>
+        <w:rPr>
+          <w:b/>
+          <w:bCs/>
+          <w:color w:val="auto"/>
+        </w:rPr>
+      </w:pPr>
+      <w:r>
+        <w:rPr>
+          <w:b/>
+          <w:bCs/>
+          <w:color w:val="auto"/>
+        </w:rPr>
+        <w:t xml:space="preserve">Imagen </w:t>
+      </w:r>
+      <w:r>
+        <w:rPr>
+          <w:b/>
+          <w:bCs/>
+          <w:color w:val="auto"/>
+        </w:rPr>
+        <w:fldChar w:fldCharType="begin"/>
+      </w:r>
+      <w:r>
+        <w:rPr>
+          <w:b/>
+          <w:bCs/>
+          <w:color w:val="auto"/>
+        </w:rPr>
+        <w:instrText xml:space="preserve"> SEQ Imagen \* ARABIC </w:instrText>
+      </w:r>
+      <w:r>
+        <w:rPr>
+          <w:b/>
+          <w:bCs/>
+          <w:color w:val="auto"/>
+        </w:rPr>
+        <w:fldChar w:fldCharType="separate"/>
+      </w:r>
+      <w:r>
+        <w:rPr>
+          <w:b/>
+          <w:bCs/>
+          <w:noProof/>
+          <w:color w:val="auto"/>
+        </w:rPr>
+        <w:t>4</w:t>
+      </w:r>
+      <w:r>
+        <w:rPr>
+          <w:b/>
+          <w:bCs/>
+          <w:color w:val="auto"/>
+        </w:rPr>
+        <w:fldChar w:fldCharType="end"/>
+      </w:r>
+      <w:r>
+        <w:rPr>
+          <w:b/>
+          <w:bCs/>
+          <w:color w:val="auto"/>
+        </w:rPr>
+        <w:t xml:space="preserve"> - Matriz de correlación de variables meteorológicas y FWI.</w:t>
+      </w:r>
+    </w:p>
+    <w:p>
+      <w:pPr>
+        <w:keepNext/>
+        <w:ind w:firstLine="0"/>
+        <w:jc w:val="center"/>
+      </w:pPr>
+      <w:r>
+        <w:rPr>
+          <w:noProof/>
+        </w:rPr>
+        <w:drawing>
+          <wp:inline distT="0" distB="0" distL="0" distR="0" wp14:anchorId="59AC7870" wp14:editId="4F3C19D1">
+            <wp:extent cx="5400040" cy="1452880"/>
+            <wp:effectExtent l="0" t="0" r="0" b="0"/>
+            <wp:docPr id="724237226" name="Imagen 3"/>
+            <wp:cNvGraphicFramePr>
+              <a:graphicFrameLocks xmlns:a="http://schemas.openxmlformats.org/drawingml/2006/main" noChangeAspect="1"/>
+            </wp:cNvGraphicFramePr>
+            <a:graphic xmlns:a="http://schemas.openxmlformats.org/drawingml/2006/main">
+              <a:graphicData uri="http://schemas.openxmlformats.org/drawingml/2006/picture">
+                <pic:pic xmlns:pic="http://schemas.openxmlformats.org/drawingml/2006/picture">
+                  <pic:nvPicPr>
+                    <pic:cNvPr id="724237226" name="Imagen 724237226"/>
+                    <pic:cNvPicPr/>
+                  </pic:nvPicPr>
+                  <pic:blipFill>
+                    <a:blip r:embed="rId14" cstate="print">
+                      <a:extLst>
+                        <a:ext uri="{28A0092B-C50C-407E-A947-70E740481C1C}">
+                          <a14:useLocalDpi xmlns:a14="http://schemas.microsoft.com/office/drawing/2010/main" val="0"/>
+                        </a:ext>
+                      </a:extLst>
+                    </a:blip>
+                    <a:stretch>
+                      <a:fillRect/>
+                    </a:stretch>
+                  </pic:blipFill>
+                  <pic:spPr>
+                    <a:xfrm>
+                      <a:off x="0" y="0"/>
+                      <a:ext cx="5400040" cy="1452880"/>
+                    </a:xfrm>
+                    <a:prstGeom prst="rect">
+                      <a:avLst/>
+                    </a:prstGeom>
+                  </pic:spPr>
+                </pic:pic>
+              </a:graphicData>
+            </a:graphic>
+          </wp:inline>
+        </w:drawing>
+      </w:r>
+    </w:p>
+    <w:p>
+      <w:pPr>
+        <w:pStyle w:val="Descripcin"/>
+        <w:jc w:val="center"/>
+        <w:rPr>
+          <w:b/>
+          <w:bCs/>
+          <w:color w:val="auto"/>
+        </w:rPr>
+      </w:pPr>
+      <w:r>
+        <w:rPr>
+          <w:b/>
+          <w:bCs/>
+          <w:color w:val="auto"/>
+        </w:rPr>
+        <w:t xml:space="preserve">Imagen </w:t>
+      </w:r>
+      <w:r>
+        <w:rPr>
+          <w:b/>
+          <w:bCs/>
+          <w:color w:val="auto"/>
+        </w:rPr>
+        <w:fldChar w:fldCharType="begin"/>
+      </w:r>
+      <w:r>
+        <w:rPr>
+          <w:b/>
+          <w:bCs/>
+          <w:color w:val="auto"/>
+        </w:rPr>
+        <w:instrText xml:space="preserve"> SEQ Imagen \* ARABIC </w:instrText>
+      </w:r>
+      <w:r>
+        <w:rPr>
+          <w:b/>
+          <w:bCs/>
+          <w:color w:val="auto"/>
+        </w:rPr>
+        <w:fldChar w:fldCharType="separate"/>
+      </w:r>
+      <w:r>
+        <w:rPr>
+          <w:b/>
+          <w:bCs/>
+          <w:noProof/>
+          <w:color w:val="auto"/>
+        </w:rPr>
+        <w:t>5</w:t>
+      </w:r>
+      <w:r>
+        <w:rPr>
+          <w:b/>
+          <w:bCs/>
+          <w:color w:val="auto"/>
+        </w:rPr>
+        <w:fldChar w:fldCharType="end"/>
+      </w:r>
+      <w:r>
+        <w:rPr>
+          <w:b/>
+          <w:bCs/>
+          <w:color w:val="auto"/>
+        </w:rPr>
+        <w:t xml:space="preserve"> - Distribución de categorías de riesgo según FWI.</w:t>
+      </w:r>
+    </w:p>
+    <w:p/>
+    <w:tbl>
+      <w:tblPr>
+        <w:tblStyle w:val="Tablaconcuadrcula"/>
+        <w:tblW w:w="0" w:type="auto"/>
+        <w:jc w:val="center"/>
+        <w:tblLook w:val="04A0" w:firstRow="1" w:lastRow="0" w:firstColumn="1" w:lastColumn="0" w:noHBand="0" w:noVBand="1"/>
+      </w:tblPr>
+      <w:tblGrid>
+        <w:gridCol w:w="2766"/>
+        <w:gridCol w:w="2066"/>
+      </w:tblGrid>
+      <w:tr>
+        <w:trPr>
+          <w:trHeight w:val="300"/>
+          <w:jc w:val="center"/>
+        </w:trPr>
+        <w:tc>
+          <w:tcPr>
+            <w:tcW w:w="0" w:type="auto"/>
+            <w:noWrap/>
+            <w:vAlign w:val="center"/>
+            <w:hideMark/>
+          </w:tcPr>
+          <w:p>
+            <w:pPr>
+              <w:ind w:firstLine="0"/>
+              <w:jc w:val="center"/>
+              <w:rPr>
+                <w:rFonts w:eastAsia="Times New Roman" w:cs="Times New Roman"/>
+                <w:b/>
+                <w:bCs/>
+                <w:i/>
+                <w:iCs/>
+                <w:color w:val="000000"/>
+                <w:kern w:val="0"/>
+                <w:sz w:val="18"/>
+                <w:szCs w:val="18"/>
+                <w:lang w:eastAsia="es-AR"/>
+                <w14:ligatures w14:val="none"/>
+              </w:rPr>
+            </w:pPr>
+            <w:r>
+              <w:rPr>
+                <w:rFonts w:eastAsia="Times New Roman" w:cs="Times New Roman"/>
+                <w:b/>
+                <w:bCs/>
+                <w:i/>
+                <w:iCs/>
+                <w:color w:val="000000"/>
+                <w:kern w:val="0"/>
+                <w:sz w:val="18"/>
+                <w:szCs w:val="18"/>
+                <w:lang w:eastAsia="es-AR"/>
+                <w14:ligatures w14:val="none"/>
+              </w:rPr>
+              <w:t>Métrica</w:t>
+            </w:r>
+          </w:p>
+        </w:tc>
+        <w:tc>
+          <w:tcPr>
+            <w:tcW w:w="0" w:type="auto"/>
+            <w:noWrap/>
+            <w:vAlign w:val="center"/>
+            <w:hideMark/>
+          </w:tcPr>
+          <w:p>
+            <w:pPr>
+              <w:ind w:firstLine="0"/>
+              <w:jc w:val="center"/>
+              <w:rPr>
+                <w:rFonts w:eastAsia="Times New Roman" w:cs="Times New Roman"/>
+                <w:b/>
+                <w:bCs/>
+                <w:i/>
+                <w:iCs/>
+                <w:color w:val="000000"/>
+                <w:kern w:val="0"/>
+                <w:sz w:val="18"/>
+                <w:szCs w:val="18"/>
+                <w:lang w:eastAsia="es-AR"/>
+                <w14:ligatures w14:val="none"/>
+              </w:rPr>
+            </w:pPr>
+            <w:r>
+              <w:rPr>
+                <w:rFonts w:eastAsia="Times New Roman" w:cs="Times New Roman"/>
+                <w:b/>
+                <w:bCs/>
+                <w:i/>
+                <w:iCs/>
+                <w:color w:val="000000"/>
+                <w:kern w:val="0"/>
+                <w:sz w:val="18"/>
+                <w:szCs w:val="18"/>
+                <w:lang w:eastAsia="es-AR"/>
+                <w14:ligatures w14:val="none"/>
+              </w:rPr>
+              <w:t>Valor</w:t>
+            </w:r>
+          </w:p>
+        </w:tc>
+      </w:tr>
+      <w:tr>
+        <w:trPr>
+          <w:trHeight w:val="300"/>
+          <w:jc w:val="center"/>
+        </w:trPr>
+        <w:tc>
+          <w:tcPr>
+            <w:tcW w:w="0" w:type="auto"/>
+            <w:noWrap/>
+            <w:vAlign w:val="center"/>
+            <w:hideMark/>
+          </w:tcPr>
+          <w:p>
+            <w:pPr>
+              <w:ind w:firstLine="0"/>
+              <w:rPr>
+                <w:rFonts w:eastAsia="Times New Roman" w:cs="Times New Roman"/>
+                <w:color w:val="000000"/>
+                <w:kern w:val="0"/>
+                <w:sz w:val="18"/>
+                <w:szCs w:val="18"/>
+                <w:lang w:eastAsia="es-AR"/>
+                <w14:ligatures w14:val="none"/>
+              </w:rPr>
+            </w:pPr>
+            <w:r>
+              <w:rPr>
+                <w:rFonts w:eastAsia="Times New Roman" w:cs="Times New Roman"/>
+                <w:color w:val="000000"/>
+                <w:kern w:val="0"/>
+                <w:sz w:val="18"/>
+                <w:szCs w:val="18"/>
+                <w:lang w:eastAsia="es-AR"/>
+                <w14:ligatures w14:val="none"/>
+              </w:rPr>
+              <w:t>Período de Análisis</w:t>
+            </w:r>
+          </w:p>
+        </w:tc>
+        <w:tc>
+          <w:tcPr>
+            <w:tcW w:w="0" w:type="auto"/>
+            <w:noWrap/>
+            <w:vAlign w:val="center"/>
+            <w:hideMark/>
+          </w:tcPr>
+          <w:p>
+            <w:pPr>
+              <w:ind w:firstLine="0"/>
+              <w:jc w:val="right"/>
+              <w:rPr>
+                <w:rFonts w:eastAsia="Times New Roman" w:cs="Times New Roman"/>
+                <w:color w:val="000000"/>
+                <w:kern w:val="0"/>
+                <w:sz w:val="18"/>
+                <w:szCs w:val="18"/>
+                <w:lang w:eastAsia="es-AR"/>
+                <w14:ligatures w14:val="none"/>
+              </w:rPr>
+            </w:pPr>
+            <w:r>
+              <w:rPr>
+                <w:rFonts w:eastAsia="Times New Roman" w:cs="Times New Roman"/>
+                <w:color w:val="000000"/>
+                <w:kern w:val="0"/>
+                <w:sz w:val="18"/>
+                <w:szCs w:val="18"/>
+                <w:lang w:eastAsia="es-AR"/>
+                <w14:ligatures w14:val="none"/>
+              </w:rPr>
+              <w:t>2024-12-01 a 2025-03-28</w:t>
+            </w:r>
+          </w:p>
+        </w:tc>
+      </w:tr>
+      <w:tr>
+        <w:trPr>
+          <w:trHeight w:val="300"/>
+          <w:jc w:val="center"/>
+        </w:trPr>
+        <w:tc>
+          <w:tcPr>
+            <w:tcW w:w="0" w:type="auto"/>
+            <w:noWrap/>
+            <w:vAlign w:val="center"/>
+            <w:hideMark/>
+          </w:tcPr>
+          <w:p>
+            <w:pPr>
+              <w:ind w:firstLine="0"/>
+              <w:rPr>
+                <w:rFonts w:eastAsia="Times New Roman" w:cs="Times New Roman"/>
+                <w:color w:val="000000"/>
+                <w:kern w:val="0"/>
+                <w:sz w:val="18"/>
+                <w:szCs w:val="18"/>
+                <w:lang w:eastAsia="es-AR"/>
+                <w14:ligatures w14:val="none"/>
+              </w:rPr>
+            </w:pPr>
+            <w:r>
+              <w:rPr>
+                <w:rFonts w:eastAsia="Times New Roman" w:cs="Times New Roman"/>
+                <w:color w:val="000000"/>
+                <w:kern w:val="0"/>
+                <w:sz w:val="18"/>
+                <w:szCs w:val="18"/>
+                <w:lang w:eastAsia="es-AR"/>
+                <w14:ligatures w14:val="none"/>
+              </w:rPr>
+              <w:t>Puntos Geográficos</w:t>
+            </w:r>
+          </w:p>
+        </w:tc>
+        <w:tc>
+          <w:tcPr>
+            <w:tcW w:w="0" w:type="auto"/>
+            <w:noWrap/>
+            <w:vAlign w:val="center"/>
+            <w:hideMark/>
+          </w:tcPr>
+          <w:p>
+            <w:pPr>
+              <w:ind w:firstLine="0"/>
+              <w:jc w:val="right"/>
+              <w:rPr>
+                <w:rFonts w:eastAsia="Times New Roman" w:cs="Times New Roman"/>
+                <w:color w:val="000000"/>
+                <w:kern w:val="0"/>
+                <w:sz w:val="18"/>
+                <w:szCs w:val="18"/>
+                <w:lang w:eastAsia="es-AR"/>
+                <w14:ligatures w14:val="none"/>
+              </w:rPr>
+            </w:pPr>
+            <w:r>
+              <w:rPr>
+                <w:rFonts w:eastAsia="Times New Roman" w:cs="Times New Roman"/>
+                <w:color w:val="000000"/>
+                <w:kern w:val="0"/>
+                <w:sz w:val="18"/>
+                <w:szCs w:val="18"/>
+                <w:lang w:eastAsia="es-AR"/>
+                <w14:ligatures w14:val="none"/>
+              </w:rPr>
+              <w:t>121</w:t>
+            </w:r>
+          </w:p>
+        </w:tc>
+      </w:tr>
+      <w:tr>
+        <w:trPr>
+          <w:trHeight w:val="300"/>
+          <w:jc w:val="center"/>
+        </w:trPr>
+        <w:tc>
+          <w:tcPr>
+            <w:tcW w:w="0" w:type="auto"/>
+            <w:noWrap/>
+            <w:vAlign w:val="center"/>
+            <w:hideMark/>
+          </w:tcPr>
+          <w:p>
+            <w:pPr>
+              <w:ind w:firstLine="0"/>
+              <w:rPr>
+                <w:rFonts w:eastAsia="Times New Roman" w:cs="Times New Roman"/>
+                <w:color w:val="000000"/>
+                <w:kern w:val="0"/>
+                <w:sz w:val="18"/>
+                <w:szCs w:val="18"/>
+                <w:lang w:eastAsia="es-AR"/>
+                <w14:ligatures w14:val="none"/>
+              </w:rPr>
+            </w:pPr>
+            <w:r>
+              <w:rPr>
+                <w:rFonts w:eastAsia="Times New Roman" w:cs="Times New Roman"/>
+                <w:color w:val="000000"/>
+                <w:kern w:val="0"/>
+                <w:sz w:val="18"/>
+                <w:szCs w:val="18"/>
+                <w:lang w:eastAsia="es-AR"/>
+                <w14:ligatures w14:val="none"/>
+              </w:rPr>
+              <w:t>Días con Incendios</w:t>
+            </w:r>
+          </w:p>
+        </w:tc>
+        <w:tc>
+          <w:tcPr>
+            <w:tcW w:w="0" w:type="auto"/>
+            <w:noWrap/>
+            <w:vAlign w:val="center"/>
+            <w:hideMark/>
+          </w:tcPr>
+          <w:p>
+            <w:pPr>
+              <w:ind w:firstLine="0"/>
+              <w:jc w:val="right"/>
+              <w:rPr>
+                <w:rFonts w:eastAsia="Times New Roman" w:cs="Times New Roman"/>
+                <w:color w:val="000000"/>
+                <w:kern w:val="0"/>
+                <w:sz w:val="18"/>
+                <w:szCs w:val="18"/>
+                <w:lang w:eastAsia="es-AR"/>
+                <w14:ligatures w14:val="none"/>
+              </w:rPr>
+            </w:pPr>
+            <w:r>
+              <w:rPr>
+                <w:rFonts w:eastAsia="Times New Roman" w:cs="Times New Roman"/>
+                <w:color w:val="000000"/>
+                <w:kern w:val="0"/>
+                <w:sz w:val="18"/>
+                <w:szCs w:val="18"/>
+                <w:lang w:eastAsia="es-AR"/>
+                <w14:ligatures w14:val="none"/>
+              </w:rPr>
+              <w:t>21 (1.6% del período)</w:t>
+            </w:r>
+          </w:p>
+        </w:tc>
+      </w:tr>
+      <w:tr>
+        <w:trPr>
+          <w:trHeight w:val="300"/>
+          <w:jc w:val="center"/>
+        </w:trPr>
+        <w:tc>
+          <w:tcPr>
+            <w:tcW w:w="0" w:type="auto"/>
+            <w:noWrap/>
+            <w:vAlign w:val="center"/>
+            <w:hideMark/>
+          </w:tcPr>
+          <w:p>
+            <w:pPr>
+              <w:ind w:firstLine="0"/>
+              <w:rPr>
+                <w:rFonts w:eastAsia="Times New Roman" w:cs="Times New Roman"/>
+                <w:color w:val="000000"/>
+                <w:kern w:val="0"/>
+                <w:sz w:val="18"/>
+                <w:szCs w:val="18"/>
+                <w:lang w:eastAsia="es-AR"/>
+                <w14:ligatures w14:val="none"/>
+              </w:rPr>
+            </w:pPr>
+            <w:r>
+              <w:rPr>
+                <w:rFonts w:eastAsia="Times New Roman" w:cs="Times New Roman"/>
+                <w:color w:val="000000"/>
+                <w:kern w:val="0"/>
+                <w:sz w:val="18"/>
+                <w:szCs w:val="18"/>
+                <w:lang w:eastAsia="es-AR"/>
+                <w14:ligatures w14:val="none"/>
+              </w:rPr>
+              <w:t>Rango</w:t>
+            </w:r>
+          </w:p>
+        </w:tc>
+        <w:tc>
+          <w:tcPr>
+            <w:tcW w:w="0" w:type="auto"/>
+            <w:noWrap/>
+            <w:vAlign w:val="center"/>
+            <w:hideMark/>
+          </w:tcPr>
+          <w:p>
+            <w:pPr>
+              <w:ind w:firstLine="0"/>
+              <w:jc w:val="right"/>
+              <w:rPr>
+                <w:rFonts w:eastAsia="Times New Roman" w:cs="Times New Roman"/>
+                <w:color w:val="000000"/>
+                <w:kern w:val="0"/>
+                <w:sz w:val="18"/>
+                <w:szCs w:val="18"/>
+                <w:lang w:eastAsia="es-AR"/>
+                <w14:ligatures w14:val="none"/>
+              </w:rPr>
+            </w:pPr>
+            <w:r>
+              <w:rPr>
+                <w:rFonts w:eastAsia="Times New Roman" w:cs="Times New Roman"/>
+                <w:color w:val="000000"/>
+                <w:kern w:val="0"/>
+                <w:sz w:val="18"/>
+                <w:szCs w:val="18"/>
+                <w:lang w:eastAsia="es-AR"/>
+                <w14:ligatures w14:val="none"/>
+              </w:rPr>
+              <w:t>0.00 - 54.51</w:t>
+            </w:r>
+          </w:p>
+        </w:tc>
+      </w:tr>
+      <w:tr>
+        <w:trPr>
+          <w:trHeight w:val="300"/>
+          <w:jc w:val="center"/>
+        </w:trPr>
+        <w:tc>
+          <w:tcPr>
+            <w:tcW w:w="0" w:type="auto"/>
+            <w:noWrap/>
+            <w:vAlign w:val="center"/>
+            <w:hideMark/>
+          </w:tcPr>
+          <w:p>
+            <w:pPr>
+              <w:ind w:firstLine="0"/>
+              <w:rPr>
+                <w:rFonts w:eastAsia="Times New Roman" w:cs="Times New Roman"/>
+                <w:color w:val="000000"/>
+                <w:kern w:val="0"/>
+                <w:sz w:val="18"/>
+                <w:szCs w:val="18"/>
+                <w:lang w:eastAsia="es-AR"/>
+                <w14:ligatures w14:val="none"/>
+              </w:rPr>
+            </w:pPr>
+            <w:r>
+              <w:rPr>
+                <w:rFonts w:eastAsia="Times New Roman" w:cs="Times New Roman"/>
+                <w:color w:val="000000"/>
+                <w:kern w:val="0"/>
+                <w:sz w:val="18"/>
+                <w:szCs w:val="18"/>
+                <w:lang w:eastAsia="es-AR"/>
+                <w14:ligatures w14:val="none"/>
+              </w:rPr>
+              <w:t>Promedio</w:t>
+            </w:r>
+          </w:p>
+        </w:tc>
+        <w:tc>
+          <w:tcPr>
+            <w:tcW w:w="0" w:type="auto"/>
+            <w:noWrap/>
+            <w:vAlign w:val="center"/>
+            <w:hideMark/>
+          </w:tcPr>
+          <w:p>
+            <w:pPr>
+              <w:ind w:firstLine="0"/>
+              <w:jc w:val="right"/>
+              <w:rPr>
+                <w:rFonts w:eastAsia="Times New Roman" w:cs="Times New Roman"/>
+                <w:color w:val="000000"/>
+                <w:kern w:val="0"/>
+                <w:sz w:val="18"/>
+                <w:szCs w:val="18"/>
+                <w:lang w:eastAsia="es-AR"/>
+                <w14:ligatures w14:val="none"/>
+              </w:rPr>
+            </w:pPr>
+            <w:r>
+              <w:rPr>
+                <w:rFonts w:eastAsia="Times New Roman" w:cs="Times New Roman"/>
+                <w:color w:val="000000"/>
+                <w:kern w:val="0"/>
+                <w:sz w:val="18"/>
+                <w:szCs w:val="18"/>
+                <w:lang w:eastAsia="es-AR"/>
+                <w14:ligatures w14:val="none"/>
+              </w:rPr>
+              <w:t>9.07</w:t>
+            </w:r>
+          </w:p>
+        </w:tc>
+      </w:tr>
+      <w:tr>
+        <w:trPr>
+          <w:trHeight w:val="300"/>
+          <w:jc w:val="center"/>
+        </w:trPr>
+        <w:tc>
+          <w:tcPr>
+            <w:tcW w:w="0" w:type="auto"/>
+            <w:noWrap/>
+            <w:vAlign w:val="center"/>
+            <w:hideMark/>
+          </w:tcPr>
+          <w:p>
+            <w:pPr>
+              <w:ind w:firstLine="0"/>
+              <w:rPr>
+                <w:rFonts w:eastAsia="Times New Roman" w:cs="Times New Roman"/>
+                <w:color w:val="000000"/>
+                <w:kern w:val="0"/>
+                <w:sz w:val="18"/>
+                <w:szCs w:val="18"/>
+                <w:lang w:eastAsia="es-AR"/>
+                <w14:ligatures w14:val="none"/>
+              </w:rPr>
+            </w:pPr>
+            <w:r>
+              <w:rPr>
+                <w:rFonts w:eastAsia="Times New Roman" w:cs="Times New Roman"/>
+                <w:color w:val="000000"/>
+                <w:kern w:val="0"/>
+                <w:sz w:val="18"/>
+                <w:szCs w:val="18"/>
+                <w:lang w:eastAsia="es-AR"/>
+                <w14:ligatures w14:val="none"/>
+              </w:rPr>
+              <w:t>Máximo Registrado</w:t>
+            </w:r>
+          </w:p>
+        </w:tc>
+        <w:tc>
+          <w:tcPr>
+            <w:tcW w:w="0" w:type="auto"/>
+            <w:noWrap/>
+            <w:vAlign w:val="center"/>
+            <w:hideMark/>
+          </w:tcPr>
+          <w:p>
+            <w:pPr>
+              <w:ind w:firstLine="0"/>
+              <w:jc w:val="right"/>
+              <w:rPr>
+                <w:rFonts w:eastAsia="Times New Roman" w:cs="Times New Roman"/>
+                <w:color w:val="000000"/>
+                <w:kern w:val="0"/>
+                <w:sz w:val="18"/>
+                <w:szCs w:val="18"/>
+                <w:lang w:eastAsia="es-AR"/>
+                <w14:ligatures w14:val="none"/>
+              </w:rPr>
+            </w:pPr>
+            <w:r>
+              <w:rPr>
+                <w:rFonts w:eastAsia="Times New Roman" w:cs="Times New Roman"/>
+                <w:color w:val="000000"/>
+                <w:kern w:val="0"/>
+                <w:sz w:val="18"/>
+                <w:szCs w:val="18"/>
+                <w:lang w:eastAsia="es-AR"/>
+                <w14:ligatures w14:val="none"/>
+              </w:rPr>
+              <w:t>54.51</w:t>
+            </w:r>
+          </w:p>
+        </w:tc>
+      </w:tr>
+      <w:tr>
+        <w:trPr>
+          <w:trHeight w:val="300"/>
+          <w:jc w:val="center"/>
+        </w:trPr>
+        <w:tc>
+          <w:tcPr>
+            <w:tcW w:w="0" w:type="auto"/>
+            <w:noWrap/>
+            <w:vAlign w:val="center"/>
+            <w:hideMark/>
+          </w:tcPr>
+          <w:p>
+            <w:pPr>
+              <w:ind w:firstLine="0"/>
+              <w:rPr>
+                <w:rFonts w:eastAsia="Times New Roman" w:cs="Times New Roman"/>
+                <w:color w:val="000000"/>
+                <w:kern w:val="0"/>
+                <w:sz w:val="18"/>
+                <w:szCs w:val="18"/>
+                <w:lang w:eastAsia="es-AR"/>
+                <w14:ligatures w14:val="none"/>
+              </w:rPr>
+            </w:pPr>
+            <w:r>
+              <w:rPr>
+                <w:rFonts w:eastAsia="Times New Roman" w:cs="Times New Roman"/>
+                <w:color w:val="000000"/>
+                <w:kern w:val="0"/>
+                <w:sz w:val="18"/>
+                <w:szCs w:val="18"/>
+                <w:lang w:eastAsia="es-AR"/>
+                <w14:ligatures w14:val="none"/>
+              </w:rPr>
+              <w:t>FWI Promedio (Días con Incendio)</w:t>
+            </w:r>
+          </w:p>
+        </w:tc>
+        <w:tc>
+          <w:tcPr>
+            <w:tcW w:w="0" w:type="auto"/>
+            <w:noWrap/>
+            <w:vAlign w:val="center"/>
+            <w:hideMark/>
+          </w:tcPr>
+          <w:p>
+            <w:pPr>
+              <w:ind w:firstLine="0"/>
+              <w:jc w:val="right"/>
+              <w:rPr>
+                <w:rFonts w:eastAsia="Times New Roman" w:cs="Times New Roman"/>
+                <w:color w:val="000000"/>
+                <w:kern w:val="0"/>
+                <w:sz w:val="18"/>
+                <w:szCs w:val="18"/>
+                <w:lang w:eastAsia="es-AR"/>
+                <w14:ligatures w14:val="none"/>
+              </w:rPr>
+            </w:pPr>
+            <w:r>
+              <w:rPr>
+                <w:rFonts w:eastAsia="Times New Roman" w:cs="Times New Roman"/>
+                <w:color w:val="000000"/>
+                <w:kern w:val="0"/>
+                <w:sz w:val="18"/>
+                <w:szCs w:val="18"/>
+                <w:lang w:eastAsia="es-AR"/>
+                <w14:ligatures w14:val="none"/>
+              </w:rPr>
+              <w:t>6.05</w:t>
+            </w:r>
+          </w:p>
+        </w:tc>
+      </w:tr>
+      <w:tr>
+        <w:trPr>
+          <w:trHeight w:val="300"/>
+          <w:jc w:val="center"/>
+        </w:trPr>
+        <w:tc>
+          <w:tcPr>
+            <w:tcW w:w="0" w:type="auto"/>
+            <w:noWrap/>
+            <w:vAlign w:val="center"/>
+            <w:hideMark/>
+          </w:tcPr>
+          <w:p>
+            <w:pPr>
+              <w:ind w:firstLine="0"/>
+              <w:rPr>
+                <w:rFonts w:eastAsia="Times New Roman" w:cs="Times New Roman"/>
+                <w:color w:val="000000"/>
+                <w:kern w:val="0"/>
+                <w:sz w:val="18"/>
+                <w:szCs w:val="18"/>
+                <w:lang w:eastAsia="es-AR"/>
+                <w14:ligatures w14:val="none"/>
+              </w:rPr>
+            </w:pPr>
+            <w:r>
+              <w:rPr>
+                <w:rFonts w:eastAsia="Times New Roman" w:cs="Times New Roman"/>
+                <w:color w:val="000000"/>
+                <w:kern w:val="0"/>
+                <w:sz w:val="18"/>
+                <w:szCs w:val="18"/>
+                <w:lang w:eastAsia="es-AR"/>
+                <w14:ligatures w14:val="none"/>
+              </w:rPr>
+              <w:t>FWI Promedio (Días sin Incendio)</w:t>
+            </w:r>
+          </w:p>
+        </w:tc>
+        <w:tc>
+          <w:tcPr>
+            <w:tcW w:w="0" w:type="auto"/>
+            <w:noWrap/>
+            <w:vAlign w:val="center"/>
+            <w:hideMark/>
+          </w:tcPr>
+          <w:p>
+            <w:pPr>
+              <w:keepNext/>
+              <w:ind w:firstLine="0"/>
+              <w:jc w:val="right"/>
+              <w:rPr>
+                <w:rFonts w:eastAsia="Times New Roman" w:cs="Times New Roman"/>
+                <w:color w:val="000000"/>
+                <w:kern w:val="0"/>
+                <w:sz w:val="18"/>
+                <w:szCs w:val="18"/>
+                <w:lang w:eastAsia="es-AR"/>
+                <w14:ligatures w14:val="none"/>
+              </w:rPr>
+            </w:pPr>
+            <w:r>
+              <w:rPr>
+                <w:rFonts w:eastAsia="Times New Roman" w:cs="Times New Roman"/>
+                <w:color w:val="000000"/>
+                <w:kern w:val="0"/>
+                <w:sz w:val="18"/>
+                <w:szCs w:val="18"/>
+                <w:lang w:eastAsia="es-AR"/>
+                <w14:ligatures w14:val="none"/>
+              </w:rPr>
+              <w:t>9.12</w:t>
+            </w:r>
+          </w:p>
+        </w:tc>
+      </w:tr>
+    </w:tbl>
+    <w:p>
+      <w:pPr>
+        <w:pStyle w:val="Descripcin"/>
+        <w:ind w:firstLine="0"/>
+        <w:jc w:val="center"/>
+        <w:rPr>
+          <w:b/>
+          <w:bCs/>
+          <w:color w:val="auto"/>
+        </w:rPr>
+      </w:pPr>
+      <w:r>
+        <w:rPr>
+          <w:b/>
+          <w:bCs/>
+          <w:color w:val="auto"/>
+        </w:rPr>
+        <w:t xml:space="preserve">Tabla </w:t>
+      </w:r>
+      <w:r>
+        <w:rPr>
+          <w:b/>
+          <w:bCs/>
+          <w:color w:val="auto"/>
+        </w:rPr>
+        <w:fldChar w:fldCharType="begin"/>
+      </w:r>
+      <w:r>
+        <w:rPr>
+          <w:b/>
+          <w:bCs/>
+          <w:color w:val="auto"/>
+        </w:rPr>
+        <w:instrText xml:space="preserve"> SEQ Tabla \* ARABIC </w:instrText>
+      </w:r>
+      <w:r>
+        <w:rPr>
+          <w:b/>
+          <w:bCs/>
+          <w:color w:val="auto"/>
+        </w:rPr>
+        <w:fldChar w:fldCharType="separate"/>
+      </w:r>
+      <w:r>
+        <w:rPr>
+          <w:b/>
+          <w:bCs/>
+          <w:noProof/>
+          <w:color w:val="auto"/>
+        </w:rPr>
+        <w:t>4</w:t>
+      </w:r>
+      <w:r>
+        <w:rPr>
+          <w:b/>
+          <w:bCs/>
+          <w:color w:val="auto"/>
+        </w:rPr>
+        <w:fldChar w:fldCharType="end"/>
+      </w:r>
+      <w:r>
+        <w:rPr>
+          <w:b/>
+          <w:bCs/>
+          <w:color w:val="auto"/>
+        </w:rPr>
+        <w:t xml:space="preserve"> - Resumen FWI para el periodo de estudio.</w:t>
+      </w:r>
+    </w:p>
     <w:p>
       <w:pPr>
         <w:pStyle w:val="Ttulo1"/>
@@ -12132,6 +13266,7 @@
           <w:rFonts w:ascii="Times New Roman" w:hAnsi="Times New Roman" w:cs="Times New Roman"/>
           <w:color w:val="000000" w:themeColor="text1"/>
         </w:rPr>
+        <w:lastRenderedPageBreak/>
         <w:t>Apéndices</w:t>
       </w:r>
       <w:bookmarkEnd w:id="14"/>
@@ -12229,7 +13364,6 @@
         <w:rPr>
           <w:noProof/>
         </w:rPr>
-        <w:lastRenderedPageBreak/>
         <w:drawing>
           <wp:inline distT="0" distB="0" distL="0" distR="0" wp14:anchorId="5B09DC76" wp14:editId="2147774C">
             <wp:extent cx="3600000" cy="2047457"/>
@@ -12246,7 +13380,7 @@
                     <pic:cNvPicPr/>
                   </pic:nvPicPr>
                   <pic:blipFill>
-                    <a:blip r:embed="rId12">
+                    <a:blip r:embed="rId15">
                       <a:extLst>
                         <a:ext uri="{28A0092B-C50C-407E-A947-70E740481C1C}">
                           <a14:useLocalDpi xmlns:a14="http://schemas.microsoft.com/office/drawing/2010/main" val="0"/>
@@ -12490,7 +13624,7 @@
       <w:r>
         <w:t xml:space="preserve"> </w:t>
       </w:r>
-      <w:hyperlink r:id="rId13" w:history="1">
+      <w:hyperlink r:id="rId16" w:history="1">
         <w:r>
           <w:rPr>
             <w:rStyle w:val="Hipervnculo"/>
@@ -12517,7 +13651,7 @@
       <w:r>
         <w:t xml:space="preserve">Greenpeace. (2025, mayo). </w:t>
       </w:r>
-      <w:hyperlink r:id="rId14" w:history="1">
+      <w:hyperlink r:id="rId17" w:history="1">
         <w:r>
           <w:rPr>
             <w:rStyle w:val="Hipervnculo"/>
@@ -12547,7 +13681,7 @@
       <w:r>
         <w:t xml:space="preserve">Servicio Nacional de Manejo del Fuego. (s.f.). </w:t>
       </w:r>
-      <w:hyperlink r:id="rId15" w:history="1">
+      <w:hyperlink r:id="rId18" w:history="1">
         <w:r>
           <w:rPr>
             <w:rStyle w:val="Hipervnculo"/>
@@ -12577,7 +13711,7 @@
       <w:r>
         <w:t xml:space="preserve">Anzola, J. D., Fuentes, L. D., y Rodríguez, E. M. (2024). </w:t>
       </w:r>
-      <w:hyperlink r:id="rId16" w:history="1">
+      <w:hyperlink r:id="rId19" w:history="1">
         <w:r>
           <w:rPr>
             <w:rStyle w:val="Hipervnculo"/>
@@ -12609,7 +13743,7 @@
       <w:r>
         <w:t xml:space="preserve">, H., Zhang, M., &amp; Wang, H. (2019). </w:t>
       </w:r>
-      <w:hyperlink r:id="rId17" w:history="1">
+      <w:hyperlink r:id="rId20" w:history="1">
         <w:r>
           <w:rPr>
             <w:rStyle w:val="Hipervnculo"/>
@@ -12797,7 +13931,7 @@
       <w:r>
         <w:t xml:space="preserve">. 2020. </w:t>
       </w:r>
-      <w:hyperlink r:id="rId18" w:history="1">
+      <w:hyperlink r:id="rId21" w:history="1">
         <w:r>
           <w:rPr>
             <w:rStyle w:val="Hipervnculo"/>
@@ -12942,7 +14076,7 @@
       <w:r>
         <w:t xml:space="preserve">Sengupta, A., &amp; Woodford, B. J. (2025). </w:t>
       </w:r>
-      <w:hyperlink r:id="rId19" w:history="1">
+      <w:hyperlink r:id="rId22" w:history="1">
         <w:proofErr w:type="spellStart"/>
         <w:r>
           <w:rPr>
@@ -13110,7 +14244,7 @@
       <w:r>
         <w:t xml:space="preserve">, M., Medel, R., Castillo, J., Vázquez, J. C., &amp; Casco, O. (2015). </w:t>
       </w:r>
-      <w:hyperlink r:id="rId20" w:history="1">
+      <w:hyperlink r:id="rId23" w:history="1">
         <w:r>
           <w:rPr>
             <w:rStyle w:val="Hipervnculo"/>
@@ -13153,7 +14287,7 @@
       <w:r>
         <w:t xml:space="preserve"> Saucedo, A., &amp; Inchausti, P. E. (2020). </w:t>
       </w:r>
-      <w:hyperlink r:id="rId21" w:history="1">
+      <w:hyperlink r:id="rId24" w:history="1">
         <w:r>
           <w:rPr>
             <w:rStyle w:val="Hipervnculo"/>
@@ -13354,7 +14488,7 @@
       <w:r>
         <w:t xml:space="preserve">, M. A. (2024). </w:t>
       </w:r>
-      <w:hyperlink r:id="rId22" w:history="1">
+      <w:hyperlink r:id="rId25" w:history="1">
         <w:proofErr w:type="spellStart"/>
         <w:r>
           <w:rPr>
@@ -13438,10 +14572,11 @@
           <w:numId w:val="1"/>
         </w:numPr>
       </w:pPr>
+      <w:bookmarkStart w:id="31" w:name="_Ref212572650"/>
       <w:r>
         <w:t xml:space="preserve">Muñoz Sabater, J. (2019): </w:t>
       </w:r>
-      <w:hyperlink r:id="rId23" w:history="1">
+      <w:hyperlink r:id="rId26" w:history="1">
         <w:r>
           <w:rPr>
             <w:rStyle w:val="Hipervnculo"/>
@@ -13532,7 +14667,11 @@
       </w:r>
       <w:proofErr w:type="spellEnd"/>
       <w:r>
-        <w:t xml:space="preserve"> Data Store (CDS). </w:t>
+        <w:t xml:space="preserve"> Data Store (CDS).</w:t>
+      </w:r>
+      <w:bookmarkEnd w:id="31"/>
+      <w:r>
+        <w:t> </w:t>
       </w:r>
     </w:p>
     <w:p>
@@ -13583,7 +14722,7 @@
       <w:r>
         <w:t>. (2024). </w:t>
       </w:r>
-      <w:hyperlink r:id="rId24" w:history="1">
+      <w:hyperlink r:id="rId27" w:history="1">
         <w:r>
           <w:rPr>
             <w:rStyle w:val="Hipervnculo"/>
@@ -13657,12 +14796,12 @@
           <w:numId w:val="1"/>
         </w:numPr>
       </w:pPr>
-      <w:bookmarkStart w:id="31" w:name="_Ref211360730"/>
+      <w:bookmarkStart w:id="32" w:name="_Ref211360730"/>
       <w:r>
         <w:lastRenderedPageBreak/>
         <w:t>Comisión Nacional de Actividades Espaciales. (s. f.). </w:t>
       </w:r>
-      <w:hyperlink r:id="rId25" w:history="1">
+      <w:hyperlink r:id="rId28" w:history="1">
         <w:r>
           <w:rPr>
             <w:rStyle w:val="Hipervnculo"/>
@@ -13675,7 +14814,7 @@
       <w:r>
         <w:t>. CONAE.</w:t>
       </w:r>
-      <w:bookmarkEnd w:id="31"/>
+      <w:bookmarkEnd w:id="32"/>
     </w:p>
     <w:p>
       <w:pPr>
@@ -13685,7 +14824,7 @@
           <w:numId w:val="1"/>
         </w:numPr>
       </w:pPr>
-      <w:bookmarkStart w:id="32" w:name="_Ref211364570"/>
+      <w:bookmarkStart w:id="33" w:name="_Ref211364570"/>
       <w:r>
         <w:t>NASA. </w:t>
       </w:r>
@@ -13834,7 +14973,7 @@
       <w:r>
         <w:t xml:space="preserve"> (EOSDIS).</w:t>
       </w:r>
-      <w:bookmarkEnd w:id="32"/>
+      <w:bookmarkEnd w:id="33"/>
     </w:p>
     <w:p>
       <w:pPr>
@@ -13844,7 +14983,7 @@
           <w:numId w:val="1"/>
         </w:numPr>
       </w:pPr>
-      <w:bookmarkStart w:id="33" w:name="_Ref212113708"/>
+      <w:bookmarkStart w:id="34" w:name="_Ref212113708"/>
       <w:r>
         <w:t>Wagner,</w:t>
       </w:r>
@@ -13876,7 +15015,7 @@
       <w:r>
         <w:t xml:space="preserve">, </w:t>
       </w:r>
-      <w:hyperlink r:id="rId26" w:history="1">
+      <w:hyperlink r:id="rId29" w:history="1">
         <w:proofErr w:type="spellStart"/>
         <w:r>
           <w:rPr>
@@ -13990,7 +15129,7 @@
       <w:r>
         <w:t>.</w:t>
       </w:r>
-      <w:bookmarkEnd w:id="33"/>
+      <w:bookmarkEnd w:id="34"/>
     </w:p>
     <w:p>
       <w:pPr>
@@ -14000,7 +15139,7 @@
           <w:numId w:val="1"/>
         </w:numPr>
       </w:pPr>
-      <w:bookmarkStart w:id="34" w:name="_Ref212141874"/>
+      <w:bookmarkStart w:id="35" w:name="_Ref212141874"/>
       <w:proofErr w:type="spellStart"/>
       <w:r>
         <w:t>wxedward</w:t>
@@ -14027,7 +15166,7 @@
       <w:r>
         <w:t>). </w:t>
       </w:r>
-      <w:hyperlink r:id="rId27" w:history="1">
+      <w:hyperlink r:id="rId30" w:history="1">
         <w:r>
           <w:rPr>
             <w:rStyle w:val="Hipervnculo"/>
@@ -14151,7 +15290,7 @@
       <w:r>
         <w:t>.</w:t>
       </w:r>
-      <w:bookmarkEnd w:id="34"/>
+      <w:bookmarkEnd w:id="35"/>
     </w:p>
     <w:p>
       <w:pPr>
@@ -14161,7 +15300,7 @@
           <w:numId w:val="1"/>
         </w:numPr>
       </w:pPr>
-      <w:bookmarkStart w:id="35" w:name="_Ref212136804"/>
+      <w:bookmarkStart w:id="36" w:name="_Ref212136804"/>
       <w:r>
         <w:t xml:space="preserve">NASA FIRMS. </w:t>
       </w:r>
@@ -14184,7 +15323,7 @@
       <w:r>
         <w:t xml:space="preserve">. </w:t>
       </w:r>
-      <w:hyperlink r:id="rId28" w:history="1">
+      <w:hyperlink r:id="rId31" w:history="1">
         <w:r>
           <w:rPr>
             <w:rStyle w:val="Hipervnculo"/>
@@ -14251,7 +15390,7 @@
       <w:r>
         <w:t>.</w:t>
       </w:r>
-      <w:bookmarkEnd w:id="35"/>
+      <w:bookmarkEnd w:id="36"/>
     </w:p>
     <w:p>
       <w:pPr>
@@ -14261,7 +15400,7 @@
           <w:numId w:val="1"/>
         </w:numPr>
       </w:pPr>
-      <w:bookmarkStart w:id="36" w:name="_Ref212136813"/>
+      <w:bookmarkStart w:id="37" w:name="_Ref212136813"/>
       <w:proofErr w:type="spellStart"/>
       <w:r>
         <w:t>Copernicus</w:t>
@@ -14286,7 +15425,7 @@
       <w:r>
         <w:t xml:space="preserve"> (C3S). </w:t>
       </w:r>
-      <w:hyperlink r:id="rId29" w:history="1">
+      <w:hyperlink r:id="rId32" w:history="1">
         <w:proofErr w:type="spellStart"/>
         <w:r>
           <w:rPr>
@@ -14343,7 +15482,7 @@
       <w:r>
         <w:t xml:space="preserve"> Base.</w:t>
       </w:r>
-      <w:bookmarkEnd w:id="36"/>
+      <w:bookmarkEnd w:id="37"/>
     </w:p>
     <w:p>
       <w:pPr>
@@ -14355,7 +15494,7 @@
       </w:pPr>
     </w:p>
     <w:sectPr>
-      <w:footerReference w:type="default" r:id="rId30"/>
+      <w:footerReference w:type="default" r:id="rId33"/>
       <w:pgSz w:w="11906" w:h="16838"/>
       <w:pgMar w:top="1417" w:right="1701" w:bottom="1417" w:left="1701" w:header="708" w:footer="708" w:gutter="0"/>
       <w:pgNumType w:start="0"/>
@@ -16356,6 +17495,25 @@
       <w:ind w:left="440"/>
     </w:pPr>
   </w:style>
+  <w:style w:type="table" w:styleId="Tablaconcuadrcula">
+    <w:name w:val="Table Grid"/>
+    <w:basedOn w:val="Tablanormal"/>
+    <w:uiPriority w:val="39"/>
+    <w:rsid w:val="00D254EB"/>
+    <w:pPr>
+      <w:spacing w:line="240" w:lineRule="auto"/>
+    </w:pPr>
+    <w:tblPr>
+      <w:tblBorders>
+        <w:top w:val="single" w:sz="4" w:space="0" w:color="auto"/>
+        <w:left w:val="single" w:sz="4" w:space="0" w:color="auto"/>
+        <w:bottom w:val="single" w:sz="4" w:space="0" w:color="auto"/>
+        <w:right w:val="single" w:sz="4" w:space="0" w:color="auto"/>
+        <w:insideH w:val="single" w:sz="4" w:space="0" w:color="auto"/>
+        <w:insideV w:val="single" w:sz="4" w:space="0" w:color="auto"/>
+      </w:tblBorders>
+    </w:tblPr>
+  </w:style>
 </w:styles>
 </file>
 

--- a/docs/Tesis - Villagra Turco, Ezequiel.docx
+++ b/docs/Tesis - Villagra Turco, Ezequiel.docx
@@ -10703,6 +10703,23 @@
     </w:p>
     <w:p>
       <w:pPr>
+        <w:pStyle w:val="Ttulo2"/>
+        <w:ind w:firstLine="0"/>
+        <w:rPr>
+          <w:rFonts w:ascii="Times New Roman" w:hAnsi="Times New Roman" w:cs="Times New Roman"/>
+          <w:color w:val="000000" w:themeColor="text1"/>
+        </w:rPr>
+      </w:pPr>
+      <w:r>
+        <w:rPr>
+          <w:rFonts w:ascii="Times New Roman" w:hAnsi="Times New Roman" w:cs="Times New Roman"/>
+          <w:color w:val="000000" w:themeColor="text1"/>
+        </w:rPr>
+        <w:t>Resolución</w:t>
+      </w:r>
+    </w:p>
+    <w:p>
+      <w:pPr>
         <w:ind w:firstLine="0"/>
         <w:jc w:val="both"/>
         <w:rPr>
@@ -11768,6 +11785,7 @@
         <w:rPr>
           <w:noProof/>
         </w:rPr>
+        <w:lastRenderedPageBreak/>
         <w:drawing>
           <wp:inline distT="0" distB="0" distL="0" distR="0" wp14:anchorId="5D2612C2" wp14:editId="5FF98BE7">
             <wp:extent cx="3046021" cy="2445342"/>
@@ -11884,7 +11902,7 @@
           <w:noProof/>
         </w:rPr>
         <w:drawing>
-          <wp:inline distT="0" distB="0" distL="0" distR="0" wp14:anchorId="1B628224" wp14:editId="43BDF691">
+          <wp:inline distT="0" distB="0" distL="0" distR="0" wp14:anchorId="1B628224" wp14:editId="4B238DA7">
             <wp:extent cx="5400040" cy="2138045"/>
             <wp:effectExtent l="0" t="0" r="0" b="0"/>
             <wp:docPr id="91008185" name="Imagen 1" descr="Gráfico, Calendario&#10;&#10;El contenido generado por IA puede ser incorrecto."/>
@@ -11994,7 +12012,63 @@
         <w:t xml:space="preserve"> - Mapeo de coordenadas y frecuencia de observaciones.</w:t>
       </w:r>
     </w:p>
-    <w:p/>
+    <w:p>
+      <w:r>
+        <w:br w:type="page"/>
+      </w:r>
+    </w:p>
+    <w:p>
+      <w:pPr>
+        <w:pStyle w:val="Ttulo2"/>
+        <w:ind w:firstLine="0"/>
+        <w:rPr>
+          <w:rFonts w:ascii="Times New Roman" w:hAnsi="Times New Roman" w:cs="Times New Roman"/>
+          <w:color w:val="000000" w:themeColor="text1"/>
+        </w:rPr>
+      </w:pPr>
+      <w:proofErr w:type="spellStart"/>
+      <w:r>
+        <w:rPr>
+          <w:rFonts w:ascii="Times New Roman" w:hAnsi="Times New Roman" w:cs="Times New Roman"/>
+          <w:color w:val="000000" w:themeColor="text1"/>
+        </w:rPr>
+        <w:lastRenderedPageBreak/>
+        <w:t>Fire</w:t>
+      </w:r>
+      <w:proofErr w:type="spellEnd"/>
+      <w:r>
+        <w:rPr>
+          <w:rFonts w:ascii="Times New Roman" w:hAnsi="Times New Roman" w:cs="Times New Roman"/>
+          <w:color w:val="000000" w:themeColor="text1"/>
+        </w:rPr>
+        <w:t xml:space="preserve"> </w:t>
+      </w:r>
+      <w:proofErr w:type="spellStart"/>
+      <w:r>
+        <w:rPr>
+          <w:rFonts w:ascii="Times New Roman" w:hAnsi="Times New Roman" w:cs="Times New Roman"/>
+          <w:color w:val="000000" w:themeColor="text1"/>
+        </w:rPr>
+        <w:t>Weather</w:t>
+      </w:r>
+      <w:proofErr w:type="spellEnd"/>
+      <w:r>
+        <w:rPr>
+          <w:rFonts w:ascii="Times New Roman" w:hAnsi="Times New Roman" w:cs="Times New Roman"/>
+          <w:color w:val="000000" w:themeColor="text1"/>
+        </w:rPr>
+        <w:t xml:space="preserve"> </w:t>
+      </w:r>
+      <w:proofErr w:type="spellStart"/>
+      <w:r>
+        <w:rPr>
+          <w:rFonts w:ascii="Times New Roman" w:hAnsi="Times New Roman" w:cs="Times New Roman"/>
+          <w:color w:val="000000" w:themeColor="text1"/>
+        </w:rPr>
+        <w:t>Index</w:t>
+      </w:r>
+      <w:proofErr w:type="spellEnd"/>
+    </w:p>
     <w:p>
       <w:pPr>
         <w:ind w:firstLine="0"/>
@@ -12158,9 +12232,8 @@
         <w:rPr>
           <w:noProof/>
         </w:rPr>
-        <w:lastRenderedPageBreak/>
         <w:drawing>
-          <wp:inline distT="0" distB="0" distL="0" distR="0" wp14:anchorId="3C7A16B2" wp14:editId="4FB73D78">
+          <wp:inline distT="0" distB="0" distL="0" distR="0" wp14:anchorId="3C7A16B2" wp14:editId="7410FF6A">
             <wp:extent cx="5278581" cy="1303507"/>
             <wp:effectExtent l="0" t="0" r="0" b="0"/>
             <wp:docPr id="1153105388" name="Imagen 2"/>
@@ -12282,7 +12355,7 @@
           <w:noProof/>
         </w:rPr>
         <w:drawing>
-          <wp:inline distT="0" distB="0" distL="0" distR="0" wp14:anchorId="59AC7870" wp14:editId="4F3C19D1">
+          <wp:inline distT="0" distB="0" distL="0" distR="0" wp14:anchorId="59AC7870" wp14:editId="50B61358">
             <wp:extent cx="5400040" cy="1452880"/>
             <wp:effectExtent l="0" t="0" r="0" b="0"/>
             <wp:docPr id="724237226" name="Imagen 3"/>
@@ -12448,6 +12521,7 @@
                 <w:lang w:eastAsia="es-AR"/>
                 <w14:ligatures w14:val="none"/>
               </w:rPr>
+              <w:lastRenderedPageBreak/>
               <w:t>Métrica</w:t>
             </w:r>
           </w:p>
@@ -13169,6 +13243,29 @@
     </w:p>
     <w:p>
       <w:pPr>
+        <w:ind w:firstLine="0"/>
+      </w:pPr>
+    </w:p>
+    <w:p>
+      <w:pPr>
+        <w:pStyle w:val="Ttulo2"/>
+        <w:ind w:firstLine="0"/>
+        <w:rPr>
+          <w:rFonts w:ascii="Times New Roman" w:hAnsi="Times New Roman" w:cs="Times New Roman"/>
+          <w:color w:val="000000" w:themeColor="text1"/>
+        </w:rPr>
+      </w:pPr>
+      <w:r>
+        <w:rPr>
+          <w:rFonts w:ascii="Times New Roman" w:hAnsi="Times New Roman" w:cs="Times New Roman"/>
+          <w:color w:val="000000" w:themeColor="text1"/>
+        </w:rPr>
+        <w:t>Focos de calor</w:t>
+      </w:r>
+    </w:p>
+    <w:p/>
+    <w:p>
+      <w:pPr>
         <w:pStyle w:val="Ttulo1"/>
         <w:ind w:firstLine="0"/>
         <w:rPr>
@@ -13266,7 +13363,6 @@
           <w:rFonts w:ascii="Times New Roman" w:hAnsi="Times New Roman" w:cs="Times New Roman"/>
           <w:color w:val="000000" w:themeColor="text1"/>
         </w:rPr>
-        <w:lastRenderedPageBreak/>
         <w:t>Apéndices</w:t>
       </w:r>
       <w:bookmarkEnd w:id="14"/>
@@ -13364,6 +13460,7 @@
         <w:rPr>
           <w:noProof/>
         </w:rPr>
+        <w:lastRenderedPageBreak/>
         <w:drawing>
           <wp:inline distT="0" distB="0" distL="0" distR="0" wp14:anchorId="5B09DC76" wp14:editId="2147774C">
             <wp:extent cx="3600000" cy="2047457"/>

--- a/docs/Tesis - Villagra Turco, Ezequiel.docx
+++ b/docs/Tesis - Villagra Turco, Ezequiel.docx
@@ -2189,23 +2189,7 @@
           <w:rFonts w:cs="Times New Roman"/>
           <w:color w:val="000000" w:themeColor="text1"/>
         </w:rPr>
-        <w:t xml:space="preserve">La problemática central radica en el aumento de incendios en áreas protegidas, cuya propagación y duración se ven potenciadas por factores ambientales y climatológicos específicos. Si bien existen análisis descriptivos sobre el impacto de estos desastres, persiste una brecha en la aplicación de herramientas cuantitativas para la prevención activa. Cabe destacar que la prevención y combate de incendios ha sido declarada de interés público provincial mediante la Ley </w:t>
-      </w:r>
-      <w:proofErr w:type="spellStart"/>
-      <w:r>
-        <w:rPr>
-          <w:rFonts w:cs="Times New Roman"/>
-          <w:color w:val="000000" w:themeColor="text1"/>
-        </w:rPr>
-        <w:t>N.°</w:t>
-      </w:r>
-      <w:proofErr w:type="spellEnd"/>
-      <w:r>
-        <w:rPr>
-          <w:rFonts w:cs="Times New Roman"/>
-          <w:color w:val="000000" w:themeColor="text1"/>
-        </w:rPr>
-        <w:t xml:space="preserve"> 5243 de Río Negro, que subraya la necesidad de proteger el patrimonio ambiental. Dicha ley establece: "</w:t>
+        <w:t>La problemática central radica en el aumento de incendios en áreas protegidas, cuya propagación y duración se ven potenciadas por factores ambientales y climatológicos específicos. Si bien existen análisis descriptivos sobre el impacto de estos desastres, persiste una brecha en la aplicación de herramientas cuantitativas para la prevención activa. Cabe destacar que la prevención y combate de incendios ha sido declarada de interés público provincial mediante la Ley N.° 5243 de Río Negro, que subraya la necesidad de proteger el patrimonio ambiental. Dicha ley establece: "</w:t>
       </w:r>
       <w:r>
         <w:rPr>
@@ -2214,9 +2198,8 @@
           <w:iCs/>
           <w:color w:val="000000" w:themeColor="text1"/>
         </w:rPr>
-        <w:t xml:space="preserve">Declárase de interés público provincial la prevención, </w:t>
-      </w:r>
-      <w:proofErr w:type="spellStart"/>
+        <w:t>Declárase de interés público provincial la prevención, presupresión y combate de los incendios forestales y rurales, como medio tendiente a la protección de la vida y la seguridad de las personas y a la preservación del patrimonio ambiental y económico de la provincia</w:t>
+      </w:r>
       <w:r>
         <w:rPr>
           <w:rFonts w:cs="Times New Roman"/>
@@ -2224,25 +2207,6 @@
           <w:iCs/>
           <w:color w:val="000000" w:themeColor="text1"/>
         </w:rPr>
-        <w:t>presupresión</w:t>
-      </w:r>
-      <w:proofErr w:type="spellEnd"/>
-      <w:r>
-        <w:rPr>
-          <w:rFonts w:cs="Times New Roman"/>
-          <w:i/>
-          <w:iCs/>
-          <w:color w:val="000000" w:themeColor="text1"/>
-        </w:rPr>
-        <w:t xml:space="preserve"> y combate de los incendios forestales y rurales, como medio tendiente a la protección de la vida y la seguridad de las personas y a la preservación del patrimonio ambiental y económico de la provincia</w:t>
-      </w:r>
-      <w:r>
-        <w:rPr>
-          <w:rFonts w:cs="Times New Roman"/>
-          <w:i/>
-          <w:iCs/>
-          <w:color w:val="000000" w:themeColor="text1"/>
-        </w:rPr>
         <w:t>.</w:t>
       </w:r>
       <w:r>
@@ -2340,33 +2304,49 @@
           <w:rFonts w:cs="Times New Roman"/>
           <w:color w:val="000000" w:themeColor="text1"/>
         </w:rPr>
-        <w:t>En este trabajo de investigación se aplicará la metodología CRISP-DM (Cross-</w:t>
-      </w:r>
-      <w:proofErr w:type="spellStart"/>
-      <w:r>
-        <w:rPr>
-          <w:rFonts w:cs="Times New Roman"/>
-          <w:color w:val="000000" w:themeColor="text1"/>
-        </w:rPr>
-        <w:t>Industry</w:t>
-      </w:r>
-      <w:proofErr w:type="spellEnd"/>
-      <w:r>
-        <w:rPr>
-          <w:rFonts w:cs="Times New Roman"/>
-          <w:color w:val="000000" w:themeColor="text1"/>
-        </w:rPr>
-        <w:t xml:space="preserve"> Standard </w:t>
-      </w:r>
-      <w:proofErr w:type="spellStart"/>
-      <w:r>
-        <w:rPr>
-          <w:rFonts w:cs="Times New Roman"/>
-          <w:color w:val="000000" w:themeColor="text1"/>
-        </w:rPr>
-        <w:t>Process</w:t>
-      </w:r>
-      <w:proofErr w:type="spellEnd"/>
+        <w:t xml:space="preserve">En este trabajo de investigación se aplicará la metodología CRISP-DM (Cross-Industry Standard Process for Data Mining) </w:t>
+      </w:r>
+      <w:r>
+        <w:rPr>
+          <w:rFonts w:cs="Times New Roman"/>
+          <w:color w:val="000000" w:themeColor="text1"/>
+        </w:rPr>
+        <w:fldChar w:fldCharType="begin"/>
+      </w:r>
+      <w:r>
+        <w:rPr>
+          <w:rFonts w:cs="Times New Roman"/>
+          <w:color w:val="000000" w:themeColor="text1"/>
+        </w:rPr>
+        <w:instrText xml:space="preserve"> REF _Ref211003517 \r \h </w:instrText>
+      </w:r>
+      <w:r>
+        <w:rPr>
+          <w:rFonts w:cs="Times New Roman"/>
+          <w:color w:val="000000" w:themeColor="text1"/>
+        </w:rPr>
+      </w:r>
+      <w:r>
+        <w:rPr>
+          <w:rFonts w:cs="Times New Roman"/>
+          <w:color w:val="000000" w:themeColor="text1"/>
+        </w:rPr>
+        <w:fldChar w:fldCharType="separate"/>
+      </w:r>
+      <w:r>
+        <w:rPr>
+          <w:rFonts w:cs="Times New Roman"/>
+          <w:color w:val="000000" w:themeColor="text1"/>
+        </w:rPr>
+        <w:t>[10]</w:t>
+      </w:r>
+      <w:r>
+        <w:rPr>
+          <w:rFonts w:cs="Times New Roman"/>
+          <w:color w:val="000000" w:themeColor="text1"/>
+        </w:rPr>
+        <w:fldChar w:fldCharType="end"/>
+      </w:r>
       <w:r>
         <w:rPr>
           <w:rFonts w:cs="Times New Roman"/>
@@ -2374,37 +2354,54 @@
         </w:rPr>
         <w:t xml:space="preserve"> </w:t>
       </w:r>
-      <w:proofErr w:type="spellStart"/>
-      <w:r>
-        <w:rPr>
-          <w:rFonts w:cs="Times New Roman"/>
-          <w:color w:val="000000" w:themeColor="text1"/>
-        </w:rPr>
-        <w:t>for</w:t>
-      </w:r>
-      <w:proofErr w:type="spellEnd"/>
-      <w:r>
-        <w:rPr>
-          <w:rFonts w:cs="Times New Roman"/>
-          <w:color w:val="000000" w:themeColor="text1"/>
-        </w:rPr>
-        <w:t xml:space="preserve"> Data </w:t>
-      </w:r>
-      <w:proofErr w:type="spellStart"/>
-      <w:r>
-        <w:rPr>
-          <w:rFonts w:cs="Times New Roman"/>
-          <w:color w:val="000000" w:themeColor="text1"/>
-        </w:rPr>
-        <w:t>Mining</w:t>
-      </w:r>
-      <w:proofErr w:type="spellEnd"/>
-      <w:r>
-        <w:rPr>
-          <w:rFonts w:cs="Times New Roman"/>
-          <w:color w:val="000000" w:themeColor="text1"/>
-        </w:rPr>
-        <w:t xml:space="preserve">) </w:t>
+      <w:r>
+        <w:rPr>
+          <w:rFonts w:cs="Times New Roman"/>
+          <w:color w:val="000000" w:themeColor="text1"/>
+        </w:rPr>
+        <w:t xml:space="preserve">para establecer un marco de trabajo flexible y escalable. El principal resultado consistirá en un conjunto de datos </w:t>
+      </w:r>
+      <w:r>
+        <w:rPr>
+          <w:rFonts w:cs="Times New Roman"/>
+          <w:color w:val="000000" w:themeColor="text1"/>
+        </w:rPr>
+        <w:t>consolidado</w:t>
+      </w:r>
+      <w:r>
+        <w:rPr>
+          <w:rFonts w:cs="Times New Roman"/>
+          <w:color w:val="000000" w:themeColor="text1"/>
+        </w:rPr>
+        <w:t xml:space="preserve"> para el estudio de incendios, inspirado en el Canadian </w:t>
+      </w:r>
+      <w:r>
+        <w:rPr>
+          <w:rFonts w:cs="Times New Roman"/>
+          <w:color w:val="000000" w:themeColor="text1"/>
+        </w:rPr>
+        <w:t>Fire Spread Datase</w:t>
+      </w:r>
+      <w:r>
+        <w:rPr>
+          <w:rFonts w:cs="Times New Roman"/>
+          <w:color w:val="000000" w:themeColor="text1"/>
+        </w:rPr>
+        <w:t>t</w:t>
+      </w:r>
+      <w:r>
+        <w:rPr>
+          <w:rFonts w:cs="Times New Roman"/>
+          <w:color w:val="000000" w:themeColor="text1"/>
+        </w:rPr>
+        <w:t xml:space="preserve"> (CFSD)</w:t>
+      </w:r>
+      <w:r>
+        <w:rPr>
+          <w:rFonts w:cs="Times New Roman"/>
+          <w:color w:val="000000" w:themeColor="text1"/>
+        </w:rPr>
+        <w:t xml:space="preserve"> </w:t>
       </w:r>
       <w:r>
         <w:rPr>
@@ -2418,7 +2415,7 @@
           <w:rFonts w:cs="Times New Roman"/>
           <w:color w:val="000000" w:themeColor="text1"/>
         </w:rPr>
-        <w:instrText xml:space="preserve"> REF _Ref211003517 \r \h </w:instrText>
+        <w:instrText xml:space="preserve"> REF _Ref211003510 \r \h </w:instrText>
       </w:r>
       <w:r>
         <w:rPr>
@@ -2438,7 +2435,7 @@
           <w:rFonts w:cs="Times New Roman"/>
           <w:color w:val="000000" w:themeColor="text1"/>
         </w:rPr>
-        <w:t>[10]</w:t>
+        <w:t>[11]</w:t>
       </w:r>
       <w:r>
         <w:rPr>
@@ -2452,138 +2449,7 @@
           <w:rFonts w:cs="Times New Roman"/>
           <w:color w:val="000000" w:themeColor="text1"/>
         </w:rPr>
-        <w:t xml:space="preserve"> </w:t>
-      </w:r>
-      <w:r>
-        <w:rPr>
-          <w:rFonts w:cs="Times New Roman"/>
-          <w:color w:val="000000" w:themeColor="text1"/>
-        </w:rPr>
-        <w:t xml:space="preserve">para establecer un marco de trabajo flexible y escalable. El principal resultado consistirá en un conjunto de datos </w:t>
-      </w:r>
-      <w:r>
-        <w:rPr>
-          <w:rFonts w:cs="Times New Roman"/>
-          <w:color w:val="000000" w:themeColor="text1"/>
-        </w:rPr>
-        <w:t>consolidado</w:t>
-      </w:r>
-      <w:r>
-        <w:rPr>
-          <w:rFonts w:cs="Times New Roman"/>
-          <w:color w:val="000000" w:themeColor="text1"/>
-        </w:rPr>
-        <w:t xml:space="preserve"> para el estudio de incendios, inspirado en el Canadian </w:t>
-      </w:r>
-      <w:proofErr w:type="spellStart"/>
-      <w:r>
-        <w:rPr>
-          <w:rFonts w:cs="Times New Roman"/>
-          <w:color w:val="000000" w:themeColor="text1"/>
-        </w:rPr>
-        <w:t>Fire</w:t>
-      </w:r>
-      <w:proofErr w:type="spellEnd"/>
-      <w:r>
-        <w:rPr>
-          <w:rFonts w:cs="Times New Roman"/>
-          <w:color w:val="000000" w:themeColor="text1"/>
-        </w:rPr>
-        <w:t xml:space="preserve"> Spread </w:t>
-      </w:r>
-      <w:proofErr w:type="spellStart"/>
-      <w:r>
-        <w:rPr>
-          <w:rFonts w:cs="Times New Roman"/>
-          <w:color w:val="000000" w:themeColor="text1"/>
-        </w:rPr>
-        <w:t>Datase</w:t>
-      </w:r>
-      <w:r>
-        <w:rPr>
-          <w:rFonts w:cs="Times New Roman"/>
-          <w:color w:val="000000" w:themeColor="text1"/>
-        </w:rPr>
-        <w:t>t</w:t>
-      </w:r>
-      <w:proofErr w:type="spellEnd"/>
-      <w:r>
-        <w:rPr>
-          <w:rFonts w:cs="Times New Roman"/>
-          <w:color w:val="000000" w:themeColor="text1"/>
-        </w:rPr>
-        <w:t xml:space="preserve"> (CFSD)</w:t>
-      </w:r>
-      <w:r>
-        <w:rPr>
-          <w:rFonts w:cs="Times New Roman"/>
-          <w:color w:val="000000" w:themeColor="text1"/>
-        </w:rPr>
-        <w:t xml:space="preserve"> </w:t>
-      </w:r>
-      <w:r>
-        <w:rPr>
-          <w:rFonts w:cs="Times New Roman"/>
-          <w:color w:val="000000" w:themeColor="text1"/>
-        </w:rPr>
-        <w:fldChar w:fldCharType="begin"/>
-      </w:r>
-      <w:r>
-        <w:rPr>
-          <w:rFonts w:cs="Times New Roman"/>
-          <w:color w:val="000000" w:themeColor="text1"/>
-        </w:rPr>
-        <w:instrText xml:space="preserve"> REF _Ref211003510 \r \h </w:instrText>
-      </w:r>
-      <w:r>
-        <w:rPr>
-          <w:rFonts w:cs="Times New Roman"/>
-          <w:color w:val="000000" w:themeColor="text1"/>
-        </w:rPr>
-      </w:r>
-      <w:r>
-        <w:rPr>
-          <w:rFonts w:cs="Times New Roman"/>
-          <w:color w:val="000000" w:themeColor="text1"/>
-        </w:rPr>
-        <w:fldChar w:fldCharType="separate"/>
-      </w:r>
-      <w:r>
-        <w:rPr>
-          <w:rFonts w:cs="Times New Roman"/>
-          <w:color w:val="000000" w:themeColor="text1"/>
-        </w:rPr>
-        <w:t>[11]</w:t>
-      </w:r>
-      <w:r>
-        <w:rPr>
-          <w:rFonts w:cs="Times New Roman"/>
-          <w:color w:val="000000" w:themeColor="text1"/>
-        </w:rPr>
-        <w:fldChar w:fldCharType="end"/>
-      </w:r>
-      <w:r>
-        <w:rPr>
-          <w:rFonts w:cs="Times New Roman"/>
-          <w:color w:val="000000" w:themeColor="text1"/>
-        </w:rPr>
-        <w:t xml:space="preserve">. Sobre este recurso, se implementarán y evaluarán modelos predictivos como prueba de concepto, demostrando así el valor del </w:t>
-      </w:r>
-      <w:proofErr w:type="spellStart"/>
-      <w:r>
-        <w:rPr>
-          <w:rFonts w:cs="Times New Roman"/>
-          <w:color w:val="000000" w:themeColor="text1"/>
-        </w:rPr>
-        <w:t>dataset</w:t>
-      </w:r>
-      <w:proofErr w:type="spellEnd"/>
-      <w:r>
-        <w:rPr>
-          <w:rFonts w:cs="Times New Roman"/>
-          <w:color w:val="000000" w:themeColor="text1"/>
-        </w:rPr>
-        <w:t xml:space="preserve"> como pilar para el desarrollo de sistemas de alerta temprana.</w:t>
+        <w:t>. Sobre este recurso, se implementarán y evaluarán modelos predictivos como prueba de concepto, demostrando así el valor del dataset como pilar para el desarrollo de sistemas de alerta temprana.</w:t>
       </w:r>
     </w:p>
     <w:p>
@@ -2770,55 +2636,7 @@
           <w:rFonts w:cs="Times New Roman"/>
           <w:color w:val="000000" w:themeColor="text1"/>
         </w:rPr>
-        <w:t xml:space="preserve">, en el que desarrollaron un modelo de estimación para la prevención de incendios forestales en Colombia. Este estudio empleó una combinación de datos históricos, meteorológicos, topográficos y socioeconómicos como entrada para modelos predictivos de Machine </w:t>
-      </w:r>
-      <w:proofErr w:type="spellStart"/>
-      <w:r>
-        <w:rPr>
-          <w:rFonts w:cs="Times New Roman"/>
-          <w:color w:val="000000" w:themeColor="text1"/>
-        </w:rPr>
-        <w:t>Learning</w:t>
-      </w:r>
-      <w:proofErr w:type="spellEnd"/>
-      <w:r>
-        <w:rPr>
-          <w:rFonts w:cs="Times New Roman"/>
-          <w:color w:val="000000" w:themeColor="text1"/>
-        </w:rPr>
-        <w:t xml:space="preserve">, específicamente </w:t>
-      </w:r>
-      <w:proofErr w:type="spellStart"/>
-      <w:r>
-        <w:rPr>
-          <w:rFonts w:cs="Times New Roman"/>
-          <w:color w:val="000000" w:themeColor="text1"/>
-        </w:rPr>
-        <w:t>Random</w:t>
-      </w:r>
-      <w:proofErr w:type="spellEnd"/>
-      <w:r>
-        <w:rPr>
-          <w:rFonts w:cs="Times New Roman"/>
-          <w:color w:val="000000" w:themeColor="text1"/>
-        </w:rPr>
-        <w:t xml:space="preserve"> Forest y Gaussian </w:t>
-      </w:r>
-      <w:proofErr w:type="spellStart"/>
-      <w:r>
-        <w:rPr>
-          <w:rFonts w:cs="Times New Roman"/>
-          <w:color w:val="000000" w:themeColor="text1"/>
-        </w:rPr>
-        <w:t>Naive</w:t>
-      </w:r>
-      <w:proofErr w:type="spellEnd"/>
-      <w:r>
-        <w:rPr>
-          <w:rFonts w:cs="Times New Roman"/>
-          <w:color w:val="000000" w:themeColor="text1"/>
-        </w:rPr>
-        <w:t xml:space="preserve"> Bayes, con el objetivo de evaluar su eficacia y proporcionar un marco valioso para investigaciones futuras.</w:t>
+        <w:t>, en el que desarrollaron un modelo de estimación para la prevención de incendios forestales en Colombia. Este estudio empleó una combinación de datos históricos, meteorológicos, topográficos y socioeconómicos como entrada para modelos predictivos de Machine Learning, específicamente Random Forest y Gaussian Naive Bayes, con el objetivo de evaluar su eficacia y proporcionar un marco valioso para investigaciones futuras.</w:t>
       </w:r>
     </w:p>
     <w:p>
@@ -2837,21 +2655,12 @@
         </w:rPr>
         <w:t xml:space="preserve">En el ámbito de las técnicas de modelado, </w:t>
       </w:r>
-      <w:proofErr w:type="spellStart"/>
-      <w:r>
-        <w:rPr>
-          <w:rFonts w:cs="Times New Roman"/>
-          <w:color w:val="000000" w:themeColor="text1"/>
-        </w:rPr>
-        <w:t>Liang</w:t>
-      </w:r>
-      <w:proofErr w:type="spellEnd"/>
-      <w:r>
-        <w:rPr>
-          <w:rFonts w:cs="Times New Roman"/>
-          <w:color w:val="000000" w:themeColor="text1"/>
-        </w:rPr>
-        <w:t xml:space="preserve"> et al. (2019)</w:t>
+      <w:r>
+        <w:rPr>
+          <w:rFonts w:cs="Times New Roman"/>
+          <w:color w:val="000000" w:themeColor="text1"/>
+        </w:rPr>
+        <w:t>Liang et al. (2019)</w:t>
       </w:r>
       <w:r>
         <w:rPr>
@@ -2906,126 +2715,14 @@
           <w:rFonts w:cs="Times New Roman"/>
           <w:color w:val="000000" w:themeColor="text1"/>
         </w:rPr>
-        <w:t xml:space="preserve"> utilizó una red neuronal recurrente (RNN) de tipo LSTM (Long Short-</w:t>
-      </w:r>
-      <w:proofErr w:type="spellStart"/>
-      <w:r>
-        <w:rPr>
-          <w:rFonts w:cs="Times New Roman"/>
-          <w:color w:val="000000" w:themeColor="text1"/>
-        </w:rPr>
-        <w:t>Term</w:t>
-      </w:r>
-      <w:proofErr w:type="spellEnd"/>
-      <w:r>
-        <w:rPr>
-          <w:rFonts w:cs="Times New Roman"/>
-          <w:color w:val="000000" w:themeColor="text1"/>
-        </w:rPr>
-        <w:t xml:space="preserve"> </w:t>
-      </w:r>
-      <w:proofErr w:type="spellStart"/>
-      <w:r>
-        <w:rPr>
-          <w:rFonts w:cs="Times New Roman"/>
-          <w:color w:val="000000" w:themeColor="text1"/>
-        </w:rPr>
-        <w:t>Memory</w:t>
-      </w:r>
-      <w:proofErr w:type="spellEnd"/>
-      <w:r>
-        <w:rPr>
-          <w:rFonts w:cs="Times New Roman"/>
-          <w:color w:val="000000" w:themeColor="text1"/>
-        </w:rPr>
-        <w:t xml:space="preserve">) para predecir la escala de incendios. Es de particular interés que su modelo se nutrió de registros históricos de focos de incendio y 11 variables meteorológicas, fuentes de información análogas a las que proveen servicios como NASA FIRMS </w:t>
-      </w:r>
-      <w:r>
-        <w:rPr>
-          <w:rFonts w:cs="Times New Roman"/>
-          <w:color w:val="000000" w:themeColor="text1"/>
-        </w:rPr>
-        <w:t>(</w:t>
-      </w:r>
-      <w:proofErr w:type="spellStart"/>
-      <w:r>
-        <w:rPr>
-          <w:rFonts w:cs="Times New Roman"/>
-          <w:color w:val="000000" w:themeColor="text1"/>
-        </w:rPr>
-        <w:t>Fire</w:t>
-      </w:r>
-      <w:proofErr w:type="spellEnd"/>
-      <w:r>
-        <w:rPr>
-          <w:rFonts w:cs="Times New Roman"/>
-          <w:color w:val="000000" w:themeColor="text1"/>
-        </w:rPr>
-        <w:t xml:space="preserve"> </w:t>
-      </w:r>
-      <w:proofErr w:type="spellStart"/>
-      <w:r>
-        <w:rPr>
-          <w:rFonts w:cs="Times New Roman"/>
-          <w:color w:val="000000" w:themeColor="text1"/>
-        </w:rPr>
-        <w:t>Information</w:t>
-      </w:r>
-      <w:proofErr w:type="spellEnd"/>
-      <w:r>
-        <w:rPr>
-          <w:rFonts w:cs="Times New Roman"/>
-          <w:color w:val="000000" w:themeColor="text1"/>
-        </w:rPr>
-        <w:t xml:space="preserve"> </w:t>
-      </w:r>
-      <w:proofErr w:type="spellStart"/>
-      <w:r>
-        <w:rPr>
-          <w:rFonts w:cs="Times New Roman"/>
-          <w:color w:val="000000" w:themeColor="text1"/>
-        </w:rPr>
-        <w:t>for</w:t>
-      </w:r>
-      <w:proofErr w:type="spellEnd"/>
-      <w:r>
-        <w:rPr>
-          <w:rFonts w:cs="Times New Roman"/>
-          <w:color w:val="000000" w:themeColor="text1"/>
-        </w:rPr>
-        <w:t xml:space="preserve"> </w:t>
-      </w:r>
-      <w:proofErr w:type="spellStart"/>
-      <w:r>
-        <w:rPr>
-          <w:rFonts w:cs="Times New Roman"/>
-          <w:color w:val="000000" w:themeColor="text1"/>
-        </w:rPr>
-        <w:t>Resource</w:t>
-      </w:r>
-      <w:proofErr w:type="spellEnd"/>
-      <w:r>
-        <w:rPr>
-          <w:rFonts w:cs="Times New Roman"/>
-          <w:color w:val="000000" w:themeColor="text1"/>
-        </w:rPr>
-        <w:t xml:space="preserve"> Management </w:t>
-      </w:r>
-      <w:proofErr w:type="spellStart"/>
-      <w:r>
-        <w:rPr>
-          <w:rFonts w:cs="Times New Roman"/>
-          <w:color w:val="000000" w:themeColor="text1"/>
-        </w:rPr>
-        <w:t>System</w:t>
-      </w:r>
-      <w:proofErr w:type="spellEnd"/>
-      <w:r>
-        <w:rPr>
-          <w:rFonts w:cs="Times New Roman"/>
-          <w:color w:val="000000" w:themeColor="text1"/>
-        </w:rPr>
-        <w:t>)</w:t>
+        <w:t xml:space="preserve"> utilizó una red neuronal recurrente (RNN) de tipo LSTM (Long Short-Term Memory) para predecir la escala de incendios. Es de particular interés que su modelo se nutrió de registros históricos de focos de incendio y 11 variables meteorológicas, fuentes de información análogas a las que proveen servicios como NASA FIRMS </w:t>
+      </w:r>
+      <w:r>
+        <w:rPr>
+          <w:rFonts w:cs="Times New Roman"/>
+          <w:color w:val="000000" w:themeColor="text1"/>
+        </w:rPr>
+        <w:t>(Fire Information for Resource Management System)</w:t>
       </w:r>
       <w:r>
         <w:rPr>
@@ -3159,23 +2856,7 @@
           <w:rFonts w:cs="Times New Roman"/>
           <w:color w:val="000000" w:themeColor="text1"/>
         </w:rPr>
-        <w:t xml:space="preserve">Los </w:t>
-      </w:r>
-      <w:proofErr w:type="spellStart"/>
-      <w:r>
-        <w:rPr>
-          <w:rFonts w:cs="Times New Roman"/>
-          <w:color w:val="000000" w:themeColor="text1"/>
-        </w:rPr>
-        <w:t>articulos</w:t>
-      </w:r>
-      <w:proofErr w:type="spellEnd"/>
-      <w:r>
-        <w:rPr>
-          <w:rFonts w:cs="Times New Roman"/>
-          <w:color w:val="000000" w:themeColor="text1"/>
-        </w:rPr>
-        <w:t xml:space="preserve"> Jain et al. (2020) </w:t>
+        <w:t xml:space="preserve">Los articulos Jain et al. (2020) </w:t>
       </w:r>
       <w:r>
         <w:rPr>
@@ -3285,23 +2966,7 @@
           <w:rFonts w:cs="Times New Roman"/>
           <w:color w:val="000000" w:themeColor="text1"/>
         </w:rPr>
-        <w:t xml:space="preserve"> presentan una revisión de modelos de Machine </w:t>
-      </w:r>
-      <w:proofErr w:type="spellStart"/>
-      <w:r>
-        <w:rPr>
-          <w:rFonts w:cs="Times New Roman"/>
-          <w:color w:val="000000" w:themeColor="text1"/>
-        </w:rPr>
-        <w:t>Learning</w:t>
-      </w:r>
-      <w:proofErr w:type="spellEnd"/>
-      <w:r>
-        <w:rPr>
-          <w:rFonts w:cs="Times New Roman"/>
-          <w:color w:val="000000" w:themeColor="text1"/>
-        </w:rPr>
-        <w:t xml:space="preserve"> con aplicación en el tema. El primero de ellos hace un análisis comparativo entre diferentes modelos de ML y brinda ejemplos de aplicación en distintos objetivos relacionados a la problemática mientras que el segundo brinda otro ejemplo de implementación y rendimiento en modelos de ML aplicados.</w:t>
+        <w:t xml:space="preserve"> presentan una revisión de modelos de Machine Learning con aplicación en el tema. El primero de ellos hace un análisis comparativo entre diferentes modelos de ML y brinda ejemplos de aplicación en distintos objetivos relacionados a la problemática mientras que el segundo brinda otro ejemplo de implementación y rendimiento en modelos de ML aplicados.</w:t>
       </w:r>
     </w:p>
     <w:p>
@@ -3428,23 +3093,7 @@
           <w:rFonts w:cs="Times New Roman"/>
           <w:color w:val="000000" w:themeColor="text1"/>
         </w:rPr>
-        <w:t xml:space="preserve">ejemplifican el desarrollo de modelos predictivos dentro del territorio nacional argentino, en Córdoba y Pinamar, respectivamente. Si bien son trabajos de alcance acotado, comparten el espíritu central de esta investigación: aprovechar el poder del Machine </w:t>
-      </w:r>
-      <w:proofErr w:type="spellStart"/>
-      <w:r>
-        <w:rPr>
-          <w:rFonts w:cs="Times New Roman"/>
-          <w:color w:val="000000" w:themeColor="text1"/>
-        </w:rPr>
-        <w:t>Learning</w:t>
-      </w:r>
-      <w:proofErr w:type="spellEnd"/>
-      <w:r>
-        <w:rPr>
-          <w:rFonts w:cs="Times New Roman"/>
-          <w:color w:val="000000" w:themeColor="text1"/>
-        </w:rPr>
-        <w:t xml:space="preserve"> para predecir y gestionar el riesgo de incendios forestales.</w:t>
+        <w:t>ejemplifican el desarrollo de modelos predictivos dentro del territorio nacional argentino, en Córdoba y Pinamar, respectivamente. Si bien son trabajos de alcance acotado, comparten el espíritu central de esta investigación: aprovechar el poder del Machine Learning para predecir y gestionar el riesgo de incendios forestales.</w:t>
       </w:r>
     </w:p>
     <w:p>
@@ -3482,23 +3131,7 @@
           <w:rFonts w:cs="Times New Roman"/>
           <w:color w:val="000000" w:themeColor="text1"/>
         </w:rPr>
-        <w:t xml:space="preserve">El </w:t>
-      </w:r>
-      <w:proofErr w:type="spellStart"/>
-      <w:r>
-        <w:rPr>
-          <w:rFonts w:cs="Times New Roman"/>
-          <w:color w:val="000000" w:themeColor="text1"/>
-        </w:rPr>
-        <w:t>dataset</w:t>
-      </w:r>
-      <w:proofErr w:type="spellEnd"/>
-      <w:r>
-        <w:rPr>
-          <w:rFonts w:cs="Times New Roman"/>
-          <w:color w:val="000000" w:themeColor="text1"/>
-        </w:rPr>
-        <w:t xml:space="preserve"> desarrollado en este trabajo se construyó a partir de dos fuentes de datos principales. Ambas proveen información obtenida mediante teledetección satelital, complementada con técnicas de modelado y asimilación que mejoran la precisión de las observaciones.</w:t>
+        <w:t>El dataset desarrollado en este trabajo se construyó a partir de dos fuentes de datos principales. Ambas proveen información obtenida mediante teledetección satelital, complementada con técnicas de modelado y asimilación que mejoran la precisión de las observaciones.</w:t>
       </w:r>
     </w:p>
     <w:p>
@@ -3563,46 +3196,14 @@
           <w:rFonts w:cs="Times New Roman"/>
           <w:color w:val="000000" w:themeColor="text1"/>
         </w:rPr>
-        <w:t xml:space="preserve"> (</w:t>
-      </w:r>
-      <w:proofErr w:type="spellStart"/>
-      <w:r>
-        <w:rPr>
-          <w:rFonts w:cs="Times New Roman"/>
-          <w:color w:val="000000" w:themeColor="text1"/>
-        </w:rPr>
-        <w:t>Climate</w:t>
-      </w:r>
-      <w:proofErr w:type="spellEnd"/>
-      <w:r>
-        <w:rPr>
-          <w:rFonts w:cs="Times New Roman"/>
-          <w:color w:val="000000" w:themeColor="text1"/>
-        </w:rPr>
-        <w:t xml:space="preserve"> Data Store, CDS)</w:t>
-      </w:r>
-      <w:r>
-        <w:rPr>
-          <w:rFonts w:cs="Times New Roman"/>
-          <w:color w:val="000000" w:themeColor="text1"/>
-        </w:rPr>
-        <w:t xml:space="preserve"> del proyecto </w:t>
-      </w:r>
-      <w:proofErr w:type="spellStart"/>
-      <w:r>
-        <w:rPr>
-          <w:rFonts w:cs="Times New Roman"/>
-          <w:color w:val="000000" w:themeColor="text1"/>
-        </w:rPr>
-        <w:t>Copernicus</w:t>
-      </w:r>
-      <w:proofErr w:type="spellEnd"/>
-      <w:r>
-        <w:rPr>
-          <w:rFonts w:cs="Times New Roman"/>
-          <w:color w:val="000000" w:themeColor="text1"/>
-        </w:rPr>
-        <w:t xml:space="preserve"> de la Unión Europea</w:t>
+        <w:t xml:space="preserve"> (Climate Data Store, CDS)</w:t>
+      </w:r>
+      <w:r>
+        <w:rPr>
+          <w:rFonts w:cs="Times New Roman"/>
+          <w:color w:val="000000" w:themeColor="text1"/>
+        </w:rPr>
+        <w:t xml:space="preserve"> del proyecto Copernicus de la Unión Europea</w:t>
       </w:r>
       <w:r>
         <w:rPr>
@@ -4124,33 +3725,7 @@
                 <w:lang w:eastAsia="es-AR"/>
                 <w14:ligatures w14:val="none"/>
               </w:rPr>
-              <w:t xml:space="preserve">Servicio de Cambio Climático de </w:t>
-            </w:r>
-            <w:proofErr w:type="spellStart"/>
-            <w:r>
-              <w:rPr>
-                <w:rFonts w:ascii="Aptos Narrow" w:eastAsia="Times New Roman" w:hAnsi="Aptos Narrow" w:cs="Times New Roman"/>
-                <w:color w:val="000000"/>
-                <w:kern w:val="0"/>
-                <w:sz w:val="16"/>
-                <w:szCs w:val="16"/>
-                <w:lang w:eastAsia="es-AR"/>
-                <w14:ligatures w14:val="none"/>
-              </w:rPr>
-              <w:t>Copernicus</w:t>
-            </w:r>
-            <w:proofErr w:type="spellEnd"/>
-            <w:r>
-              <w:rPr>
-                <w:rFonts w:ascii="Aptos Narrow" w:eastAsia="Times New Roman" w:hAnsi="Aptos Narrow" w:cs="Times New Roman"/>
-                <w:color w:val="000000"/>
-                <w:kern w:val="0"/>
-                <w:sz w:val="16"/>
-                <w:szCs w:val="16"/>
-                <w:lang w:eastAsia="es-AR"/>
-                <w14:ligatures w14:val="none"/>
-              </w:rPr>
-              <w:t xml:space="preserve"> (C3S)</w:t>
+              <w:t>Servicio de Cambio Climático de Copernicus (C3S)</w:t>
             </w:r>
           </w:p>
         </w:tc>
@@ -4686,7 +4261,6 @@
                 <w14:ligatures w14:val="none"/>
               </w:rPr>
             </w:pPr>
-            <w:proofErr w:type="spellStart"/>
             <w:r>
               <w:rPr>
                 <w:rFonts w:ascii="Aptos Narrow" w:eastAsia="Times New Roman" w:hAnsi="Aptos Narrow" w:cs="Times New Roman"/>
@@ -4711,7 +4285,6 @@
               </w:rPr>
               <w:t>-ejecución</w:t>
             </w:r>
-            <w:proofErr w:type="spellEnd"/>
             <w:r>
               <w:rPr>
                 <w:rFonts w:ascii="Aptos Narrow" w:eastAsia="Times New Roman" w:hAnsi="Aptos Narrow" w:cs="Times New Roman"/>
@@ -6838,31 +6411,17 @@
                 <w14:ligatures w14:val="none"/>
               </w:rPr>
             </w:pPr>
-            <w:proofErr w:type="spellStart"/>
-            <w:r>
-              <w:rPr>
-                <w:rFonts w:ascii="Aptos Narrow" w:eastAsia="Times New Roman" w:hAnsi="Aptos Narrow" w:cs="Times New Roman"/>
-                <w:color w:val="000000"/>
-                <w:kern w:val="0"/>
-                <w:sz w:val="16"/>
-                <w:szCs w:val="16"/>
-                <w:lang w:eastAsia="es-AR"/>
-                <w14:ligatures w14:val="none"/>
-              </w:rPr>
-              <w:t>Suomi</w:t>
-            </w:r>
-            <w:proofErr w:type="spellEnd"/>
-            <w:r>
-              <w:rPr>
-                <w:rFonts w:ascii="Aptos Narrow" w:eastAsia="Times New Roman" w:hAnsi="Aptos Narrow" w:cs="Times New Roman"/>
-                <w:color w:val="000000"/>
-                <w:kern w:val="0"/>
-                <w:sz w:val="16"/>
-                <w:szCs w:val="16"/>
-                <w:lang w:eastAsia="es-AR"/>
-                <w14:ligatures w14:val="none"/>
-              </w:rPr>
-              <w:t xml:space="preserve"> NPP</w:t>
+            <w:r>
+              <w:rPr>
+                <w:rFonts w:ascii="Aptos Narrow" w:eastAsia="Times New Roman" w:hAnsi="Aptos Narrow" w:cs="Times New Roman"/>
+                <w:color w:val="000000"/>
+                <w:kern w:val="0"/>
+                <w:sz w:val="16"/>
+                <w:szCs w:val="16"/>
+                <w:lang w:eastAsia="es-AR"/>
+                <w14:ligatures w14:val="none"/>
+              </w:rPr>
+              <w:t>Suomi NPP</w:t>
             </w:r>
           </w:p>
         </w:tc>
@@ -7412,7 +6971,6 @@
                 <w14:ligatures w14:val="none"/>
               </w:rPr>
             </w:pPr>
-            <w:proofErr w:type="spellStart"/>
             <w:r>
               <w:rPr>
                 <w:rFonts w:ascii="Aptos Narrow" w:eastAsia="Times New Roman" w:hAnsi="Aptos Narrow" w:cs="Times New Roman"/>
@@ -7425,7 +6983,6 @@
               </w:rPr>
               <w:t>Heliosíncrona</w:t>
             </w:r>
-            <w:proofErr w:type="spellEnd"/>
           </w:p>
         </w:tc>
         <w:tc>
@@ -7455,7 +7012,6 @@
                 <w14:ligatures w14:val="none"/>
               </w:rPr>
             </w:pPr>
-            <w:proofErr w:type="spellStart"/>
             <w:r>
               <w:rPr>
                 <w:rFonts w:ascii="Aptos Narrow" w:eastAsia="Times New Roman" w:hAnsi="Aptos Narrow" w:cs="Times New Roman"/>
@@ -7468,7 +7024,6 @@
               </w:rPr>
               <w:t>Heliosíncrona</w:t>
             </w:r>
-            <w:proofErr w:type="spellEnd"/>
           </w:p>
         </w:tc>
         <w:tc>
@@ -7498,7 +7053,6 @@
                 <w14:ligatures w14:val="none"/>
               </w:rPr>
             </w:pPr>
-            <w:proofErr w:type="spellStart"/>
             <w:r>
               <w:rPr>
                 <w:rFonts w:ascii="Aptos Narrow" w:eastAsia="Times New Roman" w:hAnsi="Aptos Narrow" w:cs="Times New Roman"/>
@@ -7511,7 +7065,6 @@
               </w:rPr>
               <w:t>Heliosíncrona</w:t>
             </w:r>
-            <w:proofErr w:type="spellEnd"/>
           </w:p>
         </w:tc>
         <w:tc>
@@ -7541,7 +7094,6 @@
                 <w14:ligatures w14:val="none"/>
               </w:rPr>
             </w:pPr>
-            <w:proofErr w:type="spellStart"/>
             <w:r>
               <w:rPr>
                 <w:rFonts w:ascii="Aptos Narrow" w:eastAsia="Times New Roman" w:hAnsi="Aptos Narrow" w:cs="Times New Roman"/>
@@ -7554,7 +7106,6 @@
               </w:rPr>
               <w:t>Heliosíncrona</w:t>
             </w:r>
-            <w:proofErr w:type="spellEnd"/>
           </w:p>
         </w:tc>
       </w:tr>
@@ -8154,59 +7705,7 @@
                 <w:lang w:eastAsia="es-AR"/>
                 <w14:ligatures w14:val="none"/>
               </w:rPr>
-              <w:t>375 m (I-</w:t>
-            </w:r>
-            <w:proofErr w:type="spellStart"/>
-            <w:r>
-              <w:rPr>
-                <w:rFonts w:ascii="Aptos Narrow" w:eastAsia="Times New Roman" w:hAnsi="Aptos Narrow" w:cs="Times New Roman"/>
-                <w:color w:val="000000"/>
-                <w:kern w:val="0"/>
-                <w:sz w:val="16"/>
-                <w:szCs w:val="16"/>
-                <w:lang w:eastAsia="es-AR"/>
-                <w14:ligatures w14:val="none"/>
-              </w:rPr>
-              <w:t>bands</w:t>
-            </w:r>
-            <w:proofErr w:type="spellEnd"/>
-            <w:r>
-              <w:rPr>
-                <w:rFonts w:ascii="Aptos Narrow" w:eastAsia="Times New Roman" w:hAnsi="Aptos Narrow" w:cs="Times New Roman"/>
-                <w:color w:val="000000"/>
-                <w:kern w:val="0"/>
-                <w:sz w:val="16"/>
-                <w:szCs w:val="16"/>
-                <w:lang w:eastAsia="es-AR"/>
-                <w14:ligatures w14:val="none"/>
-              </w:rPr>
-              <w:t>), 750 m (M-</w:t>
-            </w:r>
-            <w:proofErr w:type="spellStart"/>
-            <w:r>
-              <w:rPr>
-                <w:rFonts w:ascii="Aptos Narrow" w:eastAsia="Times New Roman" w:hAnsi="Aptos Narrow" w:cs="Times New Roman"/>
-                <w:color w:val="000000"/>
-                <w:kern w:val="0"/>
-                <w:sz w:val="16"/>
-                <w:szCs w:val="16"/>
-                <w:lang w:eastAsia="es-AR"/>
-                <w14:ligatures w14:val="none"/>
-              </w:rPr>
-              <w:t>bands</w:t>
-            </w:r>
-            <w:proofErr w:type="spellEnd"/>
-            <w:r>
-              <w:rPr>
-                <w:rFonts w:ascii="Aptos Narrow" w:eastAsia="Times New Roman" w:hAnsi="Aptos Narrow" w:cs="Times New Roman"/>
-                <w:color w:val="000000"/>
-                <w:kern w:val="0"/>
-                <w:sz w:val="16"/>
-                <w:szCs w:val="16"/>
-                <w:lang w:eastAsia="es-AR"/>
-                <w14:ligatures w14:val="none"/>
-              </w:rPr>
-              <w:t>)</w:t>
+              <w:t>375 m (I-bands), 750 m (M-bands)</w:t>
             </w:r>
           </w:p>
         </w:tc>
@@ -8247,59 +7746,7 @@
                 <w:lang w:eastAsia="es-AR"/>
                 <w14:ligatures w14:val="none"/>
               </w:rPr>
-              <w:t>375 m (I-</w:t>
-            </w:r>
-            <w:proofErr w:type="spellStart"/>
-            <w:r>
-              <w:rPr>
-                <w:rFonts w:ascii="Aptos Narrow" w:eastAsia="Times New Roman" w:hAnsi="Aptos Narrow" w:cs="Times New Roman"/>
-                <w:color w:val="000000"/>
-                <w:kern w:val="0"/>
-                <w:sz w:val="16"/>
-                <w:szCs w:val="16"/>
-                <w:lang w:eastAsia="es-AR"/>
-                <w14:ligatures w14:val="none"/>
-              </w:rPr>
-              <w:t>bands</w:t>
-            </w:r>
-            <w:proofErr w:type="spellEnd"/>
-            <w:r>
-              <w:rPr>
-                <w:rFonts w:ascii="Aptos Narrow" w:eastAsia="Times New Roman" w:hAnsi="Aptos Narrow" w:cs="Times New Roman"/>
-                <w:color w:val="000000"/>
-                <w:kern w:val="0"/>
-                <w:sz w:val="16"/>
-                <w:szCs w:val="16"/>
-                <w:lang w:eastAsia="es-AR"/>
-                <w14:ligatures w14:val="none"/>
-              </w:rPr>
-              <w:t>), 750 m (M-</w:t>
-            </w:r>
-            <w:proofErr w:type="spellStart"/>
-            <w:r>
-              <w:rPr>
-                <w:rFonts w:ascii="Aptos Narrow" w:eastAsia="Times New Roman" w:hAnsi="Aptos Narrow" w:cs="Times New Roman"/>
-                <w:color w:val="000000"/>
-                <w:kern w:val="0"/>
-                <w:sz w:val="16"/>
-                <w:szCs w:val="16"/>
-                <w:lang w:eastAsia="es-AR"/>
-                <w14:ligatures w14:val="none"/>
-              </w:rPr>
-              <w:t>bands</w:t>
-            </w:r>
-            <w:proofErr w:type="spellEnd"/>
-            <w:r>
-              <w:rPr>
-                <w:rFonts w:ascii="Aptos Narrow" w:eastAsia="Times New Roman" w:hAnsi="Aptos Narrow" w:cs="Times New Roman"/>
-                <w:color w:val="000000"/>
-                <w:kern w:val="0"/>
-                <w:sz w:val="16"/>
-                <w:szCs w:val="16"/>
-                <w:lang w:eastAsia="es-AR"/>
-                <w14:ligatures w14:val="none"/>
-              </w:rPr>
-              <w:t>)</w:t>
+              <w:t>375 m (I-bands), 750 m (M-bands)</w:t>
             </w:r>
           </w:p>
         </w:tc>
@@ -8949,33 +8396,7 @@
                 <w:lang w:eastAsia="es-AR"/>
                 <w14:ligatures w14:val="none"/>
               </w:rPr>
-              <w:t xml:space="preserve">Monitoreo ambiental y climático, meteorología, océano, tierra, </w:t>
-            </w:r>
-            <w:proofErr w:type="spellStart"/>
-            <w:r>
-              <w:rPr>
-                <w:rFonts w:ascii="Aptos Narrow" w:eastAsia="Times New Roman" w:hAnsi="Aptos Narrow" w:cs="Times New Roman"/>
-                <w:color w:val="000000"/>
-                <w:kern w:val="0"/>
-                <w:sz w:val="16"/>
-                <w:szCs w:val="16"/>
-                <w:lang w:eastAsia="es-AR"/>
-                <w14:ligatures w14:val="none"/>
-              </w:rPr>
-              <w:t>criosfera</w:t>
-            </w:r>
-            <w:proofErr w:type="spellEnd"/>
-            <w:r>
-              <w:rPr>
-                <w:rFonts w:ascii="Aptos Narrow" w:eastAsia="Times New Roman" w:hAnsi="Aptos Narrow" w:cs="Times New Roman"/>
-                <w:color w:val="000000"/>
-                <w:kern w:val="0"/>
-                <w:sz w:val="16"/>
-                <w:szCs w:val="16"/>
-                <w:lang w:eastAsia="es-AR"/>
-                <w14:ligatures w14:val="none"/>
-              </w:rPr>
-              <w:t>, incendios.</w:t>
+              <w:t>Monitoreo ambiental y climático, meteorología, océano, tierra, criosfera, incendios.</w:t>
             </w:r>
           </w:p>
         </w:tc>
@@ -9147,23 +8568,7 @@
           <w:rFonts w:cs="Times New Roman"/>
           <w:color w:val="000000" w:themeColor="text1"/>
         </w:rPr>
-        <w:t xml:space="preserve">) es ideal para observar condiciones despejadas, mientras que AQUA, </w:t>
-      </w:r>
-      <w:proofErr w:type="spellStart"/>
-      <w:r>
-        <w:rPr>
-          <w:rFonts w:cs="Times New Roman"/>
-          <w:color w:val="000000" w:themeColor="text1"/>
-        </w:rPr>
-        <w:t>Suomi</w:t>
-      </w:r>
-      <w:proofErr w:type="spellEnd"/>
-      <w:r>
-        <w:rPr>
-          <w:rFonts w:cs="Times New Roman"/>
-          <w:color w:val="000000" w:themeColor="text1"/>
-        </w:rPr>
-        <w:t xml:space="preserve"> NPP y NOAA-20 (</w:t>
+        <w:t>) es ideal para observar condiciones despejadas, mientras que AQUA, Suomi NPP y NOAA-20 (</w:t>
       </w:r>
       <w:r>
         <w:rPr>
@@ -9365,31 +8770,7 @@
         <w:t>incorporación de variables calculadas</w:t>
       </w:r>
       <w:r>
-        <w:t xml:space="preserve">: se utilizan los valores base para calcular el conjunto de variables derivadas que componen el </w:t>
-      </w:r>
-      <w:proofErr w:type="spellStart"/>
-      <w:r>
-        <w:t>Fire</w:t>
-      </w:r>
-      <w:proofErr w:type="spellEnd"/>
-      <w:r>
-        <w:t xml:space="preserve"> </w:t>
-      </w:r>
-      <w:proofErr w:type="spellStart"/>
-      <w:r>
-        <w:t>Weather</w:t>
-      </w:r>
-      <w:proofErr w:type="spellEnd"/>
-      <w:r>
-        <w:t xml:space="preserve"> </w:t>
-      </w:r>
-      <w:proofErr w:type="spellStart"/>
-      <w:r>
-        <w:t>Index</w:t>
-      </w:r>
-      <w:proofErr w:type="spellEnd"/>
-      <w:r>
-        <w:t xml:space="preserve"> (FWI)</w:t>
+        <w:t>: se utilizan los valores base para calcular el conjunto de variables derivadas que componen el Fire Weather Index (FWI)</w:t>
       </w:r>
       <w:r>
         <w:t xml:space="preserve"> </w:t>
@@ -9423,22 +8804,13 @@
         </w:rPr>
       </w:pPr>
       <w:bookmarkStart w:id="7" w:name="_Toc212376348"/>
-      <w:proofErr w:type="spellStart"/>
       <w:r>
         <w:rPr>
           <w:color w:val="000000" w:themeColor="text1"/>
         </w:rPr>
         <w:lastRenderedPageBreak/>
-        <w:t>Fire</w:t>
-      </w:r>
-      <w:proofErr w:type="spellEnd"/>
-      <w:r>
-        <w:rPr>
-          <w:color w:val="000000" w:themeColor="text1"/>
-        </w:rPr>
-        <w:t xml:space="preserve"> </w:t>
-      </w:r>
-      <w:proofErr w:type="spellStart"/>
+        <w:t xml:space="preserve">Fire </w:t>
+      </w:r>
       <w:r>
         <w:rPr>
           <w:color w:val="000000" w:themeColor="text1"/>
@@ -9449,16 +8821,8 @@
         <w:rPr>
           <w:color w:val="000000" w:themeColor="text1"/>
         </w:rPr>
-        <w:t>eather</w:t>
-      </w:r>
-      <w:proofErr w:type="spellEnd"/>
-      <w:r>
-        <w:rPr>
-          <w:color w:val="000000" w:themeColor="text1"/>
-        </w:rPr>
-        <w:t xml:space="preserve"> </w:t>
-      </w:r>
-      <w:proofErr w:type="spellStart"/>
+        <w:t xml:space="preserve">eather </w:t>
+      </w:r>
       <w:r>
         <w:rPr>
           <w:color w:val="000000" w:themeColor="text1"/>
@@ -9472,7 +8836,6 @@
         <w:t>ndex</w:t>
       </w:r>
       <w:bookmarkEnd w:id="7"/>
-      <w:proofErr w:type="spellEnd"/>
     </w:p>
     <w:p>
       <w:pPr>
@@ -9617,54 +8980,8 @@
           <w:bCs/>
           <w:color w:val="000000" w:themeColor="text1"/>
         </w:rPr>
-        <w:t xml:space="preserve"> - </w:t>
-      </w:r>
-      <w:proofErr w:type="spellStart"/>
-      <w:r>
-        <w:rPr>
-          <w:b/>
-          <w:bCs/>
-          <w:color w:val="000000" w:themeColor="text1"/>
-        </w:rPr>
-        <w:t>Fire</w:t>
-      </w:r>
-      <w:proofErr w:type="spellEnd"/>
-      <w:r>
-        <w:rPr>
-          <w:b/>
-          <w:bCs/>
-          <w:color w:val="000000" w:themeColor="text1"/>
-        </w:rPr>
-        <w:t xml:space="preserve"> </w:t>
-      </w:r>
-      <w:proofErr w:type="spellStart"/>
-      <w:r>
-        <w:rPr>
-          <w:b/>
-          <w:bCs/>
-          <w:color w:val="000000" w:themeColor="text1"/>
-        </w:rPr>
-        <w:t>Weather</w:t>
-      </w:r>
-      <w:proofErr w:type="spellEnd"/>
-      <w:r>
-        <w:rPr>
-          <w:b/>
-          <w:bCs/>
-          <w:color w:val="000000" w:themeColor="text1"/>
-        </w:rPr>
-        <w:t xml:space="preserve"> </w:t>
-      </w:r>
-      <w:proofErr w:type="spellStart"/>
-      <w:r>
-        <w:rPr>
-          <w:b/>
-          <w:bCs/>
-          <w:color w:val="000000" w:themeColor="text1"/>
-        </w:rPr>
-        <w:t>Index</w:t>
-      </w:r>
-      <w:proofErr w:type="spellEnd"/>
+        <w:t xml:space="preserve"> - Fire Weather Index</w:t>
+      </w:r>
     </w:p>
     <w:p>
       <w:pPr>
@@ -9685,81 +9002,54 @@
         <w:ind w:firstLine="0"/>
         <w:jc w:val="both"/>
       </w:pPr>
-      <w:proofErr w:type="spellStart"/>
       <w:r>
         <w:rPr>
           <w:b/>
           <w:bCs/>
         </w:rPr>
-        <w:t>Fire</w:t>
-      </w:r>
-      <w:proofErr w:type="spellEnd"/>
+        <w:t xml:space="preserve">Fire </w:t>
+      </w:r>
       <w:r>
         <w:rPr>
           <w:b/>
           <w:bCs/>
         </w:rPr>
-        <w:t xml:space="preserve"> </w:t>
+        <w:t>F</w:t>
       </w:r>
       <w:r>
         <w:rPr>
           <w:b/>
           <w:bCs/>
         </w:rPr>
-        <w:t>F</w:t>
+        <w:t xml:space="preserve">uel </w:t>
       </w:r>
       <w:r>
         <w:rPr>
           <w:b/>
           <w:bCs/>
         </w:rPr>
-        <w:t xml:space="preserve">uel </w:t>
-      </w:r>
-      <w:proofErr w:type="spellStart"/>
+        <w:t>M</w:t>
+      </w:r>
       <w:r>
         <w:rPr>
           <w:b/>
           <w:bCs/>
         </w:rPr>
-        <w:t>M</w:t>
+        <w:t xml:space="preserve">oisture </w:t>
       </w:r>
       <w:r>
         <w:rPr>
           <w:b/>
           <w:bCs/>
         </w:rPr>
-        <w:t>oisture</w:t>
-      </w:r>
-      <w:proofErr w:type="spellEnd"/>
+        <w:t>C</w:t>
+      </w:r>
       <w:r>
         <w:rPr>
           <w:b/>
           <w:bCs/>
         </w:rPr>
-        <w:t xml:space="preserve"> </w:t>
-      </w:r>
-      <w:proofErr w:type="spellStart"/>
-      <w:r>
-        <w:rPr>
-          <w:b/>
-          <w:bCs/>
-        </w:rPr>
-        <w:t>C</w:t>
-      </w:r>
-      <w:r>
-        <w:rPr>
-          <w:b/>
-          <w:bCs/>
-        </w:rPr>
-        <w:t>ode</w:t>
-      </w:r>
-      <w:proofErr w:type="spellEnd"/>
-      <w:r>
-        <w:rPr>
-          <w:b/>
-          <w:bCs/>
-        </w:rPr>
-        <w:t xml:space="preserve"> (FFMC)</w:t>
+        <w:t>ode (FFMC)</w:t>
       </w:r>
       <w:r>
         <w:t xml:space="preserve">, </w:t>
@@ -9778,53 +9068,12 @@
         <w:ind w:firstLine="0"/>
         <w:jc w:val="both"/>
       </w:pPr>
-      <w:proofErr w:type="spellStart"/>
       <w:r>
         <w:rPr>
           <w:b/>
           <w:bCs/>
         </w:rPr>
-        <w:t>Duff</w:t>
-      </w:r>
-      <w:proofErr w:type="spellEnd"/>
-      <w:r>
-        <w:rPr>
-          <w:b/>
-          <w:bCs/>
-        </w:rPr>
-        <w:t xml:space="preserve"> </w:t>
-      </w:r>
-      <w:proofErr w:type="spellStart"/>
-      <w:r>
-        <w:rPr>
-          <w:b/>
-          <w:bCs/>
-        </w:rPr>
-        <w:t>Moisture</w:t>
-      </w:r>
-      <w:proofErr w:type="spellEnd"/>
-      <w:r>
-        <w:rPr>
-          <w:b/>
-          <w:bCs/>
-        </w:rPr>
-        <w:t xml:space="preserve"> </w:t>
-      </w:r>
-      <w:proofErr w:type="spellStart"/>
-      <w:r>
-        <w:rPr>
-          <w:b/>
-          <w:bCs/>
-        </w:rPr>
-        <w:t>Code</w:t>
-      </w:r>
-      <w:proofErr w:type="spellEnd"/>
-      <w:r>
-        <w:rPr>
-          <w:b/>
-          <w:bCs/>
-        </w:rPr>
-        <w:t xml:space="preserve"> (DMC)</w:t>
+        <w:t>Duff Moisture Code (DMC)</w:t>
       </w:r>
       <w:r>
         <w:t>,</w:t>
@@ -9852,31 +9101,13 @@
         <w:ind w:firstLine="0"/>
         <w:jc w:val="both"/>
       </w:pPr>
-      <w:proofErr w:type="spellStart"/>
       <w:r>
         <w:rPr>
           <w:b/>
           <w:bCs/>
         </w:rPr>
-        <w:t>Drought</w:t>
-      </w:r>
-      <w:proofErr w:type="spellEnd"/>
-      <w:r>
-        <w:rPr>
-          <w:b/>
-          <w:bCs/>
-        </w:rPr>
-        <w:t xml:space="preserve"> </w:t>
-      </w:r>
-      <w:proofErr w:type="spellStart"/>
-      <w:r>
-        <w:rPr>
-          <w:b/>
-          <w:bCs/>
-        </w:rPr>
-        <w:t>Code</w:t>
-      </w:r>
-      <w:proofErr w:type="spellEnd"/>
+        <w:t>Drought Code</w:t>
+      </w:r>
       <w:r>
         <w:rPr>
           <w:b/>
@@ -9929,38 +9160,13 @@
         <w:ind w:firstLine="0"/>
         <w:jc w:val="both"/>
       </w:pPr>
-      <w:proofErr w:type="spellStart"/>
       <w:r>
         <w:rPr>
           <w:b/>
           <w:bCs/>
         </w:rPr>
         <w:lastRenderedPageBreak/>
-        <w:t>Initial</w:t>
-      </w:r>
-      <w:proofErr w:type="spellEnd"/>
-      <w:r>
-        <w:rPr>
-          <w:b/>
-          <w:bCs/>
-        </w:rPr>
-        <w:t xml:space="preserve"> Spread </w:t>
-      </w:r>
-      <w:proofErr w:type="spellStart"/>
-      <w:r>
-        <w:rPr>
-          <w:b/>
-          <w:bCs/>
-        </w:rPr>
-        <w:t>Index</w:t>
-      </w:r>
-      <w:proofErr w:type="spellEnd"/>
-      <w:r>
-        <w:rPr>
-          <w:b/>
-          <w:bCs/>
-        </w:rPr>
-        <w:t xml:space="preserve"> (ISI)</w:t>
+        <w:t>Initial Spread Index (ISI)</w:t>
       </w:r>
       <w:r>
         <w:t xml:space="preserve">, </w:t>
@@ -9979,31 +9185,13 @@
         <w:ind w:firstLine="0"/>
         <w:jc w:val="both"/>
       </w:pPr>
-      <w:proofErr w:type="spellStart"/>
       <w:r>
         <w:rPr>
           <w:b/>
           <w:bCs/>
         </w:rPr>
-        <w:t>Buildup</w:t>
-      </w:r>
-      <w:proofErr w:type="spellEnd"/>
-      <w:r>
-        <w:rPr>
-          <w:b/>
-          <w:bCs/>
-        </w:rPr>
-        <w:t xml:space="preserve"> </w:t>
-      </w:r>
-      <w:proofErr w:type="spellStart"/>
-      <w:r>
-        <w:rPr>
-          <w:b/>
-          <w:bCs/>
-        </w:rPr>
-        <w:t>Index</w:t>
-      </w:r>
-      <w:proofErr w:type="spellEnd"/>
+        <w:t>Buildup Index</w:t>
+      </w:r>
       <w:r>
         <w:rPr>
           <w:b/>
@@ -10034,52 +9222,18 @@
         <w:ind w:firstLine="0"/>
         <w:jc w:val="both"/>
       </w:pPr>
-      <w:proofErr w:type="spellStart"/>
       <w:r>
         <w:rPr>
           <w:b/>
           <w:bCs/>
         </w:rPr>
-        <w:t>Fire</w:t>
-      </w:r>
-      <w:proofErr w:type="spellEnd"/>
+        <w:t>Fire Weather Index</w:t>
+      </w:r>
       <w:r>
         <w:rPr>
           <w:b/>
           <w:bCs/>
         </w:rPr>
-        <w:t xml:space="preserve"> </w:t>
-      </w:r>
-      <w:proofErr w:type="spellStart"/>
-      <w:r>
-        <w:rPr>
-          <w:b/>
-          <w:bCs/>
-        </w:rPr>
-        <w:t>Weather</w:t>
-      </w:r>
-      <w:proofErr w:type="spellEnd"/>
-      <w:r>
-        <w:rPr>
-          <w:b/>
-          <w:bCs/>
-        </w:rPr>
-        <w:t xml:space="preserve"> </w:t>
-      </w:r>
-      <w:proofErr w:type="spellStart"/>
-      <w:r>
-        <w:rPr>
-          <w:b/>
-          <w:bCs/>
-        </w:rPr>
-        <w:t>Index</w:t>
-      </w:r>
-      <w:proofErr w:type="spellEnd"/>
-      <w:r>
-        <w:rPr>
-          <w:b/>
-          <w:bCs/>
-        </w:rPr>
         <w:t xml:space="preserve"> (FWI)</w:t>
       </w:r>
       <w:r>
@@ -10202,15 +9356,7 @@
         <w:t>En primer lugar,</w:t>
       </w:r>
       <w:r>
-        <w:t xml:space="preserve"> se filtraron los registros para excluir aquellos etiquetados con confianza baja (</w:t>
-      </w:r>
-      <w:proofErr w:type="spellStart"/>
-      <w:r>
-        <w:t>confidence</w:t>
-      </w:r>
-      <w:proofErr w:type="spellEnd"/>
-      <w:r>
-        <w:t>: 'l'). Esta decisión es una práctica estándar que se fundamenta en la alta probabilidad de falsos positivos en esta categoría. Tal como lo documenta la NASA</w:t>
+        <w:t xml:space="preserve"> se filtraron los registros para excluir aquellos etiquetados con confianza baja (confidence: 'l'). Esta decisión es una práctica estándar que se fundamenta en la alta probabilidad de falsos positivos en esta categoría. Tal como lo documenta la NASA</w:t>
       </w:r>
       <w:r>
         <w:t xml:space="preserve"> </w:t>
@@ -10250,7 +9396,6 @@
       <w:r>
         <w:t xml:space="preserve">km de ERA5-Land). Este proceso de </w:t>
       </w:r>
-      <w:proofErr w:type="spellStart"/>
       <w:r>
         <w:rPr>
           <w:i/>
@@ -10258,7 +9403,6 @@
         </w:rPr>
         <w:t>gridding</w:t>
       </w:r>
-      <w:proofErr w:type="spellEnd"/>
       <w:r>
         <w:t xml:space="preserve"> </w:t>
       </w:r>
@@ -10373,15 +9517,7 @@
         <w:jc w:val="both"/>
       </w:pPr>
       <w:r>
-        <w:t xml:space="preserve">Si bien la resolución temporal fue escalada a una frecuencia diaria, tras la consolidación del </w:t>
-      </w:r>
-      <w:proofErr w:type="spellStart"/>
-      <w:r>
-        <w:t>dataset</w:t>
-      </w:r>
-      <w:proofErr w:type="spellEnd"/>
-      <w:r>
-        <w:t xml:space="preserve"> se observó un problema de discontinuidad temporal en las variables de </w:t>
+        <w:t xml:space="preserve">Si bien la resolución temporal fue escalada a una frecuencia diaria, tras la consolidación del dataset se observó un problema de discontinuidad temporal en las variables de </w:t>
       </w:r>
       <w:r>
         <w:t>focos de calor</w:t>
@@ -10389,7 +9525,6 @@
       <w:r>
         <w:t xml:space="preserve"> (</w:t>
       </w:r>
-      <w:proofErr w:type="spellStart"/>
       <w:r>
         <w:rPr>
           <w:i/>
@@ -10397,11 +9532,9 @@
         </w:rPr>
         <w:t>num_focos</w:t>
       </w:r>
-      <w:proofErr w:type="spellEnd"/>
       <w:r>
         <w:t xml:space="preserve"> y </w:t>
       </w:r>
-      <w:proofErr w:type="spellStart"/>
       <w:r>
         <w:rPr>
           <w:i/>
@@ -10409,7 +9542,6 @@
         </w:rPr>
         <w:t>frp_mean</w:t>
       </w:r>
-      <w:proofErr w:type="spellEnd"/>
       <w:r>
         <w:t>). Para ejemplificar, en una celda determinada se podía registrar el inicio de un incendio el 26 de diciembre y su crecimiento los días siguientes, pero luego reportar '0' focos el 31 de diciembre y el 1 de enero, para volver a mostrar una presencia contundente días después.</w:t>
       </w:r>
@@ -10427,23 +9559,7 @@
         <w:jc w:val="both"/>
       </w:pPr>
       <w:r>
-        <w:t>Para corregir estos registros anómalos y obtener una serie temporal más realista de la actividad del fuego, se implementó un proceso de interpolación y suavizado. Este tratamiento se aplicó de forma independiente a cada celda de la grilla (</w:t>
-      </w:r>
-      <w:proofErr w:type="spellStart"/>
-      <w:r>
-        <w:t>latitude</w:t>
-      </w:r>
-      <w:proofErr w:type="spellEnd"/>
-      <w:r>
-        <w:t xml:space="preserve">, </w:t>
-      </w:r>
-      <w:proofErr w:type="spellStart"/>
-      <w:r>
-        <w:t>longitude</w:t>
-      </w:r>
-      <w:proofErr w:type="spellEnd"/>
-      <w:r>
-        <w:t>) y consistió en los siguientes pasos:</w:t>
+        <w:t>Para corregir estos registros anómalos y obtener una serie temporal más realista de la actividad del fuego, se implementó un proceso de interpolación. Este tratamiento se aplicó de forma independiente a cada celda de la grilla (latitude, longitude) y consistió en los siguientes pasos:</w:t>
       </w:r>
     </w:p>
     <w:p>
@@ -10456,23 +9572,7 @@
         <w:jc w:val="both"/>
       </w:pPr>
       <w:r>
-        <w:t>Identificación del Período de Incendio: Para cada celda, se identificó la fecha del primer foco detectado (</w:t>
-      </w:r>
-      <w:proofErr w:type="spellStart"/>
-      <w:r>
-        <w:t>fecha_inicio</w:t>
-      </w:r>
-      <w:proofErr w:type="spellEnd"/>
-      <w:r>
-        <w:t>) y la fecha del último (</w:t>
-      </w:r>
-      <w:proofErr w:type="spellStart"/>
-      <w:r>
-        <w:t>fecha_fin</w:t>
-      </w:r>
-      <w:proofErr w:type="spellEnd"/>
-      <w:r>
-        <w:t>).</w:t>
+        <w:t>Identificación del Período de Incendio: Para cada celda, se identificó la fecha del primer foco detectado (fecha_inicio) y la fecha del último (fecha_fin).</w:t>
       </w:r>
     </w:p>
     <w:p>
@@ -10487,7 +9587,6 @@
       <w:r>
         <w:t xml:space="preserve">Interpolación Lineal: Se aplicó una interpolación lineal a las variables </w:t>
       </w:r>
-      <w:proofErr w:type="spellStart"/>
       <w:r>
         <w:rPr>
           <w:i/>
@@ -10495,11 +9594,9 @@
         </w:rPr>
         <w:t>num_focos</w:t>
       </w:r>
-      <w:proofErr w:type="spellEnd"/>
       <w:r>
         <w:t xml:space="preserve"> y </w:t>
       </w:r>
-      <w:proofErr w:type="spellStart"/>
       <w:r>
         <w:rPr>
           <w:i/>
@@ -10507,25 +9604,8 @@
         </w:rPr>
         <w:t>frp_mean</w:t>
       </w:r>
-      <w:proofErr w:type="spellEnd"/>
-      <w:r>
-        <w:t xml:space="preserve">, pero únicamente dentro del período de incendio (entre </w:t>
-      </w:r>
-      <w:proofErr w:type="spellStart"/>
-      <w:r>
-        <w:t>fecha_inicio</w:t>
-      </w:r>
-      <w:proofErr w:type="spellEnd"/>
-      <w:r>
-        <w:t xml:space="preserve"> y </w:t>
-      </w:r>
-      <w:proofErr w:type="spellStart"/>
-      <w:r>
-        <w:t>fecha_fin</w:t>
-      </w:r>
-      <w:proofErr w:type="spellEnd"/>
-      <w:r>
-        <w:t>). Este paso rellenó los valles de 'cero' anómalos.</w:t>
+      <w:r>
+        <w:t>, pero únicamente dentro del período de incendio (entre fecha_inicio y fecha_fin). Este paso rellenó los valles de 'cero' anómalos.</w:t>
       </w:r>
     </w:p>
     <w:p>
@@ -10554,7 +9634,6 @@
       <w:r>
         <w:t xml:space="preserve">Finalmente, todos los valores de </w:t>
       </w:r>
-      <w:proofErr w:type="spellStart"/>
       <w:r>
         <w:rPr>
           <w:i/>
@@ -10562,11 +9641,9 @@
         </w:rPr>
         <w:t>num_focos</w:t>
       </w:r>
-      <w:proofErr w:type="spellEnd"/>
       <w:r>
         <w:t xml:space="preserve"> y </w:t>
       </w:r>
-      <w:proofErr w:type="spellStart"/>
       <w:r>
         <w:rPr>
           <w:i/>
@@ -10574,76 +9651,217 @@
         </w:rPr>
         <w:t>frp_mean</w:t>
       </w:r>
-      <w:proofErr w:type="spellEnd"/>
-      <w:r>
-        <w:t xml:space="preserve"> fuera del período de incendio (antes de </w:t>
-      </w:r>
-      <w:proofErr w:type="spellStart"/>
-      <w:r>
-        <w:t>fecha_inicio</w:t>
-      </w:r>
-      <w:proofErr w:type="spellEnd"/>
-      <w:r>
-        <w:t xml:space="preserve"> y después de </w:t>
-      </w:r>
-      <w:proofErr w:type="spellStart"/>
-      <w:r>
-        <w:t>fecha_fin</w:t>
-      </w:r>
-      <w:proofErr w:type="spellEnd"/>
-      <w:r>
-        <w:t>) se rellenaron explícitamente con cero.</w:t>
-      </w:r>
-    </w:p>
-    <w:p>
-      <w:pPr>
+      <w:r>
+        <w:t xml:space="preserve"> fuera del período de incendio (antes de fecha_inicio y después de fecha_fin) se rellenaron explícitamente con cero.</w:t>
+      </w:r>
+    </w:p>
+    <w:p>
+      <w:pPr>
+        <w:ind w:firstLine="0"/>
         <w:jc w:val="both"/>
       </w:pPr>
     </w:p>
     <w:p>
       <w:pPr>
+        <w:ind w:firstLine="0"/>
         <w:jc w:val="both"/>
       </w:pPr>
-      <w:r>
-        <w:t xml:space="preserve">Con esto concluye la etapa de construcción del conjunto de datos que servirá como entrada a los modelos de Machine </w:t>
-      </w:r>
-      <w:proofErr w:type="spellStart"/>
-      <w:r>
-        <w:t>Learning</w:t>
-      </w:r>
-      <w:proofErr w:type="spellEnd"/>
-      <w:r>
-        <w:t xml:space="preserve">. Se ha consolidado un </w:t>
-      </w:r>
-      <w:proofErr w:type="spellStart"/>
-      <w:r>
-        <w:t>dataset</w:t>
-      </w:r>
-      <w:proofErr w:type="spellEnd"/>
-      <w:r>
-        <w:t xml:space="preserve"> con información consistente que abarca el período de diciembre de 2024 a marzo de 2025. El alcance geográfico del estudio se centra en la región andino-patagónica de la provincia de Río Negro, extendiéndose desde su límite norte con Neuquén hasta su límite sur con la provincia de Chubut.</w:t>
-      </w:r>
-    </w:p>
-    <w:p>
-      <w:pPr>
+    </w:p>
+    <w:p>
+      <w:pPr>
+        <w:keepNext/>
+        <w:ind w:firstLine="0"/>
+        <w:jc w:val="center"/>
+      </w:pPr>
+      <w:r>
+        <w:rPr>
+          <w:noProof/>
+        </w:rPr>
+        <w:lastRenderedPageBreak/>
+        <w:drawing>
+          <wp:inline distT="0" distB="0" distL="0" distR="0" wp14:anchorId="39D5FC54" wp14:editId="63094189">
+            <wp:extent cx="3600000" cy="1928269"/>
+            <wp:effectExtent l="0" t="0" r="635" b="0"/>
+            <wp:docPr id="1472466900" name="Imagen 2" descr="Gráfico&#10;&#10;El contenido generado por IA puede ser incorrecto."/>
+            <wp:cNvGraphicFramePr>
+              <a:graphicFrameLocks xmlns:a="http://schemas.openxmlformats.org/drawingml/2006/main" noChangeAspect="1"/>
+            </wp:cNvGraphicFramePr>
+            <a:graphic xmlns:a="http://schemas.openxmlformats.org/drawingml/2006/main">
+              <a:graphicData uri="http://schemas.openxmlformats.org/drawingml/2006/picture">
+                <pic:pic xmlns:pic="http://schemas.openxmlformats.org/drawingml/2006/picture">
+                  <pic:nvPicPr>
+                    <pic:cNvPr id="1472466900" name="Imagen 2" descr="Gráfico&#10;&#10;El contenido generado por IA puede ser incorrecto."/>
+                    <pic:cNvPicPr/>
+                  </pic:nvPicPr>
+                  <pic:blipFill>
+                    <a:blip r:embed="rId10" cstate="print">
+                      <a:extLst>
+                        <a:ext uri="{28A0092B-C50C-407E-A947-70E740481C1C}">
+                          <a14:useLocalDpi xmlns:a14="http://schemas.microsoft.com/office/drawing/2010/main" val="0"/>
+                        </a:ext>
+                      </a:extLst>
+                    </a:blip>
+                    <a:stretch>
+                      <a:fillRect/>
+                    </a:stretch>
+                  </pic:blipFill>
+                  <pic:spPr>
+                    <a:xfrm>
+                      <a:off x="0" y="0"/>
+                      <a:ext cx="3600000" cy="1928269"/>
+                    </a:xfrm>
+                    <a:prstGeom prst="rect">
+                      <a:avLst/>
+                    </a:prstGeom>
+                  </pic:spPr>
+                </pic:pic>
+              </a:graphicData>
+            </a:graphic>
+          </wp:inline>
+        </w:drawing>
+      </w:r>
+      <w:r>
+        <w:rPr>
+          <w:noProof/>
+        </w:rPr>
+        <w:drawing>
+          <wp:inline distT="0" distB="0" distL="0" distR="0" wp14:anchorId="7391F9E1" wp14:editId="0C8EF2E7">
+            <wp:extent cx="3600000" cy="1928269"/>
+            <wp:effectExtent l="0" t="0" r="635" b="0"/>
+            <wp:docPr id="315828563" name="Imagen 1" descr="Gráfico&#10;&#10;El contenido generado por IA puede ser incorrecto."/>
+            <wp:cNvGraphicFramePr>
+              <a:graphicFrameLocks xmlns:a="http://schemas.openxmlformats.org/drawingml/2006/main" noChangeAspect="1"/>
+            </wp:cNvGraphicFramePr>
+            <a:graphic xmlns:a="http://schemas.openxmlformats.org/drawingml/2006/main">
+              <a:graphicData uri="http://schemas.openxmlformats.org/drawingml/2006/picture">
+                <pic:pic xmlns:pic="http://schemas.openxmlformats.org/drawingml/2006/picture">
+                  <pic:nvPicPr>
+                    <pic:cNvPr id="315828563" name="Imagen 1" descr="Gráfico&#10;&#10;El contenido generado por IA puede ser incorrecto."/>
+                    <pic:cNvPicPr/>
+                  </pic:nvPicPr>
+                  <pic:blipFill>
+                    <a:blip r:embed="rId11" cstate="print">
+                      <a:extLst>
+                        <a:ext uri="{28A0092B-C50C-407E-A947-70E740481C1C}">
+                          <a14:useLocalDpi xmlns:a14="http://schemas.microsoft.com/office/drawing/2010/main" val="0"/>
+                        </a:ext>
+                      </a:extLst>
+                    </a:blip>
+                    <a:stretch>
+                      <a:fillRect/>
+                    </a:stretch>
+                  </pic:blipFill>
+                  <pic:spPr>
+                    <a:xfrm>
+                      <a:off x="0" y="0"/>
+                      <a:ext cx="3600000" cy="1928269"/>
+                    </a:xfrm>
+                    <a:prstGeom prst="rect">
+                      <a:avLst/>
+                    </a:prstGeom>
+                  </pic:spPr>
+                </pic:pic>
+              </a:graphicData>
+            </a:graphic>
+          </wp:inline>
+        </w:drawing>
+      </w:r>
+    </w:p>
+    <w:p>
+      <w:pPr>
+        <w:pStyle w:val="Descripcin"/>
+        <w:jc w:val="center"/>
+      </w:pPr>
+      <w:r>
+        <w:rPr>
+          <w:b/>
+          <w:bCs/>
+          <w:color w:val="auto"/>
+        </w:rPr>
+        <w:t xml:space="preserve">Imagen </w:t>
+      </w:r>
+      <w:r>
+        <w:rPr>
+          <w:b/>
+          <w:bCs/>
+          <w:color w:val="auto"/>
+        </w:rPr>
+        <w:fldChar w:fldCharType="begin"/>
+      </w:r>
+      <w:r>
+        <w:rPr>
+          <w:b/>
+          <w:bCs/>
+          <w:color w:val="auto"/>
+        </w:rPr>
+        <w:instrText xml:space="preserve"> SEQ Imagen \* ARABIC </w:instrText>
+      </w:r>
+      <w:r>
+        <w:rPr>
+          <w:b/>
+          <w:bCs/>
+          <w:color w:val="auto"/>
+        </w:rPr>
+        <w:fldChar w:fldCharType="separate"/>
+      </w:r>
+      <w:r>
+        <w:rPr>
+          <w:b/>
+          <w:bCs/>
+          <w:noProof/>
+          <w:color w:val="auto"/>
+        </w:rPr>
+        <w:t>1</w:t>
+      </w:r>
+      <w:r>
+        <w:rPr>
+          <w:b/>
+          <w:bCs/>
+          <w:color w:val="auto"/>
+        </w:rPr>
+        <w:fldChar w:fldCharType="end"/>
+      </w:r>
+      <w:r>
+        <w:rPr>
+          <w:b/>
+          <w:bCs/>
+          <w:color w:val="auto"/>
+        </w:rPr>
+        <w:t xml:space="preserve"> - Comparación de focos entre datos crudos e interpolados.</w:t>
+      </w:r>
+    </w:p>
+    <w:p>
+      <w:pPr>
+        <w:pStyle w:val="Ttulo2"/>
+        <w:ind w:firstLine="0"/>
         <w:jc w:val="both"/>
-      </w:pPr>
+        <w:rPr>
+          <w:rFonts w:ascii="Times New Roman" w:hAnsi="Times New Roman" w:cs="Times New Roman"/>
+          <w:color w:val="auto"/>
+        </w:rPr>
+      </w:pPr>
+      <w:r>
+        <w:rPr>
+          <w:rFonts w:ascii="Times New Roman" w:hAnsi="Times New Roman" w:cs="Times New Roman"/>
+          <w:color w:val="auto"/>
+        </w:rPr>
+        <w:t>Resultado</w:t>
+      </w:r>
     </w:p>
     <w:p>
       <w:pPr>
         <w:jc w:val="both"/>
       </w:pPr>
       <w:r>
-        <w:lastRenderedPageBreak/>
-        <w:t xml:space="preserve">Como resumen final de su estructura, el </w:t>
-      </w:r>
-      <w:proofErr w:type="spellStart"/>
-      <w:r>
-        <w:t>dataset</w:t>
-      </w:r>
-      <w:proofErr w:type="spellEnd"/>
-      <w:r>
-        <w:t xml:space="preserve"> consolidado es un panel de datos </w:t>
+        <w:t>Con esto concluye la etapa de construcción del conjunto de datos que servirá como entrada a los modelos de Machine Learning. Se ha consolidado un dataset con información consistente que abarca el período de diciembre de 2024 a marzo de 2025. El alcance geográfico del estudio se centra en la región andino-patagónica de la provincia de Río Negro, extendiéndose desde su límite norte con Neuquén hasta su límite sur con la provincia de Chubut.</w:t>
+      </w:r>
+    </w:p>
+    <w:p>
+      <w:pPr>
+        <w:jc w:val="both"/>
+      </w:pPr>
+      <w:r>
+        <w:t xml:space="preserve">Como resumen final de su estructura, el dataset consolidado es un panel de datos </w:t>
       </w:r>
       <w:r>
         <w:t>espaciotemporales</w:t>
@@ -10678,7 +9896,2808 @@
         <w:jc w:val="both"/>
       </w:pPr>
       <w:r>
-        <w:t>Variables Objetivo: El conteo de focos, el promedio de FRP y la etiqueta binaria, ya filtradas, interpoladas y suavizadas</w:t>
+        <w:t>Variables Objetivo: El conteo de focos, el promedio de FRP y la etiqueta binaria, ya filtradas</w:t>
+      </w:r>
+      <w:r>
+        <w:t xml:space="preserve"> e interpoladas.</w:t>
+      </w:r>
+    </w:p>
+    <w:p>
+      <w:pPr>
+        <w:ind w:firstLine="0"/>
+        <w:jc w:val="both"/>
+      </w:pPr>
+    </w:p>
+    <w:tbl>
+      <w:tblPr>
+        <w:tblW w:w="5000" w:type="pct"/>
+        <w:jc w:val="center"/>
+        <w:tblCellMar>
+          <w:left w:w="70" w:type="dxa"/>
+          <w:right w:w="70" w:type="dxa"/>
+        </w:tblCellMar>
+        <w:tblLook w:val="04A0" w:firstRow="1" w:lastRow="0" w:firstColumn="1" w:lastColumn="0" w:noHBand="0" w:noVBand="1"/>
+      </w:tblPr>
+      <w:tblGrid>
+        <w:gridCol w:w="1678"/>
+        <w:gridCol w:w="4122"/>
+        <w:gridCol w:w="2684"/>
+      </w:tblGrid>
+      <w:tr>
+        <w:trPr>
+          <w:trHeight w:val="300"/>
+          <w:jc w:val="center"/>
+        </w:trPr>
+        <w:tc>
+          <w:tcPr>
+            <w:tcW w:w="989" w:type="pct"/>
+            <w:tcBorders>
+              <w:top w:val="single" w:sz="8" w:space="0" w:color="auto"/>
+              <w:left w:val="single" w:sz="8" w:space="0" w:color="auto"/>
+              <w:bottom w:val="single" w:sz="4" w:space="0" w:color="auto"/>
+              <w:right w:val="single" w:sz="4" w:space="0" w:color="auto"/>
+            </w:tcBorders>
+            <w:vAlign w:val="bottom"/>
+            <w:hideMark/>
+          </w:tcPr>
+          <w:p>
+            <w:pPr>
+              <w:spacing w:line="240" w:lineRule="auto"/>
+              <w:ind w:firstLine="0"/>
+              <w:jc w:val="center"/>
+              <w:rPr>
+                <w:rFonts w:ascii="Arial" w:eastAsia="Times New Roman" w:hAnsi="Arial" w:cs="Arial"/>
+                <w:b/>
+                <w:bCs/>
+                <w:i/>
+                <w:iCs/>
+                <w:color w:val="000000"/>
+                <w:kern w:val="0"/>
+                <w:sz w:val="20"/>
+                <w:szCs w:val="20"/>
+                <w:lang w:eastAsia="es-AR"/>
+                <w14:ligatures w14:val="none"/>
+              </w:rPr>
+            </w:pPr>
+            <w:r>
+              <w:rPr>
+                <w:rFonts w:ascii="Arial" w:eastAsia="Times New Roman" w:hAnsi="Arial" w:cs="Arial"/>
+                <w:b/>
+                <w:bCs/>
+                <w:i/>
+                <w:iCs/>
+                <w:color w:val="000000"/>
+                <w:kern w:val="0"/>
+                <w:sz w:val="20"/>
+                <w:szCs w:val="20"/>
+                <w:lang w:eastAsia="es-AR"/>
+                <w14:ligatures w14:val="none"/>
+              </w:rPr>
+              <w:t>Categoría</w:t>
+            </w:r>
+          </w:p>
+        </w:tc>
+        <w:tc>
+          <w:tcPr>
+            <w:tcW w:w="2429" w:type="pct"/>
+            <w:tcBorders>
+              <w:top w:val="single" w:sz="8" w:space="0" w:color="auto"/>
+              <w:left w:val="nil"/>
+              <w:bottom w:val="single" w:sz="4" w:space="0" w:color="auto"/>
+              <w:right w:val="single" w:sz="4" w:space="0" w:color="auto"/>
+            </w:tcBorders>
+            <w:vAlign w:val="bottom"/>
+            <w:hideMark/>
+          </w:tcPr>
+          <w:p>
+            <w:pPr>
+              <w:spacing w:line="240" w:lineRule="auto"/>
+              <w:ind w:firstLine="0"/>
+              <w:jc w:val="center"/>
+              <w:rPr>
+                <w:rFonts w:ascii="Arial" w:eastAsia="Times New Roman" w:hAnsi="Arial" w:cs="Arial"/>
+                <w:b/>
+                <w:bCs/>
+                <w:i/>
+                <w:iCs/>
+                <w:color w:val="000000"/>
+                <w:kern w:val="0"/>
+                <w:sz w:val="20"/>
+                <w:szCs w:val="20"/>
+                <w:lang w:eastAsia="es-AR"/>
+                <w14:ligatures w14:val="none"/>
+              </w:rPr>
+            </w:pPr>
+            <w:r>
+              <w:rPr>
+                <w:rFonts w:ascii="Arial" w:eastAsia="Times New Roman" w:hAnsi="Arial" w:cs="Arial"/>
+                <w:b/>
+                <w:bCs/>
+                <w:i/>
+                <w:iCs/>
+                <w:color w:val="000000"/>
+                <w:kern w:val="0"/>
+                <w:sz w:val="20"/>
+                <w:szCs w:val="20"/>
+                <w:lang w:eastAsia="es-AR"/>
+                <w14:ligatures w14:val="none"/>
+              </w:rPr>
+              <w:t>Parámetro</w:t>
+            </w:r>
+          </w:p>
+        </w:tc>
+        <w:tc>
+          <w:tcPr>
+            <w:tcW w:w="1582" w:type="pct"/>
+            <w:tcBorders>
+              <w:top w:val="single" w:sz="8" w:space="0" w:color="auto"/>
+              <w:left w:val="nil"/>
+              <w:bottom w:val="single" w:sz="4" w:space="0" w:color="auto"/>
+              <w:right w:val="single" w:sz="8" w:space="0" w:color="auto"/>
+            </w:tcBorders>
+            <w:vAlign w:val="bottom"/>
+            <w:hideMark/>
+          </w:tcPr>
+          <w:p>
+            <w:pPr>
+              <w:spacing w:line="240" w:lineRule="auto"/>
+              <w:ind w:firstLine="0"/>
+              <w:jc w:val="center"/>
+              <w:rPr>
+                <w:rFonts w:ascii="Arial" w:eastAsia="Times New Roman" w:hAnsi="Arial" w:cs="Arial"/>
+                <w:b/>
+                <w:bCs/>
+                <w:i/>
+                <w:iCs/>
+                <w:color w:val="000000"/>
+                <w:kern w:val="0"/>
+                <w:sz w:val="20"/>
+                <w:szCs w:val="20"/>
+                <w:lang w:eastAsia="es-AR"/>
+                <w14:ligatures w14:val="none"/>
+              </w:rPr>
+            </w:pPr>
+            <w:r>
+              <w:rPr>
+                <w:rFonts w:ascii="Arial" w:eastAsia="Times New Roman" w:hAnsi="Arial" w:cs="Arial"/>
+                <w:b/>
+                <w:bCs/>
+                <w:i/>
+                <w:iCs/>
+                <w:color w:val="000000"/>
+                <w:kern w:val="0"/>
+                <w:sz w:val="20"/>
+                <w:szCs w:val="20"/>
+                <w:lang w:eastAsia="es-AR"/>
+                <w14:ligatures w14:val="none"/>
+              </w:rPr>
+              <w:t>Rango / Valor</w:t>
+            </w:r>
+          </w:p>
+        </w:tc>
+      </w:tr>
+      <w:tr>
+        <w:trPr>
+          <w:trHeight w:val="300"/>
+          <w:jc w:val="center"/>
+        </w:trPr>
+        <w:tc>
+          <w:tcPr>
+            <w:tcW w:w="989" w:type="pct"/>
+            <w:vMerge w:val="restart"/>
+            <w:tcBorders>
+              <w:top w:val="nil"/>
+              <w:left w:val="single" w:sz="8" w:space="0" w:color="auto"/>
+              <w:bottom w:val="single" w:sz="4" w:space="0" w:color="000000"/>
+              <w:right w:val="single" w:sz="4" w:space="0" w:color="auto"/>
+            </w:tcBorders>
+            <w:vAlign w:val="center"/>
+            <w:hideMark/>
+          </w:tcPr>
+          <w:p>
+            <w:pPr>
+              <w:spacing w:line="240" w:lineRule="auto"/>
+              <w:ind w:firstLine="0"/>
+              <w:rPr>
+                <w:rFonts w:ascii="Arial" w:eastAsia="Times New Roman" w:hAnsi="Arial" w:cs="Arial"/>
+                <w:b/>
+                <w:bCs/>
+                <w:i/>
+                <w:iCs/>
+                <w:color w:val="000000"/>
+                <w:kern w:val="0"/>
+                <w:sz w:val="20"/>
+                <w:szCs w:val="20"/>
+                <w:lang w:eastAsia="es-AR"/>
+                <w14:ligatures w14:val="none"/>
+              </w:rPr>
+            </w:pPr>
+            <w:r>
+              <w:rPr>
+                <w:rFonts w:ascii="Arial" w:eastAsia="Times New Roman" w:hAnsi="Arial" w:cs="Arial"/>
+                <w:b/>
+                <w:bCs/>
+                <w:i/>
+                <w:iCs/>
+                <w:color w:val="000000"/>
+                <w:kern w:val="0"/>
+                <w:sz w:val="20"/>
+                <w:szCs w:val="20"/>
+                <w:lang w:eastAsia="es-AR"/>
+                <w14:ligatures w14:val="none"/>
+              </w:rPr>
+              <w:t>Resolución</w:t>
+            </w:r>
+          </w:p>
+        </w:tc>
+        <w:tc>
+          <w:tcPr>
+            <w:tcW w:w="2429" w:type="pct"/>
+            <w:tcBorders>
+              <w:top w:val="nil"/>
+              <w:left w:val="nil"/>
+              <w:bottom w:val="single" w:sz="4" w:space="0" w:color="auto"/>
+              <w:right w:val="single" w:sz="4" w:space="0" w:color="auto"/>
+            </w:tcBorders>
+            <w:vAlign w:val="bottom"/>
+            <w:hideMark/>
+          </w:tcPr>
+          <w:p>
+            <w:pPr>
+              <w:spacing w:line="240" w:lineRule="auto"/>
+              <w:ind w:firstLine="0"/>
+              <w:rPr>
+                <w:rFonts w:ascii="Arial" w:eastAsia="Times New Roman" w:hAnsi="Arial" w:cs="Arial"/>
+                <w:color w:val="000000"/>
+                <w:kern w:val="0"/>
+                <w:sz w:val="18"/>
+                <w:szCs w:val="18"/>
+                <w:lang w:eastAsia="es-AR"/>
+                <w14:ligatures w14:val="none"/>
+              </w:rPr>
+            </w:pPr>
+            <w:r>
+              <w:rPr>
+                <w:rFonts w:ascii="Arial" w:eastAsia="Times New Roman" w:hAnsi="Arial" w:cs="Arial"/>
+                <w:color w:val="000000"/>
+                <w:kern w:val="0"/>
+                <w:sz w:val="18"/>
+                <w:szCs w:val="18"/>
+                <w:lang w:eastAsia="es-AR"/>
+                <w14:ligatures w14:val="none"/>
+              </w:rPr>
+              <w:t>Resolución espacial</w:t>
+            </w:r>
+          </w:p>
+        </w:tc>
+        <w:tc>
+          <w:tcPr>
+            <w:tcW w:w="1582" w:type="pct"/>
+            <w:tcBorders>
+              <w:top w:val="nil"/>
+              <w:left w:val="nil"/>
+              <w:bottom w:val="single" w:sz="4" w:space="0" w:color="auto"/>
+              <w:right w:val="single" w:sz="8" w:space="0" w:color="auto"/>
+            </w:tcBorders>
+            <w:noWrap/>
+            <w:vAlign w:val="center"/>
+            <w:hideMark/>
+          </w:tcPr>
+          <w:p>
+            <w:pPr>
+              <w:spacing w:line="240" w:lineRule="auto"/>
+              <w:ind w:firstLine="0"/>
+              <w:jc w:val="right"/>
+              <w:rPr>
+                <w:rFonts w:ascii="Arial" w:eastAsia="Times New Roman" w:hAnsi="Arial" w:cs="Arial"/>
+                <w:color w:val="000000"/>
+                <w:kern w:val="0"/>
+                <w:sz w:val="18"/>
+                <w:szCs w:val="18"/>
+                <w:lang w:eastAsia="es-AR"/>
+                <w14:ligatures w14:val="none"/>
+              </w:rPr>
+            </w:pPr>
+            <w:r>
+              <w:rPr>
+                <w:rFonts w:ascii="Arial" w:eastAsia="Times New Roman" w:hAnsi="Arial" w:cs="Arial"/>
+                <w:color w:val="000000"/>
+                <w:kern w:val="0"/>
+                <w:sz w:val="18"/>
+                <w:szCs w:val="18"/>
+                <w:lang w:eastAsia="es-AR"/>
+                <w14:ligatures w14:val="none"/>
+              </w:rPr>
+              <w:t>~10x10 km (0.1° lat/lon)</w:t>
+            </w:r>
+          </w:p>
+        </w:tc>
+      </w:tr>
+      <w:tr>
+        <w:trPr>
+          <w:trHeight w:val="300"/>
+          <w:jc w:val="center"/>
+        </w:trPr>
+        <w:tc>
+          <w:tcPr>
+            <w:tcW w:w="989" w:type="pct"/>
+            <w:vMerge/>
+            <w:tcBorders>
+              <w:top w:val="nil"/>
+              <w:left w:val="single" w:sz="8" w:space="0" w:color="auto"/>
+              <w:bottom w:val="single" w:sz="4" w:space="0" w:color="000000"/>
+              <w:right w:val="single" w:sz="4" w:space="0" w:color="auto"/>
+            </w:tcBorders>
+            <w:vAlign w:val="center"/>
+            <w:hideMark/>
+          </w:tcPr>
+          <w:p>
+            <w:pPr>
+              <w:spacing w:line="240" w:lineRule="auto"/>
+              <w:ind w:firstLine="0"/>
+              <w:rPr>
+                <w:rFonts w:ascii="Arial" w:eastAsia="Times New Roman" w:hAnsi="Arial" w:cs="Arial"/>
+                <w:b/>
+                <w:bCs/>
+                <w:i/>
+                <w:iCs/>
+                <w:color w:val="000000"/>
+                <w:kern w:val="0"/>
+                <w:sz w:val="20"/>
+                <w:szCs w:val="20"/>
+                <w:lang w:eastAsia="es-AR"/>
+                <w14:ligatures w14:val="none"/>
+              </w:rPr>
+            </w:pPr>
+          </w:p>
+        </w:tc>
+        <w:tc>
+          <w:tcPr>
+            <w:tcW w:w="2429" w:type="pct"/>
+            <w:tcBorders>
+              <w:top w:val="nil"/>
+              <w:left w:val="nil"/>
+              <w:bottom w:val="single" w:sz="4" w:space="0" w:color="auto"/>
+              <w:right w:val="single" w:sz="4" w:space="0" w:color="auto"/>
+            </w:tcBorders>
+            <w:vAlign w:val="bottom"/>
+            <w:hideMark/>
+          </w:tcPr>
+          <w:p>
+            <w:pPr>
+              <w:spacing w:line="240" w:lineRule="auto"/>
+              <w:ind w:firstLine="0"/>
+              <w:rPr>
+                <w:rFonts w:ascii="Arial" w:eastAsia="Times New Roman" w:hAnsi="Arial" w:cs="Arial"/>
+                <w:color w:val="000000"/>
+                <w:kern w:val="0"/>
+                <w:sz w:val="18"/>
+                <w:szCs w:val="18"/>
+                <w:lang w:eastAsia="es-AR"/>
+                <w14:ligatures w14:val="none"/>
+              </w:rPr>
+            </w:pPr>
+            <w:r>
+              <w:rPr>
+                <w:rFonts w:ascii="Arial" w:eastAsia="Times New Roman" w:hAnsi="Arial" w:cs="Arial"/>
+                <w:color w:val="000000"/>
+                <w:kern w:val="0"/>
+                <w:sz w:val="18"/>
+                <w:szCs w:val="18"/>
+                <w:lang w:eastAsia="es-AR"/>
+                <w14:ligatures w14:val="none"/>
+              </w:rPr>
+              <w:t>Dimensiones de grilla (Lat, Lon)</w:t>
+            </w:r>
+          </w:p>
+        </w:tc>
+        <w:tc>
+          <w:tcPr>
+            <w:tcW w:w="1582" w:type="pct"/>
+            <w:tcBorders>
+              <w:top w:val="nil"/>
+              <w:left w:val="nil"/>
+              <w:bottom w:val="single" w:sz="4" w:space="0" w:color="auto"/>
+              <w:right w:val="single" w:sz="8" w:space="0" w:color="auto"/>
+            </w:tcBorders>
+            <w:vAlign w:val="bottom"/>
+            <w:hideMark/>
+          </w:tcPr>
+          <w:p>
+            <w:pPr>
+              <w:spacing w:line="240" w:lineRule="auto"/>
+              <w:ind w:firstLine="0"/>
+              <w:jc w:val="right"/>
+              <w:rPr>
+                <w:rFonts w:ascii="Arial" w:eastAsia="Times New Roman" w:hAnsi="Arial" w:cs="Arial"/>
+                <w:color w:val="000000"/>
+                <w:kern w:val="0"/>
+                <w:sz w:val="18"/>
+                <w:szCs w:val="18"/>
+                <w:lang w:eastAsia="es-AR"/>
+                <w14:ligatures w14:val="none"/>
+              </w:rPr>
+            </w:pPr>
+            <w:r>
+              <w:rPr>
+                <w:rFonts w:ascii="Arial" w:eastAsia="Times New Roman" w:hAnsi="Arial" w:cs="Arial"/>
+                <w:color w:val="000000"/>
+                <w:kern w:val="0"/>
+                <w:sz w:val="18"/>
+                <w:szCs w:val="18"/>
+                <w:lang w:eastAsia="es-AR"/>
+                <w14:ligatures w14:val="none"/>
+              </w:rPr>
+              <w:t>11, 11</w:t>
+            </w:r>
+          </w:p>
+        </w:tc>
+      </w:tr>
+      <w:tr>
+        <w:trPr>
+          <w:trHeight w:val="300"/>
+          <w:jc w:val="center"/>
+        </w:trPr>
+        <w:tc>
+          <w:tcPr>
+            <w:tcW w:w="989" w:type="pct"/>
+            <w:vMerge/>
+            <w:tcBorders>
+              <w:top w:val="nil"/>
+              <w:left w:val="single" w:sz="8" w:space="0" w:color="auto"/>
+              <w:bottom w:val="single" w:sz="4" w:space="0" w:color="000000"/>
+              <w:right w:val="single" w:sz="4" w:space="0" w:color="auto"/>
+            </w:tcBorders>
+            <w:vAlign w:val="center"/>
+            <w:hideMark/>
+          </w:tcPr>
+          <w:p>
+            <w:pPr>
+              <w:spacing w:line="240" w:lineRule="auto"/>
+              <w:ind w:firstLine="0"/>
+              <w:rPr>
+                <w:rFonts w:ascii="Arial" w:eastAsia="Times New Roman" w:hAnsi="Arial" w:cs="Arial"/>
+                <w:b/>
+                <w:bCs/>
+                <w:i/>
+                <w:iCs/>
+                <w:color w:val="000000"/>
+                <w:kern w:val="0"/>
+                <w:sz w:val="20"/>
+                <w:szCs w:val="20"/>
+                <w:lang w:eastAsia="es-AR"/>
+                <w14:ligatures w14:val="none"/>
+              </w:rPr>
+            </w:pPr>
+          </w:p>
+        </w:tc>
+        <w:tc>
+          <w:tcPr>
+            <w:tcW w:w="2429" w:type="pct"/>
+            <w:tcBorders>
+              <w:top w:val="nil"/>
+              <w:left w:val="nil"/>
+              <w:bottom w:val="single" w:sz="4" w:space="0" w:color="auto"/>
+              <w:right w:val="single" w:sz="4" w:space="0" w:color="auto"/>
+            </w:tcBorders>
+            <w:vAlign w:val="bottom"/>
+            <w:hideMark/>
+          </w:tcPr>
+          <w:p>
+            <w:pPr>
+              <w:spacing w:line="240" w:lineRule="auto"/>
+              <w:ind w:firstLine="0"/>
+              <w:rPr>
+                <w:rFonts w:ascii="Arial" w:eastAsia="Times New Roman" w:hAnsi="Arial" w:cs="Arial"/>
+                <w:color w:val="000000"/>
+                <w:kern w:val="0"/>
+                <w:sz w:val="18"/>
+                <w:szCs w:val="18"/>
+                <w:lang w:eastAsia="es-AR"/>
+                <w14:ligatures w14:val="none"/>
+              </w:rPr>
+            </w:pPr>
+            <w:r>
+              <w:rPr>
+                <w:rFonts w:ascii="Arial" w:eastAsia="Times New Roman" w:hAnsi="Arial" w:cs="Arial"/>
+                <w:color w:val="000000"/>
+                <w:kern w:val="0"/>
+                <w:sz w:val="18"/>
+                <w:szCs w:val="18"/>
+                <w:lang w:eastAsia="es-AR"/>
+                <w14:ligatures w14:val="none"/>
+              </w:rPr>
+              <w:t>Resolución temporal</w:t>
+            </w:r>
+          </w:p>
+        </w:tc>
+        <w:tc>
+          <w:tcPr>
+            <w:tcW w:w="1582" w:type="pct"/>
+            <w:tcBorders>
+              <w:top w:val="nil"/>
+              <w:left w:val="nil"/>
+              <w:bottom w:val="single" w:sz="4" w:space="0" w:color="auto"/>
+              <w:right w:val="single" w:sz="8" w:space="0" w:color="auto"/>
+            </w:tcBorders>
+            <w:vAlign w:val="bottom"/>
+            <w:hideMark/>
+          </w:tcPr>
+          <w:p>
+            <w:pPr>
+              <w:spacing w:line="240" w:lineRule="auto"/>
+              <w:ind w:firstLine="0"/>
+              <w:jc w:val="right"/>
+              <w:rPr>
+                <w:rFonts w:ascii="Arial" w:eastAsia="Times New Roman" w:hAnsi="Arial" w:cs="Arial"/>
+                <w:color w:val="000000"/>
+                <w:kern w:val="0"/>
+                <w:sz w:val="18"/>
+                <w:szCs w:val="18"/>
+                <w:lang w:eastAsia="es-AR"/>
+                <w14:ligatures w14:val="none"/>
+              </w:rPr>
+            </w:pPr>
+            <w:r>
+              <w:rPr>
+                <w:rFonts w:ascii="Arial" w:eastAsia="Times New Roman" w:hAnsi="Arial" w:cs="Arial"/>
+                <w:color w:val="000000"/>
+                <w:kern w:val="0"/>
+                <w:sz w:val="18"/>
+                <w:szCs w:val="18"/>
+                <w:lang w:eastAsia="es-AR"/>
+                <w14:ligatures w14:val="none"/>
+              </w:rPr>
+              <w:t>Diario</w:t>
+            </w:r>
+          </w:p>
+        </w:tc>
+      </w:tr>
+      <w:tr>
+        <w:trPr>
+          <w:trHeight w:val="300"/>
+          <w:jc w:val="center"/>
+        </w:trPr>
+        <w:tc>
+          <w:tcPr>
+            <w:tcW w:w="989" w:type="pct"/>
+            <w:vMerge/>
+            <w:tcBorders>
+              <w:top w:val="nil"/>
+              <w:left w:val="single" w:sz="8" w:space="0" w:color="auto"/>
+              <w:bottom w:val="single" w:sz="4" w:space="0" w:color="000000"/>
+              <w:right w:val="single" w:sz="4" w:space="0" w:color="auto"/>
+            </w:tcBorders>
+            <w:vAlign w:val="center"/>
+            <w:hideMark/>
+          </w:tcPr>
+          <w:p>
+            <w:pPr>
+              <w:spacing w:line="240" w:lineRule="auto"/>
+              <w:ind w:firstLine="0"/>
+              <w:rPr>
+                <w:rFonts w:ascii="Arial" w:eastAsia="Times New Roman" w:hAnsi="Arial" w:cs="Arial"/>
+                <w:b/>
+                <w:bCs/>
+                <w:i/>
+                <w:iCs/>
+                <w:color w:val="000000"/>
+                <w:kern w:val="0"/>
+                <w:sz w:val="20"/>
+                <w:szCs w:val="20"/>
+                <w:lang w:eastAsia="es-AR"/>
+                <w14:ligatures w14:val="none"/>
+              </w:rPr>
+            </w:pPr>
+          </w:p>
+        </w:tc>
+        <w:tc>
+          <w:tcPr>
+            <w:tcW w:w="2429" w:type="pct"/>
+            <w:tcBorders>
+              <w:top w:val="nil"/>
+              <w:left w:val="nil"/>
+              <w:bottom w:val="single" w:sz="4" w:space="0" w:color="auto"/>
+              <w:right w:val="single" w:sz="4" w:space="0" w:color="auto"/>
+            </w:tcBorders>
+            <w:vAlign w:val="bottom"/>
+            <w:hideMark/>
+          </w:tcPr>
+          <w:p>
+            <w:pPr>
+              <w:spacing w:line="240" w:lineRule="auto"/>
+              <w:ind w:firstLine="0"/>
+              <w:rPr>
+                <w:rFonts w:ascii="Arial" w:eastAsia="Times New Roman" w:hAnsi="Arial" w:cs="Arial"/>
+                <w:color w:val="000000"/>
+                <w:kern w:val="0"/>
+                <w:sz w:val="18"/>
+                <w:szCs w:val="18"/>
+                <w:lang w:eastAsia="es-AR"/>
+                <w14:ligatures w14:val="none"/>
+              </w:rPr>
+            </w:pPr>
+            <w:r>
+              <w:rPr>
+                <w:rFonts w:ascii="Arial" w:eastAsia="Times New Roman" w:hAnsi="Arial" w:cs="Arial"/>
+                <w:color w:val="000000"/>
+                <w:kern w:val="0"/>
+                <w:sz w:val="18"/>
+                <w:szCs w:val="18"/>
+                <w:lang w:eastAsia="es-AR"/>
+                <w14:ligatures w14:val="none"/>
+              </w:rPr>
+              <w:t>Periodo considerado</w:t>
+            </w:r>
+          </w:p>
+        </w:tc>
+        <w:tc>
+          <w:tcPr>
+            <w:tcW w:w="1582" w:type="pct"/>
+            <w:tcBorders>
+              <w:top w:val="nil"/>
+              <w:left w:val="nil"/>
+              <w:bottom w:val="single" w:sz="4" w:space="0" w:color="auto"/>
+              <w:right w:val="single" w:sz="8" w:space="0" w:color="auto"/>
+            </w:tcBorders>
+            <w:noWrap/>
+            <w:vAlign w:val="center"/>
+            <w:hideMark/>
+          </w:tcPr>
+          <w:p>
+            <w:pPr>
+              <w:spacing w:line="240" w:lineRule="auto"/>
+              <w:ind w:firstLine="0"/>
+              <w:jc w:val="right"/>
+              <w:rPr>
+                <w:rFonts w:ascii="Arial" w:eastAsia="Times New Roman" w:hAnsi="Arial" w:cs="Arial"/>
+                <w:color w:val="000000"/>
+                <w:kern w:val="0"/>
+                <w:sz w:val="18"/>
+                <w:szCs w:val="18"/>
+                <w:lang w:eastAsia="es-AR"/>
+                <w14:ligatures w14:val="none"/>
+              </w:rPr>
+            </w:pPr>
+            <w:r>
+              <w:rPr>
+                <w:rFonts w:ascii="Arial" w:eastAsia="Times New Roman" w:hAnsi="Arial" w:cs="Arial"/>
+                <w:color w:val="000000"/>
+                <w:kern w:val="0"/>
+                <w:sz w:val="18"/>
+                <w:szCs w:val="18"/>
+                <w:lang w:eastAsia="es-AR"/>
+                <w14:ligatures w14:val="none"/>
+              </w:rPr>
+              <w:t xml:space="preserve">01/12/2025 - </w:t>
+            </w:r>
+            <w:r>
+              <w:rPr>
+                <w:rFonts w:ascii="Arial" w:eastAsia="Times New Roman" w:hAnsi="Arial" w:cs="Arial"/>
+                <w:color w:val="000000"/>
+                <w:kern w:val="0"/>
+                <w:sz w:val="18"/>
+                <w:szCs w:val="18"/>
+                <w:lang w:eastAsia="es-AR"/>
+                <w14:ligatures w14:val="none"/>
+              </w:rPr>
+              <w:t>28</w:t>
+            </w:r>
+            <w:r>
+              <w:rPr>
+                <w:rFonts w:ascii="Arial" w:eastAsia="Times New Roman" w:hAnsi="Arial" w:cs="Arial"/>
+                <w:color w:val="000000"/>
+                <w:kern w:val="0"/>
+                <w:sz w:val="18"/>
+                <w:szCs w:val="18"/>
+                <w:lang w:eastAsia="es-AR"/>
+                <w14:ligatures w14:val="none"/>
+              </w:rPr>
+              <w:t>/03/2025</w:t>
+            </w:r>
+          </w:p>
+        </w:tc>
+      </w:tr>
+      <w:tr>
+        <w:trPr>
+          <w:trHeight w:val="300"/>
+          <w:jc w:val="center"/>
+        </w:trPr>
+        <w:tc>
+          <w:tcPr>
+            <w:tcW w:w="989" w:type="pct"/>
+            <w:vMerge w:val="restart"/>
+            <w:tcBorders>
+              <w:top w:val="nil"/>
+              <w:left w:val="single" w:sz="8" w:space="0" w:color="auto"/>
+              <w:bottom w:val="single" w:sz="4" w:space="0" w:color="000000"/>
+              <w:right w:val="single" w:sz="4" w:space="0" w:color="auto"/>
+            </w:tcBorders>
+            <w:vAlign w:val="center"/>
+            <w:hideMark/>
+          </w:tcPr>
+          <w:p>
+            <w:pPr>
+              <w:spacing w:line="240" w:lineRule="auto"/>
+              <w:ind w:firstLine="0"/>
+              <w:rPr>
+                <w:rFonts w:ascii="Arial" w:eastAsia="Times New Roman" w:hAnsi="Arial" w:cs="Arial"/>
+                <w:b/>
+                <w:bCs/>
+                <w:i/>
+                <w:iCs/>
+                <w:color w:val="000000"/>
+                <w:kern w:val="0"/>
+                <w:sz w:val="20"/>
+                <w:szCs w:val="20"/>
+                <w:lang w:eastAsia="es-AR"/>
+                <w14:ligatures w14:val="none"/>
+              </w:rPr>
+            </w:pPr>
+            <w:r>
+              <w:rPr>
+                <w:rFonts w:ascii="Arial" w:eastAsia="Times New Roman" w:hAnsi="Arial" w:cs="Arial"/>
+                <w:b/>
+                <w:bCs/>
+                <w:i/>
+                <w:iCs/>
+                <w:color w:val="000000"/>
+                <w:kern w:val="0"/>
+                <w:sz w:val="20"/>
+                <w:szCs w:val="20"/>
+                <w:lang w:eastAsia="es-AR"/>
+                <w14:ligatures w14:val="none"/>
+              </w:rPr>
+              <w:lastRenderedPageBreak/>
+              <w:t>Meteorología</w:t>
+            </w:r>
+          </w:p>
+        </w:tc>
+        <w:tc>
+          <w:tcPr>
+            <w:tcW w:w="2429" w:type="pct"/>
+            <w:tcBorders>
+              <w:top w:val="nil"/>
+              <w:left w:val="nil"/>
+              <w:bottom w:val="single" w:sz="4" w:space="0" w:color="auto"/>
+              <w:right w:val="single" w:sz="4" w:space="0" w:color="auto"/>
+            </w:tcBorders>
+            <w:vAlign w:val="bottom"/>
+            <w:hideMark/>
+          </w:tcPr>
+          <w:p>
+            <w:pPr>
+              <w:spacing w:line="240" w:lineRule="auto"/>
+              <w:ind w:firstLine="0"/>
+              <w:rPr>
+                <w:rFonts w:ascii="Arial" w:eastAsia="Times New Roman" w:hAnsi="Arial" w:cs="Arial"/>
+                <w:color w:val="000000"/>
+                <w:kern w:val="0"/>
+                <w:sz w:val="18"/>
+                <w:szCs w:val="18"/>
+                <w:lang w:eastAsia="es-AR"/>
+                <w14:ligatures w14:val="none"/>
+              </w:rPr>
+            </w:pPr>
+            <w:r>
+              <w:rPr>
+                <w:rFonts w:ascii="Arial" w:eastAsia="Times New Roman" w:hAnsi="Arial" w:cs="Arial"/>
+                <w:color w:val="000000"/>
+                <w:kern w:val="0"/>
+                <w:sz w:val="18"/>
+                <w:szCs w:val="18"/>
+                <w:lang w:eastAsia="es-AR"/>
+                <w14:ligatures w14:val="none"/>
+              </w:rPr>
+              <w:t>Rango de temperatura (t2m)</w:t>
+            </w:r>
+          </w:p>
+        </w:tc>
+        <w:tc>
+          <w:tcPr>
+            <w:tcW w:w="1582" w:type="pct"/>
+            <w:tcBorders>
+              <w:top w:val="nil"/>
+              <w:left w:val="nil"/>
+              <w:bottom w:val="single" w:sz="4" w:space="0" w:color="auto"/>
+              <w:right w:val="single" w:sz="8" w:space="0" w:color="auto"/>
+            </w:tcBorders>
+            <w:vAlign w:val="bottom"/>
+            <w:hideMark/>
+          </w:tcPr>
+          <w:p>
+            <w:pPr>
+              <w:spacing w:line="240" w:lineRule="auto"/>
+              <w:ind w:firstLine="0"/>
+              <w:jc w:val="right"/>
+              <w:rPr>
+                <w:rFonts w:ascii="Arial" w:eastAsia="Times New Roman" w:hAnsi="Arial" w:cs="Arial"/>
+                <w:color w:val="000000"/>
+                <w:kern w:val="0"/>
+                <w:sz w:val="18"/>
+                <w:szCs w:val="18"/>
+                <w:lang w:eastAsia="es-AR"/>
+                <w14:ligatures w14:val="none"/>
+              </w:rPr>
+            </w:pPr>
+            <w:r>
+              <w:rPr>
+                <w:rFonts w:ascii="Arial" w:eastAsia="Times New Roman" w:hAnsi="Arial" w:cs="Arial"/>
+                <w:color w:val="000000"/>
+                <w:kern w:val="0"/>
+                <w:sz w:val="18"/>
+                <w:szCs w:val="18"/>
+                <w:lang w:eastAsia="es-AR"/>
+                <w14:ligatures w14:val="none"/>
+              </w:rPr>
+              <w:t>4.8°C - 32.0°C</w:t>
+            </w:r>
+          </w:p>
+        </w:tc>
+      </w:tr>
+      <w:tr>
+        <w:trPr>
+          <w:trHeight w:val="300"/>
+          <w:jc w:val="center"/>
+        </w:trPr>
+        <w:tc>
+          <w:tcPr>
+            <w:tcW w:w="989" w:type="pct"/>
+            <w:vMerge/>
+            <w:tcBorders>
+              <w:top w:val="nil"/>
+              <w:left w:val="single" w:sz="8" w:space="0" w:color="auto"/>
+              <w:bottom w:val="single" w:sz="4" w:space="0" w:color="000000"/>
+              <w:right w:val="single" w:sz="4" w:space="0" w:color="auto"/>
+            </w:tcBorders>
+            <w:vAlign w:val="center"/>
+            <w:hideMark/>
+          </w:tcPr>
+          <w:p>
+            <w:pPr>
+              <w:spacing w:line="240" w:lineRule="auto"/>
+              <w:ind w:firstLine="0"/>
+              <w:rPr>
+                <w:rFonts w:ascii="Arial" w:eastAsia="Times New Roman" w:hAnsi="Arial" w:cs="Arial"/>
+                <w:b/>
+                <w:bCs/>
+                <w:i/>
+                <w:iCs/>
+                <w:color w:val="000000"/>
+                <w:kern w:val="0"/>
+                <w:sz w:val="20"/>
+                <w:szCs w:val="20"/>
+                <w:lang w:eastAsia="es-AR"/>
+                <w14:ligatures w14:val="none"/>
+              </w:rPr>
+            </w:pPr>
+          </w:p>
+        </w:tc>
+        <w:tc>
+          <w:tcPr>
+            <w:tcW w:w="2429" w:type="pct"/>
+            <w:tcBorders>
+              <w:top w:val="nil"/>
+              <w:left w:val="nil"/>
+              <w:bottom w:val="single" w:sz="4" w:space="0" w:color="auto"/>
+              <w:right w:val="single" w:sz="4" w:space="0" w:color="auto"/>
+            </w:tcBorders>
+            <w:vAlign w:val="bottom"/>
+            <w:hideMark/>
+          </w:tcPr>
+          <w:p>
+            <w:pPr>
+              <w:spacing w:line="240" w:lineRule="auto"/>
+              <w:ind w:firstLine="0"/>
+              <w:rPr>
+                <w:rFonts w:ascii="Arial" w:eastAsia="Times New Roman" w:hAnsi="Arial" w:cs="Arial"/>
+                <w:color w:val="000000"/>
+                <w:kern w:val="0"/>
+                <w:sz w:val="18"/>
+                <w:szCs w:val="18"/>
+                <w:lang w:eastAsia="es-AR"/>
+                <w14:ligatures w14:val="none"/>
+              </w:rPr>
+            </w:pPr>
+            <w:r>
+              <w:rPr>
+                <w:rFonts w:ascii="Arial" w:eastAsia="Times New Roman" w:hAnsi="Arial" w:cs="Arial"/>
+                <w:color w:val="000000"/>
+                <w:kern w:val="0"/>
+                <w:sz w:val="18"/>
+                <w:szCs w:val="18"/>
+                <w:lang w:eastAsia="es-AR"/>
+                <w14:ligatures w14:val="none"/>
+              </w:rPr>
+              <w:t>Rango de humedad relativa</w:t>
+            </w:r>
+          </w:p>
+        </w:tc>
+        <w:tc>
+          <w:tcPr>
+            <w:tcW w:w="1582" w:type="pct"/>
+            <w:tcBorders>
+              <w:top w:val="nil"/>
+              <w:left w:val="nil"/>
+              <w:bottom w:val="single" w:sz="4" w:space="0" w:color="auto"/>
+              <w:right w:val="single" w:sz="8" w:space="0" w:color="auto"/>
+            </w:tcBorders>
+            <w:vAlign w:val="bottom"/>
+            <w:hideMark/>
+          </w:tcPr>
+          <w:p>
+            <w:pPr>
+              <w:spacing w:line="240" w:lineRule="auto"/>
+              <w:ind w:firstLine="0"/>
+              <w:jc w:val="right"/>
+              <w:rPr>
+                <w:rFonts w:ascii="Arial" w:eastAsia="Times New Roman" w:hAnsi="Arial" w:cs="Arial"/>
+                <w:color w:val="000000"/>
+                <w:kern w:val="0"/>
+                <w:sz w:val="18"/>
+                <w:szCs w:val="18"/>
+                <w:lang w:eastAsia="es-AR"/>
+                <w14:ligatures w14:val="none"/>
+              </w:rPr>
+            </w:pPr>
+            <w:r>
+              <w:rPr>
+                <w:rFonts w:ascii="Arial" w:eastAsia="Times New Roman" w:hAnsi="Arial" w:cs="Arial"/>
+                <w:color w:val="000000"/>
+                <w:kern w:val="0"/>
+                <w:sz w:val="18"/>
+                <w:szCs w:val="18"/>
+                <w:lang w:eastAsia="es-AR"/>
+                <w14:ligatures w14:val="none"/>
+              </w:rPr>
+              <w:t>11.6% - 91.0%</w:t>
+            </w:r>
+          </w:p>
+        </w:tc>
+      </w:tr>
+      <w:tr>
+        <w:trPr>
+          <w:trHeight w:val="300"/>
+          <w:jc w:val="center"/>
+        </w:trPr>
+        <w:tc>
+          <w:tcPr>
+            <w:tcW w:w="989" w:type="pct"/>
+            <w:vMerge/>
+            <w:tcBorders>
+              <w:top w:val="nil"/>
+              <w:left w:val="single" w:sz="8" w:space="0" w:color="auto"/>
+              <w:bottom w:val="single" w:sz="4" w:space="0" w:color="000000"/>
+              <w:right w:val="single" w:sz="4" w:space="0" w:color="auto"/>
+            </w:tcBorders>
+            <w:vAlign w:val="center"/>
+            <w:hideMark/>
+          </w:tcPr>
+          <w:p>
+            <w:pPr>
+              <w:spacing w:line="240" w:lineRule="auto"/>
+              <w:ind w:firstLine="0"/>
+              <w:rPr>
+                <w:rFonts w:ascii="Arial" w:eastAsia="Times New Roman" w:hAnsi="Arial" w:cs="Arial"/>
+                <w:b/>
+                <w:bCs/>
+                <w:i/>
+                <w:iCs/>
+                <w:color w:val="000000"/>
+                <w:kern w:val="0"/>
+                <w:sz w:val="20"/>
+                <w:szCs w:val="20"/>
+                <w:lang w:eastAsia="es-AR"/>
+                <w14:ligatures w14:val="none"/>
+              </w:rPr>
+            </w:pPr>
+          </w:p>
+        </w:tc>
+        <w:tc>
+          <w:tcPr>
+            <w:tcW w:w="2429" w:type="pct"/>
+            <w:tcBorders>
+              <w:top w:val="nil"/>
+              <w:left w:val="nil"/>
+              <w:bottom w:val="single" w:sz="4" w:space="0" w:color="auto"/>
+              <w:right w:val="single" w:sz="4" w:space="0" w:color="auto"/>
+            </w:tcBorders>
+            <w:vAlign w:val="bottom"/>
+            <w:hideMark/>
+          </w:tcPr>
+          <w:p>
+            <w:pPr>
+              <w:spacing w:line="240" w:lineRule="auto"/>
+              <w:ind w:firstLine="0"/>
+              <w:rPr>
+                <w:rFonts w:ascii="Arial" w:eastAsia="Times New Roman" w:hAnsi="Arial" w:cs="Arial"/>
+                <w:color w:val="000000"/>
+                <w:kern w:val="0"/>
+                <w:sz w:val="18"/>
+                <w:szCs w:val="18"/>
+                <w:lang w:eastAsia="es-AR"/>
+                <w14:ligatures w14:val="none"/>
+              </w:rPr>
+            </w:pPr>
+            <w:r>
+              <w:rPr>
+                <w:rFonts w:ascii="Arial" w:eastAsia="Times New Roman" w:hAnsi="Arial" w:cs="Arial"/>
+                <w:color w:val="000000"/>
+                <w:kern w:val="0"/>
+                <w:sz w:val="18"/>
+                <w:szCs w:val="18"/>
+                <w:lang w:eastAsia="es-AR"/>
+                <w14:ligatures w14:val="none"/>
+              </w:rPr>
+              <w:t>Rango de precipitación diaria (tp)</w:t>
+            </w:r>
+          </w:p>
+        </w:tc>
+        <w:tc>
+          <w:tcPr>
+            <w:tcW w:w="1582" w:type="pct"/>
+            <w:tcBorders>
+              <w:top w:val="nil"/>
+              <w:left w:val="nil"/>
+              <w:bottom w:val="single" w:sz="4" w:space="0" w:color="auto"/>
+              <w:right w:val="single" w:sz="8" w:space="0" w:color="auto"/>
+            </w:tcBorders>
+            <w:noWrap/>
+            <w:vAlign w:val="center"/>
+            <w:hideMark/>
+          </w:tcPr>
+          <w:p>
+            <w:pPr>
+              <w:spacing w:line="240" w:lineRule="auto"/>
+              <w:ind w:firstLine="0"/>
+              <w:jc w:val="right"/>
+              <w:rPr>
+                <w:rFonts w:ascii="Arial" w:eastAsia="Times New Roman" w:hAnsi="Arial" w:cs="Arial"/>
+                <w:color w:val="000000"/>
+                <w:kern w:val="0"/>
+                <w:sz w:val="18"/>
+                <w:szCs w:val="18"/>
+                <w:lang w:eastAsia="es-AR"/>
+                <w14:ligatures w14:val="none"/>
+              </w:rPr>
+            </w:pPr>
+            <w:r>
+              <w:rPr>
+                <w:rFonts w:ascii="Arial" w:eastAsia="Times New Roman" w:hAnsi="Arial" w:cs="Arial"/>
+                <w:color w:val="000000"/>
+                <w:kern w:val="0"/>
+                <w:sz w:val="18"/>
+                <w:szCs w:val="18"/>
+                <w:lang w:eastAsia="es-AR"/>
+                <w14:ligatures w14:val="none"/>
+              </w:rPr>
+              <w:t>0.0 mm - 120.9 mm</w:t>
+            </w:r>
+          </w:p>
+        </w:tc>
+      </w:tr>
+      <w:tr>
+        <w:trPr>
+          <w:trHeight w:val="300"/>
+          <w:jc w:val="center"/>
+        </w:trPr>
+        <w:tc>
+          <w:tcPr>
+            <w:tcW w:w="989" w:type="pct"/>
+            <w:vMerge/>
+            <w:tcBorders>
+              <w:top w:val="nil"/>
+              <w:left w:val="single" w:sz="8" w:space="0" w:color="auto"/>
+              <w:bottom w:val="single" w:sz="4" w:space="0" w:color="000000"/>
+              <w:right w:val="single" w:sz="4" w:space="0" w:color="auto"/>
+            </w:tcBorders>
+            <w:vAlign w:val="center"/>
+            <w:hideMark/>
+          </w:tcPr>
+          <w:p>
+            <w:pPr>
+              <w:spacing w:line="240" w:lineRule="auto"/>
+              <w:ind w:firstLine="0"/>
+              <w:rPr>
+                <w:rFonts w:ascii="Arial" w:eastAsia="Times New Roman" w:hAnsi="Arial" w:cs="Arial"/>
+                <w:b/>
+                <w:bCs/>
+                <w:i/>
+                <w:iCs/>
+                <w:color w:val="000000"/>
+                <w:kern w:val="0"/>
+                <w:sz w:val="20"/>
+                <w:szCs w:val="20"/>
+                <w:lang w:eastAsia="es-AR"/>
+                <w14:ligatures w14:val="none"/>
+              </w:rPr>
+            </w:pPr>
+          </w:p>
+        </w:tc>
+        <w:tc>
+          <w:tcPr>
+            <w:tcW w:w="2429" w:type="pct"/>
+            <w:tcBorders>
+              <w:top w:val="nil"/>
+              <w:left w:val="nil"/>
+              <w:bottom w:val="single" w:sz="4" w:space="0" w:color="auto"/>
+              <w:right w:val="single" w:sz="4" w:space="0" w:color="auto"/>
+            </w:tcBorders>
+            <w:vAlign w:val="bottom"/>
+            <w:hideMark/>
+          </w:tcPr>
+          <w:p>
+            <w:pPr>
+              <w:spacing w:line="240" w:lineRule="auto"/>
+              <w:ind w:firstLine="0"/>
+              <w:rPr>
+                <w:rFonts w:ascii="Arial" w:eastAsia="Times New Roman" w:hAnsi="Arial" w:cs="Arial"/>
+                <w:color w:val="000000"/>
+                <w:kern w:val="0"/>
+                <w:sz w:val="18"/>
+                <w:szCs w:val="18"/>
+                <w:lang w:eastAsia="es-AR"/>
+                <w14:ligatures w14:val="none"/>
+              </w:rPr>
+            </w:pPr>
+            <w:r>
+              <w:rPr>
+                <w:rFonts w:ascii="Arial" w:eastAsia="Times New Roman" w:hAnsi="Arial" w:cs="Arial"/>
+                <w:color w:val="000000"/>
+                <w:kern w:val="0"/>
+                <w:sz w:val="18"/>
+                <w:szCs w:val="18"/>
+                <w:lang w:eastAsia="es-AR"/>
+                <w14:ligatures w14:val="none"/>
+              </w:rPr>
+              <w:t>Índice de vegetación baja (lai_lv)</w:t>
+            </w:r>
+          </w:p>
+        </w:tc>
+        <w:tc>
+          <w:tcPr>
+            <w:tcW w:w="1582" w:type="pct"/>
+            <w:tcBorders>
+              <w:top w:val="nil"/>
+              <w:left w:val="nil"/>
+              <w:bottom w:val="single" w:sz="4" w:space="0" w:color="auto"/>
+              <w:right w:val="single" w:sz="8" w:space="0" w:color="auto"/>
+            </w:tcBorders>
+            <w:vAlign w:val="bottom"/>
+            <w:hideMark/>
+          </w:tcPr>
+          <w:p>
+            <w:pPr>
+              <w:spacing w:line="240" w:lineRule="auto"/>
+              <w:ind w:firstLine="0"/>
+              <w:jc w:val="right"/>
+              <w:rPr>
+                <w:rFonts w:ascii="Arial" w:eastAsia="Times New Roman" w:hAnsi="Arial" w:cs="Arial"/>
+                <w:color w:val="000000"/>
+                <w:kern w:val="0"/>
+                <w:sz w:val="18"/>
+                <w:szCs w:val="18"/>
+                <w:lang w:eastAsia="es-AR"/>
+                <w14:ligatures w14:val="none"/>
+              </w:rPr>
+            </w:pPr>
+            <w:r>
+              <w:rPr>
+                <w:rFonts w:ascii="Arial" w:eastAsia="Times New Roman" w:hAnsi="Arial" w:cs="Arial"/>
+                <w:color w:val="000000"/>
+                <w:kern w:val="0"/>
+                <w:sz w:val="18"/>
+                <w:szCs w:val="18"/>
+                <w:lang w:eastAsia="es-AR"/>
+                <w14:ligatures w14:val="none"/>
+              </w:rPr>
+              <w:t>0.00 - 3.53</w:t>
+            </w:r>
+          </w:p>
+        </w:tc>
+      </w:tr>
+      <w:tr>
+        <w:trPr>
+          <w:trHeight w:val="300"/>
+          <w:jc w:val="center"/>
+        </w:trPr>
+        <w:tc>
+          <w:tcPr>
+            <w:tcW w:w="989" w:type="pct"/>
+            <w:vMerge/>
+            <w:tcBorders>
+              <w:top w:val="nil"/>
+              <w:left w:val="single" w:sz="8" w:space="0" w:color="auto"/>
+              <w:bottom w:val="single" w:sz="4" w:space="0" w:color="000000"/>
+              <w:right w:val="single" w:sz="4" w:space="0" w:color="auto"/>
+            </w:tcBorders>
+            <w:vAlign w:val="center"/>
+            <w:hideMark/>
+          </w:tcPr>
+          <w:p>
+            <w:pPr>
+              <w:spacing w:line="240" w:lineRule="auto"/>
+              <w:ind w:firstLine="0"/>
+              <w:rPr>
+                <w:rFonts w:ascii="Arial" w:eastAsia="Times New Roman" w:hAnsi="Arial" w:cs="Arial"/>
+                <w:b/>
+                <w:bCs/>
+                <w:i/>
+                <w:iCs/>
+                <w:color w:val="000000"/>
+                <w:kern w:val="0"/>
+                <w:sz w:val="20"/>
+                <w:szCs w:val="20"/>
+                <w:lang w:eastAsia="es-AR"/>
+                <w14:ligatures w14:val="none"/>
+              </w:rPr>
+            </w:pPr>
+          </w:p>
+        </w:tc>
+        <w:tc>
+          <w:tcPr>
+            <w:tcW w:w="2429" w:type="pct"/>
+            <w:tcBorders>
+              <w:top w:val="nil"/>
+              <w:left w:val="nil"/>
+              <w:bottom w:val="single" w:sz="4" w:space="0" w:color="auto"/>
+              <w:right w:val="single" w:sz="4" w:space="0" w:color="auto"/>
+            </w:tcBorders>
+            <w:vAlign w:val="bottom"/>
+            <w:hideMark/>
+          </w:tcPr>
+          <w:p>
+            <w:pPr>
+              <w:spacing w:line="240" w:lineRule="auto"/>
+              <w:ind w:firstLine="0"/>
+              <w:rPr>
+                <w:rFonts w:ascii="Arial" w:eastAsia="Times New Roman" w:hAnsi="Arial" w:cs="Arial"/>
+                <w:color w:val="000000"/>
+                <w:kern w:val="0"/>
+                <w:sz w:val="18"/>
+                <w:szCs w:val="18"/>
+                <w:lang w:eastAsia="es-AR"/>
+                <w14:ligatures w14:val="none"/>
+              </w:rPr>
+            </w:pPr>
+            <w:r>
+              <w:rPr>
+                <w:rFonts w:ascii="Arial" w:eastAsia="Times New Roman" w:hAnsi="Arial" w:cs="Arial"/>
+                <w:color w:val="000000"/>
+                <w:kern w:val="0"/>
+                <w:sz w:val="18"/>
+                <w:szCs w:val="18"/>
+                <w:lang w:eastAsia="es-AR"/>
+                <w14:ligatures w14:val="none"/>
+              </w:rPr>
+              <w:t>Índice de vegetación alta (lai_hv)</w:t>
+            </w:r>
+          </w:p>
+        </w:tc>
+        <w:tc>
+          <w:tcPr>
+            <w:tcW w:w="1582" w:type="pct"/>
+            <w:tcBorders>
+              <w:top w:val="nil"/>
+              <w:left w:val="nil"/>
+              <w:bottom w:val="single" w:sz="4" w:space="0" w:color="auto"/>
+              <w:right w:val="single" w:sz="8" w:space="0" w:color="auto"/>
+            </w:tcBorders>
+            <w:vAlign w:val="bottom"/>
+            <w:hideMark/>
+          </w:tcPr>
+          <w:p>
+            <w:pPr>
+              <w:spacing w:line="240" w:lineRule="auto"/>
+              <w:ind w:firstLine="0"/>
+              <w:jc w:val="right"/>
+              <w:rPr>
+                <w:rFonts w:ascii="Arial" w:eastAsia="Times New Roman" w:hAnsi="Arial" w:cs="Arial"/>
+                <w:color w:val="000000"/>
+                <w:kern w:val="0"/>
+                <w:sz w:val="18"/>
+                <w:szCs w:val="18"/>
+                <w:lang w:eastAsia="es-AR"/>
+                <w14:ligatures w14:val="none"/>
+              </w:rPr>
+            </w:pPr>
+            <w:r>
+              <w:rPr>
+                <w:rFonts w:ascii="Arial" w:eastAsia="Times New Roman" w:hAnsi="Arial" w:cs="Arial"/>
+                <w:color w:val="000000"/>
+                <w:kern w:val="0"/>
+                <w:sz w:val="18"/>
+                <w:szCs w:val="18"/>
+                <w:lang w:eastAsia="es-AR"/>
+                <w14:ligatures w14:val="none"/>
+              </w:rPr>
+              <w:t>0.00 - 5.24</w:t>
+            </w:r>
+          </w:p>
+        </w:tc>
+      </w:tr>
+      <w:tr>
+        <w:trPr>
+          <w:trHeight w:val="300"/>
+          <w:jc w:val="center"/>
+        </w:trPr>
+        <w:tc>
+          <w:tcPr>
+            <w:tcW w:w="989" w:type="pct"/>
+            <w:vMerge w:val="restart"/>
+            <w:tcBorders>
+              <w:top w:val="nil"/>
+              <w:left w:val="single" w:sz="8" w:space="0" w:color="auto"/>
+              <w:bottom w:val="single" w:sz="4" w:space="0" w:color="000000"/>
+              <w:right w:val="single" w:sz="4" w:space="0" w:color="auto"/>
+            </w:tcBorders>
+            <w:vAlign w:val="center"/>
+            <w:hideMark/>
+          </w:tcPr>
+          <w:p>
+            <w:pPr>
+              <w:spacing w:line="240" w:lineRule="auto"/>
+              <w:ind w:firstLine="0"/>
+              <w:rPr>
+                <w:rFonts w:ascii="Arial" w:eastAsia="Times New Roman" w:hAnsi="Arial" w:cs="Arial"/>
+                <w:b/>
+                <w:bCs/>
+                <w:i/>
+                <w:iCs/>
+                <w:color w:val="000000"/>
+                <w:kern w:val="0"/>
+                <w:sz w:val="20"/>
+                <w:szCs w:val="20"/>
+                <w:lang w:eastAsia="es-AR"/>
+                <w14:ligatures w14:val="none"/>
+              </w:rPr>
+            </w:pPr>
+            <w:r>
+              <w:rPr>
+                <w:rFonts w:ascii="Arial" w:eastAsia="Times New Roman" w:hAnsi="Arial" w:cs="Arial"/>
+                <w:b/>
+                <w:bCs/>
+                <w:i/>
+                <w:iCs/>
+                <w:color w:val="000000"/>
+                <w:kern w:val="0"/>
+                <w:sz w:val="20"/>
+                <w:szCs w:val="20"/>
+                <w:lang w:eastAsia="es-AR"/>
+                <w14:ligatures w14:val="none"/>
+              </w:rPr>
+              <w:t>Índices FWI</w:t>
+            </w:r>
+          </w:p>
+        </w:tc>
+        <w:tc>
+          <w:tcPr>
+            <w:tcW w:w="2429" w:type="pct"/>
+            <w:tcBorders>
+              <w:top w:val="nil"/>
+              <w:left w:val="nil"/>
+              <w:bottom w:val="single" w:sz="4" w:space="0" w:color="auto"/>
+              <w:right w:val="single" w:sz="4" w:space="0" w:color="auto"/>
+            </w:tcBorders>
+            <w:vAlign w:val="bottom"/>
+            <w:hideMark/>
+          </w:tcPr>
+          <w:p>
+            <w:pPr>
+              <w:spacing w:line="240" w:lineRule="auto"/>
+              <w:ind w:firstLine="0"/>
+              <w:rPr>
+                <w:rFonts w:ascii="Arial" w:eastAsia="Times New Roman" w:hAnsi="Arial" w:cs="Arial"/>
+                <w:color w:val="000000"/>
+                <w:kern w:val="0"/>
+                <w:sz w:val="18"/>
+                <w:szCs w:val="18"/>
+                <w:lang w:eastAsia="es-AR"/>
+                <w14:ligatures w14:val="none"/>
+              </w:rPr>
+            </w:pPr>
+            <w:r>
+              <w:rPr>
+                <w:rFonts w:ascii="Arial" w:eastAsia="Times New Roman" w:hAnsi="Arial" w:cs="Arial"/>
+                <w:color w:val="000000"/>
+                <w:kern w:val="0"/>
+                <w:sz w:val="18"/>
+                <w:szCs w:val="18"/>
+                <w:lang w:eastAsia="es-AR"/>
+                <w14:ligatures w14:val="none"/>
+              </w:rPr>
+              <w:t>Rango FFMC</w:t>
+            </w:r>
+          </w:p>
+        </w:tc>
+        <w:tc>
+          <w:tcPr>
+            <w:tcW w:w="1582" w:type="pct"/>
+            <w:tcBorders>
+              <w:top w:val="nil"/>
+              <w:left w:val="nil"/>
+              <w:bottom w:val="single" w:sz="4" w:space="0" w:color="auto"/>
+              <w:right w:val="single" w:sz="8" w:space="0" w:color="auto"/>
+            </w:tcBorders>
+            <w:vAlign w:val="bottom"/>
+            <w:hideMark/>
+          </w:tcPr>
+          <w:p>
+            <w:pPr>
+              <w:spacing w:line="240" w:lineRule="auto"/>
+              <w:ind w:firstLine="0"/>
+              <w:jc w:val="right"/>
+              <w:rPr>
+                <w:rFonts w:ascii="Arial" w:eastAsia="Times New Roman" w:hAnsi="Arial" w:cs="Arial"/>
+                <w:color w:val="000000"/>
+                <w:kern w:val="0"/>
+                <w:sz w:val="18"/>
+                <w:szCs w:val="18"/>
+                <w:lang w:eastAsia="es-AR"/>
+                <w14:ligatures w14:val="none"/>
+              </w:rPr>
+            </w:pPr>
+            <w:r>
+              <w:rPr>
+                <w:rFonts w:ascii="Arial" w:eastAsia="Times New Roman" w:hAnsi="Arial" w:cs="Arial"/>
+                <w:color w:val="000000"/>
+                <w:kern w:val="0"/>
+                <w:sz w:val="18"/>
+                <w:szCs w:val="18"/>
+                <w:lang w:eastAsia="es-AR"/>
+                <w14:ligatures w14:val="none"/>
+              </w:rPr>
+              <w:t>26.4 - 97.2</w:t>
+            </w:r>
+          </w:p>
+        </w:tc>
+      </w:tr>
+      <w:tr>
+        <w:trPr>
+          <w:trHeight w:val="300"/>
+          <w:jc w:val="center"/>
+        </w:trPr>
+        <w:tc>
+          <w:tcPr>
+            <w:tcW w:w="989" w:type="pct"/>
+            <w:vMerge/>
+            <w:tcBorders>
+              <w:top w:val="nil"/>
+              <w:left w:val="single" w:sz="8" w:space="0" w:color="auto"/>
+              <w:bottom w:val="single" w:sz="4" w:space="0" w:color="000000"/>
+              <w:right w:val="single" w:sz="4" w:space="0" w:color="auto"/>
+            </w:tcBorders>
+            <w:vAlign w:val="center"/>
+            <w:hideMark/>
+          </w:tcPr>
+          <w:p>
+            <w:pPr>
+              <w:spacing w:line="240" w:lineRule="auto"/>
+              <w:ind w:firstLine="0"/>
+              <w:rPr>
+                <w:rFonts w:ascii="Arial" w:eastAsia="Times New Roman" w:hAnsi="Arial" w:cs="Arial"/>
+                <w:b/>
+                <w:bCs/>
+                <w:i/>
+                <w:iCs/>
+                <w:color w:val="000000"/>
+                <w:kern w:val="0"/>
+                <w:sz w:val="20"/>
+                <w:szCs w:val="20"/>
+                <w:lang w:eastAsia="es-AR"/>
+                <w14:ligatures w14:val="none"/>
+              </w:rPr>
+            </w:pPr>
+          </w:p>
+        </w:tc>
+        <w:tc>
+          <w:tcPr>
+            <w:tcW w:w="2429" w:type="pct"/>
+            <w:tcBorders>
+              <w:top w:val="nil"/>
+              <w:left w:val="nil"/>
+              <w:bottom w:val="single" w:sz="4" w:space="0" w:color="auto"/>
+              <w:right w:val="single" w:sz="4" w:space="0" w:color="auto"/>
+            </w:tcBorders>
+            <w:vAlign w:val="bottom"/>
+            <w:hideMark/>
+          </w:tcPr>
+          <w:p>
+            <w:pPr>
+              <w:spacing w:line="240" w:lineRule="auto"/>
+              <w:ind w:firstLine="0"/>
+              <w:rPr>
+                <w:rFonts w:ascii="Arial" w:eastAsia="Times New Roman" w:hAnsi="Arial" w:cs="Arial"/>
+                <w:color w:val="000000"/>
+                <w:kern w:val="0"/>
+                <w:sz w:val="18"/>
+                <w:szCs w:val="18"/>
+                <w:lang w:eastAsia="es-AR"/>
+                <w14:ligatures w14:val="none"/>
+              </w:rPr>
+            </w:pPr>
+            <w:r>
+              <w:rPr>
+                <w:rFonts w:ascii="Arial" w:eastAsia="Times New Roman" w:hAnsi="Arial" w:cs="Arial"/>
+                <w:color w:val="000000"/>
+                <w:kern w:val="0"/>
+                <w:sz w:val="18"/>
+                <w:szCs w:val="18"/>
+                <w:lang w:eastAsia="es-AR"/>
+                <w14:ligatures w14:val="none"/>
+              </w:rPr>
+              <w:t>Rango DMC</w:t>
+            </w:r>
+          </w:p>
+        </w:tc>
+        <w:tc>
+          <w:tcPr>
+            <w:tcW w:w="1582" w:type="pct"/>
+            <w:tcBorders>
+              <w:top w:val="nil"/>
+              <w:left w:val="nil"/>
+              <w:bottom w:val="single" w:sz="4" w:space="0" w:color="auto"/>
+              <w:right w:val="single" w:sz="8" w:space="0" w:color="auto"/>
+            </w:tcBorders>
+            <w:vAlign w:val="bottom"/>
+            <w:hideMark/>
+          </w:tcPr>
+          <w:p>
+            <w:pPr>
+              <w:spacing w:line="240" w:lineRule="auto"/>
+              <w:ind w:firstLine="0"/>
+              <w:jc w:val="right"/>
+              <w:rPr>
+                <w:rFonts w:ascii="Arial" w:eastAsia="Times New Roman" w:hAnsi="Arial" w:cs="Arial"/>
+                <w:color w:val="000000"/>
+                <w:kern w:val="0"/>
+                <w:sz w:val="18"/>
+                <w:szCs w:val="18"/>
+                <w:lang w:eastAsia="es-AR"/>
+                <w14:ligatures w14:val="none"/>
+              </w:rPr>
+            </w:pPr>
+            <w:r>
+              <w:rPr>
+                <w:rFonts w:ascii="Arial" w:eastAsia="Times New Roman" w:hAnsi="Arial" w:cs="Arial"/>
+                <w:color w:val="000000"/>
+                <w:kern w:val="0"/>
+                <w:sz w:val="18"/>
+                <w:szCs w:val="18"/>
+                <w:lang w:eastAsia="es-AR"/>
+                <w14:ligatures w14:val="none"/>
+              </w:rPr>
+              <w:t>0.2 - 296.6</w:t>
+            </w:r>
+          </w:p>
+        </w:tc>
+      </w:tr>
+      <w:tr>
+        <w:trPr>
+          <w:trHeight w:val="300"/>
+          <w:jc w:val="center"/>
+        </w:trPr>
+        <w:tc>
+          <w:tcPr>
+            <w:tcW w:w="989" w:type="pct"/>
+            <w:vMerge/>
+            <w:tcBorders>
+              <w:top w:val="nil"/>
+              <w:left w:val="single" w:sz="8" w:space="0" w:color="auto"/>
+              <w:bottom w:val="single" w:sz="4" w:space="0" w:color="000000"/>
+              <w:right w:val="single" w:sz="4" w:space="0" w:color="auto"/>
+            </w:tcBorders>
+            <w:vAlign w:val="center"/>
+            <w:hideMark/>
+          </w:tcPr>
+          <w:p>
+            <w:pPr>
+              <w:spacing w:line="240" w:lineRule="auto"/>
+              <w:ind w:firstLine="0"/>
+              <w:rPr>
+                <w:rFonts w:ascii="Arial" w:eastAsia="Times New Roman" w:hAnsi="Arial" w:cs="Arial"/>
+                <w:b/>
+                <w:bCs/>
+                <w:i/>
+                <w:iCs/>
+                <w:color w:val="000000"/>
+                <w:kern w:val="0"/>
+                <w:sz w:val="20"/>
+                <w:szCs w:val="20"/>
+                <w:lang w:eastAsia="es-AR"/>
+                <w14:ligatures w14:val="none"/>
+              </w:rPr>
+            </w:pPr>
+          </w:p>
+        </w:tc>
+        <w:tc>
+          <w:tcPr>
+            <w:tcW w:w="2429" w:type="pct"/>
+            <w:tcBorders>
+              <w:top w:val="nil"/>
+              <w:left w:val="nil"/>
+              <w:bottom w:val="single" w:sz="4" w:space="0" w:color="auto"/>
+              <w:right w:val="single" w:sz="4" w:space="0" w:color="auto"/>
+            </w:tcBorders>
+            <w:vAlign w:val="bottom"/>
+            <w:hideMark/>
+          </w:tcPr>
+          <w:p>
+            <w:pPr>
+              <w:spacing w:line="240" w:lineRule="auto"/>
+              <w:ind w:firstLine="0"/>
+              <w:rPr>
+                <w:rFonts w:ascii="Arial" w:eastAsia="Times New Roman" w:hAnsi="Arial" w:cs="Arial"/>
+                <w:color w:val="000000"/>
+                <w:kern w:val="0"/>
+                <w:sz w:val="18"/>
+                <w:szCs w:val="18"/>
+                <w:lang w:eastAsia="es-AR"/>
+                <w14:ligatures w14:val="none"/>
+              </w:rPr>
+            </w:pPr>
+            <w:r>
+              <w:rPr>
+                <w:rFonts w:ascii="Arial" w:eastAsia="Times New Roman" w:hAnsi="Arial" w:cs="Arial"/>
+                <w:color w:val="000000"/>
+                <w:kern w:val="0"/>
+                <w:sz w:val="18"/>
+                <w:szCs w:val="18"/>
+                <w:lang w:eastAsia="es-AR"/>
+                <w14:ligatures w14:val="none"/>
+              </w:rPr>
+              <w:t>Rango DC</w:t>
+            </w:r>
+          </w:p>
+        </w:tc>
+        <w:tc>
+          <w:tcPr>
+            <w:tcW w:w="1582" w:type="pct"/>
+            <w:tcBorders>
+              <w:top w:val="nil"/>
+              <w:left w:val="nil"/>
+              <w:bottom w:val="single" w:sz="4" w:space="0" w:color="auto"/>
+              <w:right w:val="single" w:sz="8" w:space="0" w:color="auto"/>
+            </w:tcBorders>
+            <w:vAlign w:val="bottom"/>
+            <w:hideMark/>
+          </w:tcPr>
+          <w:p>
+            <w:pPr>
+              <w:spacing w:line="240" w:lineRule="auto"/>
+              <w:ind w:firstLine="0"/>
+              <w:jc w:val="right"/>
+              <w:rPr>
+                <w:rFonts w:ascii="Arial" w:eastAsia="Times New Roman" w:hAnsi="Arial" w:cs="Arial"/>
+                <w:color w:val="000000"/>
+                <w:kern w:val="0"/>
+                <w:sz w:val="18"/>
+                <w:szCs w:val="18"/>
+                <w:lang w:eastAsia="es-AR"/>
+                <w14:ligatures w14:val="none"/>
+              </w:rPr>
+            </w:pPr>
+            <w:r>
+              <w:rPr>
+                <w:rFonts w:ascii="Arial" w:eastAsia="Times New Roman" w:hAnsi="Arial" w:cs="Arial"/>
+                <w:color w:val="000000"/>
+                <w:kern w:val="0"/>
+                <w:sz w:val="18"/>
+                <w:szCs w:val="18"/>
+                <w:lang w:eastAsia="es-AR"/>
+                <w14:ligatures w14:val="none"/>
+              </w:rPr>
+              <w:t>1.1 - 605.0</w:t>
+            </w:r>
+          </w:p>
+        </w:tc>
+      </w:tr>
+      <w:tr>
+        <w:trPr>
+          <w:trHeight w:val="300"/>
+          <w:jc w:val="center"/>
+        </w:trPr>
+        <w:tc>
+          <w:tcPr>
+            <w:tcW w:w="989" w:type="pct"/>
+            <w:vMerge/>
+            <w:tcBorders>
+              <w:top w:val="nil"/>
+              <w:left w:val="single" w:sz="8" w:space="0" w:color="auto"/>
+              <w:bottom w:val="single" w:sz="4" w:space="0" w:color="000000"/>
+              <w:right w:val="single" w:sz="4" w:space="0" w:color="auto"/>
+            </w:tcBorders>
+            <w:vAlign w:val="center"/>
+            <w:hideMark/>
+          </w:tcPr>
+          <w:p>
+            <w:pPr>
+              <w:spacing w:line="240" w:lineRule="auto"/>
+              <w:ind w:firstLine="0"/>
+              <w:rPr>
+                <w:rFonts w:ascii="Arial" w:eastAsia="Times New Roman" w:hAnsi="Arial" w:cs="Arial"/>
+                <w:b/>
+                <w:bCs/>
+                <w:i/>
+                <w:iCs/>
+                <w:color w:val="000000"/>
+                <w:kern w:val="0"/>
+                <w:sz w:val="20"/>
+                <w:szCs w:val="20"/>
+                <w:lang w:eastAsia="es-AR"/>
+                <w14:ligatures w14:val="none"/>
+              </w:rPr>
+            </w:pPr>
+          </w:p>
+        </w:tc>
+        <w:tc>
+          <w:tcPr>
+            <w:tcW w:w="2429" w:type="pct"/>
+            <w:tcBorders>
+              <w:top w:val="nil"/>
+              <w:left w:val="nil"/>
+              <w:bottom w:val="single" w:sz="4" w:space="0" w:color="auto"/>
+              <w:right w:val="single" w:sz="4" w:space="0" w:color="auto"/>
+            </w:tcBorders>
+            <w:vAlign w:val="bottom"/>
+            <w:hideMark/>
+          </w:tcPr>
+          <w:p>
+            <w:pPr>
+              <w:spacing w:line="240" w:lineRule="auto"/>
+              <w:ind w:firstLine="0"/>
+              <w:rPr>
+                <w:rFonts w:ascii="Arial" w:eastAsia="Times New Roman" w:hAnsi="Arial" w:cs="Arial"/>
+                <w:color w:val="000000"/>
+                <w:kern w:val="0"/>
+                <w:sz w:val="18"/>
+                <w:szCs w:val="18"/>
+                <w:lang w:eastAsia="es-AR"/>
+                <w14:ligatures w14:val="none"/>
+              </w:rPr>
+            </w:pPr>
+            <w:r>
+              <w:rPr>
+                <w:rFonts w:ascii="Arial" w:eastAsia="Times New Roman" w:hAnsi="Arial" w:cs="Arial"/>
+                <w:color w:val="000000"/>
+                <w:kern w:val="0"/>
+                <w:sz w:val="18"/>
+                <w:szCs w:val="18"/>
+                <w:lang w:eastAsia="es-AR"/>
+                <w14:ligatures w14:val="none"/>
+              </w:rPr>
+              <w:t>Rango ISI</w:t>
+            </w:r>
+          </w:p>
+        </w:tc>
+        <w:tc>
+          <w:tcPr>
+            <w:tcW w:w="1582" w:type="pct"/>
+            <w:tcBorders>
+              <w:top w:val="nil"/>
+              <w:left w:val="nil"/>
+              <w:bottom w:val="single" w:sz="4" w:space="0" w:color="auto"/>
+              <w:right w:val="single" w:sz="8" w:space="0" w:color="auto"/>
+            </w:tcBorders>
+            <w:vAlign w:val="bottom"/>
+            <w:hideMark/>
+          </w:tcPr>
+          <w:p>
+            <w:pPr>
+              <w:spacing w:line="240" w:lineRule="auto"/>
+              <w:ind w:firstLine="0"/>
+              <w:jc w:val="right"/>
+              <w:rPr>
+                <w:rFonts w:ascii="Arial" w:eastAsia="Times New Roman" w:hAnsi="Arial" w:cs="Arial"/>
+                <w:color w:val="000000"/>
+                <w:kern w:val="0"/>
+                <w:sz w:val="18"/>
+                <w:szCs w:val="18"/>
+                <w:lang w:eastAsia="es-AR"/>
+                <w14:ligatures w14:val="none"/>
+              </w:rPr>
+            </w:pPr>
+            <w:r>
+              <w:rPr>
+                <w:rFonts w:ascii="Arial" w:eastAsia="Times New Roman" w:hAnsi="Arial" w:cs="Arial"/>
+                <w:color w:val="000000"/>
+                <w:kern w:val="0"/>
+                <w:sz w:val="18"/>
+                <w:szCs w:val="18"/>
+                <w:lang w:eastAsia="es-AR"/>
+                <w14:ligatures w14:val="none"/>
+              </w:rPr>
+              <w:t>0.00 - 16.90</w:t>
+            </w:r>
+          </w:p>
+        </w:tc>
+      </w:tr>
+      <w:tr>
+        <w:trPr>
+          <w:trHeight w:val="300"/>
+          <w:jc w:val="center"/>
+        </w:trPr>
+        <w:tc>
+          <w:tcPr>
+            <w:tcW w:w="989" w:type="pct"/>
+            <w:vMerge/>
+            <w:tcBorders>
+              <w:top w:val="nil"/>
+              <w:left w:val="single" w:sz="8" w:space="0" w:color="auto"/>
+              <w:bottom w:val="single" w:sz="4" w:space="0" w:color="000000"/>
+              <w:right w:val="single" w:sz="4" w:space="0" w:color="auto"/>
+            </w:tcBorders>
+            <w:vAlign w:val="center"/>
+            <w:hideMark/>
+          </w:tcPr>
+          <w:p>
+            <w:pPr>
+              <w:spacing w:line="240" w:lineRule="auto"/>
+              <w:ind w:firstLine="0"/>
+              <w:rPr>
+                <w:rFonts w:ascii="Arial" w:eastAsia="Times New Roman" w:hAnsi="Arial" w:cs="Arial"/>
+                <w:b/>
+                <w:bCs/>
+                <w:i/>
+                <w:iCs/>
+                <w:color w:val="000000"/>
+                <w:kern w:val="0"/>
+                <w:sz w:val="20"/>
+                <w:szCs w:val="20"/>
+                <w:lang w:eastAsia="es-AR"/>
+                <w14:ligatures w14:val="none"/>
+              </w:rPr>
+            </w:pPr>
+          </w:p>
+        </w:tc>
+        <w:tc>
+          <w:tcPr>
+            <w:tcW w:w="2429" w:type="pct"/>
+            <w:tcBorders>
+              <w:top w:val="nil"/>
+              <w:left w:val="nil"/>
+              <w:bottom w:val="single" w:sz="4" w:space="0" w:color="auto"/>
+              <w:right w:val="single" w:sz="4" w:space="0" w:color="auto"/>
+            </w:tcBorders>
+            <w:vAlign w:val="bottom"/>
+            <w:hideMark/>
+          </w:tcPr>
+          <w:p>
+            <w:pPr>
+              <w:spacing w:line="240" w:lineRule="auto"/>
+              <w:ind w:firstLine="0"/>
+              <w:rPr>
+                <w:rFonts w:ascii="Arial" w:eastAsia="Times New Roman" w:hAnsi="Arial" w:cs="Arial"/>
+                <w:color w:val="000000"/>
+                <w:kern w:val="0"/>
+                <w:sz w:val="18"/>
+                <w:szCs w:val="18"/>
+                <w:lang w:eastAsia="es-AR"/>
+                <w14:ligatures w14:val="none"/>
+              </w:rPr>
+            </w:pPr>
+            <w:r>
+              <w:rPr>
+                <w:rFonts w:ascii="Arial" w:eastAsia="Times New Roman" w:hAnsi="Arial" w:cs="Arial"/>
+                <w:color w:val="000000"/>
+                <w:kern w:val="0"/>
+                <w:sz w:val="18"/>
+                <w:szCs w:val="18"/>
+                <w:lang w:eastAsia="es-AR"/>
+                <w14:ligatures w14:val="none"/>
+              </w:rPr>
+              <w:t>Rango BUI</w:t>
+            </w:r>
+          </w:p>
+        </w:tc>
+        <w:tc>
+          <w:tcPr>
+            <w:tcW w:w="1582" w:type="pct"/>
+            <w:tcBorders>
+              <w:top w:val="nil"/>
+              <w:left w:val="nil"/>
+              <w:bottom w:val="single" w:sz="4" w:space="0" w:color="auto"/>
+              <w:right w:val="single" w:sz="8" w:space="0" w:color="auto"/>
+            </w:tcBorders>
+            <w:vAlign w:val="bottom"/>
+            <w:hideMark/>
+          </w:tcPr>
+          <w:p>
+            <w:pPr>
+              <w:spacing w:line="240" w:lineRule="auto"/>
+              <w:ind w:firstLine="0"/>
+              <w:jc w:val="right"/>
+              <w:rPr>
+                <w:rFonts w:ascii="Arial" w:eastAsia="Times New Roman" w:hAnsi="Arial" w:cs="Arial"/>
+                <w:color w:val="000000"/>
+                <w:kern w:val="0"/>
+                <w:sz w:val="18"/>
+                <w:szCs w:val="18"/>
+                <w:lang w:eastAsia="es-AR"/>
+                <w14:ligatures w14:val="none"/>
+              </w:rPr>
+            </w:pPr>
+            <w:r>
+              <w:rPr>
+                <w:rFonts w:ascii="Arial" w:eastAsia="Times New Roman" w:hAnsi="Arial" w:cs="Arial"/>
+                <w:color w:val="000000"/>
+                <w:kern w:val="0"/>
+                <w:sz w:val="18"/>
+                <w:szCs w:val="18"/>
+                <w:lang w:eastAsia="es-AR"/>
+                <w14:ligatures w14:val="none"/>
+              </w:rPr>
+              <w:t>0.4 - 295.3</w:t>
+            </w:r>
+          </w:p>
+        </w:tc>
+      </w:tr>
+      <w:tr>
+        <w:trPr>
+          <w:trHeight w:val="300"/>
+          <w:jc w:val="center"/>
+        </w:trPr>
+        <w:tc>
+          <w:tcPr>
+            <w:tcW w:w="989" w:type="pct"/>
+            <w:vMerge/>
+            <w:tcBorders>
+              <w:top w:val="nil"/>
+              <w:left w:val="single" w:sz="8" w:space="0" w:color="auto"/>
+              <w:bottom w:val="single" w:sz="4" w:space="0" w:color="000000"/>
+              <w:right w:val="single" w:sz="4" w:space="0" w:color="auto"/>
+            </w:tcBorders>
+            <w:vAlign w:val="center"/>
+            <w:hideMark/>
+          </w:tcPr>
+          <w:p>
+            <w:pPr>
+              <w:spacing w:line="240" w:lineRule="auto"/>
+              <w:ind w:firstLine="0"/>
+              <w:rPr>
+                <w:rFonts w:ascii="Arial" w:eastAsia="Times New Roman" w:hAnsi="Arial" w:cs="Arial"/>
+                <w:b/>
+                <w:bCs/>
+                <w:i/>
+                <w:iCs/>
+                <w:color w:val="000000"/>
+                <w:kern w:val="0"/>
+                <w:sz w:val="20"/>
+                <w:szCs w:val="20"/>
+                <w:lang w:eastAsia="es-AR"/>
+                <w14:ligatures w14:val="none"/>
+              </w:rPr>
+            </w:pPr>
+          </w:p>
+        </w:tc>
+        <w:tc>
+          <w:tcPr>
+            <w:tcW w:w="2429" w:type="pct"/>
+            <w:tcBorders>
+              <w:top w:val="nil"/>
+              <w:left w:val="nil"/>
+              <w:bottom w:val="single" w:sz="4" w:space="0" w:color="auto"/>
+              <w:right w:val="single" w:sz="4" w:space="0" w:color="auto"/>
+            </w:tcBorders>
+            <w:vAlign w:val="bottom"/>
+            <w:hideMark/>
+          </w:tcPr>
+          <w:p>
+            <w:pPr>
+              <w:spacing w:line="240" w:lineRule="auto"/>
+              <w:ind w:firstLine="0"/>
+              <w:rPr>
+                <w:rFonts w:ascii="Arial" w:eastAsia="Times New Roman" w:hAnsi="Arial" w:cs="Arial"/>
+                <w:color w:val="000000"/>
+                <w:kern w:val="0"/>
+                <w:sz w:val="18"/>
+                <w:szCs w:val="18"/>
+                <w:lang w:eastAsia="es-AR"/>
+                <w14:ligatures w14:val="none"/>
+              </w:rPr>
+            </w:pPr>
+            <w:r>
+              <w:rPr>
+                <w:rFonts w:ascii="Arial" w:eastAsia="Times New Roman" w:hAnsi="Arial" w:cs="Arial"/>
+                <w:color w:val="000000"/>
+                <w:kern w:val="0"/>
+                <w:sz w:val="18"/>
+                <w:szCs w:val="18"/>
+                <w:lang w:eastAsia="es-AR"/>
+                <w14:ligatures w14:val="none"/>
+              </w:rPr>
+              <w:t>Rango FWI</w:t>
+            </w:r>
+          </w:p>
+        </w:tc>
+        <w:tc>
+          <w:tcPr>
+            <w:tcW w:w="1582" w:type="pct"/>
+            <w:tcBorders>
+              <w:top w:val="nil"/>
+              <w:left w:val="nil"/>
+              <w:bottom w:val="single" w:sz="4" w:space="0" w:color="auto"/>
+              <w:right w:val="single" w:sz="8" w:space="0" w:color="auto"/>
+            </w:tcBorders>
+            <w:vAlign w:val="bottom"/>
+            <w:hideMark/>
+          </w:tcPr>
+          <w:p>
+            <w:pPr>
+              <w:spacing w:line="240" w:lineRule="auto"/>
+              <w:ind w:firstLine="0"/>
+              <w:jc w:val="right"/>
+              <w:rPr>
+                <w:rFonts w:ascii="Arial" w:eastAsia="Times New Roman" w:hAnsi="Arial" w:cs="Arial"/>
+                <w:color w:val="000000"/>
+                <w:kern w:val="0"/>
+                <w:sz w:val="18"/>
+                <w:szCs w:val="18"/>
+                <w:lang w:eastAsia="es-AR"/>
+                <w14:ligatures w14:val="none"/>
+              </w:rPr>
+            </w:pPr>
+            <w:r>
+              <w:rPr>
+                <w:rFonts w:ascii="Arial" w:eastAsia="Times New Roman" w:hAnsi="Arial" w:cs="Arial"/>
+                <w:color w:val="000000"/>
+                <w:kern w:val="0"/>
+                <w:sz w:val="18"/>
+                <w:szCs w:val="18"/>
+                <w:lang w:eastAsia="es-AR"/>
+                <w14:ligatures w14:val="none"/>
+              </w:rPr>
+              <w:t>0.00 - 54.51</w:t>
+            </w:r>
+          </w:p>
+        </w:tc>
+      </w:tr>
+      <w:tr>
+        <w:trPr>
+          <w:trHeight w:val="300"/>
+          <w:jc w:val="center"/>
+        </w:trPr>
+        <w:tc>
+          <w:tcPr>
+            <w:tcW w:w="989" w:type="pct"/>
+            <w:vMerge w:val="restart"/>
+            <w:tcBorders>
+              <w:top w:val="nil"/>
+              <w:left w:val="single" w:sz="8" w:space="0" w:color="auto"/>
+              <w:bottom w:val="single" w:sz="8" w:space="0" w:color="000000"/>
+              <w:right w:val="single" w:sz="4" w:space="0" w:color="auto"/>
+            </w:tcBorders>
+            <w:vAlign w:val="center"/>
+            <w:hideMark/>
+          </w:tcPr>
+          <w:p>
+            <w:pPr>
+              <w:spacing w:line="240" w:lineRule="auto"/>
+              <w:ind w:firstLine="0"/>
+              <w:rPr>
+                <w:rFonts w:ascii="Arial" w:eastAsia="Times New Roman" w:hAnsi="Arial" w:cs="Arial"/>
+                <w:b/>
+                <w:bCs/>
+                <w:i/>
+                <w:iCs/>
+                <w:color w:val="000000"/>
+                <w:kern w:val="0"/>
+                <w:sz w:val="20"/>
+                <w:szCs w:val="20"/>
+                <w:lang w:eastAsia="es-AR"/>
+                <w14:ligatures w14:val="none"/>
+              </w:rPr>
+            </w:pPr>
+            <w:r>
+              <w:rPr>
+                <w:rFonts w:ascii="Arial" w:eastAsia="Times New Roman" w:hAnsi="Arial" w:cs="Arial"/>
+                <w:b/>
+                <w:bCs/>
+                <w:i/>
+                <w:iCs/>
+                <w:color w:val="000000"/>
+                <w:kern w:val="0"/>
+                <w:sz w:val="20"/>
+                <w:szCs w:val="20"/>
+                <w:lang w:eastAsia="es-AR"/>
+                <w14:ligatures w14:val="none"/>
+              </w:rPr>
+              <w:t>Focos</w:t>
+            </w:r>
+          </w:p>
+        </w:tc>
+        <w:tc>
+          <w:tcPr>
+            <w:tcW w:w="2429" w:type="pct"/>
+            <w:tcBorders>
+              <w:top w:val="nil"/>
+              <w:left w:val="nil"/>
+              <w:bottom w:val="single" w:sz="4" w:space="0" w:color="auto"/>
+              <w:right w:val="single" w:sz="4" w:space="0" w:color="auto"/>
+            </w:tcBorders>
+            <w:vAlign w:val="bottom"/>
+            <w:hideMark/>
+          </w:tcPr>
+          <w:p>
+            <w:pPr>
+              <w:spacing w:line="240" w:lineRule="auto"/>
+              <w:ind w:firstLine="0"/>
+              <w:rPr>
+                <w:rFonts w:ascii="Arial" w:eastAsia="Times New Roman" w:hAnsi="Arial" w:cs="Arial"/>
+                <w:color w:val="000000"/>
+                <w:kern w:val="0"/>
+                <w:sz w:val="18"/>
+                <w:szCs w:val="18"/>
+                <w:lang w:eastAsia="es-AR"/>
+                <w14:ligatures w14:val="none"/>
+              </w:rPr>
+            </w:pPr>
+            <w:r>
+              <w:rPr>
+                <w:rFonts w:ascii="Arial" w:eastAsia="Times New Roman" w:hAnsi="Arial" w:cs="Arial"/>
+                <w:color w:val="000000"/>
+                <w:kern w:val="0"/>
+                <w:sz w:val="18"/>
+                <w:szCs w:val="18"/>
+                <w:lang w:eastAsia="es-AR"/>
+                <w14:ligatures w14:val="none"/>
+              </w:rPr>
+              <w:t>Rango de número de focos</w:t>
+            </w:r>
+          </w:p>
+        </w:tc>
+        <w:tc>
+          <w:tcPr>
+            <w:tcW w:w="1582" w:type="pct"/>
+            <w:tcBorders>
+              <w:top w:val="nil"/>
+              <w:left w:val="nil"/>
+              <w:bottom w:val="single" w:sz="4" w:space="0" w:color="auto"/>
+              <w:right w:val="single" w:sz="8" w:space="0" w:color="auto"/>
+            </w:tcBorders>
+            <w:vAlign w:val="bottom"/>
+            <w:hideMark/>
+          </w:tcPr>
+          <w:p>
+            <w:pPr>
+              <w:spacing w:line="240" w:lineRule="auto"/>
+              <w:ind w:firstLine="0"/>
+              <w:jc w:val="right"/>
+              <w:rPr>
+                <w:rFonts w:ascii="Arial" w:eastAsia="Times New Roman" w:hAnsi="Arial" w:cs="Arial"/>
+                <w:color w:val="000000"/>
+                <w:kern w:val="0"/>
+                <w:sz w:val="18"/>
+                <w:szCs w:val="18"/>
+                <w:lang w:eastAsia="es-AR"/>
+                <w14:ligatures w14:val="none"/>
+              </w:rPr>
+            </w:pPr>
+            <w:r>
+              <w:rPr>
+                <w:rFonts w:ascii="Arial" w:eastAsia="Times New Roman" w:hAnsi="Arial" w:cs="Arial"/>
+                <w:color w:val="000000"/>
+                <w:kern w:val="0"/>
+                <w:sz w:val="18"/>
+                <w:szCs w:val="18"/>
+                <w:lang w:eastAsia="es-AR"/>
+                <w14:ligatures w14:val="none"/>
+              </w:rPr>
+              <w:t>0 - 83</w:t>
+            </w:r>
+          </w:p>
+        </w:tc>
+      </w:tr>
+      <w:tr>
+        <w:trPr>
+          <w:trHeight w:val="300"/>
+          <w:jc w:val="center"/>
+        </w:trPr>
+        <w:tc>
+          <w:tcPr>
+            <w:tcW w:w="989" w:type="pct"/>
+            <w:vMerge/>
+            <w:tcBorders>
+              <w:top w:val="nil"/>
+              <w:left w:val="single" w:sz="8" w:space="0" w:color="auto"/>
+              <w:bottom w:val="single" w:sz="8" w:space="0" w:color="000000"/>
+              <w:right w:val="single" w:sz="4" w:space="0" w:color="auto"/>
+            </w:tcBorders>
+            <w:vAlign w:val="center"/>
+            <w:hideMark/>
+          </w:tcPr>
+          <w:p>
+            <w:pPr>
+              <w:spacing w:line="240" w:lineRule="auto"/>
+              <w:ind w:firstLine="0"/>
+              <w:rPr>
+                <w:rFonts w:ascii="Arial" w:eastAsia="Times New Roman" w:hAnsi="Arial" w:cs="Arial"/>
+                <w:b/>
+                <w:bCs/>
+                <w:i/>
+                <w:iCs/>
+                <w:color w:val="000000"/>
+                <w:kern w:val="0"/>
+                <w:sz w:val="20"/>
+                <w:szCs w:val="20"/>
+                <w:lang w:eastAsia="es-AR"/>
+                <w14:ligatures w14:val="none"/>
+              </w:rPr>
+            </w:pPr>
+          </w:p>
+        </w:tc>
+        <w:tc>
+          <w:tcPr>
+            <w:tcW w:w="2429" w:type="pct"/>
+            <w:tcBorders>
+              <w:top w:val="nil"/>
+              <w:left w:val="nil"/>
+              <w:bottom w:val="single" w:sz="4" w:space="0" w:color="auto"/>
+              <w:right w:val="single" w:sz="4" w:space="0" w:color="auto"/>
+            </w:tcBorders>
+            <w:vAlign w:val="bottom"/>
+            <w:hideMark/>
+          </w:tcPr>
+          <w:p>
+            <w:pPr>
+              <w:spacing w:line="240" w:lineRule="auto"/>
+              <w:ind w:firstLine="0"/>
+              <w:rPr>
+                <w:rFonts w:ascii="Arial" w:eastAsia="Times New Roman" w:hAnsi="Arial" w:cs="Arial"/>
+                <w:color w:val="000000"/>
+                <w:kern w:val="0"/>
+                <w:sz w:val="18"/>
+                <w:szCs w:val="18"/>
+                <w:lang w:eastAsia="es-AR"/>
+                <w14:ligatures w14:val="none"/>
+              </w:rPr>
+            </w:pPr>
+            <w:proofErr w:type="gramStart"/>
+            <w:r>
+              <w:rPr>
+                <w:rFonts w:ascii="Arial" w:eastAsia="Times New Roman" w:hAnsi="Arial" w:cs="Arial"/>
+                <w:color w:val="000000"/>
+                <w:kern w:val="0"/>
+                <w:sz w:val="18"/>
+                <w:szCs w:val="18"/>
+                <w:lang w:eastAsia="es-AR"/>
+                <w14:ligatures w14:val="none"/>
+              </w:rPr>
+              <w:t>Total</w:t>
+            </w:r>
+            <w:proofErr w:type="gramEnd"/>
+            <w:r>
+              <w:rPr>
+                <w:rFonts w:ascii="Arial" w:eastAsia="Times New Roman" w:hAnsi="Arial" w:cs="Arial"/>
+                <w:color w:val="000000"/>
+                <w:kern w:val="0"/>
+                <w:sz w:val="18"/>
+                <w:szCs w:val="18"/>
+                <w:lang w:eastAsia="es-AR"/>
+                <w14:ligatures w14:val="none"/>
+              </w:rPr>
+              <w:t xml:space="preserve"> de registros</w:t>
+            </w:r>
+          </w:p>
+        </w:tc>
+        <w:tc>
+          <w:tcPr>
+            <w:tcW w:w="1582" w:type="pct"/>
+            <w:tcBorders>
+              <w:top w:val="nil"/>
+              <w:left w:val="nil"/>
+              <w:bottom w:val="single" w:sz="4" w:space="0" w:color="auto"/>
+              <w:right w:val="single" w:sz="8" w:space="0" w:color="auto"/>
+            </w:tcBorders>
+            <w:vAlign w:val="bottom"/>
+            <w:hideMark/>
+          </w:tcPr>
+          <w:p>
+            <w:pPr>
+              <w:spacing w:line="240" w:lineRule="auto"/>
+              <w:ind w:firstLine="0"/>
+              <w:jc w:val="right"/>
+              <w:rPr>
+                <w:rFonts w:ascii="Arial" w:eastAsia="Times New Roman" w:hAnsi="Arial" w:cs="Arial"/>
+                <w:color w:val="000000"/>
+                <w:kern w:val="0"/>
+                <w:sz w:val="18"/>
+                <w:szCs w:val="18"/>
+                <w:lang w:eastAsia="es-AR"/>
+                <w14:ligatures w14:val="none"/>
+              </w:rPr>
+            </w:pPr>
+            <w:r>
+              <w:rPr>
+                <w:rFonts w:ascii="Arial" w:eastAsia="Times New Roman" w:hAnsi="Arial" w:cs="Arial"/>
+                <w:color w:val="000000"/>
+                <w:kern w:val="0"/>
+                <w:sz w:val="18"/>
+                <w:szCs w:val="18"/>
+                <w:lang w:eastAsia="es-AR"/>
+                <w14:ligatures w14:val="none"/>
+              </w:rPr>
+              <w:t>14278</w:t>
+            </w:r>
+          </w:p>
+        </w:tc>
+      </w:tr>
+      <w:tr>
+        <w:trPr>
+          <w:trHeight w:val="300"/>
+          <w:jc w:val="center"/>
+        </w:trPr>
+        <w:tc>
+          <w:tcPr>
+            <w:tcW w:w="989" w:type="pct"/>
+            <w:vMerge/>
+            <w:tcBorders>
+              <w:top w:val="nil"/>
+              <w:left w:val="single" w:sz="8" w:space="0" w:color="auto"/>
+              <w:bottom w:val="single" w:sz="8" w:space="0" w:color="000000"/>
+              <w:right w:val="single" w:sz="4" w:space="0" w:color="auto"/>
+            </w:tcBorders>
+            <w:vAlign w:val="center"/>
+            <w:hideMark/>
+          </w:tcPr>
+          <w:p>
+            <w:pPr>
+              <w:spacing w:line="240" w:lineRule="auto"/>
+              <w:ind w:firstLine="0"/>
+              <w:rPr>
+                <w:rFonts w:ascii="Arial" w:eastAsia="Times New Roman" w:hAnsi="Arial" w:cs="Arial"/>
+                <w:b/>
+                <w:bCs/>
+                <w:i/>
+                <w:iCs/>
+                <w:color w:val="000000"/>
+                <w:kern w:val="0"/>
+                <w:sz w:val="20"/>
+                <w:szCs w:val="20"/>
+                <w:lang w:eastAsia="es-AR"/>
+                <w14:ligatures w14:val="none"/>
+              </w:rPr>
+            </w:pPr>
+          </w:p>
+        </w:tc>
+        <w:tc>
+          <w:tcPr>
+            <w:tcW w:w="2429" w:type="pct"/>
+            <w:tcBorders>
+              <w:top w:val="nil"/>
+              <w:left w:val="nil"/>
+              <w:bottom w:val="single" w:sz="4" w:space="0" w:color="auto"/>
+              <w:right w:val="single" w:sz="4" w:space="0" w:color="auto"/>
+            </w:tcBorders>
+            <w:vAlign w:val="bottom"/>
+            <w:hideMark/>
+          </w:tcPr>
+          <w:p>
+            <w:pPr>
+              <w:spacing w:line="240" w:lineRule="auto"/>
+              <w:ind w:firstLine="0"/>
+              <w:rPr>
+                <w:rFonts w:ascii="Arial" w:eastAsia="Times New Roman" w:hAnsi="Arial" w:cs="Arial"/>
+                <w:color w:val="000000"/>
+                <w:kern w:val="0"/>
+                <w:sz w:val="18"/>
+                <w:szCs w:val="18"/>
+                <w:lang w:eastAsia="es-AR"/>
+                <w14:ligatures w14:val="none"/>
+              </w:rPr>
+            </w:pPr>
+            <w:r>
+              <w:rPr>
+                <w:rFonts w:ascii="Arial" w:eastAsia="Times New Roman" w:hAnsi="Arial" w:cs="Arial"/>
+                <w:color w:val="000000"/>
+                <w:kern w:val="0"/>
+                <w:sz w:val="18"/>
+                <w:szCs w:val="18"/>
+                <w:lang w:eastAsia="es-AR"/>
+                <w14:ligatures w14:val="none"/>
+              </w:rPr>
+              <w:t>Registros con incendios</w:t>
+            </w:r>
+          </w:p>
+        </w:tc>
+        <w:tc>
+          <w:tcPr>
+            <w:tcW w:w="1582" w:type="pct"/>
+            <w:tcBorders>
+              <w:top w:val="nil"/>
+              <w:left w:val="nil"/>
+              <w:bottom w:val="single" w:sz="4" w:space="0" w:color="auto"/>
+              <w:right w:val="single" w:sz="8" w:space="0" w:color="auto"/>
+            </w:tcBorders>
+            <w:vAlign w:val="bottom"/>
+            <w:hideMark/>
+          </w:tcPr>
+          <w:p>
+            <w:pPr>
+              <w:spacing w:line="240" w:lineRule="auto"/>
+              <w:ind w:firstLine="0"/>
+              <w:jc w:val="right"/>
+              <w:rPr>
+                <w:rFonts w:ascii="Arial" w:eastAsia="Times New Roman" w:hAnsi="Arial" w:cs="Arial"/>
+                <w:color w:val="000000"/>
+                <w:kern w:val="0"/>
+                <w:sz w:val="18"/>
+                <w:szCs w:val="18"/>
+                <w:lang w:eastAsia="es-AR"/>
+                <w14:ligatures w14:val="none"/>
+              </w:rPr>
+            </w:pPr>
+            <w:r>
+              <w:rPr>
+                <w:rFonts w:ascii="Arial" w:eastAsia="Times New Roman" w:hAnsi="Arial" w:cs="Arial"/>
+                <w:color w:val="000000"/>
+                <w:kern w:val="0"/>
+                <w:sz w:val="18"/>
+                <w:szCs w:val="18"/>
+                <w:lang w:eastAsia="es-AR"/>
+                <w14:ligatures w14:val="none"/>
+              </w:rPr>
+              <w:t>3</w:t>
+            </w:r>
+            <w:r>
+              <w:rPr>
+                <w:rFonts w:ascii="Arial" w:eastAsia="Times New Roman" w:hAnsi="Arial" w:cs="Arial"/>
+                <w:color w:val="000000"/>
+                <w:kern w:val="0"/>
+                <w:sz w:val="18"/>
+                <w:szCs w:val="18"/>
+                <w:lang w:eastAsia="es-AR"/>
+                <w14:ligatures w14:val="none"/>
+              </w:rPr>
+              <w:t>38</w:t>
+            </w:r>
+          </w:p>
+        </w:tc>
+      </w:tr>
+      <w:tr>
+        <w:trPr>
+          <w:trHeight w:val="300"/>
+          <w:jc w:val="center"/>
+        </w:trPr>
+        <w:tc>
+          <w:tcPr>
+            <w:tcW w:w="989" w:type="pct"/>
+            <w:vMerge/>
+            <w:tcBorders>
+              <w:top w:val="nil"/>
+              <w:left w:val="single" w:sz="8" w:space="0" w:color="auto"/>
+              <w:bottom w:val="single" w:sz="8" w:space="0" w:color="000000"/>
+              <w:right w:val="single" w:sz="4" w:space="0" w:color="auto"/>
+            </w:tcBorders>
+            <w:vAlign w:val="center"/>
+            <w:hideMark/>
+          </w:tcPr>
+          <w:p>
+            <w:pPr>
+              <w:spacing w:line="240" w:lineRule="auto"/>
+              <w:ind w:firstLine="0"/>
+              <w:rPr>
+                <w:rFonts w:ascii="Arial" w:eastAsia="Times New Roman" w:hAnsi="Arial" w:cs="Arial"/>
+                <w:b/>
+                <w:bCs/>
+                <w:i/>
+                <w:iCs/>
+                <w:color w:val="000000"/>
+                <w:kern w:val="0"/>
+                <w:sz w:val="20"/>
+                <w:szCs w:val="20"/>
+                <w:lang w:eastAsia="es-AR"/>
+                <w14:ligatures w14:val="none"/>
+              </w:rPr>
+            </w:pPr>
+          </w:p>
+        </w:tc>
+        <w:tc>
+          <w:tcPr>
+            <w:tcW w:w="2429" w:type="pct"/>
+            <w:tcBorders>
+              <w:top w:val="nil"/>
+              <w:left w:val="nil"/>
+              <w:bottom w:val="single" w:sz="4" w:space="0" w:color="auto"/>
+              <w:right w:val="single" w:sz="4" w:space="0" w:color="auto"/>
+            </w:tcBorders>
+            <w:vAlign w:val="bottom"/>
+            <w:hideMark/>
+          </w:tcPr>
+          <w:p>
+            <w:pPr>
+              <w:spacing w:line="240" w:lineRule="auto"/>
+              <w:ind w:firstLine="0"/>
+              <w:rPr>
+                <w:rFonts w:ascii="Arial" w:eastAsia="Times New Roman" w:hAnsi="Arial" w:cs="Arial"/>
+                <w:color w:val="000000"/>
+                <w:kern w:val="0"/>
+                <w:sz w:val="18"/>
+                <w:szCs w:val="18"/>
+                <w:lang w:eastAsia="es-AR"/>
+                <w14:ligatures w14:val="none"/>
+              </w:rPr>
+            </w:pPr>
+            <w:r>
+              <w:rPr>
+                <w:rFonts w:ascii="Arial" w:eastAsia="Times New Roman" w:hAnsi="Arial" w:cs="Arial"/>
+                <w:color w:val="000000"/>
+                <w:kern w:val="0"/>
+                <w:sz w:val="18"/>
+                <w:szCs w:val="18"/>
+                <w:lang w:eastAsia="es-AR"/>
+                <w14:ligatures w14:val="none"/>
+              </w:rPr>
+              <w:t>Registros sin incendios</w:t>
+            </w:r>
+          </w:p>
+        </w:tc>
+        <w:tc>
+          <w:tcPr>
+            <w:tcW w:w="1582" w:type="pct"/>
+            <w:tcBorders>
+              <w:top w:val="nil"/>
+              <w:left w:val="nil"/>
+              <w:bottom w:val="single" w:sz="4" w:space="0" w:color="auto"/>
+              <w:right w:val="single" w:sz="8" w:space="0" w:color="auto"/>
+            </w:tcBorders>
+            <w:vAlign w:val="bottom"/>
+            <w:hideMark/>
+          </w:tcPr>
+          <w:p>
+            <w:pPr>
+              <w:spacing w:line="240" w:lineRule="auto"/>
+              <w:ind w:firstLine="0"/>
+              <w:jc w:val="right"/>
+              <w:rPr>
+                <w:rFonts w:ascii="Arial" w:eastAsia="Times New Roman" w:hAnsi="Arial" w:cs="Arial"/>
+                <w:color w:val="000000"/>
+                <w:kern w:val="0"/>
+                <w:sz w:val="18"/>
+                <w:szCs w:val="18"/>
+                <w:lang w:eastAsia="es-AR"/>
+                <w14:ligatures w14:val="none"/>
+              </w:rPr>
+            </w:pPr>
+            <w:r>
+              <w:rPr>
+                <w:rFonts w:ascii="Arial" w:eastAsia="Times New Roman" w:hAnsi="Arial" w:cs="Arial"/>
+                <w:color w:val="000000"/>
+                <w:kern w:val="0"/>
+                <w:sz w:val="18"/>
+                <w:szCs w:val="18"/>
+                <w:lang w:eastAsia="es-AR"/>
+                <w14:ligatures w14:val="none"/>
+              </w:rPr>
+              <w:t>139</w:t>
+            </w:r>
+            <w:r>
+              <w:rPr>
+                <w:rFonts w:ascii="Arial" w:eastAsia="Times New Roman" w:hAnsi="Arial" w:cs="Arial"/>
+                <w:color w:val="000000"/>
+                <w:kern w:val="0"/>
+                <w:sz w:val="18"/>
+                <w:szCs w:val="18"/>
+                <w:lang w:eastAsia="es-AR"/>
+                <w14:ligatures w14:val="none"/>
+              </w:rPr>
+              <w:t>40</w:t>
+            </w:r>
+          </w:p>
+        </w:tc>
+      </w:tr>
+      <w:tr>
+        <w:trPr>
+          <w:trHeight w:val="300"/>
+          <w:jc w:val="center"/>
+        </w:trPr>
+        <w:tc>
+          <w:tcPr>
+            <w:tcW w:w="989" w:type="pct"/>
+            <w:vMerge/>
+            <w:tcBorders>
+              <w:top w:val="nil"/>
+              <w:left w:val="single" w:sz="8" w:space="0" w:color="auto"/>
+              <w:bottom w:val="single" w:sz="8" w:space="0" w:color="000000"/>
+              <w:right w:val="single" w:sz="4" w:space="0" w:color="auto"/>
+            </w:tcBorders>
+            <w:vAlign w:val="center"/>
+            <w:hideMark/>
+          </w:tcPr>
+          <w:p>
+            <w:pPr>
+              <w:spacing w:line="240" w:lineRule="auto"/>
+              <w:ind w:firstLine="0"/>
+              <w:rPr>
+                <w:rFonts w:ascii="Arial" w:eastAsia="Times New Roman" w:hAnsi="Arial" w:cs="Arial"/>
+                <w:b/>
+                <w:bCs/>
+                <w:i/>
+                <w:iCs/>
+                <w:color w:val="000000"/>
+                <w:kern w:val="0"/>
+                <w:sz w:val="20"/>
+                <w:szCs w:val="20"/>
+                <w:lang w:eastAsia="es-AR"/>
+                <w14:ligatures w14:val="none"/>
+              </w:rPr>
+            </w:pPr>
+          </w:p>
+        </w:tc>
+        <w:tc>
+          <w:tcPr>
+            <w:tcW w:w="2429" w:type="pct"/>
+            <w:tcBorders>
+              <w:top w:val="nil"/>
+              <w:left w:val="nil"/>
+              <w:bottom w:val="single" w:sz="8" w:space="0" w:color="auto"/>
+              <w:right w:val="single" w:sz="4" w:space="0" w:color="auto"/>
+            </w:tcBorders>
+            <w:vAlign w:val="bottom"/>
+            <w:hideMark/>
+          </w:tcPr>
+          <w:p>
+            <w:pPr>
+              <w:spacing w:line="240" w:lineRule="auto"/>
+              <w:ind w:firstLine="0"/>
+              <w:rPr>
+                <w:rFonts w:ascii="Arial" w:eastAsia="Times New Roman" w:hAnsi="Arial" w:cs="Arial"/>
+                <w:color w:val="000000"/>
+                <w:kern w:val="0"/>
+                <w:sz w:val="18"/>
+                <w:szCs w:val="18"/>
+                <w:lang w:eastAsia="es-AR"/>
+                <w14:ligatures w14:val="none"/>
+              </w:rPr>
+            </w:pPr>
+            <w:r>
+              <w:rPr>
+                <w:rFonts w:ascii="Arial" w:eastAsia="Times New Roman" w:hAnsi="Arial" w:cs="Arial"/>
+                <w:color w:val="000000"/>
+                <w:kern w:val="0"/>
+                <w:sz w:val="18"/>
+                <w:szCs w:val="18"/>
+                <w:lang w:eastAsia="es-AR"/>
+                <w14:ligatures w14:val="none"/>
+              </w:rPr>
+              <w:t>Proporción de registros con incendios</w:t>
+            </w:r>
+          </w:p>
+        </w:tc>
+        <w:tc>
+          <w:tcPr>
+            <w:tcW w:w="1582" w:type="pct"/>
+            <w:tcBorders>
+              <w:top w:val="nil"/>
+              <w:left w:val="nil"/>
+              <w:bottom w:val="single" w:sz="8" w:space="0" w:color="auto"/>
+              <w:right w:val="single" w:sz="8" w:space="0" w:color="auto"/>
+            </w:tcBorders>
+            <w:vAlign w:val="bottom"/>
+            <w:hideMark/>
+          </w:tcPr>
+          <w:p>
+            <w:pPr>
+              <w:keepNext/>
+              <w:spacing w:line="240" w:lineRule="auto"/>
+              <w:ind w:firstLine="0"/>
+              <w:jc w:val="right"/>
+              <w:rPr>
+                <w:rFonts w:ascii="Arial" w:eastAsia="Times New Roman" w:hAnsi="Arial" w:cs="Arial"/>
+                <w:color w:val="000000"/>
+                <w:kern w:val="0"/>
+                <w:sz w:val="18"/>
+                <w:szCs w:val="18"/>
+                <w:lang w:eastAsia="es-AR"/>
+                <w14:ligatures w14:val="none"/>
+              </w:rPr>
+            </w:pPr>
+            <w:r>
+              <w:rPr>
+                <w:rFonts w:ascii="Arial" w:eastAsia="Times New Roman" w:hAnsi="Arial" w:cs="Arial"/>
+                <w:color w:val="000000"/>
+                <w:kern w:val="0"/>
+                <w:sz w:val="18"/>
+                <w:szCs w:val="18"/>
+                <w:lang w:eastAsia="es-AR"/>
+                <w14:ligatures w14:val="none"/>
+              </w:rPr>
+              <w:t>2.</w:t>
+            </w:r>
+            <w:r>
+              <w:rPr>
+                <w:rFonts w:ascii="Arial" w:eastAsia="Times New Roman" w:hAnsi="Arial" w:cs="Arial"/>
+                <w:color w:val="000000"/>
+                <w:kern w:val="0"/>
+                <w:sz w:val="18"/>
+                <w:szCs w:val="18"/>
+                <w:lang w:eastAsia="es-AR"/>
+                <w14:ligatures w14:val="none"/>
+              </w:rPr>
+              <w:t>37</w:t>
+            </w:r>
+            <w:r>
+              <w:rPr>
+                <w:rFonts w:ascii="Arial" w:eastAsia="Times New Roman" w:hAnsi="Arial" w:cs="Arial"/>
+                <w:color w:val="000000"/>
+                <w:kern w:val="0"/>
+                <w:sz w:val="18"/>
+                <w:szCs w:val="18"/>
+                <w:lang w:eastAsia="es-AR"/>
+                <w14:ligatures w14:val="none"/>
+              </w:rPr>
+              <w:t>%</w:t>
+            </w:r>
+          </w:p>
+        </w:tc>
+      </w:tr>
+    </w:tbl>
+    <w:p>
+      <w:pPr>
+        <w:pStyle w:val="Descripcin"/>
+        <w:jc w:val="center"/>
+        <w:rPr>
+          <w:b/>
+          <w:bCs/>
+          <w:color w:val="auto"/>
+        </w:rPr>
+      </w:pPr>
+      <w:r>
+        <w:rPr>
+          <w:b/>
+          <w:bCs/>
+          <w:color w:val="auto"/>
+        </w:rPr>
+        <w:t xml:space="preserve">Tabla </w:t>
+      </w:r>
+      <w:r>
+        <w:rPr>
+          <w:b/>
+          <w:bCs/>
+          <w:color w:val="auto"/>
+        </w:rPr>
+        <w:fldChar w:fldCharType="begin"/>
+      </w:r>
+      <w:r>
+        <w:rPr>
+          <w:b/>
+          <w:bCs/>
+          <w:color w:val="auto"/>
+        </w:rPr>
+        <w:instrText xml:space="preserve"> SEQ Tabla \* ARABIC </w:instrText>
+      </w:r>
+      <w:r>
+        <w:rPr>
+          <w:b/>
+          <w:bCs/>
+          <w:color w:val="auto"/>
+        </w:rPr>
+        <w:fldChar w:fldCharType="separate"/>
+      </w:r>
+      <w:r>
+        <w:rPr>
+          <w:b/>
+          <w:bCs/>
+          <w:noProof/>
+          <w:color w:val="auto"/>
+        </w:rPr>
+        <w:t>3</w:t>
+      </w:r>
+      <w:r>
+        <w:rPr>
+          <w:b/>
+          <w:bCs/>
+          <w:color w:val="auto"/>
+        </w:rPr>
+        <w:fldChar w:fldCharType="end"/>
+      </w:r>
+      <w:r>
+        <w:rPr>
+          <w:b/>
+          <w:bCs/>
+          <w:color w:val="auto"/>
+        </w:rPr>
+        <w:t xml:space="preserve"> - Resumen de conjunto de datos generado.</w:t>
       </w:r>
     </w:p>
     <w:p>
@@ -10739,23 +12758,7 @@
           <w:rFonts w:cs="Times New Roman"/>
           <w:color w:val="000000" w:themeColor="text1"/>
         </w:rPr>
-        <w:t xml:space="preserve">El análisis exploratorio se utilizó en primera instancia para validar la coherencia del conjunto de datos resultante, es decir, que el procesamiento de los datos crudos obtenidos desde las </w:t>
-      </w:r>
-      <w:proofErr w:type="spellStart"/>
-      <w:r>
-        <w:rPr>
-          <w:rFonts w:cs="Times New Roman"/>
-          <w:color w:val="000000" w:themeColor="text1"/>
-        </w:rPr>
-        <w:t>APIs</w:t>
-      </w:r>
-      <w:proofErr w:type="spellEnd"/>
-      <w:r>
-        <w:rPr>
-          <w:rFonts w:cs="Times New Roman"/>
-          <w:color w:val="000000" w:themeColor="text1"/>
-        </w:rPr>
-        <w:t xml:space="preserve"> tenga coherencia y consistencia a fin de aplicar aprendizaje automático.</w:t>
+        <w:t>El análisis exploratorio se utilizó inicialmente para validar la coherencia del conjunto de datos resultante; es decir, que el procesamiento de los datos crudos obtenidos desde las APIs tuviera consistencia para su posterior aplicación en modelos de aprendizaje automático.</w:t>
       </w:r>
     </w:p>
     <w:p>
@@ -10773,36 +12776,31 @@
           <w:color w:val="000000" w:themeColor="text1"/>
         </w:rPr>
         <w:tab/>
-        <w:t xml:space="preserve">En primer </w:t>
-      </w:r>
-      <w:r>
-        <w:rPr>
-          <w:rFonts w:cs="Times New Roman"/>
-          <w:color w:val="000000" w:themeColor="text1"/>
-        </w:rPr>
-        <w:t>lugar,</w:t>
-      </w:r>
-      <w:r>
-        <w:rPr>
-          <w:rFonts w:cs="Times New Roman"/>
-          <w:color w:val="000000" w:themeColor="text1"/>
-        </w:rPr>
-        <w:t xml:space="preserve"> se verificó la información relacionada a la geolocalización con un resumen de la grilla y la distribución de frecuencias por coordenadas, </w:t>
-      </w:r>
-      <w:r>
-        <w:rPr>
-          <w:rFonts w:cs="Times New Roman"/>
-          <w:color w:val="000000" w:themeColor="text1"/>
-        </w:rPr>
-        <w:t>dado que,</w:t>
-      </w:r>
-      <w:r>
-        <w:rPr>
-          <w:rFonts w:cs="Times New Roman"/>
-          <w:color w:val="000000" w:themeColor="text1"/>
-        </w:rPr>
-        <w:t xml:space="preserve"> para cada par de longitud y latitud, debería haber la misma cantidad de registros según la serie temporal del conjunto:</w:t>
-      </w:r>
+      </w:r>
+      <w:r>
+        <w:rPr>
+          <w:rFonts w:cs="Times New Roman"/>
+          <w:color w:val="000000" w:themeColor="text1"/>
+        </w:rPr>
+        <w:t>En primer lugar, se verificó la información relacionada a la geolocalización. En la Tabla 4 se presenta un resumen métrico de la grilla, donde se confirman las dimensiones y la resolución del área de estudio. Adicionalmente, se analizó la distribución de frecuencias por coordenadas (Figuras 2 y 3), constatando que cada par de longitud y latitud contara con la misma cantidad de registros, correspondiente a la serie temporal completa</w:t>
+      </w:r>
+      <w:r>
+        <w:rPr>
+          <w:rFonts w:cs="Times New Roman"/>
+          <w:color w:val="000000" w:themeColor="text1"/>
+        </w:rPr>
+        <w:t>:</w:t>
+      </w:r>
+    </w:p>
+    <w:p>
+      <w:pPr>
+        <w:ind w:firstLine="0"/>
+        <w:jc w:val="both"/>
+        <w:rPr>
+          <w:rFonts w:cs="Times New Roman"/>
+          <w:color w:val="000000" w:themeColor="text1"/>
+        </w:rPr>
+      </w:pPr>
     </w:p>
     <w:tbl>
       <w:tblPr>
@@ -11342,37 +13340,7 @@
                 <w:lang w:eastAsia="es-AR"/>
                 <w14:ligatures w14:val="none"/>
               </w:rPr>
-              <w:t>Área Total Aproximada (</w:t>
-            </w:r>
-            <w:proofErr w:type="spellStart"/>
-            <w:r>
-              <w:rPr>
-                <w:rFonts w:eastAsia="Times New Roman" w:cs="Times New Roman"/>
-                <w:i/>
-                <w:iCs/>
-                <w:color w:val="000000"/>
-                <w:kern w:val="0"/>
-                <w:sz w:val="18"/>
-                <w:szCs w:val="18"/>
-                <w:lang w:eastAsia="es-AR"/>
-                <w14:ligatures w14:val="none"/>
-              </w:rPr>
-              <w:t>kms</w:t>
-            </w:r>
-            <w:proofErr w:type="spellEnd"/>
-            <w:r>
-              <w:rPr>
-                <w:rFonts w:eastAsia="Times New Roman" w:cs="Times New Roman"/>
-                <w:i/>
-                <w:iCs/>
-                <w:color w:val="000000"/>
-                <w:kern w:val="0"/>
-                <w:sz w:val="18"/>
-                <w:szCs w:val="18"/>
-                <w:lang w:eastAsia="es-AR"/>
-                <w14:ligatures w14:val="none"/>
-              </w:rPr>
-              <w:t>)</w:t>
+              <w:t>Área Total Aproximada (kms)</w:t>
             </w:r>
           </w:p>
         </w:tc>
@@ -11749,7 +13717,7 @@
           <w:noProof/>
           <w:color w:val="000000" w:themeColor="text1"/>
         </w:rPr>
-        <w:t>3</w:t>
+        <w:t>4</w:t>
       </w:r>
       <w:r>
         <w:rPr>
@@ -11787,9 +13755,9 @@
         </w:rPr>
         <w:lastRenderedPageBreak/>
         <w:drawing>
-          <wp:inline distT="0" distB="0" distL="0" distR="0" wp14:anchorId="5D2612C2" wp14:editId="5FF98BE7">
-            <wp:extent cx="3046021" cy="2445342"/>
-            <wp:effectExtent l="0" t="0" r="2540" b="0"/>
+          <wp:inline distT="0" distB="0" distL="0" distR="0" wp14:anchorId="5D2612C2" wp14:editId="7712EDD1">
+            <wp:extent cx="4209803" cy="3379625"/>
+            <wp:effectExtent l="0" t="0" r="635" b="0"/>
             <wp:docPr id="1723983587" name="Imagen 1" descr="Interfaz de usuario gráfica, Mapa&#10;&#10;El contenido generado por IA puede ser incorrecto."/>
             <wp:cNvGraphicFramePr>
               <a:graphicFrameLocks xmlns:a="http://schemas.openxmlformats.org/drawingml/2006/main" noChangeAspect="1"/>
@@ -11802,7 +13770,7 @@
                     <pic:cNvPicPr/>
                   </pic:nvPicPr>
                   <pic:blipFill>
-                    <a:blip r:embed="rId10"/>
+                    <a:blip r:embed="rId12"/>
                     <a:stretch>
                       <a:fillRect/>
                     </a:stretch>
@@ -11810,7 +13778,7 @@
                   <pic:spPr>
                     <a:xfrm>
                       <a:off x="0" y="0"/>
-                      <a:ext cx="3066907" cy="2462109"/>
+                      <a:ext cx="4257996" cy="3418315"/>
                     </a:xfrm>
                     <a:prstGeom prst="rect">
                       <a:avLst/>
@@ -11872,7 +13840,7 @@
           <w:noProof/>
           <w:color w:val="000000" w:themeColor="text1"/>
         </w:rPr>
-        <w:t>1</w:t>
+        <w:t>2</w:t>
       </w:r>
       <w:r>
         <w:rPr>
@@ -11892,6 +13860,7 @@
       </w:r>
     </w:p>
     <w:p/>
+    <w:p/>
     <w:p>
       <w:pPr>
         <w:keepNext/>
@@ -11902,7 +13871,7 @@
           <w:noProof/>
         </w:rPr>
         <w:drawing>
-          <wp:inline distT="0" distB="0" distL="0" distR="0" wp14:anchorId="1B628224" wp14:editId="4B238DA7">
+          <wp:inline distT="0" distB="0" distL="0" distR="0" wp14:anchorId="1B628224" wp14:editId="656676ED">
             <wp:extent cx="5400040" cy="2138045"/>
             <wp:effectExtent l="0" t="0" r="0" b="0"/>
             <wp:docPr id="91008185" name="Imagen 1" descr="Gráfico, Calendario&#10;&#10;El contenido generado por IA puede ser incorrecto."/>
@@ -11917,7 +13886,7 @@
                     <pic:cNvPicPr/>
                   </pic:nvPicPr>
                   <pic:blipFill>
-                    <a:blip r:embed="rId11" cstate="print">
+                    <a:blip r:embed="rId13" cstate="print">
                       <a:extLst>
                         <a:ext uri="{28A0092B-C50C-407E-A947-70E740481C1C}">
                           <a14:useLocalDpi xmlns:a14="http://schemas.microsoft.com/office/drawing/2010/main" val="0"/>
@@ -11993,7 +13962,7 @@
           <w:noProof/>
           <w:color w:val="000000" w:themeColor="text1"/>
         </w:rPr>
-        <w:t>2</w:t>
+        <w:t>3</w:t>
       </w:r>
       <w:r>
         <w:rPr>
@@ -12026,48 +13995,14 @@
           <w:color w:val="000000" w:themeColor="text1"/>
         </w:rPr>
       </w:pPr>
-      <w:proofErr w:type="spellStart"/>
       <w:r>
         <w:rPr>
           <w:rFonts w:ascii="Times New Roman" w:hAnsi="Times New Roman" w:cs="Times New Roman"/>
           <w:color w:val="000000" w:themeColor="text1"/>
         </w:rPr>
         <w:lastRenderedPageBreak/>
-        <w:t>Fire</w:t>
-      </w:r>
-      <w:proofErr w:type="spellEnd"/>
-      <w:r>
-        <w:rPr>
-          <w:rFonts w:ascii="Times New Roman" w:hAnsi="Times New Roman" w:cs="Times New Roman"/>
-          <w:color w:val="000000" w:themeColor="text1"/>
-        </w:rPr>
-        <w:t xml:space="preserve"> </w:t>
-      </w:r>
-      <w:proofErr w:type="spellStart"/>
-      <w:r>
-        <w:rPr>
-          <w:rFonts w:ascii="Times New Roman" w:hAnsi="Times New Roman" w:cs="Times New Roman"/>
-          <w:color w:val="000000" w:themeColor="text1"/>
-        </w:rPr>
-        <w:t>Weather</w:t>
-      </w:r>
-      <w:proofErr w:type="spellEnd"/>
-      <w:r>
-        <w:rPr>
-          <w:rFonts w:ascii="Times New Roman" w:hAnsi="Times New Roman" w:cs="Times New Roman"/>
-          <w:color w:val="000000" w:themeColor="text1"/>
-        </w:rPr>
-        <w:t xml:space="preserve"> </w:t>
-      </w:r>
-      <w:proofErr w:type="spellStart"/>
-      <w:r>
-        <w:rPr>
-          <w:rFonts w:ascii="Times New Roman" w:hAnsi="Times New Roman" w:cs="Times New Roman"/>
-          <w:color w:val="000000" w:themeColor="text1"/>
-        </w:rPr>
-        <w:t>Index</w:t>
-      </w:r>
-      <w:proofErr w:type="spellEnd"/>
+        <w:t>Fire Weather Index</w:t>
+      </w:r>
     </w:p>
     <w:p>
       <w:pPr>
@@ -12076,16 +14011,27 @@
       </w:pPr>
       <w:r>
         <w:tab/>
-        <w:t xml:space="preserve">Una vez constatada la coherencia geográfica con el área y el rango </w:t>
-      </w:r>
-      <w:r>
-        <w:t>de fechas</w:t>
-      </w:r>
-      <w:r>
-        <w:t xml:space="preserve"> de estudio, se procedió</w:t>
-      </w:r>
-      <w:r>
-        <w:t xml:space="preserve"> a generar código para analizar los datos meteorológicos y relacionados a FWI:</w:t>
+      </w:r>
+      <w:r>
+        <w:t>Una vez constatada la coherencia geográfica y temporal</w:t>
+      </w:r>
+      <w:r>
+        <w:t>, se analizaron</w:t>
+      </w:r>
+      <w:r>
+        <w:t xml:space="preserve"> los datos meteorológicos y los relacionados al FWI</w:t>
+      </w:r>
+      <w:r>
+        <w:t>.</w:t>
+      </w:r>
+    </w:p>
+    <w:p>
+      <w:pPr>
+        <w:ind w:firstLine="708"/>
+        <w:jc w:val="both"/>
+      </w:pPr>
+      <w:r>
+        <w:t>La Figura 4 muestra el análisis temporal para un solo par de coordenadas (-41.5, -71.8). Se optó por esta visualización individual, ya que un gráfico agregado de todas las celdas ocultaría las tendencias y resultaría inconsistente</w:t>
       </w:r>
     </w:p>
     <w:p>
@@ -12114,7 +14060,7 @@
                     <pic:cNvPicPr/>
                   </pic:nvPicPr>
                   <pic:blipFill>
-                    <a:blip r:embed="rId12" cstate="print">
+                    <a:blip r:embed="rId14" cstate="print">
                       <a:extLst>
                         <a:ext uri="{28A0092B-C50C-407E-A947-70E740481C1C}">
                           <a14:useLocalDpi xmlns:a14="http://schemas.microsoft.com/office/drawing/2010/main" val="0"/>
@@ -12190,7 +14136,7 @@
           <w:noProof/>
           <w:color w:val="auto"/>
         </w:rPr>
-        <w:t>3</w:t>
+        <w:t>4</w:t>
       </w:r>
       <w:r>
         <w:rPr>
@@ -12214,13 +14160,32 @@
         <w:jc w:val="both"/>
       </w:pPr>
       <w:r>
-        <w:t>Los gráficos mostrados son generados a partir de un solo par de coordenadas, de otra forma quedaría inconsistente. En el análisis temporal se puede evidenciar la coherencia de las variables derivadas del FWI en relación con las meteorológicas, por ejemplo, como el efecto de las precipitaciones llevan el índice a prácticamente cero y la influencia de la velocidad del viento. También se observa la gran precipitación del día 23 de febrero de 2025 que fue la principal causa de la desaparición de los focos de calor.</w:t>
-      </w:r>
-    </w:p>
-    <w:p>
-      <w:pPr>
+        <w:t>En el análisis temporal se evidencia la coherencia de las variables derivadas del FWI en relación con las meteorológicas. Por ejemplo, se observa cómo el efecto de las precipitaciones lleva el índice a prácticamente cero y se nota la influencia de la velocidad del viento. También se destaca la precipitación del día 23 de febrero de 2025, que parece ser la principal causa de la desaparición de los focos de calor en esa celda</w:t>
+      </w:r>
+      <w:r>
+        <w:t>.</w:t>
+      </w:r>
+    </w:p>
+    <w:p>
+      <w:pPr>
+        <w:ind w:firstLine="708"/>
         <w:jc w:val="both"/>
-      </w:pPr>
+        <w:sectPr>
+          <w:footerReference w:type="default" r:id="rId15"/>
+          <w:pgSz w:w="11906" w:h="16838"/>
+          <w:pgMar w:top="1417" w:right="1701" w:bottom="1417" w:left="1701" w:header="708" w:footer="708" w:gutter="0"/>
+          <w:pgNumType w:start="0"/>
+          <w:cols w:space="708"/>
+          <w:titlePg/>
+          <w:docGrid w:linePitch="360"/>
+        </w:sectPr>
+      </w:pPr>
+      <w:r>
+        <w:t>Para profundizar en la relación entre las variables, se generó una matriz de correlación, presentada en la Figura 5. Este análisis permite cuantificar la interdependencia entre los predictores meteorológicos y los índices de riesgo. Como es de esperar, se observa una fuerte correlación negativa entre las variables de humedad (humedad relativa y precipitación) y los índices FWI, DMC y DC. Inversamente, la temperatura muestra una correlación positiva significativa con dichos índices. También se evidencia la alta colinealidad entre los componentes FWI, BUI y DC, lo cual es inherente a su diseño matemático y confirma su correcta implementación</w:t>
+      </w:r>
+      <w:r>
+        <w:t>.</w:t>
+      </w:r>
     </w:p>
     <w:p>
       <w:pPr>
@@ -12232,10 +14197,11 @@
         <w:rPr>
           <w:noProof/>
         </w:rPr>
+        <w:lastRenderedPageBreak/>
         <w:drawing>
-          <wp:inline distT="0" distB="0" distL="0" distR="0" wp14:anchorId="3C7A16B2" wp14:editId="7410FF6A">
-            <wp:extent cx="5278581" cy="1303507"/>
-            <wp:effectExtent l="0" t="0" r="0" b="0"/>
+          <wp:inline distT="0" distB="0" distL="0" distR="0" wp14:anchorId="3C7A16B2" wp14:editId="2AA24EC6">
+            <wp:extent cx="8640000" cy="2133586"/>
+            <wp:effectExtent l="0" t="0" r="0" b="635"/>
             <wp:docPr id="1153105388" name="Imagen 2"/>
             <wp:cNvGraphicFramePr>
               <a:graphicFrameLocks xmlns:a="http://schemas.openxmlformats.org/drawingml/2006/main" noChangeAspect="1"/>
@@ -12248,7 +14214,7 @@
                     <pic:cNvPicPr/>
                   </pic:nvPicPr>
                   <pic:blipFill>
-                    <a:blip r:embed="rId13" cstate="print">
+                    <a:blip r:embed="rId16" cstate="print">
                       <a:extLst>
                         <a:ext uri="{28A0092B-C50C-407E-A947-70E740481C1C}">
                           <a14:useLocalDpi xmlns:a14="http://schemas.microsoft.com/office/drawing/2010/main" val="0"/>
@@ -12262,7 +14228,7 @@
                   <pic:spPr>
                     <a:xfrm>
                       <a:off x="0" y="0"/>
-                      <a:ext cx="5317799" cy="1313192"/>
+                      <a:ext cx="8640000" cy="2133586"/>
                     </a:xfrm>
                     <a:prstGeom prst="rect">
                       <a:avLst/>
@@ -12325,7 +14291,7 @@
           <w:noProof/>
           <w:color w:val="auto"/>
         </w:rPr>
-        <w:t>4</w:t>
+        <w:t>5</w:t>
       </w:r>
       <w:r>
         <w:rPr>
@@ -12355,9 +14321,9 @@
           <w:noProof/>
         </w:rPr>
         <w:drawing>
-          <wp:inline distT="0" distB="0" distL="0" distR="0" wp14:anchorId="59AC7870" wp14:editId="50B61358">
-            <wp:extent cx="5400040" cy="1452880"/>
-            <wp:effectExtent l="0" t="0" r="0" b="0"/>
+          <wp:inline distT="0" distB="0" distL="0" distR="0" wp14:anchorId="59AC7870" wp14:editId="0B4506E4">
+            <wp:extent cx="7841620" cy="2324591"/>
+            <wp:effectExtent l="0" t="0" r="6985" b="0"/>
             <wp:docPr id="724237226" name="Imagen 3"/>
             <wp:cNvGraphicFramePr>
               <a:graphicFrameLocks xmlns:a="http://schemas.openxmlformats.org/drawingml/2006/main" noChangeAspect="1"/>
@@ -12366,11 +14332,11 @@
               <a:graphicData uri="http://schemas.openxmlformats.org/drawingml/2006/picture">
                 <pic:pic xmlns:pic="http://schemas.openxmlformats.org/drawingml/2006/picture">
                   <pic:nvPicPr>
-                    <pic:cNvPr id="724237226" name="Imagen 724237226"/>
+                    <pic:cNvPr id="724237226" name="Imagen 3"/>
                     <pic:cNvPicPr/>
                   </pic:nvPicPr>
                   <pic:blipFill>
-                    <a:blip r:embed="rId14" cstate="print">
+                    <a:blip r:embed="rId17">
                       <a:extLst>
                         <a:ext uri="{28A0092B-C50C-407E-A947-70E740481C1C}">
                           <a14:useLocalDpi xmlns:a14="http://schemas.microsoft.com/office/drawing/2010/main" val="0"/>
@@ -12384,7 +14350,7 @@
                   <pic:spPr>
                     <a:xfrm>
                       <a:off x="0" y="0"/>
-                      <a:ext cx="5400040" cy="1452880"/>
+                      <a:ext cx="7841620" cy="2324591"/>
                     </a:xfrm>
                     <a:prstGeom prst="rect">
                       <a:avLst/>
@@ -12446,7 +14412,7 @@
           <w:noProof/>
           <w:color w:val="auto"/>
         </w:rPr>
-        <w:t>5</w:t>
+        <w:t>6</w:t>
       </w:r>
       <w:r>
         <w:rPr>
@@ -12465,713 +14431,135 @@
         <w:t xml:space="preserve"> - Distribución de categorías de riesgo según FWI.</w:t>
       </w:r>
     </w:p>
-    <w:p/>
-    <w:tbl>
-      <w:tblPr>
-        <w:tblStyle w:val="Tablaconcuadrcula"/>
-        <w:tblW w:w="0" w:type="auto"/>
+    <w:p>
+      <w:r>
+        <w:br w:type="page"/>
+      </w:r>
+    </w:p>
+    <w:p>
+      <w:pPr>
+        <w:ind w:firstLine="0"/>
+        <w:sectPr>
+          <w:pgSz w:w="16838" w:h="11906" w:orient="landscape"/>
+          <w:pgMar w:top="1701" w:right="1418" w:bottom="1701" w:left="1418" w:header="709" w:footer="709" w:gutter="0"/>
+          <w:pgNumType w:start="0"/>
+          <w:cols w:space="708"/>
+          <w:titlePg/>
+          <w:docGrid w:linePitch="360"/>
+        </w:sectPr>
+      </w:pPr>
+    </w:p>
+    <w:p>
+      <w:pPr>
+        <w:ind w:firstLine="708"/>
+        <w:jc w:val="both"/>
+      </w:pPr>
+      <w:r>
+        <w:lastRenderedPageBreak/>
+        <w:t>Finalmente, se evaluó la distribución del conjunto de datos según las categorías de riesgo del FWI, tal como se muestra en la Figura 6. Este análisis es fundamental para comprender el balance de clases del problema. Se observa un fuerte desbalanceo, donde la gran mayoría de los registros (días/celda) se clasifican en las categorías de riesgo "Bajo" y "Moderado". Las categorías de "Alto" y "Extremo", si bien son minoritarias en frecuencia, representan las condiciones críticas que el modelo debe aprender a identificar y coinciden con los valores máximos detectados en el análisis estadístico (FWI 54.51). Este desbalanceo es una característica intrínseca de los datos de incendios y será un factor clave a considerar durante el entrenamiento de los modelos</w:t>
+      </w:r>
+      <w:r>
+        <w:t>.</w:t>
+      </w:r>
+    </w:p>
+    <w:p>
+      <w:pPr>
+        <w:pStyle w:val="Ttulo2"/>
+        <w:ind w:firstLine="0"/>
+        <w:rPr>
+          <w:rFonts w:ascii="Times New Roman" w:hAnsi="Times New Roman" w:cs="Times New Roman"/>
+          <w:color w:val="000000" w:themeColor="text1"/>
+        </w:rPr>
+      </w:pPr>
+      <w:r>
+        <w:rPr>
+          <w:rFonts w:ascii="Times New Roman" w:hAnsi="Times New Roman" w:cs="Times New Roman"/>
+          <w:color w:val="000000" w:themeColor="text1"/>
+        </w:rPr>
+        <w:t>Focos de calor</w:t>
+      </w:r>
+    </w:p>
+    <w:p>
+      <w:pPr>
+        <w:jc w:val="both"/>
+      </w:pPr>
+      <w:r>
+        <w:t>El análisis de los focos de calor también fue</w:t>
+      </w:r>
+      <w:r>
+        <w:t xml:space="preserve"> realizado sobre el mismo par de coordenadas, a fin de demostrar consistencia durante el análisis.</w:t>
+      </w:r>
+      <w:r>
+        <w:t xml:space="preserve"> </w:t>
+      </w:r>
+      <w:r>
+        <w:t>Se</w:t>
+      </w:r>
+      <w:r>
+        <w:t xml:space="preserve"> abordó desde dos perspectivas: </w:t>
+      </w:r>
+      <w:r>
+        <w:t>la</w:t>
+      </w:r>
+      <w:r>
+        <w:t xml:space="preserve"> distribución espacial en la región y su evolución temporal en una celda específica</w:t>
+      </w:r>
+      <w:r>
+        <w:t>.</w:t>
+      </w:r>
+    </w:p>
+    <w:p>
+      <w:pPr>
+        <w:jc w:val="both"/>
+      </w:pPr>
+    </w:p>
+    <w:p>
+      <w:pPr>
+        <w:keepNext/>
+        <w:ind w:firstLine="0"/>
         <w:jc w:val="center"/>
-        <w:tblLook w:val="04A0" w:firstRow="1" w:lastRow="0" w:firstColumn="1" w:lastColumn="0" w:noHBand="0" w:noVBand="1"/>
-      </w:tblPr>
-      <w:tblGrid>
-        <w:gridCol w:w="2766"/>
-        <w:gridCol w:w="2066"/>
-      </w:tblGrid>
-      <w:tr>
-        <w:trPr>
-          <w:trHeight w:val="300"/>
-          <w:jc w:val="center"/>
-        </w:trPr>
-        <w:tc>
-          <w:tcPr>
-            <w:tcW w:w="0" w:type="auto"/>
-            <w:noWrap/>
-            <w:vAlign w:val="center"/>
-            <w:hideMark/>
-          </w:tcPr>
-          <w:p>
-            <w:pPr>
-              <w:ind w:firstLine="0"/>
-              <w:jc w:val="center"/>
-              <w:rPr>
-                <w:rFonts w:eastAsia="Times New Roman" w:cs="Times New Roman"/>
-                <w:b/>
-                <w:bCs/>
-                <w:i/>
-                <w:iCs/>
-                <w:color w:val="000000"/>
-                <w:kern w:val="0"/>
-                <w:sz w:val="18"/>
-                <w:szCs w:val="18"/>
-                <w:lang w:eastAsia="es-AR"/>
-                <w14:ligatures w14:val="none"/>
-              </w:rPr>
-            </w:pPr>
-            <w:r>
-              <w:rPr>
-                <w:rFonts w:eastAsia="Times New Roman" w:cs="Times New Roman"/>
-                <w:b/>
-                <w:bCs/>
-                <w:i/>
-                <w:iCs/>
-                <w:color w:val="000000"/>
-                <w:kern w:val="0"/>
-                <w:sz w:val="18"/>
-                <w:szCs w:val="18"/>
-                <w:lang w:eastAsia="es-AR"/>
-                <w14:ligatures w14:val="none"/>
-              </w:rPr>
-              <w:lastRenderedPageBreak/>
-              <w:t>Métrica</w:t>
-            </w:r>
-          </w:p>
-        </w:tc>
-        <w:tc>
-          <w:tcPr>
-            <w:tcW w:w="0" w:type="auto"/>
-            <w:noWrap/>
-            <w:vAlign w:val="center"/>
-            <w:hideMark/>
-          </w:tcPr>
-          <w:p>
-            <w:pPr>
-              <w:ind w:firstLine="0"/>
-              <w:jc w:val="center"/>
-              <w:rPr>
-                <w:rFonts w:eastAsia="Times New Roman" w:cs="Times New Roman"/>
-                <w:b/>
-                <w:bCs/>
-                <w:i/>
-                <w:iCs/>
-                <w:color w:val="000000"/>
-                <w:kern w:val="0"/>
-                <w:sz w:val="18"/>
-                <w:szCs w:val="18"/>
-                <w:lang w:eastAsia="es-AR"/>
-                <w14:ligatures w14:val="none"/>
-              </w:rPr>
-            </w:pPr>
-            <w:r>
-              <w:rPr>
-                <w:rFonts w:eastAsia="Times New Roman" w:cs="Times New Roman"/>
-                <w:b/>
-                <w:bCs/>
-                <w:i/>
-                <w:iCs/>
-                <w:color w:val="000000"/>
-                <w:kern w:val="0"/>
-                <w:sz w:val="18"/>
-                <w:szCs w:val="18"/>
-                <w:lang w:eastAsia="es-AR"/>
-                <w14:ligatures w14:val="none"/>
-              </w:rPr>
-              <w:t>Valor</w:t>
-            </w:r>
-          </w:p>
-        </w:tc>
-      </w:tr>
-      <w:tr>
-        <w:trPr>
-          <w:trHeight w:val="300"/>
-          <w:jc w:val="center"/>
-        </w:trPr>
-        <w:tc>
-          <w:tcPr>
-            <w:tcW w:w="0" w:type="auto"/>
-            <w:noWrap/>
-            <w:vAlign w:val="center"/>
-            <w:hideMark/>
-          </w:tcPr>
-          <w:p>
-            <w:pPr>
-              <w:ind w:firstLine="0"/>
-              <w:rPr>
-                <w:rFonts w:eastAsia="Times New Roman" w:cs="Times New Roman"/>
-                <w:color w:val="000000"/>
-                <w:kern w:val="0"/>
-                <w:sz w:val="18"/>
-                <w:szCs w:val="18"/>
-                <w:lang w:eastAsia="es-AR"/>
-                <w14:ligatures w14:val="none"/>
-              </w:rPr>
-            </w:pPr>
-            <w:r>
-              <w:rPr>
-                <w:rFonts w:eastAsia="Times New Roman" w:cs="Times New Roman"/>
-                <w:color w:val="000000"/>
-                <w:kern w:val="0"/>
-                <w:sz w:val="18"/>
-                <w:szCs w:val="18"/>
-                <w:lang w:eastAsia="es-AR"/>
-                <w14:ligatures w14:val="none"/>
-              </w:rPr>
-              <w:t>Período de Análisis</w:t>
-            </w:r>
-          </w:p>
-        </w:tc>
-        <w:tc>
-          <w:tcPr>
-            <w:tcW w:w="0" w:type="auto"/>
-            <w:noWrap/>
-            <w:vAlign w:val="center"/>
-            <w:hideMark/>
-          </w:tcPr>
-          <w:p>
-            <w:pPr>
-              <w:ind w:firstLine="0"/>
-              <w:jc w:val="right"/>
-              <w:rPr>
-                <w:rFonts w:eastAsia="Times New Roman" w:cs="Times New Roman"/>
-                <w:color w:val="000000"/>
-                <w:kern w:val="0"/>
-                <w:sz w:val="18"/>
-                <w:szCs w:val="18"/>
-                <w:lang w:eastAsia="es-AR"/>
-                <w14:ligatures w14:val="none"/>
-              </w:rPr>
-            </w:pPr>
-            <w:r>
-              <w:rPr>
-                <w:rFonts w:eastAsia="Times New Roman" w:cs="Times New Roman"/>
-                <w:color w:val="000000"/>
-                <w:kern w:val="0"/>
-                <w:sz w:val="18"/>
-                <w:szCs w:val="18"/>
-                <w:lang w:eastAsia="es-AR"/>
-                <w14:ligatures w14:val="none"/>
-              </w:rPr>
-              <w:t>2024-12-01 a 2025-03-28</w:t>
-            </w:r>
-          </w:p>
-        </w:tc>
-      </w:tr>
-      <w:tr>
-        <w:trPr>
-          <w:trHeight w:val="300"/>
-          <w:jc w:val="center"/>
-        </w:trPr>
-        <w:tc>
-          <w:tcPr>
-            <w:tcW w:w="0" w:type="auto"/>
-            <w:noWrap/>
-            <w:vAlign w:val="center"/>
-            <w:hideMark/>
-          </w:tcPr>
-          <w:p>
-            <w:pPr>
-              <w:ind w:firstLine="0"/>
-              <w:rPr>
-                <w:rFonts w:eastAsia="Times New Roman" w:cs="Times New Roman"/>
-                <w:color w:val="000000"/>
-                <w:kern w:val="0"/>
-                <w:sz w:val="18"/>
-                <w:szCs w:val="18"/>
-                <w:lang w:eastAsia="es-AR"/>
-                <w14:ligatures w14:val="none"/>
-              </w:rPr>
-            </w:pPr>
-            <w:r>
-              <w:rPr>
-                <w:rFonts w:eastAsia="Times New Roman" w:cs="Times New Roman"/>
-                <w:color w:val="000000"/>
-                <w:kern w:val="0"/>
-                <w:sz w:val="18"/>
-                <w:szCs w:val="18"/>
-                <w:lang w:eastAsia="es-AR"/>
-                <w14:ligatures w14:val="none"/>
-              </w:rPr>
-              <w:t>Puntos Geográficos</w:t>
-            </w:r>
-          </w:p>
-        </w:tc>
-        <w:tc>
-          <w:tcPr>
-            <w:tcW w:w="0" w:type="auto"/>
-            <w:noWrap/>
-            <w:vAlign w:val="center"/>
-            <w:hideMark/>
-          </w:tcPr>
-          <w:p>
-            <w:pPr>
-              <w:ind w:firstLine="0"/>
-              <w:jc w:val="right"/>
-              <w:rPr>
-                <w:rFonts w:eastAsia="Times New Roman" w:cs="Times New Roman"/>
-                <w:color w:val="000000"/>
-                <w:kern w:val="0"/>
-                <w:sz w:val="18"/>
-                <w:szCs w:val="18"/>
-                <w:lang w:eastAsia="es-AR"/>
-                <w14:ligatures w14:val="none"/>
-              </w:rPr>
-            </w:pPr>
-            <w:r>
-              <w:rPr>
-                <w:rFonts w:eastAsia="Times New Roman" w:cs="Times New Roman"/>
-                <w:color w:val="000000"/>
-                <w:kern w:val="0"/>
-                <w:sz w:val="18"/>
-                <w:szCs w:val="18"/>
-                <w:lang w:eastAsia="es-AR"/>
-                <w14:ligatures w14:val="none"/>
-              </w:rPr>
-              <w:t>121</w:t>
-            </w:r>
-          </w:p>
-        </w:tc>
-      </w:tr>
-      <w:tr>
-        <w:trPr>
-          <w:trHeight w:val="300"/>
-          <w:jc w:val="center"/>
-        </w:trPr>
-        <w:tc>
-          <w:tcPr>
-            <w:tcW w:w="0" w:type="auto"/>
-            <w:noWrap/>
-            <w:vAlign w:val="center"/>
-            <w:hideMark/>
-          </w:tcPr>
-          <w:p>
-            <w:pPr>
-              <w:ind w:firstLine="0"/>
-              <w:rPr>
-                <w:rFonts w:eastAsia="Times New Roman" w:cs="Times New Roman"/>
-                <w:color w:val="000000"/>
-                <w:kern w:val="0"/>
-                <w:sz w:val="18"/>
-                <w:szCs w:val="18"/>
-                <w:lang w:eastAsia="es-AR"/>
-                <w14:ligatures w14:val="none"/>
-              </w:rPr>
-            </w:pPr>
-            <w:r>
-              <w:rPr>
-                <w:rFonts w:eastAsia="Times New Roman" w:cs="Times New Roman"/>
-                <w:color w:val="000000"/>
-                <w:kern w:val="0"/>
-                <w:sz w:val="18"/>
-                <w:szCs w:val="18"/>
-                <w:lang w:eastAsia="es-AR"/>
-                <w14:ligatures w14:val="none"/>
-              </w:rPr>
-              <w:t>Días con Incendios</w:t>
-            </w:r>
-          </w:p>
-        </w:tc>
-        <w:tc>
-          <w:tcPr>
-            <w:tcW w:w="0" w:type="auto"/>
-            <w:noWrap/>
-            <w:vAlign w:val="center"/>
-            <w:hideMark/>
-          </w:tcPr>
-          <w:p>
-            <w:pPr>
-              <w:ind w:firstLine="0"/>
-              <w:jc w:val="right"/>
-              <w:rPr>
-                <w:rFonts w:eastAsia="Times New Roman" w:cs="Times New Roman"/>
-                <w:color w:val="000000"/>
-                <w:kern w:val="0"/>
-                <w:sz w:val="18"/>
-                <w:szCs w:val="18"/>
-                <w:lang w:eastAsia="es-AR"/>
-                <w14:ligatures w14:val="none"/>
-              </w:rPr>
-            </w:pPr>
-            <w:r>
-              <w:rPr>
-                <w:rFonts w:eastAsia="Times New Roman" w:cs="Times New Roman"/>
-                <w:color w:val="000000"/>
-                <w:kern w:val="0"/>
-                <w:sz w:val="18"/>
-                <w:szCs w:val="18"/>
-                <w:lang w:eastAsia="es-AR"/>
-                <w14:ligatures w14:val="none"/>
-              </w:rPr>
-              <w:t>21 (1.6% del período)</w:t>
-            </w:r>
-          </w:p>
-        </w:tc>
-      </w:tr>
-      <w:tr>
-        <w:trPr>
-          <w:trHeight w:val="300"/>
-          <w:jc w:val="center"/>
-        </w:trPr>
-        <w:tc>
-          <w:tcPr>
-            <w:tcW w:w="0" w:type="auto"/>
-            <w:noWrap/>
-            <w:vAlign w:val="center"/>
-            <w:hideMark/>
-          </w:tcPr>
-          <w:p>
-            <w:pPr>
-              <w:ind w:firstLine="0"/>
-              <w:rPr>
-                <w:rFonts w:eastAsia="Times New Roman" w:cs="Times New Roman"/>
-                <w:color w:val="000000"/>
-                <w:kern w:val="0"/>
-                <w:sz w:val="18"/>
-                <w:szCs w:val="18"/>
-                <w:lang w:eastAsia="es-AR"/>
-                <w14:ligatures w14:val="none"/>
-              </w:rPr>
-            </w:pPr>
-            <w:r>
-              <w:rPr>
-                <w:rFonts w:eastAsia="Times New Roman" w:cs="Times New Roman"/>
-                <w:color w:val="000000"/>
-                <w:kern w:val="0"/>
-                <w:sz w:val="18"/>
-                <w:szCs w:val="18"/>
-                <w:lang w:eastAsia="es-AR"/>
-                <w14:ligatures w14:val="none"/>
-              </w:rPr>
-              <w:t>Rango</w:t>
-            </w:r>
-          </w:p>
-        </w:tc>
-        <w:tc>
-          <w:tcPr>
-            <w:tcW w:w="0" w:type="auto"/>
-            <w:noWrap/>
-            <w:vAlign w:val="center"/>
-            <w:hideMark/>
-          </w:tcPr>
-          <w:p>
-            <w:pPr>
-              <w:ind w:firstLine="0"/>
-              <w:jc w:val="right"/>
-              <w:rPr>
-                <w:rFonts w:eastAsia="Times New Roman" w:cs="Times New Roman"/>
-                <w:color w:val="000000"/>
-                <w:kern w:val="0"/>
-                <w:sz w:val="18"/>
-                <w:szCs w:val="18"/>
-                <w:lang w:eastAsia="es-AR"/>
-                <w14:ligatures w14:val="none"/>
-              </w:rPr>
-            </w:pPr>
-            <w:r>
-              <w:rPr>
-                <w:rFonts w:eastAsia="Times New Roman" w:cs="Times New Roman"/>
-                <w:color w:val="000000"/>
-                <w:kern w:val="0"/>
-                <w:sz w:val="18"/>
-                <w:szCs w:val="18"/>
-                <w:lang w:eastAsia="es-AR"/>
-                <w14:ligatures w14:val="none"/>
-              </w:rPr>
-              <w:t>0.00 - 54.51</w:t>
-            </w:r>
-          </w:p>
-        </w:tc>
-      </w:tr>
-      <w:tr>
-        <w:trPr>
-          <w:trHeight w:val="300"/>
-          <w:jc w:val="center"/>
-        </w:trPr>
-        <w:tc>
-          <w:tcPr>
-            <w:tcW w:w="0" w:type="auto"/>
-            <w:noWrap/>
-            <w:vAlign w:val="center"/>
-            <w:hideMark/>
-          </w:tcPr>
-          <w:p>
-            <w:pPr>
-              <w:ind w:firstLine="0"/>
-              <w:rPr>
-                <w:rFonts w:eastAsia="Times New Roman" w:cs="Times New Roman"/>
-                <w:color w:val="000000"/>
-                <w:kern w:val="0"/>
-                <w:sz w:val="18"/>
-                <w:szCs w:val="18"/>
-                <w:lang w:eastAsia="es-AR"/>
-                <w14:ligatures w14:val="none"/>
-              </w:rPr>
-            </w:pPr>
-            <w:r>
-              <w:rPr>
-                <w:rFonts w:eastAsia="Times New Roman" w:cs="Times New Roman"/>
-                <w:color w:val="000000"/>
-                <w:kern w:val="0"/>
-                <w:sz w:val="18"/>
-                <w:szCs w:val="18"/>
-                <w:lang w:eastAsia="es-AR"/>
-                <w14:ligatures w14:val="none"/>
-              </w:rPr>
-              <w:t>Promedio</w:t>
-            </w:r>
-          </w:p>
-        </w:tc>
-        <w:tc>
-          <w:tcPr>
-            <w:tcW w:w="0" w:type="auto"/>
-            <w:noWrap/>
-            <w:vAlign w:val="center"/>
-            <w:hideMark/>
-          </w:tcPr>
-          <w:p>
-            <w:pPr>
-              <w:ind w:firstLine="0"/>
-              <w:jc w:val="right"/>
-              <w:rPr>
-                <w:rFonts w:eastAsia="Times New Roman" w:cs="Times New Roman"/>
-                <w:color w:val="000000"/>
-                <w:kern w:val="0"/>
-                <w:sz w:val="18"/>
-                <w:szCs w:val="18"/>
-                <w:lang w:eastAsia="es-AR"/>
-                <w14:ligatures w14:val="none"/>
-              </w:rPr>
-            </w:pPr>
-            <w:r>
-              <w:rPr>
-                <w:rFonts w:eastAsia="Times New Roman" w:cs="Times New Roman"/>
-                <w:color w:val="000000"/>
-                <w:kern w:val="0"/>
-                <w:sz w:val="18"/>
-                <w:szCs w:val="18"/>
-                <w:lang w:eastAsia="es-AR"/>
-                <w14:ligatures w14:val="none"/>
-              </w:rPr>
-              <w:t>9.07</w:t>
-            </w:r>
-          </w:p>
-        </w:tc>
-      </w:tr>
-      <w:tr>
-        <w:trPr>
-          <w:trHeight w:val="300"/>
-          <w:jc w:val="center"/>
-        </w:trPr>
-        <w:tc>
-          <w:tcPr>
-            <w:tcW w:w="0" w:type="auto"/>
-            <w:noWrap/>
-            <w:vAlign w:val="center"/>
-            <w:hideMark/>
-          </w:tcPr>
-          <w:p>
-            <w:pPr>
-              <w:ind w:firstLine="0"/>
-              <w:rPr>
-                <w:rFonts w:eastAsia="Times New Roman" w:cs="Times New Roman"/>
-                <w:color w:val="000000"/>
-                <w:kern w:val="0"/>
-                <w:sz w:val="18"/>
-                <w:szCs w:val="18"/>
-                <w:lang w:eastAsia="es-AR"/>
-                <w14:ligatures w14:val="none"/>
-              </w:rPr>
-            </w:pPr>
-            <w:r>
-              <w:rPr>
-                <w:rFonts w:eastAsia="Times New Roman" w:cs="Times New Roman"/>
-                <w:color w:val="000000"/>
-                <w:kern w:val="0"/>
-                <w:sz w:val="18"/>
-                <w:szCs w:val="18"/>
-                <w:lang w:eastAsia="es-AR"/>
-                <w14:ligatures w14:val="none"/>
-              </w:rPr>
-              <w:t>Máximo Registrado</w:t>
-            </w:r>
-          </w:p>
-        </w:tc>
-        <w:tc>
-          <w:tcPr>
-            <w:tcW w:w="0" w:type="auto"/>
-            <w:noWrap/>
-            <w:vAlign w:val="center"/>
-            <w:hideMark/>
-          </w:tcPr>
-          <w:p>
-            <w:pPr>
-              <w:ind w:firstLine="0"/>
-              <w:jc w:val="right"/>
-              <w:rPr>
-                <w:rFonts w:eastAsia="Times New Roman" w:cs="Times New Roman"/>
-                <w:color w:val="000000"/>
-                <w:kern w:val="0"/>
-                <w:sz w:val="18"/>
-                <w:szCs w:val="18"/>
-                <w:lang w:eastAsia="es-AR"/>
-                <w14:ligatures w14:val="none"/>
-              </w:rPr>
-            </w:pPr>
-            <w:r>
-              <w:rPr>
-                <w:rFonts w:eastAsia="Times New Roman" w:cs="Times New Roman"/>
-                <w:color w:val="000000"/>
-                <w:kern w:val="0"/>
-                <w:sz w:val="18"/>
-                <w:szCs w:val="18"/>
-                <w:lang w:eastAsia="es-AR"/>
-                <w14:ligatures w14:val="none"/>
-              </w:rPr>
-              <w:t>54.51</w:t>
-            </w:r>
-          </w:p>
-        </w:tc>
-      </w:tr>
-      <w:tr>
-        <w:trPr>
-          <w:trHeight w:val="300"/>
-          <w:jc w:val="center"/>
-        </w:trPr>
-        <w:tc>
-          <w:tcPr>
-            <w:tcW w:w="0" w:type="auto"/>
-            <w:noWrap/>
-            <w:vAlign w:val="center"/>
-            <w:hideMark/>
-          </w:tcPr>
-          <w:p>
-            <w:pPr>
-              <w:ind w:firstLine="0"/>
-              <w:rPr>
-                <w:rFonts w:eastAsia="Times New Roman" w:cs="Times New Roman"/>
-                <w:color w:val="000000"/>
-                <w:kern w:val="0"/>
-                <w:sz w:val="18"/>
-                <w:szCs w:val="18"/>
-                <w:lang w:eastAsia="es-AR"/>
-                <w14:ligatures w14:val="none"/>
-              </w:rPr>
-            </w:pPr>
-            <w:r>
-              <w:rPr>
-                <w:rFonts w:eastAsia="Times New Roman" w:cs="Times New Roman"/>
-                <w:color w:val="000000"/>
-                <w:kern w:val="0"/>
-                <w:sz w:val="18"/>
-                <w:szCs w:val="18"/>
-                <w:lang w:eastAsia="es-AR"/>
-                <w14:ligatures w14:val="none"/>
-              </w:rPr>
-              <w:t>FWI Promedio (Días con Incendio)</w:t>
-            </w:r>
-          </w:p>
-        </w:tc>
-        <w:tc>
-          <w:tcPr>
-            <w:tcW w:w="0" w:type="auto"/>
-            <w:noWrap/>
-            <w:vAlign w:val="center"/>
-            <w:hideMark/>
-          </w:tcPr>
-          <w:p>
-            <w:pPr>
-              <w:ind w:firstLine="0"/>
-              <w:jc w:val="right"/>
-              <w:rPr>
-                <w:rFonts w:eastAsia="Times New Roman" w:cs="Times New Roman"/>
-                <w:color w:val="000000"/>
-                <w:kern w:val="0"/>
-                <w:sz w:val="18"/>
-                <w:szCs w:val="18"/>
-                <w:lang w:eastAsia="es-AR"/>
-                <w14:ligatures w14:val="none"/>
-              </w:rPr>
-            </w:pPr>
-            <w:r>
-              <w:rPr>
-                <w:rFonts w:eastAsia="Times New Roman" w:cs="Times New Roman"/>
-                <w:color w:val="000000"/>
-                <w:kern w:val="0"/>
-                <w:sz w:val="18"/>
-                <w:szCs w:val="18"/>
-                <w:lang w:eastAsia="es-AR"/>
-                <w14:ligatures w14:val="none"/>
-              </w:rPr>
-              <w:t>6.05</w:t>
-            </w:r>
-          </w:p>
-        </w:tc>
-      </w:tr>
-      <w:tr>
-        <w:trPr>
-          <w:trHeight w:val="300"/>
-          <w:jc w:val="center"/>
-        </w:trPr>
-        <w:tc>
-          <w:tcPr>
-            <w:tcW w:w="0" w:type="auto"/>
-            <w:noWrap/>
-            <w:vAlign w:val="center"/>
-            <w:hideMark/>
-          </w:tcPr>
-          <w:p>
-            <w:pPr>
-              <w:ind w:firstLine="0"/>
-              <w:rPr>
-                <w:rFonts w:eastAsia="Times New Roman" w:cs="Times New Roman"/>
-                <w:color w:val="000000"/>
-                <w:kern w:val="0"/>
-                <w:sz w:val="18"/>
-                <w:szCs w:val="18"/>
-                <w:lang w:eastAsia="es-AR"/>
-                <w14:ligatures w14:val="none"/>
-              </w:rPr>
-            </w:pPr>
-            <w:r>
-              <w:rPr>
-                <w:rFonts w:eastAsia="Times New Roman" w:cs="Times New Roman"/>
-                <w:color w:val="000000"/>
-                <w:kern w:val="0"/>
-                <w:sz w:val="18"/>
-                <w:szCs w:val="18"/>
-                <w:lang w:eastAsia="es-AR"/>
-                <w14:ligatures w14:val="none"/>
-              </w:rPr>
-              <w:t>FWI Promedio (Días sin Incendio)</w:t>
-            </w:r>
-          </w:p>
-        </w:tc>
-        <w:tc>
-          <w:tcPr>
-            <w:tcW w:w="0" w:type="auto"/>
-            <w:noWrap/>
-            <w:vAlign w:val="center"/>
-            <w:hideMark/>
-          </w:tcPr>
-          <w:p>
-            <w:pPr>
-              <w:keepNext/>
-              <w:ind w:firstLine="0"/>
-              <w:jc w:val="right"/>
-              <w:rPr>
-                <w:rFonts w:eastAsia="Times New Roman" w:cs="Times New Roman"/>
-                <w:color w:val="000000"/>
-                <w:kern w:val="0"/>
-                <w:sz w:val="18"/>
-                <w:szCs w:val="18"/>
-                <w:lang w:eastAsia="es-AR"/>
-                <w14:ligatures w14:val="none"/>
-              </w:rPr>
-            </w:pPr>
-            <w:r>
-              <w:rPr>
-                <w:rFonts w:eastAsia="Times New Roman" w:cs="Times New Roman"/>
-                <w:color w:val="000000"/>
-                <w:kern w:val="0"/>
-                <w:sz w:val="18"/>
-                <w:szCs w:val="18"/>
-                <w:lang w:eastAsia="es-AR"/>
-                <w14:ligatures w14:val="none"/>
-              </w:rPr>
-              <w:t>9.12</w:t>
-            </w:r>
-          </w:p>
-        </w:tc>
-      </w:tr>
-    </w:tbl>
+      </w:pPr>
+      <w:r>
+        <w:rPr>
+          <w:noProof/>
+        </w:rPr>
+        <w:drawing>
+          <wp:inline distT="0" distB="0" distL="0" distR="0" wp14:anchorId="7AE73012" wp14:editId="6C74F8AE">
+            <wp:extent cx="3996055" cy="3727162"/>
+            <wp:effectExtent l="0" t="0" r="4445" b="6985"/>
+            <wp:docPr id="735700330" name="Imagen 1" descr="Mapa&#10;&#10;El contenido generado por IA puede ser incorrecto."/>
+            <wp:cNvGraphicFramePr>
+              <a:graphicFrameLocks xmlns:a="http://schemas.openxmlformats.org/drawingml/2006/main" noChangeAspect="1"/>
+            </wp:cNvGraphicFramePr>
+            <a:graphic xmlns:a="http://schemas.openxmlformats.org/drawingml/2006/main">
+              <a:graphicData uri="http://schemas.openxmlformats.org/drawingml/2006/picture">
+                <pic:pic xmlns:pic="http://schemas.openxmlformats.org/drawingml/2006/picture">
+                  <pic:nvPicPr>
+                    <pic:cNvPr id="735700330" name="Imagen 1" descr="Mapa&#10;&#10;El contenido generado por IA puede ser incorrecto."/>
+                    <pic:cNvPicPr/>
+                  </pic:nvPicPr>
+                  <pic:blipFill>
+                    <a:blip r:embed="rId18"/>
+                    <a:stretch>
+                      <a:fillRect/>
+                    </a:stretch>
+                  </pic:blipFill>
+                  <pic:spPr>
+                    <a:xfrm>
+                      <a:off x="0" y="0"/>
+                      <a:ext cx="4009819" cy="3740000"/>
+                    </a:xfrm>
+                    <a:prstGeom prst="rect">
+                      <a:avLst/>
+                    </a:prstGeom>
+                  </pic:spPr>
+                </pic:pic>
+              </a:graphicData>
+            </a:graphic>
+          </wp:inline>
+        </w:drawing>
+      </w:r>
+    </w:p>
     <w:p>
       <w:pPr>
         <w:pStyle w:val="Descripcin"/>
@@ -13189,7 +14577,7 @@
           <w:bCs/>
           <w:color w:val="auto"/>
         </w:rPr>
-        <w:t xml:space="preserve">Tabla </w:t>
+        <w:t xml:space="preserve">Imagen </w:t>
       </w:r>
       <w:r>
         <w:rPr>
@@ -13205,7 +14593,7 @@
           <w:bCs/>
           <w:color w:val="auto"/>
         </w:rPr>
-        <w:instrText xml:space="preserve"> SEQ Tabla \* ARABIC </w:instrText>
+        <w:instrText xml:space="preserve"> SEQ Imagen \* ARABIC </w:instrText>
       </w:r>
       <w:r>
         <w:rPr>
@@ -13222,7 +14610,7 @@
           <w:noProof/>
           <w:color w:val="auto"/>
         </w:rPr>
-        <w:t>4</w:t>
+        <w:t>7</w:t>
       </w:r>
       <w:r>
         <w:rPr>
@@ -13238,217 +14626,33 @@
           <w:bCs/>
           <w:color w:val="auto"/>
         </w:rPr>
-        <w:t xml:space="preserve"> - Resumen FWI para el periodo de estudio.</w:t>
-      </w:r>
-    </w:p>
+        <w:t xml:space="preserve"> - Distribución de densidad para focos de calor.</w:t>
+      </w:r>
+    </w:p>
+    <w:p>
+      <w:pPr>
+        <w:jc w:val="both"/>
+      </w:pPr>
+      <w:r>
+        <w:t>En primer lugar, se analizó la distribución espacial de todos los focos de calor detectados en el área de estudio. La Figura 7 muestra el mapa de densidad generado a partir de los datos originales. Esta visualización confirma la correcta ingesta de los datos de incendios, permitiendo apreciar claramente los dos eventos de interés ocurridos en el periodo: el incendio de la zona conocida como Los Manzanos y el incendio de la localidad de El Bolsón</w:t>
+      </w:r>
+      <w:r>
+        <w:t>.</w:t>
+      </w:r>
+    </w:p>
+    <w:p/>
     <w:p>
       <w:pPr>
         <w:ind w:firstLine="0"/>
-      </w:pPr>
-    </w:p>
-    <w:p>
-      <w:pPr>
-        <w:pStyle w:val="Ttulo2"/>
-        <w:ind w:firstLine="0"/>
-        <w:rPr>
-          <w:rFonts w:ascii="Times New Roman" w:hAnsi="Times New Roman" w:cs="Times New Roman"/>
-          <w:color w:val="000000" w:themeColor="text1"/>
-        </w:rPr>
-      </w:pPr>
-      <w:r>
-        <w:rPr>
-          <w:rFonts w:ascii="Times New Roman" w:hAnsi="Times New Roman" w:cs="Times New Roman"/>
-          <w:color w:val="000000" w:themeColor="text1"/>
-        </w:rPr>
-        <w:t>Focos de calor</w:t>
-      </w:r>
-    </w:p>
-    <w:p/>
-    <w:p>
-      <w:pPr>
-        <w:pStyle w:val="Ttulo1"/>
-        <w:ind w:firstLine="0"/>
-        <w:rPr>
-          <w:rFonts w:ascii="Times New Roman" w:hAnsi="Times New Roman" w:cs="Times New Roman"/>
-          <w:color w:val="000000" w:themeColor="text1"/>
-        </w:rPr>
-      </w:pPr>
-      <w:bookmarkStart w:id="11" w:name="_Toc212376352"/>
-      <w:r>
-        <w:rPr>
-          <w:rFonts w:ascii="Times New Roman" w:hAnsi="Times New Roman" w:cs="Times New Roman"/>
-          <w:color w:val="000000" w:themeColor="text1"/>
-        </w:rPr>
-        <w:t>Aplicación de modelo/s</w:t>
-      </w:r>
-      <w:bookmarkEnd w:id="11"/>
-    </w:p>
-    <w:p>
-      <w:pPr>
-        <w:ind w:firstLine="0"/>
-        <w:rPr>
-          <w:rFonts w:cs="Times New Roman"/>
-          <w:color w:val="000000" w:themeColor="text1"/>
-        </w:rPr>
-      </w:pPr>
-    </w:p>
-    <w:p>
-      <w:pPr>
-        <w:pStyle w:val="Ttulo1"/>
-        <w:ind w:firstLine="0"/>
-        <w:rPr>
-          <w:rFonts w:ascii="Times New Roman" w:hAnsi="Times New Roman" w:cs="Times New Roman"/>
-          <w:color w:val="000000" w:themeColor="text1"/>
-        </w:rPr>
-      </w:pPr>
-      <w:bookmarkStart w:id="12" w:name="_Toc212376353"/>
-      <w:r>
-        <w:rPr>
-          <w:rFonts w:ascii="Times New Roman" w:hAnsi="Times New Roman" w:cs="Times New Roman"/>
-          <w:color w:val="000000" w:themeColor="text1"/>
-        </w:rPr>
-        <w:t>Resultados</w:t>
-      </w:r>
-      <w:bookmarkEnd w:id="12"/>
-    </w:p>
-    <w:p>
-      <w:pPr>
-        <w:ind w:firstLine="0"/>
-        <w:rPr>
-          <w:rFonts w:cs="Times New Roman"/>
-          <w:color w:val="000000" w:themeColor="text1"/>
-        </w:rPr>
-      </w:pPr>
-    </w:p>
-    <w:p>
-      <w:pPr>
-        <w:pStyle w:val="Ttulo1"/>
-        <w:ind w:firstLine="0"/>
-        <w:rPr>
-          <w:rFonts w:ascii="Times New Roman" w:hAnsi="Times New Roman" w:cs="Times New Roman"/>
-          <w:color w:val="000000" w:themeColor="text1"/>
-        </w:rPr>
-      </w:pPr>
-      <w:bookmarkStart w:id="13" w:name="_Toc212376354"/>
-      <w:r>
-        <w:rPr>
-          <w:rFonts w:ascii="Times New Roman" w:hAnsi="Times New Roman" w:cs="Times New Roman"/>
-          <w:color w:val="000000" w:themeColor="text1"/>
-        </w:rPr>
-        <w:t>Conclusiones</w:t>
-      </w:r>
-      <w:bookmarkEnd w:id="13"/>
-    </w:p>
-    <w:p>
-      <w:pPr>
-        <w:ind w:firstLine="0"/>
-        <w:rPr>
-          <w:rFonts w:cs="Times New Roman"/>
-          <w:color w:val="000000" w:themeColor="text1"/>
-        </w:rPr>
-      </w:pPr>
-    </w:p>
-    <w:p>
-      <w:pPr>
-        <w:pStyle w:val="Ttulo1"/>
-        <w:ind w:firstLine="0"/>
-        <w:rPr>
-          <w:rFonts w:ascii="Times New Roman" w:hAnsi="Times New Roman" w:cs="Times New Roman"/>
-          <w:color w:val="000000" w:themeColor="text1"/>
-        </w:rPr>
-      </w:pPr>
-      <w:bookmarkStart w:id="14" w:name="_Toc212376355"/>
-      <w:r>
-        <w:rPr>
-          <w:rFonts w:ascii="Times New Roman" w:hAnsi="Times New Roman" w:cs="Times New Roman"/>
-          <w:color w:val="000000" w:themeColor="text1"/>
-        </w:rPr>
-        <w:t>Apéndices</w:t>
-      </w:r>
-      <w:bookmarkEnd w:id="14"/>
-    </w:p>
-    <w:p>
-      <w:pPr>
-        <w:pStyle w:val="Ttulo2"/>
-        <w:ind w:firstLine="0"/>
-        <w:rPr>
-          <w:color w:val="000000" w:themeColor="text1"/>
-        </w:rPr>
-      </w:pPr>
-      <w:bookmarkStart w:id="15" w:name="_Toc212376356"/>
-      <w:r>
-        <w:rPr>
-          <w:color w:val="000000" w:themeColor="text1"/>
-        </w:rPr>
-        <w:t xml:space="preserve">I - Desarrollo de interfaces con </w:t>
-      </w:r>
-      <w:proofErr w:type="spellStart"/>
-      <w:r>
-        <w:rPr>
-          <w:color w:val="000000" w:themeColor="text1"/>
-        </w:rPr>
-        <w:t>APIs</w:t>
-      </w:r>
-      <w:bookmarkEnd w:id="15"/>
-      <w:proofErr w:type="spellEnd"/>
-    </w:p>
-    <w:p>
-      <w:pPr>
-        <w:ind w:firstLine="0"/>
-      </w:pPr>
-      <w:r>
-        <w:tab/>
-      </w:r>
-      <w:r>
-        <w:t xml:space="preserve">Las interfaces de comunicación hacia </w:t>
-      </w:r>
-      <w:proofErr w:type="spellStart"/>
-      <w:r>
-        <w:t>APIs</w:t>
-      </w:r>
-      <w:proofErr w:type="spellEnd"/>
-      <w:r>
-        <w:t xml:space="preserve"> desarrolladas fueron la de obtención de datos FIRMS y ERA-</w:t>
-      </w:r>
-      <w:r>
-        <w:t xml:space="preserve">5, con respaldo de la documentación </w:t>
-      </w:r>
-      <w:r>
-        <w:fldChar w:fldCharType="begin"/>
-      </w:r>
-      <w:r>
-        <w:instrText xml:space="preserve"> REF _Ref212136804 \r \h </w:instrText>
-      </w:r>
-      <w:r>
-        <w:fldChar w:fldCharType="separate"/>
-      </w:r>
-      <w:r>
-        <w:t>[18]</w:t>
-      </w:r>
-      <w:r>
-        <w:fldChar w:fldCharType="end"/>
-      </w:r>
-      <w:r>
-        <w:t xml:space="preserve"> y </w:t>
-      </w:r>
-      <w:r>
-        <w:fldChar w:fldCharType="begin"/>
-      </w:r>
-      <w:r>
-        <w:instrText xml:space="preserve"> REF _Ref212136813 \r \h </w:instrText>
-      </w:r>
-      <w:r>
-        <w:fldChar w:fldCharType="separate"/>
-      </w:r>
-      <w:r>
-        <w:t>[19]</w:t>
-      </w:r>
-      <w:r>
-        <w:fldChar w:fldCharType="end"/>
-      </w:r>
-      <w:r>
-        <w:t>.</w:t>
-      </w:r>
+        <w:sectPr>
+          <w:pgSz w:w="11906" w:h="16838"/>
+          <w:pgMar w:top="1418" w:right="1701" w:bottom="1418" w:left="1701" w:header="709" w:footer="709" w:gutter="0"/>
+          <w:pgNumType w:start="0"/>
+          <w:cols w:space="708"/>
+          <w:titlePg/>
+          <w:docGrid w:linePitch="360"/>
+        </w:sectPr>
+      </w:pPr>
     </w:p>
     <w:p>
       <w:pPr>
@@ -13461,6 +14665,713 @@
           <w:noProof/>
         </w:rPr>
         <w:lastRenderedPageBreak/>
+        <w:drawing>
+          <wp:inline distT="0" distB="0" distL="0" distR="0" wp14:anchorId="71484592" wp14:editId="3ACC65D3">
+            <wp:extent cx="7560000" cy="1992094"/>
+            <wp:effectExtent l="0" t="0" r="3175" b="8255"/>
+            <wp:docPr id="1306678134" name="Imagen 4"/>
+            <wp:cNvGraphicFramePr>
+              <a:graphicFrameLocks xmlns:a="http://schemas.openxmlformats.org/drawingml/2006/main" noChangeAspect="1"/>
+            </wp:cNvGraphicFramePr>
+            <a:graphic xmlns:a="http://schemas.openxmlformats.org/drawingml/2006/main">
+              <a:graphicData uri="http://schemas.openxmlformats.org/drawingml/2006/picture">
+                <pic:pic xmlns:pic="http://schemas.openxmlformats.org/drawingml/2006/picture">
+                  <pic:nvPicPr>
+                    <pic:cNvPr id="1306678134" name="Imagen 4"/>
+                    <pic:cNvPicPr/>
+                  </pic:nvPicPr>
+                  <pic:blipFill>
+                    <a:blip r:embed="rId19">
+                      <a:extLst>
+                        <a:ext uri="{28A0092B-C50C-407E-A947-70E740481C1C}">
+                          <a14:useLocalDpi xmlns:a14="http://schemas.microsoft.com/office/drawing/2010/main" val="0"/>
+                        </a:ext>
+                      </a:extLst>
+                    </a:blip>
+                    <a:stretch>
+                      <a:fillRect/>
+                    </a:stretch>
+                  </pic:blipFill>
+                  <pic:spPr>
+                    <a:xfrm>
+                      <a:off x="0" y="0"/>
+                      <a:ext cx="7560000" cy="1992094"/>
+                    </a:xfrm>
+                    <a:prstGeom prst="rect">
+                      <a:avLst/>
+                    </a:prstGeom>
+                  </pic:spPr>
+                </pic:pic>
+              </a:graphicData>
+            </a:graphic>
+          </wp:inline>
+        </w:drawing>
+      </w:r>
+    </w:p>
+    <w:p>
+      <w:pPr>
+        <w:pStyle w:val="Descripcin"/>
+        <w:jc w:val="center"/>
+        <w:rPr>
+          <w:b/>
+          <w:bCs/>
+          <w:color w:val="auto"/>
+        </w:rPr>
+      </w:pPr>
+      <w:r>
+        <w:rPr>
+          <w:b/>
+          <w:bCs/>
+          <w:color w:val="auto"/>
+        </w:rPr>
+        <w:t xml:space="preserve">Imagen </w:t>
+      </w:r>
+      <w:r>
+        <w:rPr>
+          <w:b/>
+          <w:bCs/>
+          <w:color w:val="auto"/>
+        </w:rPr>
+        <w:fldChar w:fldCharType="begin"/>
+      </w:r>
+      <w:r>
+        <w:rPr>
+          <w:b/>
+          <w:bCs/>
+          <w:color w:val="auto"/>
+        </w:rPr>
+        <w:instrText xml:space="preserve"> SEQ Imagen \* ARABIC </w:instrText>
+      </w:r>
+      <w:r>
+        <w:rPr>
+          <w:b/>
+          <w:bCs/>
+          <w:color w:val="auto"/>
+        </w:rPr>
+        <w:fldChar w:fldCharType="separate"/>
+      </w:r>
+      <w:r>
+        <w:rPr>
+          <w:b/>
+          <w:bCs/>
+          <w:noProof/>
+          <w:color w:val="auto"/>
+        </w:rPr>
+        <w:t>8</w:t>
+      </w:r>
+      <w:r>
+        <w:rPr>
+          <w:b/>
+          <w:bCs/>
+          <w:color w:val="auto"/>
+        </w:rPr>
+        <w:fldChar w:fldCharType="end"/>
+      </w:r>
+      <w:r>
+        <w:rPr>
+          <w:b/>
+          <w:bCs/>
+          <w:color w:val="auto"/>
+        </w:rPr>
+        <w:t xml:space="preserve"> - Evolución temporal de focos.</w:t>
+      </w:r>
+    </w:p>
+    <w:p>
+      <w:pPr>
+        <w:ind w:firstLine="0"/>
+      </w:pPr>
+    </w:p>
+    <w:p>
+      <w:pPr>
+        <w:keepNext/>
+        <w:ind w:firstLine="0"/>
+        <w:jc w:val="center"/>
+      </w:pPr>
+      <w:r>
+        <w:rPr>
+          <w:noProof/>
+        </w:rPr>
+        <w:drawing>
+          <wp:inline distT="0" distB="0" distL="0" distR="0" wp14:anchorId="6B07B0D9" wp14:editId="31CB1151">
+            <wp:extent cx="7560000" cy="2241220"/>
+            <wp:effectExtent l="0" t="0" r="3175" b="6985"/>
+            <wp:docPr id="753066086" name="Imagen 5" descr="Captura de pantalla de computadora&#10;&#10;El contenido generado por IA puede ser incorrecto."/>
+            <wp:cNvGraphicFramePr>
+              <a:graphicFrameLocks xmlns:a="http://schemas.openxmlformats.org/drawingml/2006/main" noChangeAspect="1"/>
+            </wp:cNvGraphicFramePr>
+            <a:graphic xmlns:a="http://schemas.openxmlformats.org/drawingml/2006/main">
+              <a:graphicData uri="http://schemas.openxmlformats.org/drawingml/2006/picture">
+                <pic:pic xmlns:pic="http://schemas.openxmlformats.org/drawingml/2006/picture">
+                  <pic:nvPicPr>
+                    <pic:cNvPr id="753066086" name="Imagen 5" descr="Captura de pantalla de computadora&#10;&#10;El contenido generado por IA puede ser incorrecto."/>
+                    <pic:cNvPicPr/>
+                  </pic:nvPicPr>
+                  <pic:blipFill>
+                    <a:blip r:embed="rId20">
+                      <a:extLst>
+                        <a:ext uri="{28A0092B-C50C-407E-A947-70E740481C1C}">
+                          <a14:useLocalDpi xmlns:a14="http://schemas.microsoft.com/office/drawing/2010/main" val="0"/>
+                        </a:ext>
+                      </a:extLst>
+                    </a:blip>
+                    <a:stretch>
+                      <a:fillRect/>
+                    </a:stretch>
+                  </pic:blipFill>
+                  <pic:spPr>
+                    <a:xfrm>
+                      <a:off x="0" y="0"/>
+                      <a:ext cx="7560000" cy="2241220"/>
+                    </a:xfrm>
+                    <a:prstGeom prst="rect">
+                      <a:avLst/>
+                    </a:prstGeom>
+                  </pic:spPr>
+                </pic:pic>
+              </a:graphicData>
+            </a:graphic>
+          </wp:inline>
+        </w:drawing>
+      </w:r>
+    </w:p>
+    <w:p>
+      <w:pPr>
+        <w:pStyle w:val="Descripcin"/>
+        <w:jc w:val="center"/>
+        <w:rPr>
+          <w:b/>
+          <w:bCs/>
+          <w:color w:val="auto"/>
+        </w:rPr>
+      </w:pPr>
+      <w:r>
+        <w:rPr>
+          <w:b/>
+          <w:bCs/>
+          <w:color w:val="auto"/>
+        </w:rPr>
+        <w:t xml:space="preserve">Imagen </w:t>
+      </w:r>
+      <w:r>
+        <w:rPr>
+          <w:b/>
+          <w:bCs/>
+          <w:color w:val="auto"/>
+        </w:rPr>
+        <w:fldChar w:fldCharType="begin"/>
+      </w:r>
+      <w:r>
+        <w:rPr>
+          <w:b/>
+          <w:bCs/>
+          <w:color w:val="auto"/>
+        </w:rPr>
+        <w:instrText xml:space="preserve"> SEQ Imagen \* ARABIC </w:instrText>
+      </w:r>
+      <w:r>
+        <w:rPr>
+          <w:b/>
+          <w:bCs/>
+          <w:color w:val="auto"/>
+        </w:rPr>
+        <w:fldChar w:fldCharType="separate"/>
+      </w:r>
+      <w:r>
+        <w:rPr>
+          <w:b/>
+          <w:bCs/>
+          <w:noProof/>
+          <w:color w:val="auto"/>
+        </w:rPr>
+        <w:t>9</w:t>
+      </w:r>
+      <w:r>
+        <w:rPr>
+          <w:b/>
+          <w:bCs/>
+          <w:color w:val="auto"/>
+        </w:rPr>
+        <w:fldChar w:fldCharType="end"/>
+      </w:r>
+      <w:r>
+        <w:rPr>
+          <w:b/>
+          <w:bCs/>
+          <w:color w:val="auto"/>
+        </w:rPr>
+        <w:t xml:space="preserve"> - Correlación con variables meteorológicas.</w:t>
+      </w:r>
+    </w:p>
+    <w:p/>
+    <w:p>
+      <w:pPr>
+        <w:jc w:val="both"/>
+      </w:pPr>
+      <w:r>
+        <w:lastRenderedPageBreak/>
+        <w:t>En segundo lugar, se analizó la evolución temporal de los focos de calor. La Figura 8 detalla la evolución de la totalidad de focos presentes en el conjunto de datos, sumando los eventos de todas las celdas para cada día.</w:t>
+      </w:r>
+      <w:r>
+        <w:t xml:space="preserve"> </w:t>
+      </w:r>
+      <w:r>
+        <w:t>Este análisis agregado permite validar la ventana de tiempo seleccionada</w:t>
+      </w:r>
+      <w:r>
+        <w:t xml:space="preserve"> demostrando </w:t>
+      </w:r>
+      <w:r>
+        <w:t>que el periodo estudiado coincide efectivamente con la temporada alta de incendios en la región, justificando así el alcance temporal del model</w:t>
+      </w:r>
+      <w:r>
+        <w:t>o.</w:t>
+      </w:r>
+    </w:p>
+    <w:p>
+      <w:pPr>
+        <w:jc w:val="both"/>
+      </w:pPr>
+      <w:r>
+        <w:t>Finalmente</w:t>
+      </w:r>
+      <w:r>
+        <w:t>, la Figura 9 profundiza este análisis, ilustrando la correlación entre la presencia de focos</w:t>
+      </w:r>
+      <w:r>
+        <w:t xml:space="preserve">, </w:t>
+      </w:r>
+      <w:r>
+        <w:t xml:space="preserve">las variables meteorológicas </w:t>
+      </w:r>
+      <w:r>
+        <w:t>y la derivada FWI</w:t>
+      </w:r>
+      <w:r>
+        <w:t>. Un hallazgo relevante de este gráfico es que no se observan correlaciones directas evidentes. Este es un punto crucial, ya que sugiere que la ignición o detección de un foco no es una respuesta lineal e inmediata a una única variable.</w:t>
+      </w:r>
+    </w:p>
+    <w:p>
+      <w:pPr>
+        <w:pStyle w:val="Ttulo2"/>
+        <w:ind w:firstLine="0"/>
+        <w:rPr>
+          <w:rFonts w:ascii="Times New Roman" w:hAnsi="Times New Roman" w:cs="Times New Roman"/>
+          <w:color w:val="000000" w:themeColor="text1"/>
+        </w:rPr>
+      </w:pPr>
+      <w:r>
+        <w:rPr>
+          <w:rFonts w:ascii="Times New Roman" w:hAnsi="Times New Roman" w:cs="Times New Roman"/>
+          <w:color w:val="000000" w:themeColor="text1"/>
+        </w:rPr>
+        <w:t>Conclusiones del análisis</w:t>
+      </w:r>
+    </w:p>
+    <w:p>
+      <w:pPr>
+        <w:jc w:val="both"/>
+      </w:pPr>
+      <w:r>
+        <w:t>E</w:t>
+      </w:r>
+      <w:r>
+        <w:t xml:space="preserve">l </w:t>
+      </w:r>
+      <w:r>
+        <w:t>a</w:t>
+      </w:r>
+      <w:r>
+        <w:t xml:space="preserve">nálisis </w:t>
+      </w:r>
+      <w:r>
+        <w:t>e</w:t>
+      </w:r>
+      <w:r>
+        <w:t xml:space="preserve">xploratorio de </w:t>
+      </w:r>
+      <w:r>
+        <w:t>d</w:t>
+      </w:r>
+      <w:r>
+        <w:t xml:space="preserve">atos (EDA) </w:t>
+      </w:r>
+      <w:r>
+        <w:t>permitió validar</w:t>
+      </w:r>
+      <w:r>
+        <w:t xml:space="preserve"> la coherencia, consistencia e integridad del conjunto de datos procesado, cumpliendo su objetivo de preparar la información para la aplicación de aprendizaje automático.</w:t>
+      </w:r>
+      <w:r>
+        <w:t xml:space="preserve"> </w:t>
+      </w:r>
+      <w:r>
+        <w:t xml:space="preserve">Las principales conclusiones y sus implicaciones para el modelado </w:t>
+      </w:r>
+      <w:r>
+        <w:t>pueden resumirse en</w:t>
+      </w:r>
+      <w:r>
+        <w:t>:</w:t>
+      </w:r>
+    </w:p>
+    <w:p>
+      <w:pPr>
+        <w:numPr>
+          <w:ilvl w:val="0"/>
+          <w:numId w:val="8"/>
+        </w:numPr>
+        <w:jc w:val="both"/>
+      </w:pPr>
+      <w:r>
+        <w:rPr>
+          <w:b/>
+          <w:bCs/>
+        </w:rPr>
+        <w:t>Validación de Datos y Contexto:</w:t>
+      </w:r>
+      <w:r>
+        <w:t xml:space="preserve"> Se ha confirmado que los datos geográficos (Tabla 4, </w:t>
+      </w:r>
+      <w:r>
+        <w:t xml:space="preserve">Imágenes </w:t>
+      </w:r>
+      <w:r>
+        <w:t>2 y 3) y la ingesta de focos de calor (</w:t>
+      </w:r>
+      <w:r>
+        <w:t>Imagen</w:t>
+      </w:r>
+      <w:r>
+        <w:t xml:space="preserve"> </w:t>
+      </w:r>
+      <w:r>
+        <w:t>7) se alinean con los eventos conocidos en la zona de estudio (Los Manzanos, El Bolsón). Asimismo, se validó que el periodo temporal seleccionado (</w:t>
+      </w:r>
+      <w:r>
+        <w:t>Imagen</w:t>
+      </w:r>
+      <w:r>
+        <w:t xml:space="preserve"> </w:t>
+      </w:r>
+      <w:r>
+        <w:t>8) corresponde fehacientemente a la temporada alta de incendios. Esto asegura que los modelos serán entrenados con datos que representan fielmente el fenómeno a predecir.</w:t>
+      </w:r>
+    </w:p>
+    <w:p>
+      <w:pPr>
+        <w:numPr>
+          <w:ilvl w:val="0"/>
+          <w:numId w:val="8"/>
+        </w:numPr>
+        <w:jc w:val="both"/>
+      </w:pPr>
+      <w:r>
+        <w:rPr>
+          <w:b/>
+          <w:bCs/>
+        </w:rPr>
+        <w:t xml:space="preserve">Justificación de </w:t>
+      </w:r>
+      <w:r>
+        <w:rPr>
+          <w:b/>
+          <w:bCs/>
+        </w:rPr>
+        <w:t>m</w:t>
+      </w:r>
+      <w:r>
+        <w:rPr>
+          <w:b/>
+          <w:bCs/>
+        </w:rPr>
+        <w:t>odelos:</w:t>
+      </w:r>
+      <w:r>
+        <w:t xml:space="preserve"> El hallazgo más significativo para la etapa de modelado es la falta de una correlación lineal directa entre las variables meteorológicas individuales y la aparición de focos de calor (</w:t>
+      </w:r>
+      <w:r>
+        <w:t>Imagen</w:t>
+      </w:r>
+      <w:r>
+        <w:t xml:space="preserve"> </w:t>
+      </w:r>
+      <w:r>
+        <w:t>9). Esto subraya la naturaleza no lineal y multifactorial de</w:t>
+      </w:r>
+      <w:r>
+        <w:t xml:space="preserve"> los datos</w:t>
+      </w:r>
+      <w:r>
+        <w:t>, descartando el uso de modelos simples y justificando la elección de algoritmos como Random Forest, XGBoost y SVM, que son capaces de capturar estas interacciones complejas.</w:t>
+      </w:r>
+    </w:p>
+    <w:p>
+      <w:pPr>
+        <w:numPr>
+          <w:ilvl w:val="0"/>
+          <w:numId w:val="8"/>
+        </w:numPr>
+        <w:jc w:val="both"/>
+      </w:pPr>
+      <w:r>
+        <w:rPr>
+          <w:b/>
+          <w:bCs/>
+        </w:rPr>
+        <w:t>Problema de d</w:t>
+      </w:r>
+      <w:r>
+        <w:rPr>
+          <w:b/>
+          <w:bCs/>
+        </w:rPr>
+        <w:t>esbalanceo:</w:t>
+      </w:r>
+      <w:r>
+        <w:t xml:space="preserve"> El análisis de distribución de riesgo (</w:t>
+      </w:r>
+      <w:r>
+        <w:t>Imagen</w:t>
+      </w:r>
+      <w:r>
+        <w:t xml:space="preserve"> 6) reveló el principal desafío metodológico: el desbalanceo de clases. La gran mayoría de los registros pertenecen a categorías de riesgo "</w:t>
+      </w:r>
+      <w:r>
+        <w:t xml:space="preserve">Muy </w:t>
+      </w:r>
+      <w:r>
+        <w:t>Bajo" o "Moderado", mientras que los eventos de interés son minoritarios.</w:t>
+      </w:r>
+      <w:r>
+        <w:t xml:space="preserve"> También se puede evidenciar en la Tabla 9 que la p</w:t>
+      </w:r>
+      <w:r>
+        <w:t>roporción de registros con incendios</w:t>
+      </w:r>
+      <w:r>
+        <w:t xml:space="preserve"> es de solo 2,3%.</w:t>
+      </w:r>
+    </w:p>
+    <w:p>
+      <w:pPr>
+        <w:numPr>
+          <w:ilvl w:val="0"/>
+          <w:numId w:val="8"/>
+        </w:numPr>
+        <w:jc w:val="both"/>
+      </w:pPr>
+      <w:r>
+        <w:rPr>
+          <w:b/>
+          <w:bCs/>
+        </w:rPr>
+        <w:lastRenderedPageBreak/>
+        <w:t>Consideraciones de Multicolinealidad:</w:t>
+      </w:r>
+      <w:r>
+        <w:t xml:space="preserve"> La matriz de correlación (Figura 5) evidenció la alta colinealidad esperada entre los propios componentes del sistema FWI (BUI, DC, FWI). Si bien los modelos basados en árboles son inherentemente robustos a la multicolinealidad, esta información será relevante durante la selección de características</w:t>
+      </w:r>
+      <w:r>
+        <w:t xml:space="preserve"> </w:t>
+      </w:r>
+      <w:r>
+        <w:t>para optimizar el rendimiento y la interpretabilidad.</w:t>
+      </w:r>
+    </w:p>
+    <w:p>
+      <w:pPr>
+        <w:jc w:val="both"/>
+      </w:pPr>
+    </w:p>
+    <w:p>
+      <w:pPr>
+        <w:jc w:val="both"/>
+      </w:pPr>
+      <w:r>
+        <w:t>En resumen, el conjunto de datos se considera apto, validado y listo para la fase de modelado. El EDA ha sido crucial para confirmar la calidad de los datos y, lo que es más importante, para identificar el desbalanceo de clases como el principal desafío técnico que deberá ser abordado en las siguientes etapas</w:t>
+      </w:r>
+    </w:p>
+    <w:p>
+      <w:pPr>
+        <w:pStyle w:val="Ttulo1"/>
+        <w:ind w:firstLine="0"/>
+        <w:rPr>
+          <w:rFonts w:ascii="Times New Roman" w:hAnsi="Times New Roman" w:cs="Times New Roman"/>
+          <w:color w:val="000000" w:themeColor="text1"/>
+        </w:rPr>
+      </w:pPr>
+      <w:bookmarkStart w:id="11" w:name="_Toc212376352"/>
+      <w:r>
+        <w:rPr>
+          <w:rFonts w:ascii="Times New Roman" w:hAnsi="Times New Roman" w:cs="Times New Roman"/>
+          <w:color w:val="000000" w:themeColor="text1"/>
+        </w:rPr>
+        <w:t>Aplicación de modelo/s</w:t>
+      </w:r>
+      <w:bookmarkEnd w:id="11"/>
+    </w:p>
+    <w:p>
+      <w:pPr>
+        <w:ind w:firstLine="0"/>
+        <w:rPr>
+          <w:rFonts w:cs="Times New Roman"/>
+          <w:color w:val="000000" w:themeColor="text1"/>
+        </w:rPr>
+      </w:pPr>
+    </w:p>
+    <w:p>
+      <w:pPr>
+        <w:pStyle w:val="Ttulo1"/>
+        <w:ind w:firstLine="0"/>
+        <w:rPr>
+          <w:rFonts w:ascii="Times New Roman" w:hAnsi="Times New Roman" w:cs="Times New Roman"/>
+          <w:color w:val="000000" w:themeColor="text1"/>
+        </w:rPr>
+      </w:pPr>
+      <w:bookmarkStart w:id="12" w:name="_Toc212376353"/>
+      <w:r>
+        <w:rPr>
+          <w:rFonts w:ascii="Times New Roman" w:hAnsi="Times New Roman" w:cs="Times New Roman"/>
+          <w:color w:val="000000" w:themeColor="text1"/>
+        </w:rPr>
+        <w:t>Resultados</w:t>
+      </w:r>
+      <w:bookmarkEnd w:id="12"/>
+    </w:p>
+    <w:p>
+      <w:pPr>
+        <w:ind w:firstLine="0"/>
+        <w:rPr>
+          <w:rFonts w:cs="Times New Roman"/>
+          <w:color w:val="000000" w:themeColor="text1"/>
+        </w:rPr>
+      </w:pPr>
+    </w:p>
+    <w:p>
+      <w:pPr>
+        <w:pStyle w:val="Ttulo1"/>
+        <w:ind w:firstLine="0"/>
+        <w:rPr>
+          <w:rFonts w:ascii="Times New Roman" w:hAnsi="Times New Roman" w:cs="Times New Roman"/>
+          <w:color w:val="000000" w:themeColor="text1"/>
+        </w:rPr>
+      </w:pPr>
+      <w:bookmarkStart w:id="13" w:name="_Toc212376354"/>
+      <w:r>
+        <w:rPr>
+          <w:rFonts w:ascii="Times New Roman" w:hAnsi="Times New Roman" w:cs="Times New Roman"/>
+          <w:color w:val="000000" w:themeColor="text1"/>
+        </w:rPr>
+        <w:t>Conclusiones</w:t>
+      </w:r>
+      <w:bookmarkEnd w:id="13"/>
+    </w:p>
+    <w:p>
+      <w:pPr>
+        <w:ind w:firstLine="0"/>
+        <w:rPr>
+          <w:rFonts w:cs="Times New Roman"/>
+          <w:color w:val="000000" w:themeColor="text1"/>
+        </w:rPr>
+      </w:pPr>
+    </w:p>
+    <w:p>
+      <w:pPr>
+        <w:pStyle w:val="Ttulo1"/>
+        <w:ind w:firstLine="0"/>
+        <w:rPr>
+          <w:rFonts w:ascii="Times New Roman" w:hAnsi="Times New Roman" w:cs="Times New Roman"/>
+          <w:color w:val="000000" w:themeColor="text1"/>
+        </w:rPr>
+      </w:pPr>
+      <w:bookmarkStart w:id="14" w:name="_Toc212376355"/>
+      <w:r>
+        <w:rPr>
+          <w:rFonts w:ascii="Times New Roman" w:hAnsi="Times New Roman" w:cs="Times New Roman"/>
+          <w:color w:val="000000" w:themeColor="text1"/>
+        </w:rPr>
+        <w:lastRenderedPageBreak/>
+        <w:t>Apéndices</w:t>
+      </w:r>
+      <w:bookmarkEnd w:id="14"/>
+    </w:p>
+    <w:p>
+      <w:pPr>
+        <w:pStyle w:val="Ttulo2"/>
+        <w:ind w:firstLine="0"/>
+        <w:rPr>
+          <w:color w:val="000000" w:themeColor="text1"/>
+        </w:rPr>
+      </w:pPr>
+      <w:bookmarkStart w:id="15" w:name="_Toc212376356"/>
+      <w:r>
+        <w:rPr>
+          <w:color w:val="000000" w:themeColor="text1"/>
+        </w:rPr>
+        <w:t>I - Desarrollo de interfaces con APIs</w:t>
+      </w:r>
+      <w:bookmarkEnd w:id="15"/>
+    </w:p>
+    <w:p>
+      <w:pPr>
+        <w:ind w:firstLine="0"/>
+      </w:pPr>
+      <w:r>
+        <w:tab/>
+      </w:r>
+      <w:r>
+        <w:t>Las interfaces de comunicación hacia APIs desarrolladas fueron la de obtención de datos FIRMS y ERA-</w:t>
+      </w:r>
+      <w:r>
+        <w:t xml:space="preserve">5, con respaldo de la documentación </w:t>
+      </w:r>
+      <w:r>
+        <w:fldChar w:fldCharType="begin"/>
+      </w:r>
+      <w:r>
+        <w:instrText xml:space="preserve"> REF _Ref212136804 \r \h </w:instrText>
+      </w:r>
+      <w:r>
+        <w:fldChar w:fldCharType="separate"/>
+      </w:r>
+      <w:r>
+        <w:t>[18]</w:t>
+      </w:r>
+      <w:r>
+        <w:fldChar w:fldCharType="end"/>
+      </w:r>
+      <w:r>
+        <w:t xml:space="preserve"> y </w:t>
+      </w:r>
+      <w:r>
+        <w:fldChar w:fldCharType="begin"/>
+      </w:r>
+      <w:r>
+        <w:instrText xml:space="preserve"> REF _Ref212136813 \r \h </w:instrText>
+      </w:r>
+      <w:r>
+        <w:fldChar w:fldCharType="separate"/>
+      </w:r>
+      <w:r>
+        <w:t>[19]</w:t>
+      </w:r>
+      <w:r>
+        <w:fldChar w:fldCharType="end"/>
+      </w:r>
+      <w:r>
+        <w:t>.</w:t>
+      </w:r>
+    </w:p>
+    <w:p>
+      <w:pPr>
+        <w:keepNext/>
+        <w:ind w:firstLine="0"/>
+        <w:jc w:val="center"/>
+      </w:pPr>
+      <w:r>
+        <w:rPr>
+          <w:noProof/>
+        </w:rPr>
         <w:drawing>
           <wp:inline distT="0" distB="0" distL="0" distR="0" wp14:anchorId="5B09DC76" wp14:editId="2147774C">
             <wp:extent cx="3600000" cy="2047457"/>
@@ -13477,7 +15388,7 @@
                     <pic:cNvPicPr/>
                   </pic:nvPicPr>
                   <pic:blipFill>
-                    <a:blip r:embed="rId15">
+                    <a:blip r:embed="rId21">
                       <a:extLst>
                         <a:ext uri="{28A0092B-C50C-407E-A947-70E740481C1C}">
                           <a14:useLocalDpi xmlns:a14="http://schemas.microsoft.com/office/drawing/2010/main" val="0"/>
@@ -13570,25 +15481,7 @@
           <w:bCs/>
           <w:color w:val="000000" w:themeColor="text1"/>
         </w:rPr>
-        <w:t xml:space="preserve"> - Clase </w:t>
-      </w:r>
-      <w:proofErr w:type="spellStart"/>
-      <w:r>
-        <w:rPr>
-          <w:b/>
-          <w:bCs/>
-          <w:color w:val="000000" w:themeColor="text1"/>
-        </w:rPr>
-        <w:t>FIRMSTools</w:t>
-      </w:r>
-      <w:proofErr w:type="spellEnd"/>
-      <w:r>
-        <w:rPr>
-          <w:b/>
-          <w:bCs/>
-          <w:color w:val="000000" w:themeColor="text1"/>
-        </w:rPr>
-        <w:t xml:space="preserve"> desarrollada.</w:t>
+        <w:t xml:space="preserve"> - Clase FIRMSTools desarrollada.</w:t>
       </w:r>
     </w:p>
     <w:p/>
@@ -13721,7 +15614,7 @@
       <w:r>
         <w:t xml:space="preserve"> </w:t>
       </w:r>
-      <w:hyperlink r:id="rId16" w:history="1">
+      <w:hyperlink r:id="rId22" w:history="1">
         <w:r>
           <w:rPr>
             <w:rStyle w:val="Hipervnculo"/>
@@ -13748,7 +15641,7 @@
       <w:r>
         <w:t xml:space="preserve">Greenpeace. (2025, mayo). </w:t>
       </w:r>
-      <w:hyperlink r:id="rId17" w:history="1">
+      <w:hyperlink r:id="rId23" w:history="1">
         <w:r>
           <w:rPr>
             <w:rStyle w:val="Hipervnculo"/>
@@ -13778,7 +15671,7 @@
       <w:r>
         <w:t xml:space="preserve">Servicio Nacional de Manejo del Fuego. (s.f.). </w:t>
       </w:r>
-      <w:hyperlink r:id="rId18" w:history="1">
+      <w:hyperlink r:id="rId24" w:history="1">
         <w:r>
           <w:rPr>
             <w:rStyle w:val="Hipervnculo"/>
@@ -13808,7 +15701,7 @@
       <w:r>
         <w:t xml:space="preserve">Anzola, J. D., Fuentes, L. D., y Rodríguez, E. M. (2024). </w:t>
       </w:r>
-      <w:hyperlink r:id="rId19" w:history="1">
+      <w:hyperlink r:id="rId25" w:history="1">
         <w:r>
           <w:rPr>
             <w:rStyle w:val="Hipervnculo"/>
@@ -13832,127 +15725,16 @@
         </w:numPr>
       </w:pPr>
       <w:bookmarkStart w:id="22" w:name="_Ref211004224"/>
-      <w:proofErr w:type="spellStart"/>
-      <w:r>
-        <w:t>Liang</w:t>
-      </w:r>
-      <w:proofErr w:type="spellEnd"/>
-      <w:r>
-        <w:t xml:space="preserve">, H., Zhang, M., &amp; Wang, H. (2019). </w:t>
-      </w:r>
-      <w:hyperlink r:id="rId20" w:history="1">
+      <w:r>
+        <w:t xml:space="preserve">Liang, H., Zhang, M., &amp; Wang, H. (2019). </w:t>
+      </w:r>
+      <w:hyperlink r:id="rId26" w:history="1">
         <w:r>
           <w:rPr>
             <w:rStyle w:val="Hipervnculo"/>
           </w:rPr>
-          <w:t xml:space="preserve">A Neural Network </w:t>
+          <w:t>A Neural Network Model for Wildfire Scale Prediction Using Meteorological Factors</w:t>
         </w:r>
-        <w:proofErr w:type="spellStart"/>
-        <w:r>
-          <w:rPr>
-            <w:rStyle w:val="Hipervnculo"/>
-          </w:rPr>
-          <w:t>Model</w:t>
-        </w:r>
-        <w:proofErr w:type="spellEnd"/>
-        <w:r>
-          <w:rPr>
-            <w:rStyle w:val="Hipervnculo"/>
-          </w:rPr>
-          <w:t xml:space="preserve"> </w:t>
-        </w:r>
-        <w:proofErr w:type="spellStart"/>
-        <w:r>
-          <w:rPr>
-            <w:rStyle w:val="Hipervnculo"/>
-          </w:rPr>
-          <w:t>for</w:t>
-        </w:r>
-        <w:proofErr w:type="spellEnd"/>
-        <w:r>
-          <w:rPr>
-            <w:rStyle w:val="Hipervnculo"/>
-          </w:rPr>
-          <w:t xml:space="preserve"> </w:t>
-        </w:r>
-        <w:proofErr w:type="spellStart"/>
-        <w:r>
-          <w:rPr>
-            <w:rStyle w:val="Hipervnculo"/>
-          </w:rPr>
-          <w:t>Wildfire</w:t>
-        </w:r>
-        <w:proofErr w:type="spellEnd"/>
-        <w:r>
-          <w:rPr>
-            <w:rStyle w:val="Hipervnculo"/>
-          </w:rPr>
-          <w:t xml:space="preserve"> </w:t>
-        </w:r>
-        <w:proofErr w:type="spellStart"/>
-        <w:r>
-          <w:rPr>
-            <w:rStyle w:val="Hipervnculo"/>
-          </w:rPr>
-          <w:t>Scale</w:t>
-        </w:r>
-        <w:proofErr w:type="spellEnd"/>
-        <w:r>
-          <w:rPr>
-            <w:rStyle w:val="Hipervnculo"/>
-          </w:rPr>
-          <w:t xml:space="preserve"> </w:t>
-        </w:r>
-        <w:proofErr w:type="spellStart"/>
-        <w:r>
-          <w:rPr>
-            <w:rStyle w:val="Hipervnculo"/>
-          </w:rPr>
-          <w:t>Prediction</w:t>
-        </w:r>
-        <w:proofErr w:type="spellEnd"/>
-        <w:r>
-          <w:rPr>
-            <w:rStyle w:val="Hipervnculo"/>
-          </w:rPr>
-          <w:t xml:space="preserve"> </w:t>
-        </w:r>
-        <w:proofErr w:type="spellStart"/>
-        <w:r>
-          <w:rPr>
-            <w:rStyle w:val="Hipervnculo"/>
-          </w:rPr>
-          <w:t>Using</w:t>
-        </w:r>
-        <w:proofErr w:type="spellEnd"/>
-        <w:r>
-          <w:rPr>
-            <w:rStyle w:val="Hipervnculo"/>
-          </w:rPr>
-          <w:t xml:space="preserve"> </w:t>
-        </w:r>
-        <w:proofErr w:type="spellStart"/>
-        <w:r>
-          <w:rPr>
-            <w:rStyle w:val="Hipervnculo"/>
-          </w:rPr>
-          <w:t>Meteorological</w:t>
-        </w:r>
-        <w:proofErr w:type="spellEnd"/>
-        <w:r>
-          <w:rPr>
-            <w:rStyle w:val="Hipervnculo"/>
-          </w:rPr>
-          <w:t xml:space="preserve"> </w:t>
-        </w:r>
-        <w:proofErr w:type="spellStart"/>
-        <w:r>
-          <w:rPr>
-            <w:rStyle w:val="Hipervnculo"/>
-          </w:rPr>
-          <w:t>Factors</w:t>
-        </w:r>
-        <w:proofErr w:type="spellEnd"/>
       </w:hyperlink>
       <w:r>
         <w:t xml:space="preserve">. </w:t>
@@ -13988,174 +15770,27 @@
         </w:numPr>
       </w:pPr>
       <w:bookmarkStart w:id="23" w:name="_Ref211004487"/>
-      <w:proofErr w:type="spellStart"/>
-      <w:r>
-        <w:t>Piyush</w:t>
-      </w:r>
-      <w:proofErr w:type="spellEnd"/>
-      <w:r>
-        <w:t xml:space="preserve"> Jain, Sean C.P. Coogan, </w:t>
-      </w:r>
-      <w:proofErr w:type="spellStart"/>
-      <w:r>
-        <w:t>Sriram</w:t>
-      </w:r>
-      <w:proofErr w:type="spellEnd"/>
-      <w:r>
-        <w:t xml:space="preserve"> </w:t>
-      </w:r>
-      <w:proofErr w:type="spellStart"/>
-      <w:r>
-        <w:t>Ganapathi</w:t>
-      </w:r>
-      <w:proofErr w:type="spellEnd"/>
-      <w:r>
-        <w:t xml:space="preserve"> </w:t>
-      </w:r>
-      <w:proofErr w:type="spellStart"/>
-      <w:r>
-        <w:t>Subramanian</w:t>
-      </w:r>
-      <w:proofErr w:type="spellEnd"/>
-      <w:r>
-        <w:t xml:space="preserve">, Mark Crowley, Steve Taylor, and Mike D. </w:t>
-      </w:r>
-      <w:proofErr w:type="spellStart"/>
-      <w:r>
-        <w:t>Flannigan</w:t>
-      </w:r>
-      <w:proofErr w:type="spellEnd"/>
-      <w:r>
-        <w:t xml:space="preserve">. 2020. </w:t>
-      </w:r>
-      <w:hyperlink r:id="rId21" w:history="1">
+      <w:r>
+        <w:t xml:space="preserve">Piyush Jain, Sean C.P. Coogan, Sriram Ganapathi Subramanian, Mark Crowley, Steve Taylor, and Mike D. Flannigan. 2020. </w:t>
+      </w:r>
+      <w:hyperlink r:id="rId27" w:history="1">
         <w:r>
           <w:rPr>
             <w:rStyle w:val="Hipervnculo"/>
           </w:rPr>
-          <w:t xml:space="preserve">A </w:t>
+          <w:t>A review of machine learning applications in wildfire science and management</w:t>
         </w:r>
-        <w:proofErr w:type="spellStart"/>
-        <w:r>
-          <w:rPr>
-            <w:rStyle w:val="Hipervnculo"/>
-          </w:rPr>
-          <w:t>review</w:t>
-        </w:r>
-        <w:proofErr w:type="spellEnd"/>
-        <w:r>
-          <w:rPr>
-            <w:rStyle w:val="Hipervnculo"/>
-          </w:rPr>
-          <w:t xml:space="preserve"> </w:t>
-        </w:r>
-        <w:proofErr w:type="spellStart"/>
-        <w:r>
-          <w:rPr>
-            <w:rStyle w:val="Hipervnculo"/>
-          </w:rPr>
-          <w:t>of</w:t>
-        </w:r>
-        <w:proofErr w:type="spellEnd"/>
-        <w:r>
-          <w:rPr>
-            <w:rStyle w:val="Hipervnculo"/>
-          </w:rPr>
-          <w:t xml:space="preserve"> machine </w:t>
-        </w:r>
-        <w:proofErr w:type="spellStart"/>
-        <w:r>
-          <w:rPr>
-            <w:rStyle w:val="Hipervnculo"/>
-          </w:rPr>
-          <w:t>learning</w:t>
-        </w:r>
-        <w:proofErr w:type="spellEnd"/>
-        <w:r>
-          <w:rPr>
-            <w:rStyle w:val="Hipervnculo"/>
-          </w:rPr>
-          <w:t xml:space="preserve"> </w:t>
-        </w:r>
-        <w:proofErr w:type="spellStart"/>
-        <w:r>
-          <w:rPr>
-            <w:rStyle w:val="Hipervnculo"/>
-          </w:rPr>
-          <w:t>applications</w:t>
-        </w:r>
-        <w:proofErr w:type="spellEnd"/>
-        <w:r>
-          <w:rPr>
-            <w:rStyle w:val="Hipervnculo"/>
-          </w:rPr>
-          <w:t xml:space="preserve"> in </w:t>
-        </w:r>
-        <w:proofErr w:type="spellStart"/>
-        <w:r>
-          <w:rPr>
-            <w:rStyle w:val="Hipervnculo"/>
-          </w:rPr>
-          <w:t>wildfire</w:t>
-        </w:r>
-        <w:proofErr w:type="spellEnd"/>
-        <w:r>
-          <w:rPr>
-            <w:rStyle w:val="Hipervnculo"/>
-          </w:rPr>
-          <w:t xml:space="preserve"> </w:t>
-        </w:r>
-        <w:proofErr w:type="spellStart"/>
-        <w:r>
-          <w:rPr>
-            <w:rStyle w:val="Hipervnculo"/>
-          </w:rPr>
-          <w:t>science</w:t>
-        </w:r>
-        <w:proofErr w:type="spellEnd"/>
-        <w:r>
-          <w:rPr>
-            <w:rStyle w:val="Hipervnculo"/>
-          </w:rPr>
-          <w:t xml:space="preserve"> and </w:t>
-        </w:r>
-        <w:proofErr w:type="spellStart"/>
-        <w:r>
-          <w:rPr>
-            <w:rStyle w:val="Hipervnculo"/>
-          </w:rPr>
-          <w:t>management</w:t>
-        </w:r>
-        <w:proofErr w:type="spellEnd"/>
       </w:hyperlink>
       <w:r>
         <w:t>. </w:t>
       </w:r>
-      <w:proofErr w:type="spellStart"/>
       <w:r>
         <w:rPr>
           <w:i/>
           <w:iCs/>
         </w:rPr>
-        <w:t>Environmental</w:t>
-      </w:r>
-      <w:proofErr w:type="spellEnd"/>
-      <w:r>
-        <w:rPr>
-          <w:i/>
-          <w:iCs/>
-        </w:rPr>
-        <w:t xml:space="preserve"> </w:t>
-      </w:r>
-      <w:proofErr w:type="spellStart"/>
-      <w:r>
-        <w:rPr>
-          <w:i/>
-          <w:iCs/>
-        </w:rPr>
-        <w:t>Reviews</w:t>
-      </w:r>
-      <w:proofErr w:type="spellEnd"/>
+        <w:t>Environmental Reviews</w:t>
+      </w:r>
       <w:r>
         <w:t>.</w:t>
       </w:r>
@@ -14173,142 +15808,24 @@
       <w:r>
         <w:t xml:space="preserve">Sengupta, A., &amp; Woodford, B. J. (2025). </w:t>
       </w:r>
-      <w:hyperlink r:id="rId22" w:history="1">
-        <w:proofErr w:type="spellStart"/>
+      <w:hyperlink r:id="rId28" w:history="1">
         <w:r>
           <w:rPr>
             <w:rStyle w:val="Hipervnculo"/>
           </w:rPr>
-          <w:t>Recent</w:t>
+          <w:t>Recent advances in explainable Machine Learning models for wildfire prediction</w:t>
         </w:r>
-        <w:proofErr w:type="spellEnd"/>
-        <w:r>
-          <w:rPr>
-            <w:rStyle w:val="Hipervnculo"/>
-          </w:rPr>
-          <w:t xml:space="preserve"> </w:t>
-        </w:r>
-        <w:proofErr w:type="spellStart"/>
-        <w:r>
-          <w:rPr>
-            <w:rStyle w:val="Hipervnculo"/>
-          </w:rPr>
-          <w:t>advances</w:t>
-        </w:r>
-        <w:proofErr w:type="spellEnd"/>
-        <w:r>
-          <w:rPr>
-            <w:rStyle w:val="Hipervnculo"/>
-          </w:rPr>
-          <w:t xml:space="preserve"> in </w:t>
-        </w:r>
-        <w:proofErr w:type="spellStart"/>
-        <w:r>
-          <w:rPr>
-            <w:rStyle w:val="Hipervnculo"/>
-          </w:rPr>
-          <w:t>explainable</w:t>
-        </w:r>
-        <w:proofErr w:type="spellEnd"/>
-        <w:r>
-          <w:rPr>
-            <w:rStyle w:val="Hipervnculo"/>
-          </w:rPr>
-          <w:t xml:space="preserve"> Machine </w:t>
-        </w:r>
-        <w:proofErr w:type="spellStart"/>
-        <w:r>
-          <w:rPr>
-            <w:rStyle w:val="Hipervnculo"/>
-          </w:rPr>
-          <w:t>Learning</w:t>
-        </w:r>
-        <w:proofErr w:type="spellEnd"/>
-        <w:r>
-          <w:rPr>
-            <w:rStyle w:val="Hipervnculo"/>
-          </w:rPr>
-          <w:t xml:space="preserve"> </w:t>
-        </w:r>
-        <w:proofErr w:type="spellStart"/>
-        <w:r>
-          <w:rPr>
-            <w:rStyle w:val="Hipervnculo"/>
-          </w:rPr>
-          <w:t>models</w:t>
-        </w:r>
-        <w:proofErr w:type="spellEnd"/>
-        <w:r>
-          <w:rPr>
-            <w:rStyle w:val="Hipervnculo"/>
-          </w:rPr>
-          <w:t xml:space="preserve"> </w:t>
-        </w:r>
-        <w:proofErr w:type="spellStart"/>
-        <w:r>
-          <w:rPr>
-            <w:rStyle w:val="Hipervnculo"/>
-          </w:rPr>
-          <w:t>for</w:t>
-        </w:r>
-        <w:proofErr w:type="spellEnd"/>
-        <w:r>
-          <w:rPr>
-            <w:rStyle w:val="Hipervnculo"/>
-          </w:rPr>
-          <w:t xml:space="preserve"> </w:t>
-        </w:r>
-        <w:proofErr w:type="spellStart"/>
-        <w:r>
-          <w:rPr>
-            <w:rStyle w:val="Hipervnculo"/>
-          </w:rPr>
-          <w:t>wildfire</w:t>
-        </w:r>
-        <w:proofErr w:type="spellEnd"/>
-        <w:r>
-          <w:rPr>
-            <w:rStyle w:val="Hipervnculo"/>
-          </w:rPr>
-          <w:t xml:space="preserve"> </w:t>
-        </w:r>
-        <w:proofErr w:type="spellStart"/>
-        <w:r>
-          <w:rPr>
-            <w:rStyle w:val="Hipervnculo"/>
-          </w:rPr>
-          <w:t>prediction</w:t>
-        </w:r>
-        <w:proofErr w:type="spellEnd"/>
       </w:hyperlink>
       <w:r>
         <w:t xml:space="preserve">. </w:t>
       </w:r>
-      <w:proofErr w:type="spellStart"/>
       <w:r>
         <w:rPr>
           <w:i/>
           <w:iCs/>
         </w:rPr>
-        <w:t>Applied</w:t>
-      </w:r>
-      <w:proofErr w:type="spellEnd"/>
-      <w:r>
-        <w:rPr>
-          <w:i/>
-          <w:iCs/>
-        </w:rPr>
-        <w:t xml:space="preserve"> Computing and </w:t>
-      </w:r>
-      <w:proofErr w:type="spellStart"/>
-      <w:r>
-        <w:rPr>
-          <w:i/>
-          <w:iCs/>
-        </w:rPr>
-        <w:t>Geosciences</w:t>
-      </w:r>
-      <w:proofErr w:type="spellEnd"/>
+        <w:t>Applied Computing and Geosciences</w:t>
+      </w:r>
       <w:r>
         <w:t xml:space="preserve">, </w:t>
       </w:r>
@@ -14333,15 +15850,10 @@
         </w:numPr>
       </w:pPr>
       <w:bookmarkStart w:id="25" w:name="_Ref211004985"/>
-      <w:proofErr w:type="spellStart"/>
-      <w:r>
-        <w:t>Cardenas</w:t>
-      </w:r>
-      <w:proofErr w:type="spellEnd"/>
-      <w:r>
-        <w:t xml:space="preserve">, M., Medel, R., Castillo, J., Vázquez, J. C., &amp; Casco, O. (2015). </w:t>
-      </w:r>
-      <w:hyperlink r:id="rId23" w:history="1">
+      <w:r>
+        <w:t xml:space="preserve">Cardenas, M., Medel, R., Castillo, J., Vázquez, J. C., &amp; Casco, O. (2015). </w:t>
+      </w:r>
+      <w:hyperlink r:id="rId29" w:history="1">
         <w:r>
           <w:rPr>
             <w:rStyle w:val="Hipervnculo"/>
@@ -14376,29 +15888,16 @@
         </w:numPr>
       </w:pPr>
       <w:bookmarkStart w:id="26" w:name="_Ref211004995"/>
-      <w:proofErr w:type="spellStart"/>
-      <w:r>
-        <w:t>Martinez</w:t>
-      </w:r>
-      <w:proofErr w:type="spellEnd"/>
-      <w:r>
-        <w:t xml:space="preserve"> Saucedo, A., &amp; Inchausti, P. E. (2020). </w:t>
-      </w:r>
-      <w:hyperlink r:id="rId24" w:history="1">
+      <w:r>
+        <w:t xml:space="preserve">Martinez Saucedo, A., &amp; Inchausti, P. E. (2020). </w:t>
+      </w:r>
+      <w:hyperlink r:id="rId30" w:history="1">
         <w:r>
           <w:rPr>
             <w:rStyle w:val="Hipervnculo"/>
           </w:rPr>
-          <w:t xml:space="preserve">Predicción de incendios forestales mediante modelos de Machine </w:t>
+          <w:t>Predicción de incendios forestales mediante modelos de Machine Learning</w:t>
         </w:r>
-        <w:proofErr w:type="spellStart"/>
-        <w:r>
-          <w:rPr>
-            <w:rStyle w:val="Hipervnculo"/>
-          </w:rPr>
-          <w:t>Learning</w:t>
-        </w:r>
-        <w:proofErr w:type="spellEnd"/>
       </w:hyperlink>
       <w:r>
         <w:t xml:space="preserve">. En </w:t>
@@ -14457,432 +15956,125 @@
       <w:r>
         <w:t>). </w:t>
       </w:r>
-      <w:proofErr w:type="spellStart"/>
-      <w:r>
-        <w:fldChar w:fldCharType="begin"/>
-      </w:r>
-      <w:r>
-        <w:instrText>HYPERLINK "https://www.datascience-pm.com/crisp-dm-2/"</w:instrText>
-      </w:r>
-      <w:r>
-        <w:fldChar w:fldCharType="separate"/>
-      </w:r>
-      <w:r>
-        <w:rPr>
-          <w:rStyle w:val="Hipervnculo"/>
-          <w:i/>
-          <w:iCs/>
-        </w:rPr>
-        <w:t>CRoss-Industry</w:t>
-      </w:r>
-      <w:proofErr w:type="spellEnd"/>
-      <w:r>
-        <w:rPr>
-          <w:rStyle w:val="Hipervnculo"/>
-          <w:i/>
-          <w:iCs/>
-        </w:rPr>
-        <w:t xml:space="preserve"> Standard </w:t>
-      </w:r>
-      <w:proofErr w:type="spellStart"/>
-      <w:r>
-        <w:rPr>
-          <w:rStyle w:val="Hipervnculo"/>
-          <w:i/>
-          <w:iCs/>
-        </w:rPr>
-        <w:t>Process</w:t>
-      </w:r>
-      <w:proofErr w:type="spellEnd"/>
-      <w:r>
-        <w:rPr>
-          <w:rStyle w:val="Hipervnculo"/>
-          <w:i/>
-          <w:iCs/>
-        </w:rPr>
-        <w:t xml:space="preserve"> </w:t>
-      </w:r>
-      <w:proofErr w:type="spellStart"/>
-      <w:r>
-        <w:rPr>
-          <w:rStyle w:val="Hipervnculo"/>
-          <w:i/>
-          <w:iCs/>
-        </w:rPr>
-        <w:t>for</w:t>
-      </w:r>
-      <w:proofErr w:type="spellEnd"/>
-      <w:r>
-        <w:rPr>
-          <w:rStyle w:val="Hipervnculo"/>
-          <w:i/>
-          <w:iCs/>
-        </w:rPr>
-        <w:t xml:space="preserve"> Data </w:t>
-      </w:r>
-      <w:proofErr w:type="spellStart"/>
-      <w:r>
-        <w:rPr>
-          <w:rStyle w:val="Hipervnculo"/>
-          <w:i/>
-          <w:iCs/>
-        </w:rPr>
-        <w:t>Mining</w:t>
-      </w:r>
-      <w:proofErr w:type="spellEnd"/>
-      <w:r>
-        <w:rPr>
-          <w:rStyle w:val="Hipervnculo"/>
-          <w:i/>
-          <w:iCs/>
-        </w:rPr>
-        <w:t xml:space="preserve"> (CRISP-DM)</w:t>
-      </w:r>
-      <w:r>
-        <w:fldChar w:fldCharType="end"/>
-      </w:r>
-      <w:r>
-        <w:t>.</w:t>
-      </w:r>
-      <w:bookmarkEnd w:id="28"/>
-      <w:r>
-        <w:t xml:space="preserve"> </w:t>
-      </w:r>
-    </w:p>
-    <w:p>
-      <w:pPr>
-        <w:pStyle w:val="Prrafodelista"/>
-        <w:numPr>
-          <w:ilvl w:val="0"/>
-          <w:numId w:val="1"/>
-        </w:numPr>
-      </w:pPr>
-      <w:bookmarkStart w:id="30" w:name="_Ref211003510"/>
-      <w:r>
-        <w:t xml:space="preserve">Barber, Q. E., Jain, P., Whitman, E., Thompson, D. K., </w:t>
-      </w:r>
-      <w:proofErr w:type="spellStart"/>
-      <w:r>
-        <w:t>Guindon</w:t>
-      </w:r>
-      <w:proofErr w:type="spellEnd"/>
-      <w:r>
-        <w:t xml:space="preserve">, L., Parks, S. A., Wang, X., </w:t>
-      </w:r>
-      <w:proofErr w:type="spellStart"/>
-      <w:r>
-        <w:t>Hethcoat</w:t>
-      </w:r>
-      <w:proofErr w:type="spellEnd"/>
-      <w:r>
-        <w:t xml:space="preserve">, M. G., &amp; </w:t>
-      </w:r>
-      <w:proofErr w:type="spellStart"/>
-      <w:r>
-        <w:t>Parisien</w:t>
-      </w:r>
-      <w:proofErr w:type="spellEnd"/>
-      <w:r>
-        <w:t xml:space="preserve">, M. A. (2024). </w:t>
-      </w:r>
-      <w:hyperlink r:id="rId25" w:history="1">
-        <w:proofErr w:type="spellStart"/>
-        <w:r>
-          <w:rPr>
-            <w:rStyle w:val="Hipervnculo"/>
-          </w:rPr>
-          <w:t>The</w:t>
-        </w:r>
-        <w:proofErr w:type="spellEnd"/>
-        <w:r>
-          <w:rPr>
-            <w:rStyle w:val="Hipervnculo"/>
-          </w:rPr>
-          <w:t xml:space="preserve"> Canadian </w:t>
-        </w:r>
-        <w:proofErr w:type="spellStart"/>
-        <w:r>
-          <w:rPr>
-            <w:rStyle w:val="Hipervnculo"/>
-          </w:rPr>
-          <w:t>Fire</w:t>
-        </w:r>
-        <w:proofErr w:type="spellEnd"/>
-        <w:r>
-          <w:rPr>
-            <w:rStyle w:val="Hipervnculo"/>
-          </w:rPr>
-          <w:t xml:space="preserve"> Spread </w:t>
-        </w:r>
-        <w:proofErr w:type="spellStart"/>
-        <w:r>
-          <w:rPr>
-            <w:rStyle w:val="Hipervnculo"/>
-          </w:rPr>
-          <w:t>Dataset</w:t>
-        </w:r>
-        <w:proofErr w:type="spellEnd"/>
-      </w:hyperlink>
-      <w:r>
-        <w:t>. </w:t>
-      </w:r>
-      <w:proofErr w:type="spellStart"/>
-      <w:r>
-        <w:rPr>
-          <w:i/>
-          <w:iCs/>
-        </w:rPr>
-        <w:t>Scientific</w:t>
-      </w:r>
-      <w:proofErr w:type="spellEnd"/>
-      <w:r>
-        <w:rPr>
-          <w:i/>
-          <w:iCs/>
-        </w:rPr>
-        <w:t xml:space="preserve"> data</w:t>
-      </w:r>
-      <w:r>
-        <w:t>, </w:t>
-      </w:r>
-      <w:r>
-        <w:rPr>
-          <w:i/>
-          <w:iCs/>
-        </w:rPr>
-        <w:t>11</w:t>
-      </w:r>
-      <w:r>
-        <w:t>(1), 764.</w:t>
-      </w:r>
-      <w:bookmarkEnd w:id="29"/>
-      <w:bookmarkEnd w:id="30"/>
-      <w:r>
-        <w:t xml:space="preserve"> </w:t>
-      </w:r>
-    </w:p>
-    <w:p>
-      <w:pPr>
-        <w:pStyle w:val="Prrafodelista"/>
-        <w:numPr>
-          <w:ilvl w:val="0"/>
-          <w:numId w:val="1"/>
-        </w:numPr>
-      </w:pPr>
-      <w:bookmarkStart w:id="31" w:name="_Ref212572650"/>
-      <w:r>
-        <w:t xml:space="preserve">Muñoz Sabater, J. (2019): </w:t>
-      </w:r>
-      <w:hyperlink r:id="rId26" w:history="1">
-        <w:r>
-          <w:rPr>
-            <w:rStyle w:val="Hipervnculo"/>
-          </w:rPr>
-          <w:t xml:space="preserve">ERA5-Land </w:t>
-        </w:r>
-        <w:proofErr w:type="spellStart"/>
-        <w:r>
-          <w:rPr>
-            <w:rStyle w:val="Hipervnculo"/>
-          </w:rPr>
-          <w:t>hourly</w:t>
-        </w:r>
-        <w:proofErr w:type="spellEnd"/>
-        <w:r>
-          <w:rPr>
-            <w:rStyle w:val="Hipervnculo"/>
-          </w:rPr>
-          <w:t xml:space="preserve"> data </w:t>
-        </w:r>
-        <w:proofErr w:type="spellStart"/>
-        <w:r>
-          <w:rPr>
-            <w:rStyle w:val="Hipervnculo"/>
-          </w:rPr>
-          <w:t>from</w:t>
-        </w:r>
-        <w:proofErr w:type="spellEnd"/>
-        <w:r>
-          <w:rPr>
-            <w:rStyle w:val="Hipervnculo"/>
-          </w:rPr>
-          <w:t xml:space="preserve"> 1950 </w:t>
-        </w:r>
-        <w:proofErr w:type="spellStart"/>
-        <w:r>
-          <w:rPr>
-            <w:rStyle w:val="Hipervnculo"/>
-          </w:rPr>
-          <w:t>to</w:t>
-        </w:r>
-        <w:proofErr w:type="spellEnd"/>
-        <w:r>
-          <w:rPr>
-            <w:rStyle w:val="Hipervnculo"/>
-          </w:rPr>
-          <w:t xml:space="preserve"> </w:t>
-        </w:r>
-        <w:proofErr w:type="spellStart"/>
-        <w:r>
-          <w:rPr>
-            <w:rStyle w:val="Hipervnculo"/>
-          </w:rPr>
-          <w:t>present</w:t>
-        </w:r>
-        <w:proofErr w:type="spellEnd"/>
-      </w:hyperlink>
-      <w:r>
-        <w:t xml:space="preserve">. </w:t>
-      </w:r>
-      <w:proofErr w:type="spellStart"/>
-      <w:r>
-        <w:t>Copernicus</w:t>
-      </w:r>
-      <w:proofErr w:type="spellEnd"/>
-      <w:r>
-        <w:t xml:space="preserve"> </w:t>
-      </w:r>
-      <w:proofErr w:type="spellStart"/>
-      <w:r>
-        <w:t>Climate</w:t>
-      </w:r>
-      <w:proofErr w:type="spellEnd"/>
-      <w:r>
-        <w:t xml:space="preserve"> Change </w:t>
-      </w:r>
-      <w:proofErr w:type="spellStart"/>
-      <w:r>
-        <w:t>Service</w:t>
-      </w:r>
-      <w:proofErr w:type="spellEnd"/>
-      <w:r>
-        <w:t xml:space="preserve"> (C3S) </w:t>
-      </w:r>
-      <w:proofErr w:type="spellStart"/>
-      <w:r>
-        <w:t>Climate</w:t>
-      </w:r>
-      <w:proofErr w:type="spellEnd"/>
-      <w:r>
-        <w:t xml:space="preserve"> Data Store (CDS).</w:t>
-      </w:r>
-      <w:bookmarkEnd w:id="31"/>
-      <w:r>
-        <w:t> </w:t>
-      </w:r>
-    </w:p>
-    <w:p>
-      <w:pPr>
-        <w:pStyle w:val="Prrafodelista"/>
-        <w:numPr>
-          <w:ilvl w:val="0"/>
-          <w:numId w:val="1"/>
-        </w:numPr>
-      </w:pPr>
-      <w:proofErr w:type="spellStart"/>
-      <w:r>
-        <w:t>European</w:t>
-      </w:r>
-      <w:proofErr w:type="spellEnd"/>
-      <w:r>
-        <w:t xml:space="preserve"> Centre </w:t>
-      </w:r>
-      <w:proofErr w:type="spellStart"/>
-      <w:r>
-        <w:t>for</w:t>
-      </w:r>
-      <w:proofErr w:type="spellEnd"/>
-      <w:r>
-        <w:t xml:space="preserve"> Medium-</w:t>
-      </w:r>
-      <w:proofErr w:type="spellStart"/>
-      <w:r>
-        <w:t>Range</w:t>
-      </w:r>
-      <w:proofErr w:type="spellEnd"/>
-      <w:r>
-        <w:t xml:space="preserve"> </w:t>
-      </w:r>
-      <w:proofErr w:type="spellStart"/>
-      <w:r>
-        <w:t>Weather</w:t>
-      </w:r>
-      <w:proofErr w:type="spellEnd"/>
-      <w:r>
-        <w:t xml:space="preserve"> </w:t>
-      </w:r>
-      <w:proofErr w:type="spellStart"/>
-      <w:r>
-        <w:t>Forecasts</w:t>
-      </w:r>
-      <w:proofErr w:type="spellEnd"/>
-      <w:r>
-        <w:t>. (2024). </w:t>
-      </w:r>
-      <w:hyperlink r:id="rId27" w:history="1">
+      <w:hyperlink r:id="rId31" w:history="1">
         <w:r>
           <w:rPr>
             <w:rStyle w:val="Hipervnculo"/>
             <w:i/>
             <w:iCs/>
           </w:rPr>
-          <w:t xml:space="preserve">3.3 </w:t>
+          <w:t>CRoss-Industry Standard Process for Data Mining (CRISP-DM)</w:t>
         </w:r>
-        <w:proofErr w:type="spellStart"/>
+      </w:hyperlink>
+      <w:r>
+        <w:t>.</w:t>
+      </w:r>
+      <w:bookmarkEnd w:id="28"/>
+      <w:r>
+        <w:t xml:space="preserve"> </w:t>
+      </w:r>
+    </w:p>
+    <w:p>
+      <w:pPr>
+        <w:pStyle w:val="Prrafodelista"/>
+        <w:numPr>
+          <w:ilvl w:val="0"/>
+          <w:numId w:val="1"/>
+        </w:numPr>
+      </w:pPr>
+      <w:bookmarkStart w:id="30" w:name="_Ref211003510"/>
+      <w:r>
+        <w:lastRenderedPageBreak/>
+        <w:t xml:space="preserve">Barber, Q. E., Jain, P., Whitman, E., Thompson, D. K., Guindon, L., Parks, S. A., Wang, X., Hethcoat, M. G., &amp; Parisien, M. A. (2024). </w:t>
+      </w:r>
+      <w:hyperlink r:id="rId32" w:history="1">
+        <w:r>
+          <w:rPr>
+            <w:rStyle w:val="Hipervnculo"/>
+          </w:rPr>
+          <w:t>The Canadian Fire Spread Dataset</w:t>
+        </w:r>
+      </w:hyperlink>
+      <w:r>
+        <w:t>. </w:t>
+      </w:r>
+      <w:r>
+        <w:rPr>
+          <w:i/>
+          <w:iCs/>
+        </w:rPr>
+        <w:t>Scientific data</w:t>
+      </w:r>
+      <w:r>
+        <w:t>, </w:t>
+      </w:r>
+      <w:r>
+        <w:rPr>
+          <w:i/>
+          <w:iCs/>
+        </w:rPr>
+        <w:t>11</w:t>
+      </w:r>
+      <w:r>
+        <w:t>(1), 764.</w:t>
+      </w:r>
+      <w:bookmarkEnd w:id="29"/>
+      <w:bookmarkEnd w:id="30"/>
+      <w:r>
+        <w:t xml:space="preserve"> </w:t>
+      </w:r>
+    </w:p>
+    <w:p>
+      <w:pPr>
+        <w:pStyle w:val="Prrafodelista"/>
+        <w:numPr>
+          <w:ilvl w:val="0"/>
+          <w:numId w:val="1"/>
+        </w:numPr>
+      </w:pPr>
+      <w:bookmarkStart w:id="31" w:name="_Ref212572650"/>
+      <w:r>
+        <w:t xml:space="preserve">Muñoz Sabater, J. (2019): </w:t>
+      </w:r>
+      <w:hyperlink r:id="rId33" w:history="1">
+        <w:r>
+          <w:rPr>
+            <w:rStyle w:val="Hipervnculo"/>
+          </w:rPr>
+          <w:t>ERA5-Land hourly data from 1950 to present</w:t>
+        </w:r>
+      </w:hyperlink>
+      <w:r>
+        <w:t>. Copernicus Climate Change Service (C3S) Climate Data Store (CDS).</w:t>
+      </w:r>
+      <w:bookmarkEnd w:id="31"/>
+      <w:r>
+        <w:t> </w:t>
+      </w:r>
+    </w:p>
+    <w:p>
+      <w:pPr>
+        <w:pStyle w:val="Prrafodelista"/>
+        <w:numPr>
+          <w:ilvl w:val="0"/>
+          <w:numId w:val="1"/>
+        </w:numPr>
+      </w:pPr>
+      <w:r>
+        <w:t>European Centre for Medium-Range Weather Forecasts. (2024). </w:t>
+      </w:r>
+      <w:hyperlink r:id="rId34" w:history="1">
         <w:r>
           <w:rPr>
             <w:rStyle w:val="Hipervnculo"/>
             <w:i/>
             <w:iCs/>
           </w:rPr>
-          <w:t>OpenIFS</w:t>
-        </w:r>
-        <w:proofErr w:type="spellEnd"/>
-        <w:r>
-          <w:rPr>
-            <w:rStyle w:val="Hipervnculo"/>
-            <w:i/>
-            <w:iCs/>
-          </w:rPr>
-          <w:t xml:space="preserve">: Surface </w:t>
-        </w:r>
-        <w:proofErr w:type="spellStart"/>
-        <w:r>
-          <w:rPr>
-            <w:rStyle w:val="Hipervnculo"/>
-            <w:i/>
-            <w:iCs/>
-          </w:rPr>
-          <w:t>Model</w:t>
-        </w:r>
-        <w:proofErr w:type="spellEnd"/>
-        <w:r>
-          <w:rPr>
-            <w:rStyle w:val="Hipervnculo"/>
-            <w:i/>
-            <w:iCs/>
-          </w:rPr>
-          <w:t xml:space="preserve"> HTESSEL</w:t>
+          <w:t>3.3 OpenIFS: Surface Model HTESSEL</w:t>
         </w:r>
       </w:hyperlink>
       <w:r>
-        <w:t xml:space="preserve">. </w:t>
-      </w:r>
-      <w:proofErr w:type="spellStart"/>
-      <w:r>
-        <w:t>OpenIFS</w:t>
-      </w:r>
-      <w:proofErr w:type="spellEnd"/>
-      <w:r>
-        <w:t xml:space="preserve"> </w:t>
-      </w:r>
-      <w:proofErr w:type="spellStart"/>
-      <w:r>
-        <w:t>Documentation</w:t>
-      </w:r>
-      <w:proofErr w:type="spellEnd"/>
-      <w:r>
-        <w:t>.</w:t>
+        <w:t>. OpenIFS Documentation.</w:t>
       </w:r>
     </w:p>
     <w:p>
@@ -14895,10 +16087,9 @@
       </w:pPr>
       <w:bookmarkStart w:id="32" w:name="_Ref211360730"/>
       <w:r>
-        <w:lastRenderedPageBreak/>
         <w:t>Comisión Nacional de Actividades Espaciales. (s. f.). </w:t>
       </w:r>
-      <w:hyperlink r:id="rId28" w:history="1">
+      <w:hyperlink r:id="rId35" w:history="1">
         <w:r>
           <w:rPr>
             <w:rStyle w:val="Hipervnculo"/>
@@ -14925,150 +16116,18 @@
       <w:r>
         <w:t>NASA. </w:t>
       </w:r>
-      <w:proofErr w:type="spellStart"/>
-      <w:r>
-        <w:fldChar w:fldCharType="begin"/>
-      </w:r>
-      <w:r>
-        <w:instrText>HYPERLINK "https://firms.modaps.eosdis.nasa.gov/"</w:instrText>
-      </w:r>
-      <w:r>
-        <w:fldChar w:fldCharType="separate"/>
-      </w:r>
-      <w:r>
-        <w:rPr>
-          <w:rStyle w:val="Hipervnculo"/>
-          <w:i/>
-          <w:iCs/>
-        </w:rPr>
-        <w:t>Fire</w:t>
-      </w:r>
-      <w:proofErr w:type="spellEnd"/>
-      <w:r>
-        <w:rPr>
-          <w:rStyle w:val="Hipervnculo"/>
-          <w:i/>
-          <w:iCs/>
-        </w:rPr>
-        <w:t xml:space="preserve"> </w:t>
-      </w:r>
-      <w:proofErr w:type="spellStart"/>
-      <w:r>
-        <w:rPr>
-          <w:rStyle w:val="Hipervnculo"/>
-          <w:i/>
-          <w:iCs/>
-        </w:rPr>
-        <w:t>Information</w:t>
-      </w:r>
-      <w:proofErr w:type="spellEnd"/>
-      <w:r>
-        <w:rPr>
-          <w:rStyle w:val="Hipervnculo"/>
-          <w:i/>
-          <w:iCs/>
-        </w:rPr>
-        <w:t xml:space="preserve"> </w:t>
-      </w:r>
-      <w:proofErr w:type="spellStart"/>
-      <w:r>
-        <w:rPr>
-          <w:rStyle w:val="Hipervnculo"/>
-          <w:i/>
-          <w:iCs/>
-        </w:rPr>
-        <w:t>for</w:t>
-      </w:r>
-      <w:proofErr w:type="spellEnd"/>
-      <w:r>
-        <w:rPr>
-          <w:rStyle w:val="Hipervnculo"/>
-          <w:i/>
-          <w:iCs/>
-        </w:rPr>
-        <w:t xml:space="preserve"> </w:t>
-      </w:r>
-      <w:proofErr w:type="spellStart"/>
-      <w:r>
-        <w:rPr>
-          <w:rStyle w:val="Hipervnculo"/>
-          <w:i/>
-          <w:iCs/>
-        </w:rPr>
-        <w:t>Resource</w:t>
-      </w:r>
-      <w:proofErr w:type="spellEnd"/>
-      <w:r>
-        <w:rPr>
-          <w:rStyle w:val="Hipervnculo"/>
-          <w:i/>
-          <w:iCs/>
-        </w:rPr>
-        <w:t xml:space="preserve"> Management </w:t>
-      </w:r>
-      <w:proofErr w:type="spellStart"/>
-      <w:r>
-        <w:rPr>
-          <w:rStyle w:val="Hipervnculo"/>
-          <w:i/>
-          <w:iCs/>
-        </w:rPr>
-        <w:t>System</w:t>
-      </w:r>
-      <w:proofErr w:type="spellEnd"/>
-      <w:r>
-        <w:rPr>
-          <w:rStyle w:val="Hipervnculo"/>
-          <w:i/>
-          <w:iCs/>
-        </w:rPr>
-        <w:t xml:space="preserve"> (FIRMS)</w:t>
-      </w:r>
-      <w:r>
-        <w:fldChar w:fldCharType="end"/>
-      </w:r>
-      <w:r>
-        <w:t xml:space="preserve">. NASA </w:t>
-      </w:r>
-      <w:proofErr w:type="spellStart"/>
-      <w:r>
-        <w:t>Earth</w:t>
-      </w:r>
-      <w:proofErr w:type="spellEnd"/>
-      <w:r>
-        <w:t xml:space="preserve"> </w:t>
-      </w:r>
-      <w:proofErr w:type="spellStart"/>
-      <w:r>
-        <w:t>Observing</w:t>
-      </w:r>
-      <w:proofErr w:type="spellEnd"/>
-      <w:r>
-        <w:t xml:space="preserve"> </w:t>
-      </w:r>
-      <w:proofErr w:type="spellStart"/>
-      <w:r>
-        <w:t>System</w:t>
-      </w:r>
-      <w:proofErr w:type="spellEnd"/>
-      <w:r>
-        <w:t xml:space="preserve"> Data and </w:t>
-      </w:r>
-      <w:proofErr w:type="spellStart"/>
-      <w:r>
-        <w:t>Information</w:t>
-      </w:r>
-      <w:proofErr w:type="spellEnd"/>
-      <w:r>
-        <w:t xml:space="preserve"> </w:t>
-      </w:r>
-      <w:proofErr w:type="spellStart"/>
-      <w:r>
-        <w:t>System</w:t>
-      </w:r>
-      <w:proofErr w:type="spellEnd"/>
-      <w:r>
-        <w:t xml:space="preserve"> (EOSDIS).</w:t>
+      <w:hyperlink r:id="rId36" w:history="1">
+        <w:r>
+          <w:rPr>
+            <w:rStyle w:val="Hipervnculo"/>
+            <w:i/>
+            <w:iCs/>
+          </w:rPr>
+          <w:t>Fire Information for Resource Management System (FIRMS)</w:t>
+        </w:r>
+      </w:hyperlink>
+      <w:r>
+        <w:t>. NASA Earth Observing System Data and Information System (EOSDIS).</w:t>
       </w:r>
       <w:bookmarkEnd w:id="33"/>
     </w:p>
@@ -15094,131 +16153,15 @@
         <w:t xml:space="preserve">, ISBN: </w:t>
       </w:r>
       <w:r>
-        <w:t xml:space="preserve">0-662-15198-4, Canadian </w:t>
-      </w:r>
-      <w:proofErr w:type="spellStart"/>
-      <w:r>
-        <w:t>Forestry</w:t>
-      </w:r>
-      <w:proofErr w:type="spellEnd"/>
-      <w:r>
-        <w:t xml:space="preserve"> </w:t>
-      </w:r>
-      <w:proofErr w:type="spellStart"/>
-      <w:r>
-        <w:t>Service</w:t>
-      </w:r>
-      <w:proofErr w:type="spellEnd"/>
-      <w:r>
-        <w:t xml:space="preserve">, </w:t>
-      </w:r>
-      <w:hyperlink r:id="rId29" w:history="1">
-        <w:proofErr w:type="spellStart"/>
+        <w:t xml:space="preserve">0-662-15198-4, Canadian Forestry Service, </w:t>
+      </w:r>
+      <w:hyperlink r:id="rId37" w:history="1">
         <w:r>
           <w:rPr>
             <w:rStyle w:val="Hipervnculo"/>
           </w:rPr>
-          <w:t>Development</w:t>
+          <w:t>Development and structure of the Canadian Forest Fire Weather Index System</w:t>
         </w:r>
-        <w:proofErr w:type="spellEnd"/>
-        <w:r>
-          <w:rPr>
-            <w:rStyle w:val="Hipervnculo"/>
-          </w:rPr>
-          <w:t xml:space="preserve"> and </w:t>
-        </w:r>
-        <w:proofErr w:type="spellStart"/>
-        <w:r>
-          <w:rPr>
-            <w:rStyle w:val="Hipervnculo"/>
-          </w:rPr>
-          <w:t>structure</w:t>
-        </w:r>
-        <w:proofErr w:type="spellEnd"/>
-        <w:r>
-          <w:rPr>
-            <w:rStyle w:val="Hipervnculo"/>
-          </w:rPr>
-          <w:t xml:space="preserve"> </w:t>
-        </w:r>
-        <w:proofErr w:type="spellStart"/>
-        <w:r>
-          <w:rPr>
-            <w:rStyle w:val="Hipervnculo"/>
-          </w:rPr>
-          <w:t>of</w:t>
-        </w:r>
-        <w:proofErr w:type="spellEnd"/>
-        <w:r>
-          <w:rPr>
-            <w:rStyle w:val="Hipervnculo"/>
-          </w:rPr>
-          <w:t xml:space="preserve"> </w:t>
-        </w:r>
-        <w:proofErr w:type="spellStart"/>
-        <w:r>
-          <w:rPr>
-            <w:rStyle w:val="Hipervnculo"/>
-          </w:rPr>
-          <w:t>the</w:t>
-        </w:r>
-        <w:proofErr w:type="spellEnd"/>
-        <w:r>
-          <w:rPr>
-            <w:rStyle w:val="Hipervnculo"/>
-          </w:rPr>
-          <w:t xml:space="preserve"> Canadian Forest </w:t>
-        </w:r>
-        <w:proofErr w:type="spellStart"/>
-        <w:r>
-          <w:rPr>
-            <w:rStyle w:val="Hipervnculo"/>
-          </w:rPr>
-          <w:t>Fire</w:t>
-        </w:r>
-        <w:proofErr w:type="spellEnd"/>
-        <w:r>
-          <w:rPr>
-            <w:rStyle w:val="Hipervnculo"/>
-          </w:rPr>
-          <w:t xml:space="preserve"> </w:t>
-        </w:r>
-        <w:proofErr w:type="spellStart"/>
-        <w:r>
-          <w:rPr>
-            <w:rStyle w:val="Hipervnculo"/>
-          </w:rPr>
-          <w:t>Weather</w:t>
-        </w:r>
-        <w:proofErr w:type="spellEnd"/>
-        <w:r>
-          <w:rPr>
-            <w:rStyle w:val="Hipervnculo"/>
-          </w:rPr>
-          <w:t xml:space="preserve"> </w:t>
-        </w:r>
-        <w:proofErr w:type="spellStart"/>
-        <w:r>
-          <w:rPr>
-            <w:rStyle w:val="Hipervnculo"/>
-          </w:rPr>
-          <w:t>Index</w:t>
-        </w:r>
-        <w:proofErr w:type="spellEnd"/>
-        <w:r>
-          <w:rPr>
-            <w:rStyle w:val="Hipervnculo"/>
-          </w:rPr>
-          <w:t xml:space="preserve"> </w:t>
-        </w:r>
-        <w:proofErr w:type="spellStart"/>
-        <w:r>
-          <w:rPr>
-            <w:rStyle w:val="Hipervnculo"/>
-          </w:rPr>
-          <w:t>System</w:t>
-        </w:r>
-        <w:proofErr w:type="spellEnd"/>
       </w:hyperlink>
       <w:r>
         <w:t>, (1987)</w:t>
@@ -15237,13 +16180,8 @@
         </w:numPr>
       </w:pPr>
       <w:bookmarkStart w:id="35" w:name="_Ref212141874"/>
-      <w:proofErr w:type="spellStart"/>
-      <w:r>
-        <w:t>wxedward</w:t>
-      </w:r>
-      <w:proofErr w:type="spellEnd"/>
-      <w:r>
-        <w:t xml:space="preserve"> (</w:t>
+      <w:r>
+        <w:t>wxedward (</w:t>
       </w:r>
       <w:r>
         <w:t>2024</w:t>
@@ -15263,7 +16201,7 @@
       <w:r>
         <w:t>). </w:t>
       </w:r>
-      <w:hyperlink r:id="rId30" w:history="1">
+      <w:hyperlink r:id="rId38" w:history="1">
         <w:r>
           <w:rPr>
             <w:rStyle w:val="Hipervnculo"/>
@@ -15272,7 +16210,6 @@
           </w:rPr>
           <w:t xml:space="preserve">FIRMS: </w:t>
         </w:r>
-        <w:proofErr w:type="spellStart"/>
         <w:proofErr w:type="gramStart"/>
         <w:r>
           <w:rPr>
@@ -15280,88 +16217,7 @@
             <w:i/>
             <w:iCs/>
           </w:rPr>
-          <w:t>What</w:t>
-        </w:r>
-        <w:proofErr w:type="spellEnd"/>
-        <w:r>
-          <w:rPr>
-            <w:rStyle w:val="Hipervnculo"/>
-            <w:i/>
-            <w:iCs/>
-          </w:rPr>
-          <w:t xml:space="preserve"> </w:t>
-        </w:r>
-        <w:proofErr w:type="spellStart"/>
-        <w:r>
-          <w:rPr>
-            <w:rStyle w:val="Hipervnculo"/>
-            <w:i/>
-            <w:iCs/>
-          </w:rPr>
-          <w:t>is</w:t>
-        </w:r>
-        <w:proofErr w:type="spellEnd"/>
-        <w:r>
-          <w:rPr>
-            <w:rStyle w:val="Hipervnculo"/>
-            <w:i/>
-            <w:iCs/>
-          </w:rPr>
-          <w:t xml:space="preserve"> </w:t>
-        </w:r>
-        <w:proofErr w:type="spellStart"/>
-        <w:r>
-          <w:rPr>
-            <w:rStyle w:val="Hipervnculo"/>
-            <w:i/>
-            <w:iCs/>
-          </w:rPr>
-          <w:t>the</w:t>
-        </w:r>
-        <w:proofErr w:type="spellEnd"/>
-        <w:r>
-          <w:rPr>
-            <w:rStyle w:val="Hipervnculo"/>
-            <w:i/>
-            <w:iCs/>
-          </w:rPr>
-          <w:t xml:space="preserve"> </w:t>
-        </w:r>
-        <w:proofErr w:type="spellStart"/>
-        <w:r>
-          <w:rPr>
-            <w:rStyle w:val="Hipervnculo"/>
-            <w:i/>
-            <w:iCs/>
-          </w:rPr>
-          <w:t>detection</w:t>
-        </w:r>
-        <w:proofErr w:type="spellEnd"/>
-        <w:r>
-          <w:rPr>
-            <w:rStyle w:val="Hipervnculo"/>
-            <w:i/>
-            <w:iCs/>
-          </w:rPr>
-          <w:t xml:space="preserve"> </w:t>
-        </w:r>
-        <w:proofErr w:type="spellStart"/>
-        <w:r>
-          <w:rPr>
-            <w:rStyle w:val="Hipervnculo"/>
-            <w:i/>
-            <w:iCs/>
-          </w:rPr>
-          <w:t>confidence</w:t>
-        </w:r>
-        <w:proofErr w:type="spellEnd"/>
-        <w:r>
-          <w:rPr>
-            <w:rStyle w:val="Hipervnculo"/>
-            <w:i/>
-            <w:iCs/>
-          </w:rPr>
-          <w:t>?</w:t>
+          <w:t>What is the detection confidence?</w:t>
         </w:r>
         <w:proofErr w:type="gramEnd"/>
         <w:r>
@@ -15370,22 +16226,9 @@
           </w:rPr>
           <w:t> </w:t>
         </w:r>
-        <w:proofErr w:type="spellStart"/>
       </w:hyperlink>
       <w:r>
-        <w:t>Earthdata</w:t>
-      </w:r>
-      <w:proofErr w:type="spellEnd"/>
-      <w:r>
-        <w:t xml:space="preserve"> </w:t>
-      </w:r>
-      <w:proofErr w:type="spellStart"/>
-      <w:r>
-        <w:t>Forum</w:t>
-      </w:r>
-      <w:proofErr w:type="spellEnd"/>
-      <w:r>
-        <w:t>.</w:t>
+        <w:t>Earthdata Forum.</w:t>
       </w:r>
       <w:bookmarkEnd w:id="35"/>
     </w:p>
@@ -15406,82 +16249,17 @@
           <w:i/>
           <w:iCs/>
         </w:rPr>
-        <w:t xml:space="preserve">FIRMS Web </w:t>
-      </w:r>
-      <w:proofErr w:type="spellStart"/>
-      <w:r>
-        <w:rPr>
-          <w:i/>
-          <w:iCs/>
-        </w:rPr>
-        <w:t>Services</w:t>
-      </w:r>
-      <w:proofErr w:type="spellEnd"/>
+        <w:t>FIRMS Web Services</w:t>
+      </w:r>
       <w:r>
         <w:t xml:space="preserve">. </w:t>
       </w:r>
-      <w:hyperlink r:id="rId31" w:history="1">
+      <w:hyperlink r:id="rId39" w:history="1">
         <w:r>
           <w:rPr>
             <w:rStyle w:val="Hipervnculo"/>
           </w:rPr>
-          <w:t xml:space="preserve">NASA </w:t>
-        </w:r>
-        <w:proofErr w:type="spellStart"/>
-        <w:r>
-          <w:rPr>
-            <w:rStyle w:val="Hipervnculo"/>
-          </w:rPr>
-          <w:t>Earth</w:t>
-        </w:r>
-        <w:proofErr w:type="spellEnd"/>
-        <w:r>
-          <w:rPr>
-            <w:rStyle w:val="Hipervnculo"/>
-          </w:rPr>
-          <w:t xml:space="preserve"> </w:t>
-        </w:r>
-        <w:proofErr w:type="spellStart"/>
-        <w:r>
-          <w:rPr>
-            <w:rStyle w:val="Hipervnculo"/>
-          </w:rPr>
-          <w:t>Science</w:t>
-        </w:r>
-        <w:proofErr w:type="spellEnd"/>
-        <w:r>
-          <w:rPr>
-            <w:rStyle w:val="Hipervnculo"/>
-          </w:rPr>
-          <w:t xml:space="preserve"> Data and </w:t>
-        </w:r>
-        <w:proofErr w:type="spellStart"/>
-        <w:r>
-          <w:rPr>
-            <w:rStyle w:val="Hipervnculo"/>
-          </w:rPr>
-          <w:t>Information</w:t>
-        </w:r>
-        <w:proofErr w:type="spellEnd"/>
-        <w:r>
-          <w:rPr>
-            <w:rStyle w:val="Hipervnculo"/>
-          </w:rPr>
-          <w:t xml:space="preserve"> </w:t>
-        </w:r>
-        <w:proofErr w:type="spellStart"/>
-        <w:r>
-          <w:rPr>
-            <w:rStyle w:val="Hipervnculo"/>
-          </w:rPr>
-          <w:t>System</w:t>
-        </w:r>
-        <w:proofErr w:type="spellEnd"/>
-        <w:r>
-          <w:rPr>
-            <w:rStyle w:val="Hipervnculo"/>
-          </w:rPr>
-          <w:t xml:space="preserve"> (ESDIS)</w:t>
+          <w:t>NASA Earth Science Data and Information System (ESDIS)</w:t>
         </w:r>
       </w:hyperlink>
       <w:r>
@@ -15498,86 +16276,21 @@
         </w:numPr>
       </w:pPr>
       <w:bookmarkStart w:id="37" w:name="_Ref212136813"/>
-      <w:proofErr w:type="spellStart"/>
-      <w:r>
-        <w:t>Copernicus</w:t>
-      </w:r>
-      <w:proofErr w:type="spellEnd"/>
-      <w:r>
-        <w:t xml:space="preserve"> </w:t>
-      </w:r>
-      <w:proofErr w:type="spellStart"/>
-      <w:r>
-        <w:t>Climate</w:t>
-      </w:r>
-      <w:proofErr w:type="spellEnd"/>
-      <w:r>
-        <w:t xml:space="preserve"> Change </w:t>
-      </w:r>
-      <w:proofErr w:type="spellStart"/>
-      <w:r>
-        <w:t>Service</w:t>
-      </w:r>
-      <w:proofErr w:type="spellEnd"/>
-      <w:r>
-        <w:t xml:space="preserve"> (C3S). </w:t>
-      </w:r>
-      <w:hyperlink r:id="rId32" w:history="1">
-        <w:proofErr w:type="spellStart"/>
+      <w:r>
+        <w:t xml:space="preserve">Copernicus Climate Change Service (C3S). </w:t>
+      </w:r>
+      <w:hyperlink r:id="rId40" w:history="1">
         <w:r>
           <w:rPr>
             <w:rStyle w:val="Hipervnculo"/>
             <w:i/>
             <w:iCs/>
           </w:rPr>
-          <w:t>How</w:t>
-        </w:r>
-        <w:proofErr w:type="spellEnd"/>
-        <w:r>
-          <w:rPr>
-            <w:rStyle w:val="Hipervnculo"/>
-            <w:i/>
-            <w:iCs/>
-          </w:rPr>
-          <w:t xml:space="preserve"> </w:t>
-        </w:r>
-        <w:proofErr w:type="spellStart"/>
-        <w:r>
-          <w:rPr>
-            <w:rStyle w:val="Hipervnculo"/>
-            <w:i/>
-            <w:iCs/>
-          </w:rPr>
-          <w:t>to</w:t>
-        </w:r>
-        <w:proofErr w:type="spellEnd"/>
-        <w:r>
-          <w:rPr>
-            <w:rStyle w:val="Hipervnculo"/>
-            <w:i/>
-            <w:iCs/>
-          </w:rPr>
-          <w:t xml:space="preserve"> API</w:t>
+          <w:t>How to API</w:t>
         </w:r>
       </w:hyperlink>
       <w:r>
-        <w:t xml:space="preserve">. </w:t>
-      </w:r>
-      <w:proofErr w:type="spellStart"/>
-      <w:r>
-        <w:t>Copernicus</w:t>
-      </w:r>
-      <w:proofErr w:type="spellEnd"/>
-      <w:r>
-        <w:t xml:space="preserve"> </w:t>
-      </w:r>
-      <w:proofErr w:type="spellStart"/>
-      <w:r>
-        <w:t>Knowledge</w:t>
-      </w:r>
-      <w:proofErr w:type="spellEnd"/>
-      <w:r>
-        <w:t xml:space="preserve"> Base.</w:t>
+        <w:t>. Copernicus Knowledge Base.</w:t>
       </w:r>
       <w:bookmarkEnd w:id="37"/>
     </w:p>
@@ -15591,9 +16304,8 @@
       </w:pPr>
     </w:p>
     <w:sectPr>
-      <w:footerReference w:type="default" r:id="rId33"/>
-      <w:pgSz w:w="11906" w:h="16838"/>
-      <w:pgMar w:top="1417" w:right="1701" w:bottom="1417" w:left="1701" w:header="708" w:footer="708" w:gutter="0"/>
+      <w:pgSz w:w="16838" w:h="11906" w:orient="landscape"/>
+      <w:pgMar w:top="1701" w:right="1418" w:bottom="1701" w:left="1418" w:header="709" w:footer="709" w:gutter="0"/>
       <w:pgNumType w:start="0"/>
       <w:cols w:space="708"/>
       <w:titlePg/>
@@ -16464,6 +17176,123 @@
       </w:pPr>
     </w:lvl>
   </w:abstractNum>
+  <w:abstractNum w:abstractNumId="7" w15:restartNumberingAfterBreak="0">
+    <w:nsid w:val="7A6F3718"/>
+    <w:multiLevelType w:val="multilevel"/>
+    <w:tmpl w:val="C2C0D8DC"/>
+    <w:lvl w:ilvl="0">
+      <w:start w:val="1"/>
+      <w:numFmt w:val="decimal"/>
+      <w:lvlText w:val="%1."/>
+      <w:lvlJc w:val="left"/>
+      <w:pPr>
+        <w:tabs>
+          <w:tab w:val="num" w:pos="720"/>
+        </w:tabs>
+        <w:ind w:left="720" w:hanging="360"/>
+      </w:pPr>
+    </w:lvl>
+    <w:lvl w:ilvl="1">
+      <w:start w:val="1"/>
+      <w:numFmt w:val="bullet"/>
+      <w:lvlText w:val="o"/>
+      <w:lvlJc w:val="left"/>
+      <w:pPr>
+        <w:tabs>
+          <w:tab w:val="num" w:pos="1440"/>
+        </w:tabs>
+        <w:ind w:left="1440" w:hanging="360"/>
+      </w:pPr>
+      <w:rPr>
+        <w:rFonts w:ascii="Courier New" w:hAnsi="Courier New" w:hint="default"/>
+        <w:sz w:val="20"/>
+      </w:rPr>
+    </w:lvl>
+    <w:lvl w:ilvl="2" w:tentative="1">
+      <w:start w:val="1"/>
+      <w:numFmt w:val="decimal"/>
+      <w:lvlText w:val="%3."/>
+      <w:lvlJc w:val="left"/>
+      <w:pPr>
+        <w:tabs>
+          <w:tab w:val="num" w:pos="2160"/>
+        </w:tabs>
+        <w:ind w:left="2160" w:hanging="360"/>
+      </w:pPr>
+    </w:lvl>
+    <w:lvl w:ilvl="3" w:tentative="1">
+      <w:start w:val="1"/>
+      <w:numFmt w:val="decimal"/>
+      <w:lvlText w:val="%4."/>
+      <w:lvlJc w:val="left"/>
+      <w:pPr>
+        <w:tabs>
+          <w:tab w:val="num" w:pos="2880"/>
+        </w:tabs>
+        <w:ind w:left="2880" w:hanging="360"/>
+      </w:pPr>
+    </w:lvl>
+    <w:lvl w:ilvl="4" w:tentative="1">
+      <w:start w:val="1"/>
+      <w:numFmt w:val="decimal"/>
+      <w:lvlText w:val="%5."/>
+      <w:lvlJc w:val="left"/>
+      <w:pPr>
+        <w:tabs>
+          <w:tab w:val="num" w:pos="3600"/>
+        </w:tabs>
+        <w:ind w:left="3600" w:hanging="360"/>
+      </w:pPr>
+    </w:lvl>
+    <w:lvl w:ilvl="5" w:tentative="1">
+      <w:start w:val="1"/>
+      <w:numFmt w:val="decimal"/>
+      <w:lvlText w:val="%6."/>
+      <w:lvlJc w:val="left"/>
+      <w:pPr>
+        <w:tabs>
+          <w:tab w:val="num" w:pos="4320"/>
+        </w:tabs>
+        <w:ind w:left="4320" w:hanging="360"/>
+      </w:pPr>
+    </w:lvl>
+    <w:lvl w:ilvl="6" w:tentative="1">
+      <w:start w:val="1"/>
+      <w:numFmt w:val="decimal"/>
+      <w:lvlText w:val="%7."/>
+      <w:lvlJc w:val="left"/>
+      <w:pPr>
+        <w:tabs>
+          <w:tab w:val="num" w:pos="5040"/>
+        </w:tabs>
+        <w:ind w:left="5040" w:hanging="360"/>
+      </w:pPr>
+    </w:lvl>
+    <w:lvl w:ilvl="7" w:tentative="1">
+      <w:start w:val="1"/>
+      <w:numFmt w:val="decimal"/>
+      <w:lvlText w:val="%8."/>
+      <w:lvlJc w:val="left"/>
+      <w:pPr>
+        <w:tabs>
+          <w:tab w:val="num" w:pos="5760"/>
+        </w:tabs>
+        <w:ind w:left="5760" w:hanging="360"/>
+      </w:pPr>
+    </w:lvl>
+    <w:lvl w:ilvl="8" w:tentative="1">
+      <w:start w:val="1"/>
+      <w:numFmt w:val="decimal"/>
+      <w:lvlText w:val="%9."/>
+      <w:lvlJc w:val="left"/>
+      <w:pPr>
+        <w:tabs>
+          <w:tab w:val="num" w:pos="6480"/>
+        </w:tabs>
+        <w:ind w:left="6480" w:hanging="360"/>
+      </w:pPr>
+    </w:lvl>
+  </w:abstractNum>
   <w:num w:numId="1" w16cid:durableId="1169634065">
     <w:abstractNumId w:val="4"/>
   </w:num>
@@ -16484,6 +17313,9 @@
   </w:num>
   <w:num w:numId="7" w16cid:durableId="751926162">
     <w:abstractNumId w:val="5"/>
+  </w:num>
+  <w:num w:numId="8" w16cid:durableId="2111006389">
+    <w:abstractNumId w:val="7"/>
   </w:num>
 </w:numbering>
 </file>
@@ -17088,7 +17920,6 @@
   <w:style w:type="character" w:default="1" w:styleId="Fuentedeprrafopredeter">
     <w:name w:val="Default Paragraph Font"/>
     <w:uiPriority w:val="1"/>
-    <w:semiHidden/>
     <w:unhideWhenUsed/>
   </w:style>
   <w:style w:type="table" w:default="1" w:styleId="Tablanormal">

--- a/docs/Tesis - Villagra Turco, Ezequiel.docx
+++ b/docs/Tesis - Villagra Turco, Ezequiel.docx
@@ -2189,7 +2189,23 @@
           <w:rFonts w:cs="Times New Roman"/>
           <w:color w:val="000000" w:themeColor="text1"/>
         </w:rPr>
-        <w:t>La problemática central radica en el aumento de incendios en áreas protegidas, cuya propagación y duración se ven potenciadas por factores ambientales y climatológicos específicos. Si bien existen análisis descriptivos sobre el impacto de estos desastres, persiste una brecha en la aplicación de herramientas cuantitativas para la prevención activa. Cabe destacar que la prevención y combate de incendios ha sido declarada de interés público provincial mediante la Ley N.° 5243 de Río Negro, que subraya la necesidad de proteger el patrimonio ambiental. Dicha ley establece: "</w:t>
+        <w:t xml:space="preserve">La problemática central radica en el aumento de incendios en áreas protegidas, cuya propagación y duración se ven potenciadas por factores ambientales y climatológicos específicos. Si bien existen análisis descriptivos sobre el impacto de estos desastres, persiste una brecha en la aplicación de herramientas cuantitativas para la prevención activa. Cabe destacar que la prevención y combate de incendios ha sido declarada de interés público provincial mediante la Ley </w:t>
+      </w:r>
+      <w:proofErr w:type="spellStart"/>
+      <w:r>
+        <w:rPr>
+          <w:rFonts w:cs="Times New Roman"/>
+          <w:color w:val="000000" w:themeColor="text1"/>
+        </w:rPr>
+        <w:t>N.°</w:t>
+      </w:r>
+      <w:proofErr w:type="spellEnd"/>
+      <w:r>
+        <w:rPr>
+          <w:rFonts w:cs="Times New Roman"/>
+          <w:color w:val="000000" w:themeColor="text1"/>
+        </w:rPr>
+        <w:t xml:space="preserve"> 5243 de Río Negro, que subraya la necesidad de proteger el patrimonio ambiental. Dicha ley establece: "</w:t>
       </w:r>
       <w:r>
         <w:rPr>
@@ -2198,8 +2214,9 @@
           <w:iCs/>
           <w:color w:val="000000" w:themeColor="text1"/>
         </w:rPr>
-        <w:t>Declárase de interés público provincial la prevención, presupresión y combate de los incendios forestales y rurales, como medio tendiente a la protección de la vida y la seguridad de las personas y a la preservación del patrimonio ambiental y económico de la provincia</w:t>
-      </w:r>
+        <w:t xml:space="preserve">Declárase de interés público provincial la prevención, </w:t>
+      </w:r>
+      <w:proofErr w:type="spellStart"/>
       <w:r>
         <w:rPr>
           <w:rFonts w:cs="Times New Roman"/>
@@ -2207,6 +2224,25 @@
           <w:iCs/>
           <w:color w:val="000000" w:themeColor="text1"/>
         </w:rPr>
+        <w:t>presupresión</w:t>
+      </w:r>
+      <w:proofErr w:type="spellEnd"/>
+      <w:r>
+        <w:rPr>
+          <w:rFonts w:cs="Times New Roman"/>
+          <w:i/>
+          <w:iCs/>
+          <w:color w:val="000000" w:themeColor="text1"/>
+        </w:rPr>
+        <w:t xml:space="preserve"> y combate de los incendios forestales y rurales, como medio tendiente a la protección de la vida y la seguridad de las personas y a la preservación del patrimonio ambiental y económico de la provincia</w:t>
+      </w:r>
+      <w:r>
+        <w:rPr>
+          <w:rFonts w:cs="Times New Roman"/>
+          <w:i/>
+          <w:iCs/>
+          <w:color w:val="000000" w:themeColor="text1"/>
+        </w:rPr>
         <w:t>.</w:t>
       </w:r>
       <w:r>
@@ -2304,7 +2340,71 @@
           <w:rFonts w:cs="Times New Roman"/>
           <w:color w:val="000000" w:themeColor="text1"/>
         </w:rPr>
-        <w:t xml:space="preserve">En este trabajo de investigación se aplicará la metodología CRISP-DM (Cross-Industry Standard Process for Data Mining) </w:t>
+        <w:t>En este trabajo de investigación se aplicará la metodología CRISP-DM (Cross-</w:t>
+      </w:r>
+      <w:proofErr w:type="spellStart"/>
+      <w:r>
+        <w:rPr>
+          <w:rFonts w:cs="Times New Roman"/>
+          <w:color w:val="000000" w:themeColor="text1"/>
+        </w:rPr>
+        <w:t>Industry</w:t>
+      </w:r>
+      <w:proofErr w:type="spellEnd"/>
+      <w:r>
+        <w:rPr>
+          <w:rFonts w:cs="Times New Roman"/>
+          <w:color w:val="000000" w:themeColor="text1"/>
+        </w:rPr>
+        <w:t xml:space="preserve"> Standard </w:t>
+      </w:r>
+      <w:proofErr w:type="spellStart"/>
+      <w:r>
+        <w:rPr>
+          <w:rFonts w:cs="Times New Roman"/>
+          <w:color w:val="000000" w:themeColor="text1"/>
+        </w:rPr>
+        <w:t>Process</w:t>
+      </w:r>
+      <w:proofErr w:type="spellEnd"/>
+      <w:r>
+        <w:rPr>
+          <w:rFonts w:cs="Times New Roman"/>
+          <w:color w:val="000000" w:themeColor="text1"/>
+        </w:rPr>
+        <w:t xml:space="preserve"> </w:t>
+      </w:r>
+      <w:proofErr w:type="spellStart"/>
+      <w:r>
+        <w:rPr>
+          <w:rFonts w:cs="Times New Roman"/>
+          <w:color w:val="000000" w:themeColor="text1"/>
+        </w:rPr>
+        <w:t>for</w:t>
+      </w:r>
+      <w:proofErr w:type="spellEnd"/>
+      <w:r>
+        <w:rPr>
+          <w:rFonts w:cs="Times New Roman"/>
+          <w:color w:val="000000" w:themeColor="text1"/>
+        </w:rPr>
+        <w:t xml:space="preserve"> Data </w:t>
+      </w:r>
+      <w:proofErr w:type="spellStart"/>
+      <w:r>
+        <w:rPr>
+          <w:rFonts w:cs="Times New Roman"/>
+          <w:color w:val="000000" w:themeColor="text1"/>
+        </w:rPr>
+        <w:t>Mining</w:t>
+      </w:r>
+      <w:proofErr w:type="spellEnd"/>
+      <w:r>
+        <w:rPr>
+          <w:rFonts w:cs="Times New Roman"/>
+          <w:color w:val="000000" w:themeColor="text1"/>
+        </w:rPr>
+        <w:t xml:space="preserve">) </w:t>
       </w:r>
       <w:r>
         <w:rPr>
@@ -2375,12 +2475,29 @@
         </w:rPr>
         <w:t xml:space="preserve"> para el estudio de incendios, inspirado en el Canadian </w:t>
       </w:r>
-      <w:r>
-        <w:rPr>
-          <w:rFonts w:cs="Times New Roman"/>
-          <w:color w:val="000000" w:themeColor="text1"/>
-        </w:rPr>
-        <w:t>Fire Spread Datase</w:t>
+      <w:proofErr w:type="spellStart"/>
+      <w:r>
+        <w:rPr>
+          <w:rFonts w:cs="Times New Roman"/>
+          <w:color w:val="000000" w:themeColor="text1"/>
+        </w:rPr>
+        <w:t>Fire</w:t>
+      </w:r>
+      <w:proofErr w:type="spellEnd"/>
+      <w:r>
+        <w:rPr>
+          <w:rFonts w:cs="Times New Roman"/>
+          <w:color w:val="000000" w:themeColor="text1"/>
+        </w:rPr>
+        <w:t xml:space="preserve"> Spread </w:t>
+      </w:r>
+      <w:proofErr w:type="spellStart"/>
+      <w:r>
+        <w:rPr>
+          <w:rFonts w:cs="Times New Roman"/>
+          <w:color w:val="000000" w:themeColor="text1"/>
+        </w:rPr>
+        <w:t>Datase</w:t>
       </w:r>
       <w:r>
         <w:rPr>
@@ -2389,6 +2506,7 @@
         </w:rPr>
         <w:t>t</w:t>
       </w:r>
+      <w:proofErr w:type="spellEnd"/>
       <w:r>
         <w:rPr>
           <w:rFonts w:cs="Times New Roman"/>
@@ -2449,7 +2567,23 @@
           <w:rFonts w:cs="Times New Roman"/>
           <w:color w:val="000000" w:themeColor="text1"/>
         </w:rPr>
-        <w:t>. Sobre este recurso, se implementarán y evaluarán modelos predictivos como prueba de concepto, demostrando así el valor del dataset como pilar para el desarrollo de sistemas de alerta temprana.</w:t>
+        <w:t xml:space="preserve">. Sobre este recurso, se implementarán y evaluarán modelos predictivos como prueba de concepto, demostrando así el valor del </w:t>
+      </w:r>
+      <w:proofErr w:type="spellStart"/>
+      <w:r>
+        <w:rPr>
+          <w:rFonts w:cs="Times New Roman"/>
+          <w:color w:val="000000" w:themeColor="text1"/>
+        </w:rPr>
+        <w:t>dataset</w:t>
+      </w:r>
+      <w:proofErr w:type="spellEnd"/>
+      <w:r>
+        <w:rPr>
+          <w:rFonts w:cs="Times New Roman"/>
+          <w:color w:val="000000" w:themeColor="text1"/>
+        </w:rPr>
+        <w:t xml:space="preserve"> como pilar para el desarrollo de sistemas de alerta temprana.</w:t>
       </w:r>
     </w:p>
     <w:p>
@@ -2636,7 +2770,55 @@
           <w:rFonts w:cs="Times New Roman"/>
           <w:color w:val="000000" w:themeColor="text1"/>
         </w:rPr>
-        <w:t>, en el que desarrollaron un modelo de estimación para la prevención de incendios forestales en Colombia. Este estudio empleó una combinación de datos históricos, meteorológicos, topográficos y socioeconómicos como entrada para modelos predictivos de Machine Learning, específicamente Random Forest y Gaussian Naive Bayes, con el objetivo de evaluar su eficacia y proporcionar un marco valioso para investigaciones futuras.</w:t>
+        <w:t xml:space="preserve">, en el que desarrollaron un modelo de estimación para la prevención de incendios forestales en Colombia. Este estudio empleó una combinación de datos históricos, meteorológicos, topográficos y socioeconómicos como entrada para modelos predictivos de Machine </w:t>
+      </w:r>
+      <w:proofErr w:type="spellStart"/>
+      <w:r>
+        <w:rPr>
+          <w:rFonts w:cs="Times New Roman"/>
+          <w:color w:val="000000" w:themeColor="text1"/>
+        </w:rPr>
+        <w:t>Learning</w:t>
+      </w:r>
+      <w:proofErr w:type="spellEnd"/>
+      <w:r>
+        <w:rPr>
+          <w:rFonts w:cs="Times New Roman"/>
+          <w:color w:val="000000" w:themeColor="text1"/>
+        </w:rPr>
+        <w:t xml:space="preserve">, específicamente </w:t>
+      </w:r>
+      <w:proofErr w:type="spellStart"/>
+      <w:r>
+        <w:rPr>
+          <w:rFonts w:cs="Times New Roman"/>
+          <w:color w:val="000000" w:themeColor="text1"/>
+        </w:rPr>
+        <w:t>Random</w:t>
+      </w:r>
+      <w:proofErr w:type="spellEnd"/>
+      <w:r>
+        <w:rPr>
+          <w:rFonts w:cs="Times New Roman"/>
+          <w:color w:val="000000" w:themeColor="text1"/>
+        </w:rPr>
+        <w:t xml:space="preserve"> Forest y Gaussian </w:t>
+      </w:r>
+      <w:proofErr w:type="spellStart"/>
+      <w:r>
+        <w:rPr>
+          <w:rFonts w:cs="Times New Roman"/>
+          <w:color w:val="000000" w:themeColor="text1"/>
+        </w:rPr>
+        <w:t>Naive</w:t>
+      </w:r>
+      <w:proofErr w:type="spellEnd"/>
+      <w:r>
+        <w:rPr>
+          <w:rFonts w:cs="Times New Roman"/>
+          <w:color w:val="000000" w:themeColor="text1"/>
+        </w:rPr>
+        <w:t xml:space="preserve"> Bayes, con el objetivo de evaluar su eficacia y proporcionar un marco valioso para investigaciones futuras.</w:t>
       </w:r>
     </w:p>
     <w:p>
@@ -2655,12 +2837,21 @@
         </w:rPr>
         <w:t xml:space="preserve">En el ámbito de las técnicas de modelado, </w:t>
       </w:r>
-      <w:r>
-        <w:rPr>
-          <w:rFonts w:cs="Times New Roman"/>
-          <w:color w:val="000000" w:themeColor="text1"/>
-        </w:rPr>
-        <w:t>Liang et al. (2019)</w:t>
+      <w:proofErr w:type="spellStart"/>
+      <w:r>
+        <w:rPr>
+          <w:rFonts w:cs="Times New Roman"/>
+          <w:color w:val="000000" w:themeColor="text1"/>
+        </w:rPr>
+        <w:t>Liang</w:t>
+      </w:r>
+      <w:proofErr w:type="spellEnd"/>
+      <w:r>
+        <w:rPr>
+          <w:rFonts w:cs="Times New Roman"/>
+          <w:color w:val="000000" w:themeColor="text1"/>
+        </w:rPr>
+        <w:t xml:space="preserve"> et al. (2019)</w:t>
       </w:r>
       <w:r>
         <w:rPr>
@@ -2715,14 +2906,126 @@
           <w:rFonts w:cs="Times New Roman"/>
           <w:color w:val="000000" w:themeColor="text1"/>
         </w:rPr>
-        <w:t xml:space="preserve"> utilizó una red neuronal recurrente (RNN) de tipo LSTM (Long Short-Term Memory) para predecir la escala de incendios. Es de particular interés que su modelo se nutrió de registros históricos de focos de incendio y 11 variables meteorológicas, fuentes de información análogas a las que proveen servicios como NASA FIRMS </w:t>
-      </w:r>
-      <w:r>
-        <w:rPr>
-          <w:rFonts w:cs="Times New Roman"/>
-          <w:color w:val="000000" w:themeColor="text1"/>
-        </w:rPr>
-        <w:t>(Fire Information for Resource Management System)</w:t>
+        <w:t xml:space="preserve"> utilizó una red neuronal recurrente (RNN) de tipo LSTM (Long Short-</w:t>
+      </w:r>
+      <w:proofErr w:type="spellStart"/>
+      <w:r>
+        <w:rPr>
+          <w:rFonts w:cs="Times New Roman"/>
+          <w:color w:val="000000" w:themeColor="text1"/>
+        </w:rPr>
+        <w:t>Term</w:t>
+      </w:r>
+      <w:proofErr w:type="spellEnd"/>
+      <w:r>
+        <w:rPr>
+          <w:rFonts w:cs="Times New Roman"/>
+          <w:color w:val="000000" w:themeColor="text1"/>
+        </w:rPr>
+        <w:t xml:space="preserve"> </w:t>
+      </w:r>
+      <w:proofErr w:type="spellStart"/>
+      <w:r>
+        <w:rPr>
+          <w:rFonts w:cs="Times New Roman"/>
+          <w:color w:val="000000" w:themeColor="text1"/>
+        </w:rPr>
+        <w:t>Memory</w:t>
+      </w:r>
+      <w:proofErr w:type="spellEnd"/>
+      <w:r>
+        <w:rPr>
+          <w:rFonts w:cs="Times New Roman"/>
+          <w:color w:val="000000" w:themeColor="text1"/>
+        </w:rPr>
+        <w:t xml:space="preserve">) para predecir la escala de incendios. Es de particular interés que su modelo se nutrió de registros históricos de focos de incendio y 11 variables meteorológicas, fuentes de información análogas a las que proveen servicios como NASA FIRMS </w:t>
+      </w:r>
+      <w:r>
+        <w:rPr>
+          <w:rFonts w:cs="Times New Roman"/>
+          <w:color w:val="000000" w:themeColor="text1"/>
+        </w:rPr>
+        <w:t>(</w:t>
+      </w:r>
+      <w:proofErr w:type="spellStart"/>
+      <w:r>
+        <w:rPr>
+          <w:rFonts w:cs="Times New Roman"/>
+          <w:color w:val="000000" w:themeColor="text1"/>
+        </w:rPr>
+        <w:t>Fire</w:t>
+      </w:r>
+      <w:proofErr w:type="spellEnd"/>
+      <w:r>
+        <w:rPr>
+          <w:rFonts w:cs="Times New Roman"/>
+          <w:color w:val="000000" w:themeColor="text1"/>
+        </w:rPr>
+        <w:t xml:space="preserve"> </w:t>
+      </w:r>
+      <w:proofErr w:type="spellStart"/>
+      <w:r>
+        <w:rPr>
+          <w:rFonts w:cs="Times New Roman"/>
+          <w:color w:val="000000" w:themeColor="text1"/>
+        </w:rPr>
+        <w:t>Information</w:t>
+      </w:r>
+      <w:proofErr w:type="spellEnd"/>
+      <w:r>
+        <w:rPr>
+          <w:rFonts w:cs="Times New Roman"/>
+          <w:color w:val="000000" w:themeColor="text1"/>
+        </w:rPr>
+        <w:t xml:space="preserve"> </w:t>
+      </w:r>
+      <w:proofErr w:type="spellStart"/>
+      <w:r>
+        <w:rPr>
+          <w:rFonts w:cs="Times New Roman"/>
+          <w:color w:val="000000" w:themeColor="text1"/>
+        </w:rPr>
+        <w:t>for</w:t>
+      </w:r>
+      <w:proofErr w:type="spellEnd"/>
+      <w:r>
+        <w:rPr>
+          <w:rFonts w:cs="Times New Roman"/>
+          <w:color w:val="000000" w:themeColor="text1"/>
+        </w:rPr>
+        <w:t xml:space="preserve"> </w:t>
+      </w:r>
+      <w:proofErr w:type="spellStart"/>
+      <w:r>
+        <w:rPr>
+          <w:rFonts w:cs="Times New Roman"/>
+          <w:color w:val="000000" w:themeColor="text1"/>
+        </w:rPr>
+        <w:t>Resource</w:t>
+      </w:r>
+      <w:proofErr w:type="spellEnd"/>
+      <w:r>
+        <w:rPr>
+          <w:rFonts w:cs="Times New Roman"/>
+          <w:color w:val="000000" w:themeColor="text1"/>
+        </w:rPr>
+        <w:t xml:space="preserve"> Management </w:t>
+      </w:r>
+      <w:proofErr w:type="spellStart"/>
+      <w:r>
+        <w:rPr>
+          <w:rFonts w:cs="Times New Roman"/>
+          <w:color w:val="000000" w:themeColor="text1"/>
+        </w:rPr>
+        <w:t>System</w:t>
+      </w:r>
+      <w:proofErr w:type="spellEnd"/>
+      <w:r>
+        <w:rPr>
+          <w:rFonts w:cs="Times New Roman"/>
+          <w:color w:val="000000" w:themeColor="text1"/>
+        </w:rPr>
+        <w:t>)</w:t>
       </w:r>
       <w:r>
         <w:rPr>
@@ -2856,7 +3159,23 @@
           <w:rFonts w:cs="Times New Roman"/>
           <w:color w:val="000000" w:themeColor="text1"/>
         </w:rPr>
-        <w:t xml:space="preserve">Los articulos Jain et al. (2020) </w:t>
+        <w:t xml:space="preserve">Los </w:t>
+      </w:r>
+      <w:proofErr w:type="spellStart"/>
+      <w:r>
+        <w:rPr>
+          <w:rFonts w:cs="Times New Roman"/>
+          <w:color w:val="000000" w:themeColor="text1"/>
+        </w:rPr>
+        <w:t>articulos</w:t>
+      </w:r>
+      <w:proofErr w:type="spellEnd"/>
+      <w:r>
+        <w:rPr>
+          <w:rFonts w:cs="Times New Roman"/>
+          <w:color w:val="000000" w:themeColor="text1"/>
+        </w:rPr>
+        <w:t xml:space="preserve"> Jain et al. (2020) </w:t>
       </w:r>
       <w:r>
         <w:rPr>
@@ -2966,7 +3285,23 @@
           <w:rFonts w:cs="Times New Roman"/>
           <w:color w:val="000000" w:themeColor="text1"/>
         </w:rPr>
-        <w:t xml:space="preserve"> presentan una revisión de modelos de Machine Learning con aplicación en el tema. El primero de ellos hace un análisis comparativo entre diferentes modelos de ML y brinda ejemplos de aplicación en distintos objetivos relacionados a la problemática mientras que el segundo brinda otro ejemplo de implementación y rendimiento en modelos de ML aplicados.</w:t>
+        <w:t xml:space="preserve"> presentan una revisión de modelos de Machine </w:t>
+      </w:r>
+      <w:proofErr w:type="spellStart"/>
+      <w:r>
+        <w:rPr>
+          <w:rFonts w:cs="Times New Roman"/>
+          <w:color w:val="000000" w:themeColor="text1"/>
+        </w:rPr>
+        <w:t>Learning</w:t>
+      </w:r>
+      <w:proofErr w:type="spellEnd"/>
+      <w:r>
+        <w:rPr>
+          <w:rFonts w:cs="Times New Roman"/>
+          <w:color w:val="000000" w:themeColor="text1"/>
+        </w:rPr>
+        <w:t xml:space="preserve"> con aplicación en el tema. El primero de ellos hace un análisis comparativo entre diferentes modelos de ML y brinda ejemplos de aplicación en distintos objetivos relacionados a la problemática mientras que el segundo brinda otro ejemplo de implementación y rendimiento en modelos de ML aplicados.</w:t>
       </w:r>
     </w:p>
     <w:p>
@@ -3093,7 +3428,23 @@
           <w:rFonts w:cs="Times New Roman"/>
           <w:color w:val="000000" w:themeColor="text1"/>
         </w:rPr>
-        <w:t>ejemplifican el desarrollo de modelos predictivos dentro del territorio nacional argentino, en Córdoba y Pinamar, respectivamente. Si bien son trabajos de alcance acotado, comparten el espíritu central de esta investigación: aprovechar el poder del Machine Learning para predecir y gestionar el riesgo de incendios forestales.</w:t>
+        <w:t xml:space="preserve">ejemplifican el desarrollo de modelos predictivos dentro del territorio nacional argentino, en Córdoba y Pinamar, respectivamente. Si bien son trabajos de alcance acotado, comparten el espíritu central de esta investigación: aprovechar el poder del Machine </w:t>
+      </w:r>
+      <w:proofErr w:type="spellStart"/>
+      <w:r>
+        <w:rPr>
+          <w:rFonts w:cs="Times New Roman"/>
+          <w:color w:val="000000" w:themeColor="text1"/>
+        </w:rPr>
+        <w:t>Learning</w:t>
+      </w:r>
+      <w:proofErr w:type="spellEnd"/>
+      <w:r>
+        <w:rPr>
+          <w:rFonts w:cs="Times New Roman"/>
+          <w:color w:val="000000" w:themeColor="text1"/>
+        </w:rPr>
+        <w:t xml:space="preserve"> para predecir y gestionar el riesgo de incendios forestales.</w:t>
       </w:r>
     </w:p>
     <w:p>
@@ -3131,7 +3482,23 @@
           <w:rFonts w:cs="Times New Roman"/>
           <w:color w:val="000000" w:themeColor="text1"/>
         </w:rPr>
-        <w:t>El dataset desarrollado en este trabajo se construyó a partir de dos fuentes de datos principales. Ambas proveen información obtenida mediante teledetección satelital, complementada con técnicas de modelado y asimilación que mejoran la precisión de las observaciones.</w:t>
+        <w:t xml:space="preserve">El </w:t>
+      </w:r>
+      <w:proofErr w:type="spellStart"/>
+      <w:r>
+        <w:rPr>
+          <w:rFonts w:cs="Times New Roman"/>
+          <w:color w:val="000000" w:themeColor="text1"/>
+        </w:rPr>
+        <w:t>dataset</w:t>
+      </w:r>
+      <w:proofErr w:type="spellEnd"/>
+      <w:r>
+        <w:rPr>
+          <w:rFonts w:cs="Times New Roman"/>
+          <w:color w:val="000000" w:themeColor="text1"/>
+        </w:rPr>
+        <w:t xml:space="preserve"> desarrollado en este trabajo se construyó a partir de dos fuentes de datos principales. Ambas proveen información obtenida mediante teledetección satelital, complementada con técnicas de modelado y asimilación que mejoran la precisión de las observaciones.</w:t>
       </w:r>
     </w:p>
     <w:p>
@@ -3196,14 +3563,46 @@
           <w:rFonts w:cs="Times New Roman"/>
           <w:color w:val="000000" w:themeColor="text1"/>
         </w:rPr>
-        <w:t xml:space="preserve"> (Climate Data Store, CDS)</w:t>
-      </w:r>
-      <w:r>
-        <w:rPr>
-          <w:rFonts w:cs="Times New Roman"/>
-          <w:color w:val="000000" w:themeColor="text1"/>
-        </w:rPr>
-        <w:t xml:space="preserve"> del proyecto Copernicus de la Unión Europea</w:t>
+        <w:t xml:space="preserve"> (</w:t>
+      </w:r>
+      <w:proofErr w:type="spellStart"/>
+      <w:r>
+        <w:rPr>
+          <w:rFonts w:cs="Times New Roman"/>
+          <w:color w:val="000000" w:themeColor="text1"/>
+        </w:rPr>
+        <w:t>Climate</w:t>
+      </w:r>
+      <w:proofErr w:type="spellEnd"/>
+      <w:r>
+        <w:rPr>
+          <w:rFonts w:cs="Times New Roman"/>
+          <w:color w:val="000000" w:themeColor="text1"/>
+        </w:rPr>
+        <w:t xml:space="preserve"> Data Store, CDS)</w:t>
+      </w:r>
+      <w:r>
+        <w:rPr>
+          <w:rFonts w:cs="Times New Roman"/>
+          <w:color w:val="000000" w:themeColor="text1"/>
+        </w:rPr>
+        <w:t xml:space="preserve"> del proyecto </w:t>
+      </w:r>
+      <w:proofErr w:type="spellStart"/>
+      <w:r>
+        <w:rPr>
+          <w:rFonts w:cs="Times New Roman"/>
+          <w:color w:val="000000" w:themeColor="text1"/>
+        </w:rPr>
+        <w:t>Copernicus</w:t>
+      </w:r>
+      <w:proofErr w:type="spellEnd"/>
+      <w:r>
+        <w:rPr>
+          <w:rFonts w:cs="Times New Roman"/>
+          <w:color w:val="000000" w:themeColor="text1"/>
+        </w:rPr>
+        <w:t xml:space="preserve"> de la Unión Europea</w:t>
       </w:r>
       <w:r>
         <w:rPr>
@@ -3305,21 +3704,12 @@
         </w:rPr>
         <w:t xml:space="preserve"> global, producido por el Centro Europeo de Pronósticos Meteorológicos a Medio Plazo (ECMWF), que proporciona una descripción consistente y detallada de las variables de la superficie terrestre desde 1950 hasta casi en tiempo real. Se genera mediante la ejecución retroactiva del modelo numérico de la tierra del ECMWF (HTESSEL, por sus siglas en inglés) utilizando como entrada las observaciones meteorológicas asimiladas </w:t>
       </w:r>
-      <w:proofErr w:type="gramStart"/>
-      <w:r>
-        <w:rPr>
-          <w:rFonts w:cs="Times New Roman"/>
-          <w:color w:val="000000" w:themeColor="text1"/>
-        </w:rPr>
-        <w:t>del reanálisis</w:t>
-      </w:r>
-      <w:proofErr w:type="gramEnd"/>
-      <w:r>
-        <w:rPr>
-          <w:rFonts w:cs="Times New Roman"/>
-          <w:color w:val="000000" w:themeColor="text1"/>
-        </w:rPr>
-        <w:t xml:space="preserve"> de </w:t>
+      <w:r>
+        <w:rPr>
+          <w:rFonts w:cs="Times New Roman"/>
+          <w:color w:val="000000" w:themeColor="text1"/>
+        </w:rPr>
+        <w:t xml:space="preserve">del reanálisis de </w:t>
       </w:r>
       <w:r>
         <w:rPr>
@@ -3725,7 +4115,33 @@
                 <w:lang w:eastAsia="es-AR"/>
                 <w14:ligatures w14:val="none"/>
               </w:rPr>
-              <w:t>Servicio de Cambio Climático de Copernicus (C3S)</w:t>
+              <w:t xml:space="preserve">Servicio de Cambio Climático de </w:t>
+            </w:r>
+            <w:proofErr w:type="spellStart"/>
+            <w:r>
+              <w:rPr>
+                <w:rFonts w:ascii="Aptos Narrow" w:eastAsia="Times New Roman" w:hAnsi="Aptos Narrow" w:cs="Times New Roman"/>
+                <w:color w:val="000000"/>
+                <w:kern w:val="0"/>
+                <w:sz w:val="16"/>
+                <w:szCs w:val="16"/>
+                <w:lang w:eastAsia="es-AR"/>
+                <w14:ligatures w14:val="none"/>
+              </w:rPr>
+              <w:t>Copernicus</w:t>
+            </w:r>
+            <w:proofErr w:type="spellEnd"/>
+            <w:r>
+              <w:rPr>
+                <w:rFonts w:ascii="Aptos Narrow" w:eastAsia="Times New Roman" w:hAnsi="Aptos Narrow" w:cs="Times New Roman"/>
+                <w:color w:val="000000"/>
+                <w:kern w:val="0"/>
+                <w:sz w:val="16"/>
+                <w:szCs w:val="16"/>
+                <w:lang w:eastAsia="es-AR"/>
+                <w14:ligatures w14:val="none"/>
+              </w:rPr>
+              <w:t xml:space="preserve"> (C3S)</w:t>
             </w:r>
           </w:p>
         </w:tc>
@@ -4261,6 +4677,7 @@
                 <w14:ligatures w14:val="none"/>
               </w:rPr>
             </w:pPr>
+            <w:proofErr w:type="spellStart"/>
             <w:r>
               <w:rPr>
                 <w:rFonts w:ascii="Aptos Narrow" w:eastAsia="Times New Roman" w:hAnsi="Aptos Narrow" w:cs="Times New Roman"/>
@@ -4285,43 +4702,18 @@
               </w:rPr>
               <w:t>-ejecución</w:t>
             </w:r>
-            <w:r>
-              <w:rPr>
-                <w:rFonts w:ascii="Aptos Narrow" w:eastAsia="Times New Roman" w:hAnsi="Aptos Narrow" w:cs="Times New Roman"/>
-                <w:color w:val="000000"/>
-                <w:kern w:val="0"/>
-                <w:sz w:val="16"/>
-                <w:szCs w:val="16"/>
-                <w:lang w:eastAsia="es-AR"/>
-                <w14:ligatures w14:val="none"/>
-              </w:rPr>
-              <w:t xml:space="preserve"> del modelo de superficie terrestre HTESSEL del ECMWF, forzado por las condiciones meteorológicas </w:t>
-            </w:r>
-            <w:proofErr w:type="gramStart"/>
-            <w:r>
-              <w:rPr>
-                <w:rFonts w:ascii="Aptos Narrow" w:eastAsia="Times New Roman" w:hAnsi="Aptos Narrow" w:cs="Times New Roman"/>
-                <w:color w:val="000000"/>
-                <w:kern w:val="0"/>
-                <w:sz w:val="16"/>
-                <w:szCs w:val="16"/>
-                <w:lang w:eastAsia="es-AR"/>
-                <w14:ligatures w14:val="none"/>
-              </w:rPr>
-              <w:t>del reanálisis</w:t>
-            </w:r>
-            <w:proofErr w:type="gramEnd"/>
-            <w:r>
-              <w:rPr>
-                <w:rFonts w:ascii="Aptos Narrow" w:eastAsia="Times New Roman" w:hAnsi="Aptos Narrow" w:cs="Times New Roman"/>
-                <w:color w:val="000000"/>
-                <w:kern w:val="0"/>
-                <w:sz w:val="16"/>
-                <w:szCs w:val="16"/>
-                <w:lang w:eastAsia="es-AR"/>
-                <w14:ligatures w14:val="none"/>
-              </w:rPr>
-              <w:t xml:space="preserve"> ERA5.</w:t>
+            <w:proofErr w:type="spellEnd"/>
+            <w:r>
+              <w:rPr>
+                <w:rFonts w:ascii="Aptos Narrow" w:eastAsia="Times New Roman" w:hAnsi="Aptos Narrow" w:cs="Times New Roman"/>
+                <w:color w:val="000000"/>
+                <w:kern w:val="0"/>
+                <w:sz w:val="16"/>
+                <w:szCs w:val="16"/>
+                <w:lang w:eastAsia="es-AR"/>
+                <w14:ligatures w14:val="none"/>
+              </w:rPr>
+              <w:t xml:space="preserve"> del modelo de superficie terrestre HTESSEL del ECMWF, forzado por las condiciones meteorológicas del reanálisis ERA5.</w:t>
             </w:r>
           </w:p>
         </w:tc>
@@ -6411,17 +6803,31 @@
                 <w14:ligatures w14:val="none"/>
               </w:rPr>
             </w:pPr>
-            <w:r>
-              <w:rPr>
-                <w:rFonts w:ascii="Aptos Narrow" w:eastAsia="Times New Roman" w:hAnsi="Aptos Narrow" w:cs="Times New Roman"/>
-                <w:color w:val="000000"/>
-                <w:kern w:val="0"/>
-                <w:sz w:val="16"/>
-                <w:szCs w:val="16"/>
-                <w:lang w:eastAsia="es-AR"/>
-                <w14:ligatures w14:val="none"/>
-              </w:rPr>
-              <w:t>Suomi NPP</w:t>
+            <w:proofErr w:type="spellStart"/>
+            <w:r>
+              <w:rPr>
+                <w:rFonts w:ascii="Aptos Narrow" w:eastAsia="Times New Roman" w:hAnsi="Aptos Narrow" w:cs="Times New Roman"/>
+                <w:color w:val="000000"/>
+                <w:kern w:val="0"/>
+                <w:sz w:val="16"/>
+                <w:szCs w:val="16"/>
+                <w:lang w:eastAsia="es-AR"/>
+                <w14:ligatures w14:val="none"/>
+              </w:rPr>
+              <w:t>Suomi</w:t>
+            </w:r>
+            <w:proofErr w:type="spellEnd"/>
+            <w:r>
+              <w:rPr>
+                <w:rFonts w:ascii="Aptos Narrow" w:eastAsia="Times New Roman" w:hAnsi="Aptos Narrow" w:cs="Times New Roman"/>
+                <w:color w:val="000000"/>
+                <w:kern w:val="0"/>
+                <w:sz w:val="16"/>
+                <w:szCs w:val="16"/>
+                <w:lang w:eastAsia="es-AR"/>
+                <w14:ligatures w14:val="none"/>
+              </w:rPr>
+              <w:t xml:space="preserve"> NPP</w:t>
             </w:r>
           </w:p>
         </w:tc>
@@ -6971,6 +7377,7 @@
                 <w14:ligatures w14:val="none"/>
               </w:rPr>
             </w:pPr>
+            <w:proofErr w:type="spellStart"/>
             <w:r>
               <w:rPr>
                 <w:rFonts w:ascii="Aptos Narrow" w:eastAsia="Times New Roman" w:hAnsi="Aptos Narrow" w:cs="Times New Roman"/>
@@ -6983,6 +7390,7 @@
               </w:rPr>
               <w:t>Heliosíncrona</w:t>
             </w:r>
+            <w:proofErr w:type="spellEnd"/>
           </w:p>
         </w:tc>
         <w:tc>
@@ -7012,6 +7420,7 @@
                 <w14:ligatures w14:val="none"/>
               </w:rPr>
             </w:pPr>
+            <w:proofErr w:type="spellStart"/>
             <w:r>
               <w:rPr>
                 <w:rFonts w:ascii="Aptos Narrow" w:eastAsia="Times New Roman" w:hAnsi="Aptos Narrow" w:cs="Times New Roman"/>
@@ -7024,6 +7433,7 @@
               </w:rPr>
               <w:t>Heliosíncrona</w:t>
             </w:r>
+            <w:proofErr w:type="spellEnd"/>
           </w:p>
         </w:tc>
         <w:tc>
@@ -7053,6 +7463,7 @@
                 <w14:ligatures w14:val="none"/>
               </w:rPr>
             </w:pPr>
+            <w:proofErr w:type="spellStart"/>
             <w:r>
               <w:rPr>
                 <w:rFonts w:ascii="Aptos Narrow" w:eastAsia="Times New Roman" w:hAnsi="Aptos Narrow" w:cs="Times New Roman"/>
@@ -7065,6 +7476,7 @@
               </w:rPr>
               <w:t>Heliosíncrona</w:t>
             </w:r>
+            <w:proofErr w:type="spellEnd"/>
           </w:p>
         </w:tc>
         <w:tc>
@@ -7094,6 +7506,7 @@
                 <w14:ligatures w14:val="none"/>
               </w:rPr>
             </w:pPr>
+            <w:proofErr w:type="spellStart"/>
             <w:r>
               <w:rPr>
                 <w:rFonts w:ascii="Aptos Narrow" w:eastAsia="Times New Roman" w:hAnsi="Aptos Narrow" w:cs="Times New Roman"/>
@@ -7106,6 +7519,7 @@
               </w:rPr>
               <w:t>Heliosíncrona</w:t>
             </w:r>
+            <w:proofErr w:type="spellEnd"/>
           </w:p>
         </w:tc>
       </w:tr>
@@ -7705,7 +8119,59 @@
                 <w:lang w:eastAsia="es-AR"/>
                 <w14:ligatures w14:val="none"/>
               </w:rPr>
-              <w:t>375 m (I-bands), 750 m (M-bands)</w:t>
+              <w:t>375 m (I-</w:t>
+            </w:r>
+            <w:proofErr w:type="spellStart"/>
+            <w:r>
+              <w:rPr>
+                <w:rFonts w:ascii="Aptos Narrow" w:eastAsia="Times New Roman" w:hAnsi="Aptos Narrow" w:cs="Times New Roman"/>
+                <w:color w:val="000000"/>
+                <w:kern w:val="0"/>
+                <w:sz w:val="16"/>
+                <w:szCs w:val="16"/>
+                <w:lang w:eastAsia="es-AR"/>
+                <w14:ligatures w14:val="none"/>
+              </w:rPr>
+              <w:t>bands</w:t>
+            </w:r>
+            <w:proofErr w:type="spellEnd"/>
+            <w:r>
+              <w:rPr>
+                <w:rFonts w:ascii="Aptos Narrow" w:eastAsia="Times New Roman" w:hAnsi="Aptos Narrow" w:cs="Times New Roman"/>
+                <w:color w:val="000000"/>
+                <w:kern w:val="0"/>
+                <w:sz w:val="16"/>
+                <w:szCs w:val="16"/>
+                <w:lang w:eastAsia="es-AR"/>
+                <w14:ligatures w14:val="none"/>
+              </w:rPr>
+              <w:t>), 750 m (M-</w:t>
+            </w:r>
+            <w:proofErr w:type="spellStart"/>
+            <w:r>
+              <w:rPr>
+                <w:rFonts w:ascii="Aptos Narrow" w:eastAsia="Times New Roman" w:hAnsi="Aptos Narrow" w:cs="Times New Roman"/>
+                <w:color w:val="000000"/>
+                <w:kern w:val="0"/>
+                <w:sz w:val="16"/>
+                <w:szCs w:val="16"/>
+                <w:lang w:eastAsia="es-AR"/>
+                <w14:ligatures w14:val="none"/>
+              </w:rPr>
+              <w:t>bands</w:t>
+            </w:r>
+            <w:proofErr w:type="spellEnd"/>
+            <w:r>
+              <w:rPr>
+                <w:rFonts w:ascii="Aptos Narrow" w:eastAsia="Times New Roman" w:hAnsi="Aptos Narrow" w:cs="Times New Roman"/>
+                <w:color w:val="000000"/>
+                <w:kern w:val="0"/>
+                <w:sz w:val="16"/>
+                <w:szCs w:val="16"/>
+                <w:lang w:eastAsia="es-AR"/>
+                <w14:ligatures w14:val="none"/>
+              </w:rPr>
+              <w:t>)</w:t>
             </w:r>
           </w:p>
         </w:tc>
@@ -7746,7 +8212,59 @@
                 <w:lang w:eastAsia="es-AR"/>
                 <w14:ligatures w14:val="none"/>
               </w:rPr>
-              <w:t>375 m (I-bands), 750 m (M-bands)</w:t>
+              <w:t>375 m (I-</w:t>
+            </w:r>
+            <w:proofErr w:type="spellStart"/>
+            <w:r>
+              <w:rPr>
+                <w:rFonts w:ascii="Aptos Narrow" w:eastAsia="Times New Roman" w:hAnsi="Aptos Narrow" w:cs="Times New Roman"/>
+                <w:color w:val="000000"/>
+                <w:kern w:val="0"/>
+                <w:sz w:val="16"/>
+                <w:szCs w:val="16"/>
+                <w:lang w:eastAsia="es-AR"/>
+                <w14:ligatures w14:val="none"/>
+              </w:rPr>
+              <w:t>bands</w:t>
+            </w:r>
+            <w:proofErr w:type="spellEnd"/>
+            <w:r>
+              <w:rPr>
+                <w:rFonts w:ascii="Aptos Narrow" w:eastAsia="Times New Roman" w:hAnsi="Aptos Narrow" w:cs="Times New Roman"/>
+                <w:color w:val="000000"/>
+                <w:kern w:val="0"/>
+                <w:sz w:val="16"/>
+                <w:szCs w:val="16"/>
+                <w:lang w:eastAsia="es-AR"/>
+                <w14:ligatures w14:val="none"/>
+              </w:rPr>
+              <w:t>), 750 m (M-</w:t>
+            </w:r>
+            <w:proofErr w:type="spellStart"/>
+            <w:r>
+              <w:rPr>
+                <w:rFonts w:ascii="Aptos Narrow" w:eastAsia="Times New Roman" w:hAnsi="Aptos Narrow" w:cs="Times New Roman"/>
+                <w:color w:val="000000"/>
+                <w:kern w:val="0"/>
+                <w:sz w:val="16"/>
+                <w:szCs w:val="16"/>
+                <w:lang w:eastAsia="es-AR"/>
+                <w14:ligatures w14:val="none"/>
+              </w:rPr>
+              <w:t>bands</w:t>
+            </w:r>
+            <w:proofErr w:type="spellEnd"/>
+            <w:r>
+              <w:rPr>
+                <w:rFonts w:ascii="Aptos Narrow" w:eastAsia="Times New Roman" w:hAnsi="Aptos Narrow" w:cs="Times New Roman"/>
+                <w:color w:val="000000"/>
+                <w:kern w:val="0"/>
+                <w:sz w:val="16"/>
+                <w:szCs w:val="16"/>
+                <w:lang w:eastAsia="es-AR"/>
+                <w14:ligatures w14:val="none"/>
+              </w:rPr>
+              <w:t>)</w:t>
             </w:r>
           </w:p>
         </w:tc>
@@ -8396,7 +8914,33 @@
                 <w:lang w:eastAsia="es-AR"/>
                 <w14:ligatures w14:val="none"/>
               </w:rPr>
-              <w:t>Monitoreo ambiental y climático, meteorología, océano, tierra, criosfera, incendios.</w:t>
+              <w:t xml:space="preserve">Monitoreo ambiental y climático, meteorología, océano, tierra, </w:t>
+            </w:r>
+            <w:proofErr w:type="spellStart"/>
+            <w:r>
+              <w:rPr>
+                <w:rFonts w:ascii="Aptos Narrow" w:eastAsia="Times New Roman" w:hAnsi="Aptos Narrow" w:cs="Times New Roman"/>
+                <w:color w:val="000000"/>
+                <w:kern w:val="0"/>
+                <w:sz w:val="16"/>
+                <w:szCs w:val="16"/>
+                <w:lang w:eastAsia="es-AR"/>
+                <w14:ligatures w14:val="none"/>
+              </w:rPr>
+              <w:t>criosfera</w:t>
+            </w:r>
+            <w:proofErr w:type="spellEnd"/>
+            <w:r>
+              <w:rPr>
+                <w:rFonts w:ascii="Aptos Narrow" w:eastAsia="Times New Roman" w:hAnsi="Aptos Narrow" w:cs="Times New Roman"/>
+                <w:color w:val="000000"/>
+                <w:kern w:val="0"/>
+                <w:sz w:val="16"/>
+                <w:szCs w:val="16"/>
+                <w:lang w:eastAsia="es-AR"/>
+                <w14:ligatures w14:val="none"/>
+              </w:rPr>
+              <w:t>, incendios.</w:t>
             </w:r>
           </w:p>
         </w:tc>
@@ -8568,7 +9112,23 @@
           <w:rFonts w:cs="Times New Roman"/>
           <w:color w:val="000000" w:themeColor="text1"/>
         </w:rPr>
-        <w:t>) es ideal para observar condiciones despejadas, mientras que AQUA, Suomi NPP y NOAA-20 (</w:t>
+        <w:t xml:space="preserve">) es ideal para observar condiciones despejadas, mientras que AQUA, </w:t>
+      </w:r>
+      <w:proofErr w:type="spellStart"/>
+      <w:r>
+        <w:rPr>
+          <w:rFonts w:cs="Times New Roman"/>
+          <w:color w:val="000000" w:themeColor="text1"/>
+        </w:rPr>
+        <w:t>Suomi</w:t>
+      </w:r>
+      <w:proofErr w:type="spellEnd"/>
+      <w:r>
+        <w:rPr>
+          <w:rFonts w:cs="Times New Roman"/>
+          <w:color w:val="000000" w:themeColor="text1"/>
+        </w:rPr>
+        <w:t xml:space="preserve"> NPP y NOAA-20 (</w:t>
       </w:r>
       <w:r>
         <w:rPr>
@@ -8770,7 +9330,31 @@
         <w:t>incorporación de variables calculadas</w:t>
       </w:r>
       <w:r>
-        <w:t>: se utilizan los valores base para calcular el conjunto de variables derivadas que componen el Fire Weather Index (FWI)</w:t>
+        <w:t xml:space="preserve">: se utilizan los valores base para calcular el conjunto de variables derivadas que componen el </w:t>
+      </w:r>
+      <w:proofErr w:type="spellStart"/>
+      <w:r>
+        <w:t>Fire</w:t>
+      </w:r>
+      <w:proofErr w:type="spellEnd"/>
+      <w:r>
+        <w:t xml:space="preserve"> </w:t>
+      </w:r>
+      <w:proofErr w:type="spellStart"/>
+      <w:r>
+        <w:t>Weather</w:t>
+      </w:r>
+      <w:proofErr w:type="spellEnd"/>
+      <w:r>
+        <w:t xml:space="preserve"> </w:t>
+      </w:r>
+      <w:proofErr w:type="spellStart"/>
+      <w:r>
+        <w:t>Index</w:t>
+      </w:r>
+      <w:proofErr w:type="spellEnd"/>
+      <w:r>
+        <w:t xml:space="preserve"> (FWI)</w:t>
       </w:r>
       <w:r>
         <w:t xml:space="preserve"> </w:t>
@@ -8804,13 +9388,22 @@
         </w:rPr>
       </w:pPr>
       <w:bookmarkStart w:id="7" w:name="_Toc212376348"/>
+      <w:proofErr w:type="spellStart"/>
       <w:r>
         <w:rPr>
           <w:color w:val="000000" w:themeColor="text1"/>
         </w:rPr>
         <w:lastRenderedPageBreak/>
-        <w:t xml:space="preserve">Fire </w:t>
-      </w:r>
+        <w:t>Fire</w:t>
+      </w:r>
+      <w:proofErr w:type="spellEnd"/>
+      <w:r>
+        <w:rPr>
+          <w:color w:val="000000" w:themeColor="text1"/>
+        </w:rPr>
+        <w:t xml:space="preserve"> </w:t>
+      </w:r>
+      <w:proofErr w:type="spellStart"/>
       <w:r>
         <w:rPr>
           <w:color w:val="000000" w:themeColor="text1"/>
@@ -8821,8 +9414,16 @@
         <w:rPr>
           <w:color w:val="000000" w:themeColor="text1"/>
         </w:rPr>
-        <w:t xml:space="preserve">eather </w:t>
-      </w:r>
+        <w:t>eather</w:t>
+      </w:r>
+      <w:proofErr w:type="spellEnd"/>
+      <w:r>
+        <w:rPr>
+          <w:color w:val="000000" w:themeColor="text1"/>
+        </w:rPr>
+        <w:t xml:space="preserve"> </w:t>
+      </w:r>
+      <w:proofErr w:type="spellStart"/>
       <w:r>
         <w:rPr>
           <w:color w:val="000000" w:themeColor="text1"/>
@@ -8836,6 +9437,7 @@
         <w:t>ndex</w:t>
       </w:r>
       <w:bookmarkEnd w:id="7"/>
+      <w:proofErr w:type="spellEnd"/>
     </w:p>
     <w:p>
       <w:pPr>
@@ -8980,8 +9582,54 @@
           <w:bCs/>
           <w:color w:val="000000" w:themeColor="text1"/>
         </w:rPr>
-        <w:t xml:space="preserve"> - Fire Weather Index</w:t>
-      </w:r>
+        <w:t xml:space="preserve"> - </w:t>
+      </w:r>
+      <w:proofErr w:type="spellStart"/>
+      <w:r>
+        <w:rPr>
+          <w:b/>
+          <w:bCs/>
+          <w:color w:val="000000" w:themeColor="text1"/>
+        </w:rPr>
+        <w:t>Fire</w:t>
+      </w:r>
+      <w:proofErr w:type="spellEnd"/>
+      <w:r>
+        <w:rPr>
+          <w:b/>
+          <w:bCs/>
+          <w:color w:val="000000" w:themeColor="text1"/>
+        </w:rPr>
+        <w:t xml:space="preserve"> </w:t>
+      </w:r>
+      <w:proofErr w:type="spellStart"/>
+      <w:r>
+        <w:rPr>
+          <w:b/>
+          <w:bCs/>
+          <w:color w:val="000000" w:themeColor="text1"/>
+        </w:rPr>
+        <w:t>Weather</w:t>
+      </w:r>
+      <w:proofErr w:type="spellEnd"/>
+      <w:r>
+        <w:rPr>
+          <w:b/>
+          <w:bCs/>
+          <w:color w:val="000000" w:themeColor="text1"/>
+        </w:rPr>
+        <w:t xml:space="preserve"> </w:t>
+      </w:r>
+      <w:proofErr w:type="spellStart"/>
+      <w:r>
+        <w:rPr>
+          <w:b/>
+          <w:bCs/>
+          <w:color w:val="000000" w:themeColor="text1"/>
+        </w:rPr>
+        <w:t>Index</w:t>
+      </w:r>
+      <w:proofErr w:type="spellEnd"/>
     </w:p>
     <w:p>
       <w:pPr>
@@ -9002,54 +9650,81 @@
         <w:ind w:firstLine="0"/>
         <w:jc w:val="both"/>
       </w:pPr>
+      <w:proofErr w:type="spellStart"/>
       <w:r>
         <w:rPr>
           <w:b/>
           <w:bCs/>
         </w:rPr>
-        <w:t xml:space="preserve">Fire </w:t>
-      </w:r>
+        <w:t>Fire</w:t>
+      </w:r>
+      <w:proofErr w:type="spellEnd"/>
       <w:r>
         <w:rPr>
           <w:b/>
           <w:bCs/>
         </w:rPr>
-        <w:t>F</w:t>
+        <w:t xml:space="preserve"> </w:t>
       </w:r>
       <w:r>
         <w:rPr>
           <w:b/>
           <w:bCs/>
         </w:rPr>
-        <w:t xml:space="preserve">uel </w:t>
+        <w:t>F</w:t>
       </w:r>
       <w:r>
         <w:rPr>
           <w:b/>
           <w:bCs/>
         </w:rPr>
-        <w:t>M</w:t>
-      </w:r>
+        <w:t xml:space="preserve">uel </w:t>
+      </w:r>
+      <w:proofErr w:type="spellStart"/>
       <w:r>
         <w:rPr>
           <w:b/>
           <w:bCs/>
         </w:rPr>
-        <w:t xml:space="preserve">oisture </w:t>
+        <w:t>M</w:t>
       </w:r>
       <w:r>
         <w:rPr>
           <w:b/>
           <w:bCs/>
         </w:rPr>
-        <w:t>C</w:t>
-      </w:r>
+        <w:t>oisture</w:t>
+      </w:r>
+      <w:proofErr w:type="spellEnd"/>
       <w:r>
         <w:rPr>
           <w:b/>
           <w:bCs/>
         </w:rPr>
-        <w:t>ode (FFMC)</w:t>
+        <w:t xml:space="preserve"> </w:t>
+      </w:r>
+      <w:proofErr w:type="spellStart"/>
+      <w:r>
+        <w:rPr>
+          <w:b/>
+          <w:bCs/>
+        </w:rPr>
+        <w:t>C</w:t>
+      </w:r>
+      <w:r>
+        <w:rPr>
+          <w:b/>
+          <w:bCs/>
+        </w:rPr>
+        <w:t>ode</w:t>
+      </w:r>
+      <w:proofErr w:type="spellEnd"/>
+      <w:r>
+        <w:rPr>
+          <w:b/>
+          <w:bCs/>
+        </w:rPr>
+        <w:t xml:space="preserve"> (FFMC)</w:t>
       </w:r>
       <w:r>
         <w:t xml:space="preserve">, </w:t>
@@ -9068,12 +9743,53 @@
         <w:ind w:firstLine="0"/>
         <w:jc w:val="both"/>
       </w:pPr>
+      <w:proofErr w:type="spellStart"/>
       <w:r>
         <w:rPr>
           <w:b/>
           <w:bCs/>
         </w:rPr>
-        <w:t>Duff Moisture Code (DMC)</w:t>
+        <w:t>Duff</w:t>
+      </w:r>
+      <w:proofErr w:type="spellEnd"/>
+      <w:r>
+        <w:rPr>
+          <w:b/>
+          <w:bCs/>
+        </w:rPr>
+        <w:t xml:space="preserve"> </w:t>
+      </w:r>
+      <w:proofErr w:type="spellStart"/>
+      <w:r>
+        <w:rPr>
+          <w:b/>
+          <w:bCs/>
+        </w:rPr>
+        <w:t>Moisture</w:t>
+      </w:r>
+      <w:proofErr w:type="spellEnd"/>
+      <w:r>
+        <w:rPr>
+          <w:b/>
+          <w:bCs/>
+        </w:rPr>
+        <w:t xml:space="preserve"> </w:t>
+      </w:r>
+      <w:proofErr w:type="spellStart"/>
+      <w:r>
+        <w:rPr>
+          <w:b/>
+          <w:bCs/>
+        </w:rPr>
+        <w:t>Code</w:t>
+      </w:r>
+      <w:proofErr w:type="spellEnd"/>
+      <w:r>
+        <w:rPr>
+          <w:b/>
+          <w:bCs/>
+        </w:rPr>
+        <w:t xml:space="preserve"> (DMC)</w:t>
       </w:r>
       <w:r>
         <w:t>,</w:t>
@@ -9101,13 +9817,31 @@
         <w:ind w:firstLine="0"/>
         <w:jc w:val="both"/>
       </w:pPr>
+      <w:proofErr w:type="spellStart"/>
       <w:r>
         <w:rPr>
           <w:b/>
           <w:bCs/>
         </w:rPr>
-        <w:t>Drought Code</w:t>
-      </w:r>
+        <w:t>Drought</w:t>
+      </w:r>
+      <w:proofErr w:type="spellEnd"/>
+      <w:r>
+        <w:rPr>
+          <w:b/>
+          <w:bCs/>
+        </w:rPr>
+        <w:t xml:space="preserve"> </w:t>
+      </w:r>
+      <w:proofErr w:type="spellStart"/>
+      <w:r>
+        <w:rPr>
+          <w:b/>
+          <w:bCs/>
+        </w:rPr>
+        <w:t>Code</w:t>
+      </w:r>
+      <w:proofErr w:type="spellEnd"/>
       <w:r>
         <w:rPr>
           <w:b/>
@@ -9160,13 +9894,38 @@
         <w:ind w:firstLine="0"/>
         <w:jc w:val="both"/>
       </w:pPr>
+      <w:proofErr w:type="spellStart"/>
       <w:r>
         <w:rPr>
           <w:b/>
           <w:bCs/>
         </w:rPr>
         <w:lastRenderedPageBreak/>
-        <w:t>Initial Spread Index (ISI)</w:t>
+        <w:t>Initial</w:t>
+      </w:r>
+      <w:proofErr w:type="spellEnd"/>
+      <w:r>
+        <w:rPr>
+          <w:b/>
+          <w:bCs/>
+        </w:rPr>
+        <w:t xml:space="preserve"> Spread </w:t>
+      </w:r>
+      <w:proofErr w:type="spellStart"/>
+      <w:r>
+        <w:rPr>
+          <w:b/>
+          <w:bCs/>
+        </w:rPr>
+        <w:t>Index</w:t>
+      </w:r>
+      <w:proofErr w:type="spellEnd"/>
+      <w:r>
+        <w:rPr>
+          <w:b/>
+          <w:bCs/>
+        </w:rPr>
+        <w:t xml:space="preserve"> (ISI)</w:t>
       </w:r>
       <w:r>
         <w:t xml:space="preserve">, </w:t>
@@ -9185,13 +9944,31 @@
         <w:ind w:firstLine="0"/>
         <w:jc w:val="both"/>
       </w:pPr>
+      <w:proofErr w:type="spellStart"/>
       <w:r>
         <w:rPr>
           <w:b/>
           <w:bCs/>
         </w:rPr>
-        <w:t>Buildup Index</w:t>
-      </w:r>
+        <w:t>Buildup</w:t>
+      </w:r>
+      <w:proofErr w:type="spellEnd"/>
+      <w:r>
+        <w:rPr>
+          <w:b/>
+          <w:bCs/>
+        </w:rPr>
+        <w:t xml:space="preserve"> </w:t>
+      </w:r>
+      <w:proofErr w:type="spellStart"/>
+      <w:r>
+        <w:rPr>
+          <w:b/>
+          <w:bCs/>
+        </w:rPr>
+        <w:t>Index</w:t>
+      </w:r>
+      <w:proofErr w:type="spellEnd"/>
       <w:r>
         <w:rPr>
           <w:b/>
@@ -9222,13 +9999,47 @@
         <w:ind w:firstLine="0"/>
         <w:jc w:val="both"/>
       </w:pPr>
+      <w:proofErr w:type="spellStart"/>
       <w:r>
         <w:rPr>
           <w:b/>
           <w:bCs/>
         </w:rPr>
-        <w:t>Fire Weather Index</w:t>
-      </w:r>
+        <w:t>Fire</w:t>
+      </w:r>
+      <w:proofErr w:type="spellEnd"/>
+      <w:r>
+        <w:rPr>
+          <w:b/>
+          <w:bCs/>
+        </w:rPr>
+        <w:t xml:space="preserve"> </w:t>
+      </w:r>
+      <w:proofErr w:type="spellStart"/>
+      <w:r>
+        <w:rPr>
+          <w:b/>
+          <w:bCs/>
+        </w:rPr>
+        <w:t>Weather</w:t>
+      </w:r>
+      <w:proofErr w:type="spellEnd"/>
+      <w:r>
+        <w:rPr>
+          <w:b/>
+          <w:bCs/>
+        </w:rPr>
+        <w:t xml:space="preserve"> </w:t>
+      </w:r>
+      <w:proofErr w:type="spellStart"/>
+      <w:r>
+        <w:rPr>
+          <w:b/>
+          <w:bCs/>
+        </w:rPr>
+        <w:t>Index</w:t>
+      </w:r>
+      <w:proofErr w:type="spellEnd"/>
       <w:r>
         <w:rPr>
           <w:b/>
@@ -9356,7 +10167,15 @@
         <w:t>En primer lugar,</w:t>
       </w:r>
       <w:r>
-        <w:t xml:space="preserve"> se filtraron los registros para excluir aquellos etiquetados con confianza baja (confidence: 'l'). Esta decisión es una práctica estándar que se fundamenta en la alta probabilidad de falsos positivos en esta categoría. Tal como lo documenta la NASA</w:t>
+        <w:t xml:space="preserve"> se filtraron los registros para excluir aquellos etiquetados con confianza baja (</w:t>
+      </w:r>
+      <w:proofErr w:type="spellStart"/>
+      <w:r>
+        <w:t>confidence</w:t>
+      </w:r>
+      <w:proofErr w:type="spellEnd"/>
+      <w:r>
+        <w:t>: 'l'). Esta decisión es una práctica estándar que se fundamenta en la alta probabilidad de falsos positivos en esta categoría. Tal como lo documenta la NASA</w:t>
       </w:r>
       <w:r>
         <w:t xml:space="preserve"> </w:t>
@@ -9396,6 +10215,7 @@
       <w:r>
         <w:t xml:space="preserve">km de ERA5-Land). Este proceso de </w:t>
       </w:r>
+      <w:proofErr w:type="spellStart"/>
       <w:r>
         <w:rPr>
           <w:i/>
@@ -9403,6 +10223,7 @@
         </w:rPr>
         <w:t>gridding</w:t>
       </w:r>
+      <w:proofErr w:type="spellEnd"/>
       <w:r>
         <w:t xml:space="preserve"> </w:t>
       </w:r>
@@ -9517,7 +10338,15 @@
         <w:jc w:val="both"/>
       </w:pPr>
       <w:r>
-        <w:t xml:space="preserve">Si bien la resolución temporal fue escalada a una frecuencia diaria, tras la consolidación del dataset se observó un problema de discontinuidad temporal en las variables de </w:t>
+        <w:t xml:space="preserve">Si bien la resolución temporal fue escalada a una frecuencia diaria, tras la consolidación del </w:t>
+      </w:r>
+      <w:proofErr w:type="spellStart"/>
+      <w:r>
+        <w:t>dataset</w:t>
+      </w:r>
+      <w:proofErr w:type="spellEnd"/>
+      <w:r>
+        <w:t xml:space="preserve"> se observó un problema de discontinuidad temporal en las variables de </w:t>
       </w:r>
       <w:r>
         <w:t>focos de calor</w:t>
@@ -9525,6 +10354,7 @@
       <w:r>
         <w:t xml:space="preserve"> (</w:t>
       </w:r>
+      <w:proofErr w:type="spellStart"/>
       <w:r>
         <w:rPr>
           <w:i/>
@@ -9532,9 +10362,11 @@
         </w:rPr>
         <w:t>num_focos</w:t>
       </w:r>
+      <w:proofErr w:type="spellEnd"/>
       <w:r>
         <w:t xml:space="preserve"> y </w:t>
       </w:r>
+      <w:proofErr w:type="spellStart"/>
       <w:r>
         <w:rPr>
           <w:i/>
@@ -9542,6 +10374,7 @@
         </w:rPr>
         <w:t>frp_mean</w:t>
       </w:r>
+      <w:proofErr w:type="spellEnd"/>
       <w:r>
         <w:t>). Para ejemplificar, en una celda determinada se podía registrar el inicio de un incendio el 26 de diciembre y su crecimiento los días siguientes, pero luego reportar '0' focos el 31 de diciembre y el 1 de enero, para volver a mostrar una presencia contundente días después.</w:t>
       </w:r>
@@ -9559,7 +10392,23 @@
         <w:jc w:val="both"/>
       </w:pPr>
       <w:r>
-        <w:t>Para corregir estos registros anómalos y obtener una serie temporal más realista de la actividad del fuego, se implementó un proceso de interpolación. Este tratamiento se aplicó de forma independiente a cada celda de la grilla (latitude, longitude) y consistió en los siguientes pasos:</w:t>
+        <w:t>Para corregir estos registros anómalos y obtener una serie temporal más realista de la actividad del fuego, se implementó un proceso de interpolación. Este tratamiento se aplicó de forma independiente a cada celda de la grilla (</w:t>
+      </w:r>
+      <w:proofErr w:type="spellStart"/>
+      <w:r>
+        <w:t>latitude</w:t>
+      </w:r>
+      <w:proofErr w:type="spellEnd"/>
+      <w:r>
+        <w:t xml:space="preserve">, </w:t>
+      </w:r>
+      <w:proofErr w:type="spellStart"/>
+      <w:r>
+        <w:t>longitude</w:t>
+      </w:r>
+      <w:proofErr w:type="spellEnd"/>
+      <w:r>
+        <w:t>) y consistió en los siguientes pasos:</w:t>
       </w:r>
     </w:p>
     <w:p>
@@ -9572,7 +10421,23 @@
         <w:jc w:val="both"/>
       </w:pPr>
       <w:r>
-        <w:t>Identificación del Período de Incendio: Para cada celda, se identificó la fecha del primer foco detectado (fecha_inicio) y la fecha del último (fecha_fin).</w:t>
+        <w:t>Identificación del Período de Incendio: Para cada celda, se identificó la fecha del primer foco detectado (</w:t>
+      </w:r>
+      <w:proofErr w:type="spellStart"/>
+      <w:r>
+        <w:t>fecha_inicio</w:t>
+      </w:r>
+      <w:proofErr w:type="spellEnd"/>
+      <w:r>
+        <w:t>) y la fecha del último (</w:t>
+      </w:r>
+      <w:proofErr w:type="spellStart"/>
+      <w:r>
+        <w:t>fecha_fin</w:t>
+      </w:r>
+      <w:proofErr w:type="spellEnd"/>
+      <w:r>
+        <w:t>).</w:t>
       </w:r>
     </w:p>
     <w:p>
@@ -9587,6 +10452,7 @@
       <w:r>
         <w:t xml:space="preserve">Interpolación Lineal: Se aplicó una interpolación lineal a las variables </w:t>
       </w:r>
+      <w:proofErr w:type="spellStart"/>
       <w:r>
         <w:rPr>
           <w:i/>
@@ -9594,9 +10460,11 @@
         </w:rPr>
         <w:t>num_focos</w:t>
       </w:r>
+      <w:proofErr w:type="spellEnd"/>
       <w:r>
         <w:t xml:space="preserve"> y </w:t>
       </w:r>
+      <w:proofErr w:type="spellStart"/>
       <w:r>
         <w:rPr>
           <w:i/>
@@ -9604,8 +10472,25 @@
         </w:rPr>
         <w:t>frp_mean</w:t>
       </w:r>
-      <w:r>
-        <w:t>, pero únicamente dentro del período de incendio (entre fecha_inicio y fecha_fin). Este paso rellenó los valles de 'cero' anómalos.</w:t>
+      <w:proofErr w:type="spellEnd"/>
+      <w:r>
+        <w:t xml:space="preserve">, pero únicamente dentro del período de incendio (entre </w:t>
+      </w:r>
+      <w:proofErr w:type="spellStart"/>
+      <w:r>
+        <w:t>fecha_inicio</w:t>
+      </w:r>
+      <w:proofErr w:type="spellEnd"/>
+      <w:r>
+        <w:t xml:space="preserve"> y </w:t>
+      </w:r>
+      <w:proofErr w:type="spellStart"/>
+      <w:r>
+        <w:t>fecha_fin</w:t>
+      </w:r>
+      <w:proofErr w:type="spellEnd"/>
+      <w:r>
+        <w:t>). Este paso rellenó los valles de 'cero' anómalos.</w:t>
       </w:r>
     </w:p>
     <w:p>
@@ -9634,6 +10519,7 @@
       <w:r>
         <w:t xml:space="preserve">Finalmente, todos los valores de </w:t>
       </w:r>
+      <w:proofErr w:type="spellStart"/>
       <w:r>
         <w:rPr>
           <w:i/>
@@ -9641,9 +10527,11 @@
         </w:rPr>
         <w:t>num_focos</w:t>
       </w:r>
+      <w:proofErr w:type="spellEnd"/>
       <w:r>
         <w:t xml:space="preserve"> y </w:t>
       </w:r>
+      <w:proofErr w:type="spellStart"/>
       <w:r>
         <w:rPr>
           <w:i/>
@@ -9651,8 +10539,25 @@
         </w:rPr>
         <w:t>frp_mean</w:t>
       </w:r>
-      <w:r>
-        <w:t xml:space="preserve"> fuera del período de incendio (antes de fecha_inicio y después de fecha_fin) se rellenaron explícitamente con cero.</w:t>
+      <w:proofErr w:type="spellEnd"/>
+      <w:r>
+        <w:t xml:space="preserve"> fuera del período de incendio (antes de </w:t>
+      </w:r>
+      <w:proofErr w:type="spellStart"/>
+      <w:r>
+        <w:t>fecha_inicio</w:t>
+      </w:r>
+      <w:proofErr w:type="spellEnd"/>
+      <w:r>
+        <w:t xml:space="preserve"> y después de </w:t>
+      </w:r>
+      <w:proofErr w:type="spellStart"/>
+      <w:r>
+        <w:t>fecha_fin</w:t>
+      </w:r>
+      <w:proofErr w:type="spellEnd"/>
+      <w:r>
+        <w:t>) se rellenaron explícitamente con cero.</w:t>
       </w:r>
     </w:p>
     <w:p>
@@ -9679,7 +10584,7 @@
         </w:rPr>
         <w:lastRenderedPageBreak/>
         <w:drawing>
-          <wp:inline distT="0" distB="0" distL="0" distR="0" wp14:anchorId="39D5FC54" wp14:editId="63094189">
+          <wp:inline distT="0" distB="0" distL="0" distR="0" wp14:anchorId="39D5FC54" wp14:editId="5C7EF69C">
             <wp:extent cx="3600000" cy="1928269"/>
             <wp:effectExtent l="0" t="0" r="635" b="0"/>
             <wp:docPr id="1472466900" name="Imagen 2" descr="Gráfico&#10;&#10;El contenido generado por IA puede ser incorrecto."/>
@@ -9725,7 +10630,7 @@
           <w:noProof/>
         </w:rPr>
         <w:drawing>
-          <wp:inline distT="0" distB="0" distL="0" distR="0" wp14:anchorId="7391F9E1" wp14:editId="0C8EF2E7">
+          <wp:inline distT="0" distB="0" distL="0" distR="0" wp14:anchorId="7391F9E1" wp14:editId="30E501B3">
             <wp:extent cx="3600000" cy="1928269"/>
             <wp:effectExtent l="0" t="0" r="635" b="0"/>
             <wp:docPr id="315828563" name="Imagen 1" descr="Gráfico&#10;&#10;El contenido generado por IA puede ser incorrecto."/>
@@ -9853,7 +10758,23 @@
         <w:jc w:val="both"/>
       </w:pPr>
       <w:r>
-        <w:t>Con esto concluye la etapa de construcción del conjunto de datos que servirá como entrada a los modelos de Machine Learning. Se ha consolidado un dataset con información consistente que abarca el período de diciembre de 2024 a marzo de 2025. El alcance geográfico del estudio se centra en la región andino-patagónica de la provincia de Río Negro, extendiéndose desde su límite norte con Neuquén hasta su límite sur con la provincia de Chubut.</w:t>
+        <w:t xml:space="preserve">Con esto concluye la etapa de construcción del conjunto de datos que servirá como entrada a los modelos de Machine </w:t>
+      </w:r>
+      <w:proofErr w:type="spellStart"/>
+      <w:r>
+        <w:t>Learning</w:t>
+      </w:r>
+      <w:proofErr w:type="spellEnd"/>
+      <w:r>
+        <w:t xml:space="preserve">. Se ha consolidado un </w:t>
+      </w:r>
+      <w:proofErr w:type="spellStart"/>
+      <w:r>
+        <w:t>dataset</w:t>
+      </w:r>
+      <w:proofErr w:type="spellEnd"/>
+      <w:r>
+        <w:t xml:space="preserve"> con información consistente que abarca el período de diciembre de 2024 a marzo de 2025. El alcance geográfico del estudio se centra en la región andino-patagónica de la provincia de Río Negro, extendiéndose desde su límite norte con Neuquén hasta su límite sur con la provincia de Chubut.</w:t>
       </w:r>
     </w:p>
     <w:p>
@@ -9861,7 +10782,15 @@
         <w:jc w:val="both"/>
       </w:pPr>
       <w:r>
-        <w:t xml:space="preserve">Como resumen final de su estructura, el dataset consolidado es un panel de datos </w:t>
+        <w:t xml:space="preserve">Como resumen final de su estructura, el </w:t>
+      </w:r>
+      <w:proofErr w:type="spellStart"/>
+      <w:r>
+        <w:t>dataset</w:t>
+      </w:r>
+      <w:proofErr w:type="spellEnd"/>
+      <w:r>
+        <w:t xml:space="preserve"> consolidado es un panel de datos </w:t>
       </w:r>
       <w:r>
         <w:t>espaciotemporales</w:t>
@@ -10208,7 +11137,59 @@
                 <w:lang w:eastAsia="es-AR"/>
                 <w14:ligatures w14:val="none"/>
               </w:rPr>
-              <w:t>~10x10 km (0.1° lat/lon)</w:t>
+              <w:t xml:space="preserve">~10x10 km (0.1° </w:t>
+            </w:r>
+            <w:proofErr w:type="spellStart"/>
+            <w:r>
+              <w:rPr>
+                <w:rFonts w:ascii="Arial" w:eastAsia="Times New Roman" w:hAnsi="Arial" w:cs="Arial"/>
+                <w:color w:val="000000"/>
+                <w:kern w:val="0"/>
+                <w:sz w:val="18"/>
+                <w:szCs w:val="18"/>
+                <w:lang w:eastAsia="es-AR"/>
+                <w14:ligatures w14:val="none"/>
+              </w:rPr>
+              <w:t>lat</w:t>
+            </w:r>
+            <w:proofErr w:type="spellEnd"/>
+            <w:r>
+              <w:rPr>
+                <w:rFonts w:ascii="Arial" w:eastAsia="Times New Roman" w:hAnsi="Arial" w:cs="Arial"/>
+                <w:color w:val="000000"/>
+                <w:kern w:val="0"/>
+                <w:sz w:val="18"/>
+                <w:szCs w:val="18"/>
+                <w:lang w:eastAsia="es-AR"/>
+                <w14:ligatures w14:val="none"/>
+              </w:rPr>
+              <w:t>/</w:t>
+            </w:r>
+            <w:proofErr w:type="spellStart"/>
+            <w:r>
+              <w:rPr>
+                <w:rFonts w:ascii="Arial" w:eastAsia="Times New Roman" w:hAnsi="Arial" w:cs="Arial"/>
+                <w:color w:val="000000"/>
+                <w:kern w:val="0"/>
+                <w:sz w:val="18"/>
+                <w:szCs w:val="18"/>
+                <w:lang w:eastAsia="es-AR"/>
+                <w14:ligatures w14:val="none"/>
+              </w:rPr>
+              <w:t>lon</w:t>
+            </w:r>
+            <w:proofErr w:type="spellEnd"/>
+            <w:r>
+              <w:rPr>
+                <w:rFonts w:ascii="Arial" w:eastAsia="Times New Roman" w:hAnsi="Arial" w:cs="Arial"/>
+                <w:color w:val="000000"/>
+                <w:kern w:val="0"/>
+                <w:sz w:val="18"/>
+                <w:szCs w:val="18"/>
+                <w:lang w:eastAsia="es-AR"/>
+                <w14:ligatures w14:val="none"/>
+              </w:rPr>
+              <w:t>)</w:t>
             </w:r>
           </w:p>
         </w:tc>
@@ -10287,7 +11268,33 @@
                 <w:lang w:eastAsia="es-AR"/>
                 <w14:ligatures w14:val="none"/>
               </w:rPr>
-              <w:t>Dimensiones de grilla (Lat, Lon)</w:t>
+              <w:t>Dimensiones de grilla (</w:t>
+            </w:r>
+            <w:proofErr w:type="spellStart"/>
+            <w:r>
+              <w:rPr>
+                <w:rFonts w:ascii="Arial" w:eastAsia="Times New Roman" w:hAnsi="Arial" w:cs="Arial"/>
+                <w:color w:val="000000"/>
+                <w:kern w:val="0"/>
+                <w:sz w:val="18"/>
+                <w:szCs w:val="18"/>
+                <w:lang w:eastAsia="es-AR"/>
+                <w14:ligatures w14:val="none"/>
+              </w:rPr>
+              <w:t>Lat</w:t>
+            </w:r>
+            <w:proofErr w:type="spellEnd"/>
+            <w:r>
+              <w:rPr>
+                <w:rFonts w:ascii="Arial" w:eastAsia="Times New Roman" w:hAnsi="Arial" w:cs="Arial"/>
+                <w:color w:val="000000"/>
+                <w:kern w:val="0"/>
+                <w:sz w:val="18"/>
+                <w:szCs w:val="18"/>
+                <w:lang w:eastAsia="es-AR"/>
+                <w14:ligatures w14:val="none"/>
+              </w:rPr>
+              <w:t>, Lon)</w:t>
             </w:r>
           </w:p>
         </w:tc>
@@ -10929,7 +11936,33 @@
                 <w:lang w:eastAsia="es-AR"/>
                 <w14:ligatures w14:val="none"/>
               </w:rPr>
-              <w:t>Rango de precipitación diaria (tp)</w:t>
+              <w:t>Rango de precipitación diaria (</w:t>
+            </w:r>
+            <w:proofErr w:type="spellStart"/>
+            <w:r>
+              <w:rPr>
+                <w:rFonts w:ascii="Arial" w:eastAsia="Times New Roman" w:hAnsi="Arial" w:cs="Arial"/>
+                <w:color w:val="000000"/>
+                <w:kern w:val="0"/>
+                <w:sz w:val="18"/>
+                <w:szCs w:val="18"/>
+                <w:lang w:eastAsia="es-AR"/>
+                <w14:ligatures w14:val="none"/>
+              </w:rPr>
+              <w:t>tp</w:t>
+            </w:r>
+            <w:proofErr w:type="spellEnd"/>
+            <w:r>
+              <w:rPr>
+                <w:rFonts w:ascii="Arial" w:eastAsia="Times New Roman" w:hAnsi="Arial" w:cs="Arial"/>
+                <w:color w:val="000000"/>
+                <w:kern w:val="0"/>
+                <w:sz w:val="18"/>
+                <w:szCs w:val="18"/>
+                <w:lang w:eastAsia="es-AR"/>
+                <w14:ligatures w14:val="none"/>
+              </w:rPr>
+              <w:t>)</w:t>
             </w:r>
           </w:p>
         </w:tc>
@@ -11050,7 +12083,33 @@
                 <w:lang w:eastAsia="es-AR"/>
                 <w14:ligatures w14:val="none"/>
               </w:rPr>
-              <w:t>Índice de vegetación baja (lai_lv)</w:t>
+              <w:t>Índice de vegetación baja (</w:t>
+            </w:r>
+            <w:proofErr w:type="spellStart"/>
+            <w:r>
+              <w:rPr>
+                <w:rFonts w:ascii="Arial" w:eastAsia="Times New Roman" w:hAnsi="Arial" w:cs="Arial"/>
+                <w:color w:val="000000"/>
+                <w:kern w:val="0"/>
+                <w:sz w:val="18"/>
+                <w:szCs w:val="18"/>
+                <w:lang w:eastAsia="es-AR"/>
+                <w14:ligatures w14:val="none"/>
+              </w:rPr>
+              <w:t>lai_lv</w:t>
+            </w:r>
+            <w:proofErr w:type="spellEnd"/>
+            <w:r>
+              <w:rPr>
+                <w:rFonts w:ascii="Arial" w:eastAsia="Times New Roman" w:hAnsi="Arial" w:cs="Arial"/>
+                <w:color w:val="000000"/>
+                <w:kern w:val="0"/>
+                <w:sz w:val="18"/>
+                <w:szCs w:val="18"/>
+                <w:lang w:eastAsia="es-AR"/>
+                <w14:ligatures w14:val="none"/>
+              </w:rPr>
+              <w:t>)</w:t>
             </w:r>
           </w:p>
         </w:tc>
@@ -11170,7 +12229,33 @@
                 <w:lang w:eastAsia="es-AR"/>
                 <w14:ligatures w14:val="none"/>
               </w:rPr>
-              <w:t>Índice de vegetación alta (lai_hv)</w:t>
+              <w:t>Índice de vegetación alta (</w:t>
+            </w:r>
+            <w:proofErr w:type="spellStart"/>
+            <w:r>
+              <w:rPr>
+                <w:rFonts w:ascii="Arial" w:eastAsia="Times New Roman" w:hAnsi="Arial" w:cs="Arial"/>
+                <w:color w:val="000000"/>
+                <w:kern w:val="0"/>
+                <w:sz w:val="18"/>
+                <w:szCs w:val="18"/>
+                <w:lang w:eastAsia="es-AR"/>
+                <w14:ligatures w14:val="none"/>
+              </w:rPr>
+              <w:t>lai_hv</w:t>
+            </w:r>
+            <w:proofErr w:type="spellEnd"/>
+            <w:r>
+              <w:rPr>
+                <w:rFonts w:ascii="Arial" w:eastAsia="Times New Roman" w:hAnsi="Arial" w:cs="Arial"/>
+                <w:color w:val="000000"/>
+                <w:kern w:val="0"/>
+                <w:sz w:val="18"/>
+                <w:szCs w:val="18"/>
+                <w:lang w:eastAsia="es-AR"/>
+                <w14:ligatures w14:val="none"/>
+              </w:rPr>
+              <w:t>)</w:t>
             </w:r>
           </w:p>
         </w:tc>
@@ -12152,7 +13237,6 @@
                 <w14:ligatures w14:val="none"/>
               </w:rPr>
             </w:pPr>
-            <w:proofErr w:type="gramStart"/>
             <w:r>
               <w:rPr>
                 <w:rFonts w:ascii="Arial" w:eastAsia="Times New Roman" w:hAnsi="Arial" w:cs="Arial"/>
@@ -12163,20 +13247,7 @@
                 <w:lang w:eastAsia="es-AR"/>
                 <w14:ligatures w14:val="none"/>
               </w:rPr>
-              <w:t>Total</w:t>
-            </w:r>
-            <w:proofErr w:type="gramEnd"/>
-            <w:r>
-              <w:rPr>
-                <w:rFonts w:ascii="Arial" w:eastAsia="Times New Roman" w:hAnsi="Arial" w:cs="Arial"/>
-                <w:color w:val="000000"/>
-                <w:kern w:val="0"/>
-                <w:sz w:val="18"/>
-                <w:szCs w:val="18"/>
-                <w:lang w:eastAsia="es-AR"/>
-                <w14:ligatures w14:val="none"/>
-              </w:rPr>
-              <w:t xml:space="preserve"> de registros</w:t>
+              <w:t>Total de registros</w:t>
             </w:r>
           </w:p>
         </w:tc>
@@ -12758,7 +13829,23 @@
           <w:rFonts w:cs="Times New Roman"/>
           <w:color w:val="000000" w:themeColor="text1"/>
         </w:rPr>
-        <w:t>El análisis exploratorio se utilizó inicialmente para validar la coherencia del conjunto de datos resultante; es decir, que el procesamiento de los datos crudos obtenidos desde las APIs tuviera consistencia para su posterior aplicación en modelos de aprendizaje automático.</w:t>
+        <w:t xml:space="preserve">El análisis exploratorio se utilizó inicialmente para validar la coherencia del conjunto de datos resultante; es decir, que el procesamiento de los datos crudos obtenidos desde las </w:t>
+      </w:r>
+      <w:proofErr w:type="spellStart"/>
+      <w:r>
+        <w:rPr>
+          <w:rFonts w:cs="Times New Roman"/>
+          <w:color w:val="000000" w:themeColor="text1"/>
+        </w:rPr>
+        <w:t>APIs</w:t>
+      </w:r>
+      <w:proofErr w:type="spellEnd"/>
+      <w:r>
+        <w:rPr>
+          <w:rFonts w:cs="Times New Roman"/>
+          <w:color w:val="000000" w:themeColor="text1"/>
+        </w:rPr>
+        <w:t xml:space="preserve"> tuviera consistencia para su posterior aplicación en modelos de aprendizaje automático.</w:t>
       </w:r>
     </w:p>
     <w:p>
@@ -13340,7 +14427,37 @@
                 <w:lang w:eastAsia="es-AR"/>
                 <w14:ligatures w14:val="none"/>
               </w:rPr>
-              <w:t>Área Total Aproximada (kms)</w:t>
+              <w:t>Área Total Aproximada (</w:t>
+            </w:r>
+            <w:proofErr w:type="spellStart"/>
+            <w:r>
+              <w:rPr>
+                <w:rFonts w:eastAsia="Times New Roman" w:cs="Times New Roman"/>
+                <w:i/>
+                <w:iCs/>
+                <w:color w:val="000000"/>
+                <w:kern w:val="0"/>
+                <w:sz w:val="18"/>
+                <w:szCs w:val="18"/>
+                <w:lang w:eastAsia="es-AR"/>
+                <w14:ligatures w14:val="none"/>
+              </w:rPr>
+              <w:t>kms</w:t>
+            </w:r>
+            <w:proofErr w:type="spellEnd"/>
+            <w:r>
+              <w:rPr>
+                <w:rFonts w:eastAsia="Times New Roman" w:cs="Times New Roman"/>
+                <w:i/>
+                <w:iCs/>
+                <w:color w:val="000000"/>
+                <w:kern w:val="0"/>
+                <w:sz w:val="18"/>
+                <w:szCs w:val="18"/>
+                <w:lang w:eastAsia="es-AR"/>
+                <w14:ligatures w14:val="none"/>
+              </w:rPr>
+              <w:t>)</w:t>
             </w:r>
           </w:p>
         </w:tc>
@@ -13871,7 +14988,7 @@
           <w:noProof/>
         </w:rPr>
         <w:drawing>
-          <wp:inline distT="0" distB="0" distL="0" distR="0" wp14:anchorId="1B628224" wp14:editId="656676ED">
+          <wp:inline distT="0" distB="0" distL="0" distR="0" wp14:anchorId="1B628224" wp14:editId="0A63C764">
             <wp:extent cx="5400040" cy="2138045"/>
             <wp:effectExtent l="0" t="0" r="0" b="0"/>
             <wp:docPr id="91008185" name="Imagen 1" descr="Gráfico, Calendario&#10;&#10;El contenido generado por IA puede ser incorrecto."/>
@@ -13995,14 +15112,48 @@
           <w:color w:val="000000" w:themeColor="text1"/>
         </w:rPr>
       </w:pPr>
+      <w:proofErr w:type="spellStart"/>
       <w:r>
         <w:rPr>
           <w:rFonts w:ascii="Times New Roman" w:hAnsi="Times New Roman" w:cs="Times New Roman"/>
           <w:color w:val="000000" w:themeColor="text1"/>
         </w:rPr>
         <w:lastRenderedPageBreak/>
-        <w:t>Fire Weather Index</w:t>
-      </w:r>
+        <w:t>Fire</w:t>
+      </w:r>
+      <w:proofErr w:type="spellEnd"/>
+      <w:r>
+        <w:rPr>
+          <w:rFonts w:ascii="Times New Roman" w:hAnsi="Times New Roman" w:cs="Times New Roman"/>
+          <w:color w:val="000000" w:themeColor="text1"/>
+        </w:rPr>
+        <w:t xml:space="preserve"> </w:t>
+      </w:r>
+      <w:proofErr w:type="spellStart"/>
+      <w:r>
+        <w:rPr>
+          <w:rFonts w:ascii="Times New Roman" w:hAnsi="Times New Roman" w:cs="Times New Roman"/>
+          <w:color w:val="000000" w:themeColor="text1"/>
+        </w:rPr>
+        <w:t>Weather</w:t>
+      </w:r>
+      <w:proofErr w:type="spellEnd"/>
+      <w:r>
+        <w:rPr>
+          <w:rFonts w:ascii="Times New Roman" w:hAnsi="Times New Roman" w:cs="Times New Roman"/>
+          <w:color w:val="000000" w:themeColor="text1"/>
+        </w:rPr>
+        <w:t xml:space="preserve"> </w:t>
+      </w:r>
+      <w:proofErr w:type="spellStart"/>
+      <w:r>
+        <w:rPr>
+          <w:rFonts w:ascii="Times New Roman" w:hAnsi="Times New Roman" w:cs="Times New Roman"/>
+          <w:color w:val="000000" w:themeColor="text1"/>
+        </w:rPr>
+        <w:t>Index</w:t>
+      </w:r>
+      <w:proofErr w:type="spellEnd"/>
     </w:p>
     <w:p>
       <w:pPr>
@@ -14906,52 +16057,56 @@
     <w:p>
       <w:pPr>
         <w:jc w:val="both"/>
-      </w:pPr>
-      <w:r>
-        <w:lastRenderedPageBreak/>
-        <w:t>En segundo lugar, se analizó la evolución temporal de los focos de calor. La Figura 8 detalla la evolución de la totalidad de focos presentes en el conjunto de datos, sumando los eventos de todas las celdas para cada día.</w:t>
-      </w:r>
-      <w:r>
-        <w:t xml:space="preserve"> </w:t>
-      </w:r>
-      <w:r>
-        <w:t>Este análisis agregado permite validar la ventana de tiempo seleccionada</w:t>
-      </w:r>
-      <w:r>
-        <w:t xml:space="preserve"> demostrando </w:t>
-      </w:r>
-      <w:r>
-        <w:t>que el periodo estudiado coincide efectivamente con la temporada alta de incendios en la región, justificando así el alcance temporal del model</w:t>
-      </w:r>
-      <w:r>
-        <w:t>o.</w:t>
-      </w:r>
+        <w:sectPr>
+          <w:pgSz w:w="16838" w:h="11906" w:orient="landscape"/>
+          <w:pgMar w:top="1701" w:right="1418" w:bottom="1701" w:left="1418" w:header="709" w:footer="709" w:gutter="0"/>
+          <w:pgNumType w:start="0"/>
+          <w:cols w:space="708"/>
+          <w:titlePg/>
+          <w:docGrid w:linePitch="360"/>
+        </w:sectPr>
+      </w:pPr>
     </w:p>
     <w:p>
       <w:pPr>
         <w:jc w:val="both"/>
       </w:pPr>
       <w:r>
-        <w:t>Finalmente</w:t>
-      </w:r>
-      <w:r>
-        <w:t>, la Figura 9 profundiza este análisis, ilustrando la correlación entre la presencia de focos</w:t>
-      </w:r>
-      <w:r>
-        <w:t xml:space="preserve">, </w:t>
-      </w:r>
-      <w:r>
-        <w:t xml:space="preserve">las variables meteorológicas </w:t>
-      </w:r>
-      <w:r>
-        <w:t>y la derivada FWI</w:t>
-      </w:r>
-      <w:r>
-        <w:t>. Un hallazgo relevante de este gráfico es que no se observan correlaciones directas evidentes. Este es un punto crucial, ya que sugiere que la ignición o detección de un foco no es una respuesta lineal e inmediata a una única variable.</w:t>
+        <w:lastRenderedPageBreak/>
+        <w:t>En segundo lugar, se analizó la evolución temporal de los focos de calor. La Figura 8 detalla la evolución de la totalidad de focos presentes en el conjunto de datos, sumando los eventos de todas las celdas para cada día. Este análisis agregado permite validar la ventana de tiempo seleccionada</w:t>
+      </w:r>
+      <w:r>
+        <w:t xml:space="preserve"> demostrando </w:t>
+      </w:r>
+      <w:r>
+        <w:t>que el periodo estudiado coincide efectivamente con la temporada alta de incendios en la región, justificando así el alcance temporal del modelo.</w:t>
       </w:r>
     </w:p>
     <w:p>
       <w:pPr>
+        <w:jc w:val="both"/>
+      </w:pPr>
+      <w:r>
+        <w:t>Finalmente</w:t>
+      </w:r>
+      <w:r>
+        <w:t>, la Figura 9 profundiza este análisis, ilustrando la correlación entre la presencia de focos</w:t>
+      </w:r>
+      <w:r>
+        <w:t xml:space="preserve">, </w:t>
+      </w:r>
+      <w:r>
+        <w:t xml:space="preserve">las variables meteorológicas </w:t>
+      </w:r>
+      <w:r>
+        <w:t>y la derivada FWI</w:t>
+      </w:r>
+      <w:r>
+        <w:t>. Un hallazgo relevante de este gráfico es que no se observan correlaciones directas evidentes. Este es un punto crucial, ya que sugiere que la ignición o detección de un foco no es una respuesta lineal e inmediata a una única variable.</w:t>
+      </w:r>
+    </w:p>
+    <w:p>
+      <w:pPr>
         <w:pStyle w:val="Ttulo2"/>
         <w:ind w:firstLine="0"/>
         <w:rPr>
@@ -14993,7 +16148,10 @@
         <w:t>d</w:t>
       </w:r>
       <w:r>
-        <w:t xml:space="preserve">atos (EDA) </w:t>
+        <w:t>atos</w:t>
+      </w:r>
+      <w:r>
+        <w:t xml:space="preserve"> </w:t>
       </w:r>
       <w:r>
         <w:t>permitió validar</w:t>
@@ -15030,31 +16188,13 @@
         <w:t>Validación de Datos y Contexto:</w:t>
       </w:r>
       <w:r>
-        <w:t xml:space="preserve"> Se ha confirmado que los datos geográficos (Tabla 4, </w:t>
-      </w:r>
-      <w:r>
-        <w:t xml:space="preserve">Imágenes </w:t>
-      </w:r>
-      <w:r>
-        <w:t>2 y 3) y la ingesta de focos de calor (</w:t>
-      </w:r>
-      <w:r>
-        <w:t>Imagen</w:t>
+        <w:t xml:space="preserve"> Se ha confirmado que los datos geográficos</w:t>
       </w:r>
       <w:r>
         <w:t xml:space="preserve"> </w:t>
       </w:r>
       <w:r>
-        <w:t>7) se alinean con los eventos conocidos en la zona de estudio (Los Manzanos, El Bolsón). Asimismo, se validó que el periodo temporal seleccionado (</w:t>
-      </w:r>
-      <w:r>
-        <w:t>Imagen</w:t>
-      </w:r>
-      <w:r>
-        <w:t xml:space="preserve"> </w:t>
-      </w:r>
-      <w:r>
-        <w:t>8) corresponde fehacientemente a la temporada alta de incendios. Esto asegura que los modelos serán entrenados con datos que representan fielmente el fenómeno a predecir.</w:t>
+        <w:t>y la ingesta de focos de calor se alinean con los eventos conocidos en la zona de estudio. Asimismo, se validó que el periodo temporal seleccionado corresponde fehacientemente a la temporada alta de incendios. Esto asegura que los modelos serán entrenados con datos que representan fielmente el fenómeno a predecir.</w:t>
       </w:r>
     </w:p>
     <w:p>
@@ -15087,22 +16227,61 @@
         <w:t>odelos:</w:t>
       </w:r>
       <w:r>
-        <w:t xml:space="preserve"> El hallazgo más significativo para la etapa de modelado es la falta de una correlación lineal directa entre las variables meteorológicas individuales y la aparición de focos de calor (</w:t>
-      </w:r>
-      <w:r>
-        <w:t>Imagen</w:t>
+        <w:t xml:space="preserve"> El hallazgo más significativo para la etapa de modelado es la falta de una correlación</w:t>
       </w:r>
       <w:r>
         <w:t xml:space="preserve"> </w:t>
       </w:r>
       <w:r>
-        <w:t>9). Esto subraya la naturaleza no lineal y multifactorial de</w:t>
+        <w:t>entre las variables meteorológicas individuales y la aparición de focos de calor. Esto subraya la naturaleza no lineal y multifactorial de</w:t>
       </w:r>
       <w:r>
         <w:t xml:space="preserve"> los datos</w:t>
       </w:r>
       <w:r>
-        <w:t>, descartando el uso de modelos simples y justificando la elección de algoritmos como Random Forest, XGBoost y SVM, que son capaces de capturar estas interacciones complejas.</w:t>
+        <w:t xml:space="preserve">, descartando el uso de modelos simples y justificando la elección de algoritmos como </w:t>
+      </w:r>
+      <w:proofErr w:type="spellStart"/>
+      <w:r>
+        <w:t>Random</w:t>
+      </w:r>
+      <w:proofErr w:type="spellEnd"/>
+      <w:r>
+        <w:t xml:space="preserve"> Forest, </w:t>
+      </w:r>
+      <w:proofErr w:type="spellStart"/>
+      <w:r>
+        <w:t>XGBoost</w:t>
+      </w:r>
+      <w:proofErr w:type="spellEnd"/>
+      <w:r>
+        <w:t xml:space="preserve"> y </w:t>
+      </w:r>
+      <w:proofErr w:type="spellStart"/>
+      <w:r>
+        <w:t>S</w:t>
+      </w:r>
+      <w:r>
+        <w:t>upport</w:t>
+      </w:r>
+      <w:proofErr w:type="spellEnd"/>
+      <w:r>
+        <w:t xml:space="preserve"> </w:t>
+      </w:r>
+      <w:r>
+        <w:t>V</w:t>
+      </w:r>
+      <w:r>
+        <w:t xml:space="preserve">ector </w:t>
+      </w:r>
+      <w:r>
+        <w:t>M</w:t>
+      </w:r>
+      <w:r>
+        <w:t>achine</w:t>
+      </w:r>
+      <w:r>
+        <w:t>, que son capaces de capturar estas interacciones complejas.</w:t>
       </w:r>
     </w:p>
     <w:p>
@@ -15128,13 +16307,21 @@
         <w:t>esbalanceo:</w:t>
       </w:r>
       <w:r>
-        <w:t xml:space="preserve"> El análisis de distribución de riesgo (</w:t>
-      </w:r>
-      <w:r>
-        <w:t>Imagen</w:t>
-      </w:r>
-      <w:r>
-        <w:t xml:space="preserve"> 6) reveló el principal desafío metodológico: el desbalanceo de clases. La gran mayoría de los registros pertenecen a categorías de riesgo "</w:t>
+        <w:t xml:space="preserve"> El análisis de distribución de riesgo</w:t>
+      </w:r>
+      <w:r>
+        <w:t xml:space="preserve">, sumado a la distribución de etiquetas de fuego en el </w:t>
+      </w:r>
+      <w:proofErr w:type="spellStart"/>
+      <w:r>
+        <w:t>dataset</w:t>
+      </w:r>
+      <w:proofErr w:type="spellEnd"/>
+      <w:r>
+        <w:t>, evidenciaron</w:t>
+      </w:r>
+      <w:r>
+        <w:t xml:space="preserve"> el principal desafío metodológico: el desbalanceo de clases. La gran mayoría de los registros pertenecen a categorías de riesgo "</w:t>
       </w:r>
       <w:r>
         <w:t xml:space="preserve">Muy </w:t>
@@ -15143,7 +16330,13 @@
         <w:t>Bajo" o "Moderado", mientras que los eventos de interés son minoritarios.</w:t>
       </w:r>
       <w:r>
-        <w:t xml:space="preserve"> También se puede evidenciar en la Tabla 9 que la p</w:t>
+        <w:t xml:space="preserve"> </w:t>
+      </w:r>
+      <w:r>
+        <w:t>E</w:t>
+      </w:r>
+      <w:r>
+        <w:t>n la Tabla 9 que la p</w:t>
       </w:r>
       <w:r>
         <w:t>roporción de registros con incendios</w:t>
@@ -15165,11 +16358,16 @@
           <w:b/>
           <w:bCs/>
         </w:rPr>
-        <w:lastRenderedPageBreak/>
         <w:t>Consideraciones de Multicolinealidad:</w:t>
       </w:r>
       <w:r>
-        <w:t xml:space="preserve"> La matriz de correlación (Figura 5) evidenció la alta colinealidad esperada entre los propios componentes del sistema FWI (BUI, DC, FWI). Si bien los modelos basados en árboles son inherentemente robustos a la multicolinealidad, esta información será relevante durante la selección de características</w:t>
+        <w:t xml:space="preserve"> La matriz de correlación evidenció la alta colinealidad esperada entre los propios componentes del sistema FWI. </w:t>
+      </w:r>
+      <w:r>
+        <w:t>E</w:t>
+      </w:r>
+      <w:r>
+        <w:t>sta información será relevante durante la selección de características</w:t>
       </w:r>
       <w:r>
         <w:t xml:space="preserve"> </w:t>
@@ -15188,6 +16386,7 @@
         <w:jc w:val="both"/>
       </w:pPr>
       <w:r>
+        <w:lastRenderedPageBreak/>
         <w:t>En resumen, el conjunto de datos se considera apto, validado y listo para la fase de modelado. El EDA ha sido crucial para confirmar la calidad de los datos y, lo que es más importante, para identificar el desbalanceo de clases como el principal desafío técnico que deberá ser abordado en las siguientes etapas</w:t>
       </w:r>
     </w:p>
@@ -15218,6 +16417,93 @@
           <w:color w:val="000000" w:themeColor="text1"/>
         </w:rPr>
       </w:pPr>
+      <w:r>
+        <w:rPr>
+          <w:rFonts w:cs="Times New Roman"/>
+          <w:color w:val="000000" w:themeColor="text1"/>
+        </w:rPr>
+        <w:tab/>
+        <w:t xml:space="preserve">Rememorando la introducción de este documento, el objetivo de la construcción del conjunto de datos era poder implementar modelos de aprendizaje automático con la finalidad de poder evaluar su rendimiento en la predicción de probabilidad de ocurrencia o aparición de focos de calor en un área determinada, entendiendo como área dentro del contexto del desarrollo de está tesis, una celda de aproximadamente 10x10 </w:t>
+      </w:r>
+      <w:proofErr w:type="spellStart"/>
+      <w:r>
+        <w:rPr>
+          <w:rFonts w:cs="Times New Roman"/>
+          <w:color w:val="000000" w:themeColor="text1"/>
+        </w:rPr>
+        <w:t>kms</w:t>
+      </w:r>
+      <w:proofErr w:type="spellEnd"/>
+      <w:r>
+        <w:rPr>
+          <w:rFonts w:cs="Times New Roman"/>
+          <w:color w:val="000000" w:themeColor="text1"/>
+        </w:rPr>
+        <w:t>. En esta instancia, conocemos que:</w:t>
+      </w:r>
+    </w:p>
+    <w:p>
+      <w:pPr>
+        <w:pStyle w:val="Prrafodelista"/>
+        <w:numPr>
+          <w:ilvl w:val="0"/>
+          <w:numId w:val="9"/>
+        </w:numPr>
+        <w:rPr>
+          <w:rFonts w:cs="Times New Roman"/>
+          <w:color w:val="000000" w:themeColor="text1"/>
+        </w:rPr>
+      </w:pPr>
+      <w:r>
+        <w:rPr>
+          <w:rFonts w:cs="Times New Roman"/>
+          <w:color w:val="000000" w:themeColor="text1"/>
+        </w:rPr>
+        <w:t>El conjunto de datos, naturalmente, estará altamente desbalanceado.</w:t>
+      </w:r>
+    </w:p>
+    <w:p>
+      <w:pPr>
+        <w:pStyle w:val="Prrafodelista"/>
+        <w:numPr>
+          <w:ilvl w:val="0"/>
+          <w:numId w:val="9"/>
+        </w:numPr>
+        <w:rPr>
+          <w:rFonts w:cs="Times New Roman"/>
+          <w:color w:val="000000" w:themeColor="text1"/>
+        </w:rPr>
+      </w:pPr>
+      <w:r>
+        <w:rPr>
+          <w:rFonts w:cs="Times New Roman"/>
+          <w:color w:val="000000" w:themeColor="text1"/>
+        </w:rPr>
+        <w:t xml:space="preserve">El </w:t>
+      </w:r>
+      <w:r>
+        <w:rPr>
+          <w:rFonts w:cs="Times New Roman"/>
+          <w:color w:val="000000" w:themeColor="text1"/>
+        </w:rPr>
+        <w:t xml:space="preserve">conjunto </w:t>
+      </w:r>
+      <w:r>
+        <w:rPr>
+          <w:rFonts w:cs="Times New Roman"/>
+          <w:color w:val="000000" w:themeColor="text1"/>
+        </w:rPr>
+        <w:t>de datos, posee variables altamente correlacionadas que deberán ser evaluadas previo a la etapa de entrenamiento.</w:t>
+      </w:r>
+    </w:p>
+    <w:p>
+      <w:pPr>
+        <w:ind w:firstLine="0"/>
+        <w:rPr>
+          <w:rFonts w:cs="Times New Roman"/>
+          <w:color w:val="000000" w:themeColor="text1"/>
+        </w:rPr>
+      </w:pPr>
     </w:p>
     <w:p>
       <w:pPr>
@@ -15290,7 +16576,6 @@
           <w:rFonts w:ascii="Times New Roman" w:hAnsi="Times New Roman" w:cs="Times New Roman"/>
           <w:color w:val="000000" w:themeColor="text1"/>
         </w:rPr>
-        <w:lastRenderedPageBreak/>
         <w:t>Apéndices</w:t>
       </w:r>
       <w:bookmarkEnd w:id="14"/>
@@ -15308,9 +16593,17 @@
         <w:rPr>
           <w:color w:val="000000" w:themeColor="text1"/>
         </w:rPr>
-        <w:t>I - Desarrollo de interfaces con APIs</w:t>
+        <w:t xml:space="preserve">I - Desarrollo de interfaces con </w:t>
+      </w:r>
+      <w:proofErr w:type="spellStart"/>
+      <w:r>
+        <w:rPr>
+          <w:color w:val="000000" w:themeColor="text1"/>
+        </w:rPr>
+        <w:t>APIs</w:t>
       </w:r>
       <w:bookmarkEnd w:id="15"/>
+      <w:proofErr w:type="spellEnd"/>
     </w:p>
     <w:p>
       <w:pPr>
@@ -15320,7 +16613,15 @@
         <w:tab/>
       </w:r>
       <w:r>
-        <w:t>Las interfaces de comunicación hacia APIs desarrolladas fueron la de obtención de datos FIRMS y ERA-</w:t>
+        <w:t xml:space="preserve">Las interfaces de comunicación hacia </w:t>
+      </w:r>
+      <w:proofErr w:type="spellStart"/>
+      <w:r>
+        <w:t>APIs</w:t>
+      </w:r>
+      <w:proofErr w:type="spellEnd"/>
+      <w:r>
+        <w:t xml:space="preserve"> desarrolladas fueron la de obtención de datos FIRMS y ERA-</w:t>
       </w:r>
       <w:r>
         <w:t xml:space="preserve">5, con respaldo de la documentación </w:t>
@@ -15372,6 +16673,7 @@
         <w:rPr>
           <w:noProof/>
         </w:rPr>
+        <w:lastRenderedPageBreak/>
         <w:drawing>
           <wp:inline distT="0" distB="0" distL="0" distR="0" wp14:anchorId="5B09DC76" wp14:editId="2147774C">
             <wp:extent cx="3600000" cy="2047457"/>
@@ -15481,7 +16783,25 @@
           <w:bCs/>
           <w:color w:val="000000" w:themeColor="text1"/>
         </w:rPr>
-        <w:t xml:space="preserve"> - Clase FIRMSTools desarrollada.</w:t>
+        <w:t xml:space="preserve"> - Clase </w:t>
+      </w:r>
+      <w:proofErr w:type="spellStart"/>
+      <w:r>
+        <w:rPr>
+          <w:b/>
+          <w:bCs/>
+          <w:color w:val="000000" w:themeColor="text1"/>
+        </w:rPr>
+        <w:t>FIRMSTools</w:t>
+      </w:r>
+      <w:proofErr w:type="spellEnd"/>
+      <w:r>
+        <w:rPr>
+          <w:b/>
+          <w:bCs/>
+          <w:color w:val="000000" w:themeColor="text1"/>
+        </w:rPr>
+        <w:t xml:space="preserve"> desarrollada.</w:t>
       </w:r>
     </w:p>
     <w:p/>
@@ -15725,16 +17045,127 @@
         </w:numPr>
       </w:pPr>
       <w:bookmarkStart w:id="22" w:name="_Ref211004224"/>
-      <w:r>
-        <w:t xml:space="preserve">Liang, H., Zhang, M., &amp; Wang, H. (2019). </w:t>
+      <w:proofErr w:type="spellStart"/>
+      <w:r>
+        <w:t>Liang</w:t>
+      </w:r>
+      <w:proofErr w:type="spellEnd"/>
+      <w:r>
+        <w:t xml:space="preserve">, H., Zhang, M., &amp; Wang, H. (2019). </w:t>
       </w:r>
       <w:hyperlink r:id="rId26" w:history="1">
         <w:r>
           <w:rPr>
             <w:rStyle w:val="Hipervnculo"/>
           </w:rPr>
-          <w:t>A Neural Network Model for Wildfire Scale Prediction Using Meteorological Factors</w:t>
+          <w:t xml:space="preserve">A Neural Network </w:t>
         </w:r>
+        <w:proofErr w:type="spellStart"/>
+        <w:r>
+          <w:rPr>
+            <w:rStyle w:val="Hipervnculo"/>
+          </w:rPr>
+          <w:t>Model</w:t>
+        </w:r>
+        <w:proofErr w:type="spellEnd"/>
+        <w:r>
+          <w:rPr>
+            <w:rStyle w:val="Hipervnculo"/>
+          </w:rPr>
+          <w:t xml:space="preserve"> </w:t>
+        </w:r>
+        <w:proofErr w:type="spellStart"/>
+        <w:r>
+          <w:rPr>
+            <w:rStyle w:val="Hipervnculo"/>
+          </w:rPr>
+          <w:t>for</w:t>
+        </w:r>
+        <w:proofErr w:type="spellEnd"/>
+        <w:r>
+          <w:rPr>
+            <w:rStyle w:val="Hipervnculo"/>
+          </w:rPr>
+          <w:t xml:space="preserve"> </w:t>
+        </w:r>
+        <w:proofErr w:type="spellStart"/>
+        <w:r>
+          <w:rPr>
+            <w:rStyle w:val="Hipervnculo"/>
+          </w:rPr>
+          <w:t>Wildfire</w:t>
+        </w:r>
+        <w:proofErr w:type="spellEnd"/>
+        <w:r>
+          <w:rPr>
+            <w:rStyle w:val="Hipervnculo"/>
+          </w:rPr>
+          <w:t xml:space="preserve"> </w:t>
+        </w:r>
+        <w:proofErr w:type="spellStart"/>
+        <w:r>
+          <w:rPr>
+            <w:rStyle w:val="Hipervnculo"/>
+          </w:rPr>
+          <w:t>Scale</w:t>
+        </w:r>
+        <w:proofErr w:type="spellEnd"/>
+        <w:r>
+          <w:rPr>
+            <w:rStyle w:val="Hipervnculo"/>
+          </w:rPr>
+          <w:t xml:space="preserve"> </w:t>
+        </w:r>
+        <w:proofErr w:type="spellStart"/>
+        <w:r>
+          <w:rPr>
+            <w:rStyle w:val="Hipervnculo"/>
+          </w:rPr>
+          <w:t>Prediction</w:t>
+        </w:r>
+        <w:proofErr w:type="spellEnd"/>
+        <w:r>
+          <w:rPr>
+            <w:rStyle w:val="Hipervnculo"/>
+          </w:rPr>
+          <w:t xml:space="preserve"> </w:t>
+        </w:r>
+        <w:proofErr w:type="spellStart"/>
+        <w:r>
+          <w:rPr>
+            <w:rStyle w:val="Hipervnculo"/>
+          </w:rPr>
+          <w:t>Using</w:t>
+        </w:r>
+        <w:proofErr w:type="spellEnd"/>
+        <w:r>
+          <w:rPr>
+            <w:rStyle w:val="Hipervnculo"/>
+          </w:rPr>
+          <w:t xml:space="preserve"> </w:t>
+        </w:r>
+        <w:proofErr w:type="spellStart"/>
+        <w:r>
+          <w:rPr>
+            <w:rStyle w:val="Hipervnculo"/>
+          </w:rPr>
+          <w:t>Meteorological</w:t>
+        </w:r>
+        <w:proofErr w:type="spellEnd"/>
+        <w:r>
+          <w:rPr>
+            <w:rStyle w:val="Hipervnculo"/>
+          </w:rPr>
+          <w:t xml:space="preserve"> </w:t>
+        </w:r>
+        <w:proofErr w:type="spellStart"/>
+        <w:r>
+          <w:rPr>
+            <w:rStyle w:val="Hipervnculo"/>
+          </w:rPr>
+          <w:t>Factors</w:t>
+        </w:r>
+        <w:proofErr w:type="spellEnd"/>
       </w:hyperlink>
       <w:r>
         <w:t xml:space="preserve">. </w:t>
@@ -15770,27 +17201,174 @@
         </w:numPr>
       </w:pPr>
       <w:bookmarkStart w:id="23" w:name="_Ref211004487"/>
-      <w:r>
-        <w:t xml:space="preserve">Piyush Jain, Sean C.P. Coogan, Sriram Ganapathi Subramanian, Mark Crowley, Steve Taylor, and Mike D. Flannigan. 2020. </w:t>
+      <w:proofErr w:type="spellStart"/>
+      <w:r>
+        <w:t>Piyush</w:t>
+      </w:r>
+      <w:proofErr w:type="spellEnd"/>
+      <w:r>
+        <w:t xml:space="preserve"> Jain, Sean C.P. Coogan, </w:t>
+      </w:r>
+      <w:proofErr w:type="spellStart"/>
+      <w:r>
+        <w:t>Sriram</w:t>
+      </w:r>
+      <w:proofErr w:type="spellEnd"/>
+      <w:r>
+        <w:t xml:space="preserve"> </w:t>
+      </w:r>
+      <w:proofErr w:type="spellStart"/>
+      <w:r>
+        <w:t>Ganapathi</w:t>
+      </w:r>
+      <w:proofErr w:type="spellEnd"/>
+      <w:r>
+        <w:t xml:space="preserve"> </w:t>
+      </w:r>
+      <w:proofErr w:type="spellStart"/>
+      <w:r>
+        <w:t>Subramanian</w:t>
+      </w:r>
+      <w:proofErr w:type="spellEnd"/>
+      <w:r>
+        <w:t xml:space="preserve">, Mark Crowley, Steve Taylor, and Mike D. </w:t>
+      </w:r>
+      <w:proofErr w:type="spellStart"/>
+      <w:r>
+        <w:t>Flannigan</w:t>
+      </w:r>
+      <w:proofErr w:type="spellEnd"/>
+      <w:r>
+        <w:t xml:space="preserve">. 2020. </w:t>
       </w:r>
       <w:hyperlink r:id="rId27" w:history="1">
         <w:r>
           <w:rPr>
             <w:rStyle w:val="Hipervnculo"/>
           </w:rPr>
-          <w:t>A review of machine learning applications in wildfire science and management</w:t>
+          <w:t xml:space="preserve">A </w:t>
         </w:r>
+        <w:proofErr w:type="spellStart"/>
+        <w:r>
+          <w:rPr>
+            <w:rStyle w:val="Hipervnculo"/>
+          </w:rPr>
+          <w:t>review</w:t>
+        </w:r>
+        <w:proofErr w:type="spellEnd"/>
+        <w:r>
+          <w:rPr>
+            <w:rStyle w:val="Hipervnculo"/>
+          </w:rPr>
+          <w:t xml:space="preserve"> </w:t>
+        </w:r>
+        <w:proofErr w:type="spellStart"/>
+        <w:r>
+          <w:rPr>
+            <w:rStyle w:val="Hipervnculo"/>
+          </w:rPr>
+          <w:t>of</w:t>
+        </w:r>
+        <w:proofErr w:type="spellEnd"/>
+        <w:r>
+          <w:rPr>
+            <w:rStyle w:val="Hipervnculo"/>
+          </w:rPr>
+          <w:t xml:space="preserve"> machine </w:t>
+        </w:r>
+        <w:proofErr w:type="spellStart"/>
+        <w:r>
+          <w:rPr>
+            <w:rStyle w:val="Hipervnculo"/>
+          </w:rPr>
+          <w:t>learning</w:t>
+        </w:r>
+        <w:proofErr w:type="spellEnd"/>
+        <w:r>
+          <w:rPr>
+            <w:rStyle w:val="Hipervnculo"/>
+          </w:rPr>
+          <w:t xml:space="preserve"> </w:t>
+        </w:r>
+        <w:proofErr w:type="spellStart"/>
+        <w:r>
+          <w:rPr>
+            <w:rStyle w:val="Hipervnculo"/>
+          </w:rPr>
+          <w:t>applications</w:t>
+        </w:r>
+        <w:proofErr w:type="spellEnd"/>
+        <w:r>
+          <w:rPr>
+            <w:rStyle w:val="Hipervnculo"/>
+          </w:rPr>
+          <w:t xml:space="preserve"> in </w:t>
+        </w:r>
+        <w:proofErr w:type="spellStart"/>
+        <w:r>
+          <w:rPr>
+            <w:rStyle w:val="Hipervnculo"/>
+          </w:rPr>
+          <w:t>wildfire</w:t>
+        </w:r>
+        <w:proofErr w:type="spellEnd"/>
+        <w:r>
+          <w:rPr>
+            <w:rStyle w:val="Hipervnculo"/>
+          </w:rPr>
+          <w:t xml:space="preserve"> </w:t>
+        </w:r>
+        <w:proofErr w:type="spellStart"/>
+        <w:r>
+          <w:rPr>
+            <w:rStyle w:val="Hipervnculo"/>
+          </w:rPr>
+          <w:t>science</w:t>
+        </w:r>
+        <w:proofErr w:type="spellEnd"/>
+        <w:r>
+          <w:rPr>
+            <w:rStyle w:val="Hipervnculo"/>
+          </w:rPr>
+          <w:t xml:space="preserve"> and </w:t>
+        </w:r>
+        <w:proofErr w:type="spellStart"/>
+        <w:r>
+          <w:rPr>
+            <w:rStyle w:val="Hipervnculo"/>
+          </w:rPr>
+          <w:t>management</w:t>
+        </w:r>
+        <w:proofErr w:type="spellEnd"/>
       </w:hyperlink>
       <w:r>
         <w:t>. </w:t>
       </w:r>
+      <w:proofErr w:type="spellStart"/>
       <w:r>
         <w:rPr>
           <w:i/>
           <w:iCs/>
         </w:rPr>
-        <w:t>Environmental Reviews</w:t>
-      </w:r>
+        <w:t>Environmental</w:t>
+      </w:r>
+      <w:proofErr w:type="spellEnd"/>
+      <w:r>
+        <w:rPr>
+          <w:i/>
+          <w:iCs/>
+        </w:rPr>
+        <w:t xml:space="preserve"> </w:t>
+      </w:r>
+      <w:proofErr w:type="spellStart"/>
+      <w:r>
+        <w:rPr>
+          <w:i/>
+          <w:iCs/>
+        </w:rPr>
+        <w:t>Reviews</w:t>
+      </w:r>
+      <w:proofErr w:type="spellEnd"/>
       <w:r>
         <w:t>.</w:t>
       </w:r>
@@ -15809,23 +17387,141 @@
         <w:t xml:space="preserve">Sengupta, A., &amp; Woodford, B. J. (2025). </w:t>
       </w:r>
       <w:hyperlink r:id="rId28" w:history="1">
+        <w:proofErr w:type="spellStart"/>
         <w:r>
           <w:rPr>
             <w:rStyle w:val="Hipervnculo"/>
           </w:rPr>
-          <w:t>Recent advances in explainable Machine Learning models for wildfire prediction</w:t>
+          <w:t>Recent</w:t>
         </w:r>
+        <w:proofErr w:type="spellEnd"/>
+        <w:r>
+          <w:rPr>
+            <w:rStyle w:val="Hipervnculo"/>
+          </w:rPr>
+          <w:t xml:space="preserve"> </w:t>
+        </w:r>
+        <w:proofErr w:type="spellStart"/>
+        <w:r>
+          <w:rPr>
+            <w:rStyle w:val="Hipervnculo"/>
+          </w:rPr>
+          <w:t>advances</w:t>
+        </w:r>
+        <w:proofErr w:type="spellEnd"/>
+        <w:r>
+          <w:rPr>
+            <w:rStyle w:val="Hipervnculo"/>
+          </w:rPr>
+          <w:t xml:space="preserve"> in </w:t>
+        </w:r>
+        <w:proofErr w:type="spellStart"/>
+        <w:r>
+          <w:rPr>
+            <w:rStyle w:val="Hipervnculo"/>
+          </w:rPr>
+          <w:t>explainable</w:t>
+        </w:r>
+        <w:proofErr w:type="spellEnd"/>
+        <w:r>
+          <w:rPr>
+            <w:rStyle w:val="Hipervnculo"/>
+          </w:rPr>
+          <w:t xml:space="preserve"> Machine </w:t>
+        </w:r>
+        <w:proofErr w:type="spellStart"/>
+        <w:r>
+          <w:rPr>
+            <w:rStyle w:val="Hipervnculo"/>
+          </w:rPr>
+          <w:t>Learning</w:t>
+        </w:r>
+        <w:proofErr w:type="spellEnd"/>
+        <w:r>
+          <w:rPr>
+            <w:rStyle w:val="Hipervnculo"/>
+          </w:rPr>
+          <w:t xml:space="preserve"> </w:t>
+        </w:r>
+        <w:proofErr w:type="spellStart"/>
+        <w:r>
+          <w:rPr>
+            <w:rStyle w:val="Hipervnculo"/>
+          </w:rPr>
+          <w:t>models</w:t>
+        </w:r>
+        <w:proofErr w:type="spellEnd"/>
+        <w:r>
+          <w:rPr>
+            <w:rStyle w:val="Hipervnculo"/>
+          </w:rPr>
+          <w:t xml:space="preserve"> </w:t>
+        </w:r>
+        <w:proofErr w:type="spellStart"/>
+        <w:r>
+          <w:rPr>
+            <w:rStyle w:val="Hipervnculo"/>
+          </w:rPr>
+          <w:t>for</w:t>
+        </w:r>
+        <w:proofErr w:type="spellEnd"/>
+        <w:r>
+          <w:rPr>
+            <w:rStyle w:val="Hipervnculo"/>
+          </w:rPr>
+          <w:t xml:space="preserve"> </w:t>
+        </w:r>
+        <w:proofErr w:type="spellStart"/>
+        <w:r>
+          <w:rPr>
+            <w:rStyle w:val="Hipervnculo"/>
+          </w:rPr>
+          <w:t>wildfire</w:t>
+        </w:r>
+        <w:proofErr w:type="spellEnd"/>
+        <w:r>
+          <w:rPr>
+            <w:rStyle w:val="Hipervnculo"/>
+          </w:rPr>
+          <w:t xml:space="preserve"> </w:t>
+        </w:r>
+        <w:proofErr w:type="spellStart"/>
+        <w:r>
+          <w:rPr>
+            <w:rStyle w:val="Hipervnculo"/>
+          </w:rPr>
+          <w:t>prediction</w:t>
+        </w:r>
+        <w:proofErr w:type="spellEnd"/>
       </w:hyperlink>
       <w:r>
         <w:t xml:space="preserve">. </w:t>
       </w:r>
+      <w:proofErr w:type="spellStart"/>
       <w:r>
         <w:rPr>
           <w:i/>
           <w:iCs/>
         </w:rPr>
-        <w:t>Applied Computing and Geosciences</w:t>
-      </w:r>
+        <w:t>Applied</w:t>
+      </w:r>
+      <w:proofErr w:type="spellEnd"/>
+      <w:r>
+        <w:rPr>
+          <w:i/>
+          <w:iCs/>
+        </w:rPr>
+        <w:t xml:space="preserve"> Computing and </w:t>
+      </w:r>
+      <w:proofErr w:type="spellStart"/>
+      <w:r>
+        <w:rPr>
+          <w:i/>
+          <w:iCs/>
+        </w:rPr>
+        <w:t>Geosciences</w:t>
+      </w:r>
+      <w:proofErr w:type="spellEnd"/>
       <w:r>
         <w:t xml:space="preserve">, </w:t>
       </w:r>
@@ -15850,8 +17546,13 @@
         </w:numPr>
       </w:pPr>
       <w:bookmarkStart w:id="25" w:name="_Ref211004985"/>
-      <w:r>
-        <w:t xml:space="preserve">Cardenas, M., Medel, R., Castillo, J., Vázquez, J. C., &amp; Casco, O. (2015). </w:t>
+      <w:proofErr w:type="spellStart"/>
+      <w:r>
+        <w:t>Cardenas</w:t>
+      </w:r>
+      <w:proofErr w:type="spellEnd"/>
+      <w:r>
+        <w:t xml:space="preserve">, M., Medel, R., Castillo, J., Vázquez, J. C., &amp; Casco, O. (2015). </w:t>
       </w:r>
       <w:hyperlink r:id="rId29" w:history="1">
         <w:r>
@@ -15888,16 +17589,29 @@
         </w:numPr>
       </w:pPr>
       <w:bookmarkStart w:id="26" w:name="_Ref211004995"/>
-      <w:r>
-        <w:t xml:space="preserve">Martinez Saucedo, A., &amp; Inchausti, P. E. (2020). </w:t>
+      <w:proofErr w:type="spellStart"/>
+      <w:r>
+        <w:t>Martinez</w:t>
+      </w:r>
+      <w:proofErr w:type="spellEnd"/>
+      <w:r>
+        <w:t xml:space="preserve"> Saucedo, A., &amp; Inchausti, P. E. (2020). </w:t>
       </w:r>
       <w:hyperlink r:id="rId30" w:history="1">
         <w:r>
           <w:rPr>
             <w:rStyle w:val="Hipervnculo"/>
           </w:rPr>
-          <w:t>Predicción de incendios forestales mediante modelos de Machine Learning</w:t>
+          <w:t xml:space="preserve">Predicción de incendios forestales mediante modelos de Machine </w:t>
         </w:r>
+        <w:proofErr w:type="spellStart"/>
+        <w:r>
+          <w:rPr>
+            <w:rStyle w:val="Hipervnculo"/>
+          </w:rPr>
+          <w:t>Learning</w:t>
+        </w:r>
+        <w:proofErr w:type="spellEnd"/>
       </w:hyperlink>
       <w:r>
         <w:t xml:space="preserve">. En </w:t>
@@ -15956,125 +17670,432 @@
       <w:r>
         <w:t>). </w:t>
       </w:r>
+      <w:proofErr w:type="spellStart"/>
+      <w:r>
+        <w:fldChar w:fldCharType="begin"/>
+      </w:r>
+      <w:r>
+        <w:instrText>HYPERLINK "https://www.datascience-pm.com/crisp-dm-2/"</w:instrText>
+      </w:r>
+      <w:r>
+        <w:fldChar w:fldCharType="separate"/>
+      </w:r>
+      <w:r>
+        <w:rPr>
+          <w:rStyle w:val="Hipervnculo"/>
+          <w:i/>
+          <w:iCs/>
+        </w:rPr>
+        <w:t>CRoss-Industry</w:t>
+      </w:r>
+      <w:proofErr w:type="spellEnd"/>
+      <w:r>
+        <w:rPr>
+          <w:rStyle w:val="Hipervnculo"/>
+          <w:i/>
+          <w:iCs/>
+        </w:rPr>
+        <w:t xml:space="preserve"> Standard </w:t>
+      </w:r>
+      <w:proofErr w:type="spellStart"/>
+      <w:r>
+        <w:rPr>
+          <w:rStyle w:val="Hipervnculo"/>
+          <w:i/>
+          <w:iCs/>
+        </w:rPr>
+        <w:t>Process</w:t>
+      </w:r>
+      <w:proofErr w:type="spellEnd"/>
+      <w:r>
+        <w:rPr>
+          <w:rStyle w:val="Hipervnculo"/>
+          <w:i/>
+          <w:iCs/>
+        </w:rPr>
+        <w:t xml:space="preserve"> </w:t>
+      </w:r>
+      <w:proofErr w:type="spellStart"/>
+      <w:r>
+        <w:rPr>
+          <w:rStyle w:val="Hipervnculo"/>
+          <w:i/>
+          <w:iCs/>
+        </w:rPr>
+        <w:t>for</w:t>
+      </w:r>
+      <w:proofErr w:type="spellEnd"/>
+      <w:r>
+        <w:rPr>
+          <w:rStyle w:val="Hipervnculo"/>
+          <w:i/>
+          <w:iCs/>
+        </w:rPr>
+        <w:t xml:space="preserve"> Data </w:t>
+      </w:r>
+      <w:proofErr w:type="spellStart"/>
+      <w:r>
+        <w:rPr>
+          <w:rStyle w:val="Hipervnculo"/>
+          <w:i/>
+          <w:iCs/>
+        </w:rPr>
+        <w:t>Mining</w:t>
+      </w:r>
+      <w:proofErr w:type="spellEnd"/>
+      <w:r>
+        <w:rPr>
+          <w:rStyle w:val="Hipervnculo"/>
+          <w:i/>
+          <w:iCs/>
+        </w:rPr>
+        <w:t xml:space="preserve"> (CRISP-DM)</w:t>
+      </w:r>
+      <w:r>
+        <w:fldChar w:fldCharType="end"/>
+      </w:r>
+      <w:r>
+        <w:t>.</w:t>
+      </w:r>
+      <w:bookmarkEnd w:id="28"/>
+      <w:r>
+        <w:t xml:space="preserve"> </w:t>
+      </w:r>
+    </w:p>
+    <w:p>
+      <w:pPr>
+        <w:pStyle w:val="Prrafodelista"/>
+        <w:numPr>
+          <w:ilvl w:val="0"/>
+          <w:numId w:val="1"/>
+        </w:numPr>
+      </w:pPr>
+      <w:bookmarkStart w:id="30" w:name="_Ref211003510"/>
+      <w:r>
+        <w:t xml:space="preserve">Barber, Q. E., Jain, P., Whitman, E., Thompson, D. K., </w:t>
+      </w:r>
+      <w:proofErr w:type="spellStart"/>
+      <w:r>
+        <w:t>Guindon</w:t>
+      </w:r>
+      <w:proofErr w:type="spellEnd"/>
+      <w:r>
+        <w:t xml:space="preserve">, L., Parks, S. A., Wang, X., </w:t>
+      </w:r>
+      <w:proofErr w:type="spellStart"/>
+      <w:r>
+        <w:t>Hethcoat</w:t>
+      </w:r>
+      <w:proofErr w:type="spellEnd"/>
+      <w:r>
+        <w:t xml:space="preserve">, M. G., &amp; </w:t>
+      </w:r>
+      <w:proofErr w:type="spellStart"/>
+      <w:r>
+        <w:t>Parisien</w:t>
+      </w:r>
+      <w:proofErr w:type="spellEnd"/>
+      <w:r>
+        <w:t xml:space="preserve">, M. A. (2024). </w:t>
+      </w:r>
       <w:hyperlink r:id="rId31" w:history="1">
+        <w:proofErr w:type="spellStart"/>
+        <w:r>
+          <w:rPr>
+            <w:rStyle w:val="Hipervnculo"/>
+          </w:rPr>
+          <w:t>The</w:t>
+        </w:r>
+        <w:proofErr w:type="spellEnd"/>
+        <w:r>
+          <w:rPr>
+            <w:rStyle w:val="Hipervnculo"/>
+          </w:rPr>
+          <w:t xml:space="preserve"> Canadian </w:t>
+        </w:r>
+        <w:proofErr w:type="spellStart"/>
+        <w:r>
+          <w:rPr>
+            <w:rStyle w:val="Hipervnculo"/>
+          </w:rPr>
+          <w:t>Fire</w:t>
+        </w:r>
+        <w:proofErr w:type="spellEnd"/>
+        <w:r>
+          <w:rPr>
+            <w:rStyle w:val="Hipervnculo"/>
+          </w:rPr>
+          <w:t xml:space="preserve"> Spread </w:t>
+        </w:r>
+        <w:proofErr w:type="spellStart"/>
+        <w:r>
+          <w:rPr>
+            <w:rStyle w:val="Hipervnculo"/>
+          </w:rPr>
+          <w:t>Dataset</w:t>
+        </w:r>
+        <w:proofErr w:type="spellEnd"/>
+      </w:hyperlink>
+      <w:r>
+        <w:t>. </w:t>
+      </w:r>
+      <w:proofErr w:type="spellStart"/>
+      <w:r>
+        <w:rPr>
+          <w:i/>
+          <w:iCs/>
+        </w:rPr>
+        <w:t>Scientific</w:t>
+      </w:r>
+      <w:proofErr w:type="spellEnd"/>
+      <w:r>
+        <w:rPr>
+          <w:i/>
+          <w:iCs/>
+        </w:rPr>
+        <w:t xml:space="preserve"> data</w:t>
+      </w:r>
+      <w:r>
+        <w:t>, </w:t>
+      </w:r>
+      <w:r>
+        <w:rPr>
+          <w:i/>
+          <w:iCs/>
+        </w:rPr>
+        <w:t>11</w:t>
+      </w:r>
+      <w:r>
+        <w:t>(1), 764.</w:t>
+      </w:r>
+      <w:bookmarkEnd w:id="29"/>
+      <w:bookmarkEnd w:id="30"/>
+      <w:r>
+        <w:t xml:space="preserve"> </w:t>
+      </w:r>
+    </w:p>
+    <w:p>
+      <w:pPr>
+        <w:pStyle w:val="Prrafodelista"/>
+        <w:numPr>
+          <w:ilvl w:val="0"/>
+          <w:numId w:val="1"/>
+        </w:numPr>
+      </w:pPr>
+      <w:bookmarkStart w:id="31" w:name="_Ref212572650"/>
+      <w:r>
+        <w:t xml:space="preserve">Muñoz Sabater, J. (2019): </w:t>
+      </w:r>
+      <w:hyperlink r:id="rId32" w:history="1">
+        <w:r>
+          <w:rPr>
+            <w:rStyle w:val="Hipervnculo"/>
+          </w:rPr>
+          <w:t xml:space="preserve">ERA5-Land </w:t>
+        </w:r>
+        <w:proofErr w:type="spellStart"/>
+        <w:r>
+          <w:rPr>
+            <w:rStyle w:val="Hipervnculo"/>
+          </w:rPr>
+          <w:t>hourly</w:t>
+        </w:r>
+        <w:proofErr w:type="spellEnd"/>
+        <w:r>
+          <w:rPr>
+            <w:rStyle w:val="Hipervnculo"/>
+          </w:rPr>
+          <w:t xml:space="preserve"> data </w:t>
+        </w:r>
+        <w:proofErr w:type="spellStart"/>
+        <w:r>
+          <w:rPr>
+            <w:rStyle w:val="Hipervnculo"/>
+          </w:rPr>
+          <w:t>from</w:t>
+        </w:r>
+        <w:proofErr w:type="spellEnd"/>
+        <w:r>
+          <w:rPr>
+            <w:rStyle w:val="Hipervnculo"/>
+          </w:rPr>
+          <w:t xml:space="preserve"> 1950 </w:t>
+        </w:r>
+        <w:proofErr w:type="spellStart"/>
+        <w:r>
+          <w:rPr>
+            <w:rStyle w:val="Hipervnculo"/>
+          </w:rPr>
+          <w:t>to</w:t>
+        </w:r>
+        <w:proofErr w:type="spellEnd"/>
+        <w:r>
+          <w:rPr>
+            <w:rStyle w:val="Hipervnculo"/>
+          </w:rPr>
+          <w:t xml:space="preserve"> </w:t>
+        </w:r>
+        <w:proofErr w:type="spellStart"/>
+        <w:r>
+          <w:rPr>
+            <w:rStyle w:val="Hipervnculo"/>
+          </w:rPr>
+          <w:t>present</w:t>
+        </w:r>
+        <w:proofErr w:type="spellEnd"/>
+      </w:hyperlink>
+      <w:r>
+        <w:t xml:space="preserve">. </w:t>
+      </w:r>
+      <w:proofErr w:type="spellStart"/>
+      <w:r>
+        <w:t>Copernicus</w:t>
+      </w:r>
+      <w:proofErr w:type="spellEnd"/>
+      <w:r>
+        <w:t xml:space="preserve"> </w:t>
+      </w:r>
+      <w:proofErr w:type="spellStart"/>
+      <w:r>
+        <w:t>Climate</w:t>
+      </w:r>
+      <w:proofErr w:type="spellEnd"/>
+      <w:r>
+        <w:t xml:space="preserve"> Change </w:t>
+      </w:r>
+      <w:proofErr w:type="spellStart"/>
+      <w:r>
+        <w:t>Service</w:t>
+      </w:r>
+      <w:proofErr w:type="spellEnd"/>
+      <w:r>
+        <w:t xml:space="preserve"> (C3S) </w:t>
+      </w:r>
+      <w:proofErr w:type="spellStart"/>
+      <w:r>
+        <w:t>Climate</w:t>
+      </w:r>
+      <w:proofErr w:type="spellEnd"/>
+      <w:r>
+        <w:t xml:space="preserve"> Data Store (CDS).</w:t>
+      </w:r>
+      <w:bookmarkEnd w:id="31"/>
+      <w:r>
+        <w:t> </w:t>
+      </w:r>
+    </w:p>
+    <w:p>
+      <w:pPr>
+        <w:pStyle w:val="Prrafodelista"/>
+        <w:numPr>
+          <w:ilvl w:val="0"/>
+          <w:numId w:val="1"/>
+        </w:numPr>
+      </w:pPr>
+      <w:proofErr w:type="spellStart"/>
+      <w:r>
+        <w:t>European</w:t>
+      </w:r>
+      <w:proofErr w:type="spellEnd"/>
+      <w:r>
+        <w:t xml:space="preserve"> Centre </w:t>
+      </w:r>
+      <w:proofErr w:type="spellStart"/>
+      <w:r>
+        <w:t>for</w:t>
+      </w:r>
+      <w:proofErr w:type="spellEnd"/>
+      <w:r>
+        <w:t xml:space="preserve"> Medium-</w:t>
+      </w:r>
+      <w:proofErr w:type="spellStart"/>
+      <w:r>
+        <w:t>Range</w:t>
+      </w:r>
+      <w:proofErr w:type="spellEnd"/>
+      <w:r>
+        <w:t xml:space="preserve"> </w:t>
+      </w:r>
+      <w:proofErr w:type="spellStart"/>
+      <w:r>
+        <w:t>Weather</w:t>
+      </w:r>
+      <w:proofErr w:type="spellEnd"/>
+      <w:r>
+        <w:t xml:space="preserve"> </w:t>
+      </w:r>
+      <w:proofErr w:type="spellStart"/>
+      <w:r>
+        <w:t>Forecasts</w:t>
+      </w:r>
+      <w:proofErr w:type="spellEnd"/>
+      <w:r>
+        <w:t>. (2024). </w:t>
+      </w:r>
+      <w:hyperlink r:id="rId33" w:history="1">
         <w:r>
           <w:rPr>
             <w:rStyle w:val="Hipervnculo"/>
             <w:i/>
             <w:iCs/>
           </w:rPr>
-          <w:t>CRoss-Industry Standard Process for Data Mining (CRISP-DM)</w:t>
+          <w:t xml:space="preserve">3.3 </w:t>
         </w:r>
-      </w:hyperlink>
-      <w:r>
-        <w:t>.</w:t>
-      </w:r>
-      <w:bookmarkEnd w:id="28"/>
-      <w:r>
-        <w:t xml:space="preserve"> </w:t>
-      </w:r>
-    </w:p>
-    <w:p>
-      <w:pPr>
-        <w:pStyle w:val="Prrafodelista"/>
-        <w:numPr>
-          <w:ilvl w:val="0"/>
-          <w:numId w:val="1"/>
-        </w:numPr>
-      </w:pPr>
-      <w:bookmarkStart w:id="30" w:name="_Ref211003510"/>
-      <w:r>
-        <w:lastRenderedPageBreak/>
-        <w:t xml:space="preserve">Barber, Q. E., Jain, P., Whitman, E., Thompson, D. K., Guindon, L., Parks, S. A., Wang, X., Hethcoat, M. G., &amp; Parisien, M. A. (2024). </w:t>
-      </w:r>
-      <w:hyperlink r:id="rId32" w:history="1">
-        <w:r>
-          <w:rPr>
-            <w:rStyle w:val="Hipervnculo"/>
-          </w:rPr>
-          <w:t>The Canadian Fire Spread Dataset</w:t>
-        </w:r>
-      </w:hyperlink>
-      <w:r>
-        <w:t>. </w:t>
-      </w:r>
-      <w:r>
-        <w:rPr>
-          <w:i/>
-          <w:iCs/>
-        </w:rPr>
-        <w:t>Scientific data</w:t>
-      </w:r>
-      <w:r>
-        <w:t>, </w:t>
-      </w:r>
-      <w:r>
-        <w:rPr>
-          <w:i/>
-          <w:iCs/>
-        </w:rPr>
-        <w:t>11</w:t>
-      </w:r>
-      <w:r>
-        <w:t>(1), 764.</w:t>
-      </w:r>
-      <w:bookmarkEnd w:id="29"/>
-      <w:bookmarkEnd w:id="30"/>
-      <w:r>
-        <w:t xml:space="preserve"> </w:t>
-      </w:r>
-    </w:p>
-    <w:p>
-      <w:pPr>
-        <w:pStyle w:val="Prrafodelista"/>
-        <w:numPr>
-          <w:ilvl w:val="0"/>
-          <w:numId w:val="1"/>
-        </w:numPr>
-      </w:pPr>
-      <w:bookmarkStart w:id="31" w:name="_Ref212572650"/>
-      <w:r>
-        <w:t xml:space="preserve">Muñoz Sabater, J. (2019): </w:t>
-      </w:r>
-      <w:hyperlink r:id="rId33" w:history="1">
-        <w:r>
-          <w:rPr>
-            <w:rStyle w:val="Hipervnculo"/>
-          </w:rPr>
-          <w:t>ERA5-Land hourly data from 1950 to present</w:t>
-        </w:r>
-      </w:hyperlink>
-      <w:r>
-        <w:t>. Copernicus Climate Change Service (C3S) Climate Data Store (CDS).</w:t>
-      </w:r>
-      <w:bookmarkEnd w:id="31"/>
-      <w:r>
-        <w:t> </w:t>
-      </w:r>
-    </w:p>
-    <w:p>
-      <w:pPr>
-        <w:pStyle w:val="Prrafodelista"/>
-        <w:numPr>
-          <w:ilvl w:val="0"/>
-          <w:numId w:val="1"/>
-        </w:numPr>
-      </w:pPr>
-      <w:r>
-        <w:t>European Centre for Medium-Range Weather Forecasts. (2024). </w:t>
-      </w:r>
-      <w:hyperlink r:id="rId34" w:history="1">
+        <w:proofErr w:type="spellStart"/>
         <w:r>
           <w:rPr>
             <w:rStyle w:val="Hipervnculo"/>
             <w:i/>
             <w:iCs/>
           </w:rPr>
-          <w:t>3.3 OpenIFS: Surface Model HTESSEL</w:t>
+          <w:t>OpenIFS</w:t>
+        </w:r>
+        <w:proofErr w:type="spellEnd"/>
+        <w:r>
+          <w:rPr>
+            <w:rStyle w:val="Hipervnculo"/>
+            <w:i/>
+            <w:iCs/>
+          </w:rPr>
+          <w:t xml:space="preserve">: Surface </w:t>
+        </w:r>
+        <w:proofErr w:type="spellStart"/>
+        <w:r>
+          <w:rPr>
+            <w:rStyle w:val="Hipervnculo"/>
+            <w:i/>
+            <w:iCs/>
+          </w:rPr>
+          <w:t>Model</w:t>
+        </w:r>
+        <w:proofErr w:type="spellEnd"/>
+        <w:r>
+          <w:rPr>
+            <w:rStyle w:val="Hipervnculo"/>
+            <w:i/>
+            <w:iCs/>
+          </w:rPr>
+          <w:t xml:space="preserve"> HTESSEL</w:t>
         </w:r>
       </w:hyperlink>
       <w:r>
-        <w:t>. OpenIFS Documentation.</w:t>
+        <w:t xml:space="preserve">. </w:t>
+      </w:r>
+      <w:proofErr w:type="spellStart"/>
+      <w:r>
+        <w:t>OpenIFS</w:t>
+      </w:r>
+      <w:proofErr w:type="spellEnd"/>
+      <w:r>
+        <w:t xml:space="preserve"> </w:t>
+      </w:r>
+      <w:proofErr w:type="spellStart"/>
+      <w:r>
+        <w:t>Documentation</w:t>
+      </w:r>
+      <w:proofErr w:type="spellEnd"/>
+      <w:r>
+        <w:t>.</w:t>
       </w:r>
     </w:p>
     <w:p>
@@ -16087,9 +18108,10 @@
       </w:pPr>
       <w:bookmarkStart w:id="32" w:name="_Ref211360730"/>
       <w:r>
+        <w:lastRenderedPageBreak/>
         <w:t>Comisión Nacional de Actividades Espaciales. (s. f.). </w:t>
       </w:r>
-      <w:hyperlink r:id="rId35" w:history="1">
+      <w:hyperlink r:id="rId34" w:history="1">
         <w:r>
           <w:rPr>
             <w:rStyle w:val="Hipervnculo"/>
@@ -16116,18 +18138,150 @@
       <w:r>
         <w:t>NASA. </w:t>
       </w:r>
-      <w:hyperlink r:id="rId36" w:history="1">
-        <w:r>
-          <w:rPr>
-            <w:rStyle w:val="Hipervnculo"/>
-            <w:i/>
-            <w:iCs/>
-          </w:rPr>
-          <w:t>Fire Information for Resource Management System (FIRMS)</w:t>
-        </w:r>
-      </w:hyperlink>
-      <w:r>
-        <w:t>. NASA Earth Observing System Data and Information System (EOSDIS).</w:t>
+      <w:proofErr w:type="spellStart"/>
+      <w:r>
+        <w:fldChar w:fldCharType="begin"/>
+      </w:r>
+      <w:r>
+        <w:instrText>HYPERLINK "https://firms.modaps.eosdis.nasa.gov/"</w:instrText>
+      </w:r>
+      <w:r>
+        <w:fldChar w:fldCharType="separate"/>
+      </w:r>
+      <w:r>
+        <w:rPr>
+          <w:rStyle w:val="Hipervnculo"/>
+          <w:i/>
+          <w:iCs/>
+        </w:rPr>
+        <w:t>Fire</w:t>
+      </w:r>
+      <w:proofErr w:type="spellEnd"/>
+      <w:r>
+        <w:rPr>
+          <w:rStyle w:val="Hipervnculo"/>
+          <w:i/>
+          <w:iCs/>
+        </w:rPr>
+        <w:t xml:space="preserve"> </w:t>
+      </w:r>
+      <w:proofErr w:type="spellStart"/>
+      <w:r>
+        <w:rPr>
+          <w:rStyle w:val="Hipervnculo"/>
+          <w:i/>
+          <w:iCs/>
+        </w:rPr>
+        <w:t>Information</w:t>
+      </w:r>
+      <w:proofErr w:type="spellEnd"/>
+      <w:r>
+        <w:rPr>
+          <w:rStyle w:val="Hipervnculo"/>
+          <w:i/>
+          <w:iCs/>
+        </w:rPr>
+        <w:t xml:space="preserve"> </w:t>
+      </w:r>
+      <w:proofErr w:type="spellStart"/>
+      <w:r>
+        <w:rPr>
+          <w:rStyle w:val="Hipervnculo"/>
+          <w:i/>
+          <w:iCs/>
+        </w:rPr>
+        <w:t>for</w:t>
+      </w:r>
+      <w:proofErr w:type="spellEnd"/>
+      <w:r>
+        <w:rPr>
+          <w:rStyle w:val="Hipervnculo"/>
+          <w:i/>
+          <w:iCs/>
+        </w:rPr>
+        <w:t xml:space="preserve"> </w:t>
+      </w:r>
+      <w:proofErr w:type="spellStart"/>
+      <w:r>
+        <w:rPr>
+          <w:rStyle w:val="Hipervnculo"/>
+          <w:i/>
+          <w:iCs/>
+        </w:rPr>
+        <w:t>Resource</w:t>
+      </w:r>
+      <w:proofErr w:type="spellEnd"/>
+      <w:r>
+        <w:rPr>
+          <w:rStyle w:val="Hipervnculo"/>
+          <w:i/>
+          <w:iCs/>
+        </w:rPr>
+        <w:t xml:space="preserve"> Management </w:t>
+      </w:r>
+      <w:proofErr w:type="spellStart"/>
+      <w:r>
+        <w:rPr>
+          <w:rStyle w:val="Hipervnculo"/>
+          <w:i/>
+          <w:iCs/>
+        </w:rPr>
+        <w:t>System</w:t>
+      </w:r>
+      <w:proofErr w:type="spellEnd"/>
+      <w:r>
+        <w:rPr>
+          <w:rStyle w:val="Hipervnculo"/>
+          <w:i/>
+          <w:iCs/>
+        </w:rPr>
+        <w:t xml:space="preserve"> (FIRMS)</w:t>
+      </w:r>
+      <w:r>
+        <w:fldChar w:fldCharType="end"/>
+      </w:r>
+      <w:r>
+        <w:t xml:space="preserve">. NASA </w:t>
+      </w:r>
+      <w:proofErr w:type="spellStart"/>
+      <w:r>
+        <w:t>Earth</w:t>
+      </w:r>
+      <w:proofErr w:type="spellEnd"/>
+      <w:r>
+        <w:t xml:space="preserve"> </w:t>
+      </w:r>
+      <w:proofErr w:type="spellStart"/>
+      <w:r>
+        <w:t>Observing</w:t>
+      </w:r>
+      <w:proofErr w:type="spellEnd"/>
+      <w:r>
+        <w:t xml:space="preserve"> </w:t>
+      </w:r>
+      <w:proofErr w:type="spellStart"/>
+      <w:r>
+        <w:t>System</w:t>
+      </w:r>
+      <w:proofErr w:type="spellEnd"/>
+      <w:r>
+        <w:t xml:space="preserve"> Data and </w:t>
+      </w:r>
+      <w:proofErr w:type="spellStart"/>
+      <w:r>
+        <w:t>Information</w:t>
+      </w:r>
+      <w:proofErr w:type="spellEnd"/>
+      <w:r>
+        <w:t xml:space="preserve"> </w:t>
+      </w:r>
+      <w:proofErr w:type="spellStart"/>
+      <w:r>
+        <w:t>System</w:t>
+      </w:r>
+      <w:proofErr w:type="spellEnd"/>
+      <w:r>
+        <w:t xml:space="preserve"> (EOSDIS).</w:t>
       </w:r>
       <w:bookmarkEnd w:id="33"/>
     </w:p>
@@ -16153,15 +18307,131 @@
         <w:t xml:space="preserve">, ISBN: </w:t>
       </w:r>
       <w:r>
-        <w:t xml:space="preserve">0-662-15198-4, Canadian Forestry Service, </w:t>
-      </w:r>
-      <w:hyperlink r:id="rId37" w:history="1">
+        <w:t xml:space="preserve">0-662-15198-4, Canadian </w:t>
+      </w:r>
+      <w:proofErr w:type="spellStart"/>
+      <w:r>
+        <w:t>Forestry</w:t>
+      </w:r>
+      <w:proofErr w:type="spellEnd"/>
+      <w:r>
+        <w:t xml:space="preserve"> </w:t>
+      </w:r>
+      <w:proofErr w:type="spellStart"/>
+      <w:r>
+        <w:t>Service</w:t>
+      </w:r>
+      <w:proofErr w:type="spellEnd"/>
+      <w:r>
+        <w:t xml:space="preserve">, </w:t>
+      </w:r>
+      <w:hyperlink r:id="rId35" w:history="1">
+        <w:proofErr w:type="spellStart"/>
         <w:r>
           <w:rPr>
             <w:rStyle w:val="Hipervnculo"/>
           </w:rPr>
-          <w:t>Development and structure of the Canadian Forest Fire Weather Index System</w:t>
+          <w:t>Development</w:t>
         </w:r>
+        <w:proofErr w:type="spellEnd"/>
+        <w:r>
+          <w:rPr>
+            <w:rStyle w:val="Hipervnculo"/>
+          </w:rPr>
+          <w:t xml:space="preserve"> and </w:t>
+        </w:r>
+        <w:proofErr w:type="spellStart"/>
+        <w:r>
+          <w:rPr>
+            <w:rStyle w:val="Hipervnculo"/>
+          </w:rPr>
+          <w:t>structure</w:t>
+        </w:r>
+        <w:proofErr w:type="spellEnd"/>
+        <w:r>
+          <w:rPr>
+            <w:rStyle w:val="Hipervnculo"/>
+          </w:rPr>
+          <w:t xml:space="preserve"> </w:t>
+        </w:r>
+        <w:proofErr w:type="spellStart"/>
+        <w:r>
+          <w:rPr>
+            <w:rStyle w:val="Hipervnculo"/>
+          </w:rPr>
+          <w:t>of</w:t>
+        </w:r>
+        <w:proofErr w:type="spellEnd"/>
+        <w:r>
+          <w:rPr>
+            <w:rStyle w:val="Hipervnculo"/>
+          </w:rPr>
+          <w:t xml:space="preserve"> </w:t>
+        </w:r>
+        <w:proofErr w:type="spellStart"/>
+        <w:r>
+          <w:rPr>
+            <w:rStyle w:val="Hipervnculo"/>
+          </w:rPr>
+          <w:t>the</w:t>
+        </w:r>
+        <w:proofErr w:type="spellEnd"/>
+        <w:r>
+          <w:rPr>
+            <w:rStyle w:val="Hipervnculo"/>
+          </w:rPr>
+          <w:t xml:space="preserve"> Canadian Forest </w:t>
+        </w:r>
+        <w:proofErr w:type="spellStart"/>
+        <w:r>
+          <w:rPr>
+            <w:rStyle w:val="Hipervnculo"/>
+          </w:rPr>
+          <w:t>Fire</w:t>
+        </w:r>
+        <w:proofErr w:type="spellEnd"/>
+        <w:r>
+          <w:rPr>
+            <w:rStyle w:val="Hipervnculo"/>
+          </w:rPr>
+          <w:t xml:space="preserve"> </w:t>
+        </w:r>
+        <w:proofErr w:type="spellStart"/>
+        <w:r>
+          <w:rPr>
+            <w:rStyle w:val="Hipervnculo"/>
+          </w:rPr>
+          <w:t>Weather</w:t>
+        </w:r>
+        <w:proofErr w:type="spellEnd"/>
+        <w:r>
+          <w:rPr>
+            <w:rStyle w:val="Hipervnculo"/>
+          </w:rPr>
+          <w:t xml:space="preserve"> </w:t>
+        </w:r>
+        <w:proofErr w:type="spellStart"/>
+        <w:r>
+          <w:rPr>
+            <w:rStyle w:val="Hipervnculo"/>
+          </w:rPr>
+          <w:t>Index</w:t>
+        </w:r>
+        <w:proofErr w:type="spellEnd"/>
+        <w:r>
+          <w:rPr>
+            <w:rStyle w:val="Hipervnculo"/>
+          </w:rPr>
+          <w:t xml:space="preserve"> </w:t>
+        </w:r>
+        <w:proofErr w:type="spellStart"/>
+        <w:r>
+          <w:rPr>
+            <w:rStyle w:val="Hipervnculo"/>
+          </w:rPr>
+          <w:t>System</w:t>
+        </w:r>
+        <w:proofErr w:type="spellEnd"/>
       </w:hyperlink>
       <w:r>
         <w:t>, (1987)</w:t>
@@ -16180,8 +18450,13 @@
         </w:numPr>
       </w:pPr>
       <w:bookmarkStart w:id="35" w:name="_Ref212141874"/>
-      <w:r>
-        <w:t>wxedward (</w:t>
+      <w:proofErr w:type="spellStart"/>
+      <w:r>
+        <w:t>wxedward</w:t>
+      </w:r>
+      <w:proofErr w:type="spellEnd"/>
+      <w:r>
+        <w:t xml:space="preserve"> (</w:t>
       </w:r>
       <w:r>
         <w:t>2024</w:t>
@@ -16201,7 +18476,7 @@
       <w:r>
         <w:t>). </w:t>
       </w:r>
-      <w:hyperlink r:id="rId38" w:history="1">
+      <w:hyperlink r:id="rId36" w:history="1">
         <w:r>
           <w:rPr>
             <w:rStyle w:val="Hipervnculo"/>
@@ -16210,25 +18485,118 @@
           </w:rPr>
           <w:t xml:space="preserve">FIRMS: </w:t>
         </w:r>
-        <w:proofErr w:type="gramStart"/>
+        <w:proofErr w:type="spellStart"/>
         <w:r>
           <w:rPr>
             <w:rStyle w:val="Hipervnculo"/>
             <w:i/>
             <w:iCs/>
           </w:rPr>
-          <w:t>What is the detection confidence?</w:t>
+          <w:t>What</w:t>
         </w:r>
-        <w:proofErr w:type="gramEnd"/>
+        <w:proofErr w:type="spellEnd"/>
+        <w:r>
+          <w:rPr>
+            <w:rStyle w:val="Hipervnculo"/>
+            <w:i/>
+            <w:iCs/>
+          </w:rPr>
+          <w:t xml:space="preserve"> </w:t>
+        </w:r>
+        <w:proofErr w:type="spellStart"/>
+        <w:r>
+          <w:rPr>
+            <w:rStyle w:val="Hipervnculo"/>
+            <w:i/>
+            <w:iCs/>
+          </w:rPr>
+          <w:t>is</w:t>
+        </w:r>
+        <w:proofErr w:type="spellEnd"/>
+        <w:r>
+          <w:rPr>
+            <w:rStyle w:val="Hipervnculo"/>
+            <w:i/>
+            <w:iCs/>
+          </w:rPr>
+          <w:t xml:space="preserve"> </w:t>
+        </w:r>
+        <w:proofErr w:type="spellStart"/>
+        <w:r>
+          <w:rPr>
+            <w:rStyle w:val="Hipervnculo"/>
+            <w:i/>
+            <w:iCs/>
+          </w:rPr>
+          <w:t>the</w:t>
+        </w:r>
+        <w:proofErr w:type="spellEnd"/>
+        <w:r>
+          <w:rPr>
+            <w:rStyle w:val="Hipervnculo"/>
+            <w:i/>
+            <w:iCs/>
+          </w:rPr>
+          <w:t xml:space="preserve"> </w:t>
+        </w:r>
+        <w:proofErr w:type="spellStart"/>
+        <w:r>
+          <w:rPr>
+            <w:rStyle w:val="Hipervnculo"/>
+            <w:i/>
+            <w:iCs/>
+          </w:rPr>
+          <w:t>detection</w:t>
+        </w:r>
+        <w:proofErr w:type="spellEnd"/>
+        <w:r>
+          <w:rPr>
+            <w:rStyle w:val="Hipervnculo"/>
+            <w:i/>
+            <w:iCs/>
+          </w:rPr>
+          <w:t xml:space="preserve"> </w:t>
+        </w:r>
+        <w:proofErr w:type="spellStart"/>
+        <w:r>
+          <w:rPr>
+            <w:rStyle w:val="Hipervnculo"/>
+            <w:i/>
+            <w:iCs/>
+          </w:rPr>
+          <w:t>confidence</w:t>
+        </w:r>
+        <w:proofErr w:type="spellEnd"/>
+        <w:r>
+          <w:rPr>
+            <w:rStyle w:val="Hipervnculo"/>
+            <w:i/>
+            <w:iCs/>
+          </w:rPr>
+          <w:t>?</w:t>
+        </w:r>
         <w:r>
           <w:rPr>
             <w:rStyle w:val="Hipervnculo"/>
           </w:rPr>
           <w:t> </w:t>
         </w:r>
+        <w:proofErr w:type="spellStart"/>
       </w:hyperlink>
       <w:r>
-        <w:t>Earthdata Forum.</w:t>
+        <w:t>Earthdata</w:t>
+      </w:r>
+      <w:proofErr w:type="spellEnd"/>
+      <w:r>
+        <w:t xml:space="preserve"> </w:t>
+      </w:r>
+      <w:proofErr w:type="spellStart"/>
+      <w:r>
+        <w:t>Forum</w:t>
+      </w:r>
+      <w:proofErr w:type="spellEnd"/>
+      <w:r>
+        <w:t>.</w:t>
       </w:r>
       <w:bookmarkEnd w:id="35"/>
     </w:p>
@@ -16249,17 +18617,82 @@
           <w:i/>
           <w:iCs/>
         </w:rPr>
-        <w:t>FIRMS Web Services</w:t>
-      </w:r>
+        <w:t xml:space="preserve">FIRMS Web </w:t>
+      </w:r>
+      <w:proofErr w:type="spellStart"/>
+      <w:r>
+        <w:rPr>
+          <w:i/>
+          <w:iCs/>
+        </w:rPr>
+        <w:t>Services</w:t>
+      </w:r>
+      <w:proofErr w:type="spellEnd"/>
       <w:r>
         <w:t xml:space="preserve">. </w:t>
       </w:r>
-      <w:hyperlink r:id="rId39" w:history="1">
+      <w:hyperlink r:id="rId37" w:history="1">
         <w:r>
           <w:rPr>
             <w:rStyle w:val="Hipervnculo"/>
           </w:rPr>
-          <w:t>NASA Earth Science Data and Information System (ESDIS)</w:t>
+          <w:t xml:space="preserve">NASA </w:t>
+        </w:r>
+        <w:proofErr w:type="spellStart"/>
+        <w:r>
+          <w:rPr>
+            <w:rStyle w:val="Hipervnculo"/>
+          </w:rPr>
+          <w:t>Earth</w:t>
+        </w:r>
+        <w:proofErr w:type="spellEnd"/>
+        <w:r>
+          <w:rPr>
+            <w:rStyle w:val="Hipervnculo"/>
+          </w:rPr>
+          <w:t xml:space="preserve"> </w:t>
+        </w:r>
+        <w:proofErr w:type="spellStart"/>
+        <w:r>
+          <w:rPr>
+            <w:rStyle w:val="Hipervnculo"/>
+          </w:rPr>
+          <w:t>Science</w:t>
+        </w:r>
+        <w:proofErr w:type="spellEnd"/>
+        <w:r>
+          <w:rPr>
+            <w:rStyle w:val="Hipervnculo"/>
+          </w:rPr>
+          <w:t xml:space="preserve"> Data and </w:t>
+        </w:r>
+        <w:proofErr w:type="spellStart"/>
+        <w:r>
+          <w:rPr>
+            <w:rStyle w:val="Hipervnculo"/>
+          </w:rPr>
+          <w:t>Information</w:t>
+        </w:r>
+        <w:proofErr w:type="spellEnd"/>
+        <w:r>
+          <w:rPr>
+            <w:rStyle w:val="Hipervnculo"/>
+          </w:rPr>
+          <w:t xml:space="preserve"> </w:t>
+        </w:r>
+        <w:proofErr w:type="spellStart"/>
+        <w:r>
+          <w:rPr>
+            <w:rStyle w:val="Hipervnculo"/>
+          </w:rPr>
+          <w:t>System</w:t>
+        </w:r>
+        <w:proofErr w:type="spellEnd"/>
+        <w:r>
+          <w:rPr>
+            <w:rStyle w:val="Hipervnculo"/>
+          </w:rPr>
+          <w:t xml:space="preserve"> (ESDIS)</w:t>
         </w:r>
       </w:hyperlink>
       <w:r>
@@ -16276,21 +18709,86 @@
         </w:numPr>
       </w:pPr>
       <w:bookmarkStart w:id="37" w:name="_Ref212136813"/>
-      <w:r>
-        <w:t xml:space="preserve">Copernicus Climate Change Service (C3S). </w:t>
-      </w:r>
-      <w:hyperlink r:id="rId40" w:history="1">
+      <w:proofErr w:type="spellStart"/>
+      <w:r>
+        <w:t>Copernicus</w:t>
+      </w:r>
+      <w:proofErr w:type="spellEnd"/>
+      <w:r>
+        <w:t xml:space="preserve"> </w:t>
+      </w:r>
+      <w:proofErr w:type="spellStart"/>
+      <w:r>
+        <w:t>Climate</w:t>
+      </w:r>
+      <w:proofErr w:type="spellEnd"/>
+      <w:r>
+        <w:t xml:space="preserve"> Change </w:t>
+      </w:r>
+      <w:proofErr w:type="spellStart"/>
+      <w:r>
+        <w:t>Service</w:t>
+      </w:r>
+      <w:proofErr w:type="spellEnd"/>
+      <w:r>
+        <w:t xml:space="preserve"> (C3S). </w:t>
+      </w:r>
+      <w:hyperlink r:id="rId38" w:history="1">
+        <w:proofErr w:type="spellStart"/>
         <w:r>
           <w:rPr>
             <w:rStyle w:val="Hipervnculo"/>
             <w:i/>
             <w:iCs/>
           </w:rPr>
-          <w:t>How to API</w:t>
+          <w:t>How</w:t>
+        </w:r>
+        <w:proofErr w:type="spellEnd"/>
+        <w:r>
+          <w:rPr>
+            <w:rStyle w:val="Hipervnculo"/>
+            <w:i/>
+            <w:iCs/>
+          </w:rPr>
+          <w:t xml:space="preserve"> </w:t>
+        </w:r>
+        <w:proofErr w:type="spellStart"/>
+        <w:r>
+          <w:rPr>
+            <w:rStyle w:val="Hipervnculo"/>
+            <w:i/>
+            <w:iCs/>
+          </w:rPr>
+          <w:t>to</w:t>
+        </w:r>
+        <w:proofErr w:type="spellEnd"/>
+        <w:r>
+          <w:rPr>
+            <w:rStyle w:val="Hipervnculo"/>
+            <w:i/>
+            <w:iCs/>
+          </w:rPr>
+          <w:t xml:space="preserve"> API</w:t>
         </w:r>
       </w:hyperlink>
       <w:r>
-        <w:t>. Copernicus Knowledge Base.</w:t>
+        <w:t xml:space="preserve">. </w:t>
+      </w:r>
+      <w:proofErr w:type="spellStart"/>
+      <w:r>
+        <w:t>Copernicus</w:t>
+      </w:r>
+      <w:proofErr w:type="spellEnd"/>
+      <w:r>
+        <w:t xml:space="preserve"> </w:t>
+      </w:r>
+      <w:proofErr w:type="spellStart"/>
+      <w:r>
+        <w:t>Knowledge</w:t>
+      </w:r>
+      <w:proofErr w:type="spellEnd"/>
+      <w:r>
+        <w:t xml:space="preserve"> Base.</w:t>
       </w:r>
       <w:bookmarkEnd w:id="37"/>
     </w:p>
@@ -16304,8 +18802,8 @@
       </w:pPr>
     </w:p>
     <w:sectPr>
-      <w:pgSz w:w="16838" w:h="11906" w:orient="landscape"/>
-      <w:pgMar w:top="1701" w:right="1418" w:bottom="1701" w:left="1418" w:header="709" w:footer="709" w:gutter="0"/>
+      <w:pgSz w:w="11906" w:h="16838"/>
+      <w:pgMar w:top="1418" w:right="1701" w:bottom="1418" w:left="1701" w:header="709" w:footer="709" w:gutter="0"/>
       <w:pgNumType w:start="0"/>
       <w:cols w:space="708"/>
       <w:titlePg/>
@@ -17177,6 +19675,119 @@
     </w:lvl>
   </w:abstractNum>
   <w:abstractNum w:abstractNumId="7" w15:restartNumberingAfterBreak="0">
+    <w:nsid w:val="6F3B6D5F"/>
+    <w:multiLevelType w:val="hybridMultilevel"/>
+    <w:tmpl w:val="3C107F3C"/>
+    <w:lvl w:ilvl="0" w:tplc="2C0A0001">
+      <w:start w:val="1"/>
+      <w:numFmt w:val="bullet"/>
+      <w:lvlText w:val=""/>
+      <w:lvlJc w:val="left"/>
+      <w:pPr>
+        <w:ind w:left="720" w:hanging="360"/>
+      </w:pPr>
+      <w:rPr>
+        <w:rFonts w:ascii="Symbol" w:hAnsi="Symbol" w:hint="default"/>
+      </w:rPr>
+    </w:lvl>
+    <w:lvl w:ilvl="1" w:tplc="2C0A0003" w:tentative="1">
+      <w:start w:val="1"/>
+      <w:numFmt w:val="bullet"/>
+      <w:lvlText w:val="o"/>
+      <w:lvlJc w:val="left"/>
+      <w:pPr>
+        <w:ind w:left="1440" w:hanging="360"/>
+      </w:pPr>
+      <w:rPr>
+        <w:rFonts w:ascii="Courier New" w:hAnsi="Courier New" w:cs="Courier New" w:hint="default"/>
+      </w:rPr>
+    </w:lvl>
+    <w:lvl w:ilvl="2" w:tplc="2C0A0005" w:tentative="1">
+      <w:start w:val="1"/>
+      <w:numFmt w:val="bullet"/>
+      <w:lvlText w:val=""/>
+      <w:lvlJc w:val="left"/>
+      <w:pPr>
+        <w:ind w:left="2160" w:hanging="360"/>
+      </w:pPr>
+      <w:rPr>
+        <w:rFonts w:ascii="Wingdings" w:hAnsi="Wingdings" w:hint="default"/>
+      </w:rPr>
+    </w:lvl>
+    <w:lvl w:ilvl="3" w:tplc="2C0A0001" w:tentative="1">
+      <w:start w:val="1"/>
+      <w:numFmt w:val="bullet"/>
+      <w:lvlText w:val=""/>
+      <w:lvlJc w:val="left"/>
+      <w:pPr>
+        <w:ind w:left="2880" w:hanging="360"/>
+      </w:pPr>
+      <w:rPr>
+        <w:rFonts w:ascii="Symbol" w:hAnsi="Symbol" w:hint="default"/>
+      </w:rPr>
+    </w:lvl>
+    <w:lvl w:ilvl="4" w:tplc="2C0A0003" w:tentative="1">
+      <w:start w:val="1"/>
+      <w:numFmt w:val="bullet"/>
+      <w:lvlText w:val="o"/>
+      <w:lvlJc w:val="left"/>
+      <w:pPr>
+        <w:ind w:left="3600" w:hanging="360"/>
+      </w:pPr>
+      <w:rPr>
+        <w:rFonts w:ascii="Courier New" w:hAnsi="Courier New" w:cs="Courier New" w:hint="default"/>
+      </w:rPr>
+    </w:lvl>
+    <w:lvl w:ilvl="5" w:tplc="2C0A0005" w:tentative="1">
+      <w:start w:val="1"/>
+      <w:numFmt w:val="bullet"/>
+      <w:lvlText w:val=""/>
+      <w:lvlJc w:val="left"/>
+      <w:pPr>
+        <w:ind w:left="4320" w:hanging="360"/>
+      </w:pPr>
+      <w:rPr>
+        <w:rFonts w:ascii="Wingdings" w:hAnsi="Wingdings" w:hint="default"/>
+      </w:rPr>
+    </w:lvl>
+    <w:lvl w:ilvl="6" w:tplc="2C0A0001" w:tentative="1">
+      <w:start w:val="1"/>
+      <w:numFmt w:val="bullet"/>
+      <w:lvlText w:val=""/>
+      <w:lvlJc w:val="left"/>
+      <w:pPr>
+        <w:ind w:left="5040" w:hanging="360"/>
+      </w:pPr>
+      <w:rPr>
+        <w:rFonts w:ascii="Symbol" w:hAnsi="Symbol" w:hint="default"/>
+      </w:rPr>
+    </w:lvl>
+    <w:lvl w:ilvl="7" w:tplc="2C0A0003" w:tentative="1">
+      <w:start w:val="1"/>
+      <w:numFmt w:val="bullet"/>
+      <w:lvlText w:val="o"/>
+      <w:lvlJc w:val="left"/>
+      <w:pPr>
+        <w:ind w:left="5760" w:hanging="360"/>
+      </w:pPr>
+      <w:rPr>
+        <w:rFonts w:ascii="Courier New" w:hAnsi="Courier New" w:cs="Courier New" w:hint="default"/>
+      </w:rPr>
+    </w:lvl>
+    <w:lvl w:ilvl="8" w:tplc="2C0A0005" w:tentative="1">
+      <w:start w:val="1"/>
+      <w:numFmt w:val="bullet"/>
+      <w:lvlText w:val=""/>
+      <w:lvlJc w:val="left"/>
+      <w:pPr>
+        <w:ind w:left="6480" w:hanging="360"/>
+      </w:pPr>
+      <w:rPr>
+        <w:rFonts w:ascii="Wingdings" w:hAnsi="Wingdings" w:hint="default"/>
+      </w:rPr>
+    </w:lvl>
+  </w:abstractNum>
+  <w:abstractNum w:abstractNumId="8" w15:restartNumberingAfterBreak="0">
     <w:nsid w:val="7A6F3718"/>
     <w:multiLevelType w:val="multilevel"/>
     <w:tmpl w:val="C2C0D8DC"/>
@@ -17315,6 +19926,9 @@
     <w:abstractNumId w:val="5"/>
   </w:num>
   <w:num w:numId="8" w16cid:durableId="2111006389">
+    <w:abstractNumId w:val="8"/>
+  </w:num>
+  <w:num w:numId="9" w16cid:durableId="1881552782">
     <w:abstractNumId w:val="7"/>
   </w:num>
 </w:numbering>
@@ -17920,6 +20534,7 @@
   <w:style w:type="character" w:default="1" w:styleId="Fuentedeprrafopredeter">
     <w:name w:val="Default Paragraph Font"/>
     <w:uiPriority w:val="1"/>
+    <w:semiHidden/>
     <w:unhideWhenUsed/>
   </w:style>
   <w:style w:type="table" w:default="1" w:styleId="Tablanormal">

--- a/docs/Tesis - Villagra Turco, Ezequiel.docx
+++ b/docs/Tesis - Villagra Turco, Ezequiel.docx
@@ -10584,7 +10584,7 @@
         </w:rPr>
         <w:lastRenderedPageBreak/>
         <w:drawing>
-          <wp:inline distT="0" distB="0" distL="0" distR="0" wp14:anchorId="39D5FC54" wp14:editId="5C7EF69C">
+          <wp:inline distT="0" distB="0" distL="0" distR="0" wp14:anchorId="39D5FC54" wp14:editId="52FA78BB">
             <wp:extent cx="3600000" cy="1928269"/>
             <wp:effectExtent l="0" t="0" r="635" b="0"/>
             <wp:docPr id="1472466900" name="Imagen 2" descr="Gráfico&#10;&#10;El contenido generado por IA puede ser incorrecto."/>
@@ -10630,7 +10630,7 @@
           <w:noProof/>
         </w:rPr>
         <w:drawing>
-          <wp:inline distT="0" distB="0" distL="0" distR="0" wp14:anchorId="7391F9E1" wp14:editId="30E501B3">
+          <wp:inline distT="0" distB="0" distL="0" distR="0" wp14:anchorId="7391F9E1" wp14:editId="665B2DD7">
             <wp:extent cx="3600000" cy="1928269"/>
             <wp:effectExtent l="0" t="0" r="635" b="0"/>
             <wp:docPr id="315828563" name="Imagen 1" descr="Gráfico&#10;&#10;El contenido generado por IA puede ser incorrecto."/>
@@ -14988,7 +14988,7 @@
           <w:noProof/>
         </w:rPr>
         <w:drawing>
-          <wp:inline distT="0" distB="0" distL="0" distR="0" wp14:anchorId="1B628224" wp14:editId="0A63C764">
+          <wp:inline distT="0" distB="0" distL="0" distR="0" wp14:anchorId="1B628224" wp14:editId="7D2743A6">
             <wp:extent cx="5400040" cy="2138045"/>
             <wp:effectExtent l="0" t="0" r="0" b="0"/>
             <wp:docPr id="91008185" name="Imagen 1" descr="Gráfico, Calendario&#10;&#10;El contenido generado por IA puede ser incorrecto."/>
@@ -16479,21 +16479,21 @@
           <w:rFonts w:cs="Times New Roman"/>
           <w:color w:val="000000" w:themeColor="text1"/>
         </w:rPr>
-        <w:t xml:space="preserve">El </w:t>
-      </w:r>
-      <w:r>
-        <w:rPr>
-          <w:rFonts w:cs="Times New Roman"/>
-          <w:color w:val="000000" w:themeColor="text1"/>
-        </w:rPr>
-        <w:t xml:space="preserve">conjunto </w:t>
-      </w:r>
-      <w:r>
-        <w:rPr>
-          <w:rFonts w:cs="Times New Roman"/>
-          <w:color w:val="000000" w:themeColor="text1"/>
-        </w:rPr>
-        <w:t>de datos, posee variables altamente correlacionadas que deberán ser evaluadas previo a la etapa de entrenamiento.</w:t>
+        <w:t xml:space="preserve">El conjunto de </w:t>
+      </w:r>
+      <w:r>
+        <w:rPr>
+          <w:rFonts w:cs="Times New Roman"/>
+          <w:color w:val="000000" w:themeColor="text1"/>
+        </w:rPr>
+        <w:t>datos</w:t>
+      </w:r>
+      <w:r>
+        <w:rPr>
+          <w:rFonts w:cs="Times New Roman"/>
+          <w:color w:val="000000" w:themeColor="text1"/>
+        </w:rPr>
+        <w:t xml:space="preserve"> posee variables altamente correlacionadas que deberán ser evaluadas previo a la etapa de entrenamiento.</w:t>
       </w:r>
     </w:p>
     <w:p>

--- a/docs/Tesis - Villagra Turco, Ezequiel.docx
+++ b/docs/Tesis - Villagra Turco, Ezequiel.docx
@@ -2189,23 +2189,7 @@
           <w:rFonts w:cs="Times New Roman"/>
           <w:color w:val="000000" w:themeColor="text1"/>
         </w:rPr>
-        <w:t xml:space="preserve">La problemática central radica en el aumento de incendios en áreas protegidas, cuya propagación y duración se ven potenciadas por factores ambientales y climatológicos específicos. Si bien existen análisis descriptivos sobre el impacto de estos desastres, persiste una brecha en la aplicación de herramientas cuantitativas para la prevención activa. Cabe destacar que la prevención y combate de incendios ha sido declarada de interés público provincial mediante la Ley </w:t>
-      </w:r>
-      <w:proofErr w:type="spellStart"/>
-      <w:r>
-        <w:rPr>
-          <w:rFonts w:cs="Times New Roman"/>
-          <w:color w:val="000000" w:themeColor="text1"/>
-        </w:rPr>
-        <w:t>N.°</w:t>
-      </w:r>
-      <w:proofErr w:type="spellEnd"/>
-      <w:r>
-        <w:rPr>
-          <w:rFonts w:cs="Times New Roman"/>
-          <w:color w:val="000000" w:themeColor="text1"/>
-        </w:rPr>
-        <w:t xml:space="preserve"> 5243 de Río Negro, que subraya la necesidad de proteger el patrimonio ambiental. Dicha ley establece: "</w:t>
+        <w:t>La problemática central radica en el aumento de incendios en áreas protegidas, cuya propagación y duración se ven potenciadas por factores ambientales y climatológicos específicos. Si bien existen análisis descriptivos sobre el impacto de estos desastres, persiste una brecha en la aplicación de herramientas cuantitativas para la prevención activa. Cabe destacar que la prevención y combate de incendios ha sido declarada de interés público provincial mediante la Ley N.° 5243 de Río Negro, que subraya la necesidad de proteger el patrimonio ambiental. Dicha ley establece: "</w:t>
       </w:r>
       <w:r>
         <w:rPr>
@@ -2214,9 +2198,8 @@
           <w:iCs/>
           <w:color w:val="000000" w:themeColor="text1"/>
         </w:rPr>
-        <w:t xml:space="preserve">Declárase de interés público provincial la prevención, </w:t>
-      </w:r>
-      <w:proofErr w:type="spellStart"/>
+        <w:t>Declárase de interés público provincial la prevención, presupresión y combate de los incendios forestales y rurales, como medio tendiente a la protección de la vida y la seguridad de las personas y a la preservación del patrimonio ambiental y económico de la provincia</w:t>
+      </w:r>
       <w:r>
         <w:rPr>
           <w:rFonts w:cs="Times New Roman"/>
@@ -2224,25 +2207,6 @@
           <w:iCs/>
           <w:color w:val="000000" w:themeColor="text1"/>
         </w:rPr>
-        <w:t>presupresión</w:t>
-      </w:r>
-      <w:proofErr w:type="spellEnd"/>
-      <w:r>
-        <w:rPr>
-          <w:rFonts w:cs="Times New Roman"/>
-          <w:i/>
-          <w:iCs/>
-          <w:color w:val="000000" w:themeColor="text1"/>
-        </w:rPr>
-        <w:t xml:space="preserve"> y combate de los incendios forestales y rurales, como medio tendiente a la protección de la vida y la seguridad de las personas y a la preservación del patrimonio ambiental y económico de la provincia</w:t>
-      </w:r>
-      <w:r>
-        <w:rPr>
-          <w:rFonts w:cs="Times New Roman"/>
-          <w:i/>
-          <w:iCs/>
-          <w:color w:val="000000" w:themeColor="text1"/>
-        </w:rPr>
         <w:t>.</w:t>
       </w:r>
       <w:r>
@@ -2340,33 +2304,49 @@
           <w:rFonts w:cs="Times New Roman"/>
           <w:color w:val="000000" w:themeColor="text1"/>
         </w:rPr>
-        <w:t>En este trabajo de investigación se aplicará la metodología CRISP-DM (Cross-</w:t>
-      </w:r>
-      <w:proofErr w:type="spellStart"/>
-      <w:r>
-        <w:rPr>
-          <w:rFonts w:cs="Times New Roman"/>
-          <w:color w:val="000000" w:themeColor="text1"/>
-        </w:rPr>
-        <w:t>Industry</w:t>
-      </w:r>
-      <w:proofErr w:type="spellEnd"/>
-      <w:r>
-        <w:rPr>
-          <w:rFonts w:cs="Times New Roman"/>
-          <w:color w:val="000000" w:themeColor="text1"/>
-        </w:rPr>
-        <w:t xml:space="preserve"> Standard </w:t>
-      </w:r>
-      <w:proofErr w:type="spellStart"/>
-      <w:r>
-        <w:rPr>
-          <w:rFonts w:cs="Times New Roman"/>
-          <w:color w:val="000000" w:themeColor="text1"/>
-        </w:rPr>
-        <w:t>Process</w:t>
-      </w:r>
-      <w:proofErr w:type="spellEnd"/>
+        <w:t xml:space="preserve">En este trabajo de investigación se aplicará la metodología CRISP-DM (Cross-Industry Standard Process for Data Mining) </w:t>
+      </w:r>
+      <w:r>
+        <w:rPr>
+          <w:rFonts w:cs="Times New Roman"/>
+          <w:color w:val="000000" w:themeColor="text1"/>
+        </w:rPr>
+        <w:fldChar w:fldCharType="begin"/>
+      </w:r>
+      <w:r>
+        <w:rPr>
+          <w:rFonts w:cs="Times New Roman"/>
+          <w:color w:val="000000" w:themeColor="text1"/>
+        </w:rPr>
+        <w:instrText xml:space="preserve"> REF _Ref211003517 \r \h </w:instrText>
+      </w:r>
+      <w:r>
+        <w:rPr>
+          <w:rFonts w:cs="Times New Roman"/>
+          <w:color w:val="000000" w:themeColor="text1"/>
+        </w:rPr>
+      </w:r>
+      <w:r>
+        <w:rPr>
+          <w:rFonts w:cs="Times New Roman"/>
+          <w:color w:val="000000" w:themeColor="text1"/>
+        </w:rPr>
+        <w:fldChar w:fldCharType="separate"/>
+      </w:r>
+      <w:r>
+        <w:rPr>
+          <w:rFonts w:cs="Times New Roman"/>
+          <w:color w:val="000000" w:themeColor="text1"/>
+        </w:rPr>
+        <w:t>[10]</w:t>
+      </w:r>
+      <w:r>
+        <w:rPr>
+          <w:rFonts w:cs="Times New Roman"/>
+          <w:color w:val="000000" w:themeColor="text1"/>
+        </w:rPr>
+        <w:fldChar w:fldCharType="end"/>
+      </w:r>
       <w:r>
         <w:rPr>
           <w:rFonts w:cs="Times New Roman"/>
@@ -2374,37 +2354,54 @@
         </w:rPr>
         <w:t xml:space="preserve"> </w:t>
       </w:r>
-      <w:proofErr w:type="spellStart"/>
-      <w:r>
-        <w:rPr>
-          <w:rFonts w:cs="Times New Roman"/>
-          <w:color w:val="000000" w:themeColor="text1"/>
-        </w:rPr>
-        <w:t>for</w:t>
-      </w:r>
-      <w:proofErr w:type="spellEnd"/>
-      <w:r>
-        <w:rPr>
-          <w:rFonts w:cs="Times New Roman"/>
-          <w:color w:val="000000" w:themeColor="text1"/>
-        </w:rPr>
-        <w:t xml:space="preserve"> Data </w:t>
-      </w:r>
-      <w:proofErr w:type="spellStart"/>
-      <w:r>
-        <w:rPr>
-          <w:rFonts w:cs="Times New Roman"/>
-          <w:color w:val="000000" w:themeColor="text1"/>
-        </w:rPr>
-        <w:t>Mining</w:t>
-      </w:r>
-      <w:proofErr w:type="spellEnd"/>
-      <w:r>
-        <w:rPr>
-          <w:rFonts w:cs="Times New Roman"/>
-          <w:color w:val="000000" w:themeColor="text1"/>
-        </w:rPr>
-        <w:t xml:space="preserve">) </w:t>
+      <w:r>
+        <w:rPr>
+          <w:rFonts w:cs="Times New Roman"/>
+          <w:color w:val="000000" w:themeColor="text1"/>
+        </w:rPr>
+        <w:t xml:space="preserve">para establecer un marco de trabajo flexible y escalable. El principal resultado consistirá en un conjunto de datos </w:t>
+      </w:r>
+      <w:r>
+        <w:rPr>
+          <w:rFonts w:cs="Times New Roman"/>
+          <w:color w:val="000000" w:themeColor="text1"/>
+        </w:rPr>
+        <w:t>consolidado</w:t>
+      </w:r>
+      <w:r>
+        <w:rPr>
+          <w:rFonts w:cs="Times New Roman"/>
+          <w:color w:val="000000" w:themeColor="text1"/>
+        </w:rPr>
+        <w:t xml:space="preserve"> para el estudio de incendios, inspirado en el Canadian </w:t>
+      </w:r>
+      <w:r>
+        <w:rPr>
+          <w:rFonts w:cs="Times New Roman"/>
+          <w:color w:val="000000" w:themeColor="text1"/>
+        </w:rPr>
+        <w:t>Fire Spread Datase</w:t>
+      </w:r>
+      <w:r>
+        <w:rPr>
+          <w:rFonts w:cs="Times New Roman"/>
+          <w:color w:val="000000" w:themeColor="text1"/>
+        </w:rPr>
+        <w:t>t</w:t>
+      </w:r>
+      <w:r>
+        <w:rPr>
+          <w:rFonts w:cs="Times New Roman"/>
+          <w:color w:val="000000" w:themeColor="text1"/>
+        </w:rPr>
+        <w:t xml:space="preserve"> (CFSD)</w:t>
+      </w:r>
+      <w:r>
+        <w:rPr>
+          <w:rFonts w:cs="Times New Roman"/>
+          <w:color w:val="000000" w:themeColor="text1"/>
+        </w:rPr>
+        <w:t xml:space="preserve"> </w:t>
       </w:r>
       <w:r>
         <w:rPr>
@@ -2418,7 +2415,7 @@
           <w:rFonts w:cs="Times New Roman"/>
           <w:color w:val="000000" w:themeColor="text1"/>
         </w:rPr>
-        <w:instrText xml:space="preserve"> REF _Ref211003517 \r \h </w:instrText>
+        <w:instrText xml:space="preserve"> REF _Ref211003510 \r \h </w:instrText>
       </w:r>
       <w:r>
         <w:rPr>
@@ -2438,7 +2435,7 @@
           <w:rFonts w:cs="Times New Roman"/>
           <w:color w:val="000000" w:themeColor="text1"/>
         </w:rPr>
-        <w:t>[10]</w:t>
+        <w:t>[11]</w:t>
       </w:r>
       <w:r>
         <w:rPr>
@@ -2452,138 +2449,7 @@
           <w:rFonts w:cs="Times New Roman"/>
           <w:color w:val="000000" w:themeColor="text1"/>
         </w:rPr>
-        <w:t xml:space="preserve"> </w:t>
-      </w:r>
-      <w:r>
-        <w:rPr>
-          <w:rFonts w:cs="Times New Roman"/>
-          <w:color w:val="000000" w:themeColor="text1"/>
-        </w:rPr>
-        <w:t xml:space="preserve">para establecer un marco de trabajo flexible y escalable. El principal resultado consistirá en un conjunto de datos </w:t>
-      </w:r>
-      <w:r>
-        <w:rPr>
-          <w:rFonts w:cs="Times New Roman"/>
-          <w:color w:val="000000" w:themeColor="text1"/>
-        </w:rPr>
-        <w:t>consolidado</w:t>
-      </w:r>
-      <w:r>
-        <w:rPr>
-          <w:rFonts w:cs="Times New Roman"/>
-          <w:color w:val="000000" w:themeColor="text1"/>
-        </w:rPr>
-        <w:t xml:space="preserve"> para el estudio de incendios, inspirado en el Canadian </w:t>
-      </w:r>
-      <w:proofErr w:type="spellStart"/>
-      <w:r>
-        <w:rPr>
-          <w:rFonts w:cs="Times New Roman"/>
-          <w:color w:val="000000" w:themeColor="text1"/>
-        </w:rPr>
-        <w:t>Fire</w:t>
-      </w:r>
-      <w:proofErr w:type="spellEnd"/>
-      <w:r>
-        <w:rPr>
-          <w:rFonts w:cs="Times New Roman"/>
-          <w:color w:val="000000" w:themeColor="text1"/>
-        </w:rPr>
-        <w:t xml:space="preserve"> Spread </w:t>
-      </w:r>
-      <w:proofErr w:type="spellStart"/>
-      <w:r>
-        <w:rPr>
-          <w:rFonts w:cs="Times New Roman"/>
-          <w:color w:val="000000" w:themeColor="text1"/>
-        </w:rPr>
-        <w:t>Datase</w:t>
-      </w:r>
-      <w:r>
-        <w:rPr>
-          <w:rFonts w:cs="Times New Roman"/>
-          <w:color w:val="000000" w:themeColor="text1"/>
-        </w:rPr>
-        <w:t>t</w:t>
-      </w:r>
-      <w:proofErr w:type="spellEnd"/>
-      <w:r>
-        <w:rPr>
-          <w:rFonts w:cs="Times New Roman"/>
-          <w:color w:val="000000" w:themeColor="text1"/>
-        </w:rPr>
-        <w:t xml:space="preserve"> (CFSD)</w:t>
-      </w:r>
-      <w:r>
-        <w:rPr>
-          <w:rFonts w:cs="Times New Roman"/>
-          <w:color w:val="000000" w:themeColor="text1"/>
-        </w:rPr>
-        <w:t xml:space="preserve"> </w:t>
-      </w:r>
-      <w:r>
-        <w:rPr>
-          <w:rFonts w:cs="Times New Roman"/>
-          <w:color w:val="000000" w:themeColor="text1"/>
-        </w:rPr>
-        <w:fldChar w:fldCharType="begin"/>
-      </w:r>
-      <w:r>
-        <w:rPr>
-          <w:rFonts w:cs="Times New Roman"/>
-          <w:color w:val="000000" w:themeColor="text1"/>
-        </w:rPr>
-        <w:instrText xml:space="preserve"> REF _Ref211003510 \r \h </w:instrText>
-      </w:r>
-      <w:r>
-        <w:rPr>
-          <w:rFonts w:cs="Times New Roman"/>
-          <w:color w:val="000000" w:themeColor="text1"/>
-        </w:rPr>
-      </w:r>
-      <w:r>
-        <w:rPr>
-          <w:rFonts w:cs="Times New Roman"/>
-          <w:color w:val="000000" w:themeColor="text1"/>
-        </w:rPr>
-        <w:fldChar w:fldCharType="separate"/>
-      </w:r>
-      <w:r>
-        <w:rPr>
-          <w:rFonts w:cs="Times New Roman"/>
-          <w:color w:val="000000" w:themeColor="text1"/>
-        </w:rPr>
-        <w:t>[11]</w:t>
-      </w:r>
-      <w:r>
-        <w:rPr>
-          <w:rFonts w:cs="Times New Roman"/>
-          <w:color w:val="000000" w:themeColor="text1"/>
-        </w:rPr>
-        <w:fldChar w:fldCharType="end"/>
-      </w:r>
-      <w:r>
-        <w:rPr>
-          <w:rFonts w:cs="Times New Roman"/>
-          <w:color w:val="000000" w:themeColor="text1"/>
-        </w:rPr>
-        <w:t xml:space="preserve">. Sobre este recurso, se implementarán y evaluarán modelos predictivos como prueba de concepto, demostrando así el valor del </w:t>
-      </w:r>
-      <w:proofErr w:type="spellStart"/>
-      <w:r>
-        <w:rPr>
-          <w:rFonts w:cs="Times New Roman"/>
-          <w:color w:val="000000" w:themeColor="text1"/>
-        </w:rPr>
-        <w:t>dataset</w:t>
-      </w:r>
-      <w:proofErr w:type="spellEnd"/>
-      <w:r>
-        <w:rPr>
-          <w:rFonts w:cs="Times New Roman"/>
-          <w:color w:val="000000" w:themeColor="text1"/>
-        </w:rPr>
-        <w:t xml:space="preserve"> como pilar para el desarrollo de sistemas de alerta temprana.</w:t>
+        <w:t>. Sobre este recurso, se implementarán y evaluarán modelos predictivos como prueba de concepto, demostrando así el valor del dataset como pilar para el desarrollo de sistemas de alerta temprana.</w:t>
       </w:r>
     </w:p>
     <w:p>
@@ -2770,55 +2636,7 @@
           <w:rFonts w:cs="Times New Roman"/>
           <w:color w:val="000000" w:themeColor="text1"/>
         </w:rPr>
-        <w:t xml:space="preserve">, en el que desarrollaron un modelo de estimación para la prevención de incendios forestales en Colombia. Este estudio empleó una combinación de datos históricos, meteorológicos, topográficos y socioeconómicos como entrada para modelos predictivos de Machine </w:t>
-      </w:r>
-      <w:proofErr w:type="spellStart"/>
-      <w:r>
-        <w:rPr>
-          <w:rFonts w:cs="Times New Roman"/>
-          <w:color w:val="000000" w:themeColor="text1"/>
-        </w:rPr>
-        <w:t>Learning</w:t>
-      </w:r>
-      <w:proofErr w:type="spellEnd"/>
-      <w:r>
-        <w:rPr>
-          <w:rFonts w:cs="Times New Roman"/>
-          <w:color w:val="000000" w:themeColor="text1"/>
-        </w:rPr>
-        <w:t xml:space="preserve">, específicamente </w:t>
-      </w:r>
-      <w:proofErr w:type="spellStart"/>
-      <w:r>
-        <w:rPr>
-          <w:rFonts w:cs="Times New Roman"/>
-          <w:color w:val="000000" w:themeColor="text1"/>
-        </w:rPr>
-        <w:t>Random</w:t>
-      </w:r>
-      <w:proofErr w:type="spellEnd"/>
-      <w:r>
-        <w:rPr>
-          <w:rFonts w:cs="Times New Roman"/>
-          <w:color w:val="000000" w:themeColor="text1"/>
-        </w:rPr>
-        <w:t xml:space="preserve"> Forest y Gaussian </w:t>
-      </w:r>
-      <w:proofErr w:type="spellStart"/>
-      <w:r>
-        <w:rPr>
-          <w:rFonts w:cs="Times New Roman"/>
-          <w:color w:val="000000" w:themeColor="text1"/>
-        </w:rPr>
-        <w:t>Naive</w:t>
-      </w:r>
-      <w:proofErr w:type="spellEnd"/>
-      <w:r>
-        <w:rPr>
-          <w:rFonts w:cs="Times New Roman"/>
-          <w:color w:val="000000" w:themeColor="text1"/>
-        </w:rPr>
-        <w:t xml:space="preserve"> Bayes, con el objetivo de evaluar su eficacia y proporcionar un marco valioso para investigaciones futuras.</w:t>
+        <w:t>, en el que desarrollaron un modelo de estimación para la prevención de incendios forestales en Colombia. Este estudio empleó una combinación de datos históricos, meteorológicos, topográficos y socioeconómicos como entrada para modelos predictivos de Machine Learning, específicamente Random Forest y Gaussian Naive Bayes, con el objetivo de evaluar su eficacia y proporcionar un marco valioso para investigaciones futuras.</w:t>
       </w:r>
     </w:p>
     <w:p>
@@ -2837,21 +2655,12 @@
         </w:rPr>
         <w:t xml:space="preserve">En el ámbito de las técnicas de modelado, </w:t>
       </w:r>
-      <w:proofErr w:type="spellStart"/>
-      <w:r>
-        <w:rPr>
-          <w:rFonts w:cs="Times New Roman"/>
-          <w:color w:val="000000" w:themeColor="text1"/>
-        </w:rPr>
-        <w:t>Liang</w:t>
-      </w:r>
-      <w:proofErr w:type="spellEnd"/>
-      <w:r>
-        <w:rPr>
-          <w:rFonts w:cs="Times New Roman"/>
-          <w:color w:val="000000" w:themeColor="text1"/>
-        </w:rPr>
-        <w:t xml:space="preserve"> et al. (2019)</w:t>
+      <w:r>
+        <w:rPr>
+          <w:rFonts w:cs="Times New Roman"/>
+          <w:color w:val="000000" w:themeColor="text1"/>
+        </w:rPr>
+        <w:t>Liang et al. (2019)</w:t>
       </w:r>
       <w:r>
         <w:rPr>
@@ -2906,126 +2715,14 @@
           <w:rFonts w:cs="Times New Roman"/>
           <w:color w:val="000000" w:themeColor="text1"/>
         </w:rPr>
-        <w:t xml:space="preserve"> utilizó una red neuronal recurrente (RNN) de tipo LSTM (Long Short-</w:t>
-      </w:r>
-      <w:proofErr w:type="spellStart"/>
-      <w:r>
-        <w:rPr>
-          <w:rFonts w:cs="Times New Roman"/>
-          <w:color w:val="000000" w:themeColor="text1"/>
-        </w:rPr>
-        <w:t>Term</w:t>
-      </w:r>
-      <w:proofErr w:type="spellEnd"/>
-      <w:r>
-        <w:rPr>
-          <w:rFonts w:cs="Times New Roman"/>
-          <w:color w:val="000000" w:themeColor="text1"/>
-        </w:rPr>
-        <w:t xml:space="preserve"> </w:t>
-      </w:r>
-      <w:proofErr w:type="spellStart"/>
-      <w:r>
-        <w:rPr>
-          <w:rFonts w:cs="Times New Roman"/>
-          <w:color w:val="000000" w:themeColor="text1"/>
-        </w:rPr>
-        <w:t>Memory</w:t>
-      </w:r>
-      <w:proofErr w:type="spellEnd"/>
-      <w:r>
-        <w:rPr>
-          <w:rFonts w:cs="Times New Roman"/>
-          <w:color w:val="000000" w:themeColor="text1"/>
-        </w:rPr>
-        <w:t xml:space="preserve">) para predecir la escala de incendios. Es de particular interés que su modelo se nutrió de registros históricos de focos de incendio y 11 variables meteorológicas, fuentes de información análogas a las que proveen servicios como NASA FIRMS </w:t>
-      </w:r>
-      <w:r>
-        <w:rPr>
-          <w:rFonts w:cs="Times New Roman"/>
-          <w:color w:val="000000" w:themeColor="text1"/>
-        </w:rPr>
-        <w:t>(</w:t>
-      </w:r>
-      <w:proofErr w:type="spellStart"/>
-      <w:r>
-        <w:rPr>
-          <w:rFonts w:cs="Times New Roman"/>
-          <w:color w:val="000000" w:themeColor="text1"/>
-        </w:rPr>
-        <w:t>Fire</w:t>
-      </w:r>
-      <w:proofErr w:type="spellEnd"/>
-      <w:r>
-        <w:rPr>
-          <w:rFonts w:cs="Times New Roman"/>
-          <w:color w:val="000000" w:themeColor="text1"/>
-        </w:rPr>
-        <w:t xml:space="preserve"> </w:t>
-      </w:r>
-      <w:proofErr w:type="spellStart"/>
-      <w:r>
-        <w:rPr>
-          <w:rFonts w:cs="Times New Roman"/>
-          <w:color w:val="000000" w:themeColor="text1"/>
-        </w:rPr>
-        <w:t>Information</w:t>
-      </w:r>
-      <w:proofErr w:type="spellEnd"/>
-      <w:r>
-        <w:rPr>
-          <w:rFonts w:cs="Times New Roman"/>
-          <w:color w:val="000000" w:themeColor="text1"/>
-        </w:rPr>
-        <w:t xml:space="preserve"> </w:t>
-      </w:r>
-      <w:proofErr w:type="spellStart"/>
-      <w:r>
-        <w:rPr>
-          <w:rFonts w:cs="Times New Roman"/>
-          <w:color w:val="000000" w:themeColor="text1"/>
-        </w:rPr>
-        <w:t>for</w:t>
-      </w:r>
-      <w:proofErr w:type="spellEnd"/>
-      <w:r>
-        <w:rPr>
-          <w:rFonts w:cs="Times New Roman"/>
-          <w:color w:val="000000" w:themeColor="text1"/>
-        </w:rPr>
-        <w:t xml:space="preserve"> </w:t>
-      </w:r>
-      <w:proofErr w:type="spellStart"/>
-      <w:r>
-        <w:rPr>
-          <w:rFonts w:cs="Times New Roman"/>
-          <w:color w:val="000000" w:themeColor="text1"/>
-        </w:rPr>
-        <w:t>Resource</w:t>
-      </w:r>
-      <w:proofErr w:type="spellEnd"/>
-      <w:r>
-        <w:rPr>
-          <w:rFonts w:cs="Times New Roman"/>
-          <w:color w:val="000000" w:themeColor="text1"/>
-        </w:rPr>
-        <w:t xml:space="preserve"> Management </w:t>
-      </w:r>
-      <w:proofErr w:type="spellStart"/>
-      <w:r>
-        <w:rPr>
-          <w:rFonts w:cs="Times New Roman"/>
-          <w:color w:val="000000" w:themeColor="text1"/>
-        </w:rPr>
-        <w:t>System</w:t>
-      </w:r>
-      <w:proofErr w:type="spellEnd"/>
-      <w:r>
-        <w:rPr>
-          <w:rFonts w:cs="Times New Roman"/>
-          <w:color w:val="000000" w:themeColor="text1"/>
-        </w:rPr>
-        <w:t>)</w:t>
+        <w:t xml:space="preserve"> utilizó una red neuronal recurrente (RNN) de tipo LSTM (Long Short-Term Memory) para predecir la escala de incendios. Es de particular interés que su modelo se nutrió de registros históricos de focos de incendio y 11 variables meteorológicas, fuentes de información análogas a las que proveen servicios como NASA FIRMS </w:t>
+      </w:r>
+      <w:r>
+        <w:rPr>
+          <w:rFonts w:cs="Times New Roman"/>
+          <w:color w:val="000000" w:themeColor="text1"/>
+        </w:rPr>
+        <w:t>(Fire Information for Resource Management System)</w:t>
       </w:r>
       <w:r>
         <w:rPr>
@@ -3159,23 +2856,7 @@
           <w:rFonts w:cs="Times New Roman"/>
           <w:color w:val="000000" w:themeColor="text1"/>
         </w:rPr>
-        <w:t xml:space="preserve">Los </w:t>
-      </w:r>
-      <w:proofErr w:type="spellStart"/>
-      <w:r>
-        <w:rPr>
-          <w:rFonts w:cs="Times New Roman"/>
-          <w:color w:val="000000" w:themeColor="text1"/>
-        </w:rPr>
-        <w:t>articulos</w:t>
-      </w:r>
-      <w:proofErr w:type="spellEnd"/>
-      <w:r>
-        <w:rPr>
-          <w:rFonts w:cs="Times New Roman"/>
-          <w:color w:val="000000" w:themeColor="text1"/>
-        </w:rPr>
-        <w:t xml:space="preserve"> Jain et al. (2020) </w:t>
+        <w:t xml:space="preserve">Los articulos Jain et al. (2020) </w:t>
       </w:r>
       <w:r>
         <w:rPr>
@@ -3285,23 +2966,7 @@
           <w:rFonts w:cs="Times New Roman"/>
           <w:color w:val="000000" w:themeColor="text1"/>
         </w:rPr>
-        <w:t xml:space="preserve"> presentan una revisión de modelos de Machine </w:t>
-      </w:r>
-      <w:proofErr w:type="spellStart"/>
-      <w:r>
-        <w:rPr>
-          <w:rFonts w:cs="Times New Roman"/>
-          <w:color w:val="000000" w:themeColor="text1"/>
-        </w:rPr>
-        <w:t>Learning</w:t>
-      </w:r>
-      <w:proofErr w:type="spellEnd"/>
-      <w:r>
-        <w:rPr>
-          <w:rFonts w:cs="Times New Roman"/>
-          <w:color w:val="000000" w:themeColor="text1"/>
-        </w:rPr>
-        <w:t xml:space="preserve"> con aplicación en el tema. El primero de ellos hace un análisis comparativo entre diferentes modelos de ML y brinda ejemplos de aplicación en distintos objetivos relacionados a la problemática mientras que el segundo brinda otro ejemplo de implementación y rendimiento en modelos de ML aplicados.</w:t>
+        <w:t xml:space="preserve"> presentan una revisión de modelos de Machine Learning con aplicación en el tema. El primero de ellos hace un análisis comparativo entre diferentes modelos de ML y brinda ejemplos de aplicación en distintos objetivos relacionados a la problemática mientras que el segundo brinda otro ejemplo de implementación y rendimiento en modelos de ML aplicados.</w:t>
       </w:r>
     </w:p>
     <w:p>
@@ -3428,23 +3093,7 @@
           <w:rFonts w:cs="Times New Roman"/>
           <w:color w:val="000000" w:themeColor="text1"/>
         </w:rPr>
-        <w:t xml:space="preserve">ejemplifican el desarrollo de modelos predictivos dentro del territorio nacional argentino, en Córdoba y Pinamar, respectivamente. Si bien son trabajos de alcance acotado, comparten el espíritu central de esta investigación: aprovechar el poder del Machine </w:t>
-      </w:r>
-      <w:proofErr w:type="spellStart"/>
-      <w:r>
-        <w:rPr>
-          <w:rFonts w:cs="Times New Roman"/>
-          <w:color w:val="000000" w:themeColor="text1"/>
-        </w:rPr>
-        <w:t>Learning</w:t>
-      </w:r>
-      <w:proofErr w:type="spellEnd"/>
-      <w:r>
-        <w:rPr>
-          <w:rFonts w:cs="Times New Roman"/>
-          <w:color w:val="000000" w:themeColor="text1"/>
-        </w:rPr>
-        <w:t xml:space="preserve"> para predecir y gestionar el riesgo de incendios forestales.</w:t>
+        <w:t>ejemplifican el desarrollo de modelos predictivos dentro del territorio nacional argentino, en Córdoba y Pinamar, respectivamente. Si bien son trabajos de alcance acotado, comparten el espíritu central de esta investigación: aprovechar el poder del Machine Learning para predecir y gestionar el riesgo de incendios forestales.</w:t>
       </w:r>
     </w:p>
     <w:p>
@@ -3482,23 +3131,7 @@
           <w:rFonts w:cs="Times New Roman"/>
           <w:color w:val="000000" w:themeColor="text1"/>
         </w:rPr>
-        <w:t xml:space="preserve">El </w:t>
-      </w:r>
-      <w:proofErr w:type="spellStart"/>
-      <w:r>
-        <w:rPr>
-          <w:rFonts w:cs="Times New Roman"/>
-          <w:color w:val="000000" w:themeColor="text1"/>
-        </w:rPr>
-        <w:t>dataset</w:t>
-      </w:r>
-      <w:proofErr w:type="spellEnd"/>
-      <w:r>
-        <w:rPr>
-          <w:rFonts w:cs="Times New Roman"/>
-          <w:color w:val="000000" w:themeColor="text1"/>
-        </w:rPr>
-        <w:t xml:space="preserve"> desarrollado en este trabajo se construyó a partir de dos fuentes de datos principales. Ambas proveen información obtenida mediante teledetección satelital, complementada con técnicas de modelado y asimilación que mejoran la precisión de las observaciones.</w:t>
+        <w:t>El dataset desarrollado en este trabajo se construyó a partir de dos fuentes de datos principales. Ambas proveen información obtenida mediante teledetección satelital, complementada con técnicas de modelado y asimilación que mejoran la precisión de las observaciones.</w:t>
       </w:r>
     </w:p>
     <w:p>
@@ -3563,46 +3196,14 @@
           <w:rFonts w:cs="Times New Roman"/>
           <w:color w:val="000000" w:themeColor="text1"/>
         </w:rPr>
-        <w:t xml:space="preserve"> (</w:t>
-      </w:r>
-      <w:proofErr w:type="spellStart"/>
-      <w:r>
-        <w:rPr>
-          <w:rFonts w:cs="Times New Roman"/>
-          <w:color w:val="000000" w:themeColor="text1"/>
-        </w:rPr>
-        <w:t>Climate</w:t>
-      </w:r>
-      <w:proofErr w:type="spellEnd"/>
-      <w:r>
-        <w:rPr>
-          <w:rFonts w:cs="Times New Roman"/>
-          <w:color w:val="000000" w:themeColor="text1"/>
-        </w:rPr>
-        <w:t xml:space="preserve"> Data Store, CDS)</w:t>
-      </w:r>
-      <w:r>
-        <w:rPr>
-          <w:rFonts w:cs="Times New Roman"/>
-          <w:color w:val="000000" w:themeColor="text1"/>
-        </w:rPr>
-        <w:t xml:space="preserve"> del proyecto </w:t>
-      </w:r>
-      <w:proofErr w:type="spellStart"/>
-      <w:r>
-        <w:rPr>
-          <w:rFonts w:cs="Times New Roman"/>
-          <w:color w:val="000000" w:themeColor="text1"/>
-        </w:rPr>
-        <w:t>Copernicus</w:t>
-      </w:r>
-      <w:proofErr w:type="spellEnd"/>
-      <w:r>
-        <w:rPr>
-          <w:rFonts w:cs="Times New Roman"/>
-          <w:color w:val="000000" w:themeColor="text1"/>
-        </w:rPr>
-        <w:t xml:space="preserve"> de la Unión Europea</w:t>
+        <w:t xml:space="preserve"> (Climate Data Store, CDS)</w:t>
+      </w:r>
+      <w:r>
+        <w:rPr>
+          <w:rFonts w:cs="Times New Roman"/>
+          <w:color w:val="000000" w:themeColor="text1"/>
+        </w:rPr>
+        <w:t xml:space="preserve"> del proyecto Copernicus de la Unión Europea</w:t>
       </w:r>
       <w:r>
         <w:rPr>
@@ -4115,33 +3716,7 @@
                 <w:lang w:eastAsia="es-AR"/>
                 <w14:ligatures w14:val="none"/>
               </w:rPr>
-              <w:t xml:space="preserve">Servicio de Cambio Climático de </w:t>
-            </w:r>
-            <w:proofErr w:type="spellStart"/>
-            <w:r>
-              <w:rPr>
-                <w:rFonts w:ascii="Aptos Narrow" w:eastAsia="Times New Roman" w:hAnsi="Aptos Narrow" w:cs="Times New Roman"/>
-                <w:color w:val="000000"/>
-                <w:kern w:val="0"/>
-                <w:sz w:val="16"/>
-                <w:szCs w:val="16"/>
-                <w:lang w:eastAsia="es-AR"/>
-                <w14:ligatures w14:val="none"/>
-              </w:rPr>
-              <w:t>Copernicus</w:t>
-            </w:r>
-            <w:proofErr w:type="spellEnd"/>
-            <w:r>
-              <w:rPr>
-                <w:rFonts w:ascii="Aptos Narrow" w:eastAsia="Times New Roman" w:hAnsi="Aptos Narrow" w:cs="Times New Roman"/>
-                <w:color w:val="000000"/>
-                <w:kern w:val="0"/>
-                <w:sz w:val="16"/>
-                <w:szCs w:val="16"/>
-                <w:lang w:eastAsia="es-AR"/>
-                <w14:ligatures w14:val="none"/>
-              </w:rPr>
-              <w:t xml:space="preserve"> (C3S)</w:t>
+              <w:t>Servicio de Cambio Climático de Copernicus (C3S)</w:t>
             </w:r>
           </w:p>
         </w:tc>
@@ -4677,7 +4252,6 @@
                 <w14:ligatures w14:val="none"/>
               </w:rPr>
             </w:pPr>
-            <w:proofErr w:type="spellStart"/>
             <w:r>
               <w:rPr>
                 <w:rFonts w:ascii="Aptos Narrow" w:eastAsia="Times New Roman" w:hAnsi="Aptos Narrow" w:cs="Times New Roman"/>
@@ -4702,7 +4276,6 @@
               </w:rPr>
               <w:t>-ejecución</w:t>
             </w:r>
-            <w:proofErr w:type="spellEnd"/>
             <w:r>
               <w:rPr>
                 <w:rFonts w:ascii="Aptos Narrow" w:eastAsia="Times New Roman" w:hAnsi="Aptos Narrow" w:cs="Times New Roman"/>
@@ -6803,7 +6376,6 @@
                 <w14:ligatures w14:val="none"/>
               </w:rPr>
             </w:pPr>
-            <w:proofErr w:type="spellStart"/>
             <w:r>
               <w:rPr>
                 <w:rFonts w:ascii="Aptos Narrow" w:eastAsia="Times New Roman" w:hAnsi="Aptos Narrow" w:cs="Times New Roman"/>
@@ -6814,20 +6386,7 @@
                 <w:lang w:eastAsia="es-AR"/>
                 <w14:ligatures w14:val="none"/>
               </w:rPr>
-              <w:t>Suomi</w:t>
-            </w:r>
-            <w:proofErr w:type="spellEnd"/>
-            <w:r>
-              <w:rPr>
-                <w:rFonts w:ascii="Aptos Narrow" w:eastAsia="Times New Roman" w:hAnsi="Aptos Narrow" w:cs="Times New Roman"/>
-                <w:color w:val="000000"/>
-                <w:kern w:val="0"/>
-                <w:sz w:val="16"/>
-                <w:szCs w:val="16"/>
-                <w:lang w:eastAsia="es-AR"/>
-                <w14:ligatures w14:val="none"/>
-              </w:rPr>
-              <w:t xml:space="preserve"> NPP</w:t>
+              <w:t>Suomi NPP</w:t>
             </w:r>
           </w:p>
         </w:tc>
@@ -7377,7 +6936,6 @@
                 <w14:ligatures w14:val="none"/>
               </w:rPr>
             </w:pPr>
-            <w:proofErr w:type="spellStart"/>
             <w:r>
               <w:rPr>
                 <w:rFonts w:ascii="Aptos Narrow" w:eastAsia="Times New Roman" w:hAnsi="Aptos Narrow" w:cs="Times New Roman"/>
@@ -7390,7 +6948,6 @@
               </w:rPr>
               <w:t>Heliosíncrona</w:t>
             </w:r>
-            <w:proofErr w:type="spellEnd"/>
           </w:p>
         </w:tc>
         <w:tc>
@@ -7420,7 +6977,6 @@
                 <w14:ligatures w14:val="none"/>
               </w:rPr>
             </w:pPr>
-            <w:proofErr w:type="spellStart"/>
             <w:r>
               <w:rPr>
                 <w:rFonts w:ascii="Aptos Narrow" w:eastAsia="Times New Roman" w:hAnsi="Aptos Narrow" w:cs="Times New Roman"/>
@@ -7433,7 +6989,6 @@
               </w:rPr>
               <w:t>Heliosíncrona</w:t>
             </w:r>
-            <w:proofErr w:type="spellEnd"/>
           </w:p>
         </w:tc>
         <w:tc>
@@ -7463,7 +7018,6 @@
                 <w14:ligatures w14:val="none"/>
               </w:rPr>
             </w:pPr>
-            <w:proofErr w:type="spellStart"/>
             <w:r>
               <w:rPr>
                 <w:rFonts w:ascii="Aptos Narrow" w:eastAsia="Times New Roman" w:hAnsi="Aptos Narrow" w:cs="Times New Roman"/>
@@ -7476,7 +7030,6 @@
               </w:rPr>
               <w:t>Heliosíncrona</w:t>
             </w:r>
-            <w:proofErr w:type="spellEnd"/>
           </w:p>
         </w:tc>
         <w:tc>
@@ -7506,7 +7059,6 @@
                 <w14:ligatures w14:val="none"/>
               </w:rPr>
             </w:pPr>
-            <w:proofErr w:type="spellStart"/>
             <w:r>
               <w:rPr>
                 <w:rFonts w:ascii="Aptos Narrow" w:eastAsia="Times New Roman" w:hAnsi="Aptos Narrow" w:cs="Times New Roman"/>
@@ -7519,7 +7071,6 @@
               </w:rPr>
               <w:t>Heliosíncrona</w:t>
             </w:r>
-            <w:proofErr w:type="spellEnd"/>
           </w:p>
         </w:tc>
       </w:tr>
@@ -8119,59 +7670,7 @@
                 <w:lang w:eastAsia="es-AR"/>
                 <w14:ligatures w14:val="none"/>
               </w:rPr>
-              <w:t>375 m (I-</w:t>
-            </w:r>
-            <w:proofErr w:type="spellStart"/>
-            <w:r>
-              <w:rPr>
-                <w:rFonts w:ascii="Aptos Narrow" w:eastAsia="Times New Roman" w:hAnsi="Aptos Narrow" w:cs="Times New Roman"/>
-                <w:color w:val="000000"/>
-                <w:kern w:val="0"/>
-                <w:sz w:val="16"/>
-                <w:szCs w:val="16"/>
-                <w:lang w:eastAsia="es-AR"/>
-                <w14:ligatures w14:val="none"/>
-              </w:rPr>
-              <w:t>bands</w:t>
-            </w:r>
-            <w:proofErr w:type="spellEnd"/>
-            <w:r>
-              <w:rPr>
-                <w:rFonts w:ascii="Aptos Narrow" w:eastAsia="Times New Roman" w:hAnsi="Aptos Narrow" w:cs="Times New Roman"/>
-                <w:color w:val="000000"/>
-                <w:kern w:val="0"/>
-                <w:sz w:val="16"/>
-                <w:szCs w:val="16"/>
-                <w:lang w:eastAsia="es-AR"/>
-                <w14:ligatures w14:val="none"/>
-              </w:rPr>
-              <w:t>), 750 m (M-</w:t>
-            </w:r>
-            <w:proofErr w:type="spellStart"/>
-            <w:r>
-              <w:rPr>
-                <w:rFonts w:ascii="Aptos Narrow" w:eastAsia="Times New Roman" w:hAnsi="Aptos Narrow" w:cs="Times New Roman"/>
-                <w:color w:val="000000"/>
-                <w:kern w:val="0"/>
-                <w:sz w:val="16"/>
-                <w:szCs w:val="16"/>
-                <w:lang w:eastAsia="es-AR"/>
-                <w14:ligatures w14:val="none"/>
-              </w:rPr>
-              <w:t>bands</w:t>
-            </w:r>
-            <w:proofErr w:type="spellEnd"/>
-            <w:r>
-              <w:rPr>
-                <w:rFonts w:ascii="Aptos Narrow" w:eastAsia="Times New Roman" w:hAnsi="Aptos Narrow" w:cs="Times New Roman"/>
-                <w:color w:val="000000"/>
-                <w:kern w:val="0"/>
-                <w:sz w:val="16"/>
-                <w:szCs w:val="16"/>
-                <w:lang w:eastAsia="es-AR"/>
-                <w14:ligatures w14:val="none"/>
-              </w:rPr>
-              <w:t>)</w:t>
+              <w:t>375 m (I-bands), 750 m (M-bands)</w:t>
             </w:r>
           </w:p>
         </w:tc>
@@ -8212,59 +7711,7 @@
                 <w:lang w:eastAsia="es-AR"/>
                 <w14:ligatures w14:val="none"/>
               </w:rPr>
-              <w:t>375 m (I-</w:t>
-            </w:r>
-            <w:proofErr w:type="spellStart"/>
-            <w:r>
-              <w:rPr>
-                <w:rFonts w:ascii="Aptos Narrow" w:eastAsia="Times New Roman" w:hAnsi="Aptos Narrow" w:cs="Times New Roman"/>
-                <w:color w:val="000000"/>
-                <w:kern w:val="0"/>
-                <w:sz w:val="16"/>
-                <w:szCs w:val="16"/>
-                <w:lang w:eastAsia="es-AR"/>
-                <w14:ligatures w14:val="none"/>
-              </w:rPr>
-              <w:t>bands</w:t>
-            </w:r>
-            <w:proofErr w:type="spellEnd"/>
-            <w:r>
-              <w:rPr>
-                <w:rFonts w:ascii="Aptos Narrow" w:eastAsia="Times New Roman" w:hAnsi="Aptos Narrow" w:cs="Times New Roman"/>
-                <w:color w:val="000000"/>
-                <w:kern w:val="0"/>
-                <w:sz w:val="16"/>
-                <w:szCs w:val="16"/>
-                <w:lang w:eastAsia="es-AR"/>
-                <w14:ligatures w14:val="none"/>
-              </w:rPr>
-              <w:t>), 750 m (M-</w:t>
-            </w:r>
-            <w:proofErr w:type="spellStart"/>
-            <w:r>
-              <w:rPr>
-                <w:rFonts w:ascii="Aptos Narrow" w:eastAsia="Times New Roman" w:hAnsi="Aptos Narrow" w:cs="Times New Roman"/>
-                <w:color w:val="000000"/>
-                <w:kern w:val="0"/>
-                <w:sz w:val="16"/>
-                <w:szCs w:val="16"/>
-                <w:lang w:eastAsia="es-AR"/>
-                <w14:ligatures w14:val="none"/>
-              </w:rPr>
-              <w:t>bands</w:t>
-            </w:r>
-            <w:proofErr w:type="spellEnd"/>
-            <w:r>
-              <w:rPr>
-                <w:rFonts w:ascii="Aptos Narrow" w:eastAsia="Times New Roman" w:hAnsi="Aptos Narrow" w:cs="Times New Roman"/>
-                <w:color w:val="000000"/>
-                <w:kern w:val="0"/>
-                <w:sz w:val="16"/>
-                <w:szCs w:val="16"/>
-                <w:lang w:eastAsia="es-AR"/>
-                <w14:ligatures w14:val="none"/>
-              </w:rPr>
-              <w:t>)</w:t>
+              <w:t>375 m (I-bands), 750 m (M-bands)</w:t>
             </w:r>
           </w:p>
         </w:tc>
@@ -8914,33 +8361,7 @@
                 <w:lang w:eastAsia="es-AR"/>
                 <w14:ligatures w14:val="none"/>
               </w:rPr>
-              <w:t xml:space="preserve">Monitoreo ambiental y climático, meteorología, océano, tierra, </w:t>
-            </w:r>
-            <w:proofErr w:type="spellStart"/>
-            <w:r>
-              <w:rPr>
-                <w:rFonts w:ascii="Aptos Narrow" w:eastAsia="Times New Roman" w:hAnsi="Aptos Narrow" w:cs="Times New Roman"/>
-                <w:color w:val="000000"/>
-                <w:kern w:val="0"/>
-                <w:sz w:val="16"/>
-                <w:szCs w:val="16"/>
-                <w:lang w:eastAsia="es-AR"/>
-                <w14:ligatures w14:val="none"/>
-              </w:rPr>
-              <w:t>criosfera</w:t>
-            </w:r>
-            <w:proofErr w:type="spellEnd"/>
-            <w:r>
-              <w:rPr>
-                <w:rFonts w:ascii="Aptos Narrow" w:eastAsia="Times New Roman" w:hAnsi="Aptos Narrow" w:cs="Times New Roman"/>
-                <w:color w:val="000000"/>
-                <w:kern w:val="0"/>
-                <w:sz w:val="16"/>
-                <w:szCs w:val="16"/>
-                <w:lang w:eastAsia="es-AR"/>
-                <w14:ligatures w14:val="none"/>
-              </w:rPr>
-              <w:t>, incendios.</w:t>
+              <w:t>Monitoreo ambiental y climático, meteorología, océano, tierra, criosfera, incendios.</w:t>
             </w:r>
           </w:p>
         </w:tc>
@@ -9112,23 +8533,7 @@
           <w:rFonts w:cs="Times New Roman"/>
           <w:color w:val="000000" w:themeColor="text1"/>
         </w:rPr>
-        <w:t xml:space="preserve">) es ideal para observar condiciones despejadas, mientras que AQUA, </w:t>
-      </w:r>
-      <w:proofErr w:type="spellStart"/>
-      <w:r>
-        <w:rPr>
-          <w:rFonts w:cs="Times New Roman"/>
-          <w:color w:val="000000" w:themeColor="text1"/>
-        </w:rPr>
-        <w:t>Suomi</w:t>
-      </w:r>
-      <w:proofErr w:type="spellEnd"/>
-      <w:r>
-        <w:rPr>
-          <w:rFonts w:cs="Times New Roman"/>
-          <w:color w:val="000000" w:themeColor="text1"/>
-        </w:rPr>
-        <w:t xml:space="preserve"> NPP y NOAA-20 (</w:t>
+        <w:t>) es ideal para observar condiciones despejadas, mientras que AQUA, Suomi NPP y NOAA-20 (</w:t>
       </w:r>
       <w:r>
         <w:rPr>
@@ -9330,31 +8735,7 @@
         <w:t>incorporación de variables calculadas</w:t>
       </w:r>
       <w:r>
-        <w:t xml:space="preserve">: se utilizan los valores base para calcular el conjunto de variables derivadas que componen el </w:t>
-      </w:r>
-      <w:proofErr w:type="spellStart"/>
-      <w:r>
-        <w:t>Fire</w:t>
-      </w:r>
-      <w:proofErr w:type="spellEnd"/>
-      <w:r>
-        <w:t xml:space="preserve"> </w:t>
-      </w:r>
-      <w:proofErr w:type="spellStart"/>
-      <w:r>
-        <w:t>Weather</w:t>
-      </w:r>
-      <w:proofErr w:type="spellEnd"/>
-      <w:r>
-        <w:t xml:space="preserve"> </w:t>
-      </w:r>
-      <w:proofErr w:type="spellStart"/>
-      <w:r>
-        <w:t>Index</w:t>
-      </w:r>
-      <w:proofErr w:type="spellEnd"/>
-      <w:r>
-        <w:t xml:space="preserve"> (FWI)</w:t>
+        <w:t>: se utilizan los valores base para calcular el conjunto de variables derivadas que componen el Fire Weather Index (FWI)</w:t>
       </w:r>
       <w:r>
         <w:t xml:space="preserve"> </w:t>
@@ -9388,22 +8769,13 @@
         </w:rPr>
       </w:pPr>
       <w:bookmarkStart w:id="7" w:name="_Toc212376348"/>
-      <w:proofErr w:type="spellStart"/>
       <w:r>
         <w:rPr>
           <w:color w:val="000000" w:themeColor="text1"/>
         </w:rPr>
         <w:lastRenderedPageBreak/>
-        <w:t>Fire</w:t>
-      </w:r>
-      <w:proofErr w:type="spellEnd"/>
-      <w:r>
-        <w:rPr>
-          <w:color w:val="000000" w:themeColor="text1"/>
-        </w:rPr>
-        <w:t xml:space="preserve"> </w:t>
-      </w:r>
-      <w:proofErr w:type="spellStart"/>
+        <w:t xml:space="preserve">Fire </w:t>
+      </w:r>
       <w:r>
         <w:rPr>
           <w:color w:val="000000" w:themeColor="text1"/>
@@ -9414,16 +8786,8 @@
         <w:rPr>
           <w:color w:val="000000" w:themeColor="text1"/>
         </w:rPr>
-        <w:t>eather</w:t>
-      </w:r>
-      <w:proofErr w:type="spellEnd"/>
-      <w:r>
-        <w:rPr>
-          <w:color w:val="000000" w:themeColor="text1"/>
-        </w:rPr>
-        <w:t xml:space="preserve"> </w:t>
-      </w:r>
-      <w:proofErr w:type="spellStart"/>
+        <w:t xml:space="preserve">eather </w:t>
+      </w:r>
       <w:r>
         <w:rPr>
           <w:color w:val="000000" w:themeColor="text1"/>
@@ -9437,7 +8801,6 @@
         <w:t>ndex</w:t>
       </w:r>
       <w:bookmarkEnd w:id="7"/>
-      <w:proofErr w:type="spellEnd"/>
     </w:p>
     <w:p>
       <w:pPr>
@@ -9582,54 +8945,8 @@
           <w:bCs/>
           <w:color w:val="000000" w:themeColor="text1"/>
         </w:rPr>
-        <w:t xml:space="preserve"> - </w:t>
-      </w:r>
-      <w:proofErr w:type="spellStart"/>
-      <w:r>
-        <w:rPr>
-          <w:b/>
-          <w:bCs/>
-          <w:color w:val="000000" w:themeColor="text1"/>
-        </w:rPr>
-        <w:t>Fire</w:t>
-      </w:r>
-      <w:proofErr w:type="spellEnd"/>
-      <w:r>
-        <w:rPr>
-          <w:b/>
-          <w:bCs/>
-          <w:color w:val="000000" w:themeColor="text1"/>
-        </w:rPr>
-        <w:t xml:space="preserve"> </w:t>
-      </w:r>
-      <w:proofErr w:type="spellStart"/>
-      <w:r>
-        <w:rPr>
-          <w:b/>
-          <w:bCs/>
-          <w:color w:val="000000" w:themeColor="text1"/>
-        </w:rPr>
-        <w:t>Weather</w:t>
-      </w:r>
-      <w:proofErr w:type="spellEnd"/>
-      <w:r>
-        <w:rPr>
-          <w:b/>
-          <w:bCs/>
-          <w:color w:val="000000" w:themeColor="text1"/>
-        </w:rPr>
-        <w:t xml:space="preserve"> </w:t>
-      </w:r>
-      <w:proofErr w:type="spellStart"/>
-      <w:r>
-        <w:rPr>
-          <w:b/>
-          <w:bCs/>
-          <w:color w:val="000000" w:themeColor="text1"/>
-        </w:rPr>
-        <w:t>Index</w:t>
-      </w:r>
-      <w:proofErr w:type="spellEnd"/>
+        <w:t xml:space="preserve"> - Fire Weather Index</w:t>
+      </w:r>
     </w:p>
     <w:p>
       <w:pPr>
@@ -9650,21 +8967,12 @@
         <w:ind w:firstLine="0"/>
         <w:jc w:val="both"/>
       </w:pPr>
-      <w:proofErr w:type="spellStart"/>
-      <w:r>
-        <w:rPr>
-          <w:b/>
-          <w:bCs/>
-        </w:rPr>
-        <w:t>Fire</w:t>
-      </w:r>
-      <w:proofErr w:type="spellEnd"/>
-      <w:r>
-        <w:rPr>
-          <w:b/>
-          <w:bCs/>
-        </w:rPr>
-        <w:t xml:space="preserve"> </w:t>
+      <w:r>
+        <w:rPr>
+          <w:b/>
+          <w:bCs/>
+        </w:rPr>
+        <w:t xml:space="preserve">Fire </w:t>
       </w:r>
       <w:r>
         <w:rPr>
@@ -9680,7 +8988,6 @@
         </w:rPr>
         <w:t xml:space="preserve">uel </w:t>
       </w:r>
-      <w:proofErr w:type="spellStart"/>
       <w:r>
         <w:rPr>
           <w:b/>
@@ -9693,17 +9000,8 @@
           <w:b/>
           <w:bCs/>
         </w:rPr>
-        <w:t>oisture</w:t>
-      </w:r>
-      <w:proofErr w:type="spellEnd"/>
-      <w:r>
-        <w:rPr>
-          <w:b/>
-          <w:bCs/>
-        </w:rPr>
-        <w:t xml:space="preserve"> </w:t>
-      </w:r>
-      <w:proofErr w:type="spellStart"/>
+        <w:t xml:space="preserve">oisture </w:t>
+      </w:r>
       <w:r>
         <w:rPr>
           <w:b/>
@@ -9716,15 +9014,7 @@
           <w:b/>
           <w:bCs/>
         </w:rPr>
-        <w:t>ode</w:t>
-      </w:r>
-      <w:proofErr w:type="spellEnd"/>
-      <w:r>
-        <w:rPr>
-          <w:b/>
-          <w:bCs/>
-        </w:rPr>
-        <w:t xml:space="preserve"> (FFMC)</w:t>
+        <w:t>ode (FFMC)</w:t>
       </w:r>
       <w:r>
         <w:t xml:space="preserve">, </w:t>
@@ -9743,53 +9033,12 @@
         <w:ind w:firstLine="0"/>
         <w:jc w:val="both"/>
       </w:pPr>
-      <w:proofErr w:type="spellStart"/>
-      <w:r>
-        <w:rPr>
-          <w:b/>
-          <w:bCs/>
-        </w:rPr>
-        <w:t>Duff</w:t>
-      </w:r>
-      <w:proofErr w:type="spellEnd"/>
-      <w:r>
-        <w:rPr>
-          <w:b/>
-          <w:bCs/>
-        </w:rPr>
-        <w:t xml:space="preserve"> </w:t>
-      </w:r>
-      <w:proofErr w:type="spellStart"/>
-      <w:r>
-        <w:rPr>
-          <w:b/>
-          <w:bCs/>
-        </w:rPr>
-        <w:t>Moisture</w:t>
-      </w:r>
-      <w:proofErr w:type="spellEnd"/>
-      <w:r>
-        <w:rPr>
-          <w:b/>
-          <w:bCs/>
-        </w:rPr>
-        <w:t xml:space="preserve"> </w:t>
-      </w:r>
-      <w:proofErr w:type="spellStart"/>
-      <w:r>
-        <w:rPr>
-          <w:b/>
-          <w:bCs/>
-        </w:rPr>
-        <w:t>Code</w:t>
-      </w:r>
-      <w:proofErr w:type="spellEnd"/>
-      <w:r>
-        <w:rPr>
-          <w:b/>
-          <w:bCs/>
-        </w:rPr>
-        <w:t xml:space="preserve"> (DMC)</w:t>
+      <w:r>
+        <w:rPr>
+          <w:b/>
+          <w:bCs/>
+        </w:rPr>
+        <w:t>Duff Moisture Code (DMC)</w:t>
       </w:r>
       <w:r>
         <w:t>,</w:t>
@@ -9817,31 +9066,13 @@
         <w:ind w:firstLine="0"/>
         <w:jc w:val="both"/>
       </w:pPr>
-      <w:proofErr w:type="spellStart"/>
-      <w:r>
-        <w:rPr>
-          <w:b/>
-          <w:bCs/>
-        </w:rPr>
-        <w:t>Drought</w:t>
-      </w:r>
-      <w:proofErr w:type="spellEnd"/>
-      <w:r>
-        <w:rPr>
-          <w:b/>
-          <w:bCs/>
-        </w:rPr>
-        <w:t xml:space="preserve"> </w:t>
-      </w:r>
-      <w:proofErr w:type="spellStart"/>
-      <w:r>
-        <w:rPr>
-          <w:b/>
-          <w:bCs/>
-        </w:rPr>
-        <w:t>Code</w:t>
-      </w:r>
-      <w:proofErr w:type="spellEnd"/>
+      <w:r>
+        <w:rPr>
+          <w:b/>
+          <w:bCs/>
+        </w:rPr>
+        <w:t>Drought Code</w:t>
+      </w:r>
       <w:r>
         <w:rPr>
           <w:b/>
@@ -9894,38 +9125,13 @@
         <w:ind w:firstLine="0"/>
         <w:jc w:val="both"/>
       </w:pPr>
-      <w:proofErr w:type="spellStart"/>
       <w:r>
         <w:rPr>
           <w:b/>
           <w:bCs/>
         </w:rPr>
         <w:lastRenderedPageBreak/>
-        <w:t>Initial</w:t>
-      </w:r>
-      <w:proofErr w:type="spellEnd"/>
-      <w:r>
-        <w:rPr>
-          <w:b/>
-          <w:bCs/>
-        </w:rPr>
-        <w:t xml:space="preserve"> Spread </w:t>
-      </w:r>
-      <w:proofErr w:type="spellStart"/>
-      <w:r>
-        <w:rPr>
-          <w:b/>
-          <w:bCs/>
-        </w:rPr>
-        <w:t>Index</w:t>
-      </w:r>
-      <w:proofErr w:type="spellEnd"/>
-      <w:r>
-        <w:rPr>
-          <w:b/>
-          <w:bCs/>
-        </w:rPr>
-        <w:t xml:space="preserve"> (ISI)</w:t>
+        <w:t>Initial Spread Index (ISI)</w:t>
       </w:r>
       <w:r>
         <w:t xml:space="preserve">, </w:t>
@@ -9944,31 +9150,13 @@
         <w:ind w:firstLine="0"/>
         <w:jc w:val="both"/>
       </w:pPr>
-      <w:proofErr w:type="spellStart"/>
-      <w:r>
-        <w:rPr>
-          <w:b/>
-          <w:bCs/>
-        </w:rPr>
-        <w:t>Buildup</w:t>
-      </w:r>
-      <w:proofErr w:type="spellEnd"/>
-      <w:r>
-        <w:rPr>
-          <w:b/>
-          <w:bCs/>
-        </w:rPr>
-        <w:t xml:space="preserve"> </w:t>
-      </w:r>
-      <w:proofErr w:type="spellStart"/>
-      <w:r>
-        <w:rPr>
-          <w:b/>
-          <w:bCs/>
-        </w:rPr>
-        <w:t>Index</w:t>
-      </w:r>
-      <w:proofErr w:type="spellEnd"/>
+      <w:r>
+        <w:rPr>
+          <w:b/>
+          <w:bCs/>
+        </w:rPr>
+        <w:t>Buildup Index</w:t>
+      </w:r>
       <w:r>
         <w:rPr>
           <w:b/>
@@ -9999,47 +9187,13 @@
         <w:ind w:firstLine="0"/>
         <w:jc w:val="both"/>
       </w:pPr>
-      <w:proofErr w:type="spellStart"/>
-      <w:r>
-        <w:rPr>
-          <w:b/>
-          <w:bCs/>
-        </w:rPr>
-        <w:t>Fire</w:t>
-      </w:r>
-      <w:proofErr w:type="spellEnd"/>
-      <w:r>
-        <w:rPr>
-          <w:b/>
-          <w:bCs/>
-        </w:rPr>
-        <w:t xml:space="preserve"> </w:t>
-      </w:r>
-      <w:proofErr w:type="spellStart"/>
-      <w:r>
-        <w:rPr>
-          <w:b/>
-          <w:bCs/>
-        </w:rPr>
-        <w:t>Weather</w:t>
-      </w:r>
-      <w:proofErr w:type="spellEnd"/>
-      <w:r>
-        <w:rPr>
-          <w:b/>
-          <w:bCs/>
-        </w:rPr>
-        <w:t xml:space="preserve"> </w:t>
-      </w:r>
-      <w:proofErr w:type="spellStart"/>
-      <w:r>
-        <w:rPr>
-          <w:b/>
-          <w:bCs/>
-        </w:rPr>
-        <w:t>Index</w:t>
-      </w:r>
-      <w:proofErr w:type="spellEnd"/>
+      <w:r>
+        <w:rPr>
+          <w:b/>
+          <w:bCs/>
+        </w:rPr>
+        <w:t>Fire Weather Index</w:t>
+      </w:r>
       <w:r>
         <w:rPr>
           <w:b/>
@@ -10167,15 +9321,7 @@
         <w:t>En primer lugar,</w:t>
       </w:r>
       <w:r>
-        <w:t xml:space="preserve"> se filtraron los registros para excluir aquellos etiquetados con confianza baja (</w:t>
-      </w:r>
-      <w:proofErr w:type="spellStart"/>
-      <w:r>
-        <w:t>confidence</w:t>
-      </w:r>
-      <w:proofErr w:type="spellEnd"/>
-      <w:r>
-        <w:t>: 'l'). Esta decisión es una práctica estándar que se fundamenta en la alta probabilidad de falsos positivos en esta categoría. Tal como lo documenta la NASA</w:t>
+        <w:t xml:space="preserve"> se filtraron los registros para excluir aquellos etiquetados con confianza baja (confidence: 'l'). Esta decisión es una práctica estándar que se fundamenta en la alta probabilidad de falsos positivos en esta categoría. Tal como lo documenta la NASA</w:t>
       </w:r>
       <w:r>
         <w:t xml:space="preserve"> </w:t>
@@ -10215,7 +9361,6 @@
       <w:r>
         <w:t xml:space="preserve">km de ERA5-Land). Este proceso de </w:t>
       </w:r>
-      <w:proofErr w:type="spellStart"/>
       <w:r>
         <w:rPr>
           <w:i/>
@@ -10223,7 +9368,6 @@
         </w:rPr>
         <w:t>gridding</w:t>
       </w:r>
-      <w:proofErr w:type="spellEnd"/>
       <w:r>
         <w:t xml:space="preserve"> </w:t>
       </w:r>
@@ -10338,15 +9482,7 @@
         <w:jc w:val="both"/>
       </w:pPr>
       <w:r>
-        <w:t xml:space="preserve">Si bien la resolución temporal fue escalada a una frecuencia diaria, tras la consolidación del </w:t>
-      </w:r>
-      <w:proofErr w:type="spellStart"/>
-      <w:r>
-        <w:t>dataset</w:t>
-      </w:r>
-      <w:proofErr w:type="spellEnd"/>
-      <w:r>
-        <w:t xml:space="preserve"> se observó un problema de discontinuidad temporal en las variables de </w:t>
+        <w:t xml:space="preserve">Si bien la resolución temporal fue escalada a una frecuencia diaria, tras la consolidación del dataset se observó un problema de discontinuidad temporal en las variables de </w:t>
       </w:r>
       <w:r>
         <w:t>focos de calor</w:t>
@@ -10354,7 +9490,6 @@
       <w:r>
         <w:t xml:space="preserve"> (</w:t>
       </w:r>
-      <w:proofErr w:type="spellStart"/>
       <w:r>
         <w:rPr>
           <w:i/>
@@ -10362,11 +9497,9 @@
         </w:rPr>
         <w:t>num_focos</w:t>
       </w:r>
-      <w:proofErr w:type="spellEnd"/>
       <w:r>
         <w:t xml:space="preserve"> y </w:t>
       </w:r>
-      <w:proofErr w:type="spellStart"/>
       <w:r>
         <w:rPr>
           <w:i/>
@@ -10374,7 +9507,6 @@
         </w:rPr>
         <w:t>frp_mean</w:t>
       </w:r>
-      <w:proofErr w:type="spellEnd"/>
       <w:r>
         <w:t>). Para ejemplificar, en una celda determinada se podía registrar el inicio de un incendio el 26 de diciembre y su crecimiento los días siguientes, pero luego reportar '0' focos el 31 de diciembre y el 1 de enero, para volver a mostrar una presencia contundente días después.</w:t>
       </w:r>
@@ -10392,23 +9524,7 @@
         <w:jc w:val="both"/>
       </w:pPr>
       <w:r>
-        <w:t>Para corregir estos registros anómalos y obtener una serie temporal más realista de la actividad del fuego, se implementó un proceso de interpolación. Este tratamiento se aplicó de forma independiente a cada celda de la grilla (</w:t>
-      </w:r>
-      <w:proofErr w:type="spellStart"/>
-      <w:r>
-        <w:t>latitude</w:t>
-      </w:r>
-      <w:proofErr w:type="spellEnd"/>
-      <w:r>
-        <w:t xml:space="preserve">, </w:t>
-      </w:r>
-      <w:proofErr w:type="spellStart"/>
-      <w:r>
-        <w:t>longitude</w:t>
-      </w:r>
-      <w:proofErr w:type="spellEnd"/>
-      <w:r>
-        <w:t>) y consistió en los siguientes pasos:</w:t>
+        <w:t>Para corregir estos registros anómalos y obtener una serie temporal más realista de la actividad del fuego, se implementó un proceso de interpolación. Este tratamiento se aplicó de forma independiente a cada celda de la grilla (latitude, longitude) y consistió en los siguientes pasos:</w:t>
       </w:r>
     </w:p>
     <w:p>
@@ -10421,23 +9537,7 @@
         <w:jc w:val="both"/>
       </w:pPr>
       <w:r>
-        <w:t>Identificación del Período de Incendio: Para cada celda, se identificó la fecha del primer foco detectado (</w:t>
-      </w:r>
-      <w:proofErr w:type="spellStart"/>
-      <w:r>
-        <w:t>fecha_inicio</w:t>
-      </w:r>
-      <w:proofErr w:type="spellEnd"/>
-      <w:r>
-        <w:t>) y la fecha del último (</w:t>
-      </w:r>
-      <w:proofErr w:type="spellStart"/>
-      <w:r>
-        <w:t>fecha_fin</w:t>
-      </w:r>
-      <w:proofErr w:type="spellEnd"/>
-      <w:r>
-        <w:t>).</w:t>
+        <w:t>Identificación del Período de Incendio: Para cada celda, se identificó la fecha del primer foco detectado (fecha_inicio) y la fecha del último (fecha_fin).</w:t>
       </w:r>
     </w:p>
     <w:p>
@@ -10452,7 +9552,6 @@
       <w:r>
         <w:t xml:space="preserve">Interpolación Lineal: Se aplicó una interpolación lineal a las variables </w:t>
       </w:r>
-      <w:proofErr w:type="spellStart"/>
       <w:r>
         <w:rPr>
           <w:i/>
@@ -10460,11 +9559,9 @@
         </w:rPr>
         <w:t>num_focos</w:t>
       </w:r>
-      <w:proofErr w:type="spellEnd"/>
       <w:r>
         <w:t xml:space="preserve"> y </w:t>
       </w:r>
-      <w:proofErr w:type="spellStart"/>
       <w:r>
         <w:rPr>
           <w:i/>
@@ -10472,25 +9569,8 @@
         </w:rPr>
         <w:t>frp_mean</w:t>
       </w:r>
-      <w:proofErr w:type="spellEnd"/>
-      <w:r>
-        <w:t xml:space="preserve">, pero únicamente dentro del período de incendio (entre </w:t>
-      </w:r>
-      <w:proofErr w:type="spellStart"/>
-      <w:r>
-        <w:t>fecha_inicio</w:t>
-      </w:r>
-      <w:proofErr w:type="spellEnd"/>
-      <w:r>
-        <w:t xml:space="preserve"> y </w:t>
-      </w:r>
-      <w:proofErr w:type="spellStart"/>
-      <w:r>
-        <w:t>fecha_fin</w:t>
-      </w:r>
-      <w:proofErr w:type="spellEnd"/>
-      <w:r>
-        <w:t>). Este paso rellenó los valles de 'cero' anómalos.</w:t>
+      <w:r>
+        <w:t>, pero únicamente dentro del período de incendio (entre fecha_inicio y fecha_fin). Este paso rellenó los valles de 'cero' anómalos.</w:t>
       </w:r>
     </w:p>
     <w:p>
@@ -10519,7 +9599,6 @@
       <w:r>
         <w:t xml:space="preserve">Finalmente, todos los valores de </w:t>
       </w:r>
-      <w:proofErr w:type="spellStart"/>
       <w:r>
         <w:rPr>
           <w:i/>
@@ -10527,11 +9606,9 @@
         </w:rPr>
         <w:t>num_focos</w:t>
       </w:r>
-      <w:proofErr w:type="spellEnd"/>
       <w:r>
         <w:t xml:space="preserve"> y </w:t>
       </w:r>
-      <w:proofErr w:type="spellStart"/>
       <w:r>
         <w:rPr>
           <w:i/>
@@ -10539,25 +9616,8 @@
         </w:rPr>
         <w:t>frp_mean</w:t>
       </w:r>
-      <w:proofErr w:type="spellEnd"/>
-      <w:r>
-        <w:t xml:space="preserve"> fuera del período de incendio (antes de </w:t>
-      </w:r>
-      <w:proofErr w:type="spellStart"/>
-      <w:r>
-        <w:t>fecha_inicio</w:t>
-      </w:r>
-      <w:proofErr w:type="spellEnd"/>
-      <w:r>
-        <w:t xml:space="preserve"> y después de </w:t>
-      </w:r>
-      <w:proofErr w:type="spellStart"/>
-      <w:r>
-        <w:t>fecha_fin</w:t>
-      </w:r>
-      <w:proofErr w:type="spellEnd"/>
-      <w:r>
-        <w:t>) se rellenaron explícitamente con cero.</w:t>
+      <w:r>
+        <w:t xml:space="preserve"> fuera del período de incendio (antes de fecha_inicio y después de fecha_fin) se rellenaron explícitamente con cero.</w:t>
       </w:r>
     </w:p>
     <w:p>
@@ -10584,9 +9644,9 @@
         </w:rPr>
         <w:lastRenderedPageBreak/>
         <w:drawing>
-          <wp:inline distT="0" distB="0" distL="0" distR="0" wp14:anchorId="39D5FC54" wp14:editId="52FA78BB">
-            <wp:extent cx="3600000" cy="1928269"/>
-            <wp:effectExtent l="0" t="0" r="635" b="0"/>
+          <wp:inline distT="0" distB="0" distL="0" distR="0" wp14:anchorId="39D5FC54" wp14:editId="6CFD1C5D">
+            <wp:extent cx="5400000" cy="2892404"/>
+            <wp:effectExtent l="0" t="0" r="0" b="3810"/>
             <wp:docPr id="1472466900" name="Imagen 2" descr="Gráfico&#10;&#10;El contenido generado por IA puede ser incorrecto."/>
             <wp:cNvGraphicFramePr>
               <a:graphicFrameLocks xmlns:a="http://schemas.openxmlformats.org/drawingml/2006/main" noChangeAspect="1"/>
@@ -10613,7 +9673,7 @@
                   <pic:spPr>
                     <a:xfrm>
                       <a:off x="0" y="0"/>
-                      <a:ext cx="3600000" cy="1928269"/>
+                      <a:ext cx="5400000" cy="2892404"/>
                     </a:xfrm>
                     <a:prstGeom prst="rect">
                       <a:avLst/>
@@ -10630,9 +9690,9 @@
           <w:noProof/>
         </w:rPr>
         <w:drawing>
-          <wp:inline distT="0" distB="0" distL="0" distR="0" wp14:anchorId="7391F9E1" wp14:editId="665B2DD7">
-            <wp:extent cx="3600000" cy="1928269"/>
-            <wp:effectExtent l="0" t="0" r="635" b="0"/>
+          <wp:inline distT="0" distB="0" distL="0" distR="0" wp14:anchorId="7391F9E1" wp14:editId="14C8EBF9">
+            <wp:extent cx="5400000" cy="2892404"/>
+            <wp:effectExtent l="0" t="0" r="0" b="3810"/>
             <wp:docPr id="315828563" name="Imagen 1" descr="Gráfico&#10;&#10;El contenido generado por IA puede ser incorrecto."/>
             <wp:cNvGraphicFramePr>
               <a:graphicFrameLocks xmlns:a="http://schemas.openxmlformats.org/drawingml/2006/main" noChangeAspect="1"/>
@@ -10659,7 +9719,7 @@
                   <pic:spPr>
                     <a:xfrm>
                       <a:off x="0" y="0"/>
-                      <a:ext cx="3600000" cy="1928269"/>
+                      <a:ext cx="5400000" cy="2892404"/>
                     </a:xfrm>
                     <a:prstGeom prst="rect">
                       <a:avLst/>
@@ -10758,23 +9818,7 @@
         <w:jc w:val="both"/>
       </w:pPr>
       <w:r>
-        <w:t xml:space="preserve">Con esto concluye la etapa de construcción del conjunto de datos que servirá como entrada a los modelos de Machine </w:t>
-      </w:r>
-      <w:proofErr w:type="spellStart"/>
-      <w:r>
-        <w:t>Learning</w:t>
-      </w:r>
-      <w:proofErr w:type="spellEnd"/>
-      <w:r>
-        <w:t xml:space="preserve">. Se ha consolidado un </w:t>
-      </w:r>
-      <w:proofErr w:type="spellStart"/>
-      <w:r>
-        <w:t>dataset</w:t>
-      </w:r>
-      <w:proofErr w:type="spellEnd"/>
-      <w:r>
-        <w:t xml:space="preserve"> con información consistente que abarca el período de diciembre de 2024 a marzo de 2025. El alcance geográfico del estudio se centra en la región andino-patagónica de la provincia de Río Negro, extendiéndose desde su límite norte con Neuquén hasta su límite sur con la provincia de Chubut.</w:t>
+        <w:t>Con esto concluye la etapa de construcción del conjunto de datos que servirá como entrada a los modelos de Machine Learning. Se ha consolidado un dataset con información consistente que abarca el período de diciembre de 2024 a marzo de 2025. El alcance geográfico del estudio se centra en la región andino-patagónica de la provincia de Río Negro, extendiéndose desde su límite norte con Neuquén hasta su límite sur con la provincia de Chubut.</w:t>
       </w:r>
     </w:p>
     <w:p>
@@ -10782,15 +9826,7 @@
         <w:jc w:val="both"/>
       </w:pPr>
       <w:r>
-        <w:t xml:space="preserve">Como resumen final de su estructura, el </w:t>
-      </w:r>
-      <w:proofErr w:type="spellStart"/>
-      <w:r>
-        <w:t>dataset</w:t>
-      </w:r>
-      <w:proofErr w:type="spellEnd"/>
-      <w:r>
-        <w:t xml:space="preserve"> consolidado es un panel de datos </w:t>
+        <w:t xml:space="preserve">Como resumen final de su estructura, el dataset consolidado es un panel de datos </w:t>
       </w:r>
       <w:r>
         <w:t>espaciotemporales</w:t>
@@ -10809,6 +9845,7 @@
         <w:jc w:val="both"/>
       </w:pPr>
       <w:r>
+        <w:lastRenderedPageBreak/>
         <w:t xml:space="preserve">Predictores Meteorológicos: </w:t>
       </w:r>
       <w:r>
@@ -11137,59 +10174,7 @@
                 <w:lang w:eastAsia="es-AR"/>
                 <w14:ligatures w14:val="none"/>
               </w:rPr>
-              <w:t xml:space="preserve">~10x10 km (0.1° </w:t>
-            </w:r>
-            <w:proofErr w:type="spellStart"/>
-            <w:r>
-              <w:rPr>
-                <w:rFonts w:ascii="Arial" w:eastAsia="Times New Roman" w:hAnsi="Arial" w:cs="Arial"/>
-                <w:color w:val="000000"/>
-                <w:kern w:val="0"/>
-                <w:sz w:val="18"/>
-                <w:szCs w:val="18"/>
-                <w:lang w:eastAsia="es-AR"/>
-                <w14:ligatures w14:val="none"/>
-              </w:rPr>
-              <w:t>lat</w:t>
-            </w:r>
-            <w:proofErr w:type="spellEnd"/>
-            <w:r>
-              <w:rPr>
-                <w:rFonts w:ascii="Arial" w:eastAsia="Times New Roman" w:hAnsi="Arial" w:cs="Arial"/>
-                <w:color w:val="000000"/>
-                <w:kern w:val="0"/>
-                <w:sz w:val="18"/>
-                <w:szCs w:val="18"/>
-                <w:lang w:eastAsia="es-AR"/>
-                <w14:ligatures w14:val="none"/>
-              </w:rPr>
-              <w:t>/</w:t>
-            </w:r>
-            <w:proofErr w:type="spellStart"/>
-            <w:r>
-              <w:rPr>
-                <w:rFonts w:ascii="Arial" w:eastAsia="Times New Roman" w:hAnsi="Arial" w:cs="Arial"/>
-                <w:color w:val="000000"/>
-                <w:kern w:val="0"/>
-                <w:sz w:val="18"/>
-                <w:szCs w:val="18"/>
-                <w:lang w:eastAsia="es-AR"/>
-                <w14:ligatures w14:val="none"/>
-              </w:rPr>
-              <w:t>lon</w:t>
-            </w:r>
-            <w:proofErr w:type="spellEnd"/>
-            <w:r>
-              <w:rPr>
-                <w:rFonts w:ascii="Arial" w:eastAsia="Times New Roman" w:hAnsi="Arial" w:cs="Arial"/>
-                <w:color w:val="000000"/>
-                <w:kern w:val="0"/>
-                <w:sz w:val="18"/>
-                <w:szCs w:val="18"/>
-                <w:lang w:eastAsia="es-AR"/>
-                <w14:ligatures w14:val="none"/>
-              </w:rPr>
-              <w:t>)</w:t>
+              <w:t>~10x10 km (0.1° lat/lon)</w:t>
             </w:r>
           </w:p>
         </w:tc>
@@ -11268,33 +10253,7 @@
                 <w:lang w:eastAsia="es-AR"/>
                 <w14:ligatures w14:val="none"/>
               </w:rPr>
-              <w:t>Dimensiones de grilla (</w:t>
-            </w:r>
-            <w:proofErr w:type="spellStart"/>
-            <w:r>
-              <w:rPr>
-                <w:rFonts w:ascii="Arial" w:eastAsia="Times New Roman" w:hAnsi="Arial" w:cs="Arial"/>
-                <w:color w:val="000000"/>
-                <w:kern w:val="0"/>
-                <w:sz w:val="18"/>
-                <w:szCs w:val="18"/>
-                <w:lang w:eastAsia="es-AR"/>
-                <w14:ligatures w14:val="none"/>
-              </w:rPr>
-              <w:t>Lat</w:t>
-            </w:r>
-            <w:proofErr w:type="spellEnd"/>
-            <w:r>
-              <w:rPr>
-                <w:rFonts w:ascii="Arial" w:eastAsia="Times New Roman" w:hAnsi="Arial" w:cs="Arial"/>
-                <w:color w:val="000000"/>
-                <w:kern w:val="0"/>
-                <w:sz w:val="18"/>
-                <w:szCs w:val="18"/>
-                <w:lang w:eastAsia="es-AR"/>
-                <w14:ligatures w14:val="none"/>
-              </w:rPr>
-              <w:t>, Lon)</w:t>
+              <w:t>Dimensiones de grilla (Lat, Lon)</w:t>
             </w:r>
           </w:p>
         </w:tc>
@@ -11655,7 +10614,6 @@
                 <w:lang w:eastAsia="es-AR"/>
                 <w14:ligatures w14:val="none"/>
               </w:rPr>
-              <w:lastRenderedPageBreak/>
               <w:t>Meteorología</w:t>
             </w:r>
           </w:p>
@@ -11936,33 +10894,7 @@
                 <w:lang w:eastAsia="es-AR"/>
                 <w14:ligatures w14:val="none"/>
               </w:rPr>
-              <w:t>Rango de precipitación diaria (</w:t>
-            </w:r>
-            <w:proofErr w:type="spellStart"/>
-            <w:r>
-              <w:rPr>
-                <w:rFonts w:ascii="Arial" w:eastAsia="Times New Roman" w:hAnsi="Arial" w:cs="Arial"/>
-                <w:color w:val="000000"/>
-                <w:kern w:val="0"/>
-                <w:sz w:val="18"/>
-                <w:szCs w:val="18"/>
-                <w:lang w:eastAsia="es-AR"/>
-                <w14:ligatures w14:val="none"/>
-              </w:rPr>
-              <w:t>tp</w:t>
-            </w:r>
-            <w:proofErr w:type="spellEnd"/>
-            <w:r>
-              <w:rPr>
-                <w:rFonts w:ascii="Arial" w:eastAsia="Times New Roman" w:hAnsi="Arial" w:cs="Arial"/>
-                <w:color w:val="000000"/>
-                <w:kern w:val="0"/>
-                <w:sz w:val="18"/>
-                <w:szCs w:val="18"/>
-                <w:lang w:eastAsia="es-AR"/>
-                <w14:ligatures w14:val="none"/>
-              </w:rPr>
-              <w:t>)</w:t>
+              <w:t>Rango de precipitación diaria (tp)</w:t>
             </w:r>
           </w:p>
         </w:tc>
@@ -12083,33 +11015,7 @@
                 <w:lang w:eastAsia="es-AR"/>
                 <w14:ligatures w14:val="none"/>
               </w:rPr>
-              <w:t>Índice de vegetación baja (</w:t>
-            </w:r>
-            <w:proofErr w:type="spellStart"/>
-            <w:r>
-              <w:rPr>
-                <w:rFonts w:ascii="Arial" w:eastAsia="Times New Roman" w:hAnsi="Arial" w:cs="Arial"/>
-                <w:color w:val="000000"/>
-                <w:kern w:val="0"/>
-                <w:sz w:val="18"/>
-                <w:szCs w:val="18"/>
-                <w:lang w:eastAsia="es-AR"/>
-                <w14:ligatures w14:val="none"/>
-              </w:rPr>
-              <w:t>lai_lv</w:t>
-            </w:r>
-            <w:proofErr w:type="spellEnd"/>
-            <w:r>
-              <w:rPr>
-                <w:rFonts w:ascii="Arial" w:eastAsia="Times New Roman" w:hAnsi="Arial" w:cs="Arial"/>
-                <w:color w:val="000000"/>
-                <w:kern w:val="0"/>
-                <w:sz w:val="18"/>
-                <w:szCs w:val="18"/>
-                <w:lang w:eastAsia="es-AR"/>
-                <w14:ligatures w14:val="none"/>
-              </w:rPr>
-              <w:t>)</w:t>
+              <w:t>Índice de vegetación baja (lai_lv)</w:t>
             </w:r>
           </w:p>
         </w:tc>
@@ -12229,33 +11135,7 @@
                 <w:lang w:eastAsia="es-AR"/>
                 <w14:ligatures w14:val="none"/>
               </w:rPr>
-              <w:t>Índice de vegetación alta (</w:t>
-            </w:r>
-            <w:proofErr w:type="spellStart"/>
-            <w:r>
-              <w:rPr>
-                <w:rFonts w:ascii="Arial" w:eastAsia="Times New Roman" w:hAnsi="Arial" w:cs="Arial"/>
-                <w:color w:val="000000"/>
-                <w:kern w:val="0"/>
-                <w:sz w:val="18"/>
-                <w:szCs w:val="18"/>
-                <w:lang w:eastAsia="es-AR"/>
-                <w14:ligatures w14:val="none"/>
-              </w:rPr>
-              <w:t>lai_hv</w:t>
-            </w:r>
-            <w:proofErr w:type="spellEnd"/>
-            <w:r>
-              <w:rPr>
-                <w:rFonts w:ascii="Arial" w:eastAsia="Times New Roman" w:hAnsi="Arial" w:cs="Arial"/>
-                <w:color w:val="000000"/>
-                <w:kern w:val="0"/>
-                <w:sz w:val="18"/>
-                <w:szCs w:val="18"/>
-                <w:lang w:eastAsia="es-AR"/>
-                <w14:ligatures w14:val="none"/>
-              </w:rPr>
-              <w:t>)</w:t>
+              <w:t>Índice de vegetación alta (lai_hv)</w:t>
             </w:r>
           </w:p>
         </w:tc>
@@ -13829,23 +12709,7 @@
           <w:rFonts w:cs="Times New Roman"/>
           <w:color w:val="000000" w:themeColor="text1"/>
         </w:rPr>
-        <w:t xml:space="preserve">El análisis exploratorio se utilizó inicialmente para validar la coherencia del conjunto de datos resultante; es decir, que el procesamiento de los datos crudos obtenidos desde las </w:t>
-      </w:r>
-      <w:proofErr w:type="spellStart"/>
-      <w:r>
-        <w:rPr>
-          <w:rFonts w:cs="Times New Roman"/>
-          <w:color w:val="000000" w:themeColor="text1"/>
-        </w:rPr>
-        <w:t>APIs</w:t>
-      </w:r>
-      <w:proofErr w:type="spellEnd"/>
-      <w:r>
-        <w:rPr>
-          <w:rFonts w:cs="Times New Roman"/>
-          <w:color w:val="000000" w:themeColor="text1"/>
-        </w:rPr>
-        <w:t xml:space="preserve"> tuviera consistencia para su posterior aplicación en modelos de aprendizaje automático.</w:t>
+        <w:t>El análisis exploratorio se utilizó inicialmente para validar la coherencia del conjunto de datos resultante; es decir, que el procesamiento de los datos crudos obtenidos desde las APIs tuviera consistencia para su posterior aplicación en modelos de aprendizaje automático.</w:t>
       </w:r>
     </w:p>
     <w:p>
@@ -13869,7 +12733,123 @@
           <w:rFonts w:cs="Times New Roman"/>
           <w:color w:val="000000" w:themeColor="text1"/>
         </w:rPr>
-        <w:t>En primer lugar, se verificó la información relacionada a la geolocalización. En la Tabla 4 se presenta un resumen métrico de la grilla, donde se confirman las dimensiones y la resolución del área de estudio. Adicionalmente, se analizó la distribución de frecuencias por coordenadas (Figuras 2 y 3), constatando que cada par de longitud y latitud contara con la misma cantidad de registros, correspondiente a la serie temporal completa</w:t>
+        <w:t>En primer lugar, se verificó la información relacionada a la geolocalización. En la Tabla 4 se presenta un resumen métrico de la grilla, donde se confirman las dimensiones y la resolución del área de estudio. Adicionalmente, se analizó la distribución de frecuencias por coordenadas (</w:t>
+      </w:r>
+      <w:r>
+        <w:rPr>
+          <w:rFonts w:cs="Times New Roman"/>
+          <w:color w:val="000000" w:themeColor="text1"/>
+        </w:rPr>
+        <w:fldChar w:fldCharType="begin"/>
+      </w:r>
+      <w:r>
+        <w:rPr>
+          <w:rFonts w:cs="Times New Roman"/>
+          <w:color w:val="000000" w:themeColor="text1"/>
+        </w:rPr>
+        <w:instrText xml:space="preserve"> REF _Ref214108651 \h </w:instrText>
+      </w:r>
+      <w:r>
+        <w:rPr>
+          <w:rFonts w:cs="Times New Roman"/>
+          <w:color w:val="000000" w:themeColor="text1"/>
+        </w:rPr>
+      </w:r>
+      <w:r>
+        <w:rPr>
+          <w:rFonts w:cs="Times New Roman"/>
+          <w:color w:val="000000" w:themeColor="text1"/>
+        </w:rPr>
+        <w:fldChar w:fldCharType="separate"/>
+      </w:r>
+      <w:r>
+        <w:rPr>
+          <w:b/>
+          <w:bCs/>
+          <w:color w:val="000000" w:themeColor="text1"/>
+        </w:rPr>
+        <w:t xml:space="preserve">Imagen </w:t>
+      </w:r>
+      <w:r>
+        <w:rPr>
+          <w:b/>
+          <w:bCs/>
+          <w:noProof/>
+          <w:color w:val="000000" w:themeColor="text1"/>
+        </w:rPr>
+        <w:t>2</w:t>
+      </w:r>
+      <w:r>
+        <w:rPr>
+          <w:rFonts w:cs="Times New Roman"/>
+          <w:color w:val="000000" w:themeColor="text1"/>
+        </w:rPr>
+        <w:fldChar w:fldCharType="end"/>
+      </w:r>
+      <w:r>
+        <w:rPr>
+          <w:rFonts w:cs="Times New Roman"/>
+          <w:color w:val="000000" w:themeColor="text1"/>
+        </w:rPr>
+        <w:t xml:space="preserve"> e </w:t>
+      </w:r>
+      <w:r>
+        <w:rPr>
+          <w:rFonts w:cs="Times New Roman"/>
+          <w:color w:val="000000" w:themeColor="text1"/>
+        </w:rPr>
+        <w:fldChar w:fldCharType="begin"/>
+      </w:r>
+      <w:r>
+        <w:rPr>
+          <w:rFonts w:cs="Times New Roman"/>
+          <w:color w:val="000000" w:themeColor="text1"/>
+        </w:rPr>
+        <w:instrText xml:space="preserve"> REF _Ref214108657 \h </w:instrText>
+      </w:r>
+      <w:r>
+        <w:rPr>
+          <w:rFonts w:cs="Times New Roman"/>
+          <w:color w:val="000000" w:themeColor="text1"/>
+        </w:rPr>
+      </w:r>
+      <w:r>
+        <w:rPr>
+          <w:rFonts w:cs="Times New Roman"/>
+          <w:color w:val="000000" w:themeColor="text1"/>
+        </w:rPr>
+        <w:fldChar w:fldCharType="separate"/>
+      </w:r>
+      <w:r>
+        <w:rPr>
+          <w:b/>
+          <w:bCs/>
+          <w:color w:val="000000" w:themeColor="text1"/>
+        </w:rPr>
+        <w:t xml:space="preserve">Imagen </w:t>
+      </w:r>
+      <w:r>
+        <w:rPr>
+          <w:b/>
+          <w:bCs/>
+          <w:noProof/>
+          <w:color w:val="000000" w:themeColor="text1"/>
+        </w:rPr>
+        <w:t>3</w:t>
+      </w:r>
+      <w:r>
+        <w:rPr>
+          <w:rFonts w:cs="Times New Roman"/>
+          <w:color w:val="000000" w:themeColor="text1"/>
+        </w:rPr>
+        <w:fldChar w:fldCharType="end"/>
+      </w:r>
+      <w:r>
+        <w:rPr>
+          <w:rFonts w:cs="Times New Roman"/>
+          <w:color w:val="000000" w:themeColor="text1"/>
+        </w:rPr>
+        <w:t>), constatando que cada par de longitud y latitud contara con la misma cantidad de registros, correspondiente a la serie temporal completa</w:t>
       </w:r>
       <w:r>
         <w:rPr>
@@ -13954,6 +12934,7 @@
                 <w:lang w:eastAsia="es-AR"/>
                 <w14:ligatures w14:val="none"/>
               </w:rPr>
+              <w:lastRenderedPageBreak/>
               <w:t>Característica</w:t>
             </w:r>
           </w:p>
@@ -14427,37 +13408,7 @@
                 <w:lang w:eastAsia="es-AR"/>
                 <w14:ligatures w14:val="none"/>
               </w:rPr>
-              <w:t>Área Total Aproximada (</w:t>
-            </w:r>
-            <w:proofErr w:type="spellStart"/>
-            <w:r>
-              <w:rPr>
-                <w:rFonts w:eastAsia="Times New Roman" w:cs="Times New Roman"/>
-                <w:i/>
-                <w:iCs/>
-                <w:color w:val="000000"/>
-                <w:kern w:val="0"/>
-                <w:sz w:val="18"/>
-                <w:szCs w:val="18"/>
-                <w:lang w:eastAsia="es-AR"/>
-                <w14:ligatures w14:val="none"/>
-              </w:rPr>
-              <w:t>kms</w:t>
-            </w:r>
-            <w:proofErr w:type="spellEnd"/>
-            <w:r>
-              <w:rPr>
-                <w:rFonts w:eastAsia="Times New Roman" w:cs="Times New Roman"/>
-                <w:i/>
-                <w:iCs/>
-                <w:color w:val="000000"/>
-                <w:kern w:val="0"/>
-                <w:sz w:val="18"/>
-                <w:szCs w:val="18"/>
-                <w:lang w:eastAsia="es-AR"/>
-                <w14:ligatures w14:val="none"/>
-              </w:rPr>
-              <w:t>)</w:t>
+              <w:t>Área Total Aproximada (kms)</w:t>
             </w:r>
           </w:p>
         </w:tc>
@@ -14861,20 +13812,21 @@
         <w:t xml:space="preserve"> (sección 4.1 de notebook).</w:t>
       </w:r>
     </w:p>
+    <w:p/>
     <w:p>
       <w:pPr>
         <w:keepNext/>
+        <w:ind w:firstLine="0"/>
         <w:jc w:val="center"/>
       </w:pPr>
       <w:r>
         <w:rPr>
           <w:noProof/>
         </w:rPr>
-        <w:lastRenderedPageBreak/>
         <w:drawing>
-          <wp:inline distT="0" distB="0" distL="0" distR="0" wp14:anchorId="5D2612C2" wp14:editId="7712EDD1">
-            <wp:extent cx="4209803" cy="3379625"/>
-            <wp:effectExtent l="0" t="0" r="635" b="0"/>
+          <wp:inline distT="0" distB="0" distL="0" distR="0" wp14:anchorId="5D2612C2" wp14:editId="2F8E9FA1">
+            <wp:extent cx="5400000" cy="4335114"/>
+            <wp:effectExtent l="0" t="0" r="0" b="8890"/>
             <wp:docPr id="1723983587" name="Imagen 1" descr="Interfaz de usuario gráfica, Mapa&#10;&#10;El contenido generado por IA puede ser incorrecto."/>
             <wp:cNvGraphicFramePr>
               <a:graphicFrameLocks xmlns:a="http://schemas.openxmlformats.org/drawingml/2006/main" noChangeAspect="1"/>
@@ -14895,7 +13847,7 @@
                   <pic:spPr>
                     <a:xfrm>
                       <a:off x="0" y="0"/>
-                      <a:ext cx="4257996" cy="3418315"/>
+                      <a:ext cx="5400000" cy="4335114"/>
                     </a:xfrm>
                     <a:prstGeom prst="rect">
                       <a:avLst/>
@@ -14918,6 +13870,7 @@
           <w:color w:val="000000" w:themeColor="text1"/>
         </w:rPr>
       </w:pPr>
+      <w:bookmarkStart w:id="11" w:name="_Ref214108651"/>
       <w:r>
         <w:rPr>
           <w:b/>
@@ -14967,6 +13920,7 @@
         </w:rPr>
         <w:fldChar w:fldCharType="end"/>
       </w:r>
+      <w:bookmarkEnd w:id="11"/>
       <w:r>
         <w:rPr>
           <w:b/>
@@ -14982,14 +13936,36 @@
       <w:pPr>
         <w:keepNext/>
         <w:ind w:firstLine="0"/>
+        <w:sectPr>
+          <w:footerReference w:type="default" r:id="rId13"/>
+          <w:pgSz w:w="11906" w:h="16838"/>
+          <w:pgMar w:top="1417" w:right="1701" w:bottom="1417" w:left="1701" w:header="708" w:footer="708" w:gutter="0"/>
+          <w:pgNumType w:start="0"/>
+          <w:cols w:space="708"/>
+          <w:titlePg/>
+          <w:docGrid w:linePitch="360"/>
+        </w:sectPr>
+      </w:pPr>
+    </w:p>
+    <w:p>
+      <w:pPr>
+        <w:keepNext/>
+        <w:ind w:firstLine="0"/>
+      </w:pPr>
+    </w:p>
+    <w:p>
+      <w:pPr>
+        <w:keepNext/>
+        <w:ind w:firstLine="0"/>
+        <w:jc w:val="center"/>
       </w:pPr>
       <w:r>
         <w:rPr>
           <w:noProof/>
         </w:rPr>
         <w:drawing>
-          <wp:inline distT="0" distB="0" distL="0" distR="0" wp14:anchorId="1B628224" wp14:editId="7D2743A6">
-            <wp:extent cx="5400040" cy="2138045"/>
+          <wp:inline distT="0" distB="0" distL="0" distR="0" wp14:anchorId="1B628224" wp14:editId="6DF3012E">
+            <wp:extent cx="8824326" cy="3493827"/>
             <wp:effectExtent l="0" t="0" r="0" b="0"/>
             <wp:docPr id="91008185" name="Imagen 1" descr="Gráfico, Calendario&#10;&#10;El contenido generado por IA puede ser incorrecto."/>
             <wp:cNvGraphicFramePr>
@@ -15000,214 +13976,6 @@
                 <pic:pic xmlns:pic="http://schemas.openxmlformats.org/drawingml/2006/picture">
                   <pic:nvPicPr>
                     <pic:cNvPr id="91008185" name="Imagen 1" descr="Gráfico, Calendario&#10;&#10;El contenido generado por IA puede ser incorrecto."/>
-                    <pic:cNvPicPr/>
-                  </pic:nvPicPr>
-                  <pic:blipFill>
-                    <a:blip r:embed="rId13" cstate="print">
-                      <a:extLst>
-                        <a:ext uri="{28A0092B-C50C-407E-A947-70E740481C1C}">
-                          <a14:useLocalDpi xmlns:a14="http://schemas.microsoft.com/office/drawing/2010/main" val="0"/>
-                        </a:ext>
-                      </a:extLst>
-                    </a:blip>
-                    <a:stretch>
-                      <a:fillRect/>
-                    </a:stretch>
-                  </pic:blipFill>
-                  <pic:spPr>
-                    <a:xfrm>
-                      <a:off x="0" y="0"/>
-                      <a:ext cx="5405713" cy="2140291"/>
-                    </a:xfrm>
-                    <a:prstGeom prst="rect">
-                      <a:avLst/>
-                    </a:prstGeom>
-                  </pic:spPr>
-                </pic:pic>
-              </a:graphicData>
-            </a:graphic>
-          </wp:inline>
-        </w:drawing>
-      </w:r>
-    </w:p>
-    <w:p>
-      <w:pPr>
-        <w:pStyle w:val="Descripcin"/>
-        <w:jc w:val="center"/>
-        <w:rPr>
-          <w:b/>
-          <w:bCs/>
-          <w:color w:val="000000" w:themeColor="text1"/>
-        </w:rPr>
-      </w:pPr>
-      <w:r>
-        <w:rPr>
-          <w:b/>
-          <w:bCs/>
-          <w:color w:val="000000" w:themeColor="text1"/>
-        </w:rPr>
-        <w:t xml:space="preserve">Imagen </w:t>
-      </w:r>
-      <w:r>
-        <w:rPr>
-          <w:b/>
-          <w:bCs/>
-          <w:color w:val="000000" w:themeColor="text1"/>
-        </w:rPr>
-        <w:fldChar w:fldCharType="begin"/>
-      </w:r>
-      <w:r>
-        <w:rPr>
-          <w:b/>
-          <w:bCs/>
-          <w:color w:val="000000" w:themeColor="text1"/>
-        </w:rPr>
-        <w:instrText xml:space="preserve"> SEQ Imagen \* ARABIC </w:instrText>
-      </w:r>
-      <w:r>
-        <w:rPr>
-          <w:b/>
-          <w:bCs/>
-          <w:color w:val="000000" w:themeColor="text1"/>
-        </w:rPr>
-        <w:fldChar w:fldCharType="separate"/>
-      </w:r>
-      <w:r>
-        <w:rPr>
-          <w:b/>
-          <w:bCs/>
-          <w:noProof/>
-          <w:color w:val="000000" w:themeColor="text1"/>
-        </w:rPr>
-        <w:t>3</w:t>
-      </w:r>
-      <w:r>
-        <w:rPr>
-          <w:b/>
-          <w:bCs/>
-          <w:color w:val="000000" w:themeColor="text1"/>
-        </w:rPr>
-        <w:fldChar w:fldCharType="end"/>
-      </w:r>
-      <w:r>
-        <w:rPr>
-          <w:b/>
-          <w:bCs/>
-          <w:color w:val="000000" w:themeColor="text1"/>
-        </w:rPr>
-        <w:t xml:space="preserve"> - Mapeo de coordenadas y frecuencia de observaciones.</w:t>
-      </w:r>
-    </w:p>
-    <w:p>
-      <w:r>
-        <w:br w:type="page"/>
-      </w:r>
-    </w:p>
-    <w:p>
-      <w:pPr>
-        <w:pStyle w:val="Ttulo2"/>
-        <w:ind w:firstLine="0"/>
-        <w:rPr>
-          <w:rFonts w:ascii="Times New Roman" w:hAnsi="Times New Roman" w:cs="Times New Roman"/>
-          <w:color w:val="000000" w:themeColor="text1"/>
-        </w:rPr>
-      </w:pPr>
-      <w:proofErr w:type="spellStart"/>
-      <w:r>
-        <w:rPr>
-          <w:rFonts w:ascii="Times New Roman" w:hAnsi="Times New Roman" w:cs="Times New Roman"/>
-          <w:color w:val="000000" w:themeColor="text1"/>
-        </w:rPr>
-        <w:lastRenderedPageBreak/>
-        <w:t>Fire</w:t>
-      </w:r>
-      <w:proofErr w:type="spellEnd"/>
-      <w:r>
-        <w:rPr>
-          <w:rFonts w:ascii="Times New Roman" w:hAnsi="Times New Roman" w:cs="Times New Roman"/>
-          <w:color w:val="000000" w:themeColor="text1"/>
-        </w:rPr>
-        <w:t xml:space="preserve"> </w:t>
-      </w:r>
-      <w:proofErr w:type="spellStart"/>
-      <w:r>
-        <w:rPr>
-          <w:rFonts w:ascii="Times New Roman" w:hAnsi="Times New Roman" w:cs="Times New Roman"/>
-          <w:color w:val="000000" w:themeColor="text1"/>
-        </w:rPr>
-        <w:t>Weather</w:t>
-      </w:r>
-      <w:proofErr w:type="spellEnd"/>
-      <w:r>
-        <w:rPr>
-          <w:rFonts w:ascii="Times New Roman" w:hAnsi="Times New Roman" w:cs="Times New Roman"/>
-          <w:color w:val="000000" w:themeColor="text1"/>
-        </w:rPr>
-        <w:t xml:space="preserve"> </w:t>
-      </w:r>
-      <w:proofErr w:type="spellStart"/>
-      <w:r>
-        <w:rPr>
-          <w:rFonts w:ascii="Times New Roman" w:hAnsi="Times New Roman" w:cs="Times New Roman"/>
-          <w:color w:val="000000" w:themeColor="text1"/>
-        </w:rPr>
-        <w:t>Index</w:t>
-      </w:r>
-      <w:proofErr w:type="spellEnd"/>
-    </w:p>
-    <w:p>
-      <w:pPr>
-        <w:ind w:firstLine="0"/>
-        <w:jc w:val="both"/>
-      </w:pPr>
-      <w:r>
-        <w:tab/>
-      </w:r>
-      <w:r>
-        <w:t>Una vez constatada la coherencia geográfica y temporal</w:t>
-      </w:r>
-      <w:r>
-        <w:t>, se analizaron</w:t>
-      </w:r>
-      <w:r>
-        <w:t xml:space="preserve"> los datos meteorológicos y los relacionados al FWI</w:t>
-      </w:r>
-      <w:r>
-        <w:t>.</w:t>
-      </w:r>
-    </w:p>
-    <w:p>
-      <w:pPr>
-        <w:ind w:firstLine="708"/>
-        <w:jc w:val="both"/>
-      </w:pPr>
-      <w:r>
-        <w:t>La Figura 4 muestra el análisis temporal para un solo par de coordenadas (-41.5, -71.8). Se optó por esta visualización individual, ya que un gráfico agregado de todas las celdas ocultaría las tendencias y resultaría inconsistente</w:t>
-      </w:r>
-    </w:p>
-    <w:p>
-      <w:pPr>
-        <w:keepNext/>
-        <w:ind w:firstLine="0"/>
-        <w:jc w:val="both"/>
-      </w:pPr>
-      <w:r>
-        <w:rPr>
-          <w:noProof/>
-        </w:rPr>
-        <w:drawing>
-          <wp:inline distT="0" distB="0" distL="0" distR="0" wp14:anchorId="3F7B9F5D" wp14:editId="7442B36C">
-            <wp:extent cx="5400040" cy="2371090"/>
-            <wp:effectExtent l="0" t="0" r="0" b="0"/>
-            <wp:docPr id="952415538" name="Imagen 1"/>
-            <wp:cNvGraphicFramePr>
-              <a:graphicFrameLocks xmlns:a="http://schemas.openxmlformats.org/drawingml/2006/main" noChangeAspect="1"/>
-            </wp:cNvGraphicFramePr>
-            <a:graphic xmlns:a="http://schemas.openxmlformats.org/drawingml/2006/main">
-              <a:graphicData uri="http://schemas.openxmlformats.org/drawingml/2006/picture">
-                <pic:pic xmlns:pic="http://schemas.openxmlformats.org/drawingml/2006/picture">
-                  <pic:nvPicPr>
-                    <pic:cNvPr id="952415538" name="Imagen 952415538"/>
                     <pic:cNvPicPr/>
                   </pic:nvPicPr>
                   <pic:blipFill>
@@ -15225,7 +13993,7 @@
                   <pic:spPr>
                     <a:xfrm>
                       <a:off x="0" y="0"/>
-                      <a:ext cx="5400040" cy="2371090"/>
+                      <a:ext cx="8858723" cy="3507446"/>
                     </a:xfrm>
                     <a:prstGeom prst="rect">
                       <a:avLst/>
@@ -15245,14 +14013,15 @@
         <w:rPr>
           <w:b/>
           <w:bCs/>
-          <w:color w:val="auto"/>
-        </w:rPr>
-      </w:pPr>
-      <w:r>
-        <w:rPr>
-          <w:b/>
-          <w:bCs/>
-          <w:color w:val="auto"/>
+          <w:color w:val="000000" w:themeColor="text1"/>
+        </w:rPr>
+      </w:pPr>
+      <w:bookmarkStart w:id="12" w:name="_Ref214108657"/>
+      <w:r>
+        <w:rPr>
+          <w:b/>
+          <w:bCs/>
+          <w:color w:val="000000" w:themeColor="text1"/>
         </w:rPr>
         <w:t xml:space="preserve">Imagen </w:t>
       </w:r>
@@ -15260,7 +14029,7 @@
         <w:rPr>
           <w:b/>
           <w:bCs/>
-          <w:color w:val="auto"/>
+          <w:color w:val="000000" w:themeColor="text1"/>
         </w:rPr>
         <w:fldChar w:fldCharType="begin"/>
       </w:r>
@@ -15268,7 +14037,7 @@
         <w:rPr>
           <w:b/>
           <w:bCs/>
-          <w:color w:val="auto"/>
+          <w:color w:val="000000" w:themeColor="text1"/>
         </w:rPr>
         <w:instrText xml:space="preserve"> SEQ Imagen \* ARABIC </w:instrText>
       </w:r>
@@ -15276,7 +14045,7 @@
         <w:rPr>
           <w:b/>
           <w:bCs/>
-          <w:color w:val="auto"/>
+          <w:color w:val="000000" w:themeColor="text1"/>
         </w:rPr>
         <w:fldChar w:fldCharType="separate"/>
       </w:r>
@@ -15285,54 +14054,191 @@
           <w:b/>
           <w:bCs/>
           <w:noProof/>
-          <w:color w:val="auto"/>
-        </w:rPr>
-        <w:t>4</w:t>
-      </w:r>
-      <w:r>
-        <w:rPr>
-          <w:b/>
-          <w:bCs/>
-          <w:color w:val="auto"/>
+          <w:color w:val="000000" w:themeColor="text1"/>
+        </w:rPr>
+        <w:t>3</w:t>
+      </w:r>
+      <w:r>
+        <w:rPr>
+          <w:b/>
+          <w:bCs/>
+          <w:color w:val="000000" w:themeColor="text1"/>
         </w:rPr>
         <w:fldChar w:fldCharType="end"/>
       </w:r>
-      <w:r>
-        <w:rPr>
-          <w:b/>
-          <w:bCs/>
-          <w:color w:val="auto"/>
-        </w:rPr>
-        <w:t xml:space="preserve"> - Análisis temporal de FWI en -41.5, -71.8.</w:t>
-      </w:r>
-    </w:p>
-    <w:p>
-      <w:pPr>
-        <w:jc w:val="both"/>
-      </w:pPr>
-      <w:r>
-        <w:t>En el análisis temporal se evidencia la coherencia de las variables derivadas del FWI en relación con las meteorológicas. Por ejemplo, se observa cómo el efecto de las precipitaciones lleva el índice a prácticamente cero y se nota la influencia de la velocidad del viento. También se destaca la precipitación del día 23 de febrero de 2025, que parece ser la principal causa de la desaparición de los focos de calor en esa celda</w:t>
-      </w:r>
-      <w:r>
-        <w:t>.</w:t>
-      </w:r>
-    </w:p>
-    <w:p>
-      <w:pPr>
-        <w:ind w:firstLine="708"/>
-        <w:jc w:val="both"/>
+      <w:bookmarkEnd w:id="12"/>
+      <w:r>
+        <w:rPr>
+          <w:b/>
+          <w:bCs/>
+          <w:color w:val="000000" w:themeColor="text1"/>
+        </w:rPr>
+        <w:t xml:space="preserve"> - Mapeo de coordenadas y frecuencia de observaciones.</w:t>
+      </w:r>
+    </w:p>
+    <w:p>
+      <w:r>
+        <w:br w:type="page"/>
+      </w:r>
+    </w:p>
+    <w:p>
+      <w:pPr>
+        <w:pStyle w:val="Ttulo2"/>
+        <w:ind w:firstLine="0"/>
+        <w:rPr>
+          <w:rFonts w:ascii="Times New Roman" w:hAnsi="Times New Roman" w:cs="Times New Roman"/>
+          <w:color w:val="000000" w:themeColor="text1"/>
+        </w:rPr>
         <w:sectPr>
-          <w:footerReference w:type="default" r:id="rId15"/>
-          <w:pgSz w:w="11906" w:h="16838"/>
-          <w:pgMar w:top="1417" w:right="1701" w:bottom="1417" w:left="1701" w:header="708" w:footer="708" w:gutter="0"/>
+          <w:pgSz w:w="16838" w:h="11906" w:orient="landscape"/>
+          <w:pgMar w:top="1701" w:right="1418" w:bottom="1701" w:left="1418" w:header="708" w:footer="708" w:gutter="0"/>
           <w:pgNumType w:start="0"/>
           <w:cols w:space="708"/>
           <w:titlePg/>
           <w:docGrid w:linePitch="360"/>
         </w:sectPr>
       </w:pPr>
-      <w:r>
-        <w:t>Para profundizar en la relación entre las variables, se generó una matriz de correlación, presentada en la Figura 5. Este análisis permite cuantificar la interdependencia entre los predictores meteorológicos y los índices de riesgo. Como es de esperar, se observa una fuerte correlación negativa entre las variables de humedad (humedad relativa y precipitación) y los índices FWI, DMC y DC. Inversamente, la temperatura muestra una correlación positiva significativa con dichos índices. También se evidencia la alta colinealidad entre los componentes FWI, BUI y DC, lo cual es inherente a su diseño matemático y confirma su correcta implementación</w:t>
+    </w:p>
+    <w:p>
+      <w:pPr>
+        <w:pStyle w:val="Ttulo2"/>
+        <w:ind w:firstLine="0"/>
+        <w:rPr>
+          <w:rFonts w:ascii="Times New Roman" w:hAnsi="Times New Roman" w:cs="Times New Roman"/>
+          <w:color w:val="000000" w:themeColor="text1"/>
+        </w:rPr>
+      </w:pPr>
+      <w:r>
+        <w:rPr>
+          <w:rFonts w:ascii="Times New Roman" w:hAnsi="Times New Roman" w:cs="Times New Roman"/>
+          <w:color w:val="000000" w:themeColor="text1"/>
+        </w:rPr>
+        <w:lastRenderedPageBreak/>
+        <w:t>Fire Weather Index</w:t>
+      </w:r>
+    </w:p>
+    <w:p>
+      <w:pPr>
+        <w:ind w:firstLine="0"/>
+        <w:jc w:val="both"/>
+      </w:pPr>
+      <w:r>
+        <w:tab/>
+      </w:r>
+      <w:r>
+        <w:t>Una vez constatada la coherencia geográfica y temporal</w:t>
+      </w:r>
+      <w:r>
+        <w:t>, se analizaron</w:t>
+      </w:r>
+      <w:r>
+        <w:t xml:space="preserve"> los datos meteorológicos y los relacionados al FWI</w:t>
+      </w:r>
+      <w:r>
+        <w:t>.</w:t>
+      </w:r>
+    </w:p>
+    <w:p>
+      <w:pPr>
+        <w:ind w:firstLine="708"/>
+        <w:jc w:val="both"/>
+      </w:pPr>
+      <w:r>
+        <w:t xml:space="preserve">La </w:t>
+      </w:r>
+      <w:r>
+        <w:fldChar w:fldCharType="begin"/>
+      </w:r>
+      <w:r>
+        <w:instrText xml:space="preserve"> REF _Ref214108591 \h </w:instrText>
+      </w:r>
+      <w:r>
+        <w:fldChar w:fldCharType="separate"/>
+      </w:r>
+      <w:r>
+        <w:rPr>
+          <w:b/>
+          <w:bCs/>
+        </w:rPr>
+        <w:t xml:space="preserve">Imagen </w:t>
+      </w:r>
+      <w:r>
+        <w:rPr>
+          <w:b/>
+          <w:bCs/>
+          <w:noProof/>
+        </w:rPr>
+        <w:t>4</w:t>
+      </w:r>
+      <w:r>
+        <w:fldChar w:fldCharType="end"/>
+      </w:r>
+      <w:r>
+        <w:t xml:space="preserve"> </w:t>
+      </w:r>
+      <w:r>
+        <w:t>muestra el análisis temporal para un solo par de coordenadas (-41.5, -71.8). Se optó por esta visualización individual, ya que un gráfico agregado de todas las celdas ocultaría las tendencias y resultaría inconsistente</w:t>
+      </w:r>
+    </w:p>
+    <w:p>
+      <w:pPr>
+        <w:jc w:val="both"/>
+      </w:pPr>
+      <w:r>
+        <w:t>En el análisis temporal se evidencia la coherencia de las variables derivadas del FWI en relación con las meteorológicas. Por ejemplo, se observa cómo el efecto de las precipitaciones lleva el índice a prácticamente cero y se nota la influencia de la velocidad del viento. También se destaca la precipitación del día 23 de febrero de 2025, que parece ser la principal causa de la desaparición de los focos de calor en esa celda</w:t>
+      </w:r>
+      <w:r>
+        <w:t>.</w:t>
+      </w:r>
+    </w:p>
+    <w:p>
+      <w:pPr>
+        <w:ind w:firstLine="708"/>
+        <w:jc w:val="both"/>
+        <w:sectPr>
+          <w:pgSz w:w="11906" w:h="16838"/>
+          <w:pgMar w:top="1418" w:right="1701" w:bottom="1418" w:left="1701" w:header="708" w:footer="708" w:gutter="0"/>
+          <w:pgNumType w:start="0"/>
+          <w:cols w:space="708"/>
+          <w:titlePg/>
+          <w:docGrid w:linePitch="360"/>
+        </w:sectPr>
+      </w:pPr>
+      <w:r>
+        <w:t>Para profundizar en la relación entre las variables, se generó una matriz de correlación, presentada en la</w:t>
+      </w:r>
+      <w:r>
+        <w:t xml:space="preserve"> </w:t>
+      </w:r>
+      <w:r>
+        <w:fldChar w:fldCharType="begin"/>
+      </w:r>
+      <w:r>
+        <w:instrText xml:space="preserve"> REF _Ref214108603 \h </w:instrText>
+      </w:r>
+      <w:r>
+        <w:fldChar w:fldCharType="separate"/>
+      </w:r>
+      <w:r>
+        <w:rPr>
+          <w:b/>
+          <w:bCs/>
+        </w:rPr>
+        <w:t xml:space="preserve">Imagen </w:t>
+      </w:r>
+      <w:r>
+        <w:rPr>
+          <w:b/>
+          <w:bCs/>
+          <w:noProof/>
+        </w:rPr>
+        <w:t>5</w:t>
+      </w:r>
+      <w:r>
+        <w:fldChar w:fldCharType="end"/>
+      </w:r>
+      <w:r>
+        <w:t>. Este análisis permite cuantificar la interdependencia entre los predictores meteorológicos y los índices de riesgo. Como es de esperar, se observa una fuerte correlación negativa entre las variables de humedad (humedad relativa y precipitación) y los índices FWI, DMC y DC. Inversamente, la temperatura muestra una correlación positiva significativa con dichos índices. También se evidencia la alta colinealidad entre los componentes FWI, BUI y DC, lo cual es inherente a su diseño matemático y confirma su correcta implementación</w:t>
       </w:r>
       <w:r>
         <w:t>.</w:t>
@@ -15342,18 +14248,27 @@
       <w:pPr>
         <w:keepNext/>
         <w:ind w:firstLine="0"/>
-        <w:jc w:val="center"/>
-      </w:pPr>
-      <w:r>
+        <w:jc w:val="both"/>
         <w:rPr>
           <w:noProof/>
         </w:rPr>
-        <w:lastRenderedPageBreak/>
+      </w:pPr>
+    </w:p>
+    <w:p>
+      <w:pPr>
+        <w:keepNext/>
+        <w:ind w:firstLine="0"/>
+        <w:jc w:val="both"/>
+      </w:pPr>
+      <w:r>
+        <w:rPr>
+          <w:noProof/>
+        </w:rPr>
         <w:drawing>
-          <wp:inline distT="0" distB="0" distL="0" distR="0" wp14:anchorId="3C7A16B2" wp14:editId="2AA24EC6">
-            <wp:extent cx="8640000" cy="2133586"/>
-            <wp:effectExtent l="0" t="0" r="0" b="635"/>
-            <wp:docPr id="1153105388" name="Imagen 2"/>
+          <wp:inline distT="0" distB="0" distL="0" distR="0" wp14:anchorId="206D06E2" wp14:editId="35B05AEF">
+            <wp:extent cx="8853054" cy="4791911"/>
+            <wp:effectExtent l="0" t="0" r="5715" b="8890"/>
+            <wp:docPr id="952415538" name="Imagen 1"/>
             <wp:cNvGraphicFramePr>
               <a:graphicFrameLocks xmlns:a="http://schemas.openxmlformats.org/drawingml/2006/main" noChangeAspect="1"/>
             </wp:cNvGraphicFramePr>
@@ -15361,11 +14276,11 @@
               <a:graphicData uri="http://schemas.openxmlformats.org/drawingml/2006/picture">
                 <pic:pic xmlns:pic="http://schemas.openxmlformats.org/drawingml/2006/picture">
                   <pic:nvPicPr>
-                    <pic:cNvPr id="1153105388" name="Imagen 1153105388"/>
+                    <pic:cNvPr id="952415538" name="Imagen 1"/>
                     <pic:cNvPicPr/>
                   </pic:nvPicPr>
                   <pic:blipFill>
-                    <a:blip r:embed="rId16" cstate="print">
+                    <a:blip r:embed="rId15">
                       <a:extLst>
                         <a:ext uri="{28A0092B-C50C-407E-A947-70E740481C1C}">
                           <a14:useLocalDpi xmlns:a14="http://schemas.microsoft.com/office/drawing/2010/main" val="0"/>
@@ -15379,7 +14294,7 @@
                   <pic:spPr>
                     <a:xfrm>
                       <a:off x="0" y="0"/>
-                      <a:ext cx="8640000" cy="2133586"/>
+                      <a:ext cx="8892184" cy="4813091"/>
                     </a:xfrm>
                     <a:prstGeom prst="rect">
                       <a:avLst/>
@@ -15395,14 +14310,156 @@
     <w:p>
       <w:pPr>
         <w:pStyle w:val="Descripcin"/>
+        <w:jc w:val="center"/>
+        <w:rPr>
+          <w:b/>
+          <w:bCs/>
+          <w:color w:val="auto"/>
+        </w:rPr>
+      </w:pPr>
+      <w:bookmarkStart w:id="13" w:name="_Ref214108591"/>
+      <w:r>
+        <w:rPr>
+          <w:b/>
+          <w:bCs/>
+          <w:color w:val="auto"/>
+        </w:rPr>
+        <w:t xml:space="preserve">Imagen </w:t>
+      </w:r>
+      <w:r>
+        <w:rPr>
+          <w:b/>
+          <w:bCs/>
+          <w:color w:val="auto"/>
+        </w:rPr>
+        <w:fldChar w:fldCharType="begin"/>
+      </w:r>
+      <w:r>
+        <w:rPr>
+          <w:b/>
+          <w:bCs/>
+          <w:color w:val="auto"/>
+        </w:rPr>
+        <w:instrText xml:space="preserve"> SEQ Imagen \* ARABIC </w:instrText>
+      </w:r>
+      <w:r>
+        <w:rPr>
+          <w:b/>
+          <w:bCs/>
+          <w:color w:val="auto"/>
+        </w:rPr>
+        <w:fldChar w:fldCharType="separate"/>
+      </w:r>
+      <w:r>
+        <w:rPr>
+          <w:b/>
+          <w:bCs/>
+          <w:noProof/>
+          <w:color w:val="auto"/>
+        </w:rPr>
+        <w:t>4</w:t>
+      </w:r>
+      <w:r>
+        <w:rPr>
+          <w:b/>
+          <w:bCs/>
+          <w:color w:val="auto"/>
+        </w:rPr>
+        <w:fldChar w:fldCharType="end"/>
+      </w:r>
+      <w:bookmarkEnd w:id="13"/>
+      <w:r>
+        <w:rPr>
+          <w:b/>
+          <w:bCs/>
+          <w:color w:val="auto"/>
+        </w:rPr>
+        <w:t xml:space="preserve"> - Análisis temporal de FWI en -41.5, -71.8.</w:t>
+      </w:r>
+    </w:p>
+    <w:p>
+      <w:pPr>
+        <w:ind w:firstLine="708"/>
+        <w:jc w:val="both"/>
+        <w:sectPr>
+          <w:pgSz w:w="16838" w:h="11906" w:orient="landscape"/>
+          <w:pgMar w:top="1701" w:right="1418" w:bottom="1701" w:left="1418" w:header="708" w:footer="708" w:gutter="0"/>
+          <w:pgNumType w:start="0"/>
+          <w:cols w:space="708"/>
+          <w:titlePg/>
+          <w:docGrid w:linePitch="360"/>
+        </w:sectPr>
+      </w:pPr>
+    </w:p>
+    <w:p>
+      <w:pPr>
+        <w:keepNext/>
+        <w:tabs>
+          <w:tab w:val="left" w:pos="4962"/>
+        </w:tabs>
         <w:ind w:firstLine="0"/>
         <w:jc w:val="center"/>
+      </w:pPr>
+      <w:r>
+        <w:rPr>
+          <w:noProof/>
+        </w:rPr>
+        <w:lastRenderedPageBreak/>
+        <w:drawing>
+          <wp:inline distT="0" distB="0" distL="0" distR="0" wp14:anchorId="3C7A16B2" wp14:editId="130B8420">
+            <wp:extent cx="7125194" cy="4453247"/>
+            <wp:effectExtent l="0" t="0" r="0" b="5080"/>
+            <wp:docPr id="1153105388" name="Imagen 2"/>
+            <wp:cNvGraphicFramePr>
+              <a:graphicFrameLocks xmlns:a="http://schemas.openxmlformats.org/drawingml/2006/main" noChangeAspect="1"/>
+            </wp:cNvGraphicFramePr>
+            <a:graphic xmlns:a="http://schemas.openxmlformats.org/drawingml/2006/main">
+              <a:graphicData uri="http://schemas.openxmlformats.org/drawingml/2006/picture">
+                <pic:pic xmlns:pic="http://schemas.openxmlformats.org/drawingml/2006/picture">
+                  <pic:nvPicPr>
+                    <pic:cNvPr id="1153105388" name="Imagen 2"/>
+                    <pic:cNvPicPr/>
+                  </pic:nvPicPr>
+                  <pic:blipFill>
+                    <a:blip r:embed="rId16">
+                      <a:extLst>
+                        <a:ext uri="{28A0092B-C50C-407E-A947-70E740481C1C}">
+                          <a14:useLocalDpi xmlns:a14="http://schemas.microsoft.com/office/drawing/2010/main" val="0"/>
+                        </a:ext>
+                      </a:extLst>
+                    </a:blip>
+                    <a:stretch>
+                      <a:fillRect/>
+                    </a:stretch>
+                  </pic:blipFill>
+                  <pic:spPr>
+                    <a:xfrm>
+                      <a:off x="0" y="0"/>
+                      <a:ext cx="7144427" cy="4465268"/>
+                    </a:xfrm>
+                    <a:prstGeom prst="rect">
+                      <a:avLst/>
+                    </a:prstGeom>
+                  </pic:spPr>
+                </pic:pic>
+              </a:graphicData>
+            </a:graphic>
+          </wp:inline>
+        </w:drawing>
+      </w:r>
+    </w:p>
+    <w:p>
+      <w:pPr>
+        <w:pStyle w:val="Descripcin"/>
+        <w:ind w:firstLine="0"/>
+        <w:jc w:val="center"/>
         <w:rPr>
           <w:b/>
           <w:bCs/>
           <w:color w:val="auto"/>
         </w:rPr>
       </w:pPr>
+      <w:bookmarkStart w:id="14" w:name="_Ref214108603"/>
       <w:r>
         <w:rPr>
           <w:b/>
@@ -15452,6 +14509,7 @@
         </w:rPr>
         <w:fldChar w:fldCharType="end"/>
       </w:r>
+      <w:bookmarkEnd w:id="14"/>
       <w:r>
         <w:rPr>
           <w:b/>
@@ -15471,10 +14529,11 @@
         <w:rPr>
           <w:noProof/>
         </w:rPr>
+        <w:lastRenderedPageBreak/>
         <w:drawing>
-          <wp:inline distT="0" distB="0" distL="0" distR="0" wp14:anchorId="59AC7870" wp14:editId="0B4506E4">
-            <wp:extent cx="7841620" cy="2324591"/>
-            <wp:effectExtent l="0" t="0" r="6985" b="0"/>
+          <wp:inline distT="0" distB="0" distL="0" distR="0" wp14:anchorId="59AC7870" wp14:editId="586A40DC">
+            <wp:extent cx="7799713" cy="4874820"/>
+            <wp:effectExtent l="0" t="0" r="0" b="2540"/>
             <wp:docPr id="724237226" name="Imagen 3"/>
             <wp:cNvGraphicFramePr>
               <a:graphicFrameLocks xmlns:a="http://schemas.openxmlformats.org/drawingml/2006/main" noChangeAspect="1"/>
@@ -15501,7 +14560,7 @@
                   <pic:spPr>
                     <a:xfrm>
                       <a:off x="0" y="0"/>
-                      <a:ext cx="7841620" cy="2324591"/>
+                      <a:ext cx="7857219" cy="4910761"/>
                     </a:xfrm>
                     <a:prstGeom prst="rect">
                       <a:avLst/>
@@ -15524,6 +14583,7 @@
           <w:color w:val="auto"/>
         </w:rPr>
       </w:pPr>
+      <w:bookmarkStart w:id="15" w:name="_Ref214108618"/>
       <w:r>
         <w:rPr>
           <w:b/>
@@ -15573,6 +14633,7 @@
         </w:rPr>
         <w:fldChar w:fldCharType="end"/>
       </w:r>
+      <w:bookmarkEnd w:id="15"/>
       <w:r>
         <w:rPr>
           <w:b/>
@@ -15607,7 +14668,40 @@
       </w:pPr>
       <w:r>
         <w:lastRenderedPageBreak/>
-        <w:t>Finalmente, se evaluó la distribución del conjunto de datos según las categorías de riesgo del FWI, tal como se muestra en la Figura 6. Este análisis es fundamental para comprender el balance de clases del problema. Se observa un fuerte desbalanceo, donde la gran mayoría de los registros (días/celda) se clasifican en las categorías de riesgo "Bajo" y "Moderado". Las categorías de "Alto" y "Extremo", si bien son minoritarias en frecuencia, representan las condiciones críticas que el modelo debe aprender a identificar y coinciden con los valores máximos detectados en el análisis estadístico (FWI 54.51). Este desbalanceo es una característica intrínseca de los datos de incendios y será un factor clave a considerar durante el entrenamiento de los modelos</w:t>
+        <w:t>Finalmente, se evaluó la distribución del conjunto de datos según las categorías de riesgo del FWI, tal como se muestra en la</w:t>
+      </w:r>
+      <w:r>
+        <w:t xml:space="preserve"> </w:t>
+      </w:r>
+      <w:r>
+        <w:fldChar w:fldCharType="begin"/>
+      </w:r>
+      <w:r>
+        <w:instrText xml:space="preserve"> REF _Ref214108618 \h </w:instrText>
+      </w:r>
+      <w:r>
+        <w:fldChar w:fldCharType="separate"/>
+      </w:r>
+      <w:r>
+        <w:rPr>
+          <w:b/>
+          <w:bCs/>
+        </w:rPr>
+        <w:t xml:space="preserve">Imagen </w:t>
+      </w:r>
+      <w:r>
+        <w:rPr>
+          <w:b/>
+          <w:bCs/>
+          <w:noProof/>
+        </w:rPr>
+        <w:t>6</w:t>
+      </w:r>
+      <w:r>
+        <w:fldChar w:fldCharType="end"/>
+      </w:r>
+      <w:r>
+        <w:t>. Este análisis es fundamental para comprender el balance de clases del problema. Se observa un fuerte desbalanceo, donde la gran mayoría de los registros (días/celda) se clasifican en las categorías de riesgo "Bajo" y "Moderado". Las categorías de "Alto" y "Extremo", si bien son minoritarias en frecuencia, representan las condiciones críticas que el modelo debe aprender a identificar y coinciden con los valores máximos detectados en el análisis estadístico (FWI 54.51). Este desbalanceo es una característica intrínseca de los datos de incendios y será un factor clave a considerar durante el entrenamiento de los modelos</w:t>
       </w:r>
       <w:r>
         <w:t>.</w:t>
@@ -15675,10 +14769,10 @@
           <w:noProof/>
         </w:rPr>
         <w:drawing>
-          <wp:inline distT="0" distB="0" distL="0" distR="0" wp14:anchorId="7AE73012" wp14:editId="6C74F8AE">
-            <wp:extent cx="3996055" cy="3727162"/>
-            <wp:effectExtent l="0" t="0" r="4445" b="6985"/>
-            <wp:docPr id="735700330" name="Imagen 1" descr="Mapa&#10;&#10;El contenido generado por IA puede ser incorrecto."/>
+          <wp:inline distT="0" distB="0" distL="0" distR="0" wp14:anchorId="7AE73012" wp14:editId="2D2657DF">
+            <wp:extent cx="4850750" cy="4850750"/>
+            <wp:effectExtent l="0" t="0" r="7620" b="7620"/>
+            <wp:docPr id="735700330" name="Imagen 1"/>
             <wp:cNvGraphicFramePr>
               <a:graphicFrameLocks xmlns:a="http://schemas.openxmlformats.org/drawingml/2006/main" noChangeAspect="1"/>
             </wp:cNvGraphicFramePr>
@@ -15686,11 +14780,17 @@
               <a:graphicData uri="http://schemas.openxmlformats.org/drawingml/2006/picture">
                 <pic:pic xmlns:pic="http://schemas.openxmlformats.org/drawingml/2006/picture">
                   <pic:nvPicPr>
-                    <pic:cNvPr id="735700330" name="Imagen 1" descr="Mapa&#10;&#10;El contenido generado por IA puede ser incorrecto."/>
+                    <pic:cNvPr id="735700330" name="Imagen 1"/>
                     <pic:cNvPicPr/>
                   </pic:nvPicPr>
                   <pic:blipFill>
-                    <a:blip r:embed="rId18"/>
+                    <a:blip r:embed="rId18">
+                      <a:extLst>
+                        <a:ext uri="{28A0092B-C50C-407E-A947-70E740481C1C}">
+                          <a14:useLocalDpi xmlns:a14="http://schemas.microsoft.com/office/drawing/2010/main" val="0"/>
+                        </a:ext>
+                      </a:extLst>
+                    </a:blip>
                     <a:stretch>
                       <a:fillRect/>
                     </a:stretch>
@@ -15698,7 +14798,7 @@
                   <pic:spPr>
                     <a:xfrm>
                       <a:off x="0" y="0"/>
-                      <a:ext cx="4009819" cy="3740000"/>
+                      <a:ext cx="4850750" cy="4850750"/>
                     </a:xfrm>
                     <a:prstGeom prst="rect">
                       <a:avLst/>
@@ -15722,6 +14822,7 @@
           <w:color w:val="auto"/>
         </w:rPr>
       </w:pPr>
+      <w:bookmarkStart w:id="16" w:name="_Ref214108559"/>
       <w:r>
         <w:rPr>
           <w:b/>
@@ -15771,6 +14872,7 @@
         </w:rPr>
         <w:fldChar w:fldCharType="end"/>
       </w:r>
+      <w:bookmarkEnd w:id="16"/>
       <w:r>
         <w:rPr>
           <w:b/>
@@ -15784,25 +14886,115 @@
       <w:pPr>
         <w:jc w:val="both"/>
       </w:pPr>
-      <w:r>
-        <w:t>En primer lugar, se analizó la distribución espacial de todos los focos de calor detectados en el área de estudio. La Figura 7 muestra el mapa de densidad generado a partir de los datos originales. Esta visualización confirma la correcta ingesta de los datos de incendios, permitiendo apreciar claramente los dos eventos de interés ocurridos en el periodo: el incendio de la zona conocida como Los Manzanos y el incendio de la localidad de El Bolsón</w:t>
+    </w:p>
+    <w:p>
+      <w:pPr>
+        <w:jc w:val="both"/>
+      </w:pPr>
+      <w:r>
+        <w:lastRenderedPageBreak/>
+        <w:t xml:space="preserve">En primer lugar, se analizó la distribución espacial de todos los focos de calor detectados en el área de estudio. La </w:t>
+      </w:r>
+      <w:r>
+        <w:fldChar w:fldCharType="begin"/>
+      </w:r>
+      <w:r>
+        <w:instrText xml:space="preserve"> REF _Ref214108559 \h </w:instrText>
+      </w:r>
+      <w:r>
+        <w:fldChar w:fldCharType="separate"/>
+      </w:r>
+      <w:r>
+        <w:rPr>
+          <w:b/>
+          <w:bCs/>
+        </w:rPr>
+        <w:t xml:space="preserve">Imagen </w:t>
+      </w:r>
+      <w:r>
+        <w:rPr>
+          <w:b/>
+          <w:bCs/>
+          <w:noProof/>
+        </w:rPr>
+        <w:t>7</w:t>
+      </w:r>
+      <w:r>
+        <w:fldChar w:fldCharType="end"/>
+      </w:r>
+      <w:r>
+        <w:t xml:space="preserve"> </w:t>
+      </w:r>
+      <w:r>
+        <w:t>muestra el mapa de densidad generado a partir de los datos originales</w:t>
+      </w:r>
+      <w:r>
+        <w:t xml:space="preserve">, por el lado de la </w:t>
+      </w:r>
+      <w:r>
+        <w:fldChar w:fldCharType="begin"/>
+      </w:r>
+      <w:r>
+        <w:instrText xml:space="preserve"> REF _Ref214108568 \h </w:instrText>
+      </w:r>
+      <w:r>
+        <w:fldChar w:fldCharType="separate"/>
+      </w:r>
+      <w:r>
+        <w:rPr>
+          <w:b/>
+          <w:bCs/>
+        </w:rPr>
+        <w:t xml:space="preserve">Imagen </w:t>
+      </w:r>
+      <w:r>
+        <w:rPr>
+          <w:b/>
+          <w:bCs/>
+          <w:noProof/>
+        </w:rPr>
+        <w:t>8</w:t>
+      </w:r>
+      <w:r>
+        <w:fldChar w:fldCharType="end"/>
+      </w:r>
+      <w:r>
+        <w:t xml:space="preserve"> </w:t>
+      </w:r>
+      <w:r>
+        <w:t>se puede observar el mapeo de focos en la fuente original</w:t>
+      </w:r>
+      <w:r>
+        <w:t>. Esta</w:t>
+      </w:r>
+      <w:r>
+        <w:t>s</w:t>
+      </w:r>
+      <w:r>
+        <w:t xml:space="preserve"> </w:t>
+      </w:r>
+      <w:r>
+        <w:t>visualizacion</w:t>
+      </w:r>
+      <w:r>
+        <w:t>es</w:t>
+      </w:r>
+      <w:r>
+        <w:t xml:space="preserve"> confirma</w:t>
+      </w:r>
+      <w:r>
+        <w:t>n</w:t>
+      </w:r>
+      <w:r>
+        <w:t xml:space="preserve"> la correcta ingesta de los datos de incendios, permitiendo apreciar claramente los dos eventos de interés ocurridos en el periodo: el incendio de la zona conocida como Los Manzanos y el incendio de la localidad de El Bolsón</w:t>
       </w:r>
       <w:r>
         <w:t>.</w:t>
       </w:r>
     </w:p>
-    <w:p/>
     <w:p>
       <w:pPr>
         <w:ind w:firstLine="0"/>
-        <w:sectPr>
-          <w:pgSz w:w="11906" w:h="16838"/>
-          <w:pgMar w:top="1418" w:right="1701" w:bottom="1418" w:left="1701" w:header="709" w:footer="709" w:gutter="0"/>
-          <w:pgNumType w:start="0"/>
-          <w:cols w:space="708"/>
-          <w:titlePg/>
-          <w:docGrid w:linePitch="360"/>
-        </w:sectPr>
       </w:pPr>
     </w:p>
     <w:p>
@@ -15815,12 +15007,11 @@
         <w:rPr>
           <w:noProof/>
         </w:rPr>
-        <w:lastRenderedPageBreak/>
         <w:drawing>
-          <wp:inline distT="0" distB="0" distL="0" distR="0" wp14:anchorId="71484592" wp14:editId="3ACC65D3">
-            <wp:extent cx="7560000" cy="1992094"/>
-            <wp:effectExtent l="0" t="0" r="3175" b="8255"/>
-            <wp:docPr id="1306678134" name="Imagen 4"/>
+          <wp:inline distT="0" distB="0" distL="0" distR="0" wp14:anchorId="0BF05B5B" wp14:editId="39A21304">
+            <wp:extent cx="5400040" cy="4280535"/>
+            <wp:effectExtent l="0" t="0" r="0" b="5715"/>
+            <wp:docPr id="630236130" name="Imagen 1" descr="Un dibujo de un árbol&#10;&#10;El contenido generado por IA puede ser incorrecto."/>
             <wp:cNvGraphicFramePr>
               <a:graphicFrameLocks xmlns:a="http://schemas.openxmlformats.org/drawingml/2006/main" noChangeAspect="1"/>
             </wp:cNvGraphicFramePr>
@@ -15828,7 +15019,7 @@
               <a:graphicData uri="http://schemas.openxmlformats.org/drawingml/2006/picture">
                 <pic:pic xmlns:pic="http://schemas.openxmlformats.org/drawingml/2006/picture">
                   <pic:nvPicPr>
-                    <pic:cNvPr id="1306678134" name="Imagen 4"/>
+                    <pic:cNvPr id="630236130" name="Imagen 1" descr="Un dibujo de un árbol&#10;&#10;El contenido generado por IA puede ser incorrecto."/>
                     <pic:cNvPicPr/>
                   </pic:nvPicPr>
                   <pic:blipFill>
@@ -15846,7 +15037,7 @@
                   <pic:spPr>
                     <a:xfrm>
                       <a:off x="0" y="0"/>
-                      <a:ext cx="7560000" cy="1992094"/>
+                      <a:ext cx="5400040" cy="4280535"/>
                     </a:xfrm>
                     <a:prstGeom prst="rect">
                       <a:avLst/>
@@ -15866,14 +15057,21 @@
         <w:rPr>
           <w:b/>
           <w:bCs/>
-          <w:color w:val="auto"/>
-        </w:rPr>
-      </w:pPr>
-      <w:r>
-        <w:rPr>
-          <w:b/>
-          <w:bCs/>
-          <w:color w:val="auto"/>
+        </w:rPr>
+        <w:sectPr>
+          <w:pgSz w:w="11906" w:h="16838"/>
+          <w:pgMar w:top="1418" w:right="1701" w:bottom="1418" w:left="1701" w:header="709" w:footer="709" w:gutter="0"/>
+          <w:pgNumType w:start="0"/>
+          <w:cols w:space="708"/>
+          <w:titlePg/>
+          <w:docGrid w:linePitch="360"/>
+        </w:sectPr>
+      </w:pPr>
+      <w:bookmarkStart w:id="17" w:name="_Ref214108568"/>
+      <w:r>
+        <w:rPr>
+          <w:b/>
+          <w:bCs/>
         </w:rPr>
         <w:t xml:space="preserve">Imagen </w:t>
       </w:r>
@@ -15881,7 +15079,6 @@
         <w:rPr>
           <w:b/>
           <w:bCs/>
-          <w:color w:val="auto"/>
         </w:rPr>
         <w:fldChar w:fldCharType="begin"/>
       </w:r>
@@ -15889,7 +15086,6 @@
         <w:rPr>
           <w:b/>
           <w:bCs/>
-          <w:color w:val="auto"/>
         </w:rPr>
         <w:instrText xml:space="preserve"> SEQ Imagen \* ARABIC </w:instrText>
       </w:r>
@@ -15897,7 +15093,6 @@
         <w:rPr>
           <w:b/>
           <w:bCs/>
-          <w:color w:val="auto"/>
         </w:rPr>
         <w:fldChar w:fldCharType="separate"/>
       </w:r>
@@ -15906,7 +15101,6 @@
           <w:b/>
           <w:bCs/>
           <w:noProof/>
-          <w:color w:val="auto"/>
         </w:rPr>
         <w:t>8</w:t>
       </w:r>
@@ -15914,23 +15108,34 @@
         <w:rPr>
           <w:b/>
           <w:bCs/>
-          <w:color w:val="auto"/>
         </w:rPr>
         <w:fldChar w:fldCharType="end"/>
       </w:r>
-      <w:r>
-        <w:rPr>
-          <w:b/>
-          <w:bCs/>
-          <w:color w:val="auto"/>
-        </w:rPr>
-        <w:t xml:space="preserve"> - Evolución temporal de focos.</w:t>
-      </w:r>
-    </w:p>
-    <w:p>
-      <w:pPr>
-        <w:ind w:firstLine="0"/>
-      </w:pPr>
+      <w:bookmarkEnd w:id="17"/>
+      <w:r>
+        <w:rPr>
+          <w:b/>
+          <w:bCs/>
+          <w:noProof/>
+        </w:rPr>
+        <w:t xml:space="preserve"> - Ubicación de focos de fuente original FIRMS</w:t>
+      </w:r>
+      <w:r>
+        <w:rPr>
+          <w:b/>
+          <w:bCs/>
+          <w:noProof/>
+        </w:rPr>
+        <w:t xml:space="preserve"> (el incendio de El Bolson no se muestra dada la ventana de tiempo seleccionada por limitaciones de la plataforma)</w:t>
+      </w:r>
+      <w:r>
+        <w:rPr>
+          <w:b/>
+          <w:bCs/>
+          <w:noProof/>
+        </w:rPr>
+        <w:t>.</w:t>
+      </w:r>
     </w:p>
     <w:p>
       <w:pPr>
@@ -15942,11 +15147,12 @@
         <w:rPr>
           <w:noProof/>
         </w:rPr>
+        <w:lastRenderedPageBreak/>
         <w:drawing>
-          <wp:inline distT="0" distB="0" distL="0" distR="0" wp14:anchorId="6B07B0D9" wp14:editId="31CB1151">
-            <wp:extent cx="7560000" cy="2241220"/>
-            <wp:effectExtent l="0" t="0" r="3175" b="6985"/>
-            <wp:docPr id="753066086" name="Imagen 5" descr="Captura de pantalla de computadora&#10;&#10;El contenido generado por IA puede ser incorrecto."/>
+          <wp:inline distT="0" distB="0" distL="0" distR="0" wp14:anchorId="71484592" wp14:editId="7198D04D">
+            <wp:extent cx="5670467" cy="2268187"/>
+            <wp:effectExtent l="0" t="0" r="6985" b="0"/>
+            <wp:docPr id="1306678134" name="Imagen 4"/>
             <wp:cNvGraphicFramePr>
               <a:graphicFrameLocks xmlns:a="http://schemas.openxmlformats.org/drawingml/2006/main" noChangeAspect="1"/>
             </wp:cNvGraphicFramePr>
@@ -15954,7 +15160,7 @@
               <a:graphicData uri="http://schemas.openxmlformats.org/drawingml/2006/picture">
                 <pic:pic xmlns:pic="http://schemas.openxmlformats.org/drawingml/2006/picture">
                   <pic:nvPicPr>
-                    <pic:cNvPr id="753066086" name="Imagen 5" descr="Captura de pantalla de computadora&#10;&#10;El contenido generado por IA puede ser incorrecto."/>
+                    <pic:cNvPr id="1306678134" name="Imagen 4"/>
                     <pic:cNvPicPr/>
                   </pic:nvPicPr>
                   <pic:blipFill>
@@ -15972,7 +15178,7 @@
                   <pic:spPr>
                     <a:xfrm>
                       <a:off x="0" y="0"/>
-                      <a:ext cx="7560000" cy="2241220"/>
+                      <a:ext cx="5749846" cy="2299938"/>
                     </a:xfrm>
                     <a:prstGeom prst="rect">
                       <a:avLst/>
@@ -15995,6 +15201,7 @@
           <w:color w:val="auto"/>
         </w:rPr>
       </w:pPr>
+      <w:bookmarkStart w:id="18" w:name="_Ref214108546"/>
       <w:r>
         <w:rPr>
           <w:b/>
@@ -16044,16 +15251,144 @@
         </w:rPr>
         <w:fldChar w:fldCharType="end"/>
       </w:r>
+      <w:bookmarkEnd w:id="18"/>
       <w:r>
         <w:rPr>
           <w:b/>
           <w:bCs/>
           <w:color w:val="auto"/>
         </w:rPr>
+        <w:t xml:space="preserve"> - Evolución temporal de focos.</w:t>
+      </w:r>
+    </w:p>
+    <w:p>
+      <w:pPr>
+        <w:ind w:firstLine="0"/>
+      </w:pPr>
+    </w:p>
+    <w:p>
+      <w:pPr>
+        <w:keepNext/>
+        <w:ind w:firstLine="0"/>
+        <w:jc w:val="center"/>
+      </w:pPr>
+      <w:r>
+        <w:rPr>
+          <w:noProof/>
+        </w:rPr>
+        <w:drawing>
+          <wp:inline distT="0" distB="0" distL="0" distR="0" wp14:anchorId="6B07B0D9" wp14:editId="3A9B423D">
+            <wp:extent cx="8375351" cy="2119745"/>
+            <wp:effectExtent l="0" t="0" r="6985" b="0"/>
+            <wp:docPr id="753066086" name="Imagen 5"/>
+            <wp:cNvGraphicFramePr>
+              <a:graphicFrameLocks xmlns:a="http://schemas.openxmlformats.org/drawingml/2006/main" noChangeAspect="1"/>
+            </wp:cNvGraphicFramePr>
+            <a:graphic xmlns:a="http://schemas.openxmlformats.org/drawingml/2006/main">
+              <a:graphicData uri="http://schemas.openxmlformats.org/drawingml/2006/picture">
+                <pic:pic xmlns:pic="http://schemas.openxmlformats.org/drawingml/2006/picture">
+                  <pic:nvPicPr>
+                    <pic:cNvPr id="753066086" name="Imagen 5"/>
+                    <pic:cNvPicPr/>
+                  </pic:nvPicPr>
+                  <pic:blipFill>
+                    <a:blip r:embed="rId21">
+                      <a:extLst>
+                        <a:ext uri="{28A0092B-C50C-407E-A947-70E740481C1C}">
+                          <a14:useLocalDpi xmlns:a14="http://schemas.microsoft.com/office/drawing/2010/main" val="0"/>
+                        </a:ext>
+                      </a:extLst>
+                    </a:blip>
+                    <a:stretch>
+                      <a:fillRect/>
+                    </a:stretch>
+                  </pic:blipFill>
+                  <pic:spPr>
+                    <a:xfrm>
+                      <a:off x="0" y="0"/>
+                      <a:ext cx="8411450" cy="2128881"/>
+                    </a:xfrm>
+                    <a:prstGeom prst="rect">
+                      <a:avLst/>
+                    </a:prstGeom>
+                  </pic:spPr>
+                </pic:pic>
+              </a:graphicData>
+            </a:graphic>
+          </wp:inline>
+        </w:drawing>
+      </w:r>
+    </w:p>
+    <w:p>
+      <w:pPr>
+        <w:pStyle w:val="Descripcin"/>
+        <w:jc w:val="center"/>
+        <w:rPr>
+          <w:b/>
+          <w:bCs/>
+          <w:color w:val="auto"/>
+        </w:rPr>
+      </w:pPr>
+      <w:bookmarkStart w:id="19" w:name="_Ref214108713"/>
+      <w:r>
+        <w:rPr>
+          <w:b/>
+          <w:bCs/>
+          <w:color w:val="auto"/>
+        </w:rPr>
+        <w:t xml:space="preserve">Imagen </w:t>
+      </w:r>
+      <w:r>
+        <w:rPr>
+          <w:b/>
+          <w:bCs/>
+          <w:color w:val="auto"/>
+        </w:rPr>
+        <w:fldChar w:fldCharType="begin"/>
+      </w:r>
+      <w:r>
+        <w:rPr>
+          <w:b/>
+          <w:bCs/>
+          <w:color w:val="auto"/>
+        </w:rPr>
+        <w:instrText xml:space="preserve"> SEQ Imagen \* ARABIC </w:instrText>
+      </w:r>
+      <w:r>
+        <w:rPr>
+          <w:b/>
+          <w:bCs/>
+          <w:color w:val="auto"/>
+        </w:rPr>
+        <w:fldChar w:fldCharType="separate"/>
+      </w:r>
+      <w:r>
+        <w:rPr>
+          <w:b/>
+          <w:bCs/>
+          <w:noProof/>
+          <w:color w:val="auto"/>
+        </w:rPr>
+        <w:t>10</w:t>
+      </w:r>
+      <w:r>
+        <w:rPr>
+          <w:b/>
+          <w:bCs/>
+          <w:color w:val="auto"/>
+        </w:rPr>
+        <w:fldChar w:fldCharType="end"/>
+      </w:r>
+      <w:bookmarkEnd w:id="19"/>
+      <w:r>
+        <w:rPr>
+          <w:b/>
+          <w:bCs/>
+          <w:color w:val="auto"/>
+        </w:rPr>
         <w:t xml:space="preserve"> - Correlación con variables meteorológicas.</w:t>
       </w:r>
     </w:p>
-    <w:p/>
     <w:p>
       <w:pPr>
         <w:jc w:val="both"/>
@@ -16073,7 +15408,40 @@
       </w:pPr>
       <w:r>
         <w:lastRenderedPageBreak/>
-        <w:t>En segundo lugar, se analizó la evolución temporal de los focos de calor. La Figura 8 detalla la evolución de la totalidad de focos presentes en el conjunto de datos, sumando los eventos de todas las celdas para cada día. Este análisis agregado permite validar la ventana de tiempo seleccionada</w:t>
+        <w:t xml:space="preserve">En segundo lugar, se analizó la evolución temporal de los focos de calor. La </w:t>
+      </w:r>
+      <w:r>
+        <w:fldChar w:fldCharType="begin"/>
+      </w:r>
+      <w:r>
+        <w:instrText xml:space="preserve"> REF _Ref214108546 \h </w:instrText>
+      </w:r>
+      <w:r>
+        <w:fldChar w:fldCharType="separate"/>
+      </w:r>
+      <w:r>
+        <w:rPr>
+          <w:b/>
+          <w:bCs/>
+        </w:rPr>
+        <w:t xml:space="preserve">Imagen </w:t>
+      </w:r>
+      <w:r>
+        <w:rPr>
+          <w:b/>
+          <w:bCs/>
+          <w:noProof/>
+        </w:rPr>
+        <w:t>9</w:t>
+      </w:r>
+      <w:r>
+        <w:fldChar w:fldCharType="end"/>
+      </w:r>
+      <w:r>
+        <w:t xml:space="preserve"> </w:t>
+      </w:r>
+      <w:r>
+        <w:t>detalla la evolución de la totalidad de focos presentes en el conjunto de datos, sumando los eventos de todas las celdas para cada día. Este análisis agregado permite validar la ventana de tiempo seleccionada</w:t>
       </w:r>
       <w:r>
         <w:t xml:space="preserve"> demostrando </w:t>
@@ -16090,7 +15458,40 @@
         <w:t>Finalmente</w:t>
       </w:r>
       <w:r>
-        <w:t>, la Figura 9 profundiza este análisis, ilustrando la correlación entre la presencia de focos</w:t>
+        <w:t xml:space="preserve">, la </w:t>
+      </w:r>
+      <w:r>
+        <w:fldChar w:fldCharType="begin"/>
+      </w:r>
+      <w:r>
+        <w:instrText xml:space="preserve"> REF _Ref214108713 \h </w:instrText>
+      </w:r>
+      <w:r>
+        <w:fldChar w:fldCharType="separate"/>
+      </w:r>
+      <w:r>
+        <w:rPr>
+          <w:b/>
+          <w:bCs/>
+        </w:rPr>
+        <w:t xml:space="preserve">Imagen </w:t>
+      </w:r>
+      <w:r>
+        <w:rPr>
+          <w:b/>
+          <w:bCs/>
+          <w:noProof/>
+        </w:rPr>
+        <w:t>10</w:t>
+      </w:r>
+      <w:r>
+        <w:fldChar w:fldCharType="end"/>
+      </w:r>
+      <w:r>
+        <w:t xml:space="preserve"> </w:t>
+      </w:r>
+      <w:r>
+        <w:t>profundiza este análisis, ilustrando la correlación entre la presencia de focos</w:t>
       </w:r>
       <w:r>
         <w:t xml:space="preserve">, </w:t>
@@ -16102,7 +15503,14 @@
         <w:t>y la derivada FWI</w:t>
       </w:r>
       <w:r>
-        <w:t>. Un hallazgo relevante de este gráfico es que no se observan correlaciones directas evidentes. Este es un punto crucial, ya que sugiere que la ignición o detección de un foco no es una respuesta lineal e inmediata a una única variable.</w:t>
+        <w:t xml:space="preserve">. Un hallazgo relevante de este gráfico es que no se observan correlaciones directas evidentes. </w:t>
+      </w:r>
+      <w:r>
+        <w:rPr>
+          <w:b/>
+          <w:bCs/>
+        </w:rPr>
+        <w:t>Este es un punto crucial, ya que sugiere que la ignición o detección de un foco no es una respuesta lineal e inmediata a una única variable.</w:t>
       </w:r>
     </w:p>
     <w:p>
@@ -16239,34 +15647,10 @@
         <w:t xml:space="preserve"> los datos</w:t>
       </w:r>
       <w:r>
-        <w:t xml:space="preserve">, descartando el uso de modelos simples y justificando la elección de algoritmos como </w:t>
-      </w:r>
-      <w:proofErr w:type="spellStart"/>
-      <w:r>
-        <w:t>Random</w:t>
-      </w:r>
-      <w:proofErr w:type="spellEnd"/>
-      <w:r>
-        <w:t xml:space="preserve"> Forest, </w:t>
-      </w:r>
-      <w:proofErr w:type="spellStart"/>
-      <w:r>
-        <w:t>XGBoost</w:t>
-      </w:r>
-      <w:proofErr w:type="spellEnd"/>
-      <w:r>
-        <w:t xml:space="preserve"> y </w:t>
-      </w:r>
-      <w:proofErr w:type="spellStart"/>
-      <w:r>
-        <w:t>S</w:t>
-      </w:r>
-      <w:r>
-        <w:t>upport</w:t>
-      </w:r>
-      <w:proofErr w:type="spellEnd"/>
-      <w:r>
-        <w:t xml:space="preserve"> </w:t>
+        <w:t>, descartando el uso de modelos simples y justificando la elección de algoritmos como Random Forest, XGBoost y S</w:t>
+      </w:r>
+      <w:r>
+        <w:t xml:space="preserve">upport </w:t>
       </w:r>
       <w:r>
         <w:t>V</w:t>
@@ -16310,15 +15694,7 @@
         <w:t xml:space="preserve"> El análisis de distribución de riesgo</w:t>
       </w:r>
       <w:r>
-        <w:t xml:space="preserve">, sumado a la distribución de etiquetas de fuego en el </w:t>
-      </w:r>
-      <w:proofErr w:type="spellStart"/>
-      <w:r>
-        <w:t>dataset</w:t>
-      </w:r>
-      <w:proofErr w:type="spellEnd"/>
-      <w:r>
-        <w:t>, evidenciaron</w:t>
+        <w:t>, sumado a la distribución de etiquetas de fuego en el dataset, evidenciaron</w:t>
       </w:r>
       <w:r>
         <w:t xml:space="preserve"> el principal desafío metodológico: el desbalanceo de clases. La gran mayoría de los registros pertenecen a categorías de riesgo "</w:t>
@@ -16394,12 +15770,13 @@
       <w:pPr>
         <w:pStyle w:val="Ttulo1"/>
         <w:ind w:firstLine="0"/>
+        <w:jc w:val="both"/>
         <w:rPr>
           <w:rFonts w:ascii="Times New Roman" w:hAnsi="Times New Roman" w:cs="Times New Roman"/>
           <w:color w:val="000000" w:themeColor="text1"/>
         </w:rPr>
       </w:pPr>
-      <w:bookmarkStart w:id="11" w:name="_Toc212376352"/>
+      <w:bookmarkStart w:id="20" w:name="_Toc212376352"/>
       <w:r>
         <w:rPr>
           <w:rFonts w:ascii="Times New Roman" w:hAnsi="Times New Roman" w:cs="Times New Roman"/>
@@ -16407,11 +15784,12 @@
         </w:rPr>
         <w:t>Aplicación de modelo/s</w:t>
       </w:r>
-      <w:bookmarkEnd w:id="11"/>
+      <w:bookmarkEnd w:id="20"/>
     </w:p>
     <w:p>
       <w:pPr>
         <w:ind w:firstLine="0"/>
+        <w:jc w:val="both"/>
         <w:rPr>
           <w:rFonts w:cs="Times New Roman"/>
           <w:color w:val="000000" w:themeColor="text1"/>
@@ -16423,23 +15801,55 @@
           <w:color w:val="000000" w:themeColor="text1"/>
         </w:rPr>
         <w:tab/>
-        <w:t xml:space="preserve">Rememorando la introducción de este documento, el objetivo de la construcción del conjunto de datos era poder implementar modelos de aprendizaje automático con la finalidad de poder evaluar su rendimiento en la predicción de probabilidad de ocurrencia o aparición de focos de calor en un área determinada, entendiendo como área dentro del contexto del desarrollo de está tesis, una celda de aproximadamente 10x10 </w:t>
-      </w:r>
-      <w:proofErr w:type="spellStart"/>
-      <w:r>
-        <w:rPr>
-          <w:rFonts w:cs="Times New Roman"/>
-          <w:color w:val="000000" w:themeColor="text1"/>
-        </w:rPr>
-        <w:t>kms</w:t>
-      </w:r>
-      <w:proofErr w:type="spellEnd"/>
-      <w:r>
-        <w:rPr>
-          <w:rFonts w:cs="Times New Roman"/>
-          <w:color w:val="000000" w:themeColor="text1"/>
-        </w:rPr>
-        <w:t>. En esta instancia, conocemos que:</w:t>
+        <w:t xml:space="preserve">Rememorando la introducción de este documento, el objetivo de la construcción del conjunto de datos era poder implementar modelos de aprendizaje automático con la finalidad de poder evaluar su rendimiento en </w:t>
+      </w:r>
+      <w:r>
+        <w:rPr>
+          <w:rFonts w:cs="Times New Roman"/>
+          <w:color w:val="000000" w:themeColor="text1"/>
+        </w:rPr>
+        <w:t>predecir la</w:t>
+      </w:r>
+      <w:r>
+        <w:rPr>
+          <w:rFonts w:cs="Times New Roman"/>
+          <w:color w:val="000000" w:themeColor="text1"/>
+        </w:rPr>
+        <w:t xml:space="preserve"> probabilidad de ocurrencia de focos de calor en un área determinada, entendiendo como área dentro del contexto del desarrollo de está tesis, una celda de aproximadamente 10x10 kms.</w:t>
+      </w:r>
+    </w:p>
+    <w:p>
+      <w:pPr>
+        <w:pStyle w:val="Ttulo2"/>
+        <w:ind w:firstLine="0"/>
+        <w:rPr>
+          <w:rFonts w:ascii="Times New Roman" w:hAnsi="Times New Roman" w:cs="Times New Roman"/>
+          <w:color w:val="auto"/>
+        </w:rPr>
+      </w:pPr>
+      <w:r>
+        <w:rPr>
+          <w:rFonts w:ascii="Times New Roman" w:hAnsi="Times New Roman" w:cs="Times New Roman"/>
+          <w:color w:val="auto"/>
+        </w:rPr>
+        <w:t>Selección de modelos</w:t>
+      </w:r>
+    </w:p>
+    <w:p>
+      <w:pPr>
+        <w:ind w:firstLine="360"/>
+        <w:jc w:val="both"/>
+        <w:rPr>
+          <w:rFonts w:cs="Times New Roman"/>
+          <w:color w:val="000000" w:themeColor="text1"/>
+        </w:rPr>
+      </w:pPr>
+      <w:r>
+        <w:rPr>
+          <w:rFonts w:cs="Times New Roman"/>
+          <w:color w:val="000000" w:themeColor="text1"/>
+        </w:rPr>
+        <w:t>Tal como se concluyó en el análisis exploratorio, el problema presenta tres características fundamentales que condicionan la selección de los algoritmos:</w:t>
       </w:r>
     </w:p>
     <w:p>
@@ -16449,17 +15859,25 @@
           <w:ilvl w:val="0"/>
           <w:numId w:val="9"/>
         </w:numPr>
-        <w:rPr>
-          <w:rFonts w:cs="Times New Roman"/>
-          <w:color w:val="000000" w:themeColor="text1"/>
-        </w:rPr>
-      </w:pPr>
-      <w:r>
-        <w:rPr>
-          <w:rFonts w:cs="Times New Roman"/>
-          <w:color w:val="000000" w:themeColor="text1"/>
-        </w:rPr>
-        <w:t>El conjunto de datos, naturalmente, estará altamente desbalanceado.</w:t>
+        <w:jc w:val="both"/>
+        <w:rPr>
+          <w:rFonts w:cs="Times New Roman"/>
+          <w:color w:val="000000" w:themeColor="text1"/>
+        </w:rPr>
+      </w:pPr>
+      <w:r>
+        <w:rPr>
+          <w:rFonts w:cs="Times New Roman"/>
+          <w:color w:val="000000" w:themeColor="text1"/>
+        </w:rPr>
+        <w:t>Desbalanceo de clases</w:t>
+      </w:r>
+      <w:r>
+        <w:rPr>
+          <w:rFonts w:cs="Times New Roman"/>
+          <w:color w:val="000000" w:themeColor="text1"/>
+        </w:rPr>
+        <w:t>.</w:t>
       </w:r>
     </w:p>
     <w:p>
@@ -16469,40 +15887,812 @@
           <w:ilvl w:val="0"/>
           <w:numId w:val="9"/>
         </w:numPr>
-        <w:rPr>
-          <w:rFonts w:cs="Times New Roman"/>
-          <w:color w:val="000000" w:themeColor="text1"/>
-        </w:rPr>
-      </w:pPr>
-      <w:r>
-        <w:rPr>
-          <w:rFonts w:cs="Times New Roman"/>
-          <w:color w:val="000000" w:themeColor="text1"/>
-        </w:rPr>
-        <w:t xml:space="preserve">El conjunto de </w:t>
-      </w:r>
-      <w:r>
-        <w:rPr>
-          <w:rFonts w:cs="Times New Roman"/>
-          <w:color w:val="000000" w:themeColor="text1"/>
-        </w:rPr>
-        <w:t>datos</w:t>
-      </w:r>
-      <w:r>
-        <w:rPr>
-          <w:rFonts w:cs="Times New Roman"/>
-          <w:color w:val="000000" w:themeColor="text1"/>
-        </w:rPr>
-        <w:t xml:space="preserve"> posee variables altamente correlacionadas que deberán ser evaluadas previo a la etapa de entrenamiento.</w:t>
-      </w:r>
-    </w:p>
-    <w:p>
-      <w:pPr>
+        <w:jc w:val="both"/>
+        <w:rPr>
+          <w:rFonts w:cs="Times New Roman"/>
+          <w:color w:val="000000" w:themeColor="text1"/>
+        </w:rPr>
+      </w:pPr>
+      <w:r>
+        <w:rPr>
+          <w:rFonts w:cs="Times New Roman"/>
+          <w:color w:val="000000" w:themeColor="text1"/>
+        </w:rPr>
+        <w:t>Multicolinealidad de algunas características meteorológicas y de FWI</w:t>
+      </w:r>
+      <w:r>
+        <w:rPr>
+          <w:rFonts w:cs="Times New Roman"/>
+          <w:color w:val="000000" w:themeColor="text1"/>
+        </w:rPr>
+        <w:t>.</w:t>
+      </w:r>
+    </w:p>
+    <w:p>
+      <w:pPr>
+        <w:pStyle w:val="Prrafodelista"/>
+        <w:numPr>
+          <w:ilvl w:val="0"/>
+          <w:numId w:val="9"/>
+        </w:numPr>
+        <w:jc w:val="both"/>
+        <w:rPr>
+          <w:rFonts w:cs="Times New Roman"/>
+          <w:color w:val="000000" w:themeColor="text1"/>
+        </w:rPr>
+      </w:pPr>
+      <w:r>
+        <w:rPr>
+          <w:rFonts w:cs="Times New Roman"/>
+          <w:color w:val="000000" w:themeColor="text1"/>
+        </w:rPr>
+        <w:t>No linealidad de los eventos, l</w:t>
+      </w:r>
+      <w:r>
+        <w:rPr>
+          <w:rFonts w:cs="Times New Roman"/>
+          <w:color w:val="000000" w:themeColor="text1"/>
+        </w:rPr>
+        <w:t xml:space="preserve">a correlación demostrada en la </w:t>
+      </w:r>
+      <w:r>
+        <w:rPr>
+          <w:rFonts w:cs="Times New Roman"/>
+          <w:color w:val="000000" w:themeColor="text1"/>
+        </w:rPr>
+        <w:fldChar w:fldCharType="begin"/>
+      </w:r>
+      <w:r>
+        <w:rPr>
+          <w:rFonts w:cs="Times New Roman"/>
+          <w:color w:val="000000" w:themeColor="text1"/>
+        </w:rPr>
+        <w:instrText xml:space="preserve"> REF _Ref214108713 \h </w:instrText>
+      </w:r>
+      <w:r>
+        <w:rPr>
+          <w:rFonts w:cs="Times New Roman"/>
+          <w:color w:val="000000" w:themeColor="text1"/>
+        </w:rPr>
+      </w:r>
+      <w:r>
+        <w:rPr>
+          <w:rFonts w:cs="Times New Roman"/>
+          <w:color w:val="000000" w:themeColor="text1"/>
+        </w:rPr>
+        <w:instrText xml:space="preserve"> \* MERGEFORMAT </w:instrText>
+      </w:r>
+      <w:r>
+        <w:rPr>
+          <w:rFonts w:cs="Times New Roman"/>
+          <w:color w:val="000000" w:themeColor="text1"/>
+        </w:rPr>
+        <w:fldChar w:fldCharType="separate"/>
+      </w:r>
+      <w:r>
+        <w:rPr>
+          <w:b/>
+          <w:bCs/>
+        </w:rPr>
+        <w:t xml:space="preserve">Imagen </w:t>
+      </w:r>
+      <w:r>
+        <w:rPr>
+          <w:b/>
+          <w:bCs/>
+          <w:noProof/>
+        </w:rPr>
+        <w:t>10</w:t>
+      </w:r>
+      <w:r>
+        <w:rPr>
+          <w:rFonts w:cs="Times New Roman"/>
+          <w:color w:val="000000" w:themeColor="text1"/>
+        </w:rPr>
+        <w:fldChar w:fldCharType="end"/>
+      </w:r>
+      <w:r>
+        <w:rPr>
+          <w:rFonts w:cs="Times New Roman"/>
+          <w:color w:val="000000" w:themeColor="text1"/>
+        </w:rPr>
+        <w:t xml:space="preserve"> </w:t>
+      </w:r>
+      <w:r>
+        <w:t xml:space="preserve">sugiere que la ignición no es una respuesta lineal e inmediata </w:t>
+      </w:r>
+      <w:r>
+        <w:t>a los datos meteorológicos.</w:t>
+      </w:r>
+    </w:p>
+    <w:p>
+      <w:pPr>
+        <w:ind w:firstLine="360"/>
+        <w:jc w:val="both"/>
+        <w:rPr>
+          <w:rFonts w:cs="Times New Roman"/>
+          <w:color w:val="000000" w:themeColor="text1"/>
+        </w:rPr>
+      </w:pPr>
+      <w:r>
+        <w:rPr>
+          <w:rFonts w:cs="Times New Roman"/>
+          <w:color w:val="000000" w:themeColor="text1"/>
+        </w:rPr>
+        <w:t>Considerando estos desafíos, y en línea con la bibliografía</w:t>
+      </w:r>
+      <w:r>
+        <w:rPr>
+          <w:rFonts w:cs="Times New Roman"/>
+          <w:color w:val="000000" w:themeColor="text1"/>
+        </w:rPr>
+        <w:t xml:space="preserve"> </w:t>
+      </w:r>
+      <w:r>
+        <w:rPr>
+          <w:rFonts w:cs="Times New Roman"/>
+          <w:color w:val="000000" w:themeColor="text1"/>
+        </w:rPr>
+        <w:t>revisada en la etapa inicial de este proyecto, se seleccionaron tres algoritmos de aprendizaje automático supervisado. Estos modelos son reconocidos por su capacidad para manejar problemas de clasificación complejos y no lineales</w:t>
+      </w:r>
+      <w:r>
+        <w:rPr>
+          <w:rFonts w:cs="Times New Roman"/>
+          <w:color w:val="000000" w:themeColor="text1"/>
+        </w:rPr>
+        <w:t>:</w:t>
+      </w:r>
+    </w:p>
+    <w:p>
+      <w:pPr>
+        <w:pStyle w:val="Prrafodelista"/>
+        <w:numPr>
+          <w:ilvl w:val="0"/>
+          <w:numId w:val="9"/>
+        </w:numPr>
+        <w:jc w:val="both"/>
+        <w:rPr>
+          <w:rFonts w:cs="Times New Roman"/>
+          <w:color w:val="000000" w:themeColor="text1"/>
+        </w:rPr>
+      </w:pPr>
+      <w:r>
+        <w:rPr>
+          <w:rFonts w:cs="Times New Roman"/>
+          <w:b/>
+          <w:bCs/>
+          <w:color w:val="000000" w:themeColor="text1"/>
+        </w:rPr>
+        <w:t>Random Forest</w:t>
+      </w:r>
+      <w:r>
+        <w:rPr>
+          <w:rFonts w:cs="Times New Roman"/>
+          <w:color w:val="000000" w:themeColor="text1"/>
+        </w:rPr>
+        <w:t xml:space="preserve">, </w:t>
+      </w:r>
+      <w:r>
+        <w:rPr>
+          <w:rFonts w:cs="Times New Roman"/>
+          <w:color w:val="000000" w:themeColor="text1"/>
+        </w:rPr>
+        <w:t>u</w:t>
+      </w:r>
+      <w:r>
+        <w:rPr>
+          <w:rFonts w:cs="Times New Roman"/>
+          <w:color w:val="000000" w:themeColor="text1"/>
+        </w:rPr>
+        <w:t>n método de ensamble que opera construyendo múltiples árboles de decisión durante el entrenamiento. Su predicción final se basa en el "voto" de la mayoría de los árboles, lo que mejora la precisión y reduce significativamente el sobreajuste (overfitting) en comparación con un solo árbol. Es robusto a la multicolinealidad</w:t>
+      </w:r>
+      <w:r>
+        <w:rPr>
+          <w:rFonts w:cs="Times New Roman"/>
+          <w:color w:val="000000" w:themeColor="text1"/>
+        </w:rPr>
+        <w:t>.</w:t>
+      </w:r>
+    </w:p>
+    <w:p>
+      <w:pPr>
+        <w:pStyle w:val="Prrafodelista"/>
+        <w:numPr>
+          <w:ilvl w:val="0"/>
+          <w:numId w:val="9"/>
+        </w:numPr>
+        <w:jc w:val="both"/>
+        <w:rPr>
+          <w:rFonts w:cs="Times New Roman"/>
+          <w:color w:val="000000" w:themeColor="text1"/>
+        </w:rPr>
+      </w:pPr>
+      <w:r>
+        <w:rPr>
+          <w:rFonts w:cs="Times New Roman"/>
+          <w:b/>
+          <w:bCs/>
+          <w:color w:val="000000" w:themeColor="text1"/>
+        </w:rPr>
+        <w:t>XGBoost</w:t>
+      </w:r>
+      <w:r>
+        <w:rPr>
+          <w:rFonts w:cs="Times New Roman"/>
+          <w:color w:val="000000" w:themeColor="text1"/>
+        </w:rPr>
+        <w:t xml:space="preserve">, </w:t>
+      </w:r>
+      <w:r>
+        <w:rPr>
+          <w:rFonts w:cs="Times New Roman"/>
+          <w:color w:val="000000" w:themeColor="text1"/>
+        </w:rPr>
+        <w:t xml:space="preserve">un </w:t>
+      </w:r>
+      <w:r>
+        <w:rPr>
+          <w:rFonts w:cs="Times New Roman"/>
+          <w:color w:val="000000" w:themeColor="text1"/>
+        </w:rPr>
+        <w:t xml:space="preserve">método de ensamble basado en árboles, pero que utiliza la técnica de gradient boosting. </w:t>
+      </w:r>
+      <w:r>
+        <w:rPr>
+          <w:rFonts w:cs="Times New Roman"/>
+          <w:color w:val="000000" w:themeColor="text1"/>
+        </w:rPr>
+        <w:t>Consiste en la construcción de</w:t>
+      </w:r>
+      <w:r>
+        <w:rPr>
+          <w:rFonts w:cs="Times New Roman"/>
+          <w:color w:val="000000" w:themeColor="text1"/>
+        </w:rPr>
+        <w:t xml:space="preserve"> árboles </w:t>
+      </w:r>
+      <w:r>
+        <w:rPr>
+          <w:rFonts w:cs="Times New Roman"/>
+          <w:color w:val="000000" w:themeColor="text1"/>
+        </w:rPr>
+        <w:t>en</w:t>
+      </w:r>
+      <w:r>
+        <w:rPr>
+          <w:rFonts w:cs="Times New Roman"/>
+          <w:color w:val="000000" w:themeColor="text1"/>
+        </w:rPr>
+        <w:t xml:space="preserve"> forma secuencial, donde cada nuevo árbol corrige los errores del anterior. Es altamente eficiente y</w:t>
+      </w:r>
+      <w:r>
+        <w:rPr>
+          <w:rFonts w:cs="Times New Roman"/>
+          <w:color w:val="000000" w:themeColor="text1"/>
+        </w:rPr>
+        <w:t>a que</w:t>
+      </w:r>
+      <w:r>
+        <w:rPr>
+          <w:rFonts w:cs="Times New Roman"/>
+          <w:color w:val="000000" w:themeColor="text1"/>
+        </w:rPr>
+        <w:t xml:space="preserve"> ofrece mecanismos nativos (como el parámetro </w:t>
+      </w:r>
+      <w:r>
+        <w:rPr>
+          <w:rFonts w:cs="Times New Roman"/>
+          <w:i/>
+          <w:iCs/>
+          <w:color w:val="000000" w:themeColor="text1"/>
+        </w:rPr>
+        <w:t>scale_pos_weight</w:t>
+      </w:r>
+      <w:r>
+        <w:rPr>
+          <w:rFonts w:cs="Times New Roman"/>
+          <w:color w:val="000000" w:themeColor="text1"/>
+        </w:rPr>
+        <w:t>) para gestionar el desbalanceo de clases.</w:t>
+      </w:r>
+    </w:p>
+    <w:p>
+      <w:pPr>
+        <w:pStyle w:val="Prrafodelista"/>
+        <w:numPr>
+          <w:ilvl w:val="0"/>
+          <w:numId w:val="9"/>
+        </w:numPr>
+        <w:jc w:val="both"/>
+        <w:rPr>
+          <w:rFonts w:cs="Times New Roman"/>
+          <w:color w:val="000000" w:themeColor="text1"/>
+        </w:rPr>
+      </w:pPr>
+      <w:r>
+        <w:rPr>
+          <w:rFonts w:cs="Times New Roman"/>
+          <w:b/>
+          <w:bCs/>
+          <w:color w:val="000000" w:themeColor="text1"/>
+        </w:rPr>
+        <w:t>Support Vector Machine (SVM)</w:t>
+      </w:r>
+      <w:r>
+        <w:rPr>
+          <w:rFonts w:cs="Times New Roman"/>
+          <w:color w:val="000000" w:themeColor="text1"/>
+        </w:rPr>
+        <w:t xml:space="preserve">, </w:t>
+      </w:r>
+      <w:r>
+        <w:rPr>
+          <w:rFonts w:cs="Times New Roman"/>
+          <w:color w:val="000000" w:themeColor="text1"/>
+        </w:rPr>
+        <w:t>u</w:t>
+      </w:r>
+      <w:r>
+        <w:rPr>
+          <w:rFonts w:cs="Times New Roman"/>
+          <w:color w:val="000000" w:themeColor="text1"/>
+        </w:rPr>
+        <w:t xml:space="preserve">n algoritmo que busca encontrar el hiperplano óptimo que mejor divide un conjunto de datos en clases. </w:t>
+      </w:r>
+      <w:r>
+        <w:rPr>
+          <w:rFonts w:cs="Times New Roman"/>
+          <w:color w:val="000000" w:themeColor="text1"/>
+        </w:rPr>
+        <w:t>E</w:t>
+      </w:r>
+      <w:r>
+        <w:rPr>
+          <w:rFonts w:cs="Times New Roman"/>
+          <w:color w:val="000000" w:themeColor="text1"/>
+        </w:rPr>
+        <w:t xml:space="preserve">s capaz de manejar relaciones no lineales al mapear los datos a un espacio de mayor dimensión. Es eficaz en espacios </w:t>
+      </w:r>
+      <w:r>
+        <w:rPr>
+          <w:rFonts w:cs="Times New Roman"/>
+          <w:color w:val="000000" w:themeColor="text1"/>
+        </w:rPr>
+        <w:lastRenderedPageBreak/>
+        <w:t>dimensionales altos, aunque puede ser sensible al desbalanceo si no se ajusta correctamente</w:t>
+      </w:r>
+      <w:r>
+        <w:rPr>
+          <w:rFonts w:cs="Times New Roman"/>
+          <w:color w:val="000000" w:themeColor="text1"/>
+        </w:rPr>
+        <w:t>.</w:t>
+      </w:r>
+    </w:p>
+    <w:p>
+      <w:pPr>
+        <w:pStyle w:val="Ttulo2"/>
         <w:ind w:firstLine="0"/>
-        <w:rPr>
-          <w:rFonts w:cs="Times New Roman"/>
-          <w:color w:val="000000" w:themeColor="text1"/>
-        </w:rPr>
+        <w:jc w:val="both"/>
+        <w:rPr>
+          <w:rFonts w:ascii="Times New Roman" w:hAnsi="Times New Roman" w:cs="Times New Roman"/>
+          <w:color w:val="auto"/>
+        </w:rPr>
+      </w:pPr>
+      <w:r>
+        <w:rPr>
+          <w:rFonts w:ascii="Times New Roman" w:hAnsi="Times New Roman" w:cs="Times New Roman"/>
+          <w:color w:val="auto"/>
+        </w:rPr>
+        <w:t>Escenario completo</w:t>
+      </w:r>
+    </w:p>
+    <w:p>
+      <w:pPr>
+        <w:jc w:val="both"/>
+      </w:pPr>
+      <w:r>
+        <w:t>Este escenario plantea la utilización completa del conjunto de datos, filtrando algunas variables altamente correlacionadas (e, u10, v10</w:t>
+      </w:r>
+      <w:r>
+        <w:tab/>
+        <w:t xml:space="preserve">, tp) y sin considerar etiquetas relacionadas a temporalidad (year, month, day). Se utilizo </w:t>
+      </w:r>
+      <w:r>
+        <w:rPr>
+          <w:i/>
+          <w:iCs/>
+        </w:rPr>
+        <w:t>train_test_split</w:t>
+      </w:r>
+      <w:r>
+        <w:rPr>
+          <w:i/>
+          <w:iCs/>
+        </w:rPr>
+        <w:t xml:space="preserve"> </w:t>
+      </w:r>
+      <w:r>
+        <w:t xml:space="preserve">en 0.3 para test, es decir, se utilizará el 70% de los registros para el entrenamiento de los modelos y el 30% restante para evaluación y obtención de resultados. La distribución resultante se observa en </w:t>
+      </w:r>
+      <w:r>
+        <w:t xml:space="preserve">la </w:t>
+      </w:r>
+      <w:r>
+        <w:fldChar w:fldCharType="begin"/>
+      </w:r>
+      <w:r>
+        <w:instrText xml:space="preserve"> REF _Ref214115020 \h </w:instrText>
+      </w:r>
+      <w:r>
+        <w:fldChar w:fldCharType="separate"/>
+      </w:r>
+      <w:r>
+        <w:rPr>
+          <w:b/>
+          <w:bCs/>
+        </w:rPr>
+        <w:t xml:space="preserve">Tabla </w:t>
+      </w:r>
+      <w:r>
+        <w:rPr>
+          <w:b/>
+          <w:bCs/>
+          <w:noProof/>
+        </w:rPr>
+        <w:t>5</w:t>
+      </w:r>
+      <w:r>
+        <w:fldChar w:fldCharType="end"/>
+      </w:r>
+      <w:r>
+        <w:t>.</w:t>
+      </w:r>
+    </w:p>
+    <w:p>
+      <w:pPr>
+        <w:jc w:val="both"/>
+      </w:pPr>
+    </w:p>
+    <w:tbl>
+      <w:tblPr>
+        <w:tblStyle w:val="Tablaconcuadrcula"/>
+        <w:tblW w:w="0" w:type="auto"/>
+        <w:jc w:val="center"/>
+        <w:tblLook w:val="04A0" w:firstRow="1" w:lastRow="0" w:firstColumn="1" w:lastColumn="0" w:noHBand="0" w:noVBand="1"/>
+      </w:tblPr>
+      <w:tblGrid>
+        <w:gridCol w:w="1921"/>
+        <w:gridCol w:w="785"/>
+      </w:tblGrid>
+      <w:tr>
+        <w:trPr>
+          <w:jc w:val="center"/>
+        </w:trPr>
+        <w:tc>
+          <w:tcPr>
+            <w:tcW w:w="0" w:type="auto"/>
+            <w:gridSpan w:val="2"/>
+          </w:tcPr>
+          <w:p>
+            <w:pPr>
+              <w:ind w:firstLine="0"/>
+              <w:jc w:val="center"/>
+              <w:rPr>
+                <w:b/>
+                <w:bCs/>
+              </w:rPr>
+            </w:pPr>
+            <w:r>
+              <w:rPr>
+                <w:b/>
+                <w:bCs/>
+              </w:rPr>
+              <w:t>Distribución de clases</w:t>
+            </w:r>
+          </w:p>
+        </w:tc>
+      </w:tr>
+      <w:tr>
+        <w:trPr>
+          <w:jc w:val="center"/>
+        </w:trPr>
+        <w:tc>
+          <w:tcPr>
+            <w:tcW w:w="0" w:type="auto"/>
+          </w:tcPr>
+          <w:p>
+            <w:pPr>
+              <w:ind w:firstLine="0"/>
+              <w:jc w:val="both"/>
+            </w:pPr>
+            <w:r>
+              <w:t>Clase 0 (sin focos)</w:t>
+            </w:r>
+          </w:p>
+        </w:tc>
+        <w:tc>
+          <w:tcPr>
+            <w:tcW w:w="0" w:type="auto"/>
+          </w:tcPr>
+          <w:p>
+            <w:pPr>
+              <w:ind w:firstLine="0"/>
+              <w:jc w:val="both"/>
+            </w:pPr>
+            <w:r>
+              <w:t>9659</w:t>
+            </w:r>
+          </w:p>
+        </w:tc>
+      </w:tr>
+      <w:tr>
+        <w:trPr>
+          <w:jc w:val="center"/>
+        </w:trPr>
+        <w:tc>
+          <w:tcPr>
+            <w:tcW w:w="0" w:type="auto"/>
+          </w:tcPr>
+          <w:p>
+            <w:pPr>
+              <w:ind w:firstLine="0"/>
+              <w:jc w:val="both"/>
+            </w:pPr>
+            <w:r>
+              <w:t>Clase 1 (con focos)</w:t>
+            </w:r>
+          </w:p>
+        </w:tc>
+        <w:tc>
+          <w:tcPr>
+            <w:tcW w:w="0" w:type="auto"/>
+          </w:tcPr>
+          <w:p>
+            <w:pPr>
+              <w:ind w:firstLine="0"/>
+              <w:jc w:val="both"/>
+            </w:pPr>
+            <w:r>
+              <w:t>335</w:t>
+            </w:r>
+          </w:p>
+        </w:tc>
+      </w:tr>
+      <w:tr>
+        <w:trPr>
+          <w:jc w:val="center"/>
+        </w:trPr>
+        <w:tc>
+          <w:tcPr>
+            <w:tcW w:w="0" w:type="auto"/>
+          </w:tcPr>
+          <w:p>
+            <w:pPr>
+              <w:ind w:firstLine="0"/>
+              <w:jc w:val="both"/>
+            </w:pPr>
+            <w:r>
+              <w:t>Total</w:t>
+            </w:r>
+          </w:p>
+        </w:tc>
+        <w:tc>
+          <w:tcPr>
+            <w:tcW w:w="0" w:type="auto"/>
+          </w:tcPr>
+          <w:p>
+            <w:pPr>
+              <w:ind w:firstLine="0"/>
+              <w:jc w:val="both"/>
+            </w:pPr>
+            <w:r>
+              <w:t>9994</w:t>
+            </w:r>
+          </w:p>
+        </w:tc>
+      </w:tr>
+      <w:tr>
+        <w:trPr>
+          <w:jc w:val="center"/>
+        </w:trPr>
+        <w:tc>
+          <w:tcPr>
+            <w:tcW w:w="0" w:type="auto"/>
+          </w:tcPr>
+          <w:p>
+            <w:pPr>
+              <w:ind w:firstLine="0"/>
+              <w:jc w:val="both"/>
+            </w:pPr>
+            <w:r>
+              <w:t>Ratio</w:t>
+            </w:r>
+          </w:p>
+        </w:tc>
+        <w:tc>
+          <w:tcPr>
+            <w:tcW w:w="0" w:type="auto"/>
+          </w:tcPr>
+          <w:p>
+            <w:pPr>
+              <w:keepNext/>
+              <w:ind w:firstLine="0"/>
+              <w:jc w:val="both"/>
+            </w:pPr>
+            <w:r>
+              <w:t>3.35%</w:t>
+            </w:r>
+          </w:p>
+        </w:tc>
+      </w:tr>
+    </w:tbl>
+    <w:p>
+      <w:pPr>
+        <w:pStyle w:val="Descripcin"/>
+        <w:ind w:firstLine="0"/>
+        <w:jc w:val="center"/>
+        <w:rPr>
+          <w:b/>
+          <w:bCs/>
+          <w:color w:val="auto"/>
+        </w:rPr>
+      </w:pPr>
+      <w:bookmarkStart w:id="21" w:name="_Ref214115020"/>
+      <w:r>
+        <w:rPr>
+          <w:b/>
+          <w:bCs/>
+          <w:color w:val="auto"/>
+        </w:rPr>
+        <w:t xml:space="preserve">Tabla </w:t>
+      </w:r>
+      <w:r>
+        <w:rPr>
+          <w:b/>
+          <w:bCs/>
+          <w:color w:val="auto"/>
+        </w:rPr>
+        <w:fldChar w:fldCharType="begin"/>
+      </w:r>
+      <w:r>
+        <w:rPr>
+          <w:b/>
+          <w:bCs/>
+          <w:color w:val="auto"/>
+        </w:rPr>
+        <w:instrText xml:space="preserve"> SEQ Tabla \* ARABIC </w:instrText>
+      </w:r>
+      <w:r>
+        <w:rPr>
+          <w:b/>
+          <w:bCs/>
+          <w:color w:val="auto"/>
+        </w:rPr>
+        <w:fldChar w:fldCharType="separate"/>
+      </w:r>
+      <w:r>
+        <w:rPr>
+          <w:b/>
+          <w:bCs/>
+          <w:noProof/>
+          <w:color w:val="auto"/>
+        </w:rPr>
+        <w:t>5</w:t>
+      </w:r>
+      <w:r>
+        <w:rPr>
+          <w:b/>
+          <w:bCs/>
+          <w:color w:val="auto"/>
+        </w:rPr>
+        <w:fldChar w:fldCharType="end"/>
+      </w:r>
+      <w:bookmarkEnd w:id="21"/>
+      <w:r>
+        <w:rPr>
+          <w:b/>
+          <w:bCs/>
+          <w:color w:val="auto"/>
+        </w:rPr>
+        <w:t xml:space="preserve"> - Distribución de clases para escenario.</w:t>
+      </w:r>
+    </w:p>
+    <w:p>
+      <w:pPr>
+        <w:jc w:val="both"/>
+      </w:pPr>
+      <w:r>
+        <w:t xml:space="preserve">El desbalanceo entre clases es evidente, los modelos entrenados proporcionaron los resultados plasmados </w:t>
+      </w:r>
+      <w:r>
+        <w:t>en l</w:t>
+      </w:r>
+      <w:r>
+        <w:t>as</w:t>
+      </w:r>
+      <w:r>
+        <w:t xml:space="preserve"> </w:t>
+      </w:r>
+      <w:r>
+        <w:t xml:space="preserve">secciones </w:t>
+      </w:r>
+      <w:r>
+        <w:fldChar w:fldCharType="begin"/>
+      </w:r>
+      <w:r>
+        <w:instrText xml:space="preserve"> REF _Ref214118312 \r \h </w:instrText>
+      </w:r>
+      <w:r>
+        <w:fldChar w:fldCharType="separate"/>
+      </w:r>
+      <w:r>
+        <w:t>3.1</w:t>
+      </w:r>
+      <w:r>
+        <w:fldChar w:fldCharType="end"/>
+      </w:r>
+      <w:r>
+        <w:t xml:space="preserve">, </w:t>
+      </w:r>
+      <w:r>
+        <w:fldChar w:fldCharType="begin"/>
+      </w:r>
+      <w:r>
+        <w:instrText xml:space="preserve"> REF _Ref214118315 \r \h </w:instrText>
+      </w:r>
+      <w:r>
+        <w:fldChar w:fldCharType="separate"/>
+      </w:r>
+      <w:r>
+        <w:t>3.2</w:t>
+      </w:r>
+      <w:r>
+        <w:fldChar w:fldCharType="end"/>
+      </w:r>
+      <w:r>
+        <w:t xml:space="preserve"> y </w:t>
+      </w:r>
+      <w:r>
+        <w:fldChar w:fldCharType="begin"/>
+      </w:r>
+      <w:r>
+        <w:instrText xml:space="preserve"> REF _Ref214117870 \r \h </w:instrText>
+      </w:r>
+      <w:r>
+        <w:fldChar w:fldCharType="separate"/>
+      </w:r>
+      <w:r>
+        <w:t>3.3</w:t>
+      </w:r>
+      <w:r>
+        <w:fldChar w:fldCharType="end"/>
+      </w:r>
+      <w:r>
+        <w:t xml:space="preserve"> respectivamente.</w:t>
+      </w:r>
+    </w:p>
+    <w:p>
+      <w:pPr>
+        <w:jc w:val="both"/>
+      </w:pPr>
+    </w:p>
+    <w:p>
+      <w:pPr>
+        <w:jc w:val="both"/>
+      </w:pPr>
+    </w:p>
+    <w:p>
+      <w:pPr>
+        <w:ind w:firstLine="0"/>
+        <w:sectPr>
+          <w:pgSz w:w="11906" w:h="16838"/>
+          <w:pgMar w:top="1418" w:right="1701" w:bottom="1418" w:left="1701" w:header="709" w:footer="709" w:gutter="0"/>
+          <w:pgNumType w:start="0"/>
+          <w:cols w:space="708"/>
+          <w:titlePg/>
+          <w:docGrid w:linePitch="360"/>
+        </w:sectPr>
       </w:pPr>
     </w:p>
     <w:p>
@@ -16514,15 +16704,16 @@
           <w:color w:val="000000" w:themeColor="text1"/>
         </w:rPr>
       </w:pPr>
-      <w:bookmarkStart w:id="12" w:name="_Toc212376353"/>
+      <w:bookmarkStart w:id="22" w:name="_Toc212376354"/>
       <w:r>
         <w:rPr>
           <w:rFonts w:ascii="Times New Roman" w:hAnsi="Times New Roman" w:cs="Times New Roman"/>
           <w:color w:val="000000" w:themeColor="text1"/>
         </w:rPr>
-        <w:t>Resultados</w:t>
-      </w:r>
-      <w:bookmarkEnd w:id="12"/>
+        <w:lastRenderedPageBreak/>
+        <w:t>Conclusiones</w:t>
+      </w:r>
+      <w:bookmarkEnd w:id="22"/>
     </w:p>
     <w:p>
       <w:pPr>
@@ -16542,86 +16733,47 @@
           <w:color w:val="000000" w:themeColor="text1"/>
         </w:rPr>
       </w:pPr>
-      <w:bookmarkStart w:id="13" w:name="_Toc212376354"/>
+      <w:bookmarkStart w:id="23" w:name="_Toc212376355"/>
       <w:r>
         <w:rPr>
           <w:rFonts w:ascii="Times New Roman" w:hAnsi="Times New Roman" w:cs="Times New Roman"/>
           <w:color w:val="000000" w:themeColor="text1"/>
         </w:rPr>
-        <w:t>Conclusiones</w:t>
-      </w:r>
-      <w:bookmarkEnd w:id="13"/>
+        <w:t>Apéndices</w:t>
+      </w:r>
+      <w:bookmarkEnd w:id="23"/>
+    </w:p>
+    <w:p>
+      <w:pPr>
+        <w:pStyle w:val="Ttulo2"/>
+        <w:numPr>
+          <w:ilvl w:val="0"/>
+          <w:numId w:val="10"/>
+        </w:numPr>
+        <w:rPr>
+          <w:rFonts w:ascii="Times New Roman" w:hAnsi="Times New Roman" w:cs="Times New Roman"/>
+          <w:color w:val="000000" w:themeColor="text1"/>
+        </w:rPr>
+      </w:pPr>
+      <w:bookmarkStart w:id="24" w:name="_Toc212376356"/>
+      <w:r>
+        <w:rPr>
+          <w:rFonts w:ascii="Times New Roman" w:hAnsi="Times New Roman" w:cs="Times New Roman"/>
+          <w:color w:val="000000" w:themeColor="text1"/>
+        </w:rPr>
+        <w:t>Desarrollo de interfaces con APIs</w:t>
+      </w:r>
+      <w:bookmarkEnd w:id="24"/>
     </w:p>
     <w:p>
       <w:pPr>
         <w:ind w:firstLine="0"/>
-        <w:rPr>
-          <w:rFonts w:cs="Times New Roman"/>
-          <w:color w:val="000000" w:themeColor="text1"/>
-        </w:rPr>
-      </w:pPr>
-    </w:p>
-    <w:p>
-      <w:pPr>
-        <w:pStyle w:val="Ttulo1"/>
-        <w:ind w:firstLine="0"/>
-        <w:rPr>
-          <w:rFonts w:ascii="Times New Roman" w:hAnsi="Times New Roman" w:cs="Times New Roman"/>
-          <w:color w:val="000000" w:themeColor="text1"/>
-        </w:rPr>
-      </w:pPr>
-      <w:bookmarkStart w:id="14" w:name="_Toc212376355"/>
-      <w:r>
-        <w:rPr>
-          <w:rFonts w:ascii="Times New Roman" w:hAnsi="Times New Roman" w:cs="Times New Roman"/>
-          <w:color w:val="000000" w:themeColor="text1"/>
-        </w:rPr>
-        <w:t>Apéndices</w:t>
-      </w:r>
-      <w:bookmarkEnd w:id="14"/>
-    </w:p>
-    <w:p>
-      <w:pPr>
-        <w:pStyle w:val="Ttulo2"/>
-        <w:ind w:firstLine="0"/>
-        <w:rPr>
-          <w:color w:val="000000" w:themeColor="text1"/>
-        </w:rPr>
-      </w:pPr>
-      <w:bookmarkStart w:id="15" w:name="_Toc212376356"/>
-      <w:r>
-        <w:rPr>
-          <w:color w:val="000000" w:themeColor="text1"/>
-        </w:rPr>
-        <w:t xml:space="preserve">I - Desarrollo de interfaces con </w:t>
-      </w:r>
-      <w:proofErr w:type="spellStart"/>
-      <w:r>
-        <w:rPr>
-          <w:color w:val="000000" w:themeColor="text1"/>
-        </w:rPr>
-        <w:t>APIs</w:t>
-      </w:r>
-      <w:bookmarkEnd w:id="15"/>
-      <w:proofErr w:type="spellEnd"/>
-    </w:p>
-    <w:p>
-      <w:pPr>
-        <w:ind w:firstLine="0"/>
       </w:pPr>
       <w:r>
         <w:tab/>
       </w:r>
       <w:r>
-        <w:t xml:space="preserve">Las interfaces de comunicación hacia </w:t>
-      </w:r>
-      <w:proofErr w:type="spellStart"/>
-      <w:r>
-        <w:t>APIs</w:t>
-      </w:r>
-      <w:proofErr w:type="spellEnd"/>
-      <w:r>
-        <w:t xml:space="preserve"> desarrolladas fueron la de obtención de datos FIRMS y ERA-</w:t>
+        <w:t>Las interfaces de comunicación hacia APIs desarrolladas fueron la de obtención de datos FIRMS y ERA-</w:t>
       </w:r>
       <w:r>
         <w:t xml:space="preserve">5, con respaldo de la documentación </w:t>
@@ -16673,7 +16825,6 @@
         <w:rPr>
           <w:noProof/>
         </w:rPr>
-        <w:lastRenderedPageBreak/>
         <w:drawing>
           <wp:inline distT="0" distB="0" distL="0" distR="0" wp14:anchorId="5B09DC76" wp14:editId="2147774C">
             <wp:extent cx="3600000" cy="2047457"/>
@@ -16690,7 +16841,7 @@
                     <pic:cNvPicPr/>
                   </pic:nvPicPr>
                   <pic:blipFill>
-                    <a:blip r:embed="rId21">
+                    <a:blip r:embed="rId22">
                       <a:extLst>
                         <a:ext uri="{28A0092B-C50C-407E-A947-70E740481C1C}">
                           <a14:useLocalDpi xmlns:a14="http://schemas.microsoft.com/office/drawing/2010/main" val="0"/>
@@ -16783,48 +16934,693 @@
           <w:bCs/>
           <w:color w:val="000000" w:themeColor="text1"/>
         </w:rPr>
-        <w:t xml:space="preserve"> - Clase </w:t>
-      </w:r>
-      <w:proofErr w:type="spellStart"/>
-      <w:r>
-        <w:rPr>
-          <w:b/>
-          <w:bCs/>
-          <w:color w:val="000000" w:themeColor="text1"/>
-        </w:rPr>
-        <w:t>FIRMSTools</w:t>
-      </w:r>
-      <w:proofErr w:type="spellEnd"/>
-      <w:r>
-        <w:rPr>
-          <w:b/>
-          <w:bCs/>
-          <w:color w:val="000000" w:themeColor="text1"/>
-        </w:rPr>
-        <w:t xml:space="preserve"> desarrollada.</w:t>
+        <w:t xml:space="preserve"> - Clase FIRMSTools desarrollada.</w:t>
       </w:r>
     </w:p>
     <w:p/>
     <w:p>
       <w:pPr>
         <w:pStyle w:val="Ttulo2"/>
+        <w:numPr>
+          <w:ilvl w:val="0"/>
+          <w:numId w:val="10"/>
+        </w:numPr>
+        <w:rPr>
+          <w:rFonts w:ascii="Times New Roman" w:hAnsi="Times New Roman" w:cs="Times New Roman"/>
+          <w:color w:val="000000" w:themeColor="text1"/>
+        </w:rPr>
+      </w:pPr>
+      <w:bookmarkStart w:id="25" w:name="_Toc212376357"/>
+      <w:r>
+        <w:rPr>
+          <w:rFonts w:ascii="Times New Roman" w:hAnsi="Times New Roman" w:cs="Times New Roman"/>
+          <w:color w:val="000000" w:themeColor="text1"/>
+        </w:rPr>
+        <w:t>Implementación de Variables Calculadas para FWI</w:t>
+      </w:r>
+      <w:bookmarkEnd w:id="25"/>
+    </w:p>
+    <w:p>
+      <w:pPr>
         <w:ind w:firstLine="0"/>
-        <w:rPr>
-          <w:color w:val="000000" w:themeColor="text1"/>
-        </w:rPr>
-      </w:pPr>
-      <w:bookmarkStart w:id="16" w:name="_Toc212376357"/>
-      <w:r>
-        <w:rPr>
-          <w:color w:val="000000" w:themeColor="text1"/>
-        </w:rPr>
-        <w:t>II - Implementación de Variables Calculadas para FWI</w:t>
-      </w:r>
-      <w:bookmarkEnd w:id="16"/>
+      </w:pPr>
+    </w:p>
+    <w:p>
+      <w:r>
+        <w:br w:type="page"/>
+      </w:r>
+    </w:p>
+    <w:p>
+      <w:pPr>
+        <w:pStyle w:val="Ttulo2"/>
+        <w:numPr>
+          <w:ilvl w:val="0"/>
+          <w:numId w:val="10"/>
+        </w:numPr>
+        <w:rPr>
+          <w:rFonts w:cs="Times New Roman"/>
+          <w:color w:val="auto"/>
+        </w:rPr>
+      </w:pPr>
+      <w:r>
+        <w:rPr>
+          <w:rFonts w:ascii="Times New Roman" w:hAnsi="Times New Roman" w:cs="Times New Roman"/>
+          <w:color w:val="auto"/>
+        </w:rPr>
+        <w:lastRenderedPageBreak/>
+        <w:t>Resultados de Modelos Aplicados</w:t>
+      </w:r>
+      <w:bookmarkStart w:id="26" w:name="_Ref214117709"/>
+      <w:bookmarkStart w:id="27" w:name="_Ref214117849"/>
+    </w:p>
+    <w:p>
+      <w:pPr>
+        <w:pStyle w:val="Ttulo2"/>
+        <w:numPr>
+          <w:ilvl w:val="1"/>
+          <w:numId w:val="10"/>
+        </w:numPr>
+        <w:ind w:left="0" w:firstLine="0"/>
+        <w:rPr>
+          <w:rFonts w:ascii="Times New Roman" w:hAnsi="Times New Roman" w:cs="Times New Roman"/>
+          <w:color w:val="auto"/>
+          <w:sz w:val="28"/>
+          <w:szCs w:val="28"/>
+        </w:rPr>
+      </w:pPr>
+      <w:r>
+        <w:rPr>
+          <w:rFonts w:ascii="Times New Roman" w:hAnsi="Times New Roman" w:cs="Times New Roman"/>
+          <w:color w:val="auto"/>
+          <w:sz w:val="28"/>
+          <w:szCs w:val="28"/>
+        </w:rPr>
+        <w:t xml:space="preserve"> </w:t>
+      </w:r>
+      <w:bookmarkStart w:id="28" w:name="_Ref214118312"/>
+      <w:r>
+        <w:rPr>
+          <w:rFonts w:ascii="Times New Roman" w:hAnsi="Times New Roman" w:cs="Times New Roman"/>
+          <w:color w:val="auto"/>
+          <w:sz w:val="28"/>
+          <w:szCs w:val="28"/>
+        </w:rPr>
+        <w:t>Escenario completo - Random Forest</w:t>
+      </w:r>
+      <w:bookmarkEnd w:id="26"/>
+      <w:bookmarkEnd w:id="27"/>
+      <w:bookmarkEnd w:id="28"/>
+    </w:p>
+    <w:p>
+      <w:pPr>
+        <w:jc w:val="center"/>
+      </w:pPr>
+      <w:r>
+        <w:rPr>
+          <w:noProof/>
+        </w:rPr>
+        <w:drawing>
+          <wp:inline distT="0" distB="0" distL="0" distR="0" wp14:anchorId="39931C74" wp14:editId="5BB756F8">
+            <wp:extent cx="3600000" cy="197695"/>
+            <wp:effectExtent l="0" t="0" r="635" b="0"/>
+            <wp:docPr id="1447897796" name="Imagen 1"/>
+            <wp:cNvGraphicFramePr>
+              <a:graphicFrameLocks xmlns:a="http://schemas.openxmlformats.org/drawingml/2006/main" noChangeAspect="1"/>
+            </wp:cNvGraphicFramePr>
+            <a:graphic xmlns:a="http://schemas.openxmlformats.org/drawingml/2006/main">
+              <a:graphicData uri="http://schemas.openxmlformats.org/drawingml/2006/picture">
+                <pic:pic xmlns:pic="http://schemas.openxmlformats.org/drawingml/2006/picture">
+                  <pic:nvPicPr>
+                    <pic:cNvPr id="1447897796" name=""/>
+                    <pic:cNvPicPr/>
+                  </pic:nvPicPr>
+                  <pic:blipFill>
+                    <a:blip r:embed="rId23"/>
+                    <a:stretch>
+                      <a:fillRect/>
+                    </a:stretch>
+                  </pic:blipFill>
+                  <pic:spPr>
+                    <a:xfrm>
+                      <a:off x="0" y="0"/>
+                      <a:ext cx="3600000" cy="197695"/>
+                    </a:xfrm>
+                    <a:prstGeom prst="rect">
+                      <a:avLst/>
+                    </a:prstGeom>
+                  </pic:spPr>
+                </pic:pic>
+              </a:graphicData>
+            </a:graphic>
+          </wp:inline>
+        </w:drawing>
+      </w:r>
+    </w:p>
+    <w:p>
+      <w:pPr>
+        <w:jc w:val="center"/>
+      </w:pPr>
+      <w:r>
+        <w:rPr>
+          <w:noProof/>
+        </w:rPr>
+        <w:drawing>
+          <wp:inline distT="0" distB="0" distL="0" distR="0" wp14:anchorId="23905737" wp14:editId="736E9AC4">
+            <wp:extent cx="2731325" cy="519671"/>
+            <wp:effectExtent l="0" t="0" r="0" b="0"/>
+            <wp:docPr id="155604448" name="Imagen 1" descr="Tabla&#10;&#10;El contenido generado por IA puede ser incorrecto."/>
+            <wp:cNvGraphicFramePr>
+              <a:graphicFrameLocks xmlns:a="http://schemas.openxmlformats.org/drawingml/2006/main" noChangeAspect="1"/>
+            </wp:cNvGraphicFramePr>
+            <a:graphic xmlns:a="http://schemas.openxmlformats.org/drawingml/2006/main">
+              <a:graphicData uri="http://schemas.openxmlformats.org/drawingml/2006/picture">
+                <pic:pic xmlns:pic="http://schemas.openxmlformats.org/drawingml/2006/picture">
+                  <pic:nvPicPr>
+                    <pic:cNvPr id="155604448" name="Imagen 1" descr="Tabla&#10;&#10;El contenido generado por IA puede ser incorrecto."/>
+                    <pic:cNvPicPr/>
+                  </pic:nvPicPr>
+                  <pic:blipFill>
+                    <a:blip r:embed="rId24"/>
+                    <a:stretch>
+                      <a:fillRect/>
+                    </a:stretch>
+                  </pic:blipFill>
+                  <pic:spPr>
+                    <a:xfrm>
+                      <a:off x="0" y="0"/>
+                      <a:ext cx="2790665" cy="530961"/>
+                    </a:xfrm>
+                    <a:prstGeom prst="rect">
+                      <a:avLst/>
+                    </a:prstGeom>
+                  </pic:spPr>
+                </pic:pic>
+              </a:graphicData>
+            </a:graphic>
+          </wp:inline>
+        </w:drawing>
+      </w:r>
+    </w:p>
+    <w:p>
+      <w:pPr>
+        <w:jc w:val="center"/>
+      </w:pPr>
+      <w:r>
+        <w:rPr>
+          <w:noProof/>
+        </w:rPr>
+        <w:drawing>
+          <wp:inline distT="0" distB="0" distL="0" distR="0" wp14:anchorId="75343D79" wp14:editId="702736ED">
+            <wp:extent cx="1864426" cy="214064"/>
+            <wp:effectExtent l="0" t="0" r="2540" b="0"/>
+            <wp:docPr id="594459440" name="Imagen 1"/>
+            <wp:cNvGraphicFramePr>
+              <a:graphicFrameLocks xmlns:a="http://schemas.openxmlformats.org/drawingml/2006/main" noChangeAspect="1"/>
+            </wp:cNvGraphicFramePr>
+            <a:graphic xmlns:a="http://schemas.openxmlformats.org/drawingml/2006/main">
+              <a:graphicData uri="http://schemas.openxmlformats.org/drawingml/2006/picture">
+                <pic:pic xmlns:pic="http://schemas.openxmlformats.org/drawingml/2006/picture">
+                  <pic:nvPicPr>
+                    <pic:cNvPr id="594459440" name=""/>
+                    <pic:cNvPicPr/>
+                  </pic:nvPicPr>
+                  <pic:blipFill>
+                    <a:blip r:embed="rId25"/>
+                    <a:stretch>
+                      <a:fillRect/>
+                    </a:stretch>
+                  </pic:blipFill>
+                  <pic:spPr>
+                    <a:xfrm>
+                      <a:off x="0" y="0"/>
+                      <a:ext cx="1952596" cy="224187"/>
+                    </a:xfrm>
+                    <a:prstGeom prst="rect">
+                      <a:avLst/>
+                    </a:prstGeom>
+                  </pic:spPr>
+                </pic:pic>
+              </a:graphicData>
+            </a:graphic>
+          </wp:inline>
+        </w:drawing>
+      </w:r>
+    </w:p>
+    <w:p>
+      <w:pPr>
+        <w:jc w:val="center"/>
+      </w:pPr>
+      <w:r>
+        <w:rPr>
+          <w:noProof/>
+        </w:rPr>
+        <w:drawing>
+          <wp:inline distT="0" distB="0" distL="0" distR="0" wp14:anchorId="2B731890" wp14:editId="79820687">
+            <wp:extent cx="2470068" cy="922726"/>
+            <wp:effectExtent l="0" t="0" r="6985" b="0"/>
+            <wp:docPr id="1493136530" name="Imagen 1" descr="Tabla&#10;&#10;El contenido generado por IA puede ser incorrecto."/>
+            <wp:cNvGraphicFramePr>
+              <a:graphicFrameLocks xmlns:a="http://schemas.openxmlformats.org/drawingml/2006/main" noChangeAspect="1"/>
+            </wp:cNvGraphicFramePr>
+            <a:graphic xmlns:a="http://schemas.openxmlformats.org/drawingml/2006/main">
+              <a:graphicData uri="http://schemas.openxmlformats.org/drawingml/2006/picture">
+                <pic:pic xmlns:pic="http://schemas.openxmlformats.org/drawingml/2006/picture">
+                  <pic:nvPicPr>
+                    <pic:cNvPr id="1493136530" name="Imagen 1" descr="Tabla&#10;&#10;El contenido generado por IA puede ser incorrecto."/>
+                    <pic:cNvPicPr/>
+                  </pic:nvPicPr>
+                  <pic:blipFill>
+                    <a:blip r:embed="rId26"/>
+                    <a:stretch>
+                      <a:fillRect/>
+                    </a:stretch>
+                  </pic:blipFill>
+                  <pic:spPr>
+                    <a:xfrm>
+                      <a:off x="0" y="0"/>
+                      <a:ext cx="2497203" cy="932863"/>
+                    </a:xfrm>
+                    <a:prstGeom prst="rect">
+                      <a:avLst/>
+                    </a:prstGeom>
+                  </pic:spPr>
+                </pic:pic>
+              </a:graphicData>
+            </a:graphic>
+          </wp:inline>
+        </w:drawing>
+      </w:r>
+    </w:p>
+    <w:p>
+      <w:pPr>
+        <w:jc w:val="center"/>
+      </w:pPr>
+    </w:p>
+    <w:p>
+      <w:pPr>
+        <w:jc w:val="center"/>
+      </w:pPr>
+      <w:r>
+        <w:rPr>
+          <w:noProof/>
+        </w:rPr>
+        <w:drawing>
+          <wp:inline distT="0" distB="0" distL="0" distR="0" wp14:anchorId="0C416E6B" wp14:editId="4310A139">
+            <wp:extent cx="2880000" cy="2254827"/>
+            <wp:effectExtent l="0" t="0" r="0" b="0"/>
+            <wp:docPr id="876271754" name="Imagen 1" descr="Gráfico&#10;&#10;El contenido generado por IA puede ser incorrecto."/>
+            <wp:cNvGraphicFramePr>
+              <a:graphicFrameLocks xmlns:a="http://schemas.openxmlformats.org/drawingml/2006/main" noChangeAspect="1"/>
+            </wp:cNvGraphicFramePr>
+            <a:graphic xmlns:a="http://schemas.openxmlformats.org/drawingml/2006/main">
+              <a:graphicData uri="http://schemas.openxmlformats.org/drawingml/2006/picture">
+                <pic:pic xmlns:pic="http://schemas.openxmlformats.org/drawingml/2006/picture">
+                  <pic:nvPicPr>
+                    <pic:cNvPr id="876271754" name="Imagen 1" descr="Gráfico&#10;&#10;El contenido generado por IA puede ser incorrecto."/>
+                    <pic:cNvPicPr/>
+                  </pic:nvPicPr>
+                  <pic:blipFill>
+                    <a:blip r:embed="rId27"/>
+                    <a:stretch>
+                      <a:fillRect/>
+                    </a:stretch>
+                  </pic:blipFill>
+                  <pic:spPr>
+                    <a:xfrm>
+                      <a:off x="0" y="0"/>
+                      <a:ext cx="2880000" cy="2254827"/>
+                    </a:xfrm>
+                    <a:prstGeom prst="rect">
+                      <a:avLst/>
+                    </a:prstGeom>
+                  </pic:spPr>
+                </pic:pic>
+              </a:graphicData>
+            </a:graphic>
+          </wp:inline>
+        </w:drawing>
+      </w:r>
+    </w:p>
+    <w:p>
+      <w:pPr>
+        <w:jc w:val="center"/>
+      </w:pPr>
+    </w:p>
+    <w:p>
+      <w:pPr>
+        <w:jc w:val="center"/>
+      </w:pPr>
+      <w:r>
+        <w:rPr>
+          <w:noProof/>
+        </w:rPr>
+        <w:drawing>
+          <wp:inline distT="0" distB="0" distL="0" distR="0" wp14:anchorId="39DF3CCC" wp14:editId="32EBC0BF">
+            <wp:extent cx="3863591" cy="2762303"/>
+            <wp:effectExtent l="0" t="0" r="3810" b="0"/>
+            <wp:docPr id="912569630" name="Imagen 1" descr="Gráfico, Tabla&#10;&#10;El contenido generado por IA puede ser incorrecto."/>
+            <wp:cNvGraphicFramePr>
+              <a:graphicFrameLocks xmlns:a="http://schemas.openxmlformats.org/drawingml/2006/main" noChangeAspect="1"/>
+            </wp:cNvGraphicFramePr>
+            <a:graphic xmlns:a="http://schemas.openxmlformats.org/drawingml/2006/main">
+              <a:graphicData uri="http://schemas.openxmlformats.org/drawingml/2006/picture">
+                <pic:pic xmlns:pic="http://schemas.openxmlformats.org/drawingml/2006/picture">
+                  <pic:nvPicPr>
+                    <pic:cNvPr id="912569630" name="Imagen 1" descr="Gráfico, Tabla&#10;&#10;El contenido generado por IA puede ser incorrecto."/>
+                    <pic:cNvPicPr/>
+                  </pic:nvPicPr>
+                  <pic:blipFill>
+                    <a:blip r:embed="rId28"/>
+                    <a:stretch>
+                      <a:fillRect/>
+                    </a:stretch>
+                  </pic:blipFill>
+                  <pic:spPr>
+                    <a:xfrm>
+                      <a:off x="0" y="0"/>
+                      <a:ext cx="3870415" cy="2767182"/>
+                    </a:xfrm>
+                    <a:prstGeom prst="rect">
+                      <a:avLst/>
+                    </a:prstGeom>
+                  </pic:spPr>
+                </pic:pic>
+              </a:graphicData>
+            </a:graphic>
+          </wp:inline>
+        </w:drawing>
+      </w:r>
+    </w:p>
+    <w:p>
+      <w:pPr>
+        <w:pStyle w:val="Ttulo2"/>
+        <w:numPr>
+          <w:ilvl w:val="1"/>
+          <w:numId w:val="10"/>
+        </w:numPr>
+        <w:ind w:left="0" w:firstLine="0"/>
+        <w:rPr>
+          <w:rFonts w:ascii="Times New Roman" w:hAnsi="Times New Roman" w:cs="Times New Roman"/>
+          <w:color w:val="auto"/>
+          <w:sz w:val="28"/>
+          <w:szCs w:val="28"/>
+        </w:rPr>
+      </w:pPr>
+      <w:bookmarkStart w:id="29" w:name="_Ref214117867"/>
+      <w:r>
+        <w:rPr>
+          <w:rFonts w:ascii="Times New Roman" w:hAnsi="Times New Roman" w:cs="Times New Roman"/>
+          <w:color w:val="auto"/>
+          <w:sz w:val="28"/>
+          <w:szCs w:val="28"/>
+        </w:rPr>
+        <w:lastRenderedPageBreak/>
+        <w:t xml:space="preserve"> </w:t>
+      </w:r>
+      <w:bookmarkStart w:id="30" w:name="_Ref214118315"/>
+      <w:r>
+        <w:rPr>
+          <w:rFonts w:ascii="Times New Roman" w:hAnsi="Times New Roman" w:cs="Times New Roman"/>
+          <w:color w:val="auto"/>
+          <w:sz w:val="28"/>
+          <w:szCs w:val="28"/>
+        </w:rPr>
+        <w:t>Escenario completo - XGBoost</w:t>
+      </w:r>
+      <w:bookmarkEnd w:id="29"/>
+      <w:bookmarkEnd w:id="30"/>
+    </w:p>
+    <w:p>
+      <w:pPr>
+        <w:jc w:val="center"/>
+      </w:pPr>
+      <w:r>
+        <w:rPr>
+          <w:noProof/>
+        </w:rPr>
+        <w:drawing>
+          <wp:inline distT="0" distB="0" distL="0" distR="0" wp14:anchorId="59D17000" wp14:editId="52C2A7BC">
+            <wp:extent cx="3200400" cy="244475"/>
+            <wp:effectExtent l="0" t="0" r="0" b="3175"/>
+            <wp:docPr id="1979953642" name="Imagen 1"/>
+            <wp:cNvGraphicFramePr>
+              <a:graphicFrameLocks xmlns:a="http://schemas.openxmlformats.org/drawingml/2006/main" noChangeAspect="1"/>
+            </wp:cNvGraphicFramePr>
+            <a:graphic xmlns:a="http://schemas.openxmlformats.org/drawingml/2006/main">
+              <a:graphicData uri="http://schemas.openxmlformats.org/drawingml/2006/picture">
+                <pic:pic xmlns:pic="http://schemas.openxmlformats.org/drawingml/2006/picture">
+                  <pic:nvPicPr>
+                    <pic:cNvPr id="1979953642" name=""/>
+                    <pic:cNvPicPr/>
+                  </pic:nvPicPr>
+                  <pic:blipFill>
+                    <a:blip r:embed="rId29"/>
+                    <a:stretch>
+                      <a:fillRect/>
+                    </a:stretch>
+                  </pic:blipFill>
+                  <pic:spPr>
+                    <a:xfrm>
+                      <a:off x="0" y="0"/>
+                      <a:ext cx="3243574" cy="247773"/>
+                    </a:xfrm>
+                    <a:prstGeom prst="rect">
+                      <a:avLst/>
+                    </a:prstGeom>
+                  </pic:spPr>
+                </pic:pic>
+              </a:graphicData>
+            </a:graphic>
+          </wp:inline>
+        </w:drawing>
+      </w:r>
+    </w:p>
+    <w:p>
+      <w:pPr>
+        <w:jc w:val="center"/>
+      </w:pPr>
+      <w:r>
+        <w:rPr>
+          <w:noProof/>
+        </w:rPr>
+        <w:drawing>
+          <wp:inline distT="0" distB="0" distL="0" distR="0" wp14:anchorId="10A9BB2E" wp14:editId="5A7E8C0E">
+            <wp:extent cx="2880000" cy="483951"/>
+            <wp:effectExtent l="0" t="0" r="0" b="0"/>
+            <wp:docPr id="954642084" name="Imagen 1" descr="Tabla&#10;&#10;El contenido generado por IA puede ser incorrecto."/>
+            <wp:cNvGraphicFramePr>
+              <a:graphicFrameLocks xmlns:a="http://schemas.openxmlformats.org/drawingml/2006/main" noChangeAspect="1"/>
+            </wp:cNvGraphicFramePr>
+            <a:graphic xmlns:a="http://schemas.openxmlformats.org/drawingml/2006/main">
+              <a:graphicData uri="http://schemas.openxmlformats.org/drawingml/2006/picture">
+                <pic:pic xmlns:pic="http://schemas.openxmlformats.org/drawingml/2006/picture">
+                  <pic:nvPicPr>
+                    <pic:cNvPr id="954642084" name="Imagen 1" descr="Tabla&#10;&#10;El contenido generado por IA puede ser incorrecto."/>
+                    <pic:cNvPicPr/>
+                  </pic:nvPicPr>
+                  <pic:blipFill>
+                    <a:blip r:embed="rId30"/>
+                    <a:stretch>
+                      <a:fillRect/>
+                    </a:stretch>
+                  </pic:blipFill>
+                  <pic:spPr>
+                    <a:xfrm>
+                      <a:off x="0" y="0"/>
+                      <a:ext cx="2880000" cy="483951"/>
+                    </a:xfrm>
+                    <a:prstGeom prst="rect">
+                      <a:avLst/>
+                    </a:prstGeom>
+                  </pic:spPr>
+                </pic:pic>
+              </a:graphicData>
+            </a:graphic>
+          </wp:inline>
+        </w:drawing>
+      </w:r>
+    </w:p>
+    <w:p>
+      <w:pPr>
+        <w:jc w:val="center"/>
+      </w:pPr>
+      <w:r>
+        <w:rPr>
+          <w:noProof/>
+        </w:rPr>
+        <w:drawing>
+          <wp:inline distT="0" distB="0" distL="0" distR="0" wp14:anchorId="43CFE5B4" wp14:editId="19AC0475">
+            <wp:extent cx="1864426" cy="214064"/>
+            <wp:effectExtent l="0" t="0" r="2540" b="0"/>
+            <wp:docPr id="2130989627" name="Imagen 1"/>
+            <wp:cNvGraphicFramePr>
+              <a:graphicFrameLocks xmlns:a="http://schemas.openxmlformats.org/drawingml/2006/main" noChangeAspect="1"/>
+            </wp:cNvGraphicFramePr>
+            <a:graphic xmlns:a="http://schemas.openxmlformats.org/drawingml/2006/main">
+              <a:graphicData uri="http://schemas.openxmlformats.org/drawingml/2006/picture">
+                <pic:pic xmlns:pic="http://schemas.openxmlformats.org/drawingml/2006/picture">
+                  <pic:nvPicPr>
+                    <pic:cNvPr id="594459440" name=""/>
+                    <pic:cNvPicPr/>
+                  </pic:nvPicPr>
+                  <pic:blipFill>
+                    <a:blip r:embed="rId25"/>
+                    <a:stretch>
+                      <a:fillRect/>
+                    </a:stretch>
+                  </pic:blipFill>
+                  <pic:spPr>
+                    <a:xfrm>
+                      <a:off x="0" y="0"/>
+                      <a:ext cx="1952596" cy="224187"/>
+                    </a:xfrm>
+                    <a:prstGeom prst="rect">
+                      <a:avLst/>
+                    </a:prstGeom>
+                  </pic:spPr>
+                </pic:pic>
+              </a:graphicData>
+            </a:graphic>
+          </wp:inline>
+        </w:drawing>
+      </w:r>
+    </w:p>
+    <w:p>
+      <w:pPr>
+        <w:jc w:val="center"/>
+      </w:pPr>
+      <w:r>
+        <w:rPr>
+          <w:noProof/>
+        </w:rPr>
+        <w:drawing>
+          <wp:inline distT="0" distB="0" distL="0" distR="0" wp14:anchorId="7733BCB7" wp14:editId="16DBABDF">
+            <wp:extent cx="2520000" cy="933333"/>
+            <wp:effectExtent l="0" t="0" r="0" b="635"/>
+            <wp:docPr id="1672026253" name="Imagen 1" descr="Tabla&#10;&#10;El contenido generado por IA puede ser incorrecto."/>
+            <wp:cNvGraphicFramePr>
+              <a:graphicFrameLocks xmlns:a="http://schemas.openxmlformats.org/drawingml/2006/main" noChangeAspect="1"/>
+            </wp:cNvGraphicFramePr>
+            <a:graphic xmlns:a="http://schemas.openxmlformats.org/drawingml/2006/main">
+              <a:graphicData uri="http://schemas.openxmlformats.org/drawingml/2006/picture">
+                <pic:pic xmlns:pic="http://schemas.openxmlformats.org/drawingml/2006/picture">
+                  <pic:nvPicPr>
+                    <pic:cNvPr id="1672026253" name="Imagen 1" descr="Tabla&#10;&#10;El contenido generado por IA puede ser incorrecto."/>
+                    <pic:cNvPicPr/>
+                  </pic:nvPicPr>
+                  <pic:blipFill>
+                    <a:blip r:embed="rId31"/>
+                    <a:stretch>
+                      <a:fillRect/>
+                    </a:stretch>
+                  </pic:blipFill>
+                  <pic:spPr>
+                    <a:xfrm>
+                      <a:off x="0" y="0"/>
+                      <a:ext cx="2520000" cy="933333"/>
+                    </a:xfrm>
+                    <a:prstGeom prst="rect">
+                      <a:avLst/>
+                    </a:prstGeom>
+                  </pic:spPr>
+                </pic:pic>
+              </a:graphicData>
+            </a:graphic>
+          </wp:inline>
+        </w:drawing>
+      </w:r>
+    </w:p>
+    <w:p>
+      <w:pPr>
+        <w:jc w:val="center"/>
+      </w:pPr>
+      <w:r>
+        <w:rPr>
+          <w:noProof/>
+        </w:rPr>
+        <w:drawing>
+          <wp:inline distT="0" distB="0" distL="0" distR="0" wp14:anchorId="045D595D" wp14:editId="0C3A05FA">
+            <wp:extent cx="3240000" cy="2543918"/>
+            <wp:effectExtent l="0" t="0" r="0" b="8890"/>
+            <wp:docPr id="1278845494" name="Imagen 1" descr="Gráfico&#10;&#10;El contenido generado por IA puede ser incorrecto."/>
+            <wp:cNvGraphicFramePr>
+              <a:graphicFrameLocks xmlns:a="http://schemas.openxmlformats.org/drawingml/2006/main" noChangeAspect="1"/>
+            </wp:cNvGraphicFramePr>
+            <a:graphic xmlns:a="http://schemas.openxmlformats.org/drawingml/2006/main">
+              <a:graphicData uri="http://schemas.openxmlformats.org/drawingml/2006/picture">
+                <pic:pic xmlns:pic="http://schemas.openxmlformats.org/drawingml/2006/picture">
+                  <pic:nvPicPr>
+                    <pic:cNvPr id="1278845494" name="Imagen 1" descr="Gráfico&#10;&#10;El contenido generado por IA puede ser incorrecto."/>
+                    <pic:cNvPicPr/>
+                  </pic:nvPicPr>
+                  <pic:blipFill>
+                    <a:blip r:embed="rId32"/>
+                    <a:stretch>
+                      <a:fillRect/>
+                    </a:stretch>
+                  </pic:blipFill>
+                  <pic:spPr>
+                    <a:xfrm>
+                      <a:off x="0" y="0"/>
+                      <a:ext cx="3240000" cy="2543918"/>
+                    </a:xfrm>
+                    <a:prstGeom prst="rect">
+                      <a:avLst/>
+                    </a:prstGeom>
+                  </pic:spPr>
+                </pic:pic>
+              </a:graphicData>
+            </a:graphic>
+          </wp:inline>
+        </w:drawing>
+      </w:r>
+    </w:p>
+    <w:p>
+      <w:pPr>
+        <w:jc w:val="center"/>
+      </w:pPr>
+      <w:r>
+        <w:rPr>
+          <w:noProof/>
+        </w:rPr>
+        <w:drawing>
+          <wp:inline distT="0" distB="0" distL="0" distR="0" wp14:anchorId="2903FC59" wp14:editId="18F4A279">
+            <wp:extent cx="3600000" cy="2567498"/>
+            <wp:effectExtent l="0" t="0" r="635" b="4445"/>
+            <wp:docPr id="1168228450" name="Imagen 1" descr="Interfaz de usuario gráfica, Gráfico&#10;&#10;El contenido generado por IA puede ser incorrecto."/>
+            <wp:cNvGraphicFramePr>
+              <a:graphicFrameLocks xmlns:a="http://schemas.openxmlformats.org/drawingml/2006/main" noChangeAspect="1"/>
+            </wp:cNvGraphicFramePr>
+            <a:graphic xmlns:a="http://schemas.openxmlformats.org/drawingml/2006/main">
+              <a:graphicData uri="http://schemas.openxmlformats.org/drawingml/2006/picture">
+                <pic:pic xmlns:pic="http://schemas.openxmlformats.org/drawingml/2006/picture">
+                  <pic:nvPicPr>
+                    <pic:cNvPr id="1168228450" name="Imagen 1" descr="Interfaz de usuario gráfica, Gráfico&#10;&#10;El contenido generado por IA puede ser incorrecto."/>
+                    <pic:cNvPicPr/>
+                  </pic:nvPicPr>
+                  <pic:blipFill>
+                    <a:blip r:embed="rId33"/>
+                    <a:stretch>
+                      <a:fillRect/>
+                    </a:stretch>
+                  </pic:blipFill>
+                  <pic:spPr>
+                    <a:xfrm>
+                      <a:off x="0" y="0"/>
+                      <a:ext cx="3600000" cy="2567498"/>
+                    </a:xfrm>
+                    <a:prstGeom prst="rect">
+                      <a:avLst/>
+                    </a:prstGeom>
+                  </pic:spPr>
+                </pic:pic>
+              </a:graphicData>
+            </a:graphic>
+          </wp:inline>
+        </w:drawing>
+      </w:r>
     </w:p>
     <w:p/>
-    <w:p/>
-    <w:p/>
     <w:p>
       <w:pPr>
         <w:ind w:firstLine="0"/>
@@ -16851,6 +17647,318 @@
           <w:color w:val="000000" w:themeColor="text1"/>
         </w:rPr>
       </w:pPr>
+    </w:p>
+    <w:p>
+      <w:pPr>
+        <w:pStyle w:val="Ttulo2"/>
+        <w:numPr>
+          <w:ilvl w:val="1"/>
+          <w:numId w:val="10"/>
+        </w:numPr>
+        <w:ind w:left="0" w:firstLine="0"/>
+        <w:rPr>
+          <w:rFonts w:ascii="Times New Roman" w:hAnsi="Times New Roman" w:cs="Times New Roman"/>
+          <w:color w:val="auto"/>
+          <w:sz w:val="28"/>
+          <w:szCs w:val="28"/>
+        </w:rPr>
+      </w:pPr>
+      <w:bookmarkStart w:id="31" w:name="_Ref214117870"/>
+      <w:r>
+        <w:rPr>
+          <w:rFonts w:ascii="Times New Roman" w:hAnsi="Times New Roman" w:cs="Times New Roman"/>
+          <w:color w:val="auto"/>
+          <w:sz w:val="28"/>
+          <w:szCs w:val="28"/>
+        </w:rPr>
+        <w:lastRenderedPageBreak/>
+        <w:t xml:space="preserve">Escenario completo - </w:t>
+      </w:r>
+      <w:r>
+        <w:rPr>
+          <w:rFonts w:ascii="Times New Roman" w:hAnsi="Times New Roman" w:cs="Times New Roman"/>
+          <w:color w:val="auto"/>
+          <w:sz w:val="28"/>
+          <w:szCs w:val="28"/>
+        </w:rPr>
+        <w:t>Support Vector Machine (SVM)</w:t>
+      </w:r>
+      <w:bookmarkEnd w:id="31"/>
+    </w:p>
+    <w:p>
+      <w:pPr>
+        <w:jc w:val="center"/>
+      </w:pPr>
+    </w:p>
+    <w:p>
+      <w:pPr>
+        <w:jc w:val="center"/>
+      </w:pPr>
+      <w:r>
+        <w:rPr>
+          <w:noProof/>
+        </w:rPr>
+        <w:drawing>
+          <wp:inline distT="0" distB="0" distL="0" distR="0" wp14:anchorId="1353A8E0" wp14:editId="0B825459">
+            <wp:extent cx="3240000" cy="292131"/>
+            <wp:effectExtent l="0" t="0" r="0" b="0"/>
+            <wp:docPr id="733164726" name="Imagen 1"/>
+            <wp:cNvGraphicFramePr>
+              <a:graphicFrameLocks xmlns:a="http://schemas.openxmlformats.org/drawingml/2006/main" noChangeAspect="1"/>
+            </wp:cNvGraphicFramePr>
+            <a:graphic xmlns:a="http://schemas.openxmlformats.org/drawingml/2006/main">
+              <a:graphicData uri="http://schemas.openxmlformats.org/drawingml/2006/picture">
+                <pic:pic xmlns:pic="http://schemas.openxmlformats.org/drawingml/2006/picture">
+                  <pic:nvPicPr>
+                    <pic:cNvPr id="733164726" name=""/>
+                    <pic:cNvPicPr/>
+                  </pic:nvPicPr>
+                  <pic:blipFill>
+                    <a:blip r:embed="rId34"/>
+                    <a:stretch>
+                      <a:fillRect/>
+                    </a:stretch>
+                  </pic:blipFill>
+                  <pic:spPr>
+                    <a:xfrm>
+                      <a:off x="0" y="0"/>
+                      <a:ext cx="3240000" cy="292131"/>
+                    </a:xfrm>
+                    <a:prstGeom prst="rect">
+                      <a:avLst/>
+                    </a:prstGeom>
+                  </pic:spPr>
+                </pic:pic>
+              </a:graphicData>
+            </a:graphic>
+          </wp:inline>
+        </w:drawing>
+      </w:r>
+    </w:p>
+    <w:p>
+      <w:pPr>
+        <w:jc w:val="center"/>
+      </w:pPr>
+      <w:r>
+        <w:rPr>
+          <w:noProof/>
+        </w:rPr>
+        <w:drawing>
+          <wp:inline distT="0" distB="0" distL="0" distR="0" wp14:anchorId="21EA8BF0" wp14:editId="3E07331B">
+            <wp:extent cx="3600000" cy="564722"/>
+            <wp:effectExtent l="0" t="0" r="635" b="6985"/>
+            <wp:docPr id="122750319" name="Imagen 1" descr="Imagen que contiene objeto, reloj, firmar, colgando&#10;&#10;El contenido generado por IA puede ser incorrecto."/>
+            <wp:cNvGraphicFramePr>
+              <a:graphicFrameLocks xmlns:a="http://schemas.openxmlformats.org/drawingml/2006/main" noChangeAspect="1"/>
+            </wp:cNvGraphicFramePr>
+            <a:graphic xmlns:a="http://schemas.openxmlformats.org/drawingml/2006/main">
+              <a:graphicData uri="http://schemas.openxmlformats.org/drawingml/2006/picture">
+                <pic:pic xmlns:pic="http://schemas.openxmlformats.org/drawingml/2006/picture">
+                  <pic:nvPicPr>
+                    <pic:cNvPr id="122750319" name="Imagen 1" descr="Imagen que contiene objeto, reloj, firmar, colgando&#10;&#10;El contenido generado por IA puede ser incorrecto."/>
+                    <pic:cNvPicPr/>
+                  </pic:nvPicPr>
+                  <pic:blipFill>
+                    <a:blip r:embed="rId35"/>
+                    <a:stretch>
+                      <a:fillRect/>
+                    </a:stretch>
+                  </pic:blipFill>
+                  <pic:spPr>
+                    <a:xfrm>
+                      <a:off x="0" y="0"/>
+                      <a:ext cx="3600000" cy="564722"/>
+                    </a:xfrm>
+                    <a:prstGeom prst="rect">
+                      <a:avLst/>
+                    </a:prstGeom>
+                  </pic:spPr>
+                </pic:pic>
+              </a:graphicData>
+            </a:graphic>
+          </wp:inline>
+        </w:drawing>
+      </w:r>
+    </w:p>
+    <w:p>
+      <w:pPr>
+        <w:jc w:val="center"/>
+      </w:pPr>
+      <w:r>
+        <w:rPr>
+          <w:noProof/>
+        </w:rPr>
+        <w:drawing>
+          <wp:inline distT="0" distB="0" distL="0" distR="0" wp14:anchorId="35406023" wp14:editId="01B4E394">
+            <wp:extent cx="1864426" cy="214064"/>
+            <wp:effectExtent l="0" t="0" r="2540" b="0"/>
+            <wp:docPr id="1676075220" name="Imagen 1"/>
+            <wp:cNvGraphicFramePr>
+              <a:graphicFrameLocks xmlns:a="http://schemas.openxmlformats.org/drawingml/2006/main" noChangeAspect="1"/>
+            </wp:cNvGraphicFramePr>
+            <a:graphic xmlns:a="http://schemas.openxmlformats.org/drawingml/2006/main">
+              <a:graphicData uri="http://schemas.openxmlformats.org/drawingml/2006/picture">
+                <pic:pic xmlns:pic="http://schemas.openxmlformats.org/drawingml/2006/picture">
+                  <pic:nvPicPr>
+                    <pic:cNvPr id="594459440" name=""/>
+                    <pic:cNvPicPr/>
+                  </pic:nvPicPr>
+                  <pic:blipFill>
+                    <a:blip r:embed="rId25"/>
+                    <a:stretch>
+                      <a:fillRect/>
+                    </a:stretch>
+                  </pic:blipFill>
+                  <pic:spPr>
+                    <a:xfrm>
+                      <a:off x="0" y="0"/>
+                      <a:ext cx="1952596" cy="224187"/>
+                    </a:xfrm>
+                    <a:prstGeom prst="rect">
+                      <a:avLst/>
+                    </a:prstGeom>
+                  </pic:spPr>
+                </pic:pic>
+              </a:graphicData>
+            </a:graphic>
+          </wp:inline>
+        </w:drawing>
+      </w:r>
+    </w:p>
+    <w:p>
+      <w:pPr>
+        <w:jc w:val="center"/>
+      </w:pPr>
+      <w:r>
+        <w:rPr>
+          <w:noProof/>
+        </w:rPr>
+        <w:drawing>
+          <wp:inline distT="0" distB="0" distL="0" distR="0" wp14:anchorId="138B5579" wp14:editId="635AB8FB">
+            <wp:extent cx="3600000" cy="1310599"/>
+            <wp:effectExtent l="0" t="0" r="635" b="4445"/>
+            <wp:docPr id="184021521" name="Imagen 1" descr="Tabla&#10;&#10;El contenido generado por IA puede ser incorrecto."/>
+            <wp:cNvGraphicFramePr>
+              <a:graphicFrameLocks xmlns:a="http://schemas.openxmlformats.org/drawingml/2006/main" noChangeAspect="1"/>
+            </wp:cNvGraphicFramePr>
+            <a:graphic xmlns:a="http://schemas.openxmlformats.org/drawingml/2006/main">
+              <a:graphicData uri="http://schemas.openxmlformats.org/drawingml/2006/picture">
+                <pic:pic xmlns:pic="http://schemas.openxmlformats.org/drawingml/2006/picture">
+                  <pic:nvPicPr>
+                    <pic:cNvPr id="184021521" name="Imagen 1" descr="Tabla&#10;&#10;El contenido generado por IA puede ser incorrecto."/>
+                    <pic:cNvPicPr/>
+                  </pic:nvPicPr>
+                  <pic:blipFill>
+                    <a:blip r:embed="rId36"/>
+                    <a:stretch>
+                      <a:fillRect/>
+                    </a:stretch>
+                  </pic:blipFill>
+                  <pic:spPr>
+                    <a:xfrm>
+                      <a:off x="0" y="0"/>
+                      <a:ext cx="3600000" cy="1310599"/>
+                    </a:xfrm>
+                    <a:prstGeom prst="rect">
+                      <a:avLst/>
+                    </a:prstGeom>
+                  </pic:spPr>
+                </pic:pic>
+              </a:graphicData>
+            </a:graphic>
+          </wp:inline>
+        </w:drawing>
+      </w:r>
+    </w:p>
+    <w:p>
+      <w:pPr>
+        <w:jc w:val="center"/>
+      </w:pPr>
+      <w:r>
+        <w:rPr>
+          <w:noProof/>
+        </w:rPr>
+        <w:drawing>
+          <wp:inline distT="0" distB="0" distL="0" distR="0" wp14:anchorId="2A77649B" wp14:editId="415B459B">
+            <wp:extent cx="3240000" cy="2512295"/>
+            <wp:effectExtent l="0" t="0" r="0" b="2540"/>
+            <wp:docPr id="1600485422" name="Imagen 1" descr="Gráfico&#10;&#10;El contenido generado por IA puede ser incorrecto."/>
+            <wp:cNvGraphicFramePr>
+              <a:graphicFrameLocks xmlns:a="http://schemas.openxmlformats.org/drawingml/2006/main" noChangeAspect="1"/>
+            </wp:cNvGraphicFramePr>
+            <a:graphic xmlns:a="http://schemas.openxmlformats.org/drawingml/2006/main">
+              <a:graphicData uri="http://schemas.openxmlformats.org/drawingml/2006/picture">
+                <pic:pic xmlns:pic="http://schemas.openxmlformats.org/drawingml/2006/picture">
+                  <pic:nvPicPr>
+                    <pic:cNvPr id="1600485422" name="Imagen 1" descr="Gráfico&#10;&#10;El contenido generado por IA puede ser incorrecto."/>
+                    <pic:cNvPicPr/>
+                  </pic:nvPicPr>
+                  <pic:blipFill>
+                    <a:blip r:embed="rId37"/>
+                    <a:stretch>
+                      <a:fillRect/>
+                    </a:stretch>
+                  </pic:blipFill>
+                  <pic:spPr>
+                    <a:xfrm>
+                      <a:off x="0" y="0"/>
+                      <a:ext cx="3240000" cy="2512295"/>
+                    </a:xfrm>
+                    <a:prstGeom prst="rect">
+                      <a:avLst/>
+                    </a:prstGeom>
+                  </pic:spPr>
+                </pic:pic>
+              </a:graphicData>
+            </a:graphic>
+          </wp:inline>
+        </w:drawing>
+      </w:r>
+    </w:p>
+    <w:p>
+      <w:pPr>
+        <w:jc w:val="center"/>
+      </w:pPr>
+      <w:r>
+        <w:rPr>
+          <w:noProof/>
+        </w:rPr>
+        <w:drawing>
+          <wp:inline distT="0" distB="0" distL="0" distR="0" wp14:anchorId="658A2718" wp14:editId="000AB11E">
+            <wp:extent cx="3600000" cy="2570884"/>
+            <wp:effectExtent l="0" t="0" r="635" b="1270"/>
+            <wp:docPr id="855756178" name="Imagen 1" descr="Gráfico&#10;&#10;El contenido generado por IA puede ser incorrecto."/>
+            <wp:cNvGraphicFramePr>
+              <a:graphicFrameLocks xmlns:a="http://schemas.openxmlformats.org/drawingml/2006/main" noChangeAspect="1"/>
+            </wp:cNvGraphicFramePr>
+            <a:graphic xmlns:a="http://schemas.openxmlformats.org/drawingml/2006/main">
+              <a:graphicData uri="http://schemas.openxmlformats.org/drawingml/2006/picture">
+                <pic:pic xmlns:pic="http://schemas.openxmlformats.org/drawingml/2006/picture">
+                  <pic:nvPicPr>
+                    <pic:cNvPr id="855756178" name="Imagen 1" descr="Gráfico&#10;&#10;El contenido generado por IA puede ser incorrecto."/>
+                    <pic:cNvPicPr/>
+                  </pic:nvPicPr>
+                  <pic:blipFill>
+                    <a:blip r:embed="rId38"/>
+                    <a:stretch>
+                      <a:fillRect/>
+                    </a:stretch>
+                  </pic:blipFill>
+                  <pic:spPr>
+                    <a:xfrm>
+                      <a:off x="0" y="0"/>
+                      <a:ext cx="3600000" cy="2570884"/>
+                    </a:xfrm>
+                    <a:prstGeom prst="rect">
+                      <a:avLst/>
+                    </a:prstGeom>
+                  </pic:spPr>
+                </pic:pic>
+              </a:graphicData>
+            </a:graphic>
+          </wp:inline>
+        </w:drawing>
+      </w:r>
     </w:p>
     <w:p>
       <w:pPr>
@@ -16896,7 +18004,7 @@
           <w:color w:val="000000" w:themeColor="text1"/>
         </w:rPr>
       </w:pPr>
-      <w:bookmarkStart w:id="17" w:name="_Toc212376358"/>
+      <w:bookmarkStart w:id="32" w:name="_Toc212376358"/>
       <w:r>
         <w:rPr>
           <w:rFonts w:ascii="Times New Roman" w:hAnsi="Times New Roman" w:cs="Times New Roman"/>
@@ -16905,7 +18013,7 @@
         <w:lastRenderedPageBreak/>
         <w:t>Documentos de referencia</w:t>
       </w:r>
-      <w:bookmarkEnd w:id="17"/>
+      <w:bookmarkEnd w:id="32"/>
     </w:p>
     <w:p>
       <w:pPr>
@@ -16915,7 +18023,7 @@
           <w:numId w:val="1"/>
         </w:numPr>
       </w:pPr>
-      <w:bookmarkStart w:id="18" w:name="_Ref210998377"/>
+      <w:bookmarkStart w:id="33" w:name="_Ref210998377"/>
       <w:r>
         <w:t>Greenpeace. (202</w:t>
       </w:r>
@@ -16934,7 +18042,7 @@
       <w:r>
         <w:t xml:space="preserve"> </w:t>
       </w:r>
-      <w:hyperlink r:id="rId22" w:history="1">
+      <w:hyperlink r:id="rId39" w:history="1">
         <w:r>
           <w:rPr>
             <w:rStyle w:val="Hipervnculo"/>
@@ -16947,7 +18055,7 @@
       <w:r>
         <w:t>.</w:t>
       </w:r>
-      <w:bookmarkEnd w:id="18"/>
+      <w:bookmarkEnd w:id="33"/>
     </w:p>
     <w:p>
       <w:pPr>
@@ -16957,11 +18065,11 @@
           <w:numId w:val="1"/>
         </w:numPr>
       </w:pPr>
-      <w:bookmarkStart w:id="19" w:name="_Ref211001271"/>
+      <w:bookmarkStart w:id="34" w:name="_Ref211001271"/>
       <w:r>
         <w:t xml:space="preserve">Greenpeace. (2025, mayo). </w:t>
       </w:r>
-      <w:hyperlink r:id="rId23" w:history="1">
+      <w:hyperlink r:id="rId40" w:history="1">
         <w:r>
           <w:rPr>
             <w:rStyle w:val="Hipervnculo"/>
@@ -16974,7 +18082,7 @@
       <w:r>
         <w:t>.</w:t>
       </w:r>
-      <w:bookmarkEnd w:id="19"/>
+      <w:bookmarkEnd w:id="34"/>
       <w:r>
         <w:t xml:space="preserve"> </w:t>
       </w:r>
@@ -16987,11 +18095,11 @@
           <w:numId w:val="1"/>
         </w:numPr>
       </w:pPr>
-      <w:bookmarkStart w:id="20" w:name="_Ref211001305"/>
+      <w:bookmarkStart w:id="35" w:name="_Ref211001305"/>
       <w:r>
         <w:t xml:space="preserve">Servicio Nacional de Manejo del Fuego. (s.f.). </w:t>
       </w:r>
-      <w:hyperlink r:id="rId24" w:history="1">
+      <w:hyperlink r:id="rId41" w:history="1">
         <w:r>
           <w:rPr>
             <w:rStyle w:val="Hipervnculo"/>
@@ -17004,7 +18112,7 @@
       <w:r>
         <w:t>. Gobierno de Argentina.</w:t>
       </w:r>
-      <w:bookmarkEnd w:id="20"/>
+      <w:bookmarkEnd w:id="35"/>
       <w:r>
         <w:t xml:space="preserve"> </w:t>
       </w:r>
@@ -17017,11 +18125,11 @@
           <w:numId w:val="1"/>
         </w:numPr>
       </w:pPr>
-      <w:bookmarkStart w:id="21" w:name="_Ref211003918"/>
+      <w:bookmarkStart w:id="36" w:name="_Ref211003918"/>
       <w:r>
         <w:t xml:space="preserve">Anzola, J. D., Fuentes, L. D., y Rodríguez, E. M. (2024). </w:t>
       </w:r>
-      <w:hyperlink r:id="rId25" w:history="1">
+      <w:hyperlink r:id="rId42" w:history="1">
         <w:r>
           <w:rPr>
             <w:rStyle w:val="Hipervnculo"/>
@@ -17034,7 +18142,7 @@
       <w:r>
         <w:t xml:space="preserve"> [Tesis de pregrado, Universidad del Norte]. Repositorio Institucional Manglar.</w:t>
       </w:r>
-      <w:bookmarkEnd w:id="21"/>
+      <w:bookmarkEnd w:id="36"/>
     </w:p>
     <w:p>
       <w:pPr>
@@ -17044,128 +18152,17 @@
           <w:numId w:val="1"/>
         </w:numPr>
       </w:pPr>
-      <w:bookmarkStart w:id="22" w:name="_Ref211004224"/>
-      <w:proofErr w:type="spellStart"/>
-      <w:r>
-        <w:t>Liang</w:t>
-      </w:r>
-      <w:proofErr w:type="spellEnd"/>
-      <w:r>
-        <w:t xml:space="preserve">, H., Zhang, M., &amp; Wang, H. (2019). </w:t>
-      </w:r>
-      <w:hyperlink r:id="rId26" w:history="1">
+      <w:bookmarkStart w:id="37" w:name="_Ref211004224"/>
+      <w:r>
+        <w:t xml:space="preserve">Liang, H., Zhang, M., &amp; Wang, H. (2019). </w:t>
+      </w:r>
+      <w:hyperlink r:id="rId43" w:history="1">
         <w:r>
           <w:rPr>
             <w:rStyle w:val="Hipervnculo"/>
           </w:rPr>
-          <w:t xml:space="preserve">A Neural Network </w:t>
+          <w:t>A Neural Network Model for Wildfire Scale Prediction Using Meteorological Factors</w:t>
         </w:r>
-        <w:proofErr w:type="spellStart"/>
-        <w:r>
-          <w:rPr>
-            <w:rStyle w:val="Hipervnculo"/>
-          </w:rPr>
-          <w:t>Model</w:t>
-        </w:r>
-        <w:proofErr w:type="spellEnd"/>
-        <w:r>
-          <w:rPr>
-            <w:rStyle w:val="Hipervnculo"/>
-          </w:rPr>
-          <w:t xml:space="preserve"> </w:t>
-        </w:r>
-        <w:proofErr w:type="spellStart"/>
-        <w:r>
-          <w:rPr>
-            <w:rStyle w:val="Hipervnculo"/>
-          </w:rPr>
-          <w:t>for</w:t>
-        </w:r>
-        <w:proofErr w:type="spellEnd"/>
-        <w:r>
-          <w:rPr>
-            <w:rStyle w:val="Hipervnculo"/>
-          </w:rPr>
-          <w:t xml:space="preserve"> </w:t>
-        </w:r>
-        <w:proofErr w:type="spellStart"/>
-        <w:r>
-          <w:rPr>
-            <w:rStyle w:val="Hipervnculo"/>
-          </w:rPr>
-          <w:t>Wildfire</w:t>
-        </w:r>
-        <w:proofErr w:type="spellEnd"/>
-        <w:r>
-          <w:rPr>
-            <w:rStyle w:val="Hipervnculo"/>
-          </w:rPr>
-          <w:t xml:space="preserve"> </w:t>
-        </w:r>
-        <w:proofErr w:type="spellStart"/>
-        <w:r>
-          <w:rPr>
-            <w:rStyle w:val="Hipervnculo"/>
-          </w:rPr>
-          <w:t>Scale</w:t>
-        </w:r>
-        <w:proofErr w:type="spellEnd"/>
-        <w:r>
-          <w:rPr>
-            <w:rStyle w:val="Hipervnculo"/>
-          </w:rPr>
-          <w:t xml:space="preserve"> </w:t>
-        </w:r>
-        <w:proofErr w:type="spellStart"/>
-        <w:r>
-          <w:rPr>
-            <w:rStyle w:val="Hipervnculo"/>
-          </w:rPr>
-          <w:t>Prediction</w:t>
-        </w:r>
-        <w:proofErr w:type="spellEnd"/>
-        <w:r>
-          <w:rPr>
-            <w:rStyle w:val="Hipervnculo"/>
-          </w:rPr>
-          <w:t xml:space="preserve"> </w:t>
-        </w:r>
-        <w:proofErr w:type="spellStart"/>
-        <w:r>
-          <w:rPr>
-            <w:rStyle w:val="Hipervnculo"/>
-          </w:rPr>
-          <w:t>Using</w:t>
-        </w:r>
-        <w:proofErr w:type="spellEnd"/>
-        <w:r>
-          <w:rPr>
-            <w:rStyle w:val="Hipervnculo"/>
-          </w:rPr>
-          <w:t xml:space="preserve"> </w:t>
-        </w:r>
-        <w:proofErr w:type="spellStart"/>
-        <w:r>
-          <w:rPr>
-            <w:rStyle w:val="Hipervnculo"/>
-          </w:rPr>
-          <w:t>Meteorological</w:t>
-        </w:r>
-        <w:proofErr w:type="spellEnd"/>
-        <w:r>
-          <w:rPr>
-            <w:rStyle w:val="Hipervnculo"/>
-          </w:rPr>
-          <w:t xml:space="preserve"> </w:t>
-        </w:r>
-        <w:proofErr w:type="spellStart"/>
-        <w:r>
-          <w:rPr>
-            <w:rStyle w:val="Hipervnculo"/>
-          </w:rPr>
-          <w:t>Factors</w:t>
-        </w:r>
-        <w:proofErr w:type="spellEnd"/>
       </w:hyperlink>
       <w:r>
         <w:t xml:space="preserve">. </w:t>
@@ -17190,7 +18187,7 @@
       <w:r>
         <w:t>, 176746-176755.</w:t>
       </w:r>
-      <w:bookmarkEnd w:id="22"/>
+      <w:bookmarkEnd w:id="37"/>
     </w:p>
     <w:p>
       <w:pPr>
@@ -17200,179 +18197,32 @@
           <w:numId w:val="1"/>
         </w:numPr>
       </w:pPr>
-      <w:bookmarkStart w:id="23" w:name="_Ref211004487"/>
-      <w:proofErr w:type="spellStart"/>
-      <w:r>
-        <w:t>Piyush</w:t>
-      </w:r>
-      <w:proofErr w:type="spellEnd"/>
-      <w:r>
-        <w:t xml:space="preserve"> Jain, Sean C.P. Coogan, </w:t>
-      </w:r>
-      <w:proofErr w:type="spellStart"/>
-      <w:r>
-        <w:t>Sriram</w:t>
-      </w:r>
-      <w:proofErr w:type="spellEnd"/>
-      <w:r>
-        <w:t xml:space="preserve"> </w:t>
-      </w:r>
-      <w:proofErr w:type="spellStart"/>
-      <w:r>
-        <w:t>Ganapathi</w:t>
-      </w:r>
-      <w:proofErr w:type="spellEnd"/>
-      <w:r>
-        <w:t xml:space="preserve"> </w:t>
-      </w:r>
-      <w:proofErr w:type="spellStart"/>
-      <w:r>
-        <w:t>Subramanian</w:t>
-      </w:r>
-      <w:proofErr w:type="spellEnd"/>
-      <w:r>
-        <w:t xml:space="preserve">, Mark Crowley, Steve Taylor, and Mike D. </w:t>
-      </w:r>
-      <w:proofErr w:type="spellStart"/>
-      <w:r>
-        <w:t>Flannigan</w:t>
-      </w:r>
-      <w:proofErr w:type="spellEnd"/>
-      <w:r>
-        <w:t xml:space="preserve">. 2020. </w:t>
-      </w:r>
-      <w:hyperlink r:id="rId27" w:history="1">
+      <w:bookmarkStart w:id="38" w:name="_Ref211004487"/>
+      <w:r>
+        <w:t xml:space="preserve">Piyush Jain, Sean C.P. Coogan, Sriram Ganapathi Subramanian, Mark Crowley, Steve Taylor, and Mike D. Flannigan. 2020. </w:t>
+      </w:r>
+      <w:hyperlink r:id="rId44" w:history="1">
         <w:r>
           <w:rPr>
             <w:rStyle w:val="Hipervnculo"/>
           </w:rPr>
-          <w:t xml:space="preserve">A </w:t>
+          <w:t>A review of machine learning applications in wildfire science and management</w:t>
         </w:r>
-        <w:proofErr w:type="spellStart"/>
-        <w:r>
-          <w:rPr>
-            <w:rStyle w:val="Hipervnculo"/>
-          </w:rPr>
-          <w:t>review</w:t>
-        </w:r>
-        <w:proofErr w:type="spellEnd"/>
-        <w:r>
-          <w:rPr>
-            <w:rStyle w:val="Hipervnculo"/>
-          </w:rPr>
-          <w:t xml:space="preserve"> </w:t>
-        </w:r>
-        <w:proofErr w:type="spellStart"/>
-        <w:r>
-          <w:rPr>
-            <w:rStyle w:val="Hipervnculo"/>
-          </w:rPr>
-          <w:t>of</w:t>
-        </w:r>
-        <w:proofErr w:type="spellEnd"/>
-        <w:r>
-          <w:rPr>
-            <w:rStyle w:val="Hipervnculo"/>
-          </w:rPr>
-          <w:t xml:space="preserve"> machine </w:t>
-        </w:r>
-        <w:proofErr w:type="spellStart"/>
-        <w:r>
-          <w:rPr>
-            <w:rStyle w:val="Hipervnculo"/>
-          </w:rPr>
-          <w:t>learning</w:t>
-        </w:r>
-        <w:proofErr w:type="spellEnd"/>
-        <w:r>
-          <w:rPr>
-            <w:rStyle w:val="Hipervnculo"/>
-          </w:rPr>
-          <w:t xml:space="preserve"> </w:t>
-        </w:r>
-        <w:proofErr w:type="spellStart"/>
-        <w:r>
-          <w:rPr>
-            <w:rStyle w:val="Hipervnculo"/>
-          </w:rPr>
-          <w:t>applications</w:t>
-        </w:r>
-        <w:proofErr w:type="spellEnd"/>
-        <w:r>
-          <w:rPr>
-            <w:rStyle w:val="Hipervnculo"/>
-          </w:rPr>
-          <w:t xml:space="preserve"> in </w:t>
-        </w:r>
-        <w:proofErr w:type="spellStart"/>
-        <w:r>
-          <w:rPr>
-            <w:rStyle w:val="Hipervnculo"/>
-          </w:rPr>
-          <w:t>wildfire</w:t>
-        </w:r>
-        <w:proofErr w:type="spellEnd"/>
-        <w:r>
-          <w:rPr>
-            <w:rStyle w:val="Hipervnculo"/>
-          </w:rPr>
-          <w:t xml:space="preserve"> </w:t>
-        </w:r>
-        <w:proofErr w:type="spellStart"/>
-        <w:r>
-          <w:rPr>
-            <w:rStyle w:val="Hipervnculo"/>
-          </w:rPr>
-          <w:t>science</w:t>
-        </w:r>
-        <w:proofErr w:type="spellEnd"/>
-        <w:r>
-          <w:rPr>
-            <w:rStyle w:val="Hipervnculo"/>
-          </w:rPr>
-          <w:t xml:space="preserve"> and </w:t>
-        </w:r>
-        <w:proofErr w:type="spellStart"/>
-        <w:r>
-          <w:rPr>
-            <w:rStyle w:val="Hipervnculo"/>
-          </w:rPr>
-          <w:t>management</w:t>
-        </w:r>
-        <w:proofErr w:type="spellEnd"/>
       </w:hyperlink>
       <w:r>
         <w:t>. </w:t>
       </w:r>
-      <w:proofErr w:type="spellStart"/>
       <w:r>
         <w:rPr>
           <w:i/>
           <w:iCs/>
         </w:rPr>
-        <w:t>Environmental</w:t>
-      </w:r>
-      <w:proofErr w:type="spellEnd"/>
-      <w:r>
-        <w:rPr>
-          <w:i/>
-          <w:iCs/>
-        </w:rPr>
-        <w:t xml:space="preserve"> </w:t>
-      </w:r>
-      <w:proofErr w:type="spellStart"/>
-      <w:r>
-        <w:rPr>
-          <w:i/>
-          <w:iCs/>
-        </w:rPr>
-        <w:t>Reviews</w:t>
-      </w:r>
-      <w:proofErr w:type="spellEnd"/>
+        <w:t>Environmental Reviews</w:t>
+      </w:r>
       <w:r>
         <w:t>.</w:t>
       </w:r>
-      <w:bookmarkEnd w:id="23"/>
+      <w:bookmarkEnd w:id="38"/>
     </w:p>
     <w:p>
       <w:pPr>
@@ -17382,160 +18232,42 @@
           <w:numId w:val="1"/>
         </w:numPr>
       </w:pPr>
-      <w:bookmarkStart w:id="24" w:name="_Ref211004493"/>
+      <w:bookmarkStart w:id="39" w:name="_Ref211004493"/>
       <w:r>
         <w:t xml:space="preserve">Sengupta, A., &amp; Woodford, B. J. (2025). </w:t>
       </w:r>
-      <w:hyperlink r:id="rId28" w:history="1">
-        <w:proofErr w:type="spellStart"/>
+      <w:hyperlink r:id="rId45" w:history="1">
         <w:r>
           <w:rPr>
             <w:rStyle w:val="Hipervnculo"/>
           </w:rPr>
-          <w:t>Recent</w:t>
+          <w:t>Recent advances in explainable Machine Learning models for wildfire prediction</w:t>
         </w:r>
-        <w:proofErr w:type="spellEnd"/>
-        <w:r>
-          <w:rPr>
-            <w:rStyle w:val="Hipervnculo"/>
-          </w:rPr>
-          <w:t xml:space="preserve"> </w:t>
-        </w:r>
-        <w:proofErr w:type="spellStart"/>
-        <w:r>
-          <w:rPr>
-            <w:rStyle w:val="Hipervnculo"/>
-          </w:rPr>
-          <w:t>advances</w:t>
-        </w:r>
-        <w:proofErr w:type="spellEnd"/>
-        <w:r>
-          <w:rPr>
-            <w:rStyle w:val="Hipervnculo"/>
-          </w:rPr>
-          <w:t xml:space="preserve"> in </w:t>
-        </w:r>
-        <w:proofErr w:type="spellStart"/>
-        <w:r>
-          <w:rPr>
-            <w:rStyle w:val="Hipervnculo"/>
-          </w:rPr>
-          <w:t>explainable</w:t>
-        </w:r>
-        <w:proofErr w:type="spellEnd"/>
-        <w:r>
-          <w:rPr>
-            <w:rStyle w:val="Hipervnculo"/>
-          </w:rPr>
-          <w:t xml:space="preserve"> Machine </w:t>
-        </w:r>
-        <w:proofErr w:type="spellStart"/>
-        <w:r>
-          <w:rPr>
-            <w:rStyle w:val="Hipervnculo"/>
-          </w:rPr>
-          <w:t>Learning</w:t>
-        </w:r>
-        <w:proofErr w:type="spellEnd"/>
-        <w:r>
-          <w:rPr>
-            <w:rStyle w:val="Hipervnculo"/>
-          </w:rPr>
-          <w:t xml:space="preserve"> </w:t>
-        </w:r>
-        <w:proofErr w:type="spellStart"/>
-        <w:r>
-          <w:rPr>
-            <w:rStyle w:val="Hipervnculo"/>
-          </w:rPr>
-          <w:t>models</w:t>
-        </w:r>
-        <w:proofErr w:type="spellEnd"/>
-        <w:r>
-          <w:rPr>
-            <w:rStyle w:val="Hipervnculo"/>
-          </w:rPr>
-          <w:t xml:space="preserve"> </w:t>
-        </w:r>
-        <w:proofErr w:type="spellStart"/>
-        <w:r>
-          <w:rPr>
-            <w:rStyle w:val="Hipervnculo"/>
-          </w:rPr>
-          <w:t>for</w:t>
-        </w:r>
-        <w:proofErr w:type="spellEnd"/>
-        <w:r>
-          <w:rPr>
-            <w:rStyle w:val="Hipervnculo"/>
-          </w:rPr>
-          <w:t xml:space="preserve"> </w:t>
-        </w:r>
-        <w:proofErr w:type="spellStart"/>
-        <w:r>
-          <w:rPr>
-            <w:rStyle w:val="Hipervnculo"/>
-          </w:rPr>
-          <w:t>wildfire</w:t>
-        </w:r>
-        <w:proofErr w:type="spellEnd"/>
-        <w:r>
-          <w:rPr>
-            <w:rStyle w:val="Hipervnculo"/>
-          </w:rPr>
-          <w:t xml:space="preserve"> </w:t>
-        </w:r>
-        <w:proofErr w:type="spellStart"/>
-        <w:r>
-          <w:rPr>
-            <w:rStyle w:val="Hipervnculo"/>
-          </w:rPr>
-          <w:t>prediction</w:t>
-        </w:r>
-        <w:proofErr w:type="spellEnd"/>
       </w:hyperlink>
       <w:r>
         <w:t xml:space="preserve">. </w:t>
       </w:r>
-      <w:proofErr w:type="spellStart"/>
       <w:r>
         <w:rPr>
           <w:i/>
           <w:iCs/>
         </w:rPr>
-        <w:t>Applied</w:t>
-      </w:r>
-      <w:proofErr w:type="spellEnd"/>
+        <w:t>Applied Computing and Geosciences</w:t>
+      </w:r>
+      <w:r>
+        <w:t xml:space="preserve">, </w:t>
+      </w:r>
       <w:r>
         <w:rPr>
           <w:i/>
           <w:iCs/>
         </w:rPr>
-        <w:t xml:space="preserve"> Computing and </w:t>
-      </w:r>
-      <w:proofErr w:type="spellStart"/>
-      <w:r>
-        <w:rPr>
-          <w:i/>
-          <w:iCs/>
-        </w:rPr>
-        <w:t>Geosciences</w:t>
-      </w:r>
-      <w:proofErr w:type="spellEnd"/>
-      <w:r>
-        <w:t xml:space="preserve">, </w:t>
-      </w:r>
-      <w:r>
-        <w:rPr>
-          <w:i/>
-          <w:iCs/>
-        </w:rPr>
         <w:t>27</w:t>
       </w:r>
       <w:r>
         <w:t>, 100266.</w:t>
       </w:r>
-      <w:bookmarkEnd w:id="24"/>
+      <w:bookmarkEnd w:id="39"/>
     </w:p>
     <w:p>
       <w:pPr>
@@ -17545,16 +18277,11 @@
           <w:numId w:val="1"/>
         </w:numPr>
       </w:pPr>
-      <w:bookmarkStart w:id="25" w:name="_Ref211004985"/>
-      <w:proofErr w:type="spellStart"/>
-      <w:r>
-        <w:t>Cardenas</w:t>
-      </w:r>
-      <w:proofErr w:type="spellEnd"/>
-      <w:r>
-        <w:t xml:space="preserve">, M., Medel, R., Castillo, J., Vázquez, J. C., &amp; Casco, O. (2015). </w:t>
-      </w:r>
-      <w:hyperlink r:id="rId29" w:history="1">
+      <w:bookmarkStart w:id="40" w:name="_Ref211004985"/>
+      <w:r>
+        <w:t xml:space="preserve">Cardenas, M., Medel, R., Castillo, J., Vázquez, J. C., &amp; Casco, O. (2015). </w:t>
+      </w:r>
+      <w:hyperlink r:id="rId46" w:history="1">
         <w:r>
           <w:rPr>
             <w:rStyle w:val="Hipervnculo"/>
@@ -17578,7 +18305,7 @@
       <w:r>
         <w:t>.</w:t>
       </w:r>
-      <w:bookmarkEnd w:id="25"/>
+      <w:bookmarkEnd w:id="40"/>
     </w:p>
     <w:p>
       <w:pPr>
@@ -17588,30 +18315,17 @@
           <w:numId w:val="1"/>
         </w:numPr>
       </w:pPr>
-      <w:bookmarkStart w:id="26" w:name="_Ref211004995"/>
-      <w:proofErr w:type="spellStart"/>
-      <w:r>
-        <w:t>Martinez</w:t>
-      </w:r>
-      <w:proofErr w:type="spellEnd"/>
-      <w:r>
-        <w:t xml:space="preserve"> Saucedo, A., &amp; Inchausti, P. E. (2020). </w:t>
-      </w:r>
-      <w:hyperlink r:id="rId30" w:history="1">
+      <w:bookmarkStart w:id="41" w:name="_Ref211004995"/>
+      <w:r>
+        <w:t xml:space="preserve">Martinez Saucedo, A., &amp; Inchausti, P. E. (2020). </w:t>
+      </w:r>
+      <w:hyperlink r:id="rId47" w:history="1">
         <w:r>
           <w:rPr>
             <w:rStyle w:val="Hipervnculo"/>
           </w:rPr>
-          <w:t xml:space="preserve">Predicción de incendios forestales mediante modelos de Machine </w:t>
+          <w:t>Predicción de incendios forestales mediante modelos de Machine Learning</w:t>
         </w:r>
-        <w:proofErr w:type="spellStart"/>
-        <w:r>
-          <w:rPr>
-            <w:rStyle w:val="Hipervnculo"/>
-          </w:rPr>
-          <w:t>Learning</w:t>
-        </w:r>
-        <w:proofErr w:type="spellEnd"/>
       </w:hyperlink>
       <w:r>
         <w:t xml:space="preserve">. En </w:t>
@@ -17630,7 +18344,7 @@
         </w:rPr>
         <w:t>.</w:t>
       </w:r>
-      <w:bookmarkEnd w:id="26"/>
+      <w:bookmarkEnd w:id="41"/>
     </w:p>
     <w:p>
       <w:pPr>
@@ -17641,7 +18355,7 @@
           <w:color w:val="000000" w:themeColor="text1"/>
         </w:rPr>
       </w:pPr>
-      <w:bookmarkStart w:id="27" w:name="_Toc212376359"/>
+      <w:bookmarkStart w:id="42" w:name="_Toc212376359"/>
       <w:r>
         <w:rPr>
           <w:rFonts w:ascii="Times New Roman" w:hAnsi="Times New Roman" w:cs="Times New Roman"/>
@@ -17649,7 +18363,7 @@
         </w:rPr>
         <w:t>Documentos aplicables</w:t>
       </w:r>
-      <w:bookmarkEnd w:id="27"/>
+      <w:bookmarkEnd w:id="42"/>
     </w:p>
     <w:p>
       <w:pPr>
@@ -17659,8 +18373,8 @@
           <w:numId w:val="1"/>
         </w:numPr>
       </w:pPr>
-      <w:bookmarkStart w:id="28" w:name="_Ref211003517"/>
-      <w:bookmarkStart w:id="29" w:name="_Ref211002920"/>
+      <w:bookmarkStart w:id="43" w:name="_Ref211003517"/>
+      <w:bookmarkStart w:id="44" w:name="_Ref211002920"/>
       <w:r>
         <w:t>CRISP-DM (</w:t>
       </w:r>
@@ -17670,432 +18384,124 @@
       <w:r>
         <w:t>). </w:t>
       </w:r>
-      <w:proofErr w:type="spellStart"/>
-      <w:r>
-        <w:fldChar w:fldCharType="begin"/>
-      </w:r>
-      <w:r>
-        <w:instrText>HYPERLINK "https://www.datascience-pm.com/crisp-dm-2/"</w:instrText>
-      </w:r>
-      <w:r>
-        <w:fldChar w:fldCharType="separate"/>
-      </w:r>
-      <w:r>
-        <w:rPr>
-          <w:rStyle w:val="Hipervnculo"/>
-          <w:i/>
-          <w:iCs/>
-        </w:rPr>
-        <w:t>CRoss-Industry</w:t>
-      </w:r>
-      <w:proofErr w:type="spellEnd"/>
-      <w:r>
-        <w:rPr>
-          <w:rStyle w:val="Hipervnculo"/>
-          <w:i/>
-          <w:iCs/>
-        </w:rPr>
-        <w:t xml:space="preserve"> Standard </w:t>
-      </w:r>
-      <w:proofErr w:type="spellStart"/>
-      <w:r>
-        <w:rPr>
-          <w:rStyle w:val="Hipervnculo"/>
-          <w:i/>
-          <w:iCs/>
-        </w:rPr>
-        <w:t>Process</w:t>
-      </w:r>
-      <w:proofErr w:type="spellEnd"/>
-      <w:r>
-        <w:rPr>
-          <w:rStyle w:val="Hipervnculo"/>
-          <w:i/>
-          <w:iCs/>
-        </w:rPr>
-        <w:t xml:space="preserve"> </w:t>
-      </w:r>
-      <w:proofErr w:type="spellStart"/>
-      <w:r>
-        <w:rPr>
-          <w:rStyle w:val="Hipervnculo"/>
-          <w:i/>
-          <w:iCs/>
-        </w:rPr>
-        <w:t>for</w:t>
-      </w:r>
-      <w:proofErr w:type="spellEnd"/>
-      <w:r>
-        <w:rPr>
-          <w:rStyle w:val="Hipervnculo"/>
-          <w:i/>
-          <w:iCs/>
-        </w:rPr>
-        <w:t xml:space="preserve"> Data </w:t>
-      </w:r>
-      <w:proofErr w:type="spellStart"/>
-      <w:r>
-        <w:rPr>
-          <w:rStyle w:val="Hipervnculo"/>
-          <w:i/>
-          <w:iCs/>
-        </w:rPr>
-        <w:t>Mining</w:t>
-      </w:r>
-      <w:proofErr w:type="spellEnd"/>
-      <w:r>
-        <w:rPr>
-          <w:rStyle w:val="Hipervnculo"/>
-          <w:i/>
-          <w:iCs/>
-        </w:rPr>
-        <w:t xml:space="preserve"> (CRISP-DM)</w:t>
-      </w:r>
-      <w:r>
-        <w:fldChar w:fldCharType="end"/>
-      </w:r>
-      <w:r>
-        <w:t>.</w:t>
-      </w:r>
-      <w:bookmarkEnd w:id="28"/>
-      <w:r>
-        <w:t xml:space="preserve"> </w:t>
-      </w:r>
-    </w:p>
-    <w:p>
-      <w:pPr>
-        <w:pStyle w:val="Prrafodelista"/>
-        <w:numPr>
-          <w:ilvl w:val="0"/>
-          <w:numId w:val="1"/>
-        </w:numPr>
-      </w:pPr>
-      <w:bookmarkStart w:id="30" w:name="_Ref211003510"/>
-      <w:r>
-        <w:t xml:space="preserve">Barber, Q. E., Jain, P., Whitman, E., Thompson, D. K., </w:t>
-      </w:r>
-      <w:proofErr w:type="spellStart"/>
-      <w:r>
-        <w:t>Guindon</w:t>
-      </w:r>
-      <w:proofErr w:type="spellEnd"/>
-      <w:r>
-        <w:t xml:space="preserve">, L., Parks, S. A., Wang, X., </w:t>
-      </w:r>
-      <w:proofErr w:type="spellStart"/>
-      <w:r>
-        <w:t>Hethcoat</w:t>
-      </w:r>
-      <w:proofErr w:type="spellEnd"/>
-      <w:r>
-        <w:t xml:space="preserve">, M. G., &amp; </w:t>
-      </w:r>
-      <w:proofErr w:type="spellStart"/>
-      <w:r>
-        <w:t>Parisien</w:t>
-      </w:r>
-      <w:proofErr w:type="spellEnd"/>
-      <w:r>
-        <w:t xml:space="preserve">, M. A. (2024). </w:t>
-      </w:r>
-      <w:hyperlink r:id="rId31" w:history="1">
-        <w:proofErr w:type="spellStart"/>
-        <w:r>
-          <w:rPr>
-            <w:rStyle w:val="Hipervnculo"/>
-          </w:rPr>
-          <w:t>The</w:t>
-        </w:r>
-        <w:proofErr w:type="spellEnd"/>
-        <w:r>
-          <w:rPr>
-            <w:rStyle w:val="Hipervnculo"/>
-          </w:rPr>
-          <w:t xml:space="preserve"> Canadian </w:t>
-        </w:r>
-        <w:proofErr w:type="spellStart"/>
-        <w:r>
-          <w:rPr>
-            <w:rStyle w:val="Hipervnculo"/>
-          </w:rPr>
-          <w:t>Fire</w:t>
-        </w:r>
-        <w:proofErr w:type="spellEnd"/>
-        <w:r>
-          <w:rPr>
-            <w:rStyle w:val="Hipervnculo"/>
-          </w:rPr>
-          <w:t xml:space="preserve"> Spread </w:t>
-        </w:r>
-        <w:proofErr w:type="spellStart"/>
-        <w:r>
-          <w:rPr>
-            <w:rStyle w:val="Hipervnculo"/>
-          </w:rPr>
-          <w:t>Dataset</w:t>
-        </w:r>
-        <w:proofErr w:type="spellEnd"/>
-      </w:hyperlink>
-      <w:r>
-        <w:t>. </w:t>
-      </w:r>
-      <w:proofErr w:type="spellStart"/>
-      <w:r>
-        <w:rPr>
-          <w:i/>
-          <w:iCs/>
-        </w:rPr>
-        <w:t>Scientific</w:t>
-      </w:r>
-      <w:proofErr w:type="spellEnd"/>
-      <w:r>
-        <w:rPr>
-          <w:i/>
-          <w:iCs/>
-        </w:rPr>
-        <w:t xml:space="preserve"> data</w:t>
-      </w:r>
-      <w:r>
-        <w:t>, </w:t>
-      </w:r>
-      <w:r>
-        <w:rPr>
-          <w:i/>
-          <w:iCs/>
-        </w:rPr>
-        <w:t>11</w:t>
-      </w:r>
-      <w:r>
-        <w:t>(1), 764.</w:t>
-      </w:r>
-      <w:bookmarkEnd w:id="29"/>
-      <w:bookmarkEnd w:id="30"/>
-      <w:r>
-        <w:t xml:space="preserve"> </w:t>
-      </w:r>
-    </w:p>
-    <w:p>
-      <w:pPr>
-        <w:pStyle w:val="Prrafodelista"/>
-        <w:numPr>
-          <w:ilvl w:val="0"/>
-          <w:numId w:val="1"/>
-        </w:numPr>
-      </w:pPr>
-      <w:bookmarkStart w:id="31" w:name="_Ref212572650"/>
-      <w:r>
-        <w:t xml:space="preserve">Muñoz Sabater, J. (2019): </w:t>
-      </w:r>
-      <w:hyperlink r:id="rId32" w:history="1">
-        <w:r>
-          <w:rPr>
-            <w:rStyle w:val="Hipervnculo"/>
-          </w:rPr>
-          <w:t xml:space="preserve">ERA5-Land </w:t>
-        </w:r>
-        <w:proofErr w:type="spellStart"/>
-        <w:r>
-          <w:rPr>
-            <w:rStyle w:val="Hipervnculo"/>
-          </w:rPr>
-          <w:t>hourly</w:t>
-        </w:r>
-        <w:proofErr w:type="spellEnd"/>
-        <w:r>
-          <w:rPr>
-            <w:rStyle w:val="Hipervnculo"/>
-          </w:rPr>
-          <w:t xml:space="preserve"> data </w:t>
-        </w:r>
-        <w:proofErr w:type="spellStart"/>
-        <w:r>
-          <w:rPr>
-            <w:rStyle w:val="Hipervnculo"/>
-          </w:rPr>
-          <w:t>from</w:t>
-        </w:r>
-        <w:proofErr w:type="spellEnd"/>
-        <w:r>
-          <w:rPr>
-            <w:rStyle w:val="Hipervnculo"/>
-          </w:rPr>
-          <w:t xml:space="preserve"> 1950 </w:t>
-        </w:r>
-        <w:proofErr w:type="spellStart"/>
-        <w:r>
-          <w:rPr>
-            <w:rStyle w:val="Hipervnculo"/>
-          </w:rPr>
-          <w:t>to</w:t>
-        </w:r>
-        <w:proofErr w:type="spellEnd"/>
-        <w:r>
-          <w:rPr>
-            <w:rStyle w:val="Hipervnculo"/>
-          </w:rPr>
-          <w:t xml:space="preserve"> </w:t>
-        </w:r>
-        <w:proofErr w:type="spellStart"/>
-        <w:r>
-          <w:rPr>
-            <w:rStyle w:val="Hipervnculo"/>
-          </w:rPr>
-          <w:t>present</w:t>
-        </w:r>
-        <w:proofErr w:type="spellEnd"/>
-      </w:hyperlink>
-      <w:r>
-        <w:t xml:space="preserve">. </w:t>
-      </w:r>
-      <w:proofErr w:type="spellStart"/>
-      <w:r>
-        <w:t>Copernicus</w:t>
-      </w:r>
-      <w:proofErr w:type="spellEnd"/>
-      <w:r>
-        <w:t xml:space="preserve"> </w:t>
-      </w:r>
-      <w:proofErr w:type="spellStart"/>
-      <w:r>
-        <w:t>Climate</w:t>
-      </w:r>
-      <w:proofErr w:type="spellEnd"/>
-      <w:r>
-        <w:t xml:space="preserve"> Change </w:t>
-      </w:r>
-      <w:proofErr w:type="spellStart"/>
-      <w:r>
-        <w:t>Service</w:t>
-      </w:r>
-      <w:proofErr w:type="spellEnd"/>
-      <w:r>
-        <w:t xml:space="preserve"> (C3S) </w:t>
-      </w:r>
-      <w:proofErr w:type="spellStart"/>
-      <w:r>
-        <w:t>Climate</w:t>
-      </w:r>
-      <w:proofErr w:type="spellEnd"/>
-      <w:r>
-        <w:t xml:space="preserve"> Data Store (CDS).</w:t>
-      </w:r>
-      <w:bookmarkEnd w:id="31"/>
-      <w:r>
-        <w:t> </w:t>
-      </w:r>
-    </w:p>
-    <w:p>
-      <w:pPr>
-        <w:pStyle w:val="Prrafodelista"/>
-        <w:numPr>
-          <w:ilvl w:val="0"/>
-          <w:numId w:val="1"/>
-        </w:numPr>
-      </w:pPr>
-      <w:proofErr w:type="spellStart"/>
-      <w:r>
-        <w:t>European</w:t>
-      </w:r>
-      <w:proofErr w:type="spellEnd"/>
-      <w:r>
-        <w:t xml:space="preserve"> Centre </w:t>
-      </w:r>
-      <w:proofErr w:type="spellStart"/>
-      <w:r>
-        <w:t>for</w:t>
-      </w:r>
-      <w:proofErr w:type="spellEnd"/>
-      <w:r>
-        <w:t xml:space="preserve"> Medium-</w:t>
-      </w:r>
-      <w:proofErr w:type="spellStart"/>
-      <w:r>
-        <w:t>Range</w:t>
-      </w:r>
-      <w:proofErr w:type="spellEnd"/>
-      <w:r>
-        <w:t xml:space="preserve"> </w:t>
-      </w:r>
-      <w:proofErr w:type="spellStart"/>
-      <w:r>
-        <w:t>Weather</w:t>
-      </w:r>
-      <w:proofErr w:type="spellEnd"/>
-      <w:r>
-        <w:t xml:space="preserve"> </w:t>
-      </w:r>
-      <w:proofErr w:type="spellStart"/>
-      <w:r>
-        <w:t>Forecasts</w:t>
-      </w:r>
-      <w:proofErr w:type="spellEnd"/>
-      <w:r>
-        <w:t>. (2024). </w:t>
-      </w:r>
-      <w:hyperlink r:id="rId33" w:history="1">
+      <w:hyperlink r:id="rId48" w:history="1">
         <w:r>
           <w:rPr>
             <w:rStyle w:val="Hipervnculo"/>
             <w:i/>
             <w:iCs/>
           </w:rPr>
-          <w:t xml:space="preserve">3.3 </w:t>
+          <w:t>CRoss-Industry Standard Process for Data Mining (CRISP-DM)</w:t>
         </w:r>
-        <w:proofErr w:type="spellStart"/>
+      </w:hyperlink>
+      <w:r>
+        <w:t>.</w:t>
+      </w:r>
+      <w:bookmarkEnd w:id="43"/>
+      <w:r>
+        <w:t xml:space="preserve"> </w:t>
+      </w:r>
+    </w:p>
+    <w:p>
+      <w:pPr>
+        <w:pStyle w:val="Prrafodelista"/>
+        <w:numPr>
+          <w:ilvl w:val="0"/>
+          <w:numId w:val="1"/>
+        </w:numPr>
+      </w:pPr>
+      <w:bookmarkStart w:id="45" w:name="_Ref211003510"/>
+      <w:r>
+        <w:t xml:space="preserve">Barber, Q. E., Jain, P., Whitman, E., Thompson, D. K., Guindon, L., Parks, S. A., Wang, X., Hethcoat, M. G., &amp; Parisien, M. A. (2024). </w:t>
+      </w:r>
+      <w:hyperlink r:id="rId49" w:history="1">
+        <w:r>
+          <w:rPr>
+            <w:rStyle w:val="Hipervnculo"/>
+          </w:rPr>
+          <w:t>The Canadian Fire Spread Dataset</w:t>
+        </w:r>
+      </w:hyperlink>
+      <w:r>
+        <w:t>. </w:t>
+      </w:r>
+      <w:r>
+        <w:rPr>
+          <w:i/>
+          <w:iCs/>
+        </w:rPr>
+        <w:t>Scientific data</w:t>
+      </w:r>
+      <w:r>
+        <w:t>, </w:t>
+      </w:r>
+      <w:r>
+        <w:rPr>
+          <w:i/>
+          <w:iCs/>
+        </w:rPr>
+        <w:t>11</w:t>
+      </w:r>
+      <w:r>
+        <w:t>(1), 764.</w:t>
+      </w:r>
+      <w:bookmarkEnd w:id="44"/>
+      <w:bookmarkEnd w:id="45"/>
+      <w:r>
+        <w:t xml:space="preserve"> </w:t>
+      </w:r>
+    </w:p>
+    <w:p>
+      <w:pPr>
+        <w:pStyle w:val="Prrafodelista"/>
+        <w:numPr>
+          <w:ilvl w:val="0"/>
+          <w:numId w:val="1"/>
+        </w:numPr>
+      </w:pPr>
+      <w:bookmarkStart w:id="46" w:name="_Ref212572650"/>
+      <w:r>
+        <w:t xml:space="preserve">Muñoz Sabater, J. (2019): </w:t>
+      </w:r>
+      <w:hyperlink r:id="rId50" w:history="1">
+        <w:r>
+          <w:rPr>
+            <w:rStyle w:val="Hipervnculo"/>
+          </w:rPr>
+          <w:t>ERA5-Land hourly data from 1950 to present</w:t>
+        </w:r>
+      </w:hyperlink>
+      <w:r>
+        <w:t>. Copernicus Climate Change Service (C3S) Climate Data Store (CDS).</w:t>
+      </w:r>
+      <w:bookmarkEnd w:id="46"/>
+      <w:r>
+        <w:t> </w:t>
+      </w:r>
+    </w:p>
+    <w:p>
+      <w:pPr>
+        <w:pStyle w:val="Prrafodelista"/>
+        <w:numPr>
+          <w:ilvl w:val="0"/>
+          <w:numId w:val="1"/>
+        </w:numPr>
+      </w:pPr>
+      <w:r>
+        <w:t>European Centre for Medium-Range Weather Forecasts. (2024). </w:t>
+      </w:r>
+      <w:hyperlink r:id="rId51" w:history="1">
         <w:r>
           <w:rPr>
             <w:rStyle w:val="Hipervnculo"/>
             <w:i/>
             <w:iCs/>
           </w:rPr>
-          <w:t>OpenIFS</w:t>
-        </w:r>
-        <w:proofErr w:type="spellEnd"/>
-        <w:r>
-          <w:rPr>
-            <w:rStyle w:val="Hipervnculo"/>
-            <w:i/>
-            <w:iCs/>
-          </w:rPr>
-          <w:t xml:space="preserve">: Surface </w:t>
-        </w:r>
-        <w:proofErr w:type="spellStart"/>
-        <w:r>
-          <w:rPr>
-            <w:rStyle w:val="Hipervnculo"/>
-            <w:i/>
-            <w:iCs/>
-          </w:rPr>
-          <w:t>Model</w:t>
-        </w:r>
-        <w:proofErr w:type="spellEnd"/>
-        <w:r>
-          <w:rPr>
-            <w:rStyle w:val="Hipervnculo"/>
-            <w:i/>
-            <w:iCs/>
-          </w:rPr>
-          <w:t xml:space="preserve"> HTESSEL</w:t>
+          <w:t>3.3 OpenIFS: Surface Model HTESSEL</w:t>
         </w:r>
       </w:hyperlink>
       <w:r>
-        <w:t xml:space="preserve">. </w:t>
-      </w:r>
-      <w:proofErr w:type="spellStart"/>
-      <w:r>
-        <w:t>OpenIFS</w:t>
-      </w:r>
-      <w:proofErr w:type="spellEnd"/>
-      <w:r>
-        <w:t xml:space="preserve"> </w:t>
-      </w:r>
-      <w:proofErr w:type="spellStart"/>
-      <w:r>
-        <w:t>Documentation</w:t>
-      </w:r>
-      <w:proofErr w:type="spellEnd"/>
-      <w:r>
-        <w:t>.</w:t>
+        <w:t>. OpenIFS Documentation.</w:t>
       </w:r>
     </w:p>
     <w:p>
@@ -18106,12 +18512,12 @@
           <w:numId w:val="1"/>
         </w:numPr>
       </w:pPr>
-      <w:bookmarkStart w:id="32" w:name="_Ref211360730"/>
+      <w:bookmarkStart w:id="47" w:name="_Ref211360730"/>
       <w:r>
         <w:lastRenderedPageBreak/>
         <w:t>Comisión Nacional de Actividades Espaciales. (s. f.). </w:t>
       </w:r>
-      <w:hyperlink r:id="rId34" w:history="1">
+      <w:hyperlink r:id="rId52" w:history="1">
         <w:r>
           <w:rPr>
             <w:rStyle w:val="Hipervnculo"/>
@@ -18124,7 +18530,7 @@
       <w:r>
         <w:t>. CONAE.</w:t>
       </w:r>
-      <w:bookmarkEnd w:id="32"/>
+      <w:bookmarkEnd w:id="47"/>
     </w:p>
     <w:p>
       <w:pPr>
@@ -18134,446 +18540,103 @@
           <w:numId w:val="1"/>
         </w:numPr>
       </w:pPr>
-      <w:bookmarkStart w:id="33" w:name="_Ref211364570"/>
+      <w:bookmarkStart w:id="48" w:name="_Ref211364570"/>
       <w:r>
         <w:t>NASA. </w:t>
       </w:r>
-      <w:proofErr w:type="spellStart"/>
-      <w:r>
-        <w:fldChar w:fldCharType="begin"/>
-      </w:r>
-      <w:r>
-        <w:instrText>HYPERLINK "https://firms.modaps.eosdis.nasa.gov/"</w:instrText>
-      </w:r>
-      <w:r>
-        <w:fldChar w:fldCharType="separate"/>
-      </w:r>
-      <w:r>
-        <w:rPr>
-          <w:rStyle w:val="Hipervnculo"/>
-          <w:i/>
-          <w:iCs/>
-        </w:rPr>
-        <w:t>Fire</w:t>
-      </w:r>
-      <w:proofErr w:type="spellEnd"/>
-      <w:r>
-        <w:rPr>
-          <w:rStyle w:val="Hipervnculo"/>
-          <w:i/>
-          <w:iCs/>
-        </w:rPr>
-        <w:t xml:space="preserve"> </w:t>
-      </w:r>
-      <w:proofErr w:type="spellStart"/>
-      <w:r>
-        <w:rPr>
-          <w:rStyle w:val="Hipervnculo"/>
-          <w:i/>
-          <w:iCs/>
-        </w:rPr>
-        <w:t>Information</w:t>
-      </w:r>
-      <w:proofErr w:type="spellEnd"/>
-      <w:r>
-        <w:rPr>
-          <w:rStyle w:val="Hipervnculo"/>
-          <w:i/>
-          <w:iCs/>
-        </w:rPr>
-        <w:t xml:space="preserve"> </w:t>
-      </w:r>
-      <w:proofErr w:type="spellStart"/>
-      <w:r>
-        <w:rPr>
-          <w:rStyle w:val="Hipervnculo"/>
-          <w:i/>
-          <w:iCs/>
-        </w:rPr>
-        <w:t>for</w:t>
-      </w:r>
-      <w:proofErr w:type="spellEnd"/>
-      <w:r>
-        <w:rPr>
-          <w:rStyle w:val="Hipervnculo"/>
-          <w:i/>
-          <w:iCs/>
-        </w:rPr>
-        <w:t xml:space="preserve"> </w:t>
-      </w:r>
-      <w:proofErr w:type="spellStart"/>
-      <w:r>
-        <w:rPr>
-          <w:rStyle w:val="Hipervnculo"/>
-          <w:i/>
-          <w:iCs/>
-        </w:rPr>
-        <w:t>Resource</w:t>
-      </w:r>
-      <w:proofErr w:type="spellEnd"/>
-      <w:r>
-        <w:rPr>
-          <w:rStyle w:val="Hipervnculo"/>
-          <w:i/>
-          <w:iCs/>
-        </w:rPr>
-        <w:t xml:space="preserve"> Management </w:t>
-      </w:r>
-      <w:proofErr w:type="spellStart"/>
-      <w:r>
-        <w:rPr>
-          <w:rStyle w:val="Hipervnculo"/>
-          <w:i/>
-          <w:iCs/>
-        </w:rPr>
-        <w:t>System</w:t>
-      </w:r>
-      <w:proofErr w:type="spellEnd"/>
-      <w:r>
-        <w:rPr>
-          <w:rStyle w:val="Hipervnculo"/>
-          <w:i/>
-          <w:iCs/>
-        </w:rPr>
-        <w:t xml:space="preserve"> (FIRMS)</w:t>
-      </w:r>
-      <w:r>
-        <w:fldChar w:fldCharType="end"/>
-      </w:r>
-      <w:r>
-        <w:t xml:space="preserve">. NASA </w:t>
-      </w:r>
-      <w:proofErr w:type="spellStart"/>
-      <w:r>
-        <w:t>Earth</w:t>
-      </w:r>
-      <w:proofErr w:type="spellEnd"/>
-      <w:r>
-        <w:t xml:space="preserve"> </w:t>
-      </w:r>
-      <w:proofErr w:type="spellStart"/>
-      <w:r>
-        <w:t>Observing</w:t>
-      </w:r>
-      <w:proofErr w:type="spellEnd"/>
-      <w:r>
-        <w:t xml:space="preserve"> </w:t>
-      </w:r>
-      <w:proofErr w:type="spellStart"/>
-      <w:r>
-        <w:t>System</w:t>
-      </w:r>
-      <w:proofErr w:type="spellEnd"/>
-      <w:r>
-        <w:t xml:space="preserve"> Data and </w:t>
-      </w:r>
-      <w:proofErr w:type="spellStart"/>
-      <w:r>
-        <w:t>Information</w:t>
-      </w:r>
-      <w:proofErr w:type="spellEnd"/>
-      <w:r>
-        <w:t xml:space="preserve"> </w:t>
-      </w:r>
-      <w:proofErr w:type="spellStart"/>
-      <w:r>
-        <w:t>System</w:t>
-      </w:r>
-      <w:proofErr w:type="spellEnd"/>
-      <w:r>
-        <w:t xml:space="preserve"> (EOSDIS).</w:t>
-      </w:r>
-      <w:bookmarkEnd w:id="33"/>
-    </w:p>
-    <w:p>
-      <w:pPr>
-        <w:pStyle w:val="Prrafodelista"/>
-        <w:numPr>
-          <w:ilvl w:val="0"/>
-          <w:numId w:val="1"/>
-        </w:numPr>
-      </w:pPr>
-      <w:bookmarkStart w:id="34" w:name="_Ref212113708"/>
-      <w:r>
-        <w:t>Wagner,</w:t>
-      </w:r>
-      <w:r>
-        <w:t xml:space="preserve"> </w:t>
-      </w:r>
-      <w:r>
-        <w:t>C. E. van</w:t>
-      </w:r>
-      <w:r>
-        <w:t xml:space="preserve">, ISBN: </w:t>
-      </w:r>
-      <w:r>
-        <w:t xml:space="preserve">0-662-15198-4, Canadian </w:t>
-      </w:r>
-      <w:proofErr w:type="spellStart"/>
-      <w:r>
-        <w:t>Forestry</w:t>
-      </w:r>
-      <w:proofErr w:type="spellEnd"/>
-      <w:r>
-        <w:t xml:space="preserve"> </w:t>
-      </w:r>
-      <w:proofErr w:type="spellStart"/>
-      <w:r>
-        <w:t>Service</w:t>
-      </w:r>
-      <w:proofErr w:type="spellEnd"/>
-      <w:r>
-        <w:t xml:space="preserve">, </w:t>
-      </w:r>
-      <w:hyperlink r:id="rId35" w:history="1">
-        <w:proofErr w:type="spellStart"/>
-        <w:r>
-          <w:rPr>
-            <w:rStyle w:val="Hipervnculo"/>
-          </w:rPr>
-          <w:t>Development</w:t>
-        </w:r>
-        <w:proofErr w:type="spellEnd"/>
-        <w:r>
-          <w:rPr>
-            <w:rStyle w:val="Hipervnculo"/>
-          </w:rPr>
-          <w:t xml:space="preserve"> and </w:t>
-        </w:r>
-        <w:proofErr w:type="spellStart"/>
-        <w:r>
-          <w:rPr>
-            <w:rStyle w:val="Hipervnculo"/>
-          </w:rPr>
-          <w:t>structure</w:t>
-        </w:r>
-        <w:proofErr w:type="spellEnd"/>
-        <w:r>
-          <w:rPr>
-            <w:rStyle w:val="Hipervnculo"/>
-          </w:rPr>
-          <w:t xml:space="preserve"> </w:t>
-        </w:r>
-        <w:proofErr w:type="spellStart"/>
-        <w:r>
-          <w:rPr>
-            <w:rStyle w:val="Hipervnculo"/>
-          </w:rPr>
-          <w:t>of</w:t>
-        </w:r>
-        <w:proofErr w:type="spellEnd"/>
-        <w:r>
-          <w:rPr>
-            <w:rStyle w:val="Hipervnculo"/>
-          </w:rPr>
-          <w:t xml:space="preserve"> </w:t>
-        </w:r>
-        <w:proofErr w:type="spellStart"/>
-        <w:r>
-          <w:rPr>
-            <w:rStyle w:val="Hipervnculo"/>
-          </w:rPr>
-          <w:t>the</w:t>
-        </w:r>
-        <w:proofErr w:type="spellEnd"/>
-        <w:r>
-          <w:rPr>
-            <w:rStyle w:val="Hipervnculo"/>
-          </w:rPr>
-          <w:t xml:space="preserve"> Canadian Forest </w:t>
-        </w:r>
-        <w:proofErr w:type="spellStart"/>
-        <w:r>
-          <w:rPr>
-            <w:rStyle w:val="Hipervnculo"/>
-          </w:rPr>
-          <w:t>Fire</w:t>
-        </w:r>
-        <w:proofErr w:type="spellEnd"/>
-        <w:r>
-          <w:rPr>
-            <w:rStyle w:val="Hipervnculo"/>
-          </w:rPr>
-          <w:t xml:space="preserve"> </w:t>
-        </w:r>
-        <w:proofErr w:type="spellStart"/>
-        <w:r>
-          <w:rPr>
-            <w:rStyle w:val="Hipervnculo"/>
-          </w:rPr>
-          <w:t>Weather</w:t>
-        </w:r>
-        <w:proofErr w:type="spellEnd"/>
-        <w:r>
-          <w:rPr>
-            <w:rStyle w:val="Hipervnculo"/>
-          </w:rPr>
-          <w:t xml:space="preserve"> </w:t>
-        </w:r>
-        <w:proofErr w:type="spellStart"/>
-        <w:r>
-          <w:rPr>
-            <w:rStyle w:val="Hipervnculo"/>
-          </w:rPr>
-          <w:t>Index</w:t>
-        </w:r>
-        <w:proofErr w:type="spellEnd"/>
-        <w:r>
-          <w:rPr>
-            <w:rStyle w:val="Hipervnculo"/>
-          </w:rPr>
-          <w:t xml:space="preserve"> </w:t>
-        </w:r>
-        <w:proofErr w:type="spellStart"/>
-        <w:r>
-          <w:rPr>
-            <w:rStyle w:val="Hipervnculo"/>
-          </w:rPr>
-          <w:t>System</w:t>
-        </w:r>
-        <w:proofErr w:type="spellEnd"/>
-      </w:hyperlink>
-      <w:r>
-        <w:t>, (1987)</w:t>
-      </w:r>
-      <w:r>
-        <w:t>.</w:t>
-      </w:r>
-      <w:bookmarkEnd w:id="34"/>
-    </w:p>
-    <w:p>
-      <w:pPr>
-        <w:pStyle w:val="Prrafodelista"/>
-        <w:numPr>
-          <w:ilvl w:val="0"/>
-          <w:numId w:val="1"/>
-        </w:numPr>
-      </w:pPr>
-      <w:bookmarkStart w:id="35" w:name="_Ref212141874"/>
-      <w:proofErr w:type="spellStart"/>
-      <w:r>
-        <w:t>wxedward</w:t>
-      </w:r>
-      <w:proofErr w:type="spellEnd"/>
-      <w:r>
-        <w:t xml:space="preserve"> (</w:t>
-      </w:r>
-      <w:r>
-        <w:t>2024</w:t>
-      </w:r>
-      <w:r>
-        <w:t xml:space="preserve">, </w:t>
-      </w:r>
-      <w:r>
-        <w:t>13</w:t>
-      </w:r>
-      <w:r>
-        <w:t xml:space="preserve"> </w:t>
-      </w:r>
-      <w:r>
-        <w:t>febrero</w:t>
-      </w:r>
-      <w:r>
-        <w:t>). </w:t>
-      </w:r>
-      <w:hyperlink r:id="rId36" w:history="1">
+      <w:hyperlink r:id="rId53" w:history="1">
         <w:r>
           <w:rPr>
             <w:rStyle w:val="Hipervnculo"/>
             <w:i/>
             <w:iCs/>
           </w:rPr>
-          <w:t xml:space="preserve">FIRMS: </w:t>
+          <w:t>Fire Information for Resource Management System (FIRMS)</w:t>
         </w:r>
-        <w:proofErr w:type="spellStart"/>
+      </w:hyperlink>
+      <w:r>
+        <w:t>. NASA Earth Observing System Data and Information System (EOSDIS).</w:t>
+      </w:r>
+      <w:bookmarkEnd w:id="48"/>
+    </w:p>
+    <w:p>
+      <w:pPr>
+        <w:pStyle w:val="Prrafodelista"/>
+        <w:numPr>
+          <w:ilvl w:val="0"/>
+          <w:numId w:val="1"/>
+        </w:numPr>
+      </w:pPr>
+      <w:bookmarkStart w:id="49" w:name="_Ref212113708"/>
+      <w:r>
+        <w:t>Wagner,</w:t>
+      </w:r>
+      <w:r>
+        <w:t xml:space="preserve"> </w:t>
+      </w:r>
+      <w:r>
+        <w:t>C. E. van</w:t>
+      </w:r>
+      <w:r>
+        <w:t xml:space="preserve">, ISBN: </w:t>
+      </w:r>
+      <w:r>
+        <w:t xml:space="preserve">0-662-15198-4, Canadian Forestry Service, </w:t>
+      </w:r>
+      <w:hyperlink r:id="rId54" w:history="1">
+        <w:r>
+          <w:rPr>
+            <w:rStyle w:val="Hipervnculo"/>
+          </w:rPr>
+          <w:t>Development and structure of the Canadian Forest Fire Weather Index System</w:t>
+        </w:r>
+      </w:hyperlink>
+      <w:r>
+        <w:t>, (1987)</w:t>
+      </w:r>
+      <w:r>
+        <w:t>.</w:t>
+      </w:r>
+      <w:bookmarkEnd w:id="49"/>
+    </w:p>
+    <w:p>
+      <w:pPr>
+        <w:pStyle w:val="Prrafodelista"/>
+        <w:numPr>
+          <w:ilvl w:val="0"/>
+          <w:numId w:val="1"/>
+        </w:numPr>
+      </w:pPr>
+      <w:bookmarkStart w:id="50" w:name="_Ref212141874"/>
+      <w:r>
+        <w:t>wxedward (</w:t>
+      </w:r>
+      <w:r>
+        <w:t>2024</w:t>
+      </w:r>
+      <w:r>
+        <w:t xml:space="preserve">, </w:t>
+      </w:r>
+      <w:r>
+        <w:t>13</w:t>
+      </w:r>
+      <w:r>
+        <w:t xml:space="preserve"> </w:t>
+      </w:r>
+      <w:r>
+        <w:t>febrero</w:t>
+      </w:r>
+      <w:r>
+        <w:t>). </w:t>
+      </w:r>
+      <w:hyperlink r:id="rId55" w:history="1">
         <w:r>
           <w:rPr>
             <w:rStyle w:val="Hipervnculo"/>
             <w:i/>
             <w:iCs/>
           </w:rPr>
-          <w:t>What</w:t>
-        </w:r>
-        <w:proofErr w:type="spellEnd"/>
-        <w:r>
-          <w:rPr>
-            <w:rStyle w:val="Hipervnculo"/>
-            <w:i/>
-            <w:iCs/>
-          </w:rPr>
-          <w:t xml:space="preserve"> </w:t>
-        </w:r>
-        <w:proofErr w:type="spellStart"/>
-        <w:r>
-          <w:rPr>
-            <w:rStyle w:val="Hipervnculo"/>
-            <w:i/>
-            <w:iCs/>
-          </w:rPr>
-          <w:t>is</w:t>
-        </w:r>
-        <w:proofErr w:type="spellEnd"/>
-        <w:r>
-          <w:rPr>
-            <w:rStyle w:val="Hipervnculo"/>
-            <w:i/>
-            <w:iCs/>
-          </w:rPr>
-          <w:t xml:space="preserve"> </w:t>
-        </w:r>
-        <w:proofErr w:type="spellStart"/>
-        <w:r>
-          <w:rPr>
-            <w:rStyle w:val="Hipervnculo"/>
-            <w:i/>
-            <w:iCs/>
-          </w:rPr>
-          <w:t>the</w:t>
-        </w:r>
-        <w:proofErr w:type="spellEnd"/>
-        <w:r>
-          <w:rPr>
-            <w:rStyle w:val="Hipervnculo"/>
-            <w:i/>
-            <w:iCs/>
-          </w:rPr>
-          <w:t xml:space="preserve"> </w:t>
-        </w:r>
-        <w:proofErr w:type="spellStart"/>
-        <w:r>
-          <w:rPr>
-            <w:rStyle w:val="Hipervnculo"/>
-            <w:i/>
-            <w:iCs/>
-          </w:rPr>
-          <w:t>detection</w:t>
-        </w:r>
-        <w:proofErr w:type="spellEnd"/>
-        <w:r>
-          <w:rPr>
-            <w:rStyle w:val="Hipervnculo"/>
-            <w:i/>
-            <w:iCs/>
-          </w:rPr>
-          <w:t xml:space="preserve"> </w:t>
-        </w:r>
-        <w:proofErr w:type="spellStart"/>
-        <w:r>
-          <w:rPr>
-            <w:rStyle w:val="Hipervnculo"/>
-            <w:i/>
-            <w:iCs/>
-          </w:rPr>
-          <w:t>confidence</w:t>
-        </w:r>
-        <w:proofErr w:type="spellEnd"/>
-        <w:r>
-          <w:rPr>
-            <w:rStyle w:val="Hipervnculo"/>
-            <w:i/>
-            <w:iCs/>
-          </w:rPr>
-          <w:t>?</w:t>
+          <w:t>FIRMS: What is the detection confidence?</w:t>
         </w:r>
         <w:r>
           <w:rPr>
@@ -18581,24 +18644,11 @@
           </w:rPr>
           <w:t> </w:t>
         </w:r>
-        <w:proofErr w:type="spellStart"/>
       </w:hyperlink>
       <w:r>
-        <w:t>Earthdata</w:t>
-      </w:r>
-      <w:proofErr w:type="spellEnd"/>
-      <w:r>
-        <w:t xml:space="preserve"> </w:t>
-      </w:r>
-      <w:proofErr w:type="spellStart"/>
-      <w:r>
-        <w:t>Forum</w:t>
-      </w:r>
-      <w:proofErr w:type="spellEnd"/>
-      <w:r>
-        <w:t>.</w:t>
-      </w:r>
-      <w:bookmarkEnd w:id="35"/>
+        <w:t>Earthdata Forum.</w:t>
+      </w:r>
+      <w:bookmarkEnd w:id="50"/>
     </w:p>
     <w:p>
       <w:pPr>
@@ -18608,7 +18658,7 @@
           <w:numId w:val="1"/>
         </w:numPr>
       </w:pPr>
-      <w:bookmarkStart w:id="36" w:name="_Ref212136804"/>
+      <w:bookmarkStart w:id="51" w:name="_Ref212136804"/>
       <w:r>
         <w:t xml:space="preserve">NASA FIRMS. </w:t>
       </w:r>
@@ -18617,88 +18667,23 @@
           <w:i/>
           <w:iCs/>
         </w:rPr>
-        <w:t xml:space="preserve">FIRMS Web </w:t>
-      </w:r>
-      <w:proofErr w:type="spellStart"/>
-      <w:r>
-        <w:rPr>
-          <w:i/>
-          <w:iCs/>
-        </w:rPr>
-        <w:t>Services</w:t>
-      </w:r>
-      <w:proofErr w:type="spellEnd"/>
+        <w:t>FIRMS Web Services</w:t>
+      </w:r>
       <w:r>
         <w:t xml:space="preserve">. </w:t>
       </w:r>
-      <w:hyperlink r:id="rId37" w:history="1">
+      <w:hyperlink r:id="rId56" w:history="1">
         <w:r>
           <w:rPr>
             <w:rStyle w:val="Hipervnculo"/>
           </w:rPr>
-          <w:t xml:space="preserve">NASA </w:t>
-        </w:r>
-        <w:proofErr w:type="spellStart"/>
-        <w:r>
-          <w:rPr>
-            <w:rStyle w:val="Hipervnculo"/>
-          </w:rPr>
-          <w:t>Earth</w:t>
-        </w:r>
-        <w:proofErr w:type="spellEnd"/>
-        <w:r>
-          <w:rPr>
-            <w:rStyle w:val="Hipervnculo"/>
-          </w:rPr>
-          <w:t xml:space="preserve"> </w:t>
-        </w:r>
-        <w:proofErr w:type="spellStart"/>
-        <w:r>
-          <w:rPr>
-            <w:rStyle w:val="Hipervnculo"/>
-          </w:rPr>
-          <w:t>Science</w:t>
-        </w:r>
-        <w:proofErr w:type="spellEnd"/>
-        <w:r>
-          <w:rPr>
-            <w:rStyle w:val="Hipervnculo"/>
-          </w:rPr>
-          <w:t xml:space="preserve"> Data and </w:t>
-        </w:r>
-        <w:proofErr w:type="spellStart"/>
-        <w:r>
-          <w:rPr>
-            <w:rStyle w:val="Hipervnculo"/>
-          </w:rPr>
-          <w:t>Information</w:t>
-        </w:r>
-        <w:proofErr w:type="spellEnd"/>
-        <w:r>
-          <w:rPr>
-            <w:rStyle w:val="Hipervnculo"/>
-          </w:rPr>
-          <w:t xml:space="preserve"> </w:t>
-        </w:r>
-        <w:proofErr w:type="spellStart"/>
-        <w:r>
-          <w:rPr>
-            <w:rStyle w:val="Hipervnculo"/>
-          </w:rPr>
-          <w:t>System</w:t>
-        </w:r>
-        <w:proofErr w:type="spellEnd"/>
-        <w:r>
-          <w:rPr>
-            <w:rStyle w:val="Hipervnculo"/>
-          </w:rPr>
-          <w:t xml:space="preserve"> (ESDIS)</w:t>
+          <w:t>NASA Earth Science Data and Information System (ESDIS)</w:t>
         </w:r>
       </w:hyperlink>
       <w:r>
         <w:t>.</w:t>
       </w:r>
-      <w:bookmarkEnd w:id="36"/>
+      <w:bookmarkEnd w:id="51"/>
     </w:p>
     <w:p>
       <w:pPr>
@@ -18708,89 +18693,24 @@
           <w:numId w:val="1"/>
         </w:numPr>
       </w:pPr>
-      <w:bookmarkStart w:id="37" w:name="_Ref212136813"/>
-      <w:proofErr w:type="spellStart"/>
-      <w:r>
-        <w:t>Copernicus</w:t>
-      </w:r>
-      <w:proofErr w:type="spellEnd"/>
-      <w:r>
-        <w:t xml:space="preserve"> </w:t>
-      </w:r>
-      <w:proofErr w:type="spellStart"/>
-      <w:r>
-        <w:t>Climate</w:t>
-      </w:r>
-      <w:proofErr w:type="spellEnd"/>
-      <w:r>
-        <w:t xml:space="preserve"> Change </w:t>
-      </w:r>
-      <w:proofErr w:type="spellStart"/>
-      <w:r>
-        <w:t>Service</w:t>
-      </w:r>
-      <w:proofErr w:type="spellEnd"/>
-      <w:r>
-        <w:t xml:space="preserve"> (C3S). </w:t>
-      </w:r>
-      <w:hyperlink r:id="rId38" w:history="1">
-        <w:proofErr w:type="spellStart"/>
+      <w:bookmarkStart w:id="52" w:name="_Ref212136813"/>
+      <w:r>
+        <w:t xml:space="preserve">Copernicus Climate Change Service (C3S). </w:t>
+      </w:r>
+      <w:hyperlink r:id="rId57" w:history="1">
         <w:r>
           <w:rPr>
             <w:rStyle w:val="Hipervnculo"/>
             <w:i/>
             <w:iCs/>
           </w:rPr>
-          <w:t>How</w:t>
-        </w:r>
-        <w:proofErr w:type="spellEnd"/>
-        <w:r>
-          <w:rPr>
-            <w:rStyle w:val="Hipervnculo"/>
-            <w:i/>
-            <w:iCs/>
-          </w:rPr>
-          <w:t xml:space="preserve"> </w:t>
-        </w:r>
-        <w:proofErr w:type="spellStart"/>
-        <w:r>
-          <w:rPr>
-            <w:rStyle w:val="Hipervnculo"/>
-            <w:i/>
-            <w:iCs/>
-          </w:rPr>
-          <w:t>to</w:t>
-        </w:r>
-        <w:proofErr w:type="spellEnd"/>
-        <w:r>
-          <w:rPr>
-            <w:rStyle w:val="Hipervnculo"/>
-            <w:i/>
-            <w:iCs/>
-          </w:rPr>
-          <w:t xml:space="preserve"> API</w:t>
+          <w:t>How to API</w:t>
         </w:r>
       </w:hyperlink>
       <w:r>
-        <w:t xml:space="preserve">. </w:t>
-      </w:r>
-      <w:proofErr w:type="spellStart"/>
-      <w:r>
-        <w:t>Copernicus</w:t>
-      </w:r>
-      <w:proofErr w:type="spellEnd"/>
-      <w:r>
-        <w:t xml:space="preserve"> </w:t>
-      </w:r>
-      <w:proofErr w:type="spellStart"/>
-      <w:r>
-        <w:t>Knowledge</w:t>
-      </w:r>
-      <w:proofErr w:type="spellEnd"/>
-      <w:r>
-        <w:t xml:space="preserve"> Base.</w:t>
-      </w:r>
-      <w:bookmarkEnd w:id="37"/>
+        <w:t>. Copernicus Knowledge Base.</w:t>
+      </w:r>
+      <w:bookmarkEnd w:id="52"/>
     </w:p>
     <w:p>
       <w:pPr>
@@ -19259,6 +19179,95 @@
     </w:lvl>
   </w:abstractNum>
   <w:abstractNum w:abstractNumId="3" w15:restartNumberingAfterBreak="0">
+    <w:nsid w:val="52D922C3"/>
+    <w:multiLevelType w:val="multilevel"/>
+    <w:tmpl w:val="2C0A001F"/>
+    <w:lvl w:ilvl="0">
+      <w:start w:val="1"/>
+      <w:numFmt w:val="decimal"/>
+      <w:lvlText w:val="%1."/>
+      <w:lvlJc w:val="left"/>
+      <w:pPr>
+        <w:ind w:left="360" w:hanging="360"/>
+      </w:pPr>
+      <w:rPr>
+        <w:rFonts w:hint="default"/>
+      </w:rPr>
+    </w:lvl>
+    <w:lvl w:ilvl="1">
+      <w:start w:val="1"/>
+      <w:numFmt w:val="decimal"/>
+      <w:lvlText w:val="%1.%2."/>
+      <w:lvlJc w:val="left"/>
+      <w:pPr>
+        <w:ind w:left="792" w:hanging="432"/>
+      </w:pPr>
+    </w:lvl>
+    <w:lvl w:ilvl="2">
+      <w:start w:val="1"/>
+      <w:numFmt w:val="decimal"/>
+      <w:lvlText w:val="%1.%2.%3."/>
+      <w:lvlJc w:val="left"/>
+      <w:pPr>
+        <w:ind w:left="1224" w:hanging="504"/>
+      </w:pPr>
+    </w:lvl>
+    <w:lvl w:ilvl="3">
+      <w:start w:val="1"/>
+      <w:numFmt w:val="decimal"/>
+      <w:lvlText w:val="%1.%2.%3.%4."/>
+      <w:lvlJc w:val="left"/>
+      <w:pPr>
+        <w:ind w:left="1728" w:hanging="648"/>
+      </w:pPr>
+    </w:lvl>
+    <w:lvl w:ilvl="4">
+      <w:start w:val="1"/>
+      <w:numFmt w:val="decimal"/>
+      <w:lvlText w:val="%1.%2.%3.%4.%5."/>
+      <w:lvlJc w:val="left"/>
+      <w:pPr>
+        <w:ind w:left="2232" w:hanging="792"/>
+      </w:pPr>
+    </w:lvl>
+    <w:lvl w:ilvl="5">
+      <w:start w:val="1"/>
+      <w:numFmt w:val="decimal"/>
+      <w:lvlText w:val="%1.%2.%3.%4.%5.%6."/>
+      <w:lvlJc w:val="left"/>
+      <w:pPr>
+        <w:ind w:left="2736" w:hanging="936"/>
+      </w:pPr>
+    </w:lvl>
+    <w:lvl w:ilvl="6">
+      <w:start w:val="1"/>
+      <w:numFmt w:val="decimal"/>
+      <w:lvlText w:val="%1.%2.%3.%4.%5.%6.%7."/>
+      <w:lvlJc w:val="left"/>
+      <w:pPr>
+        <w:ind w:left="3240" w:hanging="1080"/>
+      </w:pPr>
+    </w:lvl>
+    <w:lvl w:ilvl="7">
+      <w:start w:val="1"/>
+      <w:numFmt w:val="decimal"/>
+      <w:lvlText w:val="%1.%2.%3.%4.%5.%6.%7.%8."/>
+      <w:lvlJc w:val="left"/>
+      <w:pPr>
+        <w:ind w:left="3744" w:hanging="1224"/>
+      </w:pPr>
+    </w:lvl>
+    <w:lvl w:ilvl="8">
+      <w:start w:val="1"/>
+      <w:numFmt w:val="decimal"/>
+      <w:lvlText w:val="%1.%2.%3.%4.%5.%6.%7.%8.%9."/>
+      <w:lvlJc w:val="left"/>
+      <w:pPr>
+        <w:ind w:left="4320" w:hanging="1440"/>
+      </w:pPr>
+    </w:lvl>
+  </w:abstractNum>
+  <w:abstractNum w:abstractNumId="4" w15:restartNumberingAfterBreak="0">
     <w:nsid w:val="579D60C7"/>
     <w:multiLevelType w:val="multilevel"/>
     <w:tmpl w:val="E6584026"/>
@@ -19407,7 +19416,96 @@
       </w:rPr>
     </w:lvl>
   </w:abstractNum>
-  <w:abstractNum w:abstractNumId="4" w15:restartNumberingAfterBreak="0">
+  <w:abstractNum w:abstractNumId="5" w15:restartNumberingAfterBreak="0">
+    <w:nsid w:val="5BC73A3D"/>
+    <w:multiLevelType w:val="multilevel"/>
+    <w:tmpl w:val="2C0A001F"/>
+    <w:lvl w:ilvl="0">
+      <w:start w:val="1"/>
+      <w:numFmt w:val="decimal"/>
+      <w:lvlText w:val="%1."/>
+      <w:lvlJc w:val="left"/>
+      <w:pPr>
+        <w:ind w:left="360" w:hanging="360"/>
+      </w:pPr>
+      <w:rPr>
+        <w:rFonts w:hint="default"/>
+      </w:rPr>
+    </w:lvl>
+    <w:lvl w:ilvl="1">
+      <w:start w:val="1"/>
+      <w:numFmt w:val="decimal"/>
+      <w:lvlText w:val="%1.%2."/>
+      <w:lvlJc w:val="left"/>
+      <w:pPr>
+        <w:ind w:left="792" w:hanging="432"/>
+      </w:pPr>
+    </w:lvl>
+    <w:lvl w:ilvl="2">
+      <w:start w:val="1"/>
+      <w:numFmt w:val="decimal"/>
+      <w:lvlText w:val="%1.%2.%3."/>
+      <w:lvlJc w:val="left"/>
+      <w:pPr>
+        <w:ind w:left="1224" w:hanging="504"/>
+      </w:pPr>
+    </w:lvl>
+    <w:lvl w:ilvl="3">
+      <w:start w:val="1"/>
+      <w:numFmt w:val="decimal"/>
+      <w:lvlText w:val="%1.%2.%3.%4."/>
+      <w:lvlJc w:val="left"/>
+      <w:pPr>
+        <w:ind w:left="1728" w:hanging="648"/>
+      </w:pPr>
+    </w:lvl>
+    <w:lvl w:ilvl="4">
+      <w:start w:val="1"/>
+      <w:numFmt w:val="decimal"/>
+      <w:lvlText w:val="%1.%2.%3.%4.%5."/>
+      <w:lvlJc w:val="left"/>
+      <w:pPr>
+        <w:ind w:left="2232" w:hanging="792"/>
+      </w:pPr>
+    </w:lvl>
+    <w:lvl w:ilvl="5">
+      <w:start w:val="1"/>
+      <w:numFmt w:val="decimal"/>
+      <w:lvlText w:val="%1.%2.%3.%4.%5.%6."/>
+      <w:lvlJc w:val="left"/>
+      <w:pPr>
+        <w:ind w:left="2736" w:hanging="936"/>
+      </w:pPr>
+    </w:lvl>
+    <w:lvl w:ilvl="6">
+      <w:start w:val="1"/>
+      <w:numFmt w:val="decimal"/>
+      <w:lvlText w:val="%1.%2.%3.%4.%5.%6.%7."/>
+      <w:lvlJc w:val="left"/>
+      <w:pPr>
+        <w:ind w:left="3240" w:hanging="1080"/>
+      </w:pPr>
+    </w:lvl>
+    <w:lvl w:ilvl="7">
+      <w:start w:val="1"/>
+      <w:numFmt w:val="decimal"/>
+      <w:lvlText w:val="%1.%2.%3.%4.%5.%6.%7.%8."/>
+      <w:lvlJc w:val="left"/>
+      <w:pPr>
+        <w:ind w:left="3744" w:hanging="1224"/>
+      </w:pPr>
+    </w:lvl>
+    <w:lvl w:ilvl="8">
+      <w:start w:val="1"/>
+      <w:numFmt w:val="decimal"/>
+      <w:lvlText w:val="%1.%2.%3.%4.%5.%6.%7.%8.%9."/>
+      <w:lvlJc w:val="left"/>
+      <w:pPr>
+        <w:ind w:left="4320" w:hanging="1440"/>
+      </w:pPr>
+    </w:lvl>
+  </w:abstractNum>
+  <w:abstractNum w:abstractNumId="6" w15:restartNumberingAfterBreak="0">
     <w:nsid w:val="60F27941"/>
     <w:multiLevelType w:val="hybridMultilevel"/>
     <w:tmpl w:val="29C2503A"/>
@@ -19496,7 +19594,7 @@
       </w:pPr>
     </w:lvl>
   </w:abstractNum>
-  <w:abstractNum w:abstractNumId="5" w15:restartNumberingAfterBreak="0">
+  <w:abstractNum w:abstractNumId="7" w15:restartNumberingAfterBreak="0">
     <w:nsid w:val="6C80498A"/>
     <w:multiLevelType w:val="hybridMultilevel"/>
     <w:tmpl w:val="422E2D16"/>
@@ -19585,7 +19683,7 @@
       </w:pPr>
     </w:lvl>
   </w:abstractNum>
-  <w:abstractNum w:abstractNumId="6" w15:restartNumberingAfterBreak="0">
+  <w:abstractNum w:abstractNumId="8" w15:restartNumberingAfterBreak="0">
     <w:nsid w:val="6EA8020C"/>
     <w:multiLevelType w:val="hybridMultilevel"/>
     <w:tmpl w:val="5E2C2FEC"/>
@@ -19674,7 +19772,7 @@
       </w:pPr>
     </w:lvl>
   </w:abstractNum>
-  <w:abstractNum w:abstractNumId="7" w15:restartNumberingAfterBreak="0">
+  <w:abstractNum w:abstractNumId="9" w15:restartNumberingAfterBreak="0">
     <w:nsid w:val="6F3B6D5F"/>
     <w:multiLevelType w:val="hybridMultilevel"/>
     <w:tmpl w:val="3C107F3C"/>
@@ -19787,7 +19885,7 @@
       </w:rPr>
     </w:lvl>
   </w:abstractNum>
-  <w:abstractNum w:abstractNumId="8" w15:restartNumberingAfterBreak="0">
+  <w:abstractNum w:abstractNumId="10" w15:restartNumberingAfterBreak="0">
     <w:nsid w:val="7A6F3718"/>
     <w:multiLevelType w:val="multilevel"/>
     <w:tmpl w:val="C2C0D8DC"/>
@@ -19905,16 +20003,16 @@
     </w:lvl>
   </w:abstractNum>
   <w:num w:numId="1" w16cid:durableId="1169634065">
-    <w:abstractNumId w:val="4"/>
+    <w:abstractNumId w:val="6"/>
   </w:num>
   <w:num w:numId="2" w16cid:durableId="1219901139">
-    <w:abstractNumId w:val="6"/>
+    <w:abstractNumId w:val="8"/>
   </w:num>
   <w:num w:numId="3" w16cid:durableId="79329783">
     <w:abstractNumId w:val="0"/>
   </w:num>
   <w:num w:numId="4" w16cid:durableId="648637825">
-    <w:abstractNumId w:val="3"/>
+    <w:abstractNumId w:val="4"/>
   </w:num>
   <w:num w:numId="5" w16cid:durableId="2088501448">
     <w:abstractNumId w:val="2"/>
@@ -19923,13 +20021,19 @@
     <w:abstractNumId w:val="1"/>
   </w:num>
   <w:num w:numId="7" w16cid:durableId="751926162">
+    <w:abstractNumId w:val="7"/>
+  </w:num>
+  <w:num w:numId="8" w16cid:durableId="2111006389">
+    <w:abstractNumId w:val="10"/>
+  </w:num>
+  <w:num w:numId="9" w16cid:durableId="1881552782">
+    <w:abstractNumId w:val="9"/>
+  </w:num>
+  <w:num w:numId="10" w16cid:durableId="1028916666">
     <w:abstractNumId w:val="5"/>
   </w:num>
-  <w:num w:numId="8" w16cid:durableId="2111006389">
-    <w:abstractNumId w:val="8"/>
-  </w:num>
-  <w:num w:numId="9" w16cid:durableId="1881552782">
-    <w:abstractNumId w:val="7"/>
+  <w:num w:numId="11" w16cid:durableId="1034573848">
+    <w:abstractNumId w:val="3"/>
   </w:num>
 </w:numbering>
 </file>
@@ -20534,7 +20638,6 @@
   <w:style w:type="character" w:default="1" w:styleId="Fuentedeprrafopredeter">
     <w:name w:val="Default Paragraph Font"/>
     <w:uiPriority w:val="1"/>
-    <w:semiHidden/>
     <w:unhideWhenUsed/>
   </w:style>
   <w:style w:type="table" w:default="1" w:styleId="Tablanormal">
